--- a/Docs/Marginal Planet’s Mini World游戏需求说明书.docx
+++ b/Docs/Marginal Planet’s Mini World游戏需求说明书.docx
@@ -9,7 +9,7 @@
         <w:jc w:val="center"/>
         <w:rPr>
           <w:rStyle w:val="s2"/>
-          <w:rFonts w:asciiTheme="minorHAnsi" w:eastAsiaTheme="minorHAnsi" w:hAnsiTheme="minorHAnsi" w:cs="Arial"/>
+          <w:rFonts w:asciiTheme="minorHAnsi" w:eastAsiaTheme="minorHAnsi" w:hAnsiTheme="minorHAnsi" w:cs="Arial" w:hint="eastAsia"/>
           <w:b/>
           <w:bCs/>
           <w:color w:val="000000"/>
@@ -61,7 +61,7 @@
         <w:jc w:val="center"/>
         <w:rPr>
           <w:rStyle w:val="s2"/>
-          <w:rFonts w:ascii="黑体" w:eastAsia="黑体" w:hAnsi="黑体" w:cs="Arial"/>
+          <w:rFonts w:ascii="黑体" w:eastAsia="黑体" w:hAnsi="黑体" w:cs="Arial" w:hint="eastAsia"/>
           <w:b/>
           <w:bCs/>
           <w:color w:val="000000"/>
@@ -124,7 +124,7 @@
               <w:widowControl/>
               <w:rPr>
                 <w:rStyle w:val="s2"/>
-                <w:rFonts w:asciiTheme="minorEastAsia" w:hAnsiTheme="minorEastAsia" w:cs="Arial"/>
+                <w:rFonts w:asciiTheme="minorEastAsia" w:hAnsiTheme="minorEastAsia" w:cs="Arial" w:hint="eastAsia"/>
                 <w:color w:val="000000"/>
                 <w:kern w:val="0"/>
                 <w:sz w:val="24"/>
@@ -156,7 +156,7 @@
               <w:widowControl/>
               <w:rPr>
                 <w:rStyle w:val="s2"/>
-                <w:rFonts w:asciiTheme="minorEastAsia" w:hAnsiTheme="minorEastAsia" w:cs="Arial"/>
+                <w:rFonts w:asciiTheme="minorEastAsia" w:hAnsiTheme="minorEastAsia" w:cs="Arial" w:hint="eastAsia"/>
                 <w:color w:val="000000"/>
                 <w:kern w:val="0"/>
                 <w:sz w:val="20"/>
@@ -188,7 +188,7 @@
               <w:widowControl/>
               <w:rPr>
                 <w:rStyle w:val="s2"/>
-                <w:rFonts w:asciiTheme="minorEastAsia" w:hAnsiTheme="minorEastAsia" w:cs="Arial"/>
+                <w:rFonts w:asciiTheme="minorEastAsia" w:hAnsiTheme="minorEastAsia" w:cs="Arial" w:hint="eastAsia"/>
                 <w:color w:val="000000"/>
                 <w:kern w:val="0"/>
                 <w:sz w:val="20"/>
@@ -220,7 +220,7 @@
               <w:widowControl/>
               <w:rPr>
                 <w:rStyle w:val="s2"/>
-                <w:rFonts w:asciiTheme="minorEastAsia" w:hAnsiTheme="minorEastAsia" w:cs="Arial"/>
+                <w:rFonts w:asciiTheme="minorEastAsia" w:hAnsiTheme="minorEastAsia" w:cs="Arial" w:hint="eastAsia"/>
                 <w:color w:val="000000"/>
                 <w:kern w:val="0"/>
                 <w:sz w:val="20"/>
@@ -252,7 +252,7 @@
               <w:widowControl/>
               <w:rPr>
                 <w:rStyle w:val="s2"/>
-                <w:rFonts w:asciiTheme="minorEastAsia" w:hAnsiTheme="minorEastAsia" w:cs="Arial"/>
+                <w:rFonts w:asciiTheme="minorEastAsia" w:hAnsiTheme="minorEastAsia" w:cs="Arial" w:hint="eastAsia"/>
                 <w:color w:val="000000"/>
                 <w:kern w:val="0"/>
                 <w:sz w:val="20"/>
@@ -285,7 +285,7 @@
               <w:widowControl/>
               <w:rPr>
                 <w:rStyle w:val="s2"/>
-                <w:rFonts w:asciiTheme="minorEastAsia" w:hAnsiTheme="minorEastAsia" w:cs="Arial"/>
+                <w:rFonts w:asciiTheme="minorEastAsia" w:hAnsiTheme="minorEastAsia" w:cs="Arial" w:hint="eastAsia"/>
                 <w:color w:val="000000"/>
                 <w:kern w:val="0"/>
                 <w:sz w:val="20"/>
@@ -317,7 +317,7 @@
               <w:jc w:val="center"/>
               <w:rPr>
                 <w:rStyle w:val="s2"/>
-                <w:rFonts w:asciiTheme="minorEastAsia" w:hAnsiTheme="minorEastAsia" w:cs="Arial"/>
+                <w:rFonts w:asciiTheme="minorEastAsia" w:hAnsiTheme="minorEastAsia" w:cs="Arial" w:hint="eastAsia"/>
                 <w:color w:val="000000"/>
                 <w:kern w:val="0"/>
                 <w:sz w:val="20"/>
@@ -348,7 +348,7 @@
               <w:widowControl/>
               <w:rPr>
                 <w:rStyle w:val="s2"/>
-                <w:rFonts w:asciiTheme="minorEastAsia" w:hAnsiTheme="minorEastAsia" w:cs="Arial"/>
+                <w:rFonts w:asciiTheme="minorEastAsia" w:hAnsiTheme="minorEastAsia" w:cs="Arial" w:hint="eastAsia"/>
                 <w:color w:val="000000"/>
                 <w:kern w:val="0"/>
                 <w:sz w:val="20"/>
@@ -379,7 +379,7 @@
               <w:widowControl/>
               <w:rPr>
                 <w:rStyle w:val="s2"/>
-                <w:rFonts w:asciiTheme="minorEastAsia" w:hAnsiTheme="minorEastAsia" w:cs="Arial"/>
+                <w:rFonts w:asciiTheme="minorEastAsia" w:hAnsiTheme="minorEastAsia" w:cs="Arial" w:hint="eastAsia"/>
                 <w:color w:val="000000"/>
                 <w:kern w:val="0"/>
                 <w:sz w:val="20"/>
@@ -412,7 +412,7 @@
               <w:widowControl/>
               <w:rPr>
                 <w:rStyle w:val="s2"/>
-                <w:rFonts w:asciiTheme="minorEastAsia" w:hAnsiTheme="minorEastAsia" w:cs="Arial"/>
+                <w:rFonts w:asciiTheme="minorEastAsia" w:hAnsiTheme="minorEastAsia" w:cs="Arial" w:hint="eastAsia"/>
                 <w:color w:val="000000"/>
                 <w:kern w:val="0"/>
                 <w:sz w:val="20"/>
@@ -444,7 +444,7 @@
               <w:jc w:val="center"/>
               <w:rPr>
                 <w:rStyle w:val="s2"/>
-                <w:rFonts w:asciiTheme="minorEastAsia" w:hAnsiTheme="minorEastAsia" w:cs="Arial"/>
+                <w:rFonts w:asciiTheme="minorEastAsia" w:hAnsiTheme="minorEastAsia" w:cs="Arial" w:hint="eastAsia"/>
                 <w:color w:val="000000"/>
                 <w:kern w:val="0"/>
                 <w:sz w:val="20"/>
@@ -475,7 +475,7 @@
               <w:widowControl/>
               <w:rPr>
                 <w:rStyle w:val="s2"/>
-                <w:rFonts w:asciiTheme="minorEastAsia" w:hAnsiTheme="minorEastAsia" w:cs="Arial"/>
+                <w:rFonts w:asciiTheme="minorEastAsia" w:hAnsiTheme="minorEastAsia" w:cs="Arial" w:hint="eastAsia"/>
                 <w:color w:val="000000"/>
                 <w:kern w:val="0"/>
                 <w:sz w:val="20"/>
@@ -506,7 +506,7 @@
               <w:widowControl/>
               <w:rPr>
                 <w:rStyle w:val="s2"/>
-                <w:rFonts w:asciiTheme="minorEastAsia" w:hAnsiTheme="minorEastAsia" w:cs="Arial"/>
+                <w:rFonts w:asciiTheme="minorEastAsia" w:hAnsiTheme="minorEastAsia" w:cs="Arial" w:hint="eastAsia"/>
                 <w:color w:val="000000"/>
                 <w:kern w:val="0"/>
                 <w:sz w:val="20"/>
@@ -539,7 +539,7 @@
               <w:widowControl/>
               <w:rPr>
                 <w:rStyle w:val="s2"/>
-                <w:rFonts w:asciiTheme="minorEastAsia" w:hAnsiTheme="minorEastAsia" w:cs="Arial"/>
+                <w:rFonts w:asciiTheme="minorEastAsia" w:hAnsiTheme="minorEastAsia" w:cs="Arial" w:hint="eastAsia"/>
                 <w:color w:val="000000"/>
                 <w:kern w:val="0"/>
                 <w:sz w:val="20"/>
@@ -571,7 +571,7 @@
               <w:jc w:val="center"/>
               <w:rPr>
                 <w:rStyle w:val="s2"/>
-                <w:rFonts w:asciiTheme="minorEastAsia" w:hAnsiTheme="minorEastAsia" w:cs="Arial"/>
+                <w:rFonts w:asciiTheme="minorEastAsia" w:hAnsiTheme="minorEastAsia" w:cs="Arial" w:hint="eastAsia"/>
                 <w:color w:val="000000"/>
                 <w:kern w:val="0"/>
                 <w:sz w:val="20"/>
@@ -602,7 +602,7 @@
               <w:widowControl/>
               <w:rPr>
                 <w:rStyle w:val="s2"/>
-                <w:rFonts w:asciiTheme="minorEastAsia" w:hAnsiTheme="minorEastAsia" w:cs="Arial"/>
+                <w:rFonts w:asciiTheme="minorEastAsia" w:hAnsiTheme="minorEastAsia" w:cs="Arial" w:hint="eastAsia"/>
                 <w:color w:val="000000"/>
                 <w:kern w:val="0"/>
                 <w:sz w:val="20"/>
@@ -660,7 +660,7 @@
               <w:widowControl/>
               <w:rPr>
                 <w:rStyle w:val="s2"/>
-                <w:rFonts w:asciiTheme="minorEastAsia" w:hAnsiTheme="minorEastAsia" w:cs="Arial"/>
+                <w:rFonts w:asciiTheme="minorEastAsia" w:hAnsiTheme="minorEastAsia" w:cs="Arial" w:hint="eastAsia"/>
                 <w:color w:val="000000"/>
                 <w:kern w:val="0"/>
                 <w:sz w:val="20"/>
@@ -693,7 +693,7 @@
               <w:widowControl/>
               <w:rPr>
                 <w:rStyle w:val="s2"/>
-                <w:rFonts w:asciiTheme="minorEastAsia" w:hAnsiTheme="minorEastAsia" w:cs="Arial"/>
+                <w:rFonts w:asciiTheme="minorEastAsia" w:hAnsiTheme="minorEastAsia" w:cs="Arial" w:hint="eastAsia"/>
                 <w:color w:val="000000"/>
                 <w:kern w:val="0"/>
                 <w:sz w:val="20"/>
@@ -725,7 +725,7 @@
               <w:jc w:val="center"/>
               <w:rPr>
                 <w:rStyle w:val="s2"/>
-                <w:rFonts w:asciiTheme="minorEastAsia" w:hAnsiTheme="minorEastAsia" w:cs="Arial"/>
+                <w:rFonts w:asciiTheme="minorEastAsia" w:hAnsiTheme="minorEastAsia" w:cs="Arial" w:hint="eastAsia"/>
                 <w:color w:val="000000"/>
                 <w:kern w:val="0"/>
                 <w:sz w:val="20"/>
@@ -817,7 +817,7 @@
         <w:spacing w:after="0" w:line="240" w:lineRule="auto"/>
         <w:rPr>
           <w:rStyle w:val="s2"/>
-          <w:rFonts w:asciiTheme="minorEastAsia" w:hAnsiTheme="minorEastAsia" w:cs="Arial"/>
+          <w:rFonts w:asciiTheme="minorEastAsia" w:hAnsiTheme="minorEastAsia" w:cs="Arial" w:hint="eastAsia"/>
           <w:color w:val="000000"/>
           <w:kern w:val="0"/>
           <w:sz w:val="16"/>
@@ -896,7 +896,7 @@
         <w:pStyle w:val="s5"/>
         <w:spacing w:before="285" w:beforeAutospacing="0" w:after="105" w:afterAutospacing="0"/>
         <w:rPr>
-          <w:rFonts w:ascii="DengXian" w:eastAsia="DengXian" w:hAnsi="DengXian"/>
+          <w:rFonts w:ascii="等线" w:eastAsia="等线" w:hAnsi="等线" w:hint="eastAsia"/>
           <w:b/>
           <w:bCs/>
           <w:color w:val="000000"/>
@@ -907,7 +907,7 @@
       <w:r>
         <w:rPr>
           <w:rStyle w:val="s4"/>
-          <w:rFonts w:ascii="DengXian" w:eastAsia="DengXian" w:hAnsi="DengXian" w:cs="Arial"/>
+          <w:rFonts w:ascii="等线" w:eastAsia="等线" w:hAnsi="等线" w:cs="Arial"/>
           <w:b/>
           <w:bCs/>
           <w:color w:val="000000"/>
@@ -923,7 +923,7 @@
         <w:pStyle w:val="s7"/>
         <w:spacing w:before="240" w:beforeAutospacing="0" w:after="90" w:afterAutospacing="0"/>
         <w:rPr>
-          <w:rFonts w:ascii="DengXian" w:eastAsia="DengXian" w:hAnsi="DengXian"/>
+          <w:rFonts w:ascii="等线" w:eastAsia="等线" w:hAnsi="等线" w:hint="eastAsia"/>
           <w:b/>
           <w:bCs/>
           <w:color w:val="000000"/>
@@ -934,7 +934,7 @@
       <w:r>
         <w:rPr>
           <w:rStyle w:val="bumpedfont15"/>
-          <w:rFonts w:ascii="DengXian" w:eastAsia="DengXian" w:hAnsi="DengXian" w:cs="Arial"/>
+          <w:rFonts w:ascii="等线" w:eastAsia="等线" w:hAnsi="等线" w:cs="Arial"/>
           <w:b/>
           <w:bCs/>
           <w:color w:val="000000"/>
@@ -950,16 +950,16 @@
         <w:spacing w:before="90" w:beforeAutospacing="0" w:after="90" w:afterAutospacing="0"/>
         <w:rPr>
           <w:rStyle w:val="bumpedfont15"/>
-          <w:rFonts w:ascii="DengXian" w:eastAsia="DengXian" w:hAnsi="DengXian" w:cs="Arial"/>
-          <w:color w:val="000000"/>
-          <w:sz w:val="26"/>
-          <w:szCs w:val="26"/>
-        </w:rPr>
-      </w:pPr>
-      <w:r>
-        <w:rPr>
-          <w:rStyle w:val="bumpedfont15"/>
-          <w:rFonts w:ascii="DengXian" w:eastAsia="DengXian" w:hAnsi="DengXian" w:cs="Arial" w:hint="eastAsia"/>
+          <w:rFonts w:ascii="等线" w:eastAsia="等线" w:hAnsi="等线" w:cs="Arial" w:hint="eastAsia"/>
+          <w:color w:val="000000"/>
+          <w:sz w:val="26"/>
+          <w:szCs w:val="26"/>
+        </w:rPr>
+      </w:pPr>
+      <w:r>
+        <w:rPr>
+          <w:rStyle w:val="bumpedfont15"/>
+          <w:rFonts w:ascii="等线" w:eastAsia="等线" w:hAnsi="等线" w:cs="Arial" w:hint="eastAsia"/>
           <w:color w:val="000000"/>
           <w:sz w:val="26"/>
           <w:szCs w:val="26"/>
@@ -973,15 +973,15 @@
         <w:spacing w:before="90" w:beforeAutospacing="0" w:after="90" w:afterAutospacing="0"/>
         <w:rPr>
           <w:rStyle w:val="bumpedfont15"/>
-          <w:rFonts w:ascii="DengXian" w:eastAsia="DengXian" w:hAnsi="DengXian" w:cs="Arial"/>
-          <w:sz w:val="26"/>
-          <w:szCs w:val="26"/>
-        </w:rPr>
-      </w:pPr>
-      <w:r>
-        <w:rPr>
-          <w:rStyle w:val="bumpedfont15"/>
-          <w:rFonts w:ascii="DengXian" w:eastAsia="DengXian" w:hAnsi="DengXian" w:cs="Arial"/>
+          <w:rFonts w:ascii="等线" w:eastAsia="等线" w:hAnsi="等线" w:cs="Arial" w:hint="eastAsia"/>
+          <w:sz w:val="26"/>
+          <w:szCs w:val="26"/>
+        </w:rPr>
+      </w:pPr>
+      <w:r>
+        <w:rPr>
+          <w:rStyle w:val="bumpedfont15"/>
+          <w:rFonts w:ascii="等线" w:eastAsia="等线" w:hAnsi="等线" w:cs="Arial"/>
           <w:color w:val="000000"/>
           <w:sz w:val="26"/>
           <w:szCs w:val="26"/>
@@ -991,7 +991,7 @@
       <w:r>
         <w:rPr>
           <w:rStyle w:val="bumpedfont15"/>
-          <w:rFonts w:ascii="DengXian" w:eastAsia="DengXian" w:hAnsi="DengXian" w:cs="Arial" w:hint="eastAsia"/>
+          <w:rFonts w:ascii="等线" w:eastAsia="等线" w:hAnsi="等线" w:cs="Arial" w:hint="eastAsia"/>
           <w:color w:val="000000"/>
           <w:sz w:val="26"/>
           <w:szCs w:val="26"/>
@@ -1001,7 +1001,7 @@
       <w:r>
         <w:rPr>
           <w:rStyle w:val="bumpedfont15"/>
-          <w:rFonts w:ascii="DengXian" w:eastAsia="DengXian" w:hAnsi="DengXian" w:cs="Arial"/>
+          <w:rFonts w:ascii="等线" w:eastAsia="等线" w:hAnsi="等线" w:cs="Arial"/>
           <w:color w:val="000000"/>
           <w:sz w:val="26"/>
           <w:szCs w:val="26"/>
@@ -1015,7 +1015,7 @@
         <w:spacing w:before="240" w:beforeAutospacing="0" w:after="90" w:afterAutospacing="0"/>
         <w:rPr>
           <w:rStyle w:val="bumpedfont15"/>
-          <w:rFonts w:cs="Arial"/>
+          <w:rFonts w:cs="Arial" w:hint="eastAsia"/>
           <w:b/>
           <w:bCs/>
           <w:sz w:val="36"/>
@@ -1025,7 +1025,7 @@
       <w:r>
         <w:rPr>
           <w:rStyle w:val="bumpedfont15"/>
-          <w:rFonts w:ascii="DengXian" w:eastAsia="DengXian" w:hAnsi="DengXian" w:cs="Arial"/>
+          <w:rFonts w:ascii="等线" w:eastAsia="等线" w:hAnsi="等线" w:cs="Arial"/>
           <w:b/>
           <w:bCs/>
           <w:color w:val="000000"/>
@@ -1040,7 +1040,7 @@
         <w:pStyle w:val="s9"/>
         <w:spacing w:before="90" w:beforeAutospacing="0" w:after="90" w:afterAutospacing="0"/>
         <w:rPr>
-          <w:rFonts w:ascii="DengXian" w:eastAsia="DengXian" w:hAnsi="DengXian"/>
+          <w:rFonts w:ascii="等线" w:eastAsia="等线" w:hAnsi="等线" w:hint="eastAsia"/>
           <w:color w:val="000000"/>
           <w:sz w:val="27"/>
           <w:szCs w:val="27"/>
@@ -1049,7 +1049,7 @@
       <w:r>
         <w:rPr>
           <w:rStyle w:val="bumpedfont15"/>
-          <w:rFonts w:ascii="DengXian" w:eastAsia="DengXian" w:hAnsi="DengXian" w:cs="Arial"/>
+          <w:rFonts w:ascii="等线" w:eastAsia="等线" w:hAnsi="等线" w:cs="Arial"/>
           <w:color w:val="000000"/>
           <w:sz w:val="26"/>
           <w:szCs w:val="26"/>
@@ -1062,7 +1062,7 @@
         <w:pStyle w:val="s9"/>
         <w:spacing w:before="90" w:beforeAutospacing="0" w:after="90" w:afterAutospacing="0"/>
         <w:rPr>
-          <w:rFonts w:ascii="DengXian" w:eastAsia="DengXian" w:hAnsi="DengXian"/>
+          <w:rFonts w:ascii="等线" w:eastAsia="等线" w:hAnsi="等线" w:hint="eastAsia"/>
           <w:color w:val="000000"/>
           <w:sz w:val="27"/>
           <w:szCs w:val="27"/>
@@ -1071,7 +1071,7 @@
       <w:r>
         <w:rPr>
           <w:rStyle w:val="bumpedfont15"/>
-          <w:rFonts w:ascii="DengXian" w:eastAsia="DengXian" w:hAnsi="DengXian" w:cs="Arial"/>
+          <w:rFonts w:ascii="等线" w:eastAsia="等线" w:hAnsi="等线" w:cs="Arial"/>
           <w:color w:val="000000"/>
           <w:sz w:val="26"/>
           <w:szCs w:val="26"/>
@@ -1084,7 +1084,7 @@
         <w:pStyle w:val="s9"/>
         <w:spacing w:before="90" w:beforeAutospacing="0" w:after="90" w:afterAutospacing="0"/>
         <w:rPr>
-          <w:rFonts w:ascii="DengXian" w:eastAsia="DengXian" w:hAnsi="DengXian"/>
+          <w:rFonts w:ascii="等线" w:eastAsia="等线" w:hAnsi="等线" w:hint="eastAsia"/>
           <w:color w:val="000000"/>
           <w:sz w:val="27"/>
           <w:szCs w:val="27"/>
@@ -1093,7 +1093,7 @@
       <w:r>
         <w:rPr>
           <w:rStyle w:val="bumpedfont15"/>
-          <w:rFonts w:ascii="DengXian" w:eastAsia="DengXian" w:hAnsi="DengXian" w:cs="Arial"/>
+          <w:rFonts w:ascii="等线" w:eastAsia="等线" w:hAnsi="等线" w:cs="Arial"/>
           <w:color w:val="000000"/>
           <w:sz w:val="26"/>
           <w:szCs w:val="26"/>
@@ -1103,7 +1103,7 @@
       <w:r>
         <w:rPr>
           <w:rStyle w:val="bumpedfont15"/>
-          <w:rFonts w:ascii="DengXian" w:eastAsia="DengXian" w:hAnsi="DengXian" w:cs="Arial" w:hint="eastAsia"/>
+          <w:rFonts w:ascii="等线" w:eastAsia="等线" w:hAnsi="等线" w:cs="Arial" w:hint="eastAsia"/>
           <w:color w:val="000000"/>
           <w:sz w:val="26"/>
           <w:szCs w:val="26"/>
@@ -1113,7 +1113,7 @@
       <w:r>
         <w:rPr>
           <w:rStyle w:val="bumpedfont15"/>
-          <w:rFonts w:ascii="DengXian" w:eastAsia="DengXian" w:hAnsi="DengXian" w:cs="Arial"/>
+          <w:rFonts w:ascii="等线" w:eastAsia="等线" w:hAnsi="等线" w:cs="Arial"/>
           <w:color w:val="000000"/>
           <w:sz w:val="26"/>
           <w:szCs w:val="26"/>
@@ -1127,7 +1127,7 @@
         <w:spacing w:before="240" w:beforeAutospacing="0" w:after="90" w:afterAutospacing="0"/>
         <w:rPr>
           <w:rStyle w:val="bumpedfont15"/>
-          <w:rFonts w:cs="Arial"/>
+          <w:rFonts w:cs="Arial" w:hint="eastAsia"/>
           <w:b/>
           <w:bCs/>
           <w:sz w:val="36"/>
@@ -1137,7 +1137,7 @@
       <w:r>
         <w:rPr>
           <w:rStyle w:val="bumpedfont15"/>
-          <w:rFonts w:ascii="DengXian" w:eastAsia="DengXian" w:hAnsi="DengXian" w:cs="Arial"/>
+          <w:rFonts w:ascii="等线" w:eastAsia="等线" w:hAnsi="等线" w:cs="Arial"/>
           <w:b/>
           <w:bCs/>
           <w:color w:val="000000"/>
@@ -1152,7 +1152,7 @@
         <w:pStyle w:val="s9"/>
         <w:spacing w:before="90" w:beforeAutospacing="0" w:after="90" w:afterAutospacing="0"/>
         <w:rPr>
-          <w:rFonts w:ascii="DengXian" w:eastAsia="DengXian" w:hAnsi="DengXian"/>
+          <w:rFonts w:ascii="等线" w:eastAsia="等线" w:hAnsi="等线" w:hint="eastAsia"/>
           <w:color w:val="000000"/>
           <w:sz w:val="27"/>
           <w:szCs w:val="27"/>
@@ -1161,7 +1161,7 @@
       <w:r>
         <w:rPr>
           <w:rStyle w:val="bumpedfont15"/>
-          <w:rFonts w:ascii="DengXian" w:eastAsia="DengXian" w:hAnsi="DengXian" w:cs="Arial"/>
+          <w:rFonts w:ascii="等线" w:eastAsia="等线" w:hAnsi="等线" w:cs="Arial"/>
           <w:color w:val="000000"/>
           <w:sz w:val="26"/>
           <w:szCs w:val="26"/>
@@ -1174,7 +1174,7 @@
         <w:pStyle w:val="s9"/>
         <w:spacing w:before="90" w:beforeAutospacing="0" w:after="90" w:afterAutospacing="0"/>
         <w:rPr>
-          <w:rFonts w:ascii="DengXian" w:eastAsia="DengXian" w:hAnsi="DengXian"/>
+          <w:rFonts w:ascii="等线" w:eastAsia="等线" w:hAnsi="等线" w:hint="eastAsia"/>
           <w:color w:val="000000"/>
           <w:sz w:val="27"/>
           <w:szCs w:val="27"/>
@@ -1183,7 +1183,7 @@
       <w:r>
         <w:rPr>
           <w:rStyle w:val="bumpedfont15"/>
-          <w:rFonts w:ascii="DengXian" w:eastAsia="DengXian" w:hAnsi="DengXian" w:cs="Arial"/>
+          <w:rFonts w:ascii="等线" w:eastAsia="等线" w:hAnsi="等线" w:cs="Arial"/>
           <w:color w:val="000000"/>
           <w:sz w:val="26"/>
           <w:szCs w:val="26"/>
@@ -1196,7 +1196,7 @@
         <w:pStyle w:val="s9"/>
         <w:spacing w:before="90" w:beforeAutospacing="0" w:after="90" w:afterAutospacing="0"/>
         <w:rPr>
-          <w:rFonts w:ascii="DengXian" w:eastAsia="DengXian" w:hAnsi="DengXian"/>
+          <w:rFonts w:ascii="等线" w:eastAsia="等线" w:hAnsi="等线" w:hint="eastAsia"/>
           <w:color w:val="000000"/>
           <w:sz w:val="27"/>
           <w:szCs w:val="27"/>
@@ -1205,7 +1205,7 @@
       <w:r>
         <w:rPr>
           <w:rStyle w:val="bumpedfont15"/>
-          <w:rFonts w:ascii="DengXian" w:eastAsia="DengXian" w:hAnsi="DengXian" w:cs="Arial"/>
+          <w:rFonts w:ascii="等线" w:eastAsia="等线" w:hAnsi="等线" w:cs="Arial"/>
           <w:color w:val="000000"/>
           <w:sz w:val="26"/>
           <w:szCs w:val="26"/>
@@ -1218,7 +1218,7 @@
         <w:pStyle w:val="s9"/>
         <w:spacing w:before="90" w:beforeAutospacing="0" w:after="90" w:afterAutospacing="0"/>
         <w:rPr>
-          <w:rFonts w:ascii="DengXian" w:eastAsia="DengXian" w:hAnsi="DengXian"/>
+          <w:rFonts w:ascii="等线" w:eastAsia="等线" w:hAnsi="等线" w:hint="eastAsia"/>
           <w:color w:val="000000"/>
           <w:sz w:val="27"/>
           <w:szCs w:val="27"/>
@@ -1227,7 +1227,7 @@
       <w:r>
         <w:rPr>
           <w:rStyle w:val="bumpedfont15"/>
-          <w:rFonts w:ascii="DengXian" w:eastAsia="DengXian" w:hAnsi="DengXian" w:cs="Arial"/>
+          <w:rFonts w:ascii="等线" w:eastAsia="等线" w:hAnsi="等线" w:cs="Arial"/>
           <w:color w:val="000000"/>
           <w:sz w:val="26"/>
           <w:szCs w:val="26"/>
@@ -1241,7 +1241,7 @@
         <w:spacing w:before="240" w:beforeAutospacing="0" w:after="90" w:afterAutospacing="0"/>
         <w:rPr>
           <w:rStyle w:val="bumpedfont15"/>
-          <w:rFonts w:cs="Arial"/>
+          <w:rFonts w:cs="Arial" w:hint="eastAsia"/>
           <w:b/>
           <w:bCs/>
           <w:sz w:val="36"/>
@@ -1251,7 +1251,7 @@
       <w:r>
         <w:rPr>
           <w:rStyle w:val="bumpedfont15"/>
-          <w:rFonts w:ascii="DengXian" w:eastAsia="DengXian" w:hAnsi="DengXian" w:cs="Arial"/>
+          <w:rFonts w:ascii="等线" w:eastAsia="等线" w:hAnsi="等线" w:cs="Arial"/>
           <w:b/>
           <w:bCs/>
           <w:color w:val="000000"/>
@@ -1266,7 +1266,7 @@
         <w:pStyle w:val="s9"/>
         <w:spacing w:before="90" w:beforeAutospacing="0" w:after="90" w:afterAutospacing="0"/>
         <w:rPr>
-          <w:rFonts w:ascii="DengXian" w:eastAsia="DengXian" w:hAnsi="DengXian"/>
+          <w:rFonts w:ascii="等线" w:eastAsia="等线" w:hAnsi="等线" w:hint="eastAsia"/>
           <w:color w:val="000000"/>
           <w:sz w:val="27"/>
           <w:szCs w:val="27"/>
@@ -1275,7 +1275,7 @@
       <w:r>
         <w:rPr>
           <w:rStyle w:val="bumpedfont15"/>
-          <w:rFonts w:ascii="DengXian" w:eastAsia="DengXian" w:hAnsi="DengXian" w:cs="Arial"/>
+          <w:rFonts w:ascii="等线" w:eastAsia="等线" w:hAnsi="等线" w:cs="Arial"/>
           <w:color w:val="000000"/>
           <w:sz w:val="26"/>
           <w:szCs w:val="26"/>
@@ -1288,7 +1288,7 @@
         <w:pStyle w:val="s9"/>
         <w:spacing w:before="90" w:beforeAutospacing="0" w:after="90" w:afterAutospacing="0"/>
         <w:rPr>
-          <w:rFonts w:ascii="DengXian" w:eastAsia="DengXian" w:hAnsi="DengXian"/>
+          <w:rFonts w:ascii="等线" w:eastAsia="等线" w:hAnsi="等线" w:hint="eastAsia"/>
           <w:color w:val="000000"/>
           <w:sz w:val="27"/>
           <w:szCs w:val="27"/>
@@ -1297,7 +1297,7 @@
       <w:r>
         <w:rPr>
           <w:rStyle w:val="bumpedfont15"/>
-          <w:rFonts w:ascii="DengXian" w:eastAsia="DengXian" w:hAnsi="DengXian" w:cs="Arial"/>
+          <w:rFonts w:ascii="等线" w:eastAsia="等线" w:hAnsi="等线" w:cs="Arial"/>
           <w:color w:val="000000"/>
           <w:sz w:val="26"/>
           <w:szCs w:val="26"/>
@@ -1310,7 +1310,7 @@
         <w:pStyle w:val="s9"/>
         <w:spacing w:before="90" w:beforeAutospacing="0" w:after="90" w:afterAutospacing="0"/>
         <w:rPr>
-          <w:rFonts w:ascii="DengXian" w:eastAsia="DengXian" w:hAnsi="DengXian"/>
+          <w:rFonts w:ascii="等线" w:eastAsia="等线" w:hAnsi="等线" w:hint="eastAsia"/>
           <w:color w:val="000000"/>
           <w:sz w:val="27"/>
           <w:szCs w:val="27"/>
@@ -1319,7 +1319,7 @@
       <w:r>
         <w:rPr>
           <w:rStyle w:val="bumpedfont15"/>
-          <w:rFonts w:ascii="DengXian" w:eastAsia="DengXian" w:hAnsi="DengXian" w:cs="Arial"/>
+          <w:rFonts w:ascii="等线" w:eastAsia="等线" w:hAnsi="等线" w:cs="Arial"/>
           <w:color w:val="000000"/>
           <w:sz w:val="26"/>
           <w:szCs w:val="26"/>
@@ -1332,7 +1332,7 @@
         <w:pStyle w:val="s9"/>
         <w:spacing w:before="90" w:beforeAutospacing="0" w:after="90" w:afterAutospacing="0"/>
         <w:rPr>
-          <w:rFonts w:ascii="DengXian" w:eastAsia="DengXian" w:hAnsi="DengXian"/>
+          <w:rFonts w:ascii="等线" w:eastAsia="等线" w:hAnsi="等线" w:hint="eastAsia"/>
           <w:color w:val="000000"/>
           <w:sz w:val="27"/>
           <w:szCs w:val="27"/>
@@ -1341,7 +1341,7 @@
       <w:r>
         <w:rPr>
           <w:rStyle w:val="bumpedfont15"/>
-          <w:rFonts w:ascii="DengXian" w:eastAsia="DengXian" w:hAnsi="DengXian" w:cs="Arial"/>
+          <w:rFonts w:ascii="等线" w:eastAsia="等线" w:hAnsi="等线" w:cs="Arial"/>
           <w:color w:val="000000"/>
           <w:sz w:val="26"/>
           <w:szCs w:val="26"/>
@@ -1354,7 +1354,7 @@
         <w:pStyle w:val="s9"/>
         <w:spacing w:before="90" w:beforeAutospacing="0" w:after="90" w:afterAutospacing="0"/>
         <w:rPr>
-          <w:rFonts w:ascii="DengXian" w:eastAsia="DengXian" w:hAnsi="DengXian"/>
+          <w:rFonts w:ascii="等线" w:eastAsia="等线" w:hAnsi="等线" w:hint="eastAsia"/>
           <w:color w:val="000000"/>
           <w:sz w:val="27"/>
           <w:szCs w:val="27"/>
@@ -1363,7 +1363,7 @@
       <w:r>
         <w:rPr>
           <w:rStyle w:val="bumpedfont15"/>
-          <w:rFonts w:ascii="DengXian" w:eastAsia="DengXian" w:hAnsi="DengXian" w:cs="Arial"/>
+          <w:rFonts w:ascii="等线" w:eastAsia="等线" w:hAnsi="等线" w:cs="Arial"/>
           <w:color w:val="000000"/>
           <w:sz w:val="26"/>
           <w:szCs w:val="26"/>
@@ -1376,7 +1376,7 @@
         <w:pStyle w:val="s9"/>
         <w:spacing w:before="90" w:beforeAutospacing="0" w:after="90" w:afterAutospacing="0"/>
         <w:rPr>
-          <w:rFonts w:ascii="DengXian" w:eastAsia="DengXian" w:hAnsi="DengXian"/>
+          <w:rFonts w:ascii="等线" w:eastAsia="等线" w:hAnsi="等线" w:hint="eastAsia"/>
           <w:color w:val="000000"/>
           <w:sz w:val="27"/>
           <w:szCs w:val="27"/>
@@ -1385,7 +1385,7 @@
       <w:r>
         <w:rPr>
           <w:rStyle w:val="bumpedfont15"/>
-          <w:rFonts w:ascii="DengXian" w:eastAsia="DengXian" w:hAnsi="DengXian" w:cs="Arial"/>
+          <w:rFonts w:ascii="等线" w:eastAsia="等线" w:hAnsi="等线" w:cs="Arial"/>
           <w:color w:val="000000"/>
           <w:sz w:val="26"/>
           <w:szCs w:val="26"/>
@@ -1400,7 +1400,7 @@
         <w:spacing w:before="240" w:beforeAutospacing="0" w:after="90" w:afterAutospacing="0"/>
         <w:rPr>
           <w:rStyle w:val="bumpedfont15"/>
-          <w:rFonts w:cs="Arial"/>
+          <w:rFonts w:cs="Arial" w:hint="eastAsia"/>
           <w:b/>
           <w:bCs/>
           <w:sz w:val="36"/>
@@ -1410,7 +1410,7 @@
       <w:r>
         <w:rPr>
           <w:rStyle w:val="bumpedfont15"/>
-          <w:rFonts w:ascii="DengXian" w:eastAsia="DengXian" w:hAnsi="DengXian" w:cs="Arial"/>
+          <w:rFonts w:ascii="等线" w:eastAsia="等线" w:hAnsi="等线" w:cs="Arial"/>
           <w:b/>
           <w:bCs/>
           <w:color w:val="000000"/>
@@ -1425,7 +1425,7 @@
         <w:pStyle w:val="s9"/>
         <w:spacing w:before="90" w:beforeAutospacing="0" w:after="90" w:afterAutospacing="0"/>
         <w:rPr>
-          <w:rFonts w:ascii="DengXian" w:eastAsia="DengXian" w:hAnsi="DengXian"/>
+          <w:rFonts w:ascii="等线" w:eastAsia="等线" w:hAnsi="等线" w:hint="eastAsia"/>
           <w:color w:val="000000"/>
           <w:sz w:val="27"/>
           <w:szCs w:val="27"/>
@@ -1434,7 +1434,7 @@
       <w:r>
         <w:rPr>
           <w:rStyle w:val="bumpedfont15"/>
-          <w:rFonts w:ascii="DengXian" w:eastAsia="DengXian" w:hAnsi="DengXian" w:cs="Arial"/>
+          <w:rFonts w:ascii="等线" w:eastAsia="等线" w:hAnsi="等线" w:cs="Arial"/>
           <w:color w:val="000000"/>
           <w:sz w:val="26"/>
           <w:szCs w:val="26"/>
@@ -1447,7 +1447,7 @@
         <w:pStyle w:val="s9"/>
         <w:spacing w:before="90" w:beforeAutospacing="0" w:after="90" w:afterAutospacing="0"/>
         <w:rPr>
-          <w:rFonts w:ascii="DengXian" w:eastAsia="DengXian" w:hAnsi="DengXian"/>
+          <w:rFonts w:ascii="等线" w:eastAsia="等线" w:hAnsi="等线" w:hint="eastAsia"/>
           <w:color w:val="000000"/>
           <w:sz w:val="27"/>
           <w:szCs w:val="27"/>
@@ -1456,7 +1456,7 @@
       <w:r>
         <w:rPr>
           <w:rStyle w:val="bumpedfont15"/>
-          <w:rFonts w:ascii="DengXian" w:eastAsia="DengXian" w:hAnsi="DengXian" w:cs="Arial"/>
+          <w:rFonts w:ascii="等线" w:eastAsia="等线" w:hAnsi="等线" w:cs="Arial"/>
           <w:color w:val="000000"/>
           <w:sz w:val="26"/>
           <w:szCs w:val="26"/>
@@ -1469,7 +1469,7 @@
         <w:pStyle w:val="s9"/>
         <w:spacing w:before="90" w:beforeAutospacing="0" w:after="90" w:afterAutospacing="0"/>
         <w:rPr>
-          <w:rFonts w:ascii="DengXian" w:eastAsia="DengXian" w:hAnsi="DengXian"/>
+          <w:rFonts w:ascii="等线" w:eastAsia="等线" w:hAnsi="等线" w:hint="eastAsia"/>
           <w:color w:val="000000"/>
           <w:sz w:val="27"/>
           <w:szCs w:val="27"/>
@@ -1478,7 +1478,7 @@
       <w:r>
         <w:rPr>
           <w:rStyle w:val="bumpedfont15"/>
-          <w:rFonts w:ascii="DengXian" w:eastAsia="DengXian" w:hAnsi="DengXian" w:cs="Arial"/>
+          <w:rFonts w:ascii="等线" w:eastAsia="等线" w:hAnsi="等线" w:cs="Arial"/>
           <w:color w:val="000000"/>
           <w:sz w:val="26"/>
           <w:szCs w:val="26"/>
@@ -1491,7 +1491,7 @@
         <w:pStyle w:val="s9"/>
         <w:spacing w:before="90" w:beforeAutospacing="0" w:after="90" w:afterAutospacing="0"/>
         <w:rPr>
-          <w:rFonts w:ascii="DengXian" w:eastAsia="DengXian" w:hAnsi="DengXian"/>
+          <w:rFonts w:ascii="等线" w:eastAsia="等线" w:hAnsi="等线" w:hint="eastAsia"/>
           <w:color w:val="000000"/>
           <w:sz w:val="27"/>
           <w:szCs w:val="27"/>
@@ -1500,7 +1500,7 @@
       <w:r>
         <w:rPr>
           <w:rStyle w:val="bumpedfont15"/>
-          <w:rFonts w:ascii="DengXian" w:eastAsia="DengXian" w:hAnsi="DengXian" w:cs="Arial"/>
+          <w:rFonts w:ascii="等线" w:eastAsia="等线" w:hAnsi="等线" w:cs="Arial"/>
           <w:color w:val="000000"/>
           <w:sz w:val="26"/>
           <w:szCs w:val="26"/>
@@ -1513,7 +1513,7 @@
         <w:pStyle w:val="s9"/>
         <w:spacing w:before="90" w:beforeAutospacing="0" w:after="90" w:afterAutospacing="0"/>
         <w:rPr>
-          <w:rFonts w:ascii="DengXian" w:eastAsia="DengXian" w:hAnsi="DengXian"/>
+          <w:rFonts w:ascii="等线" w:eastAsia="等线" w:hAnsi="等线" w:hint="eastAsia"/>
           <w:color w:val="000000"/>
           <w:sz w:val="27"/>
           <w:szCs w:val="27"/>
@@ -1522,7 +1522,7 @@
       <w:r>
         <w:rPr>
           <w:rStyle w:val="bumpedfont15"/>
-          <w:rFonts w:ascii="DengXian" w:eastAsia="DengXian" w:hAnsi="DengXian" w:cs="Arial"/>
+          <w:rFonts w:ascii="等线" w:eastAsia="等线" w:hAnsi="等线" w:cs="Arial"/>
           <w:color w:val="000000"/>
           <w:sz w:val="26"/>
           <w:szCs w:val="26"/>
@@ -1535,7 +1535,7 @@
         <w:pStyle w:val="s9"/>
         <w:spacing w:before="90" w:beforeAutospacing="0" w:after="90" w:afterAutospacing="0"/>
         <w:rPr>
-          <w:rFonts w:ascii="DengXian" w:eastAsia="DengXian" w:hAnsi="DengXian"/>
+          <w:rFonts w:ascii="等线" w:eastAsia="等线" w:hAnsi="等线" w:hint="eastAsia"/>
           <w:color w:val="000000"/>
           <w:sz w:val="27"/>
           <w:szCs w:val="27"/>
@@ -1544,7 +1544,7 @@
       <w:r>
         <w:rPr>
           <w:rStyle w:val="bumpedfont15"/>
-          <w:rFonts w:ascii="DengXian" w:eastAsia="DengXian" w:hAnsi="DengXian" w:cs="Arial"/>
+          <w:rFonts w:ascii="等线" w:eastAsia="等线" w:hAnsi="等线" w:cs="Arial"/>
           <w:color w:val="000000"/>
           <w:sz w:val="26"/>
           <w:szCs w:val="26"/>
@@ -1558,7 +1558,7 @@
         <w:spacing w:before="240" w:beforeAutospacing="0" w:after="90" w:afterAutospacing="0"/>
         <w:rPr>
           <w:rStyle w:val="bumpedfont15"/>
-          <w:rFonts w:cs="Arial"/>
+          <w:rFonts w:cs="Arial" w:hint="eastAsia"/>
           <w:b/>
           <w:bCs/>
           <w:sz w:val="36"/>
@@ -1568,7 +1568,7 @@
       <w:r>
         <w:rPr>
           <w:rStyle w:val="bumpedfont15"/>
-          <w:rFonts w:ascii="DengXian" w:eastAsia="DengXian" w:hAnsi="DengXian" w:cs="Arial"/>
+          <w:rFonts w:ascii="等线" w:eastAsia="等线" w:hAnsi="等线" w:cs="Arial"/>
           <w:b/>
           <w:bCs/>
           <w:color w:val="000000"/>
@@ -1583,7 +1583,7 @@
         <w:pStyle w:val="s9"/>
         <w:spacing w:before="90" w:beforeAutospacing="0" w:after="90" w:afterAutospacing="0"/>
         <w:rPr>
-          <w:rFonts w:ascii="DengXian" w:eastAsia="DengXian" w:hAnsi="DengXian"/>
+          <w:rFonts w:ascii="等线" w:eastAsia="等线" w:hAnsi="等线" w:hint="eastAsia"/>
           <w:color w:val="000000"/>
           <w:sz w:val="27"/>
           <w:szCs w:val="27"/>
@@ -1592,7 +1592,7 @@
       <w:r>
         <w:rPr>
           <w:rStyle w:val="bumpedfont15"/>
-          <w:rFonts w:ascii="DengXian" w:eastAsia="DengXian" w:hAnsi="DengXian" w:cs="Arial"/>
+          <w:rFonts w:ascii="等线" w:eastAsia="等线" w:hAnsi="等线" w:cs="Arial"/>
           <w:color w:val="000000"/>
           <w:sz w:val="26"/>
           <w:szCs w:val="26"/>
@@ -1605,7 +1605,7 @@
         <w:pStyle w:val="s9"/>
         <w:spacing w:before="90" w:beforeAutospacing="0" w:after="90" w:afterAutospacing="0"/>
         <w:rPr>
-          <w:rFonts w:ascii="DengXian" w:eastAsia="DengXian" w:hAnsi="DengXian"/>
+          <w:rFonts w:ascii="等线" w:eastAsia="等线" w:hAnsi="等线" w:hint="eastAsia"/>
           <w:color w:val="000000"/>
           <w:sz w:val="27"/>
           <w:szCs w:val="27"/>
@@ -1614,7 +1614,7 @@
       <w:r>
         <w:rPr>
           <w:rStyle w:val="bumpedfont15"/>
-          <w:rFonts w:ascii="DengXian" w:eastAsia="DengXian" w:hAnsi="DengXian" w:cs="Arial"/>
+          <w:rFonts w:ascii="等线" w:eastAsia="等线" w:hAnsi="等线" w:cs="Arial"/>
           <w:color w:val="000000"/>
           <w:sz w:val="26"/>
           <w:szCs w:val="26"/>
@@ -1627,7 +1627,7 @@
         <w:pStyle w:val="s9"/>
         <w:spacing w:before="90" w:beforeAutospacing="0" w:after="90" w:afterAutospacing="0"/>
         <w:rPr>
-          <w:rFonts w:ascii="DengXian" w:eastAsia="DengXian" w:hAnsi="DengXian"/>
+          <w:rFonts w:ascii="等线" w:eastAsia="等线" w:hAnsi="等线" w:hint="eastAsia"/>
           <w:color w:val="000000"/>
           <w:sz w:val="27"/>
           <w:szCs w:val="27"/>
@@ -1636,7 +1636,7 @@
       <w:r>
         <w:rPr>
           <w:rStyle w:val="bumpedfont15"/>
-          <w:rFonts w:ascii="DengXian" w:eastAsia="DengXian" w:hAnsi="DengXian" w:cs="Arial"/>
+          <w:rFonts w:ascii="等线" w:eastAsia="等线" w:hAnsi="等线" w:cs="Arial"/>
           <w:color w:val="000000"/>
           <w:sz w:val="26"/>
           <w:szCs w:val="26"/>
@@ -1649,7 +1649,7 @@
         <w:pStyle w:val="s9"/>
         <w:spacing w:before="90" w:beforeAutospacing="0" w:after="90" w:afterAutospacing="0"/>
         <w:rPr>
-          <w:rFonts w:ascii="DengXian" w:eastAsia="DengXian" w:hAnsi="DengXian"/>
+          <w:rFonts w:ascii="等线" w:eastAsia="等线" w:hAnsi="等线" w:hint="eastAsia"/>
           <w:color w:val="000000"/>
           <w:sz w:val="27"/>
           <w:szCs w:val="27"/>
@@ -1658,7 +1658,7 @@
       <w:r>
         <w:rPr>
           <w:rStyle w:val="bumpedfont15"/>
-          <w:rFonts w:ascii="DengXian" w:eastAsia="DengXian" w:hAnsi="DengXian" w:cs="Arial"/>
+          <w:rFonts w:ascii="等线" w:eastAsia="等线" w:hAnsi="等线" w:cs="Arial"/>
           <w:color w:val="000000"/>
           <w:sz w:val="26"/>
           <w:szCs w:val="26"/>
@@ -1671,7 +1671,7 @@
         <w:pStyle w:val="s9"/>
         <w:spacing w:before="90" w:beforeAutospacing="0" w:after="90" w:afterAutospacing="0"/>
         <w:rPr>
-          <w:rFonts w:ascii="DengXian" w:eastAsia="DengXian" w:hAnsi="DengXian"/>
+          <w:rFonts w:ascii="等线" w:eastAsia="等线" w:hAnsi="等线" w:hint="eastAsia"/>
           <w:color w:val="000000"/>
           <w:sz w:val="27"/>
           <w:szCs w:val="27"/>
@@ -1680,7 +1680,7 @@
       <w:r>
         <w:rPr>
           <w:rStyle w:val="bumpedfont15"/>
-          <w:rFonts w:ascii="DengXian" w:eastAsia="DengXian" w:hAnsi="DengXian" w:cs="Arial"/>
+          <w:rFonts w:ascii="等线" w:eastAsia="等线" w:hAnsi="等线" w:cs="Arial"/>
           <w:color w:val="000000"/>
           <w:sz w:val="26"/>
           <w:szCs w:val="26"/>
@@ -1693,7 +1693,7 @@
         <w:pStyle w:val="s9"/>
         <w:spacing w:before="90" w:beforeAutospacing="0" w:after="90" w:afterAutospacing="0"/>
         <w:rPr>
-          <w:rFonts w:ascii="DengXian" w:eastAsia="DengXian" w:hAnsi="DengXian"/>
+          <w:rFonts w:ascii="等线" w:eastAsia="等线" w:hAnsi="等线" w:hint="eastAsia"/>
           <w:color w:val="000000"/>
           <w:sz w:val="27"/>
           <w:szCs w:val="27"/>
@@ -1702,7 +1702,7 @@
       <w:r>
         <w:rPr>
           <w:rStyle w:val="bumpedfont15"/>
-          <w:rFonts w:ascii="DengXian" w:eastAsia="DengXian" w:hAnsi="DengXian" w:cs="Arial"/>
+          <w:rFonts w:ascii="等线" w:eastAsia="等线" w:hAnsi="等线" w:cs="Arial"/>
           <w:color w:val="000000"/>
           <w:sz w:val="26"/>
           <w:szCs w:val="26"/>
@@ -1716,7 +1716,7 @@
         <w:spacing w:before="240" w:beforeAutospacing="0" w:after="90" w:afterAutospacing="0"/>
         <w:rPr>
           <w:rStyle w:val="bumpedfont15"/>
-          <w:rFonts w:cs="Arial"/>
+          <w:rFonts w:cs="Arial" w:hint="eastAsia"/>
           <w:b/>
           <w:bCs/>
           <w:sz w:val="36"/>
@@ -1726,7 +1726,7 @@
       <w:r>
         <w:rPr>
           <w:rStyle w:val="bumpedfont15"/>
-          <w:rFonts w:ascii="DengXian" w:eastAsia="DengXian" w:hAnsi="DengXian" w:cs="Arial"/>
+          <w:rFonts w:ascii="等线" w:eastAsia="等线" w:hAnsi="等线" w:cs="Arial"/>
           <w:b/>
           <w:bCs/>
           <w:color w:val="000000"/>
@@ -1741,7 +1741,7 @@
         <w:pStyle w:val="s9"/>
         <w:spacing w:before="90" w:beforeAutospacing="0" w:after="90" w:afterAutospacing="0"/>
         <w:rPr>
-          <w:rFonts w:ascii="DengXian" w:eastAsia="DengXian" w:hAnsi="DengXian"/>
+          <w:rFonts w:ascii="等线" w:eastAsia="等线" w:hAnsi="等线" w:hint="eastAsia"/>
           <w:color w:val="000000"/>
           <w:sz w:val="27"/>
           <w:szCs w:val="27"/>
@@ -1750,7 +1750,7 @@
       <w:r>
         <w:rPr>
           <w:rStyle w:val="bumpedfont15"/>
-          <w:rFonts w:ascii="DengXian" w:eastAsia="DengXian" w:hAnsi="DengXian" w:cs="Arial"/>
+          <w:rFonts w:ascii="等线" w:eastAsia="等线" w:hAnsi="等线" w:cs="Arial"/>
           <w:color w:val="000000"/>
           <w:sz w:val="26"/>
           <w:szCs w:val="26"/>
@@ -1763,7 +1763,7 @@
         <w:pStyle w:val="s9"/>
         <w:spacing w:before="90" w:beforeAutospacing="0" w:after="90" w:afterAutospacing="0"/>
         <w:rPr>
-          <w:rFonts w:ascii="DengXian" w:eastAsia="DengXian" w:hAnsi="DengXian"/>
+          <w:rFonts w:ascii="等线" w:eastAsia="等线" w:hAnsi="等线" w:hint="eastAsia"/>
           <w:color w:val="000000"/>
           <w:sz w:val="27"/>
           <w:szCs w:val="27"/>
@@ -1772,7 +1772,7 @@
       <w:r>
         <w:rPr>
           <w:rStyle w:val="bumpedfont15"/>
-          <w:rFonts w:ascii="DengXian" w:eastAsia="DengXian" w:hAnsi="DengXian" w:cs="Arial"/>
+          <w:rFonts w:ascii="等线" w:eastAsia="等线" w:hAnsi="等线" w:cs="Arial"/>
           <w:color w:val="000000"/>
           <w:sz w:val="26"/>
           <w:szCs w:val="26"/>
@@ -1785,7 +1785,7 @@
         <w:pStyle w:val="s9"/>
         <w:spacing w:before="90" w:beforeAutospacing="0" w:after="90" w:afterAutospacing="0"/>
         <w:rPr>
-          <w:rFonts w:ascii="DengXian" w:eastAsia="DengXian" w:hAnsi="DengXian"/>
+          <w:rFonts w:ascii="等线" w:eastAsia="等线" w:hAnsi="等线" w:hint="eastAsia"/>
           <w:color w:val="000000"/>
           <w:sz w:val="27"/>
           <w:szCs w:val="27"/>
@@ -1794,7 +1794,7 @@
       <w:r>
         <w:rPr>
           <w:rStyle w:val="bumpedfont15"/>
-          <w:rFonts w:ascii="DengXian" w:eastAsia="DengXian" w:hAnsi="DengXian" w:cs="Arial"/>
+          <w:rFonts w:ascii="等线" w:eastAsia="等线" w:hAnsi="等线" w:cs="Arial"/>
           <w:color w:val="000000"/>
           <w:sz w:val="26"/>
           <w:szCs w:val="26"/>
@@ -1808,7 +1808,7 @@
         <w:spacing w:before="240" w:beforeAutospacing="0" w:after="90" w:afterAutospacing="0"/>
         <w:rPr>
           <w:rStyle w:val="bumpedfont15"/>
-          <w:rFonts w:cs="Arial"/>
+          <w:rFonts w:cs="Arial" w:hint="eastAsia"/>
           <w:b/>
           <w:bCs/>
           <w:sz w:val="36"/>
@@ -1818,7 +1818,7 @@
       <w:r>
         <w:rPr>
           <w:rStyle w:val="bumpedfont15"/>
-          <w:rFonts w:ascii="DengXian" w:eastAsia="DengXian" w:hAnsi="DengXian" w:cs="Arial"/>
+          <w:rFonts w:ascii="等线" w:eastAsia="等线" w:hAnsi="等线" w:cs="Arial"/>
           <w:b/>
           <w:bCs/>
           <w:color w:val="000000"/>
@@ -1834,7 +1834,7 @@
         <w:pStyle w:val="s9"/>
         <w:spacing w:before="90" w:beforeAutospacing="0" w:after="90" w:afterAutospacing="0"/>
         <w:rPr>
-          <w:rFonts w:ascii="DengXian" w:eastAsia="DengXian" w:hAnsi="DengXian"/>
+          <w:rFonts w:ascii="等线" w:eastAsia="等线" w:hAnsi="等线" w:hint="eastAsia"/>
           <w:color w:val="000000"/>
           <w:sz w:val="27"/>
           <w:szCs w:val="27"/>
@@ -1843,7 +1843,7 @@
       <w:r>
         <w:rPr>
           <w:rStyle w:val="bumpedfont15"/>
-          <w:rFonts w:ascii="DengXian" w:eastAsia="DengXian" w:hAnsi="DengXian" w:cs="Arial"/>
+          <w:rFonts w:ascii="等线" w:eastAsia="等线" w:hAnsi="等线" w:cs="Arial"/>
           <w:color w:val="000000"/>
           <w:sz w:val="26"/>
           <w:szCs w:val="26"/>
@@ -1856,7 +1856,7 @@
         <w:pStyle w:val="s9"/>
         <w:spacing w:before="90" w:beforeAutospacing="0" w:after="90" w:afterAutospacing="0"/>
         <w:rPr>
-          <w:rFonts w:ascii="DengXian" w:eastAsia="DengXian" w:hAnsi="DengXian"/>
+          <w:rFonts w:ascii="等线" w:eastAsia="等线" w:hAnsi="等线" w:hint="eastAsia"/>
           <w:color w:val="000000"/>
           <w:sz w:val="27"/>
           <w:szCs w:val="27"/>
@@ -1865,7 +1865,7 @@
       <w:r>
         <w:rPr>
           <w:rStyle w:val="bumpedfont15"/>
-          <w:rFonts w:ascii="DengXian" w:eastAsia="DengXian" w:hAnsi="DengXian" w:cs="Arial"/>
+          <w:rFonts w:ascii="等线" w:eastAsia="等线" w:hAnsi="等线" w:cs="Arial"/>
           <w:color w:val="000000"/>
           <w:sz w:val="26"/>
           <w:szCs w:val="26"/>
@@ -1878,7 +1878,7 @@
         <w:pStyle w:val="s9"/>
         <w:spacing w:before="90" w:beforeAutospacing="0" w:after="90" w:afterAutospacing="0"/>
         <w:rPr>
-          <w:rFonts w:ascii="DengXian" w:eastAsia="DengXian" w:hAnsi="DengXian"/>
+          <w:rFonts w:ascii="等线" w:eastAsia="等线" w:hAnsi="等线" w:hint="eastAsia"/>
           <w:color w:val="000000"/>
           <w:sz w:val="27"/>
           <w:szCs w:val="27"/>
@@ -1887,7 +1887,7 @@
       <w:r>
         <w:rPr>
           <w:rStyle w:val="bumpedfont15"/>
-          <w:rFonts w:ascii="DengXian" w:eastAsia="DengXian" w:hAnsi="DengXian" w:cs="Arial"/>
+          <w:rFonts w:ascii="等线" w:eastAsia="等线" w:hAnsi="等线" w:cs="Arial"/>
           <w:color w:val="000000"/>
           <w:sz w:val="26"/>
           <w:szCs w:val="26"/>
@@ -1900,7 +1900,7 @@
         <w:pStyle w:val="s9"/>
         <w:spacing w:before="90" w:beforeAutospacing="0" w:after="90" w:afterAutospacing="0"/>
         <w:rPr>
-          <w:rFonts w:ascii="DengXian" w:eastAsia="DengXian" w:hAnsi="DengXian"/>
+          <w:rFonts w:ascii="等线" w:eastAsia="等线" w:hAnsi="等线" w:hint="eastAsia"/>
           <w:color w:val="000000"/>
           <w:sz w:val="27"/>
           <w:szCs w:val="27"/>
@@ -1909,7 +1909,7 @@
       <w:r>
         <w:rPr>
           <w:rStyle w:val="bumpedfont15"/>
-          <w:rFonts w:ascii="DengXian" w:eastAsia="DengXian" w:hAnsi="DengXian" w:cs="Arial"/>
+          <w:rFonts w:ascii="等线" w:eastAsia="等线" w:hAnsi="等线" w:cs="Arial"/>
           <w:color w:val="000000"/>
           <w:sz w:val="26"/>
           <w:szCs w:val="26"/>
@@ -1922,7 +1922,7 @@
         <w:pStyle w:val="s9"/>
         <w:spacing w:before="90" w:beforeAutospacing="0" w:after="90" w:afterAutospacing="0"/>
         <w:rPr>
-          <w:rFonts w:ascii="DengXian" w:eastAsia="DengXian" w:hAnsi="DengXian"/>
+          <w:rFonts w:ascii="等线" w:eastAsia="等线" w:hAnsi="等线" w:hint="eastAsia"/>
           <w:color w:val="000000"/>
           <w:sz w:val="27"/>
           <w:szCs w:val="27"/>
@@ -1931,7 +1931,7 @@
       <w:r>
         <w:rPr>
           <w:rStyle w:val="bumpedfont15"/>
-          <w:rFonts w:ascii="DengXian" w:eastAsia="DengXian" w:hAnsi="DengXian" w:cs="Arial"/>
+          <w:rFonts w:ascii="等线" w:eastAsia="等线" w:hAnsi="等线" w:cs="Arial"/>
           <w:color w:val="000000"/>
           <w:sz w:val="26"/>
           <w:szCs w:val="26"/>
@@ -1945,7 +1945,7 @@
         <w:spacing w:before="240" w:beforeAutospacing="0" w:after="90" w:afterAutospacing="0"/>
         <w:rPr>
           <w:rStyle w:val="bumpedfont15"/>
-          <w:rFonts w:cs="Arial"/>
+          <w:rFonts w:cs="Arial" w:hint="eastAsia"/>
           <w:b/>
           <w:bCs/>
           <w:sz w:val="36"/>
@@ -1955,7 +1955,7 @@
       <w:r>
         <w:rPr>
           <w:rStyle w:val="bumpedfont15"/>
-          <w:rFonts w:ascii="DengXian" w:eastAsia="DengXian" w:hAnsi="DengXian" w:cs="Arial"/>
+          <w:rFonts w:ascii="等线" w:eastAsia="等线" w:hAnsi="等线" w:cs="Arial"/>
           <w:b/>
           <w:bCs/>
           <w:color w:val="000000"/>
@@ -1970,7 +1970,7 @@
         <w:pStyle w:val="s9"/>
         <w:spacing w:before="90" w:beforeAutospacing="0" w:after="90" w:afterAutospacing="0"/>
         <w:rPr>
-          <w:rFonts w:ascii="DengXian" w:eastAsia="DengXian" w:hAnsi="DengXian"/>
+          <w:rFonts w:ascii="等线" w:eastAsia="等线" w:hAnsi="等线" w:hint="eastAsia"/>
           <w:color w:val="000000"/>
           <w:sz w:val="27"/>
           <w:szCs w:val="27"/>
@@ -1979,7 +1979,7 @@
       <w:r>
         <w:rPr>
           <w:rStyle w:val="bumpedfont15"/>
-          <w:rFonts w:ascii="DengXian" w:eastAsia="DengXian" w:hAnsi="DengXian" w:cs="Arial"/>
+          <w:rFonts w:ascii="等线" w:eastAsia="等线" w:hAnsi="等线" w:cs="Arial"/>
           <w:color w:val="000000"/>
           <w:sz w:val="26"/>
           <w:szCs w:val="26"/>
@@ -1992,7 +1992,7 @@
         <w:pStyle w:val="s9"/>
         <w:spacing w:before="90" w:beforeAutospacing="0" w:after="90" w:afterAutospacing="0"/>
         <w:rPr>
-          <w:rFonts w:ascii="DengXian" w:eastAsia="DengXian" w:hAnsi="DengXian"/>
+          <w:rFonts w:ascii="等线" w:eastAsia="等线" w:hAnsi="等线" w:hint="eastAsia"/>
           <w:color w:val="000000"/>
           <w:sz w:val="27"/>
           <w:szCs w:val="27"/>
@@ -2001,7 +2001,7 @@
       <w:r>
         <w:rPr>
           <w:rStyle w:val="bumpedfont15"/>
-          <w:rFonts w:ascii="DengXian" w:eastAsia="DengXian" w:hAnsi="DengXian" w:cs="Arial"/>
+          <w:rFonts w:ascii="等线" w:eastAsia="等线" w:hAnsi="等线" w:cs="Arial"/>
           <w:color w:val="000000"/>
           <w:sz w:val="26"/>
           <w:szCs w:val="26"/>
@@ -2014,7 +2014,7 @@
         <w:pStyle w:val="s9"/>
         <w:spacing w:before="90" w:beforeAutospacing="0" w:after="90" w:afterAutospacing="0"/>
         <w:rPr>
-          <w:rFonts w:ascii="DengXian" w:eastAsia="DengXian" w:hAnsi="DengXian"/>
+          <w:rFonts w:ascii="等线" w:eastAsia="等线" w:hAnsi="等线" w:hint="eastAsia"/>
           <w:color w:val="000000"/>
           <w:sz w:val="27"/>
           <w:szCs w:val="27"/>
@@ -2023,7 +2023,7 @@
       <w:r>
         <w:rPr>
           <w:rStyle w:val="bumpedfont15"/>
-          <w:rFonts w:ascii="DengXian" w:eastAsia="DengXian" w:hAnsi="DengXian" w:cs="Arial"/>
+          <w:rFonts w:ascii="等线" w:eastAsia="等线" w:hAnsi="等线" w:cs="Arial"/>
           <w:color w:val="000000"/>
           <w:sz w:val="26"/>
           <w:szCs w:val="26"/>
@@ -2036,7 +2036,7 @@
         <w:pStyle w:val="s9"/>
         <w:spacing w:before="90" w:beforeAutospacing="0" w:after="90" w:afterAutospacing="0"/>
         <w:rPr>
-          <w:rFonts w:ascii="DengXian" w:eastAsia="DengXian" w:hAnsi="DengXian"/>
+          <w:rFonts w:ascii="等线" w:eastAsia="等线" w:hAnsi="等线" w:hint="eastAsia"/>
           <w:color w:val="000000"/>
           <w:sz w:val="27"/>
           <w:szCs w:val="27"/>
@@ -2045,7 +2045,7 @@
       <w:r>
         <w:rPr>
           <w:rStyle w:val="bumpedfont15"/>
-          <w:rFonts w:ascii="DengXian" w:eastAsia="DengXian" w:hAnsi="DengXian" w:cs="Arial"/>
+          <w:rFonts w:ascii="等线" w:eastAsia="等线" w:hAnsi="等线" w:cs="Arial"/>
           <w:color w:val="000000"/>
           <w:sz w:val="26"/>
           <w:szCs w:val="26"/>
@@ -2058,7 +2058,7 @@
         <w:pStyle w:val="s9"/>
         <w:spacing w:before="90" w:beforeAutospacing="0" w:after="90" w:afterAutospacing="0"/>
         <w:rPr>
-          <w:rFonts w:ascii="DengXian" w:eastAsia="DengXian" w:hAnsi="DengXian"/>
+          <w:rFonts w:ascii="等线" w:eastAsia="等线" w:hAnsi="等线" w:hint="eastAsia"/>
           <w:color w:val="000000"/>
           <w:sz w:val="27"/>
           <w:szCs w:val="27"/>
@@ -2067,7 +2067,7 @@
       <w:r>
         <w:rPr>
           <w:rStyle w:val="bumpedfont15"/>
-          <w:rFonts w:ascii="DengXian" w:eastAsia="DengXian" w:hAnsi="DengXian" w:cs="Arial"/>
+          <w:rFonts w:ascii="等线" w:eastAsia="等线" w:hAnsi="等线" w:cs="Arial"/>
           <w:color w:val="000000"/>
           <w:sz w:val="26"/>
           <w:szCs w:val="26"/>
@@ -2081,7 +2081,7 @@
         <w:spacing w:before="240" w:beforeAutospacing="0" w:after="90" w:afterAutospacing="0"/>
         <w:rPr>
           <w:rStyle w:val="bumpedfont15"/>
-          <w:rFonts w:cs="Arial"/>
+          <w:rFonts w:cs="Arial" w:hint="eastAsia"/>
           <w:b/>
           <w:bCs/>
           <w:sz w:val="36"/>
@@ -2091,7 +2091,7 @@
       <w:r>
         <w:rPr>
           <w:rStyle w:val="bumpedfont15"/>
-          <w:rFonts w:ascii="DengXian" w:eastAsia="DengXian" w:hAnsi="DengXian" w:cs="Arial"/>
+          <w:rFonts w:ascii="等线" w:eastAsia="等线" w:hAnsi="等线" w:cs="Arial"/>
           <w:b/>
           <w:bCs/>
           <w:color w:val="000000"/>
@@ -2106,7 +2106,7 @@
         <w:pStyle w:val="s9"/>
         <w:spacing w:before="90" w:beforeAutospacing="0" w:after="90" w:afterAutospacing="0"/>
         <w:rPr>
-          <w:rFonts w:ascii="DengXian" w:eastAsia="DengXian" w:hAnsi="DengXian"/>
+          <w:rFonts w:ascii="等线" w:eastAsia="等线" w:hAnsi="等线" w:hint="eastAsia"/>
           <w:color w:val="000000"/>
           <w:sz w:val="27"/>
           <w:szCs w:val="27"/>
@@ -2115,7 +2115,7 @@
       <w:r>
         <w:rPr>
           <w:rStyle w:val="bumpedfont15"/>
-          <w:rFonts w:ascii="DengXian" w:eastAsia="DengXian" w:hAnsi="DengXian" w:cs="Arial"/>
+          <w:rFonts w:ascii="等线" w:eastAsia="等线" w:hAnsi="等线" w:cs="Arial"/>
           <w:color w:val="000000"/>
           <w:sz w:val="26"/>
           <w:szCs w:val="26"/>
@@ -2128,7 +2128,7 @@
         <w:pStyle w:val="s9"/>
         <w:spacing w:before="90" w:beforeAutospacing="0" w:after="90" w:afterAutospacing="0"/>
         <w:rPr>
-          <w:rFonts w:ascii="DengXian" w:eastAsia="DengXian" w:hAnsi="DengXian"/>
+          <w:rFonts w:ascii="等线" w:eastAsia="等线" w:hAnsi="等线" w:hint="eastAsia"/>
           <w:color w:val="000000"/>
           <w:sz w:val="27"/>
           <w:szCs w:val="27"/>
@@ -2137,7 +2137,7 @@
       <w:r>
         <w:rPr>
           <w:rStyle w:val="bumpedfont15"/>
-          <w:rFonts w:ascii="DengXian" w:eastAsia="DengXian" w:hAnsi="DengXian" w:cs="Arial"/>
+          <w:rFonts w:ascii="等线" w:eastAsia="等线" w:hAnsi="等线" w:cs="Arial"/>
           <w:color w:val="000000"/>
           <w:sz w:val="26"/>
           <w:szCs w:val="26"/>
@@ -2150,7 +2150,7 @@
         <w:pStyle w:val="s9"/>
         <w:spacing w:before="90" w:beforeAutospacing="0" w:after="90" w:afterAutospacing="0"/>
         <w:rPr>
-          <w:rFonts w:ascii="DengXian" w:eastAsia="DengXian" w:hAnsi="DengXian"/>
+          <w:rFonts w:ascii="等线" w:eastAsia="等线" w:hAnsi="等线" w:hint="eastAsia"/>
           <w:color w:val="000000"/>
           <w:sz w:val="27"/>
           <w:szCs w:val="27"/>
@@ -2159,7 +2159,7 @@
       <w:r>
         <w:rPr>
           <w:rStyle w:val="bumpedfont15"/>
-          <w:rFonts w:ascii="DengXian" w:eastAsia="DengXian" w:hAnsi="DengXian" w:cs="Arial"/>
+          <w:rFonts w:ascii="等线" w:eastAsia="等线" w:hAnsi="等线" w:cs="Arial"/>
           <w:color w:val="000000"/>
           <w:sz w:val="26"/>
           <w:szCs w:val="26"/>
@@ -2172,7 +2172,7 @@
         <w:pStyle w:val="s9"/>
         <w:spacing w:before="90" w:beforeAutospacing="0" w:after="90" w:afterAutospacing="0"/>
         <w:rPr>
-          <w:rFonts w:ascii="DengXian" w:eastAsia="DengXian" w:hAnsi="DengXian"/>
+          <w:rFonts w:ascii="等线" w:eastAsia="等线" w:hAnsi="等线" w:hint="eastAsia"/>
           <w:color w:val="000000"/>
           <w:sz w:val="27"/>
           <w:szCs w:val="27"/>
@@ -2181,7 +2181,7 @@
       <w:r>
         <w:rPr>
           <w:rStyle w:val="bumpedfont15"/>
-          <w:rFonts w:ascii="DengXian" w:eastAsia="DengXian" w:hAnsi="DengXian" w:cs="Arial"/>
+          <w:rFonts w:ascii="等线" w:eastAsia="等线" w:hAnsi="等线" w:cs="Arial"/>
           <w:color w:val="000000"/>
           <w:sz w:val="26"/>
           <w:szCs w:val="26"/>
@@ -2190,7 +2190,7 @@
       </w:r>
       <w:r>
         <w:rPr>
-          <w:rFonts w:ascii="DengXian" w:eastAsia="DengXian" w:hAnsi="DengXian"/>
+          <w:rFonts w:ascii="等线" w:eastAsia="等线" w:hAnsi="等线"/>
         </w:rPr>
         <w:br w:type="page"/>
       </w:r>
@@ -2202,7 +2202,7 @@
         <w:jc w:val="center"/>
         <w:rPr>
           <w:rStyle w:val="bumpedfont15"/>
-          <w:rFonts w:ascii="DengXian" w:eastAsia="DengXian" w:hAnsi="DengXian" w:cs="Arial"/>
+          <w:rFonts w:ascii="等线" w:eastAsia="等线" w:hAnsi="等线" w:cs="Arial" w:hint="eastAsia"/>
           <w:b/>
           <w:bCs/>
           <w:sz w:val="36"/>
@@ -2212,7 +2212,7 @@
       <w:r>
         <w:rPr>
           <w:rStyle w:val="bumpedfont15"/>
-          <w:rFonts w:ascii="DengXian" w:eastAsia="DengXian" w:hAnsi="DengXian" w:cs="Arial"/>
+          <w:rFonts w:ascii="等线" w:eastAsia="等线" w:hAnsi="等线" w:cs="Arial"/>
           <w:b/>
           <w:bCs/>
           <w:color w:val="000000"/>
@@ -2229,18 +2229,18 @@
         <w:spacing w:before="90" w:beforeAutospacing="0" w:after="90" w:afterAutospacing="0"/>
         <w:rPr>
           <w:rStyle w:val="bumpedfont15"/>
-          <w:rFonts w:ascii="DengXian" w:eastAsia="DengXian" w:hAnsi="DengXian" w:cs="Arial"/>
-          <w:b/>
-          <w:bCs/>
-          <w:color w:val="000000"/>
-          <w:sz w:val="26"/>
-          <w:szCs w:val="26"/>
-        </w:rPr>
-      </w:pPr>
-      <w:r>
-        <w:rPr>
-          <w:rStyle w:val="bumpedfont15"/>
-          <w:rFonts w:ascii="DengXian" w:eastAsia="DengXian" w:hAnsi="DengXian" w:cs="Arial" w:hint="eastAsia"/>
+          <w:rFonts w:ascii="等线" w:eastAsia="等线" w:hAnsi="等线" w:cs="Arial" w:hint="eastAsia"/>
+          <w:b/>
+          <w:bCs/>
+          <w:color w:val="000000"/>
+          <w:sz w:val="26"/>
+          <w:szCs w:val="26"/>
+        </w:rPr>
+      </w:pPr>
+      <w:r>
+        <w:rPr>
+          <w:rStyle w:val="bumpedfont15"/>
+          <w:rFonts w:ascii="等线" w:eastAsia="等线" w:hAnsi="等线" w:cs="Arial" w:hint="eastAsia"/>
           <w:b/>
           <w:bCs/>
           <w:color w:val="000000"/>
@@ -2257,18 +2257,18 @@
         <w:ind w:leftChars="200" w:left="440"/>
         <w:rPr>
           <w:rStyle w:val="bumpedfont15"/>
-          <w:rFonts w:ascii="DengXian" w:eastAsia="DengXian" w:hAnsi="DengXian" w:cs="Arial"/>
-          <w:b/>
-          <w:bCs/>
-          <w:color w:val="000000"/>
-          <w:sz w:val="26"/>
-          <w:szCs w:val="26"/>
-        </w:rPr>
-      </w:pPr>
-      <w:r>
-        <w:rPr>
-          <w:rStyle w:val="bumpedfont15"/>
-          <w:rFonts w:ascii="DengXian" w:eastAsia="DengXian" w:hAnsi="DengXian" w:cs="Arial"/>
+          <w:rFonts w:ascii="等线" w:eastAsia="等线" w:hAnsi="等线" w:cs="Arial" w:hint="eastAsia"/>
+          <w:b/>
+          <w:bCs/>
+          <w:color w:val="000000"/>
+          <w:sz w:val="26"/>
+          <w:szCs w:val="26"/>
+        </w:rPr>
+      </w:pPr>
+      <w:r>
+        <w:rPr>
+          <w:rStyle w:val="bumpedfont15"/>
+          <w:rFonts w:ascii="等线" w:eastAsia="等线" w:hAnsi="等线" w:cs="Arial"/>
           <w:b/>
           <w:bCs/>
           <w:color w:val="000000"/>
@@ -2280,7 +2280,7 @@
       <w:r>
         <w:rPr>
           <w:rStyle w:val="bumpedfont15"/>
-          <w:rFonts w:ascii="DengXian" w:eastAsia="DengXian" w:hAnsi="DengXian" w:cs="Arial" w:hint="eastAsia"/>
+          <w:rFonts w:ascii="等线" w:eastAsia="等线" w:hAnsi="等线" w:cs="Arial" w:hint="eastAsia"/>
           <w:color w:val="000000"/>
           <w:sz w:val="22"/>
           <w:szCs w:val="22"/>
@@ -2291,7 +2291,7 @@
       <w:r>
         <w:rPr>
           <w:rStyle w:val="bumpedfont15"/>
-          <w:rFonts w:ascii="DengXian" w:eastAsia="DengXian" w:hAnsi="DengXian" w:cs="Arial" w:hint="eastAsia"/>
+          <w:rFonts w:ascii="等线" w:eastAsia="等线" w:hAnsi="等线" w:cs="Arial" w:hint="eastAsia"/>
           <w:color w:val="000000"/>
           <w:sz w:val="22"/>
           <w:szCs w:val="22"/>
@@ -2302,7 +2302,7 @@
       <w:r>
         <w:rPr>
           <w:rStyle w:val="bumpedfont15"/>
-          <w:rFonts w:ascii="DengXian" w:eastAsia="DengXian" w:hAnsi="DengXian" w:cs="Arial" w:hint="eastAsia"/>
+          <w:rFonts w:ascii="等线" w:eastAsia="等线" w:hAnsi="等线" w:cs="Arial" w:hint="eastAsia"/>
           <w:color w:val="000000"/>
           <w:sz w:val="22"/>
           <w:szCs w:val="22"/>
@@ -2312,7 +2312,7 @@
       <w:r>
         <w:rPr>
           <w:rStyle w:val="bumpedfont15"/>
-          <w:rFonts w:ascii="DengXian" w:eastAsia="DengXian" w:hAnsi="DengXian" w:cs="Arial" w:hint="eastAsia"/>
+          <w:rFonts w:ascii="等线" w:eastAsia="等线" w:hAnsi="等线" w:cs="Arial" w:hint="eastAsia"/>
           <w:color w:val="000000"/>
           <w:sz w:val="22"/>
           <w:szCs w:val="22"/>
@@ -2322,7 +2322,7 @@
       <w:r>
         <w:rPr>
           <w:rStyle w:val="bumpedfont15"/>
-          <w:rFonts w:ascii="DengXian" w:eastAsia="DengXian" w:hAnsi="DengXian" w:cs="Arial" w:hint="eastAsia"/>
+          <w:rFonts w:ascii="等线" w:eastAsia="等线" w:hAnsi="等线" w:cs="Arial" w:hint="eastAsia"/>
           <w:color w:val="000000"/>
           <w:sz w:val="22"/>
           <w:szCs w:val="22"/>
@@ -2332,7 +2332,7 @@
       <w:r>
         <w:rPr>
           <w:rStyle w:val="bumpedfont15"/>
-          <w:rFonts w:ascii="DengXian" w:eastAsia="DengXian" w:hAnsi="DengXian" w:cs="Arial" w:hint="eastAsia"/>
+          <w:rFonts w:ascii="等线" w:eastAsia="等线" w:hAnsi="等线" w:cs="Arial" w:hint="eastAsia"/>
           <w:color w:val="000000"/>
           <w:sz w:val="22"/>
           <w:szCs w:val="22"/>
@@ -2347,18 +2347,18 @@
         <w:ind w:leftChars="200" w:left="440"/>
         <w:rPr>
           <w:rStyle w:val="bumpedfont15"/>
-          <w:rFonts w:ascii="DengXian" w:eastAsia="DengXian" w:hAnsi="DengXian" w:cs="Arial"/>
-          <w:b/>
-          <w:bCs/>
-          <w:color w:val="000000"/>
-          <w:sz w:val="26"/>
-          <w:szCs w:val="26"/>
-        </w:rPr>
-      </w:pPr>
-      <w:r>
-        <w:rPr>
-          <w:rStyle w:val="bumpedfont15"/>
-          <w:rFonts w:ascii="DengXian" w:eastAsia="DengXian" w:hAnsi="DengXian" w:cs="Arial"/>
+          <w:rFonts w:ascii="等线" w:eastAsia="等线" w:hAnsi="等线" w:cs="Arial" w:hint="eastAsia"/>
+          <w:b/>
+          <w:bCs/>
+          <w:color w:val="000000"/>
+          <w:sz w:val="26"/>
+          <w:szCs w:val="26"/>
+        </w:rPr>
+      </w:pPr>
+      <w:r>
+        <w:rPr>
+          <w:rStyle w:val="bumpedfont15"/>
+          <w:rFonts w:ascii="等线" w:eastAsia="等线" w:hAnsi="等线" w:cs="Arial"/>
           <w:b/>
           <w:bCs/>
           <w:color w:val="000000"/>
@@ -2370,7 +2370,7 @@
       <w:r>
         <w:rPr>
           <w:rStyle w:val="bumpedfont15"/>
-          <w:rFonts w:ascii="DengXian" w:eastAsia="DengXian" w:hAnsi="DengXian" w:cs="Arial" w:hint="eastAsia"/>
+          <w:rFonts w:ascii="等线" w:eastAsia="等线" w:hAnsi="等线" w:cs="Arial" w:hint="eastAsia"/>
           <w:color w:val="000000"/>
           <w:sz w:val="22"/>
           <w:szCs w:val="22"/>
@@ -2380,7 +2380,7 @@
       <w:r>
         <w:rPr>
           <w:rStyle w:val="bumpedfont15"/>
-          <w:rFonts w:ascii="Cambria Math" w:eastAsia="DengXian" w:hAnsi="Cambria Math" w:cs="Cambria Math" w:hint="eastAsia"/>
+          <w:rFonts w:ascii="Cambria Math" w:eastAsia="等线" w:hAnsi="Cambria Math" w:cs="Cambria Math" w:hint="eastAsia"/>
           <w:color w:val="000000"/>
           <w:sz w:val="22"/>
           <w:szCs w:val="22"/>
@@ -2390,7 +2390,7 @@
       <w:r>
         <w:rPr>
           <w:rStyle w:val="bumpedfont15"/>
-          <w:rFonts w:ascii="Cambria Math" w:eastAsia="DengXian" w:hAnsi="Cambria Math" w:cs="Cambria Math" w:hint="eastAsia"/>
+          <w:rFonts w:ascii="Cambria Math" w:eastAsia="等线" w:hAnsi="Cambria Math" w:cs="Cambria Math" w:hint="eastAsia"/>
           <w:color w:val="000000"/>
           <w:sz w:val="22"/>
           <w:szCs w:val="22"/>
@@ -2400,7 +2400,7 @@
       <w:r>
         <w:rPr>
           <w:rStyle w:val="bumpedfont15"/>
-          <w:rFonts w:ascii="Cambria Math" w:eastAsia="DengXian" w:hAnsi="Cambria Math" w:cs="Cambria Math" w:hint="eastAsia"/>
+          <w:rFonts w:ascii="Cambria Math" w:eastAsia="等线" w:hAnsi="Cambria Math" w:cs="Cambria Math" w:hint="eastAsia"/>
           <w:color w:val="000000"/>
           <w:sz w:val="22"/>
           <w:szCs w:val="22"/>
@@ -2410,7 +2410,7 @@
       <w:r>
         <w:rPr>
           <w:rStyle w:val="bumpedfont15"/>
-          <w:rFonts w:ascii="Cambria Math" w:eastAsia="DengXian" w:hAnsi="Cambria Math" w:cs="Cambria Math" w:hint="eastAsia"/>
+          <w:rFonts w:ascii="Cambria Math" w:eastAsia="等线" w:hAnsi="Cambria Math" w:cs="Cambria Math" w:hint="eastAsia"/>
           <w:color w:val="000000"/>
           <w:sz w:val="22"/>
           <w:szCs w:val="22"/>
@@ -2420,7 +2420,7 @@
       <w:r>
         <w:rPr>
           <w:rStyle w:val="bumpedfont15"/>
-          <w:rFonts w:ascii="Cambria Math" w:eastAsia="DengXian" w:hAnsi="Cambria Math" w:cs="Cambria Math" w:hint="eastAsia"/>
+          <w:rFonts w:ascii="Cambria Math" w:eastAsia="等线" w:hAnsi="Cambria Math" w:cs="Cambria Math" w:hint="eastAsia"/>
           <w:color w:val="000000"/>
           <w:sz w:val="22"/>
           <w:szCs w:val="22"/>
@@ -2434,17 +2434,17 @@
         <w:spacing w:before="90" w:beforeAutospacing="0" w:after="90" w:afterAutospacing="0"/>
         <w:rPr>
           <w:rStyle w:val="bumpedfont15"/>
-          <w:rFonts w:ascii="DengXian" w:eastAsia="DengXian" w:hAnsi="DengXian" w:cs="Arial"/>
-          <w:b/>
-          <w:bCs/>
-          <w:sz w:val="26"/>
-          <w:szCs w:val="26"/>
-        </w:rPr>
-      </w:pPr>
-      <w:r>
-        <w:rPr>
-          <w:rStyle w:val="bumpedfont15"/>
-          <w:rFonts w:ascii="DengXian" w:eastAsia="DengXian" w:hAnsi="DengXian" w:cs="Arial"/>
+          <w:rFonts w:ascii="等线" w:eastAsia="等线" w:hAnsi="等线" w:cs="Arial" w:hint="eastAsia"/>
+          <w:b/>
+          <w:bCs/>
+          <w:sz w:val="26"/>
+          <w:szCs w:val="26"/>
+        </w:rPr>
+      </w:pPr>
+      <w:r>
+        <w:rPr>
+          <w:rStyle w:val="bumpedfont15"/>
+          <w:rFonts w:ascii="等线" w:eastAsia="等线" w:hAnsi="等线" w:cs="Arial"/>
           <w:b/>
           <w:bCs/>
           <w:color w:val="000000"/>
@@ -2456,7 +2456,7 @@
       <w:r>
         <w:rPr>
           <w:rStyle w:val="bumpedfont15"/>
-          <w:rFonts w:ascii="DengXian" w:eastAsia="DengXian" w:hAnsi="DengXian" w:cs="Arial" w:hint="eastAsia"/>
+          <w:rFonts w:ascii="等线" w:eastAsia="等线" w:hAnsi="等线" w:cs="Arial" w:hint="eastAsia"/>
           <w:b/>
           <w:bCs/>
           <w:color w:val="000000"/>
@@ -2468,7 +2468,7 @@
       <w:r>
         <w:rPr>
           <w:rStyle w:val="bumpedfont15"/>
-          <w:rFonts w:ascii="DengXian" w:eastAsia="DengXian" w:hAnsi="DengXian" w:cs="Arial"/>
+          <w:rFonts w:ascii="等线" w:eastAsia="等线" w:hAnsi="等线" w:cs="Arial"/>
           <w:b/>
           <w:bCs/>
           <w:color w:val="000000"/>
@@ -2484,7 +2484,7 @@
         <w:spacing w:before="90" w:beforeAutospacing="0" w:after="90" w:afterAutospacing="0"/>
         <w:rPr>
           <w:rStyle w:val="bumpedfont15"/>
-          <w:rFonts w:ascii="DengXian" w:eastAsia="DengXian" w:hAnsi="DengXian" w:cs="Arial"/>
+          <w:rFonts w:ascii="等线" w:eastAsia="等线" w:hAnsi="等线" w:cs="Arial" w:hint="eastAsia"/>
           <w:color w:val="000000"/>
           <w:sz w:val="22"/>
           <w:szCs w:val="22"/>
@@ -2497,7 +2497,7 @@
         <w:spacing w:before="240" w:beforeAutospacing="0" w:after="90" w:afterAutospacing="0"/>
         <w:rPr>
           <w:rStyle w:val="bumpedfont15"/>
-          <w:rFonts w:cs="Arial"/>
+          <w:rFonts w:cs="Arial" w:hint="eastAsia"/>
           <w:b/>
           <w:bCs/>
           <w:sz w:val="36"/>
@@ -2507,7 +2507,7 @@
       <w:r>
         <w:rPr>
           <w:rStyle w:val="bumpedfont15"/>
-          <w:rFonts w:ascii="DengXian" w:eastAsia="DengXian" w:hAnsi="DengXian" w:cs="Arial"/>
+          <w:rFonts w:ascii="等线" w:eastAsia="等线" w:hAnsi="等线" w:cs="Arial"/>
           <w:color w:val="000000"/>
           <w:sz w:val="22"/>
           <w:szCs w:val="22"/>
@@ -2517,7 +2517,7 @@
       <w:r>
         <w:rPr>
           <w:rStyle w:val="bumpedfont15"/>
-          <w:rFonts w:ascii="DengXian" w:eastAsia="DengXian" w:hAnsi="DengXian" w:cs="Arial"/>
+          <w:rFonts w:ascii="等线" w:eastAsia="等线" w:hAnsi="等线" w:cs="Arial"/>
           <w:b/>
           <w:bCs/>
           <w:color w:val="000000"/>
@@ -2534,18 +2534,18 @@
         <w:spacing w:before="90" w:beforeAutospacing="0" w:after="90" w:afterAutospacing="0"/>
         <w:rPr>
           <w:rStyle w:val="bumpedfont15"/>
-          <w:rFonts w:ascii="DengXian" w:eastAsia="DengXian" w:hAnsi="DengXian" w:cs="Arial"/>
-          <w:b/>
-          <w:bCs/>
-          <w:color w:val="000000"/>
-          <w:sz w:val="26"/>
-          <w:szCs w:val="26"/>
-        </w:rPr>
-      </w:pPr>
-      <w:r>
-        <w:rPr>
-          <w:rStyle w:val="bumpedfont15"/>
-          <w:rFonts w:ascii="DengXian" w:eastAsia="DengXian" w:hAnsi="DengXian" w:cs="Arial"/>
+          <w:rFonts w:ascii="等线" w:eastAsia="等线" w:hAnsi="等线" w:cs="Arial" w:hint="eastAsia"/>
+          <w:b/>
+          <w:bCs/>
+          <w:color w:val="000000"/>
+          <w:sz w:val="26"/>
+          <w:szCs w:val="26"/>
+        </w:rPr>
+      </w:pPr>
+      <w:r>
+        <w:rPr>
+          <w:rStyle w:val="bumpedfont15"/>
+          <w:rFonts w:ascii="等线" w:eastAsia="等线" w:hAnsi="等线" w:cs="Arial"/>
           <w:b/>
           <w:bCs/>
           <w:color w:val="000000"/>
@@ -2561,18 +2561,18 @@
         <w:spacing w:before="90" w:beforeAutospacing="0" w:after="90" w:afterAutospacing="0"/>
         <w:rPr>
           <w:rStyle w:val="bumpedfont15"/>
-          <w:rFonts w:ascii="DengXian" w:eastAsia="DengXian" w:hAnsi="DengXian" w:cs="Arial"/>
-          <w:b/>
-          <w:bCs/>
-          <w:color w:val="000000"/>
-          <w:sz w:val="22"/>
-          <w:szCs w:val="22"/>
-        </w:rPr>
-      </w:pPr>
-      <w:r>
-        <w:rPr>
-          <w:rStyle w:val="bumpedfont15"/>
-          <w:rFonts w:ascii="DengXian" w:eastAsia="DengXian" w:hAnsi="DengXian" w:cs="Arial"/>
+          <w:rFonts w:ascii="等线" w:eastAsia="等线" w:hAnsi="等线" w:cs="Arial" w:hint="eastAsia"/>
+          <w:b/>
+          <w:bCs/>
+          <w:color w:val="000000"/>
+          <w:sz w:val="22"/>
+          <w:szCs w:val="22"/>
+        </w:rPr>
+      </w:pPr>
+      <w:r>
+        <w:rPr>
+          <w:rStyle w:val="bumpedfont15"/>
+          <w:rFonts w:ascii="等线" w:eastAsia="等线" w:hAnsi="等线" w:cs="Arial"/>
           <w:b/>
           <w:bCs/>
           <w:color w:val="000000"/>
@@ -2584,7 +2584,7 @@
       <w:r>
         <w:rPr>
           <w:rStyle w:val="bumpedfont15"/>
-          <w:rFonts w:ascii="DengXian" w:eastAsia="DengXian" w:hAnsi="DengXian" w:cs="Arial" w:hint="eastAsia"/>
+          <w:rFonts w:ascii="等线" w:eastAsia="等线" w:hAnsi="等线" w:cs="Arial" w:hint="eastAsia"/>
           <w:b/>
           <w:bCs/>
           <w:color w:val="000000"/>
@@ -2601,18 +2601,18 @@
         <w:ind w:leftChars="300" w:left="660"/>
         <w:rPr>
           <w:rStyle w:val="bumpedfont15"/>
-          <w:rFonts w:ascii="DengXian" w:eastAsia="DengXian" w:hAnsi="DengXian" w:cs="Arial"/>
-          <w:b/>
-          <w:bCs/>
-          <w:color w:val="000000"/>
-          <w:sz w:val="22"/>
-          <w:szCs w:val="22"/>
-        </w:rPr>
-      </w:pPr>
-      <w:r>
-        <w:rPr>
-          <w:rStyle w:val="bumpedfont15"/>
-          <w:rFonts w:ascii="DengXian" w:eastAsia="DengXian" w:hAnsi="DengXian" w:cs="Arial"/>
+          <w:rFonts w:ascii="等线" w:eastAsia="等线" w:hAnsi="等线" w:cs="Arial" w:hint="eastAsia"/>
+          <w:b/>
+          <w:bCs/>
+          <w:color w:val="000000"/>
+          <w:sz w:val="22"/>
+          <w:szCs w:val="22"/>
+        </w:rPr>
+      </w:pPr>
+      <w:r>
+        <w:rPr>
+          <w:rStyle w:val="bumpedfont15"/>
+          <w:rFonts w:ascii="等线" w:eastAsia="等线" w:hAnsi="等线" w:cs="Arial"/>
           <w:color w:val="000000"/>
           <w:sz w:val="22"/>
           <w:szCs w:val="22"/>
@@ -2623,7 +2623,7 @@
       <w:r>
         <w:rPr>
           <w:rStyle w:val="bumpedfont15"/>
-          <w:rFonts w:ascii="DengXian" w:eastAsia="DengXian" w:hAnsi="DengXian" w:cs="Arial"/>
+          <w:rFonts w:ascii="等线" w:eastAsia="等线" w:hAnsi="等线" w:cs="Arial"/>
           <w:color w:val="000000"/>
           <w:sz w:val="22"/>
           <w:szCs w:val="22"/>
@@ -2634,7 +2634,7 @@
       <w:r>
         <w:rPr>
           <w:rStyle w:val="bumpedfont15"/>
-          <w:rFonts w:ascii="DengXian" w:eastAsia="DengXian" w:hAnsi="DengXian" w:cs="Arial"/>
+          <w:rFonts w:ascii="等线" w:eastAsia="等线" w:hAnsi="等线" w:cs="Arial"/>
           <w:color w:val="000000"/>
           <w:sz w:val="22"/>
           <w:szCs w:val="22"/>
@@ -2648,18 +2648,18 @@
         <w:spacing w:before="90" w:beforeAutospacing="0" w:after="90" w:afterAutospacing="0"/>
         <w:rPr>
           <w:rStyle w:val="bumpedfont15"/>
-          <w:rFonts w:ascii="DengXian" w:eastAsia="DengXian" w:hAnsi="DengXian" w:cs="Arial"/>
-          <w:b/>
-          <w:bCs/>
-          <w:color w:val="000000"/>
-          <w:sz w:val="22"/>
-          <w:szCs w:val="22"/>
-        </w:rPr>
-      </w:pPr>
-      <w:r>
-        <w:rPr>
-          <w:rStyle w:val="bumpedfont15"/>
-          <w:rFonts w:ascii="DengXian" w:eastAsia="DengXian" w:hAnsi="DengXian" w:cs="Arial"/>
+          <w:rFonts w:ascii="等线" w:eastAsia="等线" w:hAnsi="等线" w:cs="Arial" w:hint="eastAsia"/>
+          <w:b/>
+          <w:bCs/>
+          <w:color w:val="000000"/>
+          <w:sz w:val="22"/>
+          <w:szCs w:val="22"/>
+        </w:rPr>
+      </w:pPr>
+      <w:r>
+        <w:rPr>
+          <w:rStyle w:val="bumpedfont15"/>
+          <w:rFonts w:ascii="等线" w:eastAsia="等线" w:hAnsi="等线" w:cs="Arial"/>
           <w:color w:val="000000"/>
           <w:sz w:val="22"/>
           <w:szCs w:val="22"/>
@@ -2669,7 +2669,7 @@
       <w:r>
         <w:rPr>
           <w:rStyle w:val="bumpedfont15"/>
-          <w:rFonts w:ascii="DengXian" w:eastAsia="DengXian" w:hAnsi="DengXian" w:cs="Arial" w:hint="eastAsia"/>
+          <w:rFonts w:ascii="等线" w:eastAsia="等线" w:hAnsi="等线" w:cs="Arial" w:hint="eastAsia"/>
           <w:b/>
           <w:bCs/>
           <w:color w:val="000000"/>
@@ -2686,18 +2686,18 @@
         <w:ind w:leftChars="300" w:left="660"/>
         <w:rPr>
           <w:rStyle w:val="bumpedfont15"/>
-          <w:rFonts w:ascii="DengXian" w:eastAsia="DengXian" w:hAnsi="DengXian" w:cs="Arial"/>
-          <w:b/>
-          <w:bCs/>
-          <w:color w:val="000000"/>
-          <w:sz w:val="22"/>
-          <w:szCs w:val="22"/>
-        </w:rPr>
-      </w:pPr>
-      <w:r>
-        <w:rPr>
-          <w:rStyle w:val="bumpedfont15"/>
-          <w:rFonts w:ascii="DengXian" w:eastAsia="DengXian" w:hAnsi="DengXian" w:cs="Arial" w:hint="eastAsia"/>
+          <w:rFonts w:ascii="等线" w:eastAsia="等线" w:hAnsi="等线" w:cs="Arial" w:hint="eastAsia"/>
+          <w:b/>
+          <w:bCs/>
+          <w:color w:val="000000"/>
+          <w:sz w:val="22"/>
+          <w:szCs w:val="22"/>
+        </w:rPr>
+      </w:pPr>
+      <w:r>
+        <w:rPr>
+          <w:rStyle w:val="bumpedfont15"/>
+          <w:rFonts w:ascii="等线" w:eastAsia="等线" w:hAnsi="等线" w:cs="Arial" w:hint="eastAsia"/>
           <w:color w:val="000000"/>
           <w:sz w:val="20"/>
           <w:szCs w:val="20"/>
@@ -2707,7 +2707,7 @@
       <w:r>
         <w:rPr>
           <w:rStyle w:val="bumpedfont15"/>
-          <w:rFonts w:ascii="DengXian" w:eastAsia="DengXian" w:hAnsi="DengXian" w:cs="Arial" w:hint="eastAsia"/>
+          <w:rFonts w:ascii="等线" w:eastAsia="等线" w:hAnsi="等线" w:cs="Arial" w:hint="eastAsia"/>
           <w:color w:val="000000"/>
           <w:sz w:val="20"/>
           <w:szCs w:val="20"/>
@@ -2717,7 +2717,7 @@
       <w:r>
         <w:rPr>
           <w:rStyle w:val="bumpedfont15"/>
-          <w:rFonts w:ascii="DengXian" w:eastAsia="DengXian" w:hAnsi="DengXian" w:cs="Arial" w:hint="eastAsia"/>
+          <w:rFonts w:ascii="等线" w:eastAsia="等线" w:hAnsi="等线" w:cs="Arial" w:hint="eastAsia"/>
           <w:color w:val="000000"/>
           <w:sz w:val="20"/>
           <w:szCs w:val="20"/>
@@ -2732,18 +2732,18 @@
         <w:ind w:leftChars="300" w:left="660"/>
         <w:rPr>
           <w:rStyle w:val="bumpedfont15"/>
-          <w:rFonts w:ascii="DengXian" w:eastAsia="DengXian" w:hAnsi="DengXian" w:cs="Arial"/>
-          <w:b/>
-          <w:bCs/>
-          <w:color w:val="000000"/>
-          <w:sz w:val="22"/>
-          <w:szCs w:val="22"/>
-        </w:rPr>
-      </w:pPr>
-      <w:r>
-        <w:rPr>
-          <w:rStyle w:val="bumpedfont15"/>
-          <w:rFonts w:ascii="DengXian" w:eastAsia="DengXian" w:hAnsi="DengXian" w:cs="Arial"/>
+          <w:rFonts w:ascii="等线" w:eastAsia="等线" w:hAnsi="等线" w:cs="Arial" w:hint="eastAsia"/>
+          <w:b/>
+          <w:bCs/>
+          <w:color w:val="000000"/>
+          <w:sz w:val="22"/>
+          <w:szCs w:val="22"/>
+        </w:rPr>
+      </w:pPr>
+      <w:r>
+        <w:rPr>
+          <w:rStyle w:val="bumpedfont15"/>
+          <w:rFonts w:ascii="等线" w:eastAsia="等线" w:hAnsi="等线" w:cs="Arial"/>
           <w:color w:val="000000"/>
           <w:sz w:val="20"/>
           <w:szCs w:val="20"/>
@@ -2758,18 +2758,18 @@
         <w:ind w:leftChars="300" w:left="660"/>
         <w:rPr>
           <w:rStyle w:val="bumpedfont15"/>
-          <w:rFonts w:ascii="DengXian" w:eastAsia="DengXian" w:hAnsi="DengXian" w:cs="Arial"/>
-          <w:b/>
-          <w:bCs/>
-          <w:color w:val="000000"/>
-          <w:sz w:val="22"/>
-          <w:szCs w:val="22"/>
-        </w:rPr>
-      </w:pPr>
-      <w:r>
-        <w:rPr>
-          <w:rStyle w:val="bumpedfont15"/>
-          <w:rFonts w:ascii="DengXian" w:eastAsia="DengXian" w:hAnsi="DengXian" w:cs="Arial" w:hint="eastAsia"/>
+          <w:rFonts w:ascii="等线" w:eastAsia="等线" w:hAnsi="等线" w:cs="Arial" w:hint="eastAsia"/>
+          <w:b/>
+          <w:bCs/>
+          <w:color w:val="000000"/>
+          <w:sz w:val="22"/>
+          <w:szCs w:val="22"/>
+        </w:rPr>
+      </w:pPr>
+      <w:r>
+        <w:rPr>
+          <w:rStyle w:val="bumpedfont15"/>
+          <w:rFonts w:ascii="等线" w:eastAsia="等线" w:hAnsi="等线" w:cs="Arial" w:hint="eastAsia"/>
           <w:color w:val="000000"/>
           <w:sz w:val="20"/>
           <w:szCs w:val="20"/>
@@ -2784,18 +2784,18 @@
         <w:ind w:leftChars="300" w:left="660"/>
         <w:rPr>
           <w:rStyle w:val="bumpedfont15"/>
-          <w:rFonts w:ascii="DengXian" w:eastAsia="DengXian" w:hAnsi="DengXian" w:cs="Arial"/>
-          <w:b/>
-          <w:bCs/>
-          <w:color w:val="000000"/>
-          <w:sz w:val="22"/>
-          <w:szCs w:val="22"/>
-        </w:rPr>
-      </w:pPr>
-      <w:r>
-        <w:rPr>
-          <w:rStyle w:val="bumpedfont15"/>
-          <w:rFonts w:ascii="DengXian" w:eastAsia="DengXian" w:hAnsi="DengXian" w:cs="Arial" w:hint="eastAsia"/>
+          <w:rFonts w:ascii="等线" w:eastAsia="等线" w:hAnsi="等线" w:cs="Arial" w:hint="eastAsia"/>
+          <w:b/>
+          <w:bCs/>
+          <w:color w:val="000000"/>
+          <w:sz w:val="22"/>
+          <w:szCs w:val="22"/>
+        </w:rPr>
+      </w:pPr>
+      <w:r>
+        <w:rPr>
+          <w:rStyle w:val="bumpedfont15"/>
+          <w:rFonts w:ascii="等线" w:eastAsia="等线" w:hAnsi="等线" w:cs="Arial" w:hint="eastAsia"/>
           <w:color w:val="000000"/>
           <w:sz w:val="20"/>
           <w:szCs w:val="20"/>
@@ -2810,18 +2810,18 @@
         <w:ind w:leftChars="300" w:left="660"/>
         <w:rPr>
           <w:rStyle w:val="bumpedfont15"/>
-          <w:rFonts w:ascii="DengXian" w:eastAsia="DengXian" w:hAnsi="DengXian" w:cs="Arial"/>
-          <w:b/>
-          <w:bCs/>
-          <w:color w:val="000000"/>
-          <w:sz w:val="22"/>
-          <w:szCs w:val="22"/>
-        </w:rPr>
-      </w:pPr>
-      <w:r>
-        <w:rPr>
-          <w:rStyle w:val="bumpedfont15"/>
-          <w:rFonts w:ascii="DengXian" w:eastAsia="DengXian" w:hAnsi="DengXian" w:cs="Arial" w:hint="eastAsia"/>
+          <w:rFonts w:ascii="等线" w:eastAsia="等线" w:hAnsi="等线" w:cs="Arial" w:hint="eastAsia"/>
+          <w:b/>
+          <w:bCs/>
+          <w:color w:val="000000"/>
+          <w:sz w:val="22"/>
+          <w:szCs w:val="22"/>
+        </w:rPr>
+      </w:pPr>
+      <w:r>
+        <w:rPr>
+          <w:rStyle w:val="bumpedfont15"/>
+          <w:rFonts w:ascii="等线" w:eastAsia="等线" w:hAnsi="等线" w:cs="Arial" w:hint="eastAsia"/>
           <w:color w:val="000000"/>
           <w:sz w:val="20"/>
           <w:szCs w:val="20"/>
@@ -2836,18 +2836,18 @@
         <w:ind w:leftChars="300" w:left="660"/>
         <w:rPr>
           <w:rStyle w:val="bumpedfont15"/>
-          <w:rFonts w:ascii="DengXian" w:eastAsia="DengXian" w:hAnsi="DengXian" w:cs="Arial"/>
-          <w:b/>
-          <w:bCs/>
-          <w:color w:val="000000"/>
-          <w:sz w:val="22"/>
-          <w:szCs w:val="22"/>
-        </w:rPr>
-      </w:pPr>
-      <w:r>
-        <w:rPr>
-          <w:rStyle w:val="bumpedfont15"/>
-          <w:rFonts w:ascii="DengXian" w:eastAsia="DengXian" w:hAnsi="DengXian" w:cs="Arial" w:hint="eastAsia"/>
+          <w:rFonts w:ascii="等线" w:eastAsia="等线" w:hAnsi="等线" w:cs="Arial" w:hint="eastAsia"/>
+          <w:b/>
+          <w:bCs/>
+          <w:color w:val="000000"/>
+          <w:sz w:val="22"/>
+          <w:szCs w:val="22"/>
+        </w:rPr>
+      </w:pPr>
+      <w:r>
+        <w:rPr>
+          <w:rStyle w:val="bumpedfont15"/>
+          <w:rFonts w:ascii="等线" w:eastAsia="等线" w:hAnsi="等线" w:cs="Arial" w:hint="eastAsia"/>
           <w:color w:val="000000"/>
           <w:sz w:val="20"/>
           <w:szCs w:val="20"/>
@@ -2857,7 +2857,7 @@
       <w:r>
         <w:rPr>
           <w:rStyle w:val="bumpedfont15"/>
-          <w:rFonts w:ascii="DengXian" w:eastAsia="DengXian" w:hAnsi="DengXian" w:cs="Arial" w:hint="eastAsia"/>
+          <w:rFonts w:ascii="等线" w:eastAsia="等线" w:hAnsi="等线" w:cs="Arial" w:hint="eastAsia"/>
           <w:color w:val="000000"/>
           <w:sz w:val="20"/>
           <w:szCs w:val="20"/>
@@ -2871,18 +2871,18 @@
         <w:spacing w:before="90" w:beforeAutospacing="0" w:after="90" w:afterAutospacing="0"/>
         <w:ind w:leftChars="300" w:left="660"/>
         <w:rPr>
-          <w:rFonts w:ascii="DengXian" w:eastAsia="DengXian" w:hAnsi="DengXian" w:cs="Arial"/>
-          <w:b/>
-          <w:bCs/>
-          <w:color w:val="000000"/>
-          <w:sz w:val="22"/>
-          <w:szCs w:val="22"/>
-        </w:rPr>
-      </w:pPr>
-      <w:r>
-        <w:rPr>
-          <w:rStyle w:val="bumpedfont15"/>
-          <w:rFonts w:ascii="DengXian" w:eastAsia="DengXian" w:hAnsi="DengXian" w:cs="Arial" w:hint="eastAsia"/>
+          <w:rFonts w:ascii="等线" w:eastAsia="等线" w:hAnsi="等线" w:cs="Arial" w:hint="eastAsia"/>
+          <w:b/>
+          <w:bCs/>
+          <w:color w:val="000000"/>
+          <w:sz w:val="22"/>
+          <w:szCs w:val="22"/>
+        </w:rPr>
+      </w:pPr>
+      <w:r>
+        <w:rPr>
+          <w:rStyle w:val="bumpedfont15"/>
+          <w:rFonts w:ascii="等线" w:eastAsia="等线" w:hAnsi="等线" w:cs="Arial" w:hint="eastAsia"/>
           <w:color w:val="000000"/>
           <w:sz w:val="20"/>
           <w:szCs w:val="20"/>
@@ -2892,7 +2892,7 @@
       <w:r>
         <w:rPr>
           <w:rStyle w:val="bumpedfont15"/>
-          <w:rFonts w:ascii="DengXian" w:eastAsia="DengXian" w:hAnsi="DengXian" w:cs="Arial" w:hint="eastAsia"/>
+          <w:rFonts w:ascii="等线" w:eastAsia="等线" w:hAnsi="等线" w:cs="Arial" w:hint="eastAsia"/>
           <w:color w:val="000000"/>
           <w:sz w:val="20"/>
           <w:szCs w:val="20"/>
@@ -2902,7 +2902,7 @@
       <w:r>
         <w:rPr>
           <w:rStyle w:val="bumpedfont15"/>
-          <w:rFonts w:ascii="DengXian" w:eastAsia="DengXian" w:hAnsi="DengXian" w:cs="Arial" w:hint="eastAsia"/>
+          <w:rFonts w:ascii="等线" w:eastAsia="等线" w:hAnsi="等线" w:cs="Arial" w:hint="eastAsia"/>
           <w:color w:val="000000"/>
           <w:sz w:val="20"/>
           <w:szCs w:val="20"/>
@@ -2915,17 +2915,17 @@
         <w:pStyle w:val="s9"/>
         <w:spacing w:before="90" w:beforeAutospacing="0" w:after="90" w:afterAutospacing="0"/>
         <w:rPr>
-          <w:rFonts w:ascii="DengXian" w:eastAsia="DengXian" w:hAnsi="DengXian"/>
-          <w:b/>
-          <w:bCs/>
-          <w:color w:val="000000"/>
-          <w:sz w:val="22"/>
-          <w:szCs w:val="22"/>
-        </w:rPr>
-      </w:pPr>
-      <w:r>
-        <w:rPr>
-          <w:rFonts w:ascii="DengXian" w:eastAsia="DengXian" w:hAnsi="DengXian"/>
+          <w:rFonts w:ascii="等线" w:eastAsia="等线" w:hAnsi="等线" w:hint="eastAsia"/>
+          <w:b/>
+          <w:bCs/>
+          <w:color w:val="000000"/>
+          <w:sz w:val="22"/>
+          <w:szCs w:val="22"/>
+        </w:rPr>
+      </w:pPr>
+      <w:r>
+        <w:rPr>
+          <w:rFonts w:ascii="等线" w:eastAsia="等线" w:hAnsi="等线"/>
           <w:color w:val="000000"/>
           <w:sz w:val="20"/>
           <w:szCs w:val="20"/>
@@ -2934,7 +2934,7 @@
       </w:r>
       <w:r>
         <w:rPr>
-          <w:rFonts w:ascii="DengXian" w:eastAsia="DengXian" w:hAnsi="DengXian" w:hint="eastAsia"/>
+          <w:rFonts w:ascii="等线" w:eastAsia="等线" w:hAnsi="等线" w:hint="eastAsia"/>
           <w:b/>
           <w:bCs/>
           <w:color w:val="000000"/>
@@ -2945,7 +2945,7 @@
       </w:r>
       <w:r>
         <w:rPr>
-          <w:rFonts w:ascii="DengXian" w:eastAsia="DengXian" w:hAnsi="DengXian" w:hint="eastAsia"/>
+          <w:rFonts w:ascii="等线" w:eastAsia="等线" w:hAnsi="等线" w:hint="eastAsia"/>
           <w:b/>
           <w:bCs/>
           <w:color w:val="000000"/>
@@ -2961,17 +2961,17 @@
         <w:spacing w:before="90" w:beforeAutospacing="0" w:after="90" w:afterAutospacing="0"/>
         <w:ind w:leftChars="300" w:left="660"/>
         <w:rPr>
-          <w:rFonts w:ascii="DengXian" w:eastAsia="DengXian" w:hAnsi="DengXian"/>
-          <w:b/>
-          <w:bCs/>
-          <w:color w:val="000000"/>
-          <w:sz w:val="22"/>
-          <w:szCs w:val="22"/>
-        </w:rPr>
-      </w:pPr>
-      <w:r>
-        <w:rPr>
-          <w:rFonts w:ascii="DengXian" w:eastAsia="DengXian" w:hAnsi="DengXian" w:hint="eastAsia"/>
+          <w:rFonts w:ascii="等线" w:eastAsia="等线" w:hAnsi="等线" w:hint="eastAsia"/>
+          <w:b/>
+          <w:bCs/>
+          <w:color w:val="000000"/>
+          <w:sz w:val="22"/>
+          <w:szCs w:val="22"/>
+        </w:rPr>
+      </w:pPr>
+      <w:r>
+        <w:rPr>
+          <w:rFonts w:ascii="等线" w:eastAsia="等线" w:hAnsi="等线" w:hint="eastAsia"/>
           <w:color w:val="000000"/>
           <w:sz w:val="20"/>
           <w:szCs w:val="20"/>
@@ -2980,7 +2980,7 @@
       </w:r>
       <w:r>
         <w:rPr>
-          <w:rFonts w:ascii="DengXian" w:eastAsia="DengXian" w:hAnsi="DengXian" w:hint="eastAsia"/>
+          <w:rFonts w:ascii="等线" w:eastAsia="等线" w:hAnsi="等线" w:hint="eastAsia"/>
           <w:color w:val="000000"/>
           <w:sz w:val="20"/>
           <w:szCs w:val="20"/>
@@ -2994,17 +2994,17 @@
         <w:spacing w:before="90" w:beforeAutospacing="0" w:after="90" w:afterAutospacing="0"/>
         <w:ind w:leftChars="300" w:left="660"/>
         <w:rPr>
-          <w:rFonts w:ascii="DengXian" w:eastAsia="DengXian" w:hAnsi="DengXian"/>
-          <w:b/>
-          <w:bCs/>
-          <w:color w:val="000000"/>
-          <w:sz w:val="22"/>
-          <w:szCs w:val="22"/>
-        </w:rPr>
-      </w:pPr>
-      <w:r>
-        <w:rPr>
-          <w:rFonts w:ascii="DengXian" w:eastAsia="DengXian" w:hAnsi="DengXian" w:hint="eastAsia"/>
+          <w:rFonts w:ascii="等线" w:eastAsia="等线" w:hAnsi="等线" w:hint="eastAsia"/>
+          <w:b/>
+          <w:bCs/>
+          <w:color w:val="000000"/>
+          <w:sz w:val="22"/>
+          <w:szCs w:val="22"/>
+        </w:rPr>
+      </w:pPr>
+      <w:r>
+        <w:rPr>
+          <w:rFonts w:ascii="等线" w:eastAsia="等线" w:hAnsi="等线" w:hint="eastAsia"/>
           <w:color w:val="000000"/>
           <w:sz w:val="20"/>
           <w:szCs w:val="20"/>
@@ -3013,7 +3013,7 @@
       </w:r>
       <w:r>
         <w:rPr>
-          <w:rFonts w:ascii="DengXian" w:eastAsia="DengXian" w:hAnsi="DengXian" w:hint="eastAsia"/>
+          <w:rFonts w:ascii="等线" w:eastAsia="等线" w:hAnsi="等线" w:hint="eastAsia"/>
           <w:b/>
           <w:bCs/>
           <w:color w:val="EE0000"/>
@@ -3024,7 +3024,7 @@
       </w:r>
       <w:r>
         <w:rPr>
-          <w:rFonts w:ascii="DengXian" w:eastAsia="DengXian" w:hAnsi="DengXian" w:hint="eastAsia"/>
+          <w:rFonts w:ascii="等线" w:eastAsia="等线" w:hAnsi="等线" w:hint="eastAsia"/>
           <w:b/>
           <w:bCs/>
           <w:color w:val="000000"/>
@@ -3035,7 +3035,7 @@
       </w:r>
       <w:r>
         <w:rPr>
-          <w:rFonts w:ascii="DengXian" w:eastAsia="DengXian" w:hAnsi="DengXian" w:hint="eastAsia"/>
+          <w:rFonts w:ascii="等线" w:eastAsia="等线" w:hAnsi="等线" w:hint="eastAsia"/>
           <w:b/>
           <w:bCs/>
           <w:color w:val="FFC000"/>
@@ -3046,7 +3046,7 @@
       </w:r>
       <w:r>
         <w:rPr>
-          <w:rFonts w:ascii="DengXian" w:eastAsia="DengXian" w:hAnsi="DengXian" w:hint="eastAsia"/>
+          <w:rFonts w:ascii="等线" w:eastAsia="等线" w:hAnsi="等线" w:hint="eastAsia"/>
           <w:b/>
           <w:bCs/>
           <w:color w:val="000000"/>
@@ -3057,7 +3057,7 @@
       </w:r>
       <w:r>
         <w:rPr>
-          <w:rFonts w:ascii="DengXian" w:eastAsia="DengXian" w:hAnsi="DengXian" w:hint="eastAsia"/>
+          <w:rFonts w:ascii="等线" w:eastAsia="等线" w:hAnsi="等线" w:hint="eastAsia"/>
           <w:b/>
           <w:bCs/>
           <w:color w:val="7030A0"/>
@@ -3068,7 +3068,7 @@
       </w:r>
       <w:r>
         <w:rPr>
-          <w:rFonts w:ascii="DengXian" w:eastAsia="DengXian" w:hAnsi="DengXian" w:hint="eastAsia"/>
+          <w:rFonts w:ascii="等线" w:eastAsia="等线" w:hAnsi="等线" w:hint="eastAsia"/>
           <w:b/>
           <w:bCs/>
           <w:color w:val="00B0F0"/>
@@ -3079,7 +3079,7 @@
       </w:r>
       <w:r>
         <w:rPr>
-          <w:rFonts w:ascii="DengXian" w:eastAsia="DengXian" w:hAnsi="DengXian" w:hint="eastAsia"/>
+          <w:rFonts w:ascii="等线" w:eastAsia="等线" w:hAnsi="等线" w:hint="eastAsia"/>
           <w:b/>
           <w:bCs/>
           <w:color w:val="00B050"/>
@@ -3090,7 +3090,7 @@
       </w:r>
       <w:r>
         <w:rPr>
-          <w:rFonts w:ascii="DengXian" w:eastAsia="DengXian" w:hAnsi="DengXian" w:hint="eastAsia"/>
+          <w:rFonts w:ascii="等线" w:eastAsia="等线" w:hAnsi="等线" w:hint="eastAsia"/>
           <w:b/>
           <w:bCs/>
           <w:color w:val="A6A6A6" w:themeColor="background1" w:themeShade="A6"/>
@@ -3106,31 +3106,31 @@
         <w:spacing w:before="90" w:beforeAutospacing="0" w:after="90" w:afterAutospacing="0"/>
         <w:ind w:leftChars="400" w:left="880"/>
         <w:rPr>
-          <w:rFonts w:ascii="DengXian" w:eastAsia="DengXian" w:hAnsi="DengXian"/>
-          <w:color w:val="000000"/>
-          <w:sz w:val="20"/>
-          <w:szCs w:val="20"/>
-        </w:rPr>
-      </w:pPr>
-    </w:p>
-    <w:p>
-      <w:pPr>
-        <w:pStyle w:val="s9"/>
-        <w:spacing w:before="90" w:beforeAutospacing="0" w:after="90" w:afterAutospacing="0"/>
-        <w:rPr>
-          <w:rStyle w:val="bumpedfont15"/>
-          <w:rFonts w:ascii="DengXian" w:eastAsia="DengXian" w:hAnsi="DengXian" w:cs="Arial"/>
-          <w:b/>
-          <w:bCs/>
-          <w:color w:val="000000"/>
-          <w:sz w:val="26"/>
-          <w:szCs w:val="26"/>
-        </w:rPr>
-      </w:pPr>
-      <w:r>
-        <w:rPr>
-          <w:rStyle w:val="bumpedfont15"/>
-          <w:rFonts w:ascii="DengXian" w:eastAsia="DengXian" w:hAnsi="DengXian" w:cs="Arial"/>
+          <w:rFonts w:ascii="等线" w:eastAsia="等线" w:hAnsi="等线" w:hint="eastAsia"/>
+          <w:color w:val="000000"/>
+          <w:sz w:val="20"/>
+          <w:szCs w:val="20"/>
+        </w:rPr>
+      </w:pPr>
+    </w:p>
+    <w:p>
+      <w:pPr>
+        <w:pStyle w:val="s9"/>
+        <w:spacing w:before="90" w:beforeAutospacing="0" w:after="90" w:afterAutospacing="0"/>
+        <w:rPr>
+          <w:rStyle w:val="bumpedfont15"/>
+          <w:rFonts w:ascii="等线" w:eastAsia="等线" w:hAnsi="等线" w:cs="Arial" w:hint="eastAsia"/>
+          <w:b/>
+          <w:bCs/>
+          <w:color w:val="000000"/>
+          <w:sz w:val="26"/>
+          <w:szCs w:val="26"/>
+        </w:rPr>
+      </w:pPr>
+      <w:r>
+        <w:rPr>
+          <w:rStyle w:val="bumpedfont15"/>
+          <w:rFonts w:ascii="等线" w:eastAsia="等线" w:hAnsi="等线" w:cs="Arial"/>
           <w:b/>
           <w:bCs/>
           <w:color w:val="000000"/>
@@ -3142,7 +3142,7 @@
       <w:r>
         <w:rPr>
           <w:rStyle w:val="bumpedfont15"/>
-          <w:rFonts w:ascii="DengXian" w:eastAsia="DengXian" w:hAnsi="DengXian" w:cs="Arial" w:hint="eastAsia"/>
+          <w:rFonts w:ascii="等线" w:eastAsia="等线" w:hAnsi="等线" w:cs="Arial" w:hint="eastAsia"/>
           <w:b/>
           <w:bCs/>
           <w:color w:val="000000"/>
@@ -3154,7 +3154,7 @@
       <w:r>
         <w:rPr>
           <w:rStyle w:val="bumpedfont15"/>
-          <w:rFonts w:ascii="DengXian" w:eastAsia="DengXian" w:hAnsi="DengXian" w:cs="Arial"/>
+          <w:rFonts w:ascii="等线" w:eastAsia="等线" w:hAnsi="等线" w:cs="Arial"/>
           <w:b/>
           <w:bCs/>
           <w:color w:val="000000"/>
@@ -3170,18 +3170,18 @@
         <w:spacing w:before="90" w:beforeAutospacing="0" w:after="90" w:afterAutospacing="0"/>
         <w:rPr>
           <w:rStyle w:val="bumpedfont15"/>
-          <w:rFonts w:ascii="DengXian" w:eastAsia="DengXian" w:hAnsi="DengXian" w:cs="Arial"/>
-          <w:b/>
-          <w:bCs/>
-          <w:color w:val="000000"/>
-          <w:sz w:val="22"/>
-          <w:szCs w:val="22"/>
-        </w:rPr>
-      </w:pPr>
-      <w:r>
-        <w:rPr>
-          <w:rStyle w:val="bumpedfont15"/>
-          <w:rFonts w:ascii="DengXian" w:eastAsia="DengXian" w:hAnsi="DengXian" w:cs="Arial"/>
+          <w:rFonts w:ascii="等线" w:eastAsia="等线" w:hAnsi="等线" w:cs="Arial" w:hint="eastAsia"/>
+          <w:b/>
+          <w:bCs/>
+          <w:color w:val="000000"/>
+          <w:sz w:val="22"/>
+          <w:szCs w:val="22"/>
+        </w:rPr>
+      </w:pPr>
+      <w:r>
+        <w:rPr>
+          <w:rStyle w:val="bumpedfont15"/>
+          <w:rFonts w:ascii="等线" w:eastAsia="等线" w:hAnsi="等线" w:cs="Arial"/>
           <w:b/>
           <w:bCs/>
           <w:color w:val="000000"/>
@@ -3193,7 +3193,7 @@
       <w:r>
         <w:rPr>
           <w:rStyle w:val="bumpedfont15"/>
-          <w:rFonts w:ascii="DengXian" w:eastAsia="DengXian" w:hAnsi="DengXian" w:cs="Arial" w:hint="eastAsia"/>
+          <w:rFonts w:ascii="等线" w:eastAsia="等线" w:hAnsi="等线" w:cs="Arial" w:hint="eastAsia"/>
           <w:b/>
           <w:bCs/>
           <w:color w:val="000000"/>
@@ -3205,7 +3205,7 @@
       <w:r>
         <w:rPr>
           <w:rStyle w:val="bumpedfont15"/>
-          <w:rFonts w:ascii="DengXian" w:eastAsia="DengXian" w:hAnsi="DengXian" w:cs="Arial" w:hint="eastAsia"/>
+          <w:rFonts w:ascii="等线" w:eastAsia="等线" w:hAnsi="等线" w:cs="Arial" w:hint="eastAsia"/>
           <w:b/>
           <w:bCs/>
           <w:color w:val="000000"/>
@@ -3221,16 +3221,16 @@
         <w:spacing w:before="90" w:beforeAutospacing="0" w:after="90" w:afterAutospacing="0"/>
         <w:rPr>
           <w:rStyle w:val="bumpedfont15"/>
-          <w:rFonts w:ascii="DengXian" w:eastAsia="DengXian" w:hAnsi="DengXian" w:cs="Arial"/>
-          <w:color w:val="000000"/>
-          <w:sz w:val="20"/>
-          <w:szCs w:val="20"/>
-        </w:rPr>
-      </w:pPr>
-      <w:r>
-        <w:rPr>
-          <w:rStyle w:val="bumpedfont15"/>
-          <w:rFonts w:ascii="DengXian" w:eastAsia="DengXian" w:hAnsi="DengXian" w:cs="Arial"/>
+          <w:rFonts w:ascii="等线" w:eastAsia="等线" w:hAnsi="等线" w:cs="Arial" w:hint="eastAsia"/>
+          <w:color w:val="000000"/>
+          <w:sz w:val="20"/>
+          <w:szCs w:val="20"/>
+        </w:rPr>
+      </w:pPr>
+      <w:r>
+        <w:rPr>
+          <w:rStyle w:val="bumpedfont15"/>
+          <w:rFonts w:ascii="等线" w:eastAsia="等线" w:hAnsi="等线" w:cs="Arial"/>
           <w:color w:val="000000"/>
           <w:sz w:val="22"/>
           <w:szCs w:val="22"/>
@@ -3240,7 +3240,7 @@
       <w:r>
         <w:rPr>
           <w:rStyle w:val="bumpedfont15"/>
-          <w:rFonts w:ascii="DengXian" w:eastAsia="DengXian" w:hAnsi="DengXian" w:cs="Arial"/>
+          <w:rFonts w:ascii="等线" w:eastAsia="等线" w:hAnsi="等线" w:cs="Arial"/>
           <w:color w:val="000000"/>
           <w:sz w:val="22"/>
           <w:szCs w:val="22"/>
@@ -3250,7 +3250,7 @@
       <w:r>
         <w:rPr>
           <w:rStyle w:val="bumpedfont15"/>
-          <w:rFonts w:ascii="DengXian" w:eastAsia="DengXian" w:hAnsi="DengXian" w:cs="Arial" w:hint="eastAsia"/>
+          <w:rFonts w:ascii="等线" w:eastAsia="等线" w:hAnsi="等线" w:cs="Arial" w:hint="eastAsia"/>
           <w:color w:val="000000"/>
           <w:sz w:val="20"/>
           <w:szCs w:val="20"/>
@@ -3260,7 +3260,7 @@
       <w:r>
         <w:rPr>
           <w:rStyle w:val="bumpedfont15"/>
-          <w:rFonts w:ascii="DengXian" w:eastAsia="DengXian" w:hAnsi="DengXian" w:cs="Arial" w:hint="eastAsia"/>
+          <w:rFonts w:ascii="等线" w:eastAsia="等线" w:hAnsi="等线" w:cs="Arial" w:hint="eastAsia"/>
           <w:color w:val="000000"/>
           <w:sz w:val="20"/>
           <w:szCs w:val="20"/>
@@ -3274,16 +3274,16 @@
         <w:spacing w:before="90" w:beforeAutospacing="0" w:after="90" w:afterAutospacing="0"/>
         <w:rPr>
           <w:rStyle w:val="bumpedfont15"/>
-          <w:rFonts w:ascii="DengXian" w:eastAsia="DengXian" w:hAnsi="DengXian" w:cs="Arial"/>
-          <w:color w:val="000000"/>
-          <w:sz w:val="20"/>
-          <w:szCs w:val="20"/>
-        </w:rPr>
-      </w:pPr>
-      <w:r>
-        <w:rPr>
-          <w:rStyle w:val="bumpedfont15"/>
-          <w:rFonts w:ascii="DengXian" w:eastAsia="DengXian" w:hAnsi="DengXian" w:cs="Arial"/>
+          <w:rFonts w:ascii="等线" w:eastAsia="等线" w:hAnsi="等线" w:cs="Arial" w:hint="eastAsia"/>
+          <w:color w:val="000000"/>
+          <w:sz w:val="20"/>
+          <w:szCs w:val="20"/>
+        </w:rPr>
+      </w:pPr>
+      <w:r>
+        <w:rPr>
+          <w:rStyle w:val="bumpedfont15"/>
+          <w:rFonts w:ascii="等线" w:eastAsia="等线" w:hAnsi="等线" w:cs="Arial"/>
           <w:color w:val="000000"/>
           <w:sz w:val="20"/>
           <w:szCs w:val="20"/>
@@ -3293,7 +3293,7 @@
       <w:r>
         <w:rPr>
           <w:rStyle w:val="bumpedfont15"/>
-          <w:rFonts w:ascii="DengXian" w:eastAsia="DengXian" w:hAnsi="DengXian" w:cs="Arial"/>
+          <w:rFonts w:ascii="等线" w:eastAsia="等线" w:hAnsi="等线" w:cs="Arial"/>
           <w:color w:val="000000"/>
           <w:sz w:val="20"/>
           <w:szCs w:val="20"/>
@@ -3303,7 +3303,7 @@
       <w:r>
         <w:rPr>
           <w:rStyle w:val="bumpedfont15"/>
-          <w:rFonts w:ascii="DengXian" w:eastAsia="DengXian" w:hAnsi="DengXian" w:cs="Arial" w:hint="eastAsia"/>
+          <w:rFonts w:ascii="等线" w:eastAsia="等线" w:hAnsi="等线" w:cs="Arial" w:hint="eastAsia"/>
           <w:color w:val="000000"/>
           <w:sz w:val="20"/>
           <w:szCs w:val="20"/>
@@ -3317,18 +3317,18 @@
         <w:spacing w:before="90" w:beforeAutospacing="0" w:after="90" w:afterAutospacing="0"/>
         <w:rPr>
           <w:rStyle w:val="bumpedfont15"/>
-          <w:rFonts w:ascii="DengXian" w:eastAsia="DengXian" w:hAnsi="DengXian" w:cs="Arial"/>
-          <w:b/>
-          <w:bCs/>
-          <w:color w:val="000000"/>
-          <w:sz w:val="22"/>
-          <w:szCs w:val="22"/>
-        </w:rPr>
-      </w:pPr>
-      <w:r>
-        <w:rPr>
-          <w:rStyle w:val="bumpedfont15"/>
-          <w:rFonts w:ascii="DengXian" w:eastAsia="DengXian" w:hAnsi="DengXian" w:cs="Arial"/>
+          <w:rFonts w:ascii="等线" w:eastAsia="等线" w:hAnsi="等线" w:cs="Arial" w:hint="eastAsia"/>
+          <w:b/>
+          <w:bCs/>
+          <w:color w:val="000000"/>
+          <w:sz w:val="22"/>
+          <w:szCs w:val="22"/>
+        </w:rPr>
+      </w:pPr>
+      <w:r>
+        <w:rPr>
+          <w:rStyle w:val="bumpedfont15"/>
+          <w:rFonts w:ascii="等线" w:eastAsia="等线" w:hAnsi="等线" w:cs="Arial"/>
           <w:color w:val="000000"/>
           <w:sz w:val="22"/>
           <w:szCs w:val="22"/>
@@ -3338,7 +3338,7 @@
       <w:r>
         <w:rPr>
           <w:rStyle w:val="bumpedfont15"/>
-          <w:rFonts w:ascii="DengXian" w:eastAsia="DengXian" w:hAnsi="DengXian" w:cs="Arial" w:hint="eastAsia"/>
+          <w:rFonts w:ascii="等线" w:eastAsia="等线" w:hAnsi="等线" w:cs="Arial" w:hint="eastAsia"/>
           <w:b/>
           <w:bCs/>
           <w:color w:val="000000"/>
@@ -3350,7 +3350,7 @@
       <w:r>
         <w:rPr>
           <w:rStyle w:val="bumpedfont15"/>
-          <w:rFonts w:ascii="DengXian" w:eastAsia="DengXian" w:hAnsi="DengXian" w:cs="Arial"/>
+          <w:rFonts w:ascii="等线" w:eastAsia="等线" w:hAnsi="等线" w:cs="Arial"/>
           <w:b/>
           <w:bCs/>
           <w:color w:val="EE0000"/>
@@ -3362,7 +3362,7 @@
       <w:r>
         <w:rPr>
           <w:rStyle w:val="bumpedfont15"/>
-          <w:rFonts w:ascii="DengXian" w:eastAsia="DengXian" w:hAnsi="DengXian" w:cs="Arial"/>
+          <w:rFonts w:ascii="等线" w:eastAsia="等线" w:hAnsi="等线" w:cs="Arial"/>
           <w:b/>
           <w:bCs/>
           <w:color w:val="FFC000"/>
@@ -3379,18 +3379,18 @@
         <w:ind w:leftChars="300" w:left="660"/>
         <w:rPr>
           <w:rStyle w:val="bumpedfont15"/>
-          <w:rFonts w:ascii="DengXian" w:eastAsia="DengXian" w:hAnsi="DengXian" w:cs="Arial"/>
-          <w:b/>
-          <w:bCs/>
-          <w:color w:val="000000"/>
-          <w:sz w:val="22"/>
-          <w:szCs w:val="22"/>
-        </w:rPr>
-      </w:pPr>
-      <w:r>
-        <w:rPr>
-          <w:rStyle w:val="bumpedfont15"/>
-          <w:rFonts w:ascii="DengXian" w:eastAsia="DengXian" w:hAnsi="DengXian" w:cs="Arial" w:hint="eastAsia"/>
+          <w:rFonts w:ascii="等线" w:eastAsia="等线" w:hAnsi="等线" w:cs="Arial" w:hint="eastAsia"/>
+          <w:b/>
+          <w:bCs/>
+          <w:color w:val="000000"/>
+          <w:sz w:val="22"/>
+          <w:szCs w:val="22"/>
+        </w:rPr>
+      </w:pPr>
+      <w:r>
+        <w:rPr>
+          <w:rStyle w:val="bumpedfont15"/>
+          <w:rFonts w:ascii="等线" w:eastAsia="等线" w:hAnsi="等线" w:cs="Arial" w:hint="eastAsia"/>
           <w:color w:val="000000"/>
           <w:sz w:val="22"/>
           <w:szCs w:val="22"/>
@@ -3400,7 +3400,7 @@
       <w:r>
         <w:rPr>
           <w:rStyle w:val="bumpedfont15"/>
-          <w:rFonts w:ascii="DengXian" w:eastAsia="DengXian" w:hAnsi="DengXian" w:cs="Arial" w:hint="eastAsia"/>
+          <w:rFonts w:ascii="等线" w:eastAsia="等线" w:hAnsi="等线" w:cs="Arial" w:hint="eastAsia"/>
           <w:color w:val="FFC000"/>
           <w:sz w:val="22"/>
           <w:szCs w:val="22"/>
@@ -3410,7 +3410,7 @@
       <w:r>
         <w:rPr>
           <w:rStyle w:val="bumpedfont15"/>
-          <w:rFonts w:ascii="DengXian" w:eastAsia="DengXian" w:hAnsi="DengXian" w:cs="Arial" w:hint="eastAsia"/>
+          <w:rFonts w:ascii="等线" w:eastAsia="等线" w:hAnsi="等线" w:cs="Arial" w:hint="eastAsia"/>
           <w:color w:val="EE0000"/>
           <w:sz w:val="22"/>
           <w:szCs w:val="22"/>
@@ -3420,7 +3420,7 @@
       <w:r>
         <w:rPr>
           <w:rStyle w:val="bumpedfont15"/>
-          <w:rFonts w:ascii="DengXian" w:eastAsia="DengXian" w:hAnsi="DengXian" w:cs="Arial" w:hint="eastAsia"/>
+          <w:rFonts w:ascii="等线" w:eastAsia="等线" w:hAnsi="等线" w:cs="Arial" w:hint="eastAsia"/>
           <w:color w:val="FFC000"/>
           <w:sz w:val="22"/>
           <w:szCs w:val="22"/>
@@ -3430,7 +3430,7 @@
       <w:r>
         <w:rPr>
           <w:rStyle w:val="bumpedfont15"/>
-          <w:rFonts w:ascii="DengXian" w:eastAsia="DengXian" w:hAnsi="DengXian" w:cs="Arial" w:hint="eastAsia"/>
+          <w:rFonts w:ascii="等线" w:eastAsia="等线" w:hAnsi="等线" w:cs="Arial" w:hint="eastAsia"/>
           <w:color w:val="000000"/>
           <w:sz w:val="22"/>
           <w:szCs w:val="22"/>
@@ -3440,7 +3440,7 @@
       <w:r>
         <w:rPr>
           <w:rStyle w:val="bumpedfont15"/>
-          <w:rFonts w:ascii="DengXian" w:eastAsia="DengXian" w:hAnsi="DengXian" w:cs="Arial" w:hint="eastAsia"/>
+          <w:rFonts w:ascii="等线" w:eastAsia="等线" w:hAnsi="等线" w:cs="Arial" w:hint="eastAsia"/>
           <w:color w:val="EE0000"/>
           <w:sz w:val="22"/>
           <w:szCs w:val="22"/>
@@ -3450,7 +3450,7 @@
       <w:r>
         <w:rPr>
           <w:rStyle w:val="bumpedfont15"/>
-          <w:rFonts w:ascii="DengXian" w:eastAsia="DengXian" w:hAnsi="DengXian" w:cs="Arial" w:hint="eastAsia"/>
+          <w:rFonts w:ascii="等线" w:eastAsia="等线" w:hAnsi="等线" w:cs="Arial" w:hint="eastAsia"/>
           <w:color w:val="000000"/>
           <w:sz w:val="22"/>
           <w:szCs w:val="22"/>
@@ -3465,18 +3465,18 @@
         <w:ind w:leftChars="300" w:left="660"/>
         <w:rPr>
           <w:rStyle w:val="bumpedfont15"/>
-          <w:rFonts w:ascii="DengXian" w:eastAsia="DengXian" w:hAnsi="DengXian" w:cs="Arial"/>
-          <w:b/>
-          <w:bCs/>
-          <w:color w:val="000000"/>
-          <w:sz w:val="22"/>
-          <w:szCs w:val="22"/>
-        </w:rPr>
-      </w:pPr>
-      <w:r>
-        <w:rPr>
-          <w:rStyle w:val="bumpedfont15"/>
-          <w:rFonts w:ascii="DengXian" w:eastAsia="DengXian" w:hAnsi="DengXian" w:cs="Arial" w:hint="eastAsia"/>
+          <w:rFonts w:ascii="等线" w:eastAsia="等线" w:hAnsi="等线" w:cs="Arial" w:hint="eastAsia"/>
+          <w:b/>
+          <w:bCs/>
+          <w:color w:val="000000"/>
+          <w:sz w:val="22"/>
+          <w:szCs w:val="22"/>
+        </w:rPr>
+      </w:pPr>
+      <w:r>
+        <w:rPr>
+          <w:rStyle w:val="bumpedfont15"/>
+          <w:rFonts w:ascii="等线" w:eastAsia="等线" w:hAnsi="等线" w:cs="Arial" w:hint="eastAsia"/>
           <w:color w:val="000000"/>
           <w:sz w:val="22"/>
           <w:szCs w:val="22"/>
@@ -3490,18 +3490,18 @@
         <w:spacing w:before="90" w:beforeAutospacing="0" w:after="90" w:afterAutospacing="0"/>
         <w:ind w:leftChars="300" w:left="660"/>
         <w:rPr>
-          <w:rFonts w:ascii="DengXian" w:eastAsia="DengXian" w:hAnsi="DengXian" w:cs="Arial"/>
-          <w:b/>
-          <w:bCs/>
-          <w:color w:val="000000"/>
-          <w:sz w:val="22"/>
-          <w:szCs w:val="22"/>
-        </w:rPr>
-      </w:pPr>
-      <w:r>
-        <w:rPr>
-          <w:rStyle w:val="bumpedfont15"/>
-          <w:rFonts w:ascii="DengXian" w:eastAsia="DengXian" w:hAnsi="DengXian" w:cs="Arial" w:hint="eastAsia"/>
+          <w:rFonts w:ascii="等线" w:eastAsia="等线" w:hAnsi="等线" w:cs="Arial" w:hint="eastAsia"/>
+          <w:b/>
+          <w:bCs/>
+          <w:color w:val="000000"/>
+          <w:sz w:val="22"/>
+          <w:szCs w:val="22"/>
+        </w:rPr>
+      </w:pPr>
+      <w:r>
+        <w:rPr>
+          <w:rStyle w:val="bumpedfont15"/>
+          <w:rFonts w:ascii="等线" w:eastAsia="等线" w:hAnsi="等线" w:cs="Arial" w:hint="eastAsia"/>
           <w:color w:val="000000"/>
           <w:sz w:val="22"/>
           <w:szCs w:val="22"/>
@@ -3514,7 +3514,7 @@
         <w:pStyle w:val="s9"/>
         <w:spacing w:before="90" w:beforeAutospacing="0" w:after="90" w:afterAutospacing="0"/>
         <w:rPr>
-          <w:rFonts w:ascii="DengXian" w:eastAsia="DengXian" w:hAnsi="DengXian"/>
+          <w:rFonts w:ascii="等线" w:eastAsia="等线" w:hAnsi="等线" w:hint="eastAsia"/>
           <w:b/>
           <w:bCs/>
           <w:color w:val="000000"/>
@@ -3525,7 +3525,7 @@
       <w:r>
         <w:rPr>
           <w:rStyle w:val="bumpedfont15"/>
-          <w:rFonts w:ascii="DengXian" w:eastAsia="DengXian" w:hAnsi="DengXian" w:cs="Arial"/>
+          <w:rFonts w:ascii="等线" w:eastAsia="等线" w:hAnsi="等线" w:cs="Arial"/>
           <w:b/>
           <w:bCs/>
           <w:color w:val="000000"/>
@@ -3537,7 +3537,7 @@
       <w:r>
         <w:rPr>
           <w:rStyle w:val="bumpedfont15"/>
-          <w:rFonts w:ascii="DengXian" w:eastAsia="DengXian" w:hAnsi="DengXian" w:cs="Arial" w:hint="eastAsia"/>
+          <w:rFonts w:ascii="等线" w:eastAsia="等线" w:hAnsi="等线" w:cs="Arial" w:hint="eastAsia"/>
           <w:b/>
           <w:bCs/>
           <w:color w:val="000000"/>
@@ -3549,7 +3549,7 @@
       <w:r>
         <w:rPr>
           <w:rStyle w:val="bumpedfont15"/>
-          <w:rFonts w:ascii="DengXian" w:eastAsia="DengXian" w:hAnsi="DengXian" w:cs="Arial"/>
+          <w:rFonts w:ascii="等线" w:eastAsia="等线" w:hAnsi="等线" w:cs="Arial"/>
           <w:b/>
           <w:bCs/>
           <w:color w:val="000000"/>
@@ -3564,17 +3564,17 @@
         <w:widowControl/>
         <w:rPr>
           <w:rStyle w:val="bumpedfont15"/>
-          <w:rFonts w:ascii="DengXian" w:eastAsia="DengXian" w:hAnsi="DengXian" w:cs="Arial"/>
-          <w:b/>
-          <w:bCs/>
-          <w:color w:val="000000"/>
-          <w:szCs w:val="22"/>
-        </w:rPr>
-      </w:pPr>
-      <w:r>
-        <w:rPr>
-          <w:rStyle w:val="bumpedfont15"/>
-          <w:rFonts w:ascii="DengXian" w:eastAsia="DengXian" w:hAnsi="DengXian" w:cs="Arial"/>
+          <w:rFonts w:ascii="等线" w:eastAsia="等线" w:hAnsi="等线" w:cs="Arial" w:hint="eastAsia"/>
+          <w:b/>
+          <w:bCs/>
+          <w:color w:val="000000"/>
+          <w:szCs w:val="22"/>
+        </w:rPr>
+      </w:pPr>
+      <w:r>
+        <w:rPr>
+          <w:rStyle w:val="bumpedfont15"/>
+          <w:rFonts w:ascii="等线" w:eastAsia="等线" w:hAnsi="等线" w:cs="Arial"/>
           <w:b/>
           <w:bCs/>
           <w:color w:val="000000"/>
@@ -3585,7 +3585,7 @@
       <w:r>
         <w:rPr>
           <w:rStyle w:val="bumpedfont15"/>
-          <w:rFonts w:ascii="DengXian" w:eastAsia="DengXian" w:hAnsi="DengXian" w:cs="Arial" w:hint="eastAsia"/>
+          <w:rFonts w:ascii="等线" w:eastAsia="等线" w:hAnsi="等线" w:cs="Arial" w:hint="eastAsia"/>
           <w:b/>
           <w:bCs/>
           <w:color w:val="000000"/>
@@ -3600,17 +3600,17 @@
         <w:ind w:leftChars="300" w:left="660"/>
         <w:rPr>
           <w:rStyle w:val="bumpedfont15"/>
-          <w:rFonts w:ascii="DengXian" w:eastAsia="DengXian" w:hAnsi="DengXian" w:cs="Arial"/>
-          <w:b/>
-          <w:bCs/>
-          <w:color w:val="000000"/>
-          <w:szCs w:val="22"/>
-        </w:rPr>
-      </w:pPr>
-      <w:r>
-        <w:rPr>
-          <w:rStyle w:val="bumpedfont15"/>
-          <w:rFonts w:ascii="DengXian" w:eastAsia="DengXian" w:hAnsi="DengXian" w:cs="Arial" w:hint="eastAsia"/>
+          <w:rFonts w:ascii="等线" w:eastAsia="等线" w:hAnsi="等线" w:cs="Arial" w:hint="eastAsia"/>
+          <w:b/>
+          <w:bCs/>
+          <w:color w:val="000000"/>
+          <w:szCs w:val="22"/>
+        </w:rPr>
+      </w:pPr>
+      <w:r>
+        <w:rPr>
+          <w:rStyle w:val="bumpedfont15"/>
+          <w:rFonts w:ascii="等线" w:eastAsia="等线" w:hAnsi="等线" w:cs="Arial" w:hint="eastAsia"/>
           <w:color w:val="000000"/>
           <w:sz w:val="20"/>
           <w:szCs w:val="20"/>
@@ -3623,18 +3623,18 @@
         <w:widowControl/>
         <w:rPr>
           <w:rStyle w:val="bumpedfont15"/>
-          <w:rFonts w:ascii="DengXian" w:eastAsia="DengXian" w:hAnsi="DengXian" w:cs="Arial"/>
-          <w:b/>
-          <w:bCs/>
-          <w:color w:val="000000"/>
-          <w:sz w:val="20"/>
-          <w:szCs w:val="20"/>
-        </w:rPr>
-      </w:pPr>
-      <w:r>
-        <w:rPr>
-          <w:rStyle w:val="bumpedfont15"/>
-          <w:rFonts w:ascii="DengXian" w:eastAsia="DengXian" w:hAnsi="DengXian" w:cs="Arial"/>
+          <w:rFonts w:ascii="等线" w:eastAsia="等线" w:hAnsi="等线" w:cs="Arial" w:hint="eastAsia"/>
+          <w:b/>
+          <w:bCs/>
+          <w:color w:val="000000"/>
+          <w:sz w:val="20"/>
+          <w:szCs w:val="20"/>
+        </w:rPr>
+      </w:pPr>
+      <w:r>
+        <w:rPr>
+          <w:rStyle w:val="bumpedfont15"/>
+          <w:rFonts w:ascii="等线" w:eastAsia="等线" w:hAnsi="等线" w:cs="Arial"/>
           <w:color w:val="000000"/>
           <w:sz w:val="20"/>
           <w:szCs w:val="20"/>
@@ -3645,7 +3645,7 @@
       <w:r>
         <w:rPr>
           <w:rStyle w:val="bumpedfont15"/>
-          <w:rFonts w:ascii="DengXian" w:eastAsia="DengXian" w:hAnsi="DengXian" w:cs="Arial" w:hint="eastAsia"/>
+          <w:rFonts w:ascii="等线" w:eastAsia="等线" w:hAnsi="等线" w:cs="Arial" w:hint="eastAsia"/>
           <w:b/>
           <w:bCs/>
           <w:color w:val="000000"/>
@@ -3660,18 +3660,18 @@
         <w:widowControl/>
         <w:rPr>
           <w:rStyle w:val="bumpedfont15"/>
-          <w:rFonts w:ascii="DengXian" w:eastAsia="DengXian" w:hAnsi="DengXian" w:cs="Arial"/>
-          <w:b/>
-          <w:bCs/>
-          <w:color w:val="000000"/>
-          <w:sz w:val="20"/>
-          <w:szCs w:val="20"/>
-        </w:rPr>
-      </w:pPr>
-      <w:r>
-        <w:rPr>
-          <w:rStyle w:val="bumpedfont15"/>
-          <w:rFonts w:ascii="DengXian" w:eastAsia="DengXian" w:hAnsi="DengXian" w:cs="Arial"/>
+          <w:rFonts w:ascii="等线" w:eastAsia="等线" w:hAnsi="等线" w:cs="Arial" w:hint="eastAsia"/>
+          <w:b/>
+          <w:bCs/>
+          <w:color w:val="000000"/>
+          <w:sz w:val="20"/>
+          <w:szCs w:val="20"/>
+        </w:rPr>
+      </w:pPr>
+      <w:r>
+        <w:rPr>
+          <w:rStyle w:val="bumpedfont15"/>
+          <w:rFonts w:ascii="等线" w:eastAsia="等线" w:hAnsi="等线" w:cs="Arial"/>
           <w:b/>
           <w:bCs/>
           <w:color w:val="000000"/>
@@ -3683,7 +3683,7 @@
       <w:r>
         <w:rPr>
           <w:rStyle w:val="bumpedfont15"/>
-          <w:rFonts w:ascii="DengXian" w:eastAsia="DengXian" w:hAnsi="DengXian" w:cs="Arial" w:hint="eastAsia"/>
+          <w:rFonts w:ascii="等线" w:eastAsia="等线" w:hAnsi="等线" w:cs="Arial" w:hint="eastAsia"/>
           <w:b/>
           <w:bCs/>
           <w:color w:val="000000"/>
@@ -3699,18 +3699,18 @@
         <w:ind w:leftChars="300" w:left="660"/>
         <w:rPr>
           <w:rStyle w:val="bumpedfont15"/>
-          <w:rFonts w:ascii="DengXian" w:eastAsia="DengXian" w:hAnsi="DengXian" w:cs="Arial"/>
-          <w:b/>
-          <w:bCs/>
-          <w:color w:val="000000"/>
-          <w:sz w:val="20"/>
-          <w:szCs w:val="20"/>
-        </w:rPr>
-      </w:pPr>
-      <w:r>
-        <w:rPr>
-          <w:rStyle w:val="bumpedfont15"/>
-          <w:rFonts w:ascii="DengXian" w:eastAsia="DengXian" w:hAnsi="DengXian" w:cs="Arial" w:hint="eastAsia"/>
+          <w:rFonts w:ascii="等线" w:eastAsia="等线" w:hAnsi="等线" w:cs="Arial" w:hint="eastAsia"/>
+          <w:b/>
+          <w:bCs/>
+          <w:color w:val="000000"/>
+          <w:sz w:val="20"/>
+          <w:szCs w:val="20"/>
+        </w:rPr>
+      </w:pPr>
+      <w:r>
+        <w:rPr>
+          <w:rStyle w:val="bumpedfont15"/>
+          <w:rFonts w:ascii="等线" w:eastAsia="等线" w:hAnsi="等线" w:cs="Arial" w:hint="eastAsia"/>
           <w:color w:val="000000"/>
           <w:sz w:val="20"/>
           <w:szCs w:val="20"/>
@@ -3720,7 +3720,7 @@
       <w:r>
         <w:rPr>
           <w:rStyle w:val="bumpedfont15"/>
-          <w:rFonts w:ascii="DengXian" w:eastAsia="DengXian" w:hAnsi="DengXian" w:cs="Arial" w:hint="eastAsia"/>
+          <w:rFonts w:ascii="等线" w:eastAsia="等线" w:hAnsi="等线" w:cs="Arial" w:hint="eastAsia"/>
           <w:color w:val="000000"/>
           <w:sz w:val="20"/>
           <w:szCs w:val="20"/>
@@ -3730,7 +3730,7 @@
       <w:proofErr w:type="spellStart"/>
       <w:r>
         <w:rPr>
-          <w:rFonts w:ascii="DengXian" w:eastAsia="DengXian" w:hAnsi="DengXian" w:cs="Arial"/>
+          <w:rFonts w:ascii="等线" w:eastAsia="等线" w:hAnsi="等线" w:cs="Arial"/>
           <w:color w:val="000000"/>
           <w:sz w:val="20"/>
           <w:szCs w:val="20"/>
@@ -3744,7 +3744,7 @@
         <w:widowControl/>
         <w:rPr>
           <w:rStyle w:val="bumpedfont15"/>
-          <w:rFonts w:ascii="DengXian" w:eastAsia="DengXian" w:hAnsi="DengXian" w:cs="Arial"/>
+          <w:rFonts w:ascii="等线" w:eastAsia="等线" w:hAnsi="等线" w:cs="Arial" w:hint="eastAsia"/>
           <w:color w:val="000000"/>
           <w:kern w:val="0"/>
           <w:szCs w:val="22"/>
@@ -3757,7 +3757,7 @@
         <w:widowControl/>
         <w:rPr>
           <w:rStyle w:val="bumpedfont15"/>
-          <w:rFonts w:ascii="DengXian" w:eastAsia="DengXian" w:hAnsi="DengXian" w:cs="Arial"/>
+          <w:rFonts w:ascii="等线" w:eastAsia="等线" w:hAnsi="等线" w:cs="Arial" w:hint="eastAsia"/>
           <w:color w:val="000000"/>
           <w:kern w:val="0"/>
           <w:szCs w:val="22"/>
@@ -3767,7 +3767,7 @@
       <w:r>
         <w:rPr>
           <w:rStyle w:val="bumpedfont15"/>
-          <w:rFonts w:ascii="DengXian" w:eastAsia="DengXian" w:hAnsi="DengXian" w:cs="Arial"/>
+          <w:rFonts w:ascii="等线" w:eastAsia="等线" w:hAnsi="等线" w:cs="Arial"/>
           <w:color w:val="000000"/>
           <w:kern w:val="0"/>
           <w:szCs w:val="22"/>
@@ -3782,7 +3782,7 @@
         <w:spacing w:before="240" w:beforeAutospacing="0" w:after="90" w:afterAutospacing="0"/>
         <w:rPr>
           <w:rStyle w:val="bumpedfont15"/>
-          <w:rFonts w:cs="Arial"/>
+          <w:rFonts w:cs="Arial" w:hint="eastAsia"/>
           <w:b/>
           <w:bCs/>
           <w:sz w:val="36"/>
@@ -3792,7 +3792,7 @@
       <w:r>
         <w:rPr>
           <w:rStyle w:val="bumpedfont15"/>
-          <w:rFonts w:ascii="DengXian" w:eastAsia="DengXian" w:hAnsi="DengXian" w:cs="Arial"/>
+          <w:rFonts w:ascii="等线" w:eastAsia="等线" w:hAnsi="等线" w:cs="Arial"/>
           <w:b/>
           <w:bCs/>
           <w:color w:val="000000"/>
@@ -3809,18 +3809,18 @@
         <w:spacing w:before="90" w:beforeAutospacing="0" w:after="90" w:afterAutospacing="0"/>
         <w:rPr>
           <w:rStyle w:val="bumpedfont15"/>
-          <w:rFonts w:ascii="DengXian" w:eastAsia="DengXian" w:hAnsi="DengXian" w:cs="Arial"/>
-          <w:b/>
-          <w:bCs/>
-          <w:color w:val="000000"/>
-          <w:sz w:val="26"/>
-          <w:szCs w:val="26"/>
-        </w:rPr>
-      </w:pPr>
-      <w:r>
-        <w:rPr>
-          <w:rStyle w:val="bumpedfont15"/>
-          <w:rFonts w:ascii="DengXian" w:eastAsia="DengXian" w:hAnsi="DengXian" w:cs="Arial"/>
+          <w:rFonts w:ascii="等线" w:eastAsia="等线" w:hAnsi="等线" w:cs="Arial" w:hint="eastAsia"/>
+          <w:b/>
+          <w:bCs/>
+          <w:color w:val="000000"/>
+          <w:sz w:val="26"/>
+          <w:szCs w:val="26"/>
+        </w:rPr>
+      </w:pPr>
+      <w:r>
+        <w:rPr>
+          <w:rStyle w:val="bumpedfont15"/>
+          <w:rFonts w:ascii="等线" w:eastAsia="等线" w:hAnsi="等线" w:cs="Arial"/>
           <w:b/>
           <w:bCs/>
           <w:color w:val="000000"/>
@@ -3835,11 +3835,14 @@
         <w:pStyle w:val="s9"/>
         <w:spacing w:before="90" w:beforeAutospacing="0" w:after="90" w:afterAutospacing="0"/>
         <w:ind w:leftChars="200" w:left="440"/>
-      </w:pPr>
-      <w:r>
-        <w:rPr>
-          <w:rStyle w:val="bumpedfont15"/>
-          <w:rFonts w:ascii="DengXian" w:eastAsia="DengXian" w:hAnsi="DengXian" w:cs="Arial"/>
+        <w:rPr>
+          <w:rFonts w:hint="eastAsia"/>
+        </w:rPr>
+      </w:pPr>
+      <w:r>
+        <w:rPr>
+          <w:rStyle w:val="bumpedfont15"/>
+          <w:rFonts w:ascii="等线" w:eastAsia="等线" w:hAnsi="等线" w:cs="Arial"/>
           <w:color w:val="000000"/>
           <w:sz w:val="26"/>
           <w:szCs w:val="26"/>
@@ -3856,18 +3859,18 @@
         <w:spacing w:before="90" w:beforeAutospacing="0" w:after="90" w:afterAutospacing="0"/>
         <w:rPr>
           <w:rStyle w:val="bumpedfont15"/>
-          <w:rFonts w:ascii="DengXian" w:eastAsia="DengXian" w:hAnsi="DengXian" w:cs="Arial"/>
-          <w:b/>
-          <w:bCs/>
-          <w:color w:val="000000"/>
-          <w:sz w:val="26"/>
-          <w:szCs w:val="26"/>
-        </w:rPr>
-      </w:pPr>
-      <w:r>
-        <w:rPr>
-          <w:rStyle w:val="bumpedfont15"/>
-          <w:rFonts w:ascii="DengXian" w:eastAsia="DengXian" w:hAnsi="DengXian" w:cs="Arial"/>
+          <w:rFonts w:ascii="等线" w:eastAsia="等线" w:hAnsi="等线" w:cs="Arial" w:hint="eastAsia"/>
+          <w:b/>
+          <w:bCs/>
+          <w:color w:val="000000"/>
+          <w:sz w:val="26"/>
+          <w:szCs w:val="26"/>
+        </w:rPr>
+      </w:pPr>
+      <w:r>
+        <w:rPr>
+          <w:rStyle w:val="bumpedfont15"/>
+          <w:rFonts w:ascii="等线" w:eastAsia="等线" w:hAnsi="等线" w:cs="Arial"/>
           <w:b/>
           <w:bCs/>
           <w:color w:val="000000"/>
@@ -3882,11 +3885,14 @@
         <w:pStyle w:val="s9"/>
         <w:spacing w:before="90" w:beforeAutospacing="0" w:after="90" w:afterAutospacing="0"/>
         <w:ind w:leftChars="200" w:left="440"/>
-      </w:pPr>
-      <w:r>
-        <w:rPr>
-          <w:rStyle w:val="bumpedfont15"/>
-          <w:rFonts w:ascii="DengXian" w:eastAsia="DengXian" w:hAnsi="DengXian" w:cs="Arial"/>
+        <w:rPr>
+          <w:rFonts w:hint="eastAsia"/>
+        </w:rPr>
+      </w:pPr>
+      <w:r>
+        <w:rPr>
+          <w:rStyle w:val="bumpedfont15"/>
+          <w:rFonts w:ascii="等线" w:eastAsia="等线" w:hAnsi="等线" w:cs="Arial"/>
           <w:color w:val="000000"/>
           <w:sz w:val="22"/>
           <w:szCs w:val="22"/>
@@ -3903,18 +3909,18 @@
         <w:spacing w:before="90" w:beforeAutospacing="0" w:after="90" w:afterAutospacing="0"/>
         <w:rPr>
           <w:rStyle w:val="bumpedfont15"/>
-          <w:rFonts w:ascii="DengXian" w:eastAsia="DengXian" w:hAnsi="DengXian" w:cs="Arial"/>
-          <w:b/>
-          <w:bCs/>
-          <w:color w:val="000000"/>
-          <w:sz w:val="26"/>
-          <w:szCs w:val="26"/>
-        </w:rPr>
-      </w:pPr>
-      <w:r>
-        <w:rPr>
-          <w:rStyle w:val="bumpedfont15"/>
-          <w:rFonts w:ascii="DengXian" w:eastAsia="DengXian" w:hAnsi="DengXian" w:cs="Arial"/>
+          <w:rFonts w:ascii="等线" w:eastAsia="等线" w:hAnsi="等线" w:cs="Arial" w:hint="eastAsia"/>
+          <w:b/>
+          <w:bCs/>
+          <w:color w:val="000000"/>
+          <w:sz w:val="26"/>
+          <w:szCs w:val="26"/>
+        </w:rPr>
+      </w:pPr>
+      <w:r>
+        <w:rPr>
+          <w:rStyle w:val="bumpedfont15"/>
+          <w:rFonts w:ascii="等线" w:eastAsia="等线" w:hAnsi="等线" w:cs="Arial"/>
           <w:b/>
           <w:bCs/>
           <w:color w:val="000000"/>
@@ -3930,15 +3936,15 @@
         <w:spacing w:before="90" w:beforeAutospacing="0" w:after="90" w:afterAutospacing="0"/>
         <w:ind w:leftChars="200" w:left="440"/>
         <w:rPr>
-          <w:rFonts w:ascii="DengXian" w:eastAsia="DengXian" w:hAnsi="DengXian"/>
-          <w:color w:val="000000"/>
-          <w:sz w:val="22"/>
-          <w:szCs w:val="22"/>
-        </w:rPr>
-      </w:pPr>
-      <w:r>
-        <w:rPr>
-          <w:rFonts w:ascii="DengXian" w:eastAsia="DengXian" w:hAnsi="DengXian"/>
+          <w:rFonts w:ascii="等线" w:eastAsia="等线" w:hAnsi="等线" w:hint="eastAsia"/>
+          <w:color w:val="000000"/>
+          <w:sz w:val="22"/>
+          <w:szCs w:val="22"/>
+        </w:rPr>
+      </w:pPr>
+      <w:r>
+        <w:rPr>
+          <w:rFonts w:ascii="等线" w:eastAsia="等线" w:hAnsi="等线"/>
           <w:color w:val="000000"/>
           <w:sz w:val="22"/>
           <w:szCs w:val="22"/>
@@ -3947,7 +3953,7 @@
       </w:r>
       <w:r>
         <w:rPr>
-          <w:rFonts w:ascii="DengXian" w:eastAsia="DengXian" w:hAnsi="DengXian" w:hint="eastAsia"/>
+          <w:rFonts w:ascii="等线" w:eastAsia="等线" w:hAnsi="等线" w:hint="eastAsia"/>
           <w:color w:val="000000"/>
           <w:sz w:val="22"/>
           <w:szCs w:val="22"/>
@@ -3956,7 +3962,7 @@
       </w:r>
       <w:r>
         <w:rPr>
-          <w:rFonts w:ascii="DengXian" w:eastAsia="DengXian" w:hAnsi="DengXian" w:hint="eastAsia"/>
+          <w:rFonts w:ascii="等线" w:eastAsia="等线" w:hAnsi="等线" w:hint="eastAsia"/>
           <w:color w:val="C00000"/>
           <w:sz w:val="22"/>
           <w:szCs w:val="22"/>
@@ -3965,7 +3971,7 @@
       </w:r>
       <w:r>
         <w:rPr>
-          <w:rFonts w:ascii="DengXian" w:eastAsia="DengXian" w:hAnsi="DengXian" w:hint="eastAsia"/>
+          <w:rFonts w:ascii="等线" w:eastAsia="等线" w:hAnsi="等线" w:hint="eastAsia"/>
           <w:color w:val="000000"/>
           <w:sz w:val="22"/>
           <w:szCs w:val="22"/>
@@ -3974,7 +3980,7 @@
       </w:r>
       <w:r>
         <w:rPr>
-          <w:rFonts w:ascii="DengXian" w:eastAsia="DengXian" w:hAnsi="DengXian" w:hint="eastAsia"/>
+          <w:rFonts w:ascii="等线" w:eastAsia="等线" w:hAnsi="等线" w:hint="eastAsia"/>
           <w:color w:val="7030A0"/>
           <w:sz w:val="22"/>
           <w:szCs w:val="22"/>
@@ -3983,7 +3989,7 @@
       </w:r>
       <w:r>
         <w:rPr>
-          <w:rFonts w:ascii="DengXian" w:eastAsia="DengXian" w:hAnsi="DengXian" w:hint="eastAsia"/>
+          <w:rFonts w:ascii="等线" w:eastAsia="等线" w:hAnsi="等线" w:hint="eastAsia"/>
           <w:color w:val="000000"/>
           <w:sz w:val="22"/>
           <w:szCs w:val="22"/>
@@ -3996,15 +4002,15 @@
         <w:pStyle w:val="s9"/>
         <w:spacing w:before="90" w:beforeAutospacing="0" w:after="90" w:afterAutospacing="0"/>
         <w:rPr>
-          <w:rFonts w:ascii="DengXian" w:eastAsia="DengXian" w:hAnsi="DengXian"/>
-          <w:color w:val="000000"/>
-          <w:sz w:val="22"/>
-          <w:szCs w:val="22"/>
-        </w:rPr>
-      </w:pPr>
-      <w:r>
-        <w:rPr>
-          <w:rFonts w:ascii="DengXian" w:eastAsia="DengXian" w:hAnsi="DengXian"/>
+          <w:rFonts w:ascii="等线" w:eastAsia="等线" w:hAnsi="等线" w:hint="eastAsia"/>
+          <w:color w:val="000000"/>
+          <w:sz w:val="22"/>
+          <w:szCs w:val="22"/>
+        </w:rPr>
+      </w:pPr>
+      <w:r>
+        <w:rPr>
+          <w:rFonts w:ascii="等线" w:eastAsia="等线" w:hAnsi="等线"/>
           <w:color w:val="000000"/>
           <w:sz w:val="22"/>
           <w:szCs w:val="22"/>
@@ -4017,7 +4023,7 @@
         <w:pStyle w:val="s9"/>
         <w:spacing w:before="90" w:beforeAutospacing="0" w:after="90" w:afterAutospacing="0"/>
         <w:rPr>
-          <w:rFonts w:ascii="DengXian" w:eastAsia="DengXian" w:hAnsi="DengXian"/>
+          <w:rFonts w:ascii="等线" w:eastAsia="等线" w:hAnsi="等线" w:hint="eastAsia"/>
           <w:b/>
           <w:bCs/>
           <w:color w:val="000000"/>
@@ -4028,7 +4034,7 @@
       <w:r>
         <w:rPr>
           <w:rStyle w:val="bumpedfont15"/>
-          <w:rFonts w:ascii="DengXian" w:eastAsia="DengXian" w:hAnsi="DengXian" w:cs="Arial"/>
+          <w:rFonts w:ascii="等线" w:eastAsia="等线" w:hAnsi="等线" w:cs="Arial"/>
           <w:b/>
           <w:bCs/>
           <w:color w:val="000000"/>
@@ -4045,7 +4051,7 @@
         <w:ind w:leftChars="200" w:left="440"/>
         <w:rPr>
           <w:rStyle w:val="bumpedfont15"/>
-          <w:rFonts w:ascii="DengXian" w:eastAsia="DengXian" w:hAnsi="DengXian"/>
+          <w:rFonts w:ascii="等线" w:eastAsia="等线" w:hAnsi="等线" w:hint="eastAsia"/>
           <w:b/>
           <w:bCs/>
           <w:color w:val="000000"/>
@@ -4056,7 +4062,7 @@
       <w:r>
         <w:rPr>
           <w:rStyle w:val="bumpedfont15"/>
-          <w:rFonts w:ascii="DengXian" w:eastAsia="DengXian" w:hAnsi="DengXian" w:cs="Arial" w:hint="eastAsia"/>
+          <w:rFonts w:ascii="等线" w:eastAsia="等线" w:hAnsi="等线" w:cs="Arial" w:hint="eastAsia"/>
           <w:color w:val="000000"/>
           <w:sz w:val="22"/>
           <w:szCs w:val="22"/>
@@ -4075,16 +4081,16 @@
         <w:ind w:leftChars="391" w:left="1220"/>
         <w:rPr>
           <w:rStyle w:val="bumpedfont15"/>
-          <w:rFonts w:ascii="DengXian" w:eastAsia="DengXian" w:hAnsi="DengXian" w:cs="Arial"/>
-          <w:color w:val="000000"/>
-          <w:sz w:val="22"/>
-          <w:szCs w:val="22"/>
-        </w:rPr>
-      </w:pPr>
-      <w:r>
-        <w:rPr>
-          <w:rStyle w:val="bumpedfont15"/>
-          <w:rFonts w:ascii="DengXian" w:eastAsia="DengXian" w:hAnsi="DengXian" w:cs="Arial" w:hint="eastAsia"/>
+          <w:rFonts w:ascii="等线" w:eastAsia="等线" w:hAnsi="等线" w:cs="Arial" w:hint="eastAsia"/>
+          <w:color w:val="000000"/>
+          <w:sz w:val="22"/>
+          <w:szCs w:val="22"/>
+        </w:rPr>
+      </w:pPr>
+      <w:r>
+        <w:rPr>
+          <w:rStyle w:val="bumpedfont15"/>
+          <w:rFonts w:ascii="等线" w:eastAsia="等线" w:hAnsi="等线" w:cs="Arial" w:hint="eastAsia"/>
           <w:color w:val="000000"/>
           <w:sz w:val="22"/>
           <w:szCs w:val="22"/>
@@ -4099,7 +4105,7 @@
         <w:ind w:leftChars="555" w:left="1221"/>
         <w:rPr>
           <w:rStyle w:val="bumpedfont15"/>
-          <w:rFonts w:ascii="DengXian" w:eastAsia="DengXian" w:hAnsi="DengXian" w:cs="Arial"/>
+          <w:rFonts w:ascii="等线" w:eastAsia="等线" w:hAnsi="等线" w:cs="Arial" w:hint="eastAsia"/>
           <w:color w:val="00B050"/>
           <w:sz w:val="22"/>
           <w:szCs w:val="22"/>
@@ -4108,7 +4114,7 @@
       <w:r>
         <w:rPr>
           <w:rStyle w:val="bumpedfont15"/>
-          <w:rFonts w:ascii="DengXian" w:eastAsia="DengXian" w:hAnsi="DengXian" w:cs="Arial" w:hint="eastAsia"/>
+          <w:rFonts w:ascii="等线" w:eastAsia="等线" w:hAnsi="等线" w:cs="Arial" w:hint="eastAsia"/>
           <w:color w:val="EE0000"/>
           <w:sz w:val="22"/>
           <w:szCs w:val="22"/>
@@ -4118,7 +4124,7 @@
       <w:r>
         <w:rPr>
           <w:rStyle w:val="bumpedfont15"/>
-          <w:rFonts w:ascii="DengXian" w:eastAsia="DengXian" w:hAnsi="DengXian" w:cs="Arial" w:hint="eastAsia"/>
+          <w:rFonts w:ascii="等线" w:eastAsia="等线" w:hAnsi="等线" w:cs="Arial" w:hint="eastAsia"/>
           <w:color w:val="EE0000"/>
           <w:sz w:val="22"/>
           <w:szCs w:val="22"/>
@@ -4128,7 +4134,7 @@
       <w:r>
         <w:rPr>
           <w:rStyle w:val="bumpedfont15"/>
-          <w:rFonts w:ascii="DengXian" w:eastAsia="DengXian" w:hAnsi="DengXian" w:cs="Arial" w:hint="eastAsia"/>
+          <w:rFonts w:ascii="等线" w:eastAsia="等线" w:hAnsi="等线" w:cs="Arial" w:hint="eastAsia"/>
           <w:color w:val="000000"/>
           <w:sz w:val="22"/>
           <w:szCs w:val="22"/>
@@ -4138,7 +4144,7 @@
       <w:r>
         <w:rPr>
           <w:rStyle w:val="bumpedfont15"/>
-          <w:rFonts w:ascii="DengXian" w:eastAsia="DengXian" w:hAnsi="DengXian" w:cs="Arial" w:hint="eastAsia"/>
+          <w:rFonts w:ascii="等线" w:eastAsia="等线" w:hAnsi="等线" w:cs="Arial" w:hint="eastAsia"/>
           <w:color w:val="00B050"/>
           <w:sz w:val="22"/>
           <w:szCs w:val="22"/>
@@ -4157,7 +4163,7 @@
         <w:ind w:leftChars="391" w:left="1220"/>
         <w:rPr>
           <w:rStyle w:val="bumpedfont15"/>
-          <w:rFonts w:ascii="DengXian" w:eastAsia="DengXian" w:hAnsi="DengXian" w:cs="Arial"/>
+          <w:rFonts w:ascii="等线" w:eastAsia="等线" w:hAnsi="等线" w:cs="Arial" w:hint="eastAsia"/>
           <w:color w:val="7030A0"/>
           <w:sz w:val="22"/>
           <w:szCs w:val="22"/>
@@ -4166,7 +4172,7 @@
       <w:r>
         <w:rPr>
           <w:rStyle w:val="bumpedfont15"/>
-          <w:rFonts w:ascii="DengXian" w:eastAsia="DengXian" w:hAnsi="DengXian" w:cs="Arial" w:hint="eastAsia"/>
+          <w:rFonts w:ascii="等线" w:eastAsia="等线" w:hAnsi="等线" w:cs="Arial" w:hint="eastAsia"/>
           <w:color w:val="7030A0"/>
           <w:sz w:val="22"/>
           <w:szCs w:val="22"/>
@@ -4181,16 +4187,16 @@
         <w:ind w:leftChars="555" w:left="1221"/>
         <w:rPr>
           <w:rStyle w:val="bumpedfont15"/>
-          <w:rFonts w:ascii="DengXian" w:eastAsia="DengXian" w:hAnsi="DengXian" w:cs="Arial"/>
-          <w:color w:val="000000"/>
-          <w:sz w:val="22"/>
-          <w:szCs w:val="22"/>
-        </w:rPr>
-      </w:pPr>
-      <w:r>
-        <w:rPr>
-          <w:rStyle w:val="bumpedfont15"/>
-          <w:rFonts w:ascii="DengXian" w:eastAsia="DengXian" w:hAnsi="DengXian" w:cs="Arial" w:hint="eastAsia"/>
+          <w:rFonts w:ascii="等线" w:eastAsia="等线" w:hAnsi="等线" w:cs="Arial" w:hint="eastAsia"/>
+          <w:color w:val="000000"/>
+          <w:sz w:val="22"/>
+          <w:szCs w:val="22"/>
+        </w:rPr>
+      </w:pPr>
+      <w:r>
+        <w:rPr>
+          <w:rStyle w:val="bumpedfont15"/>
+          <w:rFonts w:ascii="等线" w:eastAsia="等线" w:hAnsi="等线" w:cs="Arial" w:hint="eastAsia"/>
           <w:color w:val="7030A0"/>
           <w:sz w:val="22"/>
           <w:szCs w:val="22"/>
@@ -4200,7 +4206,7 @@
       <w:r>
         <w:rPr>
           <w:rStyle w:val="bumpedfont15"/>
-          <w:rFonts w:ascii="Cambria Math" w:eastAsia="DengXian" w:hAnsi="Cambria Math" w:cs="Cambria Math" w:hint="eastAsia"/>
+          <w:rFonts w:ascii="Cambria Math" w:eastAsia="等线" w:hAnsi="Cambria Math" w:cs="Cambria Math" w:hint="eastAsia"/>
           <w:color w:val="7030A0"/>
           <w:sz w:val="22"/>
           <w:szCs w:val="22"/>
@@ -4210,7 +4216,7 @@
       <w:r>
         <w:rPr>
           <w:rStyle w:val="bumpedfont15"/>
-          <w:rFonts w:ascii="Cambria Math" w:eastAsia="DengXian" w:hAnsi="Cambria Math" w:cs="Cambria Math" w:hint="eastAsia"/>
+          <w:rFonts w:ascii="Cambria Math" w:eastAsia="等线" w:hAnsi="Cambria Math" w:cs="Cambria Math" w:hint="eastAsia"/>
           <w:color w:val="000000"/>
           <w:sz w:val="22"/>
           <w:szCs w:val="22"/>
@@ -4220,7 +4226,7 @@
       <w:r>
         <w:rPr>
           <w:rStyle w:val="bumpedfont15"/>
-          <w:rFonts w:ascii="Cambria Math" w:eastAsia="DengXian" w:hAnsi="Cambria Math" w:cs="Cambria Math" w:hint="eastAsia"/>
+          <w:rFonts w:ascii="Cambria Math" w:eastAsia="等线" w:hAnsi="Cambria Math" w:cs="Cambria Math" w:hint="eastAsia"/>
           <w:color w:val="000000"/>
           <w:sz w:val="22"/>
           <w:szCs w:val="22"/>
@@ -4230,7 +4236,7 @@
       <w:r>
         <w:rPr>
           <w:rStyle w:val="bumpedfont15"/>
-          <w:rFonts w:ascii="Cambria Math" w:eastAsia="DengXian" w:hAnsi="Cambria Math" w:cs="Cambria Math" w:hint="eastAsia"/>
+          <w:rFonts w:ascii="Cambria Math" w:eastAsia="等线" w:hAnsi="Cambria Math" w:cs="Cambria Math" w:hint="eastAsia"/>
           <w:color w:val="000000"/>
           <w:sz w:val="22"/>
           <w:szCs w:val="22"/>
@@ -4240,7 +4246,7 @@
       <w:r>
         <w:rPr>
           <w:rStyle w:val="bumpedfont15"/>
-          <w:rFonts w:ascii="Cambria Math" w:eastAsia="DengXian" w:hAnsi="Cambria Math" w:cs="Cambria Math" w:hint="eastAsia"/>
+          <w:rFonts w:ascii="Cambria Math" w:eastAsia="等线" w:hAnsi="Cambria Math" w:cs="Cambria Math" w:hint="eastAsia"/>
           <w:color w:val="000000"/>
           <w:sz w:val="22"/>
           <w:szCs w:val="22"/>
@@ -4250,7 +4256,7 @@
       <w:r>
         <w:rPr>
           <w:rStyle w:val="bumpedfont15"/>
-          <w:rFonts w:ascii="Cambria Math" w:eastAsia="DengXian" w:hAnsi="Cambria Math" w:cs="Cambria Math" w:hint="eastAsia"/>
+          <w:rFonts w:ascii="Cambria Math" w:eastAsia="等线" w:hAnsi="Cambria Math" w:cs="Cambria Math" w:hint="eastAsia"/>
           <w:color w:val="000000"/>
           <w:sz w:val="22"/>
           <w:szCs w:val="22"/>
@@ -4269,7 +4275,7 @@
         <w:ind w:leftChars="391" w:left="1220"/>
         <w:rPr>
           <w:rStyle w:val="bumpedfont15"/>
-          <w:rFonts w:ascii="DengXian" w:eastAsia="DengXian" w:hAnsi="DengXian" w:cs="Arial"/>
+          <w:rFonts w:ascii="等线" w:eastAsia="等线" w:hAnsi="等线" w:cs="Arial" w:hint="eastAsia"/>
           <w:color w:val="FFC000"/>
           <w:sz w:val="22"/>
           <w:szCs w:val="22"/>
@@ -4278,7 +4284,7 @@
       <w:r>
         <w:rPr>
           <w:rStyle w:val="bumpedfont15"/>
-          <w:rFonts w:ascii="DengXian" w:eastAsia="DengXian" w:hAnsi="DengXian" w:cs="Arial" w:hint="eastAsia"/>
+          <w:rFonts w:ascii="等线" w:eastAsia="等线" w:hAnsi="等线" w:cs="Arial" w:hint="eastAsia"/>
           <w:color w:val="FFC000"/>
           <w:sz w:val="22"/>
           <w:szCs w:val="22"/>
@@ -4293,7 +4299,7 @@
         <w:ind w:leftChars="555" w:left="1221"/>
         <w:rPr>
           <w:rStyle w:val="bumpedfont15"/>
-          <w:rFonts w:ascii="DengXian" w:eastAsia="DengXian" w:hAnsi="DengXian" w:cs="Arial"/>
+          <w:rFonts w:ascii="等线" w:eastAsia="等线" w:hAnsi="等线" w:cs="Arial" w:hint="eastAsia"/>
           <w:color w:val="FFC000"/>
           <w:sz w:val="22"/>
           <w:szCs w:val="22"/>
@@ -4302,7 +4308,7 @@
       <w:r>
         <w:rPr>
           <w:rStyle w:val="bumpedfont15"/>
-          <w:rFonts w:ascii="DengXian" w:eastAsia="DengXian" w:hAnsi="DengXian" w:cs="Arial" w:hint="eastAsia"/>
+          <w:rFonts w:ascii="等线" w:eastAsia="等线" w:hAnsi="等线" w:cs="Arial" w:hint="eastAsia"/>
           <w:color w:val="FFC000"/>
           <w:sz w:val="22"/>
           <w:szCs w:val="22"/>
@@ -4316,7 +4322,7 @@
         <w:spacing w:before="240" w:beforeAutospacing="0" w:after="90" w:afterAutospacing="0"/>
         <w:rPr>
           <w:rStyle w:val="bumpedfont15"/>
-          <w:rFonts w:cs="Arial"/>
+          <w:rFonts w:cs="Arial" w:hint="eastAsia"/>
           <w:b/>
           <w:bCs/>
           <w:sz w:val="36"/>
@@ -4326,7 +4332,7 @@
       <w:r>
         <w:rPr>
           <w:rStyle w:val="bumpedfont15"/>
-          <w:rFonts w:ascii="DengXian" w:eastAsia="DengXian" w:hAnsi="DengXian" w:cs="Arial"/>
+          <w:rFonts w:ascii="等线" w:eastAsia="等线" w:hAnsi="等线" w:cs="Arial"/>
           <w:b/>
           <w:bCs/>
           <w:color w:val="000000"/>
@@ -4343,18 +4349,18 @@
         <w:spacing w:before="90" w:beforeAutospacing="0" w:after="90" w:afterAutospacing="0"/>
         <w:rPr>
           <w:rStyle w:val="bumpedfont15"/>
-          <w:rFonts w:ascii="DengXian" w:eastAsia="DengXian" w:hAnsi="DengXian" w:cs="Arial"/>
-          <w:b/>
-          <w:bCs/>
-          <w:color w:val="000000"/>
-          <w:sz w:val="26"/>
-          <w:szCs w:val="26"/>
-        </w:rPr>
-      </w:pPr>
-      <w:r>
-        <w:rPr>
-          <w:rStyle w:val="bumpedfont15"/>
-          <w:rFonts w:ascii="DengXian" w:eastAsia="DengXian" w:hAnsi="DengXian" w:cs="Arial"/>
+          <w:rFonts w:ascii="等线" w:eastAsia="等线" w:hAnsi="等线" w:cs="Arial" w:hint="eastAsia"/>
+          <w:b/>
+          <w:bCs/>
+          <w:color w:val="000000"/>
+          <w:sz w:val="26"/>
+          <w:szCs w:val="26"/>
+        </w:rPr>
+      </w:pPr>
+      <w:r>
+        <w:rPr>
+          <w:rStyle w:val="bumpedfont15"/>
+          <w:rFonts w:ascii="等线" w:eastAsia="等线" w:hAnsi="等线" w:cs="Arial"/>
           <w:b/>
           <w:bCs/>
           <w:color w:val="000000"/>
@@ -4371,7 +4377,7 @@
         <w:ind w:leftChars="200" w:left="440"/>
         <w:rPr>
           <w:rStyle w:val="bumpedfont15"/>
-          <w:rFonts w:ascii="DengXian" w:eastAsia="DengXian" w:hAnsi="DengXian" w:cs="Arial"/>
+          <w:rFonts w:ascii="等线" w:eastAsia="等线" w:hAnsi="等线" w:cs="Arial" w:hint="eastAsia"/>
           <w:b/>
           <w:bCs/>
           <w:color w:val="FFC000"/>
@@ -4382,7 +4388,7 @@
       <w:r>
         <w:rPr>
           <w:rStyle w:val="bumpedfont15"/>
-          <w:rFonts w:ascii="DengXian" w:eastAsia="DengXian" w:hAnsi="DengXian" w:cs="Arial" w:hint="eastAsia"/>
+          <w:rFonts w:ascii="等线" w:eastAsia="等线" w:hAnsi="等线" w:cs="Arial" w:hint="eastAsia"/>
           <w:b/>
           <w:bCs/>
           <w:color w:val="FFC000"/>
@@ -4399,7 +4405,7 @@
         <w:ind w:leftChars="300" w:left="660"/>
         <w:rPr>
           <w:rStyle w:val="bumpedfont15"/>
-          <w:rFonts w:ascii="DengXian" w:eastAsia="DengXian" w:hAnsi="DengXian" w:cs="Arial"/>
+          <w:rFonts w:ascii="等线" w:eastAsia="等线" w:hAnsi="等线" w:cs="Arial" w:hint="eastAsia"/>
           <w:color w:val="FFC000"/>
           <w:sz w:val="22"/>
           <w:szCs w:val="22"/>
@@ -4408,7 +4414,7 @@
       <w:r>
         <w:rPr>
           <w:rStyle w:val="bumpedfont15"/>
-          <w:rFonts w:ascii="DengXian" w:eastAsia="DengXian" w:hAnsi="DengXian" w:cs="Arial"/>
+          <w:rFonts w:ascii="等线" w:eastAsia="等线" w:hAnsi="等线" w:cs="Arial"/>
           <w:color w:val="FFC000"/>
           <w:sz w:val="22"/>
           <w:szCs w:val="22"/>
@@ -4418,7 +4424,7 @@
       <w:r>
         <w:rPr>
           <w:rStyle w:val="bumpedfont15"/>
-          <w:rFonts w:ascii="DengXian" w:eastAsia="DengXian" w:hAnsi="DengXian" w:cs="Arial" w:hint="eastAsia"/>
+          <w:rFonts w:ascii="等线" w:eastAsia="等线" w:hAnsi="等线" w:cs="Arial" w:hint="eastAsia"/>
           <w:color w:val="FFC000"/>
           <w:sz w:val="22"/>
           <w:szCs w:val="22"/>
@@ -4428,7 +4434,7 @@
       <w:r>
         <w:rPr>
           <w:rStyle w:val="bumpedfont15"/>
-          <w:rFonts w:ascii="DengXian" w:eastAsia="DengXian" w:hAnsi="DengXian" w:cs="Arial" w:hint="eastAsia"/>
+          <w:rFonts w:ascii="等线" w:eastAsia="等线" w:hAnsi="等线" w:cs="Arial" w:hint="eastAsia"/>
           <w:color w:val="FFC000"/>
           <w:sz w:val="22"/>
           <w:szCs w:val="22"/>
@@ -4438,7 +4444,7 @@
       <w:r>
         <w:rPr>
           <w:rStyle w:val="bumpedfont15"/>
-          <w:rFonts w:ascii="DengXian" w:eastAsia="DengXian" w:hAnsi="DengXian" w:cs="Arial" w:hint="eastAsia"/>
+          <w:rFonts w:ascii="等线" w:eastAsia="等线" w:hAnsi="等线" w:cs="Arial" w:hint="eastAsia"/>
           <w:color w:val="FFC000"/>
           <w:sz w:val="22"/>
           <w:szCs w:val="22"/>
@@ -4453,7 +4459,7 @@
         <w:ind w:leftChars="200" w:left="440"/>
         <w:rPr>
           <w:rStyle w:val="bumpedfont15"/>
-          <w:rFonts w:ascii="DengXian" w:eastAsia="DengXian" w:hAnsi="DengXian" w:cs="Arial"/>
+          <w:rFonts w:ascii="等线" w:eastAsia="等线" w:hAnsi="等线" w:cs="Arial" w:hint="eastAsia"/>
           <w:b/>
           <w:bCs/>
           <w:color w:val="EE0000"/>
@@ -4464,7 +4470,7 @@
       <w:r>
         <w:rPr>
           <w:rStyle w:val="bumpedfont15"/>
-          <w:rFonts w:ascii="DengXian" w:eastAsia="DengXian" w:hAnsi="DengXian" w:cs="Arial" w:hint="eastAsia"/>
+          <w:rFonts w:ascii="等线" w:eastAsia="等线" w:hAnsi="等线" w:cs="Arial" w:hint="eastAsia"/>
           <w:b/>
           <w:bCs/>
           <w:color w:val="EE0000"/>
@@ -4481,7 +4487,7 @@
         <w:ind w:leftChars="300" w:left="660"/>
         <w:rPr>
           <w:rStyle w:val="bumpedfont15"/>
-          <w:rFonts w:ascii="DengXian" w:eastAsia="DengXian" w:hAnsi="DengXian" w:cs="Arial"/>
+          <w:rFonts w:ascii="等线" w:eastAsia="等线" w:hAnsi="等线" w:cs="Arial" w:hint="eastAsia"/>
           <w:b/>
           <w:bCs/>
           <w:color w:val="EE0000"/>
@@ -4492,7 +4498,7 @@
       <w:r>
         <w:rPr>
           <w:rStyle w:val="bumpedfont15"/>
-          <w:rFonts w:ascii="DengXian" w:eastAsia="DengXian" w:hAnsi="DengXian" w:cs="Arial"/>
+          <w:rFonts w:ascii="等线" w:eastAsia="等线" w:hAnsi="等线" w:cs="Arial"/>
           <w:b/>
           <w:bCs/>
           <w:color w:val="EE0000"/>
@@ -4504,7 +4510,7 @@
       <w:r>
         <w:rPr>
           <w:rStyle w:val="bumpedfont15"/>
-          <w:rFonts w:ascii="DengXian" w:eastAsia="DengXian" w:hAnsi="DengXian" w:cs="Arial" w:hint="eastAsia"/>
+          <w:rFonts w:ascii="等线" w:eastAsia="等线" w:hAnsi="等线" w:cs="Arial" w:hint="eastAsia"/>
           <w:color w:val="EE0000"/>
           <w:sz w:val="22"/>
           <w:szCs w:val="22"/>
@@ -4514,7 +4520,7 @@
       <w:r>
         <w:rPr>
           <w:rStyle w:val="bumpedfont15"/>
-          <w:rFonts w:ascii="DengXian" w:eastAsia="DengXian" w:hAnsi="DengXian" w:cs="Arial" w:hint="eastAsia"/>
+          <w:rFonts w:ascii="等线" w:eastAsia="等线" w:hAnsi="等线" w:cs="Arial" w:hint="eastAsia"/>
           <w:color w:val="EE0000"/>
           <w:sz w:val="22"/>
           <w:szCs w:val="22"/>
@@ -4529,7 +4535,7 @@
         <w:ind w:leftChars="200" w:left="440"/>
         <w:rPr>
           <w:rStyle w:val="bumpedfont15"/>
-          <w:rFonts w:ascii="DengXian" w:eastAsia="DengXian" w:hAnsi="DengXian" w:cs="Arial"/>
+          <w:rFonts w:ascii="等线" w:eastAsia="等线" w:hAnsi="等线" w:cs="Arial" w:hint="eastAsia"/>
           <w:b/>
           <w:bCs/>
           <w:color w:val="FFC000"/>
@@ -4540,7 +4546,7 @@
       <w:r>
         <w:rPr>
           <w:rStyle w:val="bumpedfont15"/>
-          <w:rFonts w:ascii="DengXian" w:eastAsia="DengXian" w:hAnsi="DengXian" w:cs="Arial" w:hint="eastAsia"/>
+          <w:rFonts w:ascii="等线" w:eastAsia="等线" w:hAnsi="等线" w:cs="Arial" w:hint="eastAsia"/>
           <w:b/>
           <w:bCs/>
           <w:color w:val="FFC000"/>
@@ -4557,7 +4563,7 @@
         <w:ind w:leftChars="300" w:left="660"/>
         <w:rPr>
           <w:rStyle w:val="bumpedfont15"/>
-          <w:rFonts w:ascii="DengXian" w:eastAsia="DengXian" w:hAnsi="DengXian" w:cs="Arial"/>
+          <w:rFonts w:ascii="等线" w:eastAsia="等线" w:hAnsi="等线" w:cs="Arial" w:hint="eastAsia"/>
           <w:color w:val="FFC000"/>
           <w:sz w:val="22"/>
           <w:szCs w:val="22"/>
@@ -4566,7 +4572,7 @@
       <w:r>
         <w:rPr>
           <w:rStyle w:val="bumpedfont15"/>
-          <w:rFonts w:ascii="DengXian" w:eastAsia="DengXian" w:hAnsi="DengXian" w:cs="Arial"/>
+          <w:rFonts w:ascii="等线" w:eastAsia="等线" w:hAnsi="等线" w:cs="Arial"/>
           <w:color w:val="FFC000"/>
           <w:sz w:val="22"/>
           <w:szCs w:val="22"/>
@@ -4576,7 +4582,7 @@
       <w:r>
         <w:rPr>
           <w:rStyle w:val="bumpedfont15"/>
-          <w:rFonts w:ascii="DengXian" w:eastAsia="DengXian" w:hAnsi="DengXian" w:cs="Arial" w:hint="eastAsia"/>
+          <w:rFonts w:ascii="等线" w:eastAsia="等线" w:hAnsi="等线" w:cs="Arial" w:hint="eastAsia"/>
           <w:color w:val="FFC000"/>
           <w:sz w:val="22"/>
           <w:szCs w:val="22"/>
@@ -4591,16 +4597,16 @@
         <w:ind w:leftChars="300" w:left="660"/>
         <w:rPr>
           <w:rStyle w:val="bumpedfont15"/>
-          <w:rFonts w:ascii="DengXian" w:eastAsia="DengXian" w:hAnsi="DengXian" w:cs="Arial"/>
-          <w:color w:val="000000"/>
-          <w:sz w:val="22"/>
-          <w:szCs w:val="22"/>
-        </w:rPr>
-      </w:pPr>
-      <w:r>
-        <w:rPr>
-          <w:rStyle w:val="bumpedfont15"/>
-          <w:rFonts w:ascii="DengXian" w:eastAsia="DengXian" w:hAnsi="DengXian" w:cs="Arial"/>
+          <w:rFonts w:ascii="等线" w:eastAsia="等线" w:hAnsi="等线" w:cs="Arial" w:hint="eastAsia"/>
+          <w:color w:val="000000"/>
+          <w:sz w:val="22"/>
+          <w:szCs w:val="22"/>
+        </w:rPr>
+      </w:pPr>
+      <w:r>
+        <w:rPr>
+          <w:rStyle w:val="bumpedfont15"/>
+          <w:rFonts w:ascii="等线" w:eastAsia="等线" w:hAnsi="等线" w:cs="Arial"/>
           <w:color w:val="000000"/>
           <w:sz w:val="22"/>
           <w:szCs w:val="22"/>
@@ -4610,7 +4616,7 @@
       <w:r>
         <w:rPr>
           <w:rStyle w:val="bumpedfont15"/>
-          <w:rFonts w:ascii="DengXian" w:eastAsia="DengXian" w:hAnsi="DengXian" w:cs="Arial" w:hint="eastAsia"/>
+          <w:rFonts w:ascii="等线" w:eastAsia="等线" w:hAnsi="等线" w:cs="Arial" w:hint="eastAsia"/>
           <w:color w:val="EE0000"/>
           <w:sz w:val="22"/>
           <w:szCs w:val="22"/>
@@ -4625,7 +4631,7 @@
         <w:ind w:leftChars="200" w:left="440"/>
         <w:rPr>
           <w:rStyle w:val="bumpedfont15"/>
-          <w:rFonts w:ascii="DengXian" w:eastAsia="DengXian" w:hAnsi="DengXian" w:cs="Arial"/>
+          <w:rFonts w:ascii="等线" w:eastAsia="等线" w:hAnsi="等线" w:cs="Arial" w:hint="eastAsia"/>
           <w:b/>
           <w:bCs/>
           <w:color w:val="FFC000"/>
@@ -4636,7 +4642,7 @@
       <w:r>
         <w:rPr>
           <w:rStyle w:val="bumpedfont15"/>
-          <w:rFonts w:ascii="DengXian" w:eastAsia="DengXian" w:hAnsi="DengXian" w:cs="Arial" w:hint="eastAsia"/>
+          <w:rFonts w:ascii="等线" w:eastAsia="等线" w:hAnsi="等线" w:cs="Arial" w:hint="eastAsia"/>
           <w:b/>
           <w:bCs/>
           <w:color w:val="FFC000"/>
@@ -4653,7 +4659,7 @@
         <w:ind w:leftChars="300" w:left="660"/>
         <w:rPr>
           <w:rStyle w:val="bumpedfont15"/>
-          <w:rFonts w:ascii="DengXian" w:eastAsia="DengXian" w:hAnsi="DengXian" w:cs="Arial"/>
+          <w:rFonts w:ascii="等线" w:eastAsia="等线" w:hAnsi="等线" w:cs="Arial" w:hint="eastAsia"/>
           <w:color w:val="FFC000"/>
           <w:sz w:val="22"/>
           <w:szCs w:val="22"/>
@@ -4662,7 +4668,7 @@
       <w:r>
         <w:rPr>
           <w:rStyle w:val="bumpedfont15"/>
-          <w:rFonts w:ascii="DengXian" w:eastAsia="DengXian" w:hAnsi="DengXian" w:cs="Arial"/>
+          <w:rFonts w:ascii="等线" w:eastAsia="等线" w:hAnsi="等线" w:cs="Arial"/>
           <w:color w:val="FFC000"/>
           <w:sz w:val="22"/>
           <w:szCs w:val="22"/>
@@ -4672,7 +4678,7 @@
       <w:r>
         <w:rPr>
           <w:rStyle w:val="bumpedfont15"/>
-          <w:rFonts w:ascii="DengXian" w:eastAsia="DengXian" w:hAnsi="DengXian" w:cs="Arial" w:hint="eastAsia"/>
+          <w:rFonts w:ascii="等线" w:eastAsia="等线" w:hAnsi="等线" w:cs="Arial" w:hint="eastAsia"/>
           <w:color w:val="FFC000"/>
           <w:sz w:val="22"/>
           <w:szCs w:val="22"/>
@@ -4682,7 +4688,7 @@
       <w:r>
         <w:rPr>
           <w:rStyle w:val="bumpedfont15"/>
-          <w:rFonts w:ascii="DengXian" w:eastAsia="DengXian" w:hAnsi="DengXian" w:cs="Arial" w:hint="eastAsia"/>
+          <w:rFonts w:ascii="等线" w:eastAsia="等线" w:hAnsi="等线" w:cs="Arial" w:hint="eastAsia"/>
           <w:color w:val="FFC000"/>
           <w:sz w:val="22"/>
           <w:szCs w:val="22"/>
@@ -4692,7 +4698,7 @@
       <w:r>
         <w:rPr>
           <w:rStyle w:val="bumpedfont15"/>
-          <w:rFonts w:ascii="DengXian" w:eastAsia="DengXian" w:hAnsi="DengXian" w:cs="Arial" w:hint="eastAsia"/>
+          <w:rFonts w:ascii="等线" w:eastAsia="等线" w:hAnsi="等线" w:cs="Arial" w:hint="eastAsia"/>
           <w:color w:val="FFC000"/>
           <w:sz w:val="22"/>
           <w:szCs w:val="22"/>
@@ -4702,7 +4708,7 @@
       <w:r>
         <w:rPr>
           <w:rStyle w:val="bumpedfont15"/>
-          <w:rFonts w:ascii="DengXian" w:eastAsia="DengXian" w:hAnsi="DengXian" w:cs="Arial" w:hint="eastAsia"/>
+          <w:rFonts w:ascii="等线" w:eastAsia="等线" w:hAnsi="等线" w:cs="Arial" w:hint="eastAsia"/>
           <w:color w:val="FFC000"/>
           <w:sz w:val="22"/>
           <w:szCs w:val="22"/>
@@ -4712,7 +4718,7 @@
       <w:r>
         <w:rPr>
           <w:rStyle w:val="bumpedfont15"/>
-          <w:rFonts w:ascii="DengXian" w:eastAsia="DengXian" w:hAnsi="DengXian" w:cs="Arial" w:hint="eastAsia"/>
+          <w:rFonts w:ascii="等线" w:eastAsia="等线" w:hAnsi="等线" w:cs="Arial" w:hint="eastAsia"/>
           <w:color w:val="FFC000"/>
           <w:sz w:val="22"/>
           <w:szCs w:val="22"/>
@@ -4727,16 +4733,16 @@
         <w:ind w:leftChars="300" w:left="660"/>
         <w:rPr>
           <w:rStyle w:val="bumpedfont15"/>
-          <w:rFonts w:ascii="DengXian" w:eastAsia="DengXian" w:hAnsi="DengXian" w:cs="Arial"/>
-          <w:color w:val="000000"/>
-          <w:sz w:val="22"/>
-          <w:szCs w:val="22"/>
-        </w:rPr>
-      </w:pPr>
-      <w:r>
-        <w:rPr>
-          <w:rStyle w:val="bumpedfont15"/>
-          <w:rFonts w:ascii="DengXian" w:eastAsia="DengXian" w:hAnsi="DengXian" w:cs="Arial"/>
+          <w:rFonts w:ascii="等线" w:eastAsia="等线" w:hAnsi="等线" w:cs="Arial" w:hint="eastAsia"/>
+          <w:color w:val="000000"/>
+          <w:sz w:val="22"/>
+          <w:szCs w:val="22"/>
+        </w:rPr>
+      </w:pPr>
+      <w:r>
+        <w:rPr>
+          <w:rStyle w:val="bumpedfont15"/>
+          <w:rFonts w:ascii="等线" w:eastAsia="等线" w:hAnsi="等线" w:cs="Arial"/>
           <w:color w:val="000000"/>
           <w:sz w:val="22"/>
           <w:szCs w:val="22"/>
@@ -4746,7 +4752,7 @@
       <w:r>
         <w:rPr>
           <w:rStyle w:val="bumpedfont15"/>
-          <w:rFonts w:ascii="DengXian" w:eastAsia="DengXian" w:hAnsi="DengXian" w:cs="Arial" w:hint="eastAsia"/>
+          <w:rFonts w:ascii="等线" w:eastAsia="等线" w:hAnsi="等线" w:cs="Arial" w:hint="eastAsia"/>
           <w:color w:val="7030A0"/>
           <w:sz w:val="22"/>
           <w:szCs w:val="22"/>
@@ -4761,7 +4767,7 @@
         <w:ind w:leftChars="300" w:left="660"/>
         <w:rPr>
           <w:rStyle w:val="bumpedfont15"/>
-          <w:rFonts w:ascii="DengXian" w:eastAsia="DengXian" w:hAnsi="DengXian" w:cs="Arial"/>
+          <w:rFonts w:ascii="等线" w:eastAsia="等线" w:hAnsi="等线" w:cs="Arial" w:hint="eastAsia"/>
           <w:color w:val="00B0F0"/>
           <w:sz w:val="22"/>
           <w:szCs w:val="22"/>
@@ -4770,7 +4776,7 @@
       <w:r>
         <w:rPr>
           <w:rStyle w:val="bumpedfont15"/>
-          <w:rFonts w:ascii="DengXian" w:eastAsia="DengXian" w:hAnsi="DengXian" w:cs="Arial"/>
+          <w:rFonts w:ascii="等线" w:eastAsia="等线" w:hAnsi="等线" w:cs="Arial"/>
           <w:color w:val="00B0F0"/>
           <w:sz w:val="22"/>
           <w:szCs w:val="22"/>
@@ -4780,7 +4786,7 @@
       <w:r>
         <w:rPr>
           <w:rStyle w:val="bumpedfont15"/>
-          <w:rFonts w:ascii="DengXian" w:eastAsia="DengXian" w:hAnsi="DengXian" w:cs="Arial" w:hint="eastAsia"/>
+          <w:rFonts w:ascii="等线" w:eastAsia="等线" w:hAnsi="等线" w:cs="Arial" w:hint="eastAsia"/>
           <w:color w:val="00B0F0"/>
           <w:sz w:val="22"/>
           <w:szCs w:val="22"/>
@@ -4795,7 +4801,7 @@
         <w:ind w:leftChars="200" w:left="440"/>
         <w:rPr>
           <w:rStyle w:val="bumpedfont15"/>
-          <w:rFonts w:ascii="DengXian" w:eastAsia="DengXian" w:hAnsi="DengXian" w:cs="Arial"/>
+          <w:rFonts w:ascii="等线" w:eastAsia="等线" w:hAnsi="等线" w:cs="Arial" w:hint="eastAsia"/>
           <w:b/>
           <w:bCs/>
           <w:color w:val="EE0000"/>
@@ -4806,7 +4812,7 @@
       <w:r>
         <w:rPr>
           <w:rStyle w:val="bumpedfont15"/>
-          <w:rFonts w:ascii="DengXian" w:eastAsia="DengXian" w:hAnsi="DengXian" w:cs="Arial" w:hint="eastAsia"/>
+          <w:rFonts w:ascii="等线" w:eastAsia="等线" w:hAnsi="等线" w:cs="Arial" w:hint="eastAsia"/>
           <w:b/>
           <w:bCs/>
           <w:color w:val="EE0000"/>
@@ -4823,7 +4829,7 @@
         <w:ind w:leftChars="300" w:left="660"/>
         <w:rPr>
           <w:rStyle w:val="bumpedfont15"/>
-          <w:rFonts w:ascii="DengXian" w:eastAsia="DengXian" w:hAnsi="DengXian" w:cs="Arial"/>
+          <w:rFonts w:ascii="等线" w:eastAsia="等线" w:hAnsi="等线" w:cs="Arial" w:hint="eastAsia"/>
           <w:color w:val="EE0000"/>
           <w:sz w:val="22"/>
           <w:szCs w:val="22"/>
@@ -4832,7 +4838,7 @@
       <w:r>
         <w:rPr>
           <w:rStyle w:val="bumpedfont15"/>
-          <w:rFonts w:ascii="DengXian" w:eastAsia="DengXian" w:hAnsi="DengXian" w:cs="Arial"/>
+          <w:rFonts w:ascii="等线" w:eastAsia="等线" w:hAnsi="等线" w:cs="Arial"/>
           <w:color w:val="EE0000"/>
           <w:sz w:val="22"/>
           <w:szCs w:val="22"/>
@@ -4842,7 +4848,7 @@
       <w:r>
         <w:rPr>
           <w:rStyle w:val="bumpedfont15"/>
-          <w:rFonts w:ascii="DengXian" w:eastAsia="DengXian" w:hAnsi="DengXian" w:cs="Arial" w:hint="eastAsia"/>
+          <w:rFonts w:ascii="等线" w:eastAsia="等线" w:hAnsi="等线" w:cs="Arial" w:hint="eastAsia"/>
           <w:color w:val="EE0000"/>
           <w:sz w:val="22"/>
           <w:szCs w:val="22"/>
@@ -4857,7 +4863,7 @@
         <w:ind w:leftChars="300" w:left="660"/>
         <w:rPr>
           <w:rStyle w:val="bumpedfont15"/>
-          <w:rFonts w:ascii="DengXian" w:eastAsia="DengXian" w:hAnsi="DengXian" w:cs="Arial"/>
+          <w:rFonts w:ascii="等线" w:eastAsia="等线" w:hAnsi="等线" w:cs="Arial" w:hint="eastAsia"/>
           <w:color w:val="7030A0"/>
           <w:sz w:val="22"/>
           <w:szCs w:val="22"/>
@@ -4866,7 +4872,7 @@
       <w:r>
         <w:rPr>
           <w:rStyle w:val="bumpedfont15"/>
-          <w:rFonts w:ascii="DengXian" w:eastAsia="DengXian" w:hAnsi="DengXian" w:cs="Arial"/>
+          <w:rFonts w:ascii="等线" w:eastAsia="等线" w:hAnsi="等线" w:cs="Arial"/>
           <w:color w:val="7030A0"/>
           <w:sz w:val="22"/>
           <w:szCs w:val="22"/>
@@ -4876,7 +4882,7 @@
       <w:r>
         <w:rPr>
           <w:rStyle w:val="bumpedfont15"/>
-          <w:rFonts w:ascii="DengXian" w:eastAsia="DengXian" w:hAnsi="DengXian" w:cs="Arial" w:hint="eastAsia"/>
+          <w:rFonts w:ascii="等线" w:eastAsia="等线" w:hAnsi="等线" w:cs="Arial" w:hint="eastAsia"/>
           <w:color w:val="7030A0"/>
           <w:sz w:val="22"/>
           <w:szCs w:val="22"/>
@@ -4890,7 +4896,7 @@
         <w:spacing w:before="90" w:beforeAutospacing="0" w:after="90" w:afterAutospacing="0"/>
         <w:ind w:leftChars="300" w:left="660"/>
         <w:rPr>
-          <w:rFonts w:ascii="DengXian" w:eastAsia="DengXian" w:hAnsi="DengXian"/>
+          <w:rFonts w:ascii="等线" w:eastAsia="等线" w:hAnsi="等线" w:hint="eastAsia"/>
           <w:color w:val="00B0F0"/>
           <w:sz w:val="22"/>
           <w:szCs w:val="22"/>
@@ -4899,7 +4905,7 @@
       <w:r>
         <w:rPr>
           <w:rStyle w:val="bumpedfont15"/>
-          <w:rFonts w:ascii="DengXian" w:eastAsia="DengXian" w:hAnsi="DengXian" w:cs="Arial"/>
+          <w:rFonts w:ascii="等线" w:eastAsia="等线" w:hAnsi="等线" w:cs="Arial"/>
           <w:color w:val="00B0F0"/>
           <w:sz w:val="22"/>
           <w:szCs w:val="22"/>
@@ -4909,7 +4915,7 @@
       <w:r>
         <w:rPr>
           <w:rStyle w:val="bumpedfont15"/>
-          <w:rFonts w:ascii="DengXian" w:eastAsia="DengXian" w:hAnsi="DengXian" w:cs="Arial" w:hint="eastAsia"/>
+          <w:rFonts w:ascii="等线" w:eastAsia="等线" w:hAnsi="等线" w:cs="Arial" w:hint="eastAsia"/>
           <w:color w:val="00B0F0"/>
           <w:sz w:val="22"/>
           <w:szCs w:val="22"/>
@@ -4923,18 +4929,18 @@
         <w:spacing w:before="90" w:beforeAutospacing="0" w:after="90" w:afterAutospacing="0"/>
         <w:rPr>
           <w:rStyle w:val="bumpedfont15"/>
-          <w:rFonts w:ascii="DengXian" w:eastAsia="DengXian" w:hAnsi="DengXian" w:cs="Arial"/>
-          <w:b/>
-          <w:bCs/>
-          <w:color w:val="000000"/>
-          <w:sz w:val="26"/>
-          <w:szCs w:val="26"/>
-        </w:rPr>
-      </w:pPr>
-      <w:r>
-        <w:rPr>
-          <w:rStyle w:val="bumpedfont15"/>
-          <w:rFonts w:ascii="DengXian" w:eastAsia="DengXian" w:hAnsi="DengXian" w:cs="Arial"/>
+          <w:rFonts w:ascii="等线" w:eastAsia="等线" w:hAnsi="等线" w:cs="Arial" w:hint="eastAsia"/>
+          <w:b/>
+          <w:bCs/>
+          <w:color w:val="000000"/>
+          <w:sz w:val="26"/>
+          <w:szCs w:val="26"/>
+        </w:rPr>
+      </w:pPr>
+      <w:r>
+        <w:rPr>
+          <w:rStyle w:val="bumpedfont15"/>
+          <w:rFonts w:ascii="等线" w:eastAsia="等线" w:hAnsi="等线" w:cs="Arial"/>
           <w:b/>
           <w:bCs/>
           <w:color w:val="000000"/>
@@ -4952,7 +4958,7 @@
         <w:ind w:leftChars="200" w:left="440"/>
         <w:rPr>
           <w:rStyle w:val="bumpedfont15"/>
-          <w:rFonts w:ascii="DengXian" w:eastAsia="DengXian" w:hAnsi="DengXian" w:cs="Arial"/>
+          <w:rFonts w:ascii="等线" w:eastAsia="等线" w:hAnsi="等线" w:cs="Arial" w:hint="eastAsia"/>
           <w:color w:val="EE0000"/>
           <w:sz w:val="22"/>
           <w:szCs w:val="22"/>
@@ -4961,7 +4967,7 @@
       <w:r>
         <w:rPr>
           <w:rStyle w:val="bumpedfont15"/>
-          <w:rFonts w:ascii="DengXian" w:eastAsia="DengXian" w:hAnsi="DengXian" w:cs="Arial" w:hint="eastAsia"/>
+          <w:rFonts w:ascii="等线" w:eastAsia="等线" w:hAnsi="等线" w:cs="Arial" w:hint="eastAsia"/>
           <w:b/>
           <w:bCs/>
           <w:color w:val="EE0000"/>
@@ -4978,7 +4984,7 @@
         <w:ind w:leftChars="300" w:left="660"/>
         <w:rPr>
           <w:rStyle w:val="bumpedfont15"/>
-          <w:rFonts w:ascii="DengXian" w:eastAsia="DengXian" w:hAnsi="DengXian" w:cs="Arial"/>
+          <w:rFonts w:ascii="等线" w:eastAsia="等线" w:hAnsi="等线" w:cs="Arial" w:hint="eastAsia"/>
           <w:color w:val="EE0000"/>
           <w:sz w:val="22"/>
           <w:szCs w:val="22"/>
@@ -4987,7 +4993,7 @@
       <w:r>
         <w:rPr>
           <w:rStyle w:val="bumpedfont15"/>
-          <w:rFonts w:ascii="DengXian" w:eastAsia="DengXian" w:hAnsi="DengXian" w:cs="Arial"/>
+          <w:rFonts w:ascii="等线" w:eastAsia="等线" w:hAnsi="等线" w:cs="Arial"/>
           <w:color w:val="EE0000"/>
           <w:sz w:val="22"/>
           <w:szCs w:val="22"/>
@@ -4997,7 +5003,7 @@
       <w:r>
         <w:rPr>
           <w:rStyle w:val="bumpedfont15"/>
-          <w:rFonts w:ascii="DengXian" w:eastAsia="DengXian" w:hAnsi="DengXian" w:cs="Arial" w:hint="eastAsia"/>
+          <w:rFonts w:ascii="等线" w:eastAsia="等线" w:hAnsi="等线" w:cs="Arial" w:hint="eastAsia"/>
           <w:color w:val="EE0000"/>
           <w:sz w:val="22"/>
           <w:szCs w:val="22"/>
@@ -5012,7 +5018,7 @@
         <w:ind w:leftChars="300" w:left="660"/>
         <w:rPr>
           <w:rStyle w:val="bumpedfont15"/>
-          <w:rFonts w:ascii="DengXian" w:eastAsia="DengXian" w:hAnsi="DengXian" w:cs="Arial"/>
+          <w:rFonts w:ascii="等线" w:eastAsia="等线" w:hAnsi="等线" w:cs="Arial" w:hint="eastAsia"/>
           <w:color w:val="EE0000"/>
           <w:sz w:val="22"/>
           <w:szCs w:val="22"/>
@@ -5021,7 +5027,7 @@
       <w:r>
         <w:rPr>
           <w:rStyle w:val="bumpedfont15"/>
-          <w:rFonts w:ascii="DengXian" w:eastAsia="DengXian" w:hAnsi="DengXian" w:cs="Arial"/>
+          <w:rFonts w:ascii="等线" w:eastAsia="等线" w:hAnsi="等线" w:cs="Arial"/>
           <w:color w:val="EE0000"/>
           <w:sz w:val="22"/>
           <w:szCs w:val="22"/>
@@ -5031,7 +5037,7 @@
       <w:r>
         <w:rPr>
           <w:rStyle w:val="bumpedfont15"/>
-          <w:rFonts w:ascii="DengXian" w:eastAsia="DengXian" w:hAnsi="DengXian" w:cs="Arial" w:hint="eastAsia"/>
+          <w:rFonts w:ascii="等线" w:eastAsia="等线" w:hAnsi="等线" w:cs="Arial" w:hint="eastAsia"/>
           <w:color w:val="EE0000"/>
           <w:sz w:val="22"/>
           <w:szCs w:val="22"/>
@@ -5041,7 +5047,7 @@
       <w:r>
         <w:rPr>
           <w:rStyle w:val="bumpedfont15"/>
-          <w:rFonts w:ascii="DengXian" w:eastAsia="DengXian" w:hAnsi="DengXian" w:cs="Arial" w:hint="eastAsia"/>
+          <w:rFonts w:ascii="等线" w:eastAsia="等线" w:hAnsi="等线" w:cs="Arial" w:hint="eastAsia"/>
           <w:color w:val="EE0000"/>
           <w:sz w:val="22"/>
           <w:szCs w:val="22"/>
@@ -5051,7 +5057,7 @@
       <w:r>
         <w:rPr>
           <w:rStyle w:val="bumpedfont15"/>
-          <w:rFonts w:ascii="DengXian" w:eastAsia="DengXian" w:hAnsi="DengXian" w:cs="Arial" w:hint="eastAsia"/>
+          <w:rFonts w:ascii="等线" w:eastAsia="等线" w:hAnsi="等线" w:cs="Arial" w:hint="eastAsia"/>
           <w:color w:val="EE0000"/>
           <w:sz w:val="22"/>
           <w:szCs w:val="22"/>
@@ -5061,7 +5067,7 @@
       <w:r>
         <w:rPr>
           <w:rStyle w:val="bumpedfont15"/>
-          <w:rFonts w:ascii="DengXian" w:eastAsia="DengXian" w:hAnsi="DengXian" w:cs="Arial" w:hint="eastAsia"/>
+          <w:rFonts w:ascii="等线" w:eastAsia="等线" w:hAnsi="等线" w:cs="Arial" w:hint="eastAsia"/>
           <w:color w:val="EE0000"/>
           <w:sz w:val="22"/>
           <w:szCs w:val="22"/>
@@ -5076,7 +5082,7 @@
         <w:ind w:leftChars="200" w:left="440"/>
         <w:rPr>
           <w:rStyle w:val="bumpedfont15"/>
-          <w:rFonts w:ascii="DengXian" w:eastAsia="DengXian" w:hAnsi="DengXian" w:cs="Arial"/>
+          <w:rFonts w:ascii="等线" w:eastAsia="等线" w:hAnsi="等线" w:cs="Arial" w:hint="eastAsia"/>
           <w:color w:val="FFC000"/>
           <w:sz w:val="22"/>
           <w:szCs w:val="22"/>
@@ -5085,7 +5091,7 @@
       <w:r>
         <w:rPr>
           <w:rStyle w:val="bumpedfont15"/>
-          <w:rFonts w:ascii="DengXian" w:eastAsia="DengXian" w:hAnsi="DengXian" w:cs="Arial" w:hint="eastAsia"/>
+          <w:rFonts w:ascii="等线" w:eastAsia="等线" w:hAnsi="等线" w:cs="Arial" w:hint="eastAsia"/>
           <w:b/>
           <w:bCs/>
           <w:color w:val="FFC000"/>
@@ -5097,7 +5103,7 @@
       <w:r>
         <w:rPr>
           <w:rStyle w:val="bumpedfont15"/>
-          <w:rFonts w:ascii="DengXian" w:eastAsia="DengXian" w:hAnsi="DengXian" w:cs="Arial" w:hint="eastAsia"/>
+          <w:rFonts w:ascii="等线" w:eastAsia="等线" w:hAnsi="等线" w:cs="Arial" w:hint="eastAsia"/>
           <w:b/>
           <w:bCs/>
           <w:color w:val="FFC000"/>
@@ -5109,7 +5115,7 @@
       <w:r>
         <w:rPr>
           <w:rStyle w:val="bumpedfont15"/>
-          <w:rFonts w:ascii="DengXian" w:eastAsia="DengXian" w:hAnsi="DengXian" w:cs="Arial" w:hint="eastAsia"/>
+          <w:rFonts w:ascii="等线" w:eastAsia="等线" w:hAnsi="等线" w:cs="Arial" w:hint="eastAsia"/>
           <w:b/>
           <w:bCs/>
           <w:color w:val="FFC000"/>
@@ -5126,7 +5132,7 @@
         <w:ind w:leftChars="300" w:left="660"/>
         <w:rPr>
           <w:rStyle w:val="bumpedfont15"/>
-          <w:rFonts w:ascii="DengXian" w:eastAsia="DengXian" w:hAnsi="DengXian" w:cs="Arial"/>
+          <w:rFonts w:ascii="等线" w:eastAsia="等线" w:hAnsi="等线" w:cs="Arial" w:hint="eastAsia"/>
           <w:color w:val="FFC000"/>
           <w:sz w:val="22"/>
           <w:szCs w:val="22"/>
@@ -5135,7 +5141,7 @@
       <w:r>
         <w:rPr>
           <w:rStyle w:val="bumpedfont15"/>
-          <w:rFonts w:ascii="DengXian" w:eastAsia="DengXian" w:hAnsi="DengXian" w:cs="Arial" w:hint="eastAsia"/>
+          <w:rFonts w:ascii="等线" w:eastAsia="等线" w:hAnsi="等线" w:cs="Arial" w:hint="eastAsia"/>
           <w:color w:val="FFC000"/>
           <w:sz w:val="22"/>
           <w:szCs w:val="22"/>
@@ -5145,7 +5151,7 @@
       <w:r>
         <w:rPr>
           <w:rStyle w:val="bumpedfont15"/>
-          <w:rFonts w:ascii="DengXian" w:eastAsia="DengXian" w:hAnsi="DengXian" w:cs="Arial" w:hint="eastAsia"/>
+          <w:rFonts w:ascii="等线" w:eastAsia="等线" w:hAnsi="等线" w:cs="Arial" w:hint="eastAsia"/>
           <w:color w:val="FFC000"/>
           <w:sz w:val="22"/>
           <w:szCs w:val="22"/>
@@ -5160,7 +5166,7 @@
         <w:ind w:leftChars="300" w:left="660"/>
         <w:rPr>
           <w:rStyle w:val="bumpedfont15"/>
-          <w:rFonts w:ascii="DengXian" w:eastAsia="DengXian" w:hAnsi="DengXian" w:cs="Arial"/>
+          <w:rFonts w:ascii="等线" w:eastAsia="等线" w:hAnsi="等线" w:cs="Arial" w:hint="eastAsia"/>
           <w:color w:val="FFC000"/>
           <w:sz w:val="22"/>
           <w:szCs w:val="22"/>
@@ -5169,7 +5175,7 @@
       <w:r>
         <w:rPr>
           <w:rStyle w:val="bumpedfont15"/>
-          <w:rFonts w:ascii="DengXian" w:eastAsia="DengXian" w:hAnsi="DengXian" w:cs="Arial" w:hint="eastAsia"/>
+          <w:rFonts w:ascii="等线" w:eastAsia="等线" w:hAnsi="等线" w:cs="Arial" w:hint="eastAsia"/>
           <w:color w:val="FFC000"/>
           <w:sz w:val="22"/>
           <w:szCs w:val="22"/>
@@ -5184,7 +5190,7 @@
         <w:ind w:leftChars="200" w:left="440"/>
         <w:rPr>
           <w:rStyle w:val="bumpedfont15"/>
-          <w:rFonts w:ascii="DengXian" w:eastAsia="DengXian" w:hAnsi="DengXian" w:cs="Arial"/>
+          <w:rFonts w:ascii="等线" w:eastAsia="等线" w:hAnsi="等线" w:cs="Arial" w:hint="eastAsia"/>
           <w:b/>
           <w:bCs/>
           <w:color w:val="7030A0"/>
@@ -5195,7 +5201,7 @@
       <w:r>
         <w:rPr>
           <w:rStyle w:val="bumpedfont15"/>
-          <w:rFonts w:ascii="DengXian" w:eastAsia="DengXian" w:hAnsi="DengXian" w:cs="Arial" w:hint="eastAsia"/>
+          <w:rFonts w:ascii="等线" w:eastAsia="等线" w:hAnsi="等线" w:cs="Arial" w:hint="eastAsia"/>
           <w:b/>
           <w:bCs/>
           <w:color w:val="7030A0"/>
@@ -5211,7 +5217,7 @@
         <w:spacing w:before="90" w:beforeAutospacing="0" w:after="90" w:afterAutospacing="0"/>
         <w:ind w:leftChars="300" w:left="660"/>
         <w:rPr>
-          <w:rFonts w:ascii="DengXian" w:eastAsia="DengXian" w:hAnsi="DengXian" w:cs="Arial"/>
+          <w:rFonts w:ascii="等线" w:eastAsia="等线" w:hAnsi="等线" w:cs="Arial" w:hint="eastAsia"/>
           <w:color w:val="7030A0"/>
           <w:sz w:val="22"/>
           <w:szCs w:val="22"/>
@@ -5220,7 +5226,7 @@
       <w:r>
         <w:rPr>
           <w:rStyle w:val="bumpedfont15"/>
-          <w:rFonts w:ascii="DengXian" w:eastAsia="DengXian" w:hAnsi="DengXian" w:cs="Arial"/>
+          <w:rFonts w:ascii="等线" w:eastAsia="等线" w:hAnsi="等线" w:cs="Arial"/>
           <w:color w:val="7030A0"/>
           <w:sz w:val="22"/>
           <w:szCs w:val="22"/>
@@ -5230,7 +5236,7 @@
       <w:r>
         <w:rPr>
           <w:rStyle w:val="bumpedfont15"/>
-          <w:rFonts w:ascii="DengXian" w:eastAsia="DengXian" w:hAnsi="DengXian" w:cs="Arial" w:hint="eastAsia"/>
+          <w:rFonts w:ascii="等线" w:eastAsia="等线" w:hAnsi="等线" w:cs="Arial" w:hint="eastAsia"/>
           <w:color w:val="7030A0"/>
           <w:sz w:val="22"/>
           <w:szCs w:val="22"/>
@@ -5244,18 +5250,18 @@
         <w:spacing w:before="90" w:beforeAutospacing="0" w:after="90" w:afterAutospacing="0"/>
         <w:rPr>
           <w:rStyle w:val="bumpedfont15"/>
-          <w:rFonts w:ascii="DengXian" w:eastAsia="DengXian" w:hAnsi="DengXian" w:cs="Arial"/>
-          <w:b/>
-          <w:bCs/>
-          <w:color w:val="000000"/>
-          <w:sz w:val="26"/>
-          <w:szCs w:val="26"/>
-        </w:rPr>
-      </w:pPr>
-      <w:r>
-        <w:rPr>
-          <w:rStyle w:val="bumpedfont15"/>
-          <w:rFonts w:ascii="DengXian" w:eastAsia="DengXian" w:hAnsi="DengXian" w:cs="Arial"/>
+          <w:rFonts w:ascii="等线" w:eastAsia="等线" w:hAnsi="等线" w:cs="Arial" w:hint="eastAsia"/>
+          <w:b/>
+          <w:bCs/>
+          <w:color w:val="000000"/>
+          <w:sz w:val="26"/>
+          <w:szCs w:val="26"/>
+        </w:rPr>
+      </w:pPr>
+      <w:r>
+        <w:rPr>
+          <w:rStyle w:val="bumpedfont15"/>
+          <w:rFonts w:ascii="等线" w:eastAsia="等线" w:hAnsi="等线" w:cs="Arial"/>
           <w:b/>
           <w:bCs/>
           <w:color w:val="000000"/>
@@ -5272,7 +5278,7 @@
         <w:ind w:leftChars="200" w:left="440"/>
         <w:rPr>
           <w:rStyle w:val="bumpedfont15"/>
-          <w:rFonts w:ascii="DengXian" w:eastAsia="DengXian" w:hAnsi="DengXian" w:cs="Arial"/>
+          <w:rFonts w:ascii="等线" w:eastAsia="等线" w:hAnsi="等线" w:cs="Arial" w:hint="eastAsia"/>
           <w:color w:val="EE0000"/>
           <w:sz w:val="22"/>
           <w:szCs w:val="22"/>
@@ -5281,7 +5287,7 @@
       <w:r>
         <w:rPr>
           <w:rStyle w:val="bumpedfont15"/>
-          <w:rFonts w:ascii="DengXian" w:eastAsia="DengXian" w:hAnsi="DengXian" w:cs="Arial" w:hint="eastAsia"/>
+          <w:rFonts w:ascii="等线" w:eastAsia="等线" w:hAnsi="等线" w:cs="Arial" w:hint="eastAsia"/>
           <w:b/>
           <w:bCs/>
           <w:color w:val="EE0000"/>
@@ -5298,16 +5304,16 @@
         <w:ind w:leftChars="300" w:left="660" w:firstLine="400"/>
         <w:rPr>
           <w:rStyle w:val="bumpedfont15"/>
-          <w:rFonts w:ascii="DengXian" w:eastAsia="DengXian" w:hAnsi="DengXian" w:cs="Arial"/>
-          <w:color w:val="000000"/>
-          <w:sz w:val="22"/>
-          <w:szCs w:val="22"/>
-        </w:rPr>
-      </w:pPr>
-      <w:r>
-        <w:rPr>
-          <w:rStyle w:val="bumpedfont15"/>
-          <w:rFonts w:ascii="DengXian" w:eastAsia="DengXian" w:hAnsi="DengXian" w:cs="Arial" w:hint="eastAsia"/>
+          <w:rFonts w:ascii="等线" w:eastAsia="等线" w:hAnsi="等线" w:cs="Arial" w:hint="eastAsia"/>
+          <w:color w:val="000000"/>
+          <w:sz w:val="22"/>
+          <w:szCs w:val="22"/>
+        </w:rPr>
+      </w:pPr>
+      <w:r>
+        <w:rPr>
+          <w:rStyle w:val="bumpedfont15"/>
+          <w:rFonts w:ascii="等线" w:eastAsia="等线" w:hAnsi="等线" w:cs="Arial" w:hint="eastAsia"/>
           <w:color w:val="EE0000"/>
           <w:sz w:val="22"/>
           <w:szCs w:val="22"/>
@@ -5317,7 +5323,7 @@
       <w:r>
         <w:rPr>
           <w:rStyle w:val="bumpedfont15"/>
-          <w:rFonts w:ascii="DengXian" w:eastAsia="DengXian" w:hAnsi="DengXian" w:cs="Arial" w:hint="eastAsia"/>
+          <w:rFonts w:ascii="等线" w:eastAsia="等线" w:hAnsi="等线" w:cs="Arial" w:hint="eastAsia"/>
           <w:color w:val="7030A0"/>
           <w:sz w:val="22"/>
           <w:szCs w:val="22"/>
@@ -5327,7 +5333,7 @@
       <w:r>
         <w:rPr>
           <w:rStyle w:val="bumpedfont15"/>
-          <w:rFonts w:ascii="DengXian" w:eastAsia="DengXian" w:hAnsi="DengXian" w:cs="Arial" w:hint="eastAsia"/>
+          <w:rFonts w:ascii="等线" w:eastAsia="等线" w:hAnsi="等线" w:cs="Arial" w:hint="eastAsia"/>
           <w:color w:val="00B050"/>
           <w:sz w:val="22"/>
           <w:szCs w:val="22"/>
@@ -5337,7 +5343,7 @@
       <w:r>
         <w:rPr>
           <w:rStyle w:val="bumpedfont15"/>
-          <w:rFonts w:ascii="DengXian" w:eastAsia="DengXian" w:hAnsi="DengXian" w:cs="Arial" w:hint="eastAsia"/>
+          <w:rFonts w:ascii="等线" w:eastAsia="等线" w:hAnsi="等线" w:cs="Arial" w:hint="eastAsia"/>
           <w:color w:val="000000"/>
           <w:sz w:val="22"/>
           <w:szCs w:val="22"/>
@@ -5347,7 +5353,7 @@
       <w:r>
         <w:rPr>
           <w:rStyle w:val="bumpedfont15"/>
-          <w:rFonts w:ascii="DengXian" w:eastAsia="DengXian" w:hAnsi="DengXian" w:cs="Arial" w:hint="eastAsia"/>
+          <w:rFonts w:ascii="等线" w:eastAsia="等线" w:hAnsi="等线" w:cs="Arial" w:hint="eastAsia"/>
           <w:color w:val="A6A6A6" w:themeColor="background1" w:themeShade="A6"/>
           <w:sz w:val="22"/>
           <w:szCs w:val="22"/>
@@ -5357,7 +5363,7 @@
       <w:r>
         <w:rPr>
           <w:rStyle w:val="bumpedfont15"/>
-          <w:rFonts w:ascii="DengXian" w:eastAsia="DengXian" w:hAnsi="DengXian" w:cs="Arial" w:hint="eastAsia"/>
+          <w:rFonts w:ascii="等线" w:eastAsia="等线" w:hAnsi="等线" w:cs="Arial" w:hint="eastAsia"/>
           <w:color w:val="A6A6A6" w:themeColor="background1" w:themeShade="A6"/>
           <w:sz w:val="22"/>
           <w:szCs w:val="22"/>
@@ -5372,18 +5378,18 @@
         <w:ind w:leftChars="200" w:left="440"/>
         <w:rPr>
           <w:rStyle w:val="bumpedfont15"/>
-          <w:rFonts w:ascii="DengXian" w:eastAsia="DengXian" w:hAnsi="DengXian" w:cs="Arial"/>
-          <w:b/>
-          <w:bCs/>
-          <w:color w:val="000000"/>
-          <w:sz w:val="22"/>
-          <w:szCs w:val="22"/>
-        </w:rPr>
-      </w:pPr>
-      <w:r>
-        <w:rPr>
-          <w:rStyle w:val="bumpedfont15"/>
-          <w:rFonts w:ascii="DengXian" w:eastAsia="DengXian" w:hAnsi="DengXian" w:cs="Arial" w:hint="eastAsia"/>
+          <w:rFonts w:ascii="等线" w:eastAsia="等线" w:hAnsi="等线" w:cs="Arial" w:hint="eastAsia"/>
+          <w:b/>
+          <w:bCs/>
+          <w:color w:val="000000"/>
+          <w:sz w:val="22"/>
+          <w:szCs w:val="22"/>
+        </w:rPr>
+      </w:pPr>
+      <w:r>
+        <w:rPr>
+          <w:rStyle w:val="bumpedfont15"/>
+          <w:rFonts w:ascii="等线" w:eastAsia="等线" w:hAnsi="等线" w:cs="Arial" w:hint="eastAsia"/>
           <w:b/>
           <w:bCs/>
           <w:color w:val="000000"/>
@@ -5399,16 +5405,16 @@
         <w:spacing w:before="90" w:beforeAutospacing="0" w:after="90" w:afterAutospacing="0"/>
         <w:ind w:leftChars="490" w:left="1078"/>
         <w:rPr>
-          <w:rFonts w:ascii="DengXian" w:eastAsia="DengXian" w:hAnsi="DengXian"/>
-          <w:color w:val="000000"/>
-          <w:sz w:val="22"/>
-          <w:szCs w:val="22"/>
-        </w:rPr>
-      </w:pPr>
-      <w:r>
-        <w:rPr>
-          <w:rStyle w:val="bumpedfont15"/>
-          <w:rFonts w:ascii="DengXian" w:eastAsia="DengXian" w:hAnsi="DengXian" w:cs="Arial" w:hint="eastAsia"/>
+          <w:rFonts w:ascii="等线" w:eastAsia="等线" w:hAnsi="等线" w:hint="eastAsia"/>
+          <w:color w:val="000000"/>
+          <w:sz w:val="22"/>
+          <w:szCs w:val="22"/>
+        </w:rPr>
+      </w:pPr>
+      <w:r>
+        <w:rPr>
+          <w:rStyle w:val="bumpedfont15"/>
+          <w:rFonts w:ascii="等线" w:eastAsia="等线" w:hAnsi="等线" w:cs="Arial" w:hint="eastAsia"/>
           <w:color w:val="FFC000"/>
           <w:sz w:val="22"/>
           <w:szCs w:val="22"/>
@@ -5418,7 +5424,7 @@
       <w:r>
         <w:rPr>
           <w:rStyle w:val="bumpedfont15"/>
-          <w:rFonts w:ascii="DengXian" w:eastAsia="DengXian" w:hAnsi="DengXian" w:cs="Arial" w:hint="eastAsia"/>
+          <w:rFonts w:ascii="等线" w:eastAsia="等线" w:hAnsi="等线" w:cs="Arial" w:hint="eastAsia"/>
           <w:color w:val="000000"/>
           <w:sz w:val="22"/>
           <w:szCs w:val="22"/>
@@ -5428,7 +5434,7 @@
       <w:r>
         <w:rPr>
           <w:rStyle w:val="bumpedfont15"/>
-          <w:rFonts w:ascii="DengXian" w:eastAsia="DengXian" w:hAnsi="DengXian" w:cs="Arial" w:hint="eastAsia"/>
+          <w:rFonts w:ascii="等线" w:eastAsia="等线" w:hAnsi="等线" w:cs="Arial" w:hint="eastAsia"/>
           <w:color w:val="7030A0"/>
           <w:sz w:val="22"/>
           <w:szCs w:val="22"/>
@@ -5438,7 +5444,7 @@
       <w:r>
         <w:rPr>
           <w:rStyle w:val="bumpedfont15"/>
-          <w:rFonts w:ascii="DengXian" w:eastAsia="DengXian" w:hAnsi="DengXian" w:cs="Arial" w:hint="eastAsia"/>
+          <w:rFonts w:ascii="等线" w:eastAsia="等线" w:hAnsi="等线" w:cs="Arial" w:hint="eastAsia"/>
           <w:color w:val="7030A0"/>
           <w:sz w:val="22"/>
           <w:szCs w:val="22"/>
@@ -5452,18 +5458,18 @@
         <w:spacing w:before="90" w:beforeAutospacing="0" w:after="90" w:afterAutospacing="0"/>
         <w:rPr>
           <w:rStyle w:val="bumpedfont15"/>
-          <w:rFonts w:ascii="DengXian" w:eastAsia="DengXian" w:hAnsi="DengXian" w:cs="Arial"/>
-          <w:b/>
-          <w:bCs/>
-          <w:color w:val="000000"/>
-          <w:sz w:val="26"/>
-          <w:szCs w:val="26"/>
-        </w:rPr>
-      </w:pPr>
-      <w:r>
-        <w:rPr>
-          <w:rStyle w:val="bumpedfont15"/>
-          <w:rFonts w:ascii="DengXian" w:eastAsia="DengXian" w:hAnsi="DengXian" w:cs="Arial"/>
+          <w:rFonts w:ascii="等线" w:eastAsia="等线" w:hAnsi="等线" w:cs="Arial" w:hint="eastAsia"/>
+          <w:b/>
+          <w:bCs/>
+          <w:color w:val="000000"/>
+          <w:sz w:val="26"/>
+          <w:szCs w:val="26"/>
+        </w:rPr>
+      </w:pPr>
+      <w:r>
+        <w:rPr>
+          <w:rStyle w:val="bumpedfont15"/>
+          <w:rFonts w:ascii="等线" w:eastAsia="等线" w:hAnsi="等线" w:cs="Arial"/>
           <w:b/>
           <w:bCs/>
           <w:color w:val="000000"/>
@@ -5480,7 +5486,7 @@
         <w:ind w:leftChars="100" w:left="220"/>
         <w:rPr>
           <w:rStyle w:val="bumpedfont15"/>
-          <w:rFonts w:ascii="DengXian" w:eastAsia="DengXian" w:hAnsi="DengXian" w:cs="Arial"/>
+          <w:rFonts w:ascii="等线" w:eastAsia="等线" w:hAnsi="等线" w:cs="Arial" w:hint="eastAsia"/>
           <w:color w:val="EE0000"/>
           <w:sz w:val="22"/>
           <w:szCs w:val="22"/>
@@ -5489,7 +5495,7 @@
       <w:r>
         <w:rPr>
           <w:rStyle w:val="bumpedfont15"/>
-          <w:rFonts w:ascii="DengXian" w:eastAsia="DengXian" w:hAnsi="DengXian" w:cs="Arial"/>
+          <w:rFonts w:ascii="等线" w:eastAsia="等线" w:hAnsi="等线" w:cs="Arial"/>
           <w:color w:val="000000"/>
           <w:sz w:val="22"/>
           <w:szCs w:val="22"/>
@@ -5499,7 +5505,7 @@
       <w:r>
         <w:rPr>
           <w:rStyle w:val="bumpedfont15"/>
-          <w:rFonts w:ascii="DengXian" w:eastAsia="DengXian" w:hAnsi="DengXian" w:cs="Arial" w:hint="eastAsia"/>
+          <w:rFonts w:ascii="等线" w:eastAsia="等线" w:hAnsi="等线" w:cs="Arial" w:hint="eastAsia"/>
           <w:color w:val="EE0000"/>
           <w:sz w:val="22"/>
           <w:szCs w:val="22"/>
@@ -5513,7 +5519,7 @@
         <w:spacing w:before="90" w:beforeAutospacing="0" w:after="90" w:afterAutospacing="0"/>
         <w:ind w:leftChars="100" w:left="220"/>
         <w:rPr>
-          <w:rFonts w:ascii="DengXian" w:eastAsia="DengXian" w:hAnsi="DengXian" w:cs="Arial"/>
+          <w:rFonts w:ascii="等线" w:eastAsia="等线" w:hAnsi="等线" w:cs="Arial" w:hint="eastAsia"/>
           <w:color w:val="EE0000"/>
           <w:sz w:val="22"/>
           <w:szCs w:val="22"/>
@@ -5522,7 +5528,7 @@
       <w:r>
         <w:rPr>
           <w:rStyle w:val="bumpedfont15"/>
-          <w:rFonts w:ascii="DengXian" w:eastAsia="DengXian" w:hAnsi="DengXian" w:cs="Arial"/>
+          <w:rFonts w:ascii="等线" w:eastAsia="等线" w:hAnsi="等线" w:cs="Arial"/>
           <w:color w:val="EE0000"/>
           <w:sz w:val="22"/>
           <w:szCs w:val="22"/>
@@ -5532,7 +5538,7 @@
       <w:r>
         <w:rPr>
           <w:rStyle w:val="bumpedfont15"/>
-          <w:rFonts w:ascii="DengXian" w:eastAsia="DengXian" w:hAnsi="DengXian" w:cs="Arial" w:hint="eastAsia"/>
+          <w:rFonts w:ascii="等线" w:eastAsia="等线" w:hAnsi="等线" w:cs="Arial" w:hint="eastAsia"/>
           <w:color w:val="EE0000"/>
           <w:sz w:val="22"/>
           <w:szCs w:val="22"/>
@@ -5546,18 +5552,18 @@
         <w:spacing w:before="90" w:beforeAutospacing="0" w:after="90" w:afterAutospacing="0"/>
         <w:rPr>
           <w:rStyle w:val="bumpedfont15"/>
-          <w:rFonts w:ascii="DengXian" w:eastAsia="DengXian" w:hAnsi="DengXian" w:cs="Arial"/>
-          <w:b/>
-          <w:bCs/>
-          <w:color w:val="000000"/>
-          <w:sz w:val="26"/>
-          <w:szCs w:val="26"/>
-        </w:rPr>
-      </w:pPr>
-      <w:r>
-        <w:rPr>
-          <w:rStyle w:val="bumpedfont15"/>
-          <w:rFonts w:ascii="DengXian" w:eastAsia="DengXian" w:hAnsi="DengXian" w:cs="Arial"/>
+          <w:rFonts w:ascii="等线" w:eastAsia="等线" w:hAnsi="等线" w:cs="Arial" w:hint="eastAsia"/>
+          <w:b/>
+          <w:bCs/>
+          <w:color w:val="000000"/>
+          <w:sz w:val="26"/>
+          <w:szCs w:val="26"/>
+        </w:rPr>
+      </w:pPr>
+      <w:r>
+        <w:rPr>
+          <w:rStyle w:val="bumpedfont15"/>
+          <w:rFonts w:ascii="等线" w:eastAsia="等线" w:hAnsi="等线" w:cs="Arial"/>
           <w:b/>
           <w:bCs/>
           <w:color w:val="000000"/>
@@ -5574,18 +5580,18 @@
         <w:ind w:leftChars="200" w:left="440"/>
         <w:rPr>
           <w:rStyle w:val="bumpedfont15"/>
-          <w:rFonts w:ascii="DengXian" w:eastAsia="DengXian" w:hAnsi="DengXian" w:cs="Arial"/>
-          <w:b/>
-          <w:bCs/>
-          <w:color w:val="000000"/>
-          <w:sz w:val="22"/>
-          <w:szCs w:val="22"/>
-        </w:rPr>
-      </w:pPr>
-      <w:r>
-        <w:rPr>
-          <w:rStyle w:val="bumpedfont15"/>
-          <w:rFonts w:ascii="DengXian" w:eastAsia="DengXian" w:hAnsi="DengXian" w:cs="Arial" w:hint="eastAsia"/>
+          <w:rFonts w:ascii="等线" w:eastAsia="等线" w:hAnsi="等线" w:cs="Arial" w:hint="eastAsia"/>
+          <w:b/>
+          <w:bCs/>
+          <w:color w:val="000000"/>
+          <w:sz w:val="22"/>
+          <w:szCs w:val="22"/>
+        </w:rPr>
+      </w:pPr>
+      <w:r>
+        <w:rPr>
+          <w:rStyle w:val="bumpedfont15"/>
+          <w:rFonts w:ascii="等线" w:eastAsia="等线" w:hAnsi="等线" w:cs="Arial" w:hint="eastAsia"/>
           <w:b/>
           <w:bCs/>
           <w:color w:val="000000"/>
@@ -5602,7 +5608,7 @@
         <w:ind w:leftChars="300" w:left="660" w:firstLine="400"/>
         <w:rPr>
           <w:rStyle w:val="bumpedfont15"/>
-          <w:rFonts w:ascii="DengXian" w:eastAsia="DengXian" w:hAnsi="DengXian" w:cs="Arial"/>
+          <w:rFonts w:ascii="等线" w:eastAsia="等线" w:hAnsi="等线" w:cs="Arial" w:hint="eastAsia"/>
           <w:color w:val="EE0000"/>
           <w:sz w:val="22"/>
           <w:szCs w:val="22"/>
@@ -5611,7 +5617,7 @@
       <w:r>
         <w:rPr>
           <w:rStyle w:val="bumpedfont15"/>
-          <w:rFonts w:ascii="DengXian" w:eastAsia="DengXian" w:hAnsi="DengXian" w:cs="Arial" w:hint="eastAsia"/>
+          <w:rFonts w:ascii="等线" w:eastAsia="等线" w:hAnsi="等线" w:cs="Arial" w:hint="eastAsia"/>
           <w:color w:val="EE0000"/>
           <w:sz w:val="22"/>
           <w:szCs w:val="22"/>
@@ -5626,7 +5632,7 @@
         <w:ind w:leftChars="300" w:left="660" w:firstLine="400"/>
         <w:rPr>
           <w:rStyle w:val="bumpedfont15"/>
-          <w:rFonts w:ascii="DengXian" w:eastAsia="DengXian" w:hAnsi="DengXian" w:cs="Arial"/>
+          <w:rFonts w:ascii="等线" w:eastAsia="等线" w:hAnsi="等线" w:cs="Arial" w:hint="eastAsia"/>
           <w:color w:val="FFC000"/>
           <w:sz w:val="22"/>
           <w:szCs w:val="22"/>
@@ -5635,7 +5641,7 @@
       <w:r>
         <w:rPr>
           <w:rStyle w:val="bumpedfont15"/>
-          <w:rFonts w:ascii="DengXian" w:eastAsia="DengXian" w:hAnsi="DengXian" w:cs="Arial" w:hint="eastAsia"/>
+          <w:rFonts w:ascii="等线" w:eastAsia="等线" w:hAnsi="等线" w:cs="Arial" w:hint="eastAsia"/>
           <w:color w:val="FFC000"/>
           <w:sz w:val="22"/>
           <w:szCs w:val="22"/>
@@ -5649,7 +5655,7 @@
         <w:spacing w:before="90" w:beforeAutospacing="0" w:after="90" w:afterAutospacing="0"/>
         <w:ind w:leftChars="300" w:left="660" w:firstLine="400"/>
         <w:rPr>
-          <w:rFonts w:ascii="DengXian" w:eastAsia="DengXian" w:hAnsi="DengXian" w:cs="Arial"/>
+          <w:rFonts w:ascii="等线" w:eastAsia="等线" w:hAnsi="等线" w:cs="Arial" w:hint="eastAsia"/>
           <w:color w:val="7030A0"/>
           <w:sz w:val="22"/>
           <w:szCs w:val="22"/>
@@ -5658,7 +5664,7 @@
       <w:r>
         <w:rPr>
           <w:rStyle w:val="bumpedfont15"/>
-          <w:rFonts w:ascii="DengXian" w:eastAsia="DengXian" w:hAnsi="DengXian" w:cs="Arial" w:hint="eastAsia"/>
+          <w:rFonts w:ascii="等线" w:eastAsia="等线" w:hAnsi="等线" w:cs="Arial" w:hint="eastAsia"/>
           <w:color w:val="7030A0"/>
           <w:sz w:val="22"/>
           <w:szCs w:val="22"/>
@@ -5672,18 +5678,18 @@
         <w:spacing w:before="90" w:beforeAutospacing="0" w:after="90" w:afterAutospacing="0"/>
         <w:rPr>
           <w:rStyle w:val="bumpedfont15"/>
-          <w:rFonts w:ascii="DengXian" w:eastAsia="DengXian" w:hAnsi="DengXian" w:cs="Arial"/>
-          <w:b/>
-          <w:bCs/>
-          <w:color w:val="000000"/>
-          <w:sz w:val="26"/>
-          <w:szCs w:val="26"/>
-        </w:rPr>
-      </w:pPr>
-      <w:r>
-        <w:rPr>
-          <w:rStyle w:val="bumpedfont15"/>
-          <w:rFonts w:ascii="DengXian" w:eastAsia="DengXian" w:hAnsi="DengXian" w:cs="Arial"/>
+          <w:rFonts w:ascii="等线" w:eastAsia="等线" w:hAnsi="等线" w:cs="Arial" w:hint="eastAsia"/>
+          <w:b/>
+          <w:bCs/>
+          <w:color w:val="000000"/>
+          <w:sz w:val="26"/>
+          <w:szCs w:val="26"/>
+        </w:rPr>
+      </w:pPr>
+      <w:r>
+        <w:rPr>
+          <w:rStyle w:val="bumpedfont15"/>
+          <w:rFonts w:ascii="等线" w:eastAsia="等线" w:hAnsi="等线" w:cs="Arial"/>
           <w:b/>
           <w:bCs/>
           <w:color w:val="000000"/>
@@ -5700,18 +5706,18 @@
         <w:ind w:leftChars="400" w:left="880"/>
         <w:rPr>
           <w:rStyle w:val="bumpedfont15"/>
-          <w:rFonts w:ascii="DengXian" w:eastAsia="DengXian" w:hAnsi="DengXian" w:cs="Arial"/>
-          <w:b/>
-          <w:bCs/>
-          <w:color w:val="000000"/>
-          <w:sz w:val="26"/>
-          <w:szCs w:val="26"/>
-        </w:rPr>
-      </w:pPr>
-      <w:r>
-        <w:rPr>
-          <w:rStyle w:val="bumpedfont15"/>
-          <w:rFonts w:ascii="DengXian" w:eastAsia="DengXian" w:hAnsi="DengXian" w:cs="Arial"/>
+          <w:rFonts w:ascii="等线" w:eastAsia="等线" w:hAnsi="等线" w:cs="Arial" w:hint="eastAsia"/>
+          <w:b/>
+          <w:bCs/>
+          <w:color w:val="000000"/>
+          <w:sz w:val="26"/>
+          <w:szCs w:val="26"/>
+        </w:rPr>
+      </w:pPr>
+      <w:r>
+        <w:rPr>
+          <w:rStyle w:val="bumpedfont15"/>
+          <w:rFonts w:ascii="等线" w:eastAsia="等线" w:hAnsi="等线" w:cs="Arial"/>
           <w:b/>
           <w:bCs/>
           <w:color w:val="000000"/>
@@ -5724,7 +5730,7 @@
       <w:r>
         <w:rPr>
           <w:rStyle w:val="bumpedfont15"/>
-          <w:rFonts w:ascii="DengXian" w:eastAsia="DengXian" w:hAnsi="DengXian" w:cs="Arial" w:hint="eastAsia"/>
+          <w:rFonts w:ascii="等线" w:eastAsia="等线" w:hAnsi="等线" w:cs="Arial" w:hint="eastAsia"/>
           <w:color w:val="000000"/>
           <w:sz w:val="22"/>
           <w:szCs w:val="22"/>
@@ -5734,7 +5740,7 @@
       <w:r>
         <w:rPr>
           <w:rStyle w:val="bumpedfont15"/>
-          <w:rFonts w:ascii="DengXian" w:eastAsia="DengXian" w:hAnsi="DengXian" w:cs="Arial" w:hint="eastAsia"/>
+          <w:rFonts w:ascii="等线" w:eastAsia="等线" w:hAnsi="等线" w:cs="Arial" w:hint="eastAsia"/>
           <w:color w:val="000000"/>
           <w:sz w:val="22"/>
           <w:szCs w:val="22"/>
@@ -5748,18 +5754,18 @@
         <w:spacing w:before="90" w:beforeAutospacing="0" w:after="90" w:afterAutospacing="0"/>
         <w:ind w:leftChars="400" w:left="880"/>
         <w:rPr>
-          <w:rFonts w:ascii="DengXian" w:eastAsia="DengXian" w:hAnsi="DengXian" w:cs="Arial"/>
-          <w:b/>
-          <w:bCs/>
-          <w:color w:val="000000"/>
-          <w:sz w:val="26"/>
-          <w:szCs w:val="26"/>
-        </w:rPr>
-      </w:pPr>
-      <w:r>
-        <w:rPr>
-          <w:rStyle w:val="bumpedfont15"/>
-          <w:rFonts w:ascii="DengXian" w:eastAsia="DengXian" w:hAnsi="DengXian" w:cs="Arial"/>
+          <w:rFonts w:ascii="等线" w:eastAsia="等线" w:hAnsi="等线" w:cs="Arial" w:hint="eastAsia"/>
+          <w:b/>
+          <w:bCs/>
+          <w:color w:val="000000"/>
+          <w:sz w:val="26"/>
+          <w:szCs w:val="26"/>
+        </w:rPr>
+      </w:pPr>
+      <w:r>
+        <w:rPr>
+          <w:rStyle w:val="bumpedfont15"/>
+          <w:rFonts w:ascii="等线" w:eastAsia="等线" w:hAnsi="等线" w:cs="Arial"/>
           <w:b/>
           <w:bCs/>
           <w:color w:val="000000"/>
@@ -5771,7 +5777,7 @@
       <w:r>
         <w:rPr>
           <w:rStyle w:val="bumpedfont15"/>
-          <w:rFonts w:ascii="DengXian" w:eastAsia="DengXian" w:hAnsi="DengXian" w:cs="Arial" w:hint="eastAsia"/>
+          <w:rFonts w:ascii="等线" w:eastAsia="等线" w:hAnsi="等线" w:cs="Arial" w:hint="eastAsia"/>
           <w:color w:val="000000"/>
           <w:sz w:val="22"/>
           <w:szCs w:val="22"/>
@@ -5784,7 +5790,7 @@
         <w:widowControl/>
         <w:rPr>
           <w:rStyle w:val="bumpedfont15"/>
-          <w:rFonts w:ascii="DengXian" w:eastAsia="DengXian" w:hAnsi="DengXian" w:cs="Arial"/>
+          <w:rFonts w:ascii="等线" w:eastAsia="等线" w:hAnsi="等线" w:cs="Arial" w:hint="eastAsia"/>
           <w:color w:val="000000"/>
           <w:kern w:val="0"/>
           <w:szCs w:val="22"/>
@@ -5794,7 +5800,7 @@
       <w:r>
         <w:rPr>
           <w:rStyle w:val="bumpedfont15"/>
-          <w:rFonts w:ascii="DengXian" w:eastAsia="DengXian" w:hAnsi="DengXian" w:cs="Arial"/>
+          <w:rFonts w:ascii="等线" w:eastAsia="等线" w:hAnsi="等线" w:cs="Arial"/>
           <w:color w:val="000000"/>
           <w:szCs w:val="22"/>
         </w:rPr>
@@ -5807,7 +5813,7 @@
         <w:spacing w:before="240" w:beforeAutospacing="0" w:after="90" w:afterAutospacing="0"/>
         <w:rPr>
           <w:rStyle w:val="bumpedfont15"/>
-          <w:rFonts w:cs="Arial"/>
+          <w:rFonts w:cs="Arial" w:hint="eastAsia"/>
           <w:b/>
           <w:bCs/>
           <w:sz w:val="36"/>
@@ -5817,7 +5823,7 @@
       <w:r>
         <w:rPr>
           <w:rStyle w:val="bumpedfont15"/>
-          <w:rFonts w:ascii="DengXian" w:eastAsia="DengXian" w:hAnsi="DengXian" w:cs="Arial"/>
+          <w:rFonts w:ascii="等线" w:eastAsia="等线" w:hAnsi="等线" w:cs="Arial"/>
           <w:b/>
           <w:bCs/>
           <w:color w:val="000000"/>
@@ -5834,18 +5840,18 @@
         <w:spacing w:before="90" w:beforeAutospacing="0" w:after="90" w:afterAutospacing="0"/>
         <w:rPr>
           <w:rStyle w:val="bumpedfont15"/>
-          <w:rFonts w:ascii="DengXian" w:eastAsia="DengXian" w:hAnsi="DengXian" w:cs="Arial"/>
-          <w:b/>
-          <w:bCs/>
-          <w:color w:val="000000"/>
-          <w:sz w:val="26"/>
-          <w:szCs w:val="26"/>
-        </w:rPr>
-      </w:pPr>
-      <w:r>
-        <w:rPr>
-          <w:rStyle w:val="bumpedfont15"/>
-          <w:rFonts w:ascii="DengXian" w:eastAsia="DengXian" w:hAnsi="DengXian" w:cs="Arial"/>
+          <w:rFonts w:ascii="等线" w:eastAsia="等线" w:hAnsi="等线" w:cs="Arial" w:hint="eastAsia"/>
+          <w:b/>
+          <w:bCs/>
+          <w:color w:val="000000"/>
+          <w:sz w:val="26"/>
+          <w:szCs w:val="26"/>
+        </w:rPr>
+      </w:pPr>
+      <w:r>
+        <w:rPr>
+          <w:rStyle w:val="bumpedfont15"/>
+          <w:rFonts w:ascii="等线" w:eastAsia="等线" w:hAnsi="等线" w:cs="Arial"/>
           <w:b/>
           <w:bCs/>
           <w:color w:val="000000"/>
@@ -5861,18 +5867,18 @@
         <w:spacing w:before="90" w:beforeAutospacing="0" w:after="90" w:afterAutospacing="0"/>
         <w:rPr>
           <w:rStyle w:val="bumpedfont15"/>
-          <w:rFonts w:ascii="DengXian" w:eastAsia="DengXian" w:hAnsi="DengXian" w:cs="Arial"/>
-          <w:b/>
-          <w:bCs/>
-          <w:color w:val="000000"/>
-          <w:sz w:val="22"/>
-          <w:szCs w:val="22"/>
-        </w:rPr>
-      </w:pPr>
-      <w:r>
-        <w:rPr>
-          <w:rStyle w:val="bumpedfont15"/>
-          <w:rFonts w:ascii="DengXian" w:eastAsia="DengXian" w:hAnsi="DengXian" w:cs="Arial"/>
+          <w:rFonts w:ascii="等线" w:eastAsia="等线" w:hAnsi="等线" w:cs="Arial" w:hint="eastAsia"/>
+          <w:b/>
+          <w:bCs/>
+          <w:color w:val="000000"/>
+          <w:sz w:val="22"/>
+          <w:szCs w:val="22"/>
+        </w:rPr>
+      </w:pPr>
+      <w:r>
+        <w:rPr>
+          <w:rStyle w:val="bumpedfont15"/>
+          <w:rFonts w:ascii="等线" w:eastAsia="等线" w:hAnsi="等线" w:cs="Arial"/>
           <w:b/>
           <w:bCs/>
           <w:color w:val="000000"/>
@@ -5884,7 +5890,7 @@
       <w:r>
         <w:rPr>
           <w:rStyle w:val="bumpedfont15"/>
-          <w:rFonts w:ascii="DengXian" w:eastAsia="DengXian" w:hAnsi="DengXian" w:cs="Arial" w:hint="eastAsia"/>
+          <w:rFonts w:ascii="等线" w:eastAsia="等线" w:hAnsi="等线" w:cs="Arial" w:hint="eastAsia"/>
           <w:b/>
           <w:bCs/>
           <w:color w:val="000000"/>
@@ -5900,18 +5906,18 @@
         <w:spacing w:before="90" w:beforeAutospacing="0" w:after="90" w:afterAutospacing="0"/>
         <w:ind w:leftChars="200" w:left="440"/>
         <w:rPr>
-          <w:rFonts w:ascii="DengXian" w:eastAsia="DengXian" w:hAnsi="DengXian"/>
-          <w:b/>
-          <w:bCs/>
-          <w:color w:val="000000"/>
-          <w:sz w:val="22"/>
-          <w:szCs w:val="22"/>
-        </w:rPr>
-      </w:pPr>
-      <w:r>
-        <w:rPr>
-          <w:rStyle w:val="bumpedfont15"/>
-          <w:rFonts w:ascii="DengXian" w:eastAsia="DengXian" w:hAnsi="DengXian" w:cs="Arial" w:hint="eastAsia"/>
+          <w:rFonts w:ascii="等线" w:eastAsia="等线" w:hAnsi="等线" w:hint="eastAsia"/>
+          <w:b/>
+          <w:bCs/>
+          <w:color w:val="000000"/>
+          <w:sz w:val="22"/>
+          <w:szCs w:val="22"/>
+        </w:rPr>
+      </w:pPr>
+      <w:r>
+        <w:rPr>
+          <w:rStyle w:val="bumpedfont15"/>
+          <w:rFonts w:ascii="等线" w:eastAsia="等线" w:hAnsi="等线" w:cs="Arial" w:hint="eastAsia"/>
           <w:b/>
           <w:bCs/>
           <w:color w:val="000000"/>
@@ -5927,18 +5933,18 @@
         <w:spacing w:before="90" w:beforeAutospacing="0" w:after="90" w:afterAutospacing="0"/>
         <w:rPr>
           <w:rStyle w:val="bumpedfont15"/>
-          <w:rFonts w:ascii="DengXian" w:eastAsia="DengXian" w:hAnsi="DengXian" w:cs="Arial"/>
-          <w:b/>
-          <w:bCs/>
-          <w:color w:val="000000"/>
-          <w:sz w:val="26"/>
-          <w:szCs w:val="26"/>
-        </w:rPr>
-      </w:pPr>
-      <w:r>
-        <w:rPr>
-          <w:rStyle w:val="bumpedfont15"/>
-          <w:rFonts w:ascii="DengXian" w:eastAsia="DengXian" w:hAnsi="DengXian" w:cs="Arial"/>
+          <w:rFonts w:ascii="等线" w:eastAsia="等线" w:hAnsi="等线" w:cs="Arial" w:hint="eastAsia"/>
+          <w:b/>
+          <w:bCs/>
+          <w:color w:val="000000"/>
+          <w:sz w:val="26"/>
+          <w:szCs w:val="26"/>
+        </w:rPr>
+      </w:pPr>
+      <w:r>
+        <w:rPr>
+          <w:rStyle w:val="bumpedfont15"/>
+          <w:rFonts w:ascii="等线" w:eastAsia="等线" w:hAnsi="等线" w:cs="Arial"/>
           <w:b/>
           <w:bCs/>
           <w:color w:val="000000"/>
@@ -5955,18 +5961,18 @@
         <w:ind w:leftChars="200" w:left="440"/>
         <w:rPr>
           <w:rStyle w:val="bumpedfont15"/>
-          <w:rFonts w:ascii="DengXian" w:eastAsia="DengXian" w:hAnsi="DengXian" w:cs="Arial"/>
-          <w:b/>
-          <w:bCs/>
-          <w:color w:val="000000"/>
-          <w:sz w:val="22"/>
-          <w:szCs w:val="22"/>
-        </w:rPr>
-      </w:pPr>
-      <w:r>
-        <w:rPr>
-          <w:rStyle w:val="bumpedfont15"/>
-          <w:rFonts w:ascii="DengXian" w:eastAsia="DengXian" w:hAnsi="DengXian" w:cs="Arial" w:hint="eastAsia"/>
+          <w:rFonts w:ascii="等线" w:eastAsia="等线" w:hAnsi="等线" w:cs="Arial" w:hint="eastAsia"/>
+          <w:b/>
+          <w:bCs/>
+          <w:color w:val="000000"/>
+          <w:sz w:val="22"/>
+          <w:szCs w:val="22"/>
+        </w:rPr>
+      </w:pPr>
+      <w:r>
+        <w:rPr>
+          <w:rStyle w:val="bumpedfont15"/>
+          <w:rFonts w:ascii="等线" w:eastAsia="等线" w:hAnsi="等线" w:cs="Arial" w:hint="eastAsia"/>
           <w:b/>
           <w:bCs/>
           <w:color w:val="000000"/>
@@ -5982,7 +5988,7 @@
         <w:spacing w:before="90" w:beforeAutospacing="0" w:after="90" w:afterAutospacing="0"/>
         <w:ind w:leftChars="200" w:left="440" w:firstLine="400"/>
         <w:rPr>
-          <w:rFonts w:ascii="DengXian" w:eastAsia="DengXian" w:hAnsi="DengXian"/>
+          <w:rFonts w:ascii="等线" w:eastAsia="等线" w:hAnsi="等线" w:hint="eastAsia"/>
           <w:color w:val="FFC000"/>
           <w:sz w:val="22"/>
           <w:szCs w:val="22"/>
@@ -5990,7 +5996,7 @@
       </w:pPr>
       <w:r>
         <w:rPr>
-          <w:rFonts w:ascii="DengXian" w:eastAsia="DengXian" w:hAnsi="DengXian" w:hint="eastAsia"/>
+          <w:rFonts w:ascii="等线" w:eastAsia="等线" w:hAnsi="等线" w:hint="eastAsia"/>
           <w:color w:val="FFC000"/>
           <w:sz w:val="22"/>
           <w:szCs w:val="22"/>
@@ -6004,17 +6010,17 @@
         <w:spacing w:before="90" w:beforeAutospacing="0" w:after="90" w:afterAutospacing="0"/>
         <w:ind w:leftChars="200" w:left="440"/>
         <w:rPr>
-          <w:rFonts w:ascii="DengXian" w:eastAsia="DengXian" w:hAnsi="DengXian"/>
-          <w:b/>
-          <w:bCs/>
-          <w:color w:val="000000"/>
-          <w:sz w:val="22"/>
-          <w:szCs w:val="22"/>
-        </w:rPr>
-      </w:pPr>
-      <w:r>
-        <w:rPr>
-          <w:rFonts w:ascii="DengXian" w:eastAsia="DengXian" w:hAnsi="DengXian" w:hint="eastAsia"/>
+          <w:rFonts w:ascii="等线" w:eastAsia="等线" w:hAnsi="等线" w:hint="eastAsia"/>
+          <w:b/>
+          <w:bCs/>
+          <w:color w:val="000000"/>
+          <w:sz w:val="22"/>
+          <w:szCs w:val="22"/>
+        </w:rPr>
+      </w:pPr>
+      <w:r>
+        <w:rPr>
+          <w:rFonts w:ascii="等线" w:eastAsia="等线" w:hAnsi="等线" w:hint="eastAsia"/>
           <w:b/>
           <w:bCs/>
           <w:color w:val="000000"/>
@@ -6030,7 +6036,7 @@
         <w:spacing w:before="90" w:beforeAutospacing="0" w:after="90" w:afterAutospacing="0"/>
         <w:ind w:leftChars="300" w:left="660" w:firstLine="400"/>
         <w:rPr>
-          <w:rFonts w:ascii="DengXian" w:eastAsia="DengXian" w:hAnsi="DengXian"/>
+          <w:rFonts w:ascii="等线" w:eastAsia="等线" w:hAnsi="等线" w:hint="eastAsia"/>
           <w:color w:val="EE0000"/>
           <w:sz w:val="22"/>
           <w:szCs w:val="22"/>
@@ -6038,7 +6044,7 @@
       </w:pPr>
       <w:r>
         <w:rPr>
-          <w:rFonts w:ascii="DengXian" w:eastAsia="DengXian" w:hAnsi="DengXian" w:hint="eastAsia"/>
+          <w:rFonts w:ascii="等线" w:eastAsia="等线" w:hAnsi="等线" w:hint="eastAsia"/>
           <w:color w:val="EE0000"/>
           <w:sz w:val="22"/>
           <w:szCs w:val="22"/>
@@ -6047,7 +6053,7 @@
       </w:r>
       <w:r>
         <w:rPr>
-          <w:rFonts w:ascii="DengXian" w:eastAsia="DengXian" w:hAnsi="DengXian" w:hint="eastAsia"/>
+          <w:rFonts w:ascii="等线" w:eastAsia="等线" w:hAnsi="等线" w:hint="eastAsia"/>
           <w:color w:val="EE0000"/>
           <w:sz w:val="22"/>
           <w:szCs w:val="22"/>
@@ -6061,7 +6067,7 @@
         <w:spacing w:before="90" w:beforeAutospacing="0" w:after="90" w:afterAutospacing="0"/>
         <w:ind w:leftChars="300" w:left="660" w:firstLine="400"/>
         <w:rPr>
-          <w:rFonts w:ascii="DengXian" w:eastAsia="DengXian" w:hAnsi="DengXian"/>
+          <w:rFonts w:ascii="等线" w:eastAsia="等线" w:hAnsi="等线" w:hint="eastAsia"/>
           <w:color w:val="FFC000"/>
           <w:sz w:val="22"/>
           <w:szCs w:val="22"/>
@@ -6069,7 +6075,7 @@
       </w:pPr>
       <w:r>
         <w:rPr>
-          <w:rFonts w:ascii="DengXian" w:eastAsia="DengXian" w:hAnsi="DengXian" w:hint="eastAsia"/>
+          <w:rFonts w:ascii="等线" w:eastAsia="等线" w:hAnsi="等线" w:hint="eastAsia"/>
           <w:color w:val="FFC000"/>
           <w:sz w:val="22"/>
           <w:szCs w:val="22"/>
@@ -6083,17 +6089,17 @@
         <w:spacing w:before="90" w:beforeAutospacing="0" w:after="90" w:afterAutospacing="0"/>
         <w:ind w:leftChars="200" w:left="440"/>
         <w:rPr>
-          <w:rFonts w:ascii="DengXian" w:eastAsia="DengXian" w:hAnsi="DengXian"/>
-          <w:b/>
-          <w:bCs/>
-          <w:color w:val="000000"/>
-          <w:sz w:val="22"/>
-          <w:szCs w:val="22"/>
-        </w:rPr>
-      </w:pPr>
-      <w:r>
-        <w:rPr>
-          <w:rFonts w:ascii="DengXian" w:eastAsia="DengXian" w:hAnsi="DengXian" w:hint="eastAsia"/>
+          <w:rFonts w:ascii="等线" w:eastAsia="等线" w:hAnsi="等线" w:hint="eastAsia"/>
+          <w:b/>
+          <w:bCs/>
+          <w:color w:val="000000"/>
+          <w:sz w:val="22"/>
+          <w:szCs w:val="22"/>
+        </w:rPr>
+      </w:pPr>
+      <w:r>
+        <w:rPr>
+          <w:rFonts w:ascii="等线" w:eastAsia="等线" w:hAnsi="等线" w:hint="eastAsia"/>
           <w:b/>
           <w:bCs/>
           <w:color w:val="000000"/>
@@ -6109,7 +6115,7 @@
         <w:spacing w:before="90" w:beforeAutospacing="0" w:after="90" w:afterAutospacing="0"/>
         <w:ind w:leftChars="300" w:left="660"/>
         <w:rPr>
-          <w:rFonts w:ascii="DengXian" w:eastAsia="DengXian" w:hAnsi="DengXian"/>
+          <w:rFonts w:ascii="等线" w:eastAsia="等线" w:hAnsi="等线"/>
           <w:color w:val="7030A0"/>
           <w:sz w:val="22"/>
           <w:szCs w:val="22"/>
@@ -6117,7 +6123,7 @@
       </w:pPr>
       <w:r>
         <w:rPr>
-          <w:rFonts w:ascii="DengXian" w:eastAsia="DengXian" w:hAnsi="DengXian"/>
+          <w:rFonts w:ascii="等线" w:eastAsia="等线" w:hAnsi="等线"/>
           <w:color w:val="7030A0"/>
           <w:sz w:val="22"/>
           <w:szCs w:val="22"/>
@@ -6126,7 +6132,7 @@
       </w:r>
       <w:r>
         <w:rPr>
-          <w:rFonts w:ascii="DengXian" w:eastAsia="DengXian" w:hAnsi="DengXian" w:hint="eastAsia"/>
+          <w:rFonts w:ascii="等线" w:eastAsia="等线" w:hAnsi="等线" w:hint="eastAsia"/>
           <w:color w:val="7030A0"/>
           <w:sz w:val="22"/>
           <w:szCs w:val="22"/>
@@ -6135,31 +6141,407 @@
       </w:r>
       <w:r>
         <w:rPr>
-          <w:rFonts w:ascii="DengXian" w:eastAsia="DengXian" w:hAnsi="DengXian" w:hint="eastAsia"/>
+          <w:rFonts w:ascii="等线" w:eastAsia="等线" w:hAnsi="等线" w:hint="eastAsia"/>
           <w:color w:val="7030A0"/>
           <w:sz w:val="22"/>
           <w:szCs w:val="22"/>
         </w:rPr>
-        <w:t>例如力量敏捷。在家园对话或事件中的判定方式类似DND掷骰判定。</w:t>
-      </w:r>
-    </w:p>
-    <w:p>
-      <w:pPr>
-        <w:pStyle w:val="s9"/>
-        <w:spacing w:before="90" w:beforeAutospacing="0" w:after="90" w:afterAutospacing="0"/>
-        <w:rPr>
-          <w:rFonts w:ascii="DengXian" w:eastAsia="DengXian" w:hAnsi="DengXian" w:cs="Arial"/>
-          <w:b/>
-          <w:bCs/>
-          <w:color w:val="000000"/>
-          <w:sz w:val="26"/>
-          <w:szCs w:val="26"/>
-        </w:rPr>
-      </w:pPr>
-      <w:r>
-        <w:rPr>
-          <w:rStyle w:val="bumpedfont15"/>
-          <w:rFonts w:ascii="DengXian" w:eastAsia="DengXian" w:hAnsi="DengXian" w:cs="Arial"/>
+        <w:t>例如力量敏捷。在家园对话或事件中的判定方式类似DND掷</w:t>
+      </w:r>
+      <w:proofErr w:type="gramStart"/>
+      <w:r>
+        <w:rPr>
+          <w:rFonts w:ascii="等线" w:eastAsia="等线" w:hAnsi="等线" w:hint="eastAsia"/>
+          <w:color w:val="7030A0"/>
+          <w:sz w:val="22"/>
+          <w:szCs w:val="22"/>
+        </w:rPr>
+        <w:t>骰</w:t>
+      </w:r>
+      <w:proofErr w:type="gramEnd"/>
+      <w:r>
+        <w:rPr>
+          <w:rFonts w:ascii="等线" w:eastAsia="等线" w:hAnsi="等线" w:hint="eastAsia"/>
+          <w:color w:val="7030A0"/>
+          <w:sz w:val="22"/>
+          <w:szCs w:val="22"/>
+        </w:rPr>
+        <w:t>判定。</w:t>
+      </w:r>
+    </w:p>
+    <w:p>
+      <w:pPr>
+        <w:spacing w:after="0"/>
+        <w:ind w:leftChars="200" w:left="440"/>
+        <w:rPr>
+          <w:rFonts w:hint="eastAsia"/>
+          <w:b/>
+          <w:bCs/>
+          <w:szCs w:val="22"/>
+        </w:rPr>
+      </w:pPr>
+      <w:r>
+        <w:rPr>
+          <w:rFonts w:hint="eastAsia"/>
+          <w:b/>
+          <w:bCs/>
+          <w:szCs w:val="22"/>
+        </w:rPr>
+        <w:t>5.2.3</w:t>
+      </w:r>
+      <w:r>
+        <w:rPr>
+          <w:rFonts w:hint="eastAsia"/>
+          <w:b/>
+          <w:bCs/>
+          <w:szCs w:val="22"/>
+        </w:rPr>
+        <w:t>人物基础数值</w:t>
+      </w:r>
+    </w:p>
+    <w:p>
+      <w:pPr>
+        <w:spacing w:after="0"/>
+        <w:ind w:leftChars="300" w:left="660" w:firstLineChars="100" w:firstLine="220"/>
+        <w:rPr>
+          <w:rFonts w:hint="eastAsia"/>
+          <w:color w:val="EE0000"/>
+          <w:szCs w:val="22"/>
+        </w:rPr>
+      </w:pPr>
+      <w:r>
+        <w:rPr>
+          <w:rFonts w:hint="eastAsia"/>
+          <w:color w:val="EE0000"/>
+          <w:szCs w:val="22"/>
+        </w:rPr>
+        <w:t>三维·生命/法术/体力</w:t>
+      </w:r>
+    </w:p>
+    <w:p>
+      <w:pPr>
+        <w:spacing w:after="0"/>
+        <w:ind w:leftChars="300" w:left="660" w:firstLineChars="100" w:firstLine="220"/>
+        <w:rPr>
+          <w:rFonts w:hint="eastAsia"/>
+          <w:color w:val="EE0000"/>
+          <w:szCs w:val="22"/>
+        </w:rPr>
+      </w:pPr>
+      <w:r>
+        <w:rPr>
+          <w:rFonts w:hint="eastAsia"/>
+          <w:color w:val="EE0000"/>
+          <w:szCs w:val="22"/>
+        </w:rPr>
+        <w:t>生命：在战局内受到伤害时减少，归零时死亡游戏结束。战局外不会减少。</w:t>
+      </w:r>
+    </w:p>
+    <w:p>
+      <w:pPr>
+        <w:spacing w:after="0"/>
+        <w:ind w:leftChars="300" w:left="660" w:firstLineChars="100" w:firstLine="220"/>
+        <w:rPr>
+          <w:rFonts w:hint="eastAsia"/>
+          <w:color w:val="EE0000"/>
+          <w:szCs w:val="22"/>
+        </w:rPr>
+      </w:pPr>
+      <w:r>
+        <w:rPr>
+          <w:rFonts w:hint="eastAsia"/>
+          <w:color w:val="EE0000"/>
+          <w:szCs w:val="22"/>
+        </w:rPr>
+        <w:t>法术：用于释放法术、技能或某些武器的战技的资源。</w:t>
+      </w:r>
+    </w:p>
+    <w:p>
+      <w:pPr>
+        <w:spacing w:after="0"/>
+        <w:ind w:leftChars="300" w:left="660" w:firstLineChars="100" w:firstLine="220"/>
+        <w:rPr>
+          <w:rFonts w:hint="eastAsia"/>
+          <w:color w:val="EE0000"/>
+          <w:szCs w:val="22"/>
+        </w:rPr>
+      </w:pPr>
+      <w:r>
+        <w:rPr>
+          <w:rFonts w:hint="eastAsia"/>
+          <w:color w:val="EE0000"/>
+          <w:szCs w:val="22"/>
+        </w:rPr>
+        <w:t>体力：某些招式攻击、抵挡攻击、闪避等动作会用到的资源。耗尽后仍可移动，但无法攻击/格挡/闪避。会随时间自动回复。</w:t>
+      </w:r>
+    </w:p>
+    <w:p>
+      <w:pPr>
+        <w:spacing w:after="0"/>
+        <w:ind w:leftChars="200" w:left="440"/>
+        <w:rPr>
+          <w:rFonts w:hint="eastAsia"/>
+          <w:szCs w:val="22"/>
+        </w:rPr>
+      </w:pPr>
+      <w:r>
+        <w:rPr>
+          <w:noProof/>
+          <w:szCs w:val="22"/>
+        </w:rPr>
+        <w:lastRenderedPageBreak/>
+        <w:drawing>
+          <wp:inline distT="0" distB="0" distL="0" distR="0" wp14:anchorId="4732A770" wp14:editId="7D4E51DE">
+            <wp:extent cx="5274310" cy="2964180"/>
+            <wp:effectExtent l="0" t="0" r="2540" b="7620"/>
+            <wp:docPr id="523993442" name="图片 19"/>
+            <wp:cNvGraphicFramePr>
+              <a:graphicFrameLocks xmlns:a="http://schemas.openxmlformats.org/drawingml/2006/main" noChangeAspect="1"/>
+            </wp:cNvGraphicFramePr>
+            <a:graphic xmlns:a="http://schemas.openxmlformats.org/drawingml/2006/main">
+              <a:graphicData uri="http://schemas.openxmlformats.org/drawingml/2006/picture">
+                <pic:pic xmlns:pic="http://schemas.openxmlformats.org/drawingml/2006/picture">
+                  <pic:nvPicPr>
+                    <pic:cNvPr id="0" name="Picture 19"/>
+                    <pic:cNvPicPr>
+                      <a:picLocks noChangeAspect="1" noChangeArrowheads="1"/>
+                    </pic:cNvPicPr>
+                  </pic:nvPicPr>
+                  <pic:blipFill>
+                    <a:blip r:embed="rId6" cstate="print">
+                      <a:extLst>
+                        <a:ext uri="{28A0092B-C50C-407E-A947-70E740481C1C}">
+                          <a14:useLocalDpi xmlns:a14="http://schemas.microsoft.com/office/drawing/2010/main" val="0"/>
+                        </a:ext>
+                      </a:extLst>
+                    </a:blip>
+                    <a:srcRect/>
+                    <a:stretch>
+                      <a:fillRect/>
+                    </a:stretch>
+                  </pic:blipFill>
+                  <pic:spPr bwMode="auto">
+                    <a:xfrm>
+                      <a:off x="0" y="0"/>
+                      <a:ext cx="5274310" cy="2964180"/>
+                    </a:xfrm>
+                    <a:prstGeom prst="rect">
+                      <a:avLst/>
+                    </a:prstGeom>
+                    <a:noFill/>
+                    <a:ln>
+                      <a:noFill/>
+                    </a:ln>
+                  </pic:spPr>
+                </pic:pic>
+              </a:graphicData>
+            </a:graphic>
+          </wp:inline>
+        </w:drawing>
+      </w:r>
+    </w:p>
+    <w:p>
+      <w:pPr>
+        <w:spacing w:after="0"/>
+        <w:ind w:leftChars="300" w:left="660"/>
+        <w:rPr>
+          <w:rFonts w:hint="eastAsia"/>
+          <w:szCs w:val="22"/>
+        </w:rPr>
+      </w:pPr>
+    </w:p>
+    <w:p>
+      <w:pPr>
+        <w:spacing w:after="0"/>
+        <w:ind w:leftChars="300" w:left="660"/>
+        <w:rPr>
+          <w:rFonts w:hint="eastAsia"/>
+          <w:color w:val="EE0000"/>
+          <w:szCs w:val="22"/>
+        </w:rPr>
+      </w:pPr>
+      <w:r>
+        <w:rPr>
+          <w:rFonts w:hint="eastAsia"/>
+          <w:color w:val="EE0000"/>
+          <w:szCs w:val="22"/>
+        </w:rPr>
+        <w:t>五项基础属性·力量/敏捷/体质/智力/信仰（魅力）</w:t>
+      </w:r>
+    </w:p>
+    <w:p>
+      <w:pPr>
+        <w:spacing w:after="0"/>
+        <w:ind w:leftChars="400" w:left="880"/>
+        <w:rPr>
+          <w:rFonts w:hint="eastAsia"/>
+          <w:szCs w:val="22"/>
+        </w:rPr>
+      </w:pPr>
+      <w:r>
+        <w:rPr>
+          <w:rFonts w:hint="eastAsia"/>
+          <w:szCs w:val="22"/>
+        </w:rPr>
+        <w:t>不同的武器攻击力会在面板基础上加上相应属性的补正倍率×玩家基础属性</w:t>
+      </w:r>
+    </w:p>
+    <w:p>
+      <w:pPr>
+        <w:spacing w:after="0"/>
+        <w:ind w:leftChars="300" w:left="660"/>
+        <w:rPr>
+          <w:rFonts w:hint="eastAsia"/>
+          <w:szCs w:val="22"/>
+        </w:rPr>
+      </w:pPr>
+      <w:r>
+        <w:rPr>
+          <w:rFonts w:hint="eastAsia"/>
+          <w:szCs w:val="22"/>
+        </w:rPr>
+        <w:t>例如一把大剑有45面板攻击，力量补正40%，敏捷补正10%。玩家力量10敏捷10</w:t>
+      </w:r>
+    </w:p>
+    <w:p>
+      <w:pPr>
+        <w:spacing w:after="0"/>
+        <w:ind w:leftChars="400" w:left="880"/>
+        <w:rPr>
+          <w:rFonts w:hint="eastAsia"/>
+          <w:szCs w:val="22"/>
+        </w:rPr>
+      </w:pPr>
+      <w:r>
+        <w:rPr>
+          <w:rFonts w:hint="eastAsia"/>
+          <w:szCs w:val="22"/>
+        </w:rPr>
+        <w:t>最终面板45+</w:t>
+      </w:r>
+      <w:r>
+        <w:rPr>
+          <w:szCs w:val="22"/>
+        </w:rPr>
+        <w:t>10</w:t>
+      </w:r>
+      <w:r>
+        <w:rPr>
+          <w:rFonts w:hint="eastAsia"/>
+          <w:szCs w:val="22"/>
+        </w:rPr>
+        <w:t>×</w:t>
+      </w:r>
+      <w:r>
+        <w:rPr>
+          <w:szCs w:val="22"/>
+        </w:rPr>
+        <w:t>0.4+</w:t>
+      </w:r>
+      <w:r>
+        <w:rPr>
+          <w:rFonts w:hint="eastAsia"/>
+          <w:szCs w:val="22"/>
+        </w:rPr>
+        <w:t>10×0.1=50</w:t>
+      </w:r>
+    </w:p>
+    <w:p>
+      <w:pPr>
+        <w:spacing w:after="0"/>
+        <w:ind w:leftChars="300" w:left="660" w:firstLineChars="100" w:firstLine="220"/>
+        <w:rPr>
+          <w:rFonts w:hint="eastAsia"/>
+          <w:szCs w:val="22"/>
+        </w:rPr>
+      </w:pPr>
+      <w:r>
+        <w:rPr>
+          <w:rFonts w:hint="eastAsia"/>
+          <w:szCs w:val="22"/>
+        </w:rPr>
+        <w:t>多数武器存在一个</w:t>
+      </w:r>
+      <w:proofErr w:type="gramStart"/>
+      <w:r>
+        <w:rPr>
+          <w:rFonts w:hint="eastAsia"/>
+          <w:szCs w:val="22"/>
+        </w:rPr>
+        <w:t>可以可以</w:t>
+      </w:r>
+      <w:proofErr w:type="gramEnd"/>
+      <w:r>
+        <w:rPr>
+          <w:rFonts w:hint="eastAsia"/>
+          <w:szCs w:val="22"/>
+        </w:rPr>
+        <w:t>使用</w:t>
+      </w:r>
+      <w:proofErr w:type="gramStart"/>
+      <w:r>
+        <w:rPr>
+          <w:rFonts w:hint="eastAsia"/>
+          <w:szCs w:val="22"/>
+        </w:rPr>
+        <w:t>此武器</w:t>
+      </w:r>
+      <w:proofErr w:type="gramEnd"/>
+      <w:r>
+        <w:rPr>
+          <w:rFonts w:hint="eastAsia"/>
+          <w:szCs w:val="22"/>
+        </w:rPr>
+        <w:t>最小能力限制，例如一把大剑的最小能力限制是10力10敏。若玩家任意一个属性小于这个值使用此武器，</w:t>
+      </w:r>
+      <w:proofErr w:type="gramStart"/>
+      <w:r>
+        <w:rPr>
+          <w:rFonts w:hint="eastAsia"/>
+          <w:szCs w:val="22"/>
+        </w:rPr>
+        <w:t>则武器</w:t>
+      </w:r>
+      <w:proofErr w:type="gramEnd"/>
+      <w:r>
+        <w:rPr>
+          <w:rFonts w:hint="eastAsia"/>
+          <w:szCs w:val="22"/>
+        </w:rPr>
+        <w:t>性能会大减，同时出现挥不动剑的动画。</w:t>
+      </w:r>
+    </w:p>
+    <w:p>
+      <w:pPr>
+        <w:pStyle w:val="s9"/>
+        <w:spacing w:before="90" w:beforeAutospacing="0" w:after="90" w:afterAutospacing="0"/>
+        <w:ind w:leftChars="300" w:left="660"/>
+        <w:rPr>
+          <w:rFonts w:ascii="等线" w:eastAsia="等线" w:hAnsi="等线" w:hint="eastAsia"/>
+          <w:color w:val="7030A0"/>
+          <w:sz w:val="22"/>
+          <w:szCs w:val="22"/>
+        </w:rPr>
+      </w:pPr>
+    </w:p>
+    <w:p>
+      <w:pPr>
+        <w:pStyle w:val="s9"/>
+        <w:spacing w:before="90" w:beforeAutospacing="0" w:after="90" w:afterAutospacing="0"/>
+        <w:rPr>
+          <w:rStyle w:val="bumpedfont15"/>
+          <w:rFonts w:ascii="等线" w:eastAsia="等线" w:hAnsi="等线" w:cs="Arial"/>
+          <w:b/>
+          <w:bCs/>
+          <w:color w:val="000000"/>
+          <w:sz w:val="26"/>
+          <w:szCs w:val="26"/>
+        </w:rPr>
+      </w:pPr>
+      <w:r>
+        <w:rPr>
+          <w:rStyle w:val="bumpedfont15"/>
+          <w:rFonts w:ascii="等线" w:eastAsia="等线" w:hAnsi="等线" w:cs="Arial"/>
           <w:b/>
           <w:bCs/>
           <w:color w:val="000000"/>
@@ -6173,8 +6555,2679 @@
       <w:pPr>
         <w:pStyle w:val="s9"/>
         <w:spacing w:before="90" w:beforeAutospacing="0" w:after="90" w:afterAutospacing="0"/>
-        <w:rPr>
-          <w:rFonts w:ascii="DengXian" w:eastAsia="DengXian" w:hAnsi="DengXian"/>
+        <w:ind w:leftChars="200" w:left="440"/>
+        <w:rPr>
+          <w:rFonts w:ascii="等线" w:eastAsia="等线" w:hAnsi="等线"/>
+          <w:b/>
+          <w:bCs/>
+          <w:color w:val="FFC000"/>
+          <w:sz w:val="22"/>
+          <w:szCs w:val="22"/>
+        </w:rPr>
+      </w:pPr>
+      <w:r>
+        <w:rPr>
+          <w:rFonts w:ascii="等线" w:eastAsia="等线" w:hAnsi="等线"/>
+          <w:b/>
+          <w:bCs/>
+          <w:color w:val="FFC000"/>
+          <w:sz w:val="22"/>
+          <w:szCs w:val="22"/>
+        </w:rPr>
+        <w:t>5.3.1护甲</w:t>
+      </w:r>
+    </w:p>
+    <w:p>
+      <w:pPr>
+        <w:spacing w:after="0"/>
+        <w:ind w:leftChars="300" w:left="660"/>
+        <w:rPr>
+          <w:rFonts w:hint="eastAsia"/>
+          <w:color w:val="FFC000"/>
+          <w:szCs w:val="22"/>
+        </w:rPr>
+      </w:pPr>
+      <w:r>
+        <w:rPr>
+          <w:rFonts w:hint="eastAsia"/>
+          <w:color w:val="FFC000"/>
+          <w:szCs w:val="22"/>
+        </w:rPr>
+        <w:t>护甲按重量</w:t>
+      </w:r>
+      <w:proofErr w:type="gramStart"/>
+      <w:r>
+        <w:rPr>
+          <w:rFonts w:hint="eastAsia"/>
+          <w:color w:val="FFC000"/>
+          <w:szCs w:val="22"/>
+        </w:rPr>
+        <w:t>分服装/轻甲</w:t>
+      </w:r>
+      <w:proofErr w:type="gramEnd"/>
+      <w:r>
+        <w:rPr>
+          <w:rFonts w:hint="eastAsia"/>
+          <w:color w:val="FFC000"/>
+          <w:szCs w:val="22"/>
+        </w:rPr>
+        <w:t>/中甲/重甲</w:t>
+      </w:r>
+    </w:p>
+    <w:p>
+      <w:pPr>
+        <w:spacing w:after="0"/>
+        <w:ind w:leftChars="300" w:left="660"/>
+        <w:rPr>
+          <w:rFonts w:hint="eastAsia"/>
+          <w:color w:val="FFC000"/>
+          <w:szCs w:val="22"/>
+        </w:rPr>
+      </w:pPr>
+      <w:r>
+        <w:rPr>
+          <w:rFonts w:hint="eastAsia"/>
+          <w:color w:val="FFC000"/>
+          <w:szCs w:val="22"/>
+        </w:rPr>
+        <w:t>按用途可分为时装和</w:t>
+      </w:r>
+      <w:proofErr w:type="gramStart"/>
+      <w:r>
+        <w:rPr>
+          <w:rFonts w:hint="eastAsia"/>
+          <w:color w:val="FFC000"/>
+          <w:szCs w:val="22"/>
+        </w:rPr>
+        <w:t>战装</w:t>
+      </w:r>
+      <w:proofErr w:type="gramEnd"/>
+    </w:p>
+    <w:p>
+      <w:pPr>
+        <w:pStyle w:val="s9"/>
+        <w:spacing w:before="90" w:beforeAutospacing="0" w:after="90" w:afterAutospacing="0"/>
+        <w:ind w:leftChars="300" w:left="660"/>
+        <w:rPr>
+          <w:rFonts w:ascii="等线" w:eastAsia="等线" w:hAnsi="等线" w:hint="eastAsia"/>
+          <w:b/>
+          <w:bCs/>
+          <w:color w:val="FFC000"/>
+          <w:sz w:val="22"/>
+          <w:szCs w:val="22"/>
+        </w:rPr>
+      </w:pPr>
+      <w:r>
+        <w:rPr>
+          <w:rFonts w:ascii="等线" w:eastAsia="等线" w:hAnsi="等线" w:hint="eastAsia"/>
+          <w:b/>
+          <w:bCs/>
+          <w:color w:val="FFC000"/>
+          <w:sz w:val="22"/>
+          <w:szCs w:val="22"/>
+        </w:rPr>
+        <w:t>5.3.</w:t>
+      </w:r>
+      <w:r>
+        <w:rPr>
+          <w:rFonts w:ascii="等线" w:eastAsia="等线" w:hAnsi="等线" w:hint="eastAsia"/>
+          <w:b/>
+          <w:bCs/>
+          <w:color w:val="FFC000"/>
+          <w:sz w:val="22"/>
+          <w:szCs w:val="22"/>
+        </w:rPr>
+        <w:t>1.1</w:t>
+      </w:r>
+      <w:r>
+        <w:rPr>
+          <w:rFonts w:ascii="等线" w:eastAsia="等线" w:hAnsi="等线" w:hint="eastAsia"/>
+          <w:b/>
+          <w:bCs/>
+          <w:color w:val="FFC000"/>
+          <w:sz w:val="22"/>
+          <w:szCs w:val="22"/>
+        </w:rPr>
+        <w:t>插槽</w:t>
+      </w:r>
+    </w:p>
+    <w:p>
+      <w:pPr>
+        <w:spacing w:after="0"/>
+        <w:ind w:leftChars="400" w:left="880"/>
+        <w:rPr>
+          <w:rFonts w:hint="eastAsia"/>
+          <w:color w:val="FFC000"/>
+          <w:szCs w:val="22"/>
+        </w:rPr>
+      </w:pPr>
+      <w:r>
+        <w:rPr>
+          <w:rFonts w:hint="eastAsia"/>
+          <w:color w:val="FFC000"/>
+          <w:szCs w:val="22"/>
+        </w:rPr>
+        <w:t>人物拥有头、上身、手、腰、腿、鞋和多个饰品插槽</w:t>
+      </w:r>
+    </w:p>
+    <w:p>
+      <w:pPr>
+        <w:spacing w:after="0"/>
+        <w:ind w:leftChars="400" w:left="880"/>
+        <w:rPr>
+          <w:rFonts w:hint="eastAsia"/>
+          <w:color w:val="FFC000"/>
+          <w:szCs w:val="22"/>
+        </w:rPr>
+      </w:pPr>
+      <w:r>
+        <w:rPr>
+          <w:rFonts w:hint="eastAsia"/>
+          <w:color w:val="FFC000"/>
+          <w:szCs w:val="22"/>
+        </w:rPr>
+        <w:t>所有人型生物装备插槽相同，部分非人型生物有不同的插槽</w:t>
+      </w:r>
+    </w:p>
+    <w:p>
+      <w:pPr>
+        <w:pStyle w:val="s9"/>
+        <w:spacing w:before="90" w:beforeAutospacing="0" w:after="90" w:afterAutospacing="0"/>
+        <w:ind w:leftChars="300" w:left="660"/>
+        <w:rPr>
+          <w:rFonts w:ascii="等线" w:eastAsia="等线" w:hAnsi="等线" w:hint="eastAsia"/>
+          <w:b/>
+          <w:bCs/>
+          <w:color w:val="7030A0"/>
+          <w:sz w:val="22"/>
+          <w:szCs w:val="22"/>
+        </w:rPr>
+      </w:pPr>
+      <w:r>
+        <w:rPr>
+          <w:rFonts w:ascii="等线" w:eastAsia="等线" w:hAnsi="等线" w:hint="eastAsia"/>
+          <w:b/>
+          <w:bCs/>
+          <w:color w:val="7030A0"/>
+          <w:sz w:val="22"/>
+          <w:szCs w:val="22"/>
+        </w:rPr>
+        <w:t>5.3.</w:t>
+      </w:r>
+      <w:r>
+        <w:rPr>
+          <w:rFonts w:ascii="等线" w:eastAsia="等线" w:hAnsi="等线" w:hint="eastAsia"/>
+          <w:b/>
+          <w:bCs/>
+          <w:color w:val="7030A0"/>
+          <w:sz w:val="22"/>
+          <w:szCs w:val="22"/>
+        </w:rPr>
+        <w:t>1.2</w:t>
+      </w:r>
+      <w:r>
+        <w:rPr>
+          <w:rFonts w:ascii="等线" w:eastAsia="等线" w:hAnsi="等线" w:hint="eastAsia"/>
+          <w:b/>
+          <w:bCs/>
+          <w:color w:val="7030A0"/>
+          <w:sz w:val="22"/>
+          <w:szCs w:val="22"/>
+        </w:rPr>
+        <w:t>基础数值</w:t>
+      </w:r>
+    </w:p>
+    <w:p>
+      <w:pPr>
+        <w:spacing w:after="0"/>
+        <w:ind w:leftChars="400" w:left="880"/>
+        <w:rPr>
+          <w:rFonts w:hint="eastAsia"/>
+          <w:color w:val="7030A0"/>
+          <w:szCs w:val="22"/>
+        </w:rPr>
+      </w:pPr>
+      <w:r>
+        <w:rPr>
+          <w:rFonts w:hint="eastAsia"/>
+          <w:color w:val="7030A0"/>
+          <w:szCs w:val="22"/>
+        </w:rPr>
+        <w:t>护</w:t>
+      </w:r>
+      <w:proofErr w:type="gramStart"/>
+      <w:r>
+        <w:rPr>
+          <w:rFonts w:hint="eastAsia"/>
+          <w:color w:val="7030A0"/>
+          <w:szCs w:val="22"/>
+        </w:rPr>
+        <w:t>甲本身</w:t>
+      </w:r>
+      <w:proofErr w:type="gramEnd"/>
+      <w:r>
+        <w:rPr>
+          <w:rFonts w:hint="eastAsia"/>
+          <w:color w:val="7030A0"/>
+          <w:szCs w:val="22"/>
+        </w:rPr>
+        <w:t>有防御力、护甲等级、魅力评分三个维度。</w:t>
+      </w:r>
+    </w:p>
+    <w:p>
+      <w:pPr>
+        <w:spacing w:after="0"/>
+        <w:ind w:leftChars="400" w:left="880"/>
+        <w:rPr>
+          <w:rFonts w:hint="eastAsia"/>
+          <w:color w:val="7030A0"/>
+          <w:szCs w:val="22"/>
+        </w:rPr>
+      </w:pPr>
+      <w:r>
+        <w:rPr>
+          <w:rFonts w:hint="eastAsia"/>
+          <w:color w:val="7030A0"/>
+          <w:szCs w:val="22"/>
+        </w:rPr>
+        <w:t>护甲的基础数值有：</w:t>
+      </w:r>
+    </w:p>
+    <w:p>
+      <w:pPr>
+        <w:spacing w:after="0"/>
+        <w:ind w:leftChars="400" w:left="880"/>
+        <w:rPr>
+          <w:rFonts w:hint="eastAsia"/>
+          <w:color w:val="0070C0"/>
+          <w:szCs w:val="22"/>
+        </w:rPr>
+      </w:pPr>
+      <w:r>
+        <w:rPr>
+          <w:rFonts w:hint="eastAsia"/>
+          <w:b/>
+          <w:bCs/>
+          <w:color w:val="0070C0"/>
+          <w:sz w:val="24"/>
+        </w:rPr>
+        <w:t>防御力</w:t>
+      </w:r>
+      <w:r>
+        <w:rPr>
+          <w:rFonts w:hint="eastAsia"/>
+          <w:color w:val="0070C0"/>
+          <w:szCs w:val="22"/>
+        </w:rPr>
+        <w:t>：决定物理</w:t>
+      </w:r>
+      <w:proofErr w:type="gramStart"/>
+      <w:r>
+        <w:rPr>
+          <w:rFonts w:hint="eastAsia"/>
+          <w:color w:val="0070C0"/>
+          <w:szCs w:val="22"/>
+        </w:rPr>
+        <w:t>减伤率</w:t>
+      </w:r>
+      <w:proofErr w:type="gramEnd"/>
+    </w:p>
+    <w:p>
+      <w:pPr>
+        <w:spacing w:after="0"/>
+        <w:ind w:leftChars="400" w:left="880"/>
+        <w:rPr>
+          <w:rFonts w:hint="eastAsia"/>
+          <w:color w:val="0070C0"/>
+          <w:szCs w:val="22"/>
+        </w:rPr>
+      </w:pPr>
+      <w:r>
+        <w:rPr>
+          <w:rFonts w:hint="eastAsia"/>
+          <w:color w:val="0070C0"/>
+          <w:szCs w:val="22"/>
+        </w:rPr>
+        <w:lastRenderedPageBreak/>
+        <w:t>防御力是连续整数数字，不存在档位。</w:t>
+      </w:r>
+    </w:p>
+    <w:p>
+      <w:pPr>
+        <w:spacing w:after="0"/>
+        <w:ind w:leftChars="400" w:left="880"/>
+        <w:rPr>
+          <w:rFonts w:hint="eastAsia"/>
+          <w:color w:val="0070C0"/>
+          <w:szCs w:val="22"/>
+        </w:rPr>
+      </w:pPr>
+      <w:r>
+        <w:rPr>
+          <w:rFonts w:hint="eastAsia"/>
+          <w:color w:val="0070C0"/>
+          <w:szCs w:val="22"/>
+        </w:rPr>
+        <w:t>攻击发出方的攻击力 - 伤害接收方的防御力 = 一次攻击造成的伤害。</w:t>
+      </w:r>
+    </w:p>
+    <w:p>
+      <w:pPr>
+        <w:spacing w:after="0"/>
+        <w:ind w:leftChars="400" w:left="880"/>
+        <w:rPr>
+          <w:rFonts w:hint="eastAsia"/>
+          <w:color w:val="0070C0"/>
+          <w:szCs w:val="22"/>
+        </w:rPr>
+      </w:pPr>
+      <w:r>
+        <w:rPr>
+          <w:rFonts w:hint="eastAsia"/>
+          <w:color w:val="0070C0"/>
+          <w:szCs w:val="22"/>
+        </w:rPr>
+        <w:t>若最后计算出的结果 “一次攻击造成的伤害” 低于 发出方攻击力的5% ，则改为造成 发出方攻击力的5%的伤害。</w:t>
+      </w:r>
+    </w:p>
+    <w:p>
+      <w:pPr>
+        <w:spacing w:after="0"/>
+        <w:ind w:leftChars="400" w:left="880"/>
+        <w:rPr>
+          <w:rFonts w:hint="eastAsia"/>
+          <w:color w:val="0070C0"/>
+          <w:szCs w:val="22"/>
+        </w:rPr>
+      </w:pPr>
+      <w:r>
+        <w:rPr>
+          <w:rFonts w:hint="eastAsia"/>
+          <w:b/>
+          <w:bCs/>
+          <w:color w:val="0070C0"/>
+          <w:sz w:val="24"/>
+        </w:rPr>
+        <w:t>护甲等级</w:t>
+      </w:r>
+      <w:r>
+        <w:rPr>
+          <w:rFonts w:hint="eastAsia"/>
+          <w:color w:val="0070C0"/>
+          <w:szCs w:val="22"/>
+        </w:rPr>
+        <w:t>：护甲等级有8个等级，轻/中/</w:t>
+      </w:r>
+      <w:proofErr w:type="gramStart"/>
+      <w:r>
+        <w:rPr>
+          <w:rFonts w:hint="eastAsia"/>
+          <w:color w:val="0070C0"/>
+          <w:szCs w:val="22"/>
+        </w:rPr>
+        <w:t>重甲各</w:t>
+      </w:r>
+      <w:proofErr w:type="gramEnd"/>
+      <w:r>
+        <w:rPr>
+          <w:rFonts w:hint="eastAsia"/>
+          <w:color w:val="0070C0"/>
+          <w:szCs w:val="22"/>
+        </w:rPr>
+        <w:t>两个等级。穿深（穿甲等级）≥护甲等级可击穿*。</w:t>
+      </w:r>
+    </w:p>
+    <w:p>
+      <w:pPr>
+        <w:spacing w:after="0"/>
+        <w:ind w:leftChars="400" w:left="880"/>
+        <w:rPr>
+          <w:rFonts w:hint="eastAsia"/>
+          <w:color w:val="0070C0"/>
+          <w:szCs w:val="22"/>
+        </w:rPr>
+      </w:pPr>
+      <w:r>
+        <w:rPr>
+          <w:rFonts w:hint="eastAsia"/>
+          <w:color w:val="0070C0"/>
+          <w:szCs w:val="22"/>
+        </w:rPr>
+        <w:t>*未击穿情况下即使发出端再高的伤害，接收端也只受到极小伤害。</w:t>
+      </w:r>
+      <w:r>
+        <w:rPr>
+          <w:color w:val="0070C0"/>
+          <w:szCs w:val="22"/>
+        </w:rPr>
+        <w:t xml:space="preserve"> </w:t>
+      </w:r>
+    </w:p>
+    <w:p>
+      <w:pPr>
+        <w:spacing w:after="0"/>
+        <w:ind w:leftChars="400" w:left="880"/>
+        <w:rPr>
+          <w:color w:val="0070C0"/>
+          <w:szCs w:val="22"/>
+        </w:rPr>
+      </w:pPr>
+      <w:r>
+        <w:rPr>
+          <w:rFonts w:hint="eastAsia"/>
+          <w:color w:val="0070C0"/>
+          <w:szCs w:val="22"/>
+        </w:rPr>
+        <w:t>所以物理发出</w:t>
+      </w:r>
+      <w:proofErr w:type="gramStart"/>
+      <w:r>
+        <w:rPr>
+          <w:rFonts w:hint="eastAsia"/>
+          <w:color w:val="0070C0"/>
+          <w:szCs w:val="22"/>
+        </w:rPr>
+        <w:t>端必须</w:t>
+      </w:r>
+      <w:proofErr w:type="gramEnd"/>
+      <w:r>
+        <w:rPr>
+          <w:rFonts w:hint="eastAsia"/>
+          <w:color w:val="0070C0"/>
+          <w:szCs w:val="22"/>
+        </w:rPr>
+        <w:t>同时达到</w:t>
+      </w:r>
+      <w:proofErr w:type="gramStart"/>
+      <w:r>
+        <w:rPr>
+          <w:rFonts w:hint="eastAsia"/>
+          <w:color w:val="0070C0"/>
+          <w:szCs w:val="22"/>
+        </w:rPr>
+        <w:t>破甲线和</w:t>
+      </w:r>
+      <w:proofErr w:type="gramEnd"/>
+      <w:r>
+        <w:rPr>
+          <w:rFonts w:hint="eastAsia"/>
+          <w:color w:val="0070C0"/>
+          <w:szCs w:val="22"/>
+        </w:rPr>
+        <w:t>穿甲等级</w:t>
+      </w:r>
+    </w:p>
+    <w:p>
+      <w:pPr>
+        <w:spacing w:after="0"/>
+        <w:ind w:leftChars="400" w:left="880"/>
+        <w:rPr>
+          <w:rFonts w:hint="eastAsia"/>
+          <w:color w:val="0070C0"/>
+          <w:szCs w:val="22"/>
+        </w:rPr>
+      </w:pPr>
+      <w:r>
+        <w:rPr>
+          <w:rFonts w:hint="eastAsia"/>
+          <w:color w:val="0070C0"/>
+          <w:szCs w:val="22"/>
+        </w:rPr>
+        <w:t>法术抗性：决定法术</w:t>
+      </w:r>
+      <w:proofErr w:type="gramStart"/>
+      <w:r>
+        <w:rPr>
+          <w:rFonts w:hint="eastAsia"/>
+          <w:color w:val="0070C0"/>
+          <w:szCs w:val="22"/>
+        </w:rPr>
+        <w:t>减伤率</w:t>
+      </w:r>
+      <w:proofErr w:type="gramEnd"/>
+    </w:p>
+    <w:p>
+      <w:pPr>
+        <w:spacing w:after="0"/>
+        <w:ind w:leftChars="500" w:left="1100"/>
+        <w:rPr>
+          <w:color w:val="00B050"/>
+          <w:szCs w:val="22"/>
+        </w:rPr>
+      </w:pPr>
+      <w:r>
+        <w:rPr>
+          <w:rFonts w:hint="eastAsia"/>
+          <w:color w:val="00B050"/>
+          <w:szCs w:val="22"/>
+        </w:rPr>
+        <w:t>法术吸收：可以吸收一定倍率受到的法术伤害作为资源储存。根据护</w:t>
+      </w:r>
+      <w:proofErr w:type="gramStart"/>
+      <w:r>
+        <w:rPr>
+          <w:rFonts w:hint="eastAsia"/>
+          <w:color w:val="00B050"/>
+          <w:szCs w:val="22"/>
+        </w:rPr>
+        <w:t>甲不同</w:t>
+      </w:r>
+      <w:proofErr w:type="gramEnd"/>
+      <w:r>
+        <w:rPr>
+          <w:rFonts w:hint="eastAsia"/>
+          <w:color w:val="00B050"/>
+          <w:szCs w:val="22"/>
+        </w:rPr>
+        <w:t>法术吸收量可以作为不同用途。在法术抗性之前计算。</w:t>
+      </w:r>
+    </w:p>
+    <w:p>
+      <w:pPr>
+        <w:pStyle w:val="s9"/>
+        <w:spacing w:before="90" w:beforeAutospacing="0" w:after="90" w:afterAutospacing="0"/>
+        <w:ind w:leftChars="300" w:left="660"/>
+        <w:rPr>
+          <w:rFonts w:ascii="等线" w:eastAsia="等线" w:hAnsi="等线" w:hint="eastAsia"/>
+          <w:b/>
+          <w:bCs/>
+          <w:color w:val="0070C0"/>
+          <w:sz w:val="22"/>
+          <w:szCs w:val="22"/>
+        </w:rPr>
+      </w:pPr>
+      <w:r>
+        <w:rPr>
+          <w:rFonts w:ascii="等线" w:eastAsia="等线" w:hAnsi="等线" w:hint="eastAsia"/>
+          <w:b/>
+          <w:bCs/>
+          <w:color w:val="0070C0"/>
+          <w:sz w:val="22"/>
+          <w:szCs w:val="22"/>
+        </w:rPr>
+        <w:t>5.3.1.3</w:t>
+      </w:r>
+      <w:r>
+        <w:rPr>
+          <w:rFonts w:ascii="等线" w:eastAsia="等线" w:hAnsi="等线" w:hint="eastAsia"/>
+          <w:b/>
+          <w:bCs/>
+          <w:color w:val="0070C0"/>
+          <w:sz w:val="22"/>
+          <w:szCs w:val="22"/>
+        </w:rPr>
+        <w:t>套装效果</w:t>
+      </w:r>
+    </w:p>
+    <w:p>
+      <w:pPr>
+        <w:spacing w:after="0"/>
+        <w:ind w:leftChars="400" w:left="880"/>
+        <w:rPr>
+          <w:color w:val="0070C0"/>
+          <w:szCs w:val="22"/>
+        </w:rPr>
+      </w:pPr>
+      <w:r>
+        <w:rPr>
+          <w:rFonts w:hint="eastAsia"/>
+          <w:color w:val="0070C0"/>
+          <w:szCs w:val="22"/>
+        </w:rPr>
+        <w:t>存在成套的装备。同一套装备，装备三件或五件时有额外加成。</w:t>
+      </w:r>
+    </w:p>
+    <w:p>
+      <w:pPr>
+        <w:spacing w:after="0"/>
+        <w:ind w:leftChars="300" w:left="660"/>
+        <w:rPr>
+          <w:rFonts w:hint="eastAsia"/>
+          <w:szCs w:val="22"/>
+        </w:rPr>
+      </w:pPr>
+    </w:p>
+    <w:p>
+      <w:pPr>
+        <w:spacing w:after="0"/>
+        <w:ind w:leftChars="200" w:left="440"/>
+        <w:rPr>
+          <w:rFonts w:hint="eastAsia"/>
+          <w:sz w:val="28"/>
+          <w:szCs w:val="28"/>
+        </w:rPr>
+      </w:pPr>
+      <w:r>
+        <w:rPr>
+          <w:rFonts w:hint="eastAsia"/>
+          <w:color w:val="00B050"/>
+          <w:sz w:val="16"/>
+          <w:szCs w:val="16"/>
+          <w:u w:val="single"/>
+        </w:rPr>
+        <w:t>攻击倍率与无视防御的最终伤害计算</w:t>
+      </w:r>
+      <w:r>
+        <w:rPr>
+          <w:rFonts w:hint="eastAsia"/>
+          <w:noProof/>
+          <w:color w:val="00B050"/>
+          <w:sz w:val="16"/>
+          <w:szCs w:val="16"/>
+        </w:rPr>
+        <w:t>：</w:t>
+      </w:r>
+      <w:r>
+        <w:rPr>
+          <w:noProof/>
+          <w:sz w:val="28"/>
+          <w:szCs w:val="28"/>
+        </w:rPr>
+        <w:drawing>
+          <wp:inline distT="0" distB="0" distL="0" distR="0" wp14:anchorId="44C5AF36" wp14:editId="6EDF731C">
+            <wp:extent cx="5271770" cy="4631690"/>
+            <wp:effectExtent l="0" t="0" r="5080" b="0"/>
+            <wp:docPr id="821317923" name="图片 15"/>
+            <wp:cNvGraphicFramePr>
+              <a:graphicFrameLocks xmlns:a="http://schemas.openxmlformats.org/drawingml/2006/main" noChangeAspect="1"/>
+            </wp:cNvGraphicFramePr>
+            <a:graphic xmlns:a="http://schemas.openxmlformats.org/drawingml/2006/main">
+              <a:graphicData uri="http://schemas.openxmlformats.org/drawingml/2006/picture">
+                <pic:pic xmlns:pic="http://schemas.openxmlformats.org/drawingml/2006/picture">
+                  <pic:nvPicPr>
+                    <pic:cNvPr id="0" name="Picture 15"/>
+                    <pic:cNvPicPr>
+                      <a:picLocks noChangeAspect="1" noChangeArrowheads="1"/>
+                    </pic:cNvPicPr>
+                  </pic:nvPicPr>
+                  <pic:blipFill>
+                    <a:blip r:embed="rId7">
+                      <a:extLst>
+                        <a:ext uri="{28A0092B-C50C-407E-A947-70E740481C1C}">
+                          <a14:useLocalDpi xmlns:a14="http://schemas.microsoft.com/office/drawing/2010/main" val="0"/>
+                        </a:ext>
+                      </a:extLst>
+                    </a:blip>
+                    <a:srcRect/>
+                    <a:stretch>
+                      <a:fillRect/>
+                    </a:stretch>
+                  </pic:blipFill>
+                  <pic:spPr bwMode="auto">
+                    <a:xfrm>
+                      <a:off x="0" y="0"/>
+                      <a:ext cx="5271770" cy="4631690"/>
+                    </a:xfrm>
+                    <a:prstGeom prst="rect">
+                      <a:avLst/>
+                    </a:prstGeom>
+                    <a:noFill/>
+                    <a:ln>
+                      <a:noFill/>
+                    </a:ln>
+                  </pic:spPr>
+                </pic:pic>
+              </a:graphicData>
+            </a:graphic>
+          </wp:inline>
+        </w:drawing>
+      </w:r>
+    </w:p>
+    <w:p>
+      <w:pPr>
+        <w:spacing w:after="0"/>
+        <w:ind w:leftChars="200" w:left="440"/>
+        <w:rPr>
+          <w:szCs w:val="22"/>
+        </w:rPr>
+      </w:pPr>
+      <w:r>
+        <w:rPr>
+          <w:rFonts w:hint="eastAsia"/>
+          <w:noProof/>
+          <w:szCs w:val="22"/>
+        </w:rPr>
+        <w:lastRenderedPageBreak/>
+        <w:drawing>
+          <wp:inline distT="0" distB="0" distL="0" distR="0" wp14:anchorId="0D4FE9F1" wp14:editId="4DCE8443">
+            <wp:extent cx="5271770" cy="2103120"/>
+            <wp:effectExtent l="0" t="0" r="5080" b="0"/>
+            <wp:docPr id="496147753" name="图片 16"/>
+            <wp:cNvGraphicFramePr>
+              <a:graphicFrameLocks xmlns:a="http://schemas.openxmlformats.org/drawingml/2006/main" noChangeAspect="1"/>
+            </wp:cNvGraphicFramePr>
+            <a:graphic xmlns:a="http://schemas.openxmlformats.org/drawingml/2006/main">
+              <a:graphicData uri="http://schemas.openxmlformats.org/drawingml/2006/picture">
+                <pic:pic xmlns:pic="http://schemas.openxmlformats.org/drawingml/2006/picture">
+                  <pic:nvPicPr>
+                    <pic:cNvPr id="0" name="Picture 16"/>
+                    <pic:cNvPicPr>
+                      <a:picLocks noChangeAspect="1" noChangeArrowheads="1"/>
+                    </pic:cNvPicPr>
+                  </pic:nvPicPr>
+                  <pic:blipFill>
+                    <a:blip r:embed="rId8" cstate="print">
+                      <a:extLst>
+                        <a:ext uri="{28A0092B-C50C-407E-A947-70E740481C1C}">
+                          <a14:useLocalDpi xmlns:a14="http://schemas.microsoft.com/office/drawing/2010/main" val="0"/>
+                        </a:ext>
+                      </a:extLst>
+                    </a:blip>
+                    <a:srcRect/>
+                    <a:stretch>
+                      <a:fillRect/>
+                    </a:stretch>
+                  </pic:blipFill>
+                  <pic:spPr bwMode="auto">
+                    <a:xfrm>
+                      <a:off x="0" y="0"/>
+                      <a:ext cx="5271770" cy="2103120"/>
+                    </a:xfrm>
+                    <a:prstGeom prst="rect">
+                      <a:avLst/>
+                    </a:prstGeom>
+                    <a:noFill/>
+                    <a:ln>
+                      <a:noFill/>
+                    </a:ln>
+                  </pic:spPr>
+                </pic:pic>
+              </a:graphicData>
+            </a:graphic>
+          </wp:inline>
+        </w:drawing>
+      </w:r>
+    </w:p>
+    <w:p>
+      <w:pPr>
+        <w:pStyle w:val="s9"/>
+        <w:spacing w:before="90" w:beforeAutospacing="0" w:after="90" w:afterAutospacing="0"/>
+        <w:ind w:leftChars="200" w:left="440"/>
+        <w:rPr>
+          <w:rFonts w:ascii="等线" w:eastAsia="等线" w:hAnsi="等线"/>
+          <w:b/>
+          <w:bCs/>
+          <w:color w:val="EE0000"/>
+          <w:sz w:val="22"/>
+          <w:szCs w:val="22"/>
+        </w:rPr>
+      </w:pPr>
+      <w:r>
+        <w:rPr>
+          <w:rFonts w:ascii="等线" w:eastAsia="等线" w:hAnsi="等线" w:hint="eastAsia"/>
+          <w:b/>
+          <w:bCs/>
+          <w:color w:val="EE0000"/>
+          <w:sz w:val="22"/>
+          <w:szCs w:val="22"/>
+        </w:rPr>
+        <w:t>5.3.2武器</w:t>
+      </w:r>
+    </w:p>
+    <w:p>
+      <w:pPr>
+        <w:pStyle w:val="s9"/>
+        <w:spacing w:before="90" w:beforeAutospacing="0" w:after="90" w:afterAutospacing="0"/>
+        <w:ind w:leftChars="300" w:left="660"/>
+        <w:rPr>
+          <w:rFonts w:ascii="等线" w:eastAsia="等线" w:hAnsi="等线" w:hint="eastAsia"/>
+          <w:b/>
+          <w:bCs/>
+          <w:color w:val="EE0000"/>
+          <w:sz w:val="22"/>
+          <w:szCs w:val="22"/>
+        </w:rPr>
+      </w:pPr>
+      <w:r>
+        <w:rPr>
+          <w:rFonts w:ascii="等线" w:eastAsia="等线" w:hAnsi="等线" w:hint="eastAsia"/>
+          <w:b/>
+          <w:bCs/>
+          <w:color w:val="EE0000"/>
+          <w:sz w:val="22"/>
+          <w:szCs w:val="22"/>
+        </w:rPr>
+        <w:t>5.3.2.1</w:t>
+      </w:r>
+      <w:r>
+        <w:rPr>
+          <w:rFonts w:ascii="等线" w:eastAsia="等线" w:hAnsi="等线" w:hint="eastAsia"/>
+          <w:b/>
+          <w:bCs/>
+          <w:color w:val="EE0000"/>
+          <w:sz w:val="22"/>
+          <w:szCs w:val="22"/>
+        </w:rPr>
+        <w:t>类型</w:t>
+      </w:r>
+    </w:p>
+    <w:p>
+      <w:pPr>
+        <w:spacing w:after="0"/>
+        <w:ind w:leftChars="400" w:left="880"/>
+        <w:rPr>
+          <w:rFonts w:hint="eastAsia"/>
+          <w:color w:val="EE0000"/>
+          <w:sz w:val="20"/>
+          <w:szCs w:val="20"/>
+        </w:rPr>
+      </w:pPr>
+      <w:r>
+        <w:rPr>
+          <w:rFonts w:hint="eastAsia"/>
+          <w:color w:val="EE0000"/>
+          <w:sz w:val="20"/>
+          <w:szCs w:val="20"/>
+        </w:rPr>
+        <w:t>分为近战武器、远程武器两个大类</w:t>
+      </w:r>
+    </w:p>
+    <w:p>
+      <w:pPr>
+        <w:pStyle w:val="s9"/>
+        <w:spacing w:before="90" w:beforeAutospacing="0" w:after="90" w:afterAutospacing="0"/>
+        <w:ind w:leftChars="300" w:left="660"/>
+        <w:rPr>
+          <w:rFonts w:ascii="等线" w:eastAsia="等线" w:hAnsi="等线" w:hint="eastAsia"/>
+          <w:b/>
+          <w:bCs/>
+          <w:color w:val="EE0000"/>
+          <w:sz w:val="22"/>
+          <w:szCs w:val="22"/>
+        </w:rPr>
+      </w:pPr>
+      <w:r>
+        <w:rPr>
+          <w:rFonts w:ascii="等线" w:eastAsia="等线" w:hAnsi="等线" w:hint="eastAsia"/>
+          <w:b/>
+          <w:bCs/>
+          <w:color w:val="EE0000"/>
+          <w:sz w:val="22"/>
+          <w:szCs w:val="22"/>
+        </w:rPr>
+        <w:t>5.3.2.2</w:t>
+      </w:r>
+      <w:r>
+        <w:rPr>
+          <w:rFonts w:ascii="等线" w:eastAsia="等线" w:hAnsi="等线" w:hint="eastAsia"/>
+          <w:b/>
+          <w:bCs/>
+          <w:color w:val="EE0000"/>
+          <w:sz w:val="22"/>
+          <w:szCs w:val="22"/>
+        </w:rPr>
+        <w:t>持有方式</w:t>
+      </w:r>
+    </w:p>
+    <w:p>
+      <w:pPr>
+        <w:spacing w:after="0"/>
+        <w:ind w:leftChars="400" w:left="880"/>
+        <w:rPr>
+          <w:rFonts w:hint="eastAsia"/>
+          <w:color w:val="EE0000"/>
+          <w:sz w:val="20"/>
+          <w:szCs w:val="20"/>
+        </w:rPr>
+      </w:pPr>
+      <w:r>
+        <w:rPr>
+          <w:rFonts w:hint="eastAsia"/>
+          <w:color w:val="EE0000"/>
+          <w:sz w:val="20"/>
+          <w:szCs w:val="20"/>
+        </w:rPr>
+        <w:t>左右手两个武器槽位，持有方式有单手/双手/两用/双持。玩家可以自由组合持有方式。</w:t>
+      </w:r>
+    </w:p>
+    <w:p>
+      <w:pPr>
+        <w:pStyle w:val="s9"/>
+        <w:spacing w:before="90" w:beforeAutospacing="0" w:after="90" w:afterAutospacing="0"/>
+        <w:ind w:leftChars="300" w:left="660"/>
+        <w:rPr>
+          <w:rFonts w:ascii="等线" w:eastAsia="等线" w:hAnsi="等线" w:hint="eastAsia"/>
+          <w:b/>
+          <w:bCs/>
+          <w:color w:val="FFC000"/>
+          <w:sz w:val="22"/>
+          <w:szCs w:val="22"/>
+        </w:rPr>
+      </w:pPr>
+      <w:r>
+        <w:rPr>
+          <w:rFonts w:ascii="等线" w:eastAsia="等线" w:hAnsi="等线" w:hint="eastAsia"/>
+          <w:b/>
+          <w:bCs/>
+          <w:color w:val="FFC000"/>
+          <w:sz w:val="22"/>
+          <w:szCs w:val="22"/>
+        </w:rPr>
+        <w:t>5.3.2.3</w:t>
+      </w:r>
+      <w:r>
+        <w:rPr>
+          <w:rFonts w:ascii="等线" w:eastAsia="等线" w:hAnsi="等线" w:hint="eastAsia"/>
+          <w:b/>
+          <w:bCs/>
+          <w:color w:val="FFC000"/>
+          <w:sz w:val="22"/>
+          <w:szCs w:val="22"/>
+        </w:rPr>
+        <w:t>战技</w:t>
+      </w:r>
+    </w:p>
+    <w:p>
+      <w:pPr>
+        <w:spacing w:after="0"/>
+        <w:ind w:leftChars="400" w:left="880"/>
+        <w:rPr>
+          <w:color w:val="FFC000"/>
+          <w:sz w:val="20"/>
+          <w:szCs w:val="20"/>
+        </w:rPr>
+      </w:pPr>
+      <w:r>
+        <w:rPr>
+          <w:rFonts w:hint="eastAsia"/>
+          <w:color w:val="FFC000"/>
+          <w:sz w:val="20"/>
+          <w:szCs w:val="20"/>
+        </w:rPr>
+        <w:t>大多数武器有和武器绑定的战技，玩家达到武器需求的属性值即可释放。</w:t>
+      </w:r>
+    </w:p>
+    <w:p>
+      <w:pPr>
+        <w:pStyle w:val="s9"/>
+        <w:spacing w:before="90" w:beforeAutospacing="0" w:after="90" w:afterAutospacing="0"/>
+        <w:ind w:leftChars="200" w:left="440"/>
+        <w:rPr>
+          <w:rFonts w:ascii="等线" w:eastAsia="等线" w:hAnsi="等线" w:hint="eastAsia"/>
+          <w:b/>
+          <w:bCs/>
+          <w:color w:val="FFC000"/>
+          <w:sz w:val="22"/>
+          <w:szCs w:val="22"/>
+        </w:rPr>
+      </w:pPr>
+      <w:r>
+        <w:rPr>
+          <w:rFonts w:ascii="等线" w:eastAsia="等线" w:hAnsi="等线" w:hint="eastAsia"/>
+          <w:b/>
+          <w:bCs/>
+          <w:color w:val="FFC000"/>
+          <w:sz w:val="22"/>
+          <w:szCs w:val="22"/>
+        </w:rPr>
+        <w:t>5.3.3</w:t>
+      </w:r>
+      <w:r>
+        <w:rPr>
+          <w:rFonts w:ascii="等线" w:eastAsia="等线" w:hAnsi="等线" w:hint="eastAsia"/>
+          <w:b/>
+          <w:bCs/>
+          <w:color w:val="FFC000"/>
+          <w:sz w:val="22"/>
+          <w:szCs w:val="22"/>
+        </w:rPr>
+        <w:t>背包</w:t>
+      </w:r>
+    </w:p>
+    <w:p>
+      <w:pPr>
+        <w:spacing w:after="0"/>
+        <w:ind w:leftChars="400" w:left="880"/>
+        <w:rPr>
+          <w:rFonts w:hint="eastAsia"/>
+          <w:color w:val="FFC000"/>
+          <w:sz w:val="20"/>
+          <w:szCs w:val="20"/>
+        </w:rPr>
+      </w:pPr>
+      <w:r>
+        <w:rPr>
+          <w:rFonts w:hint="eastAsia"/>
+          <w:color w:val="FFC000"/>
+          <w:sz w:val="20"/>
+          <w:szCs w:val="20"/>
+        </w:rPr>
+        <w:t>背包基础容量设计为60格，</w:t>
+      </w:r>
+      <w:proofErr w:type="gramStart"/>
+      <w:r>
+        <w:rPr>
+          <w:rFonts w:hint="eastAsia"/>
+          <w:color w:val="FFC000"/>
+          <w:sz w:val="20"/>
+          <w:szCs w:val="20"/>
+        </w:rPr>
+        <w:t>每格可堆叠</w:t>
+      </w:r>
+      <w:proofErr w:type="gramEnd"/>
+      <w:r>
+        <w:rPr>
+          <w:rFonts w:hint="eastAsia"/>
+          <w:color w:val="FFC000"/>
+          <w:sz w:val="20"/>
+          <w:szCs w:val="20"/>
+        </w:rPr>
+        <w:t>数量却决于堆叠的物品。</w:t>
+      </w:r>
+    </w:p>
+    <w:p>
+      <w:pPr>
+        <w:spacing w:after="0"/>
+        <w:ind w:leftChars="400" w:left="880"/>
+        <w:rPr>
+          <w:color w:val="FFC000"/>
+          <w:sz w:val="20"/>
+          <w:szCs w:val="20"/>
+        </w:rPr>
+      </w:pPr>
+      <w:r>
+        <w:rPr>
+          <w:rFonts w:hint="eastAsia"/>
+          <w:color w:val="FFC000"/>
+          <w:sz w:val="20"/>
+          <w:szCs w:val="20"/>
+        </w:rPr>
+        <w:t>可通过背包装备扩展背包格数，在装备中，背包在饰品槽位。</w:t>
+      </w:r>
+    </w:p>
+    <w:p>
+      <w:pPr>
+        <w:pStyle w:val="s9"/>
+        <w:spacing w:before="90" w:beforeAutospacing="0" w:after="90" w:afterAutospacing="0"/>
+        <w:ind w:leftChars="300" w:left="660"/>
+        <w:rPr>
+          <w:rFonts w:ascii="等线" w:eastAsia="等线" w:hAnsi="等线" w:hint="eastAsia"/>
+          <w:b/>
+          <w:bCs/>
+          <w:color w:val="EE0000"/>
+          <w:sz w:val="22"/>
+          <w:szCs w:val="22"/>
+        </w:rPr>
+      </w:pPr>
+      <w:r>
+        <w:rPr>
+          <w:rFonts w:ascii="等线" w:eastAsia="等线" w:hAnsi="等线" w:hint="eastAsia"/>
+          <w:b/>
+          <w:bCs/>
+          <w:color w:val="EE0000"/>
+          <w:sz w:val="22"/>
+          <w:szCs w:val="22"/>
+        </w:rPr>
+        <w:t>5.3.3.1</w:t>
+      </w:r>
+      <w:r>
+        <w:rPr>
+          <w:rFonts w:ascii="等线" w:eastAsia="等线" w:hAnsi="等线" w:hint="eastAsia"/>
+          <w:b/>
+          <w:bCs/>
+          <w:color w:val="EE0000"/>
+          <w:sz w:val="22"/>
+          <w:szCs w:val="22"/>
+        </w:rPr>
+        <w:t>药水</w:t>
+      </w:r>
+    </w:p>
+    <w:p>
+      <w:pPr>
+        <w:spacing w:after="0"/>
+        <w:ind w:leftChars="400" w:left="880"/>
+        <w:rPr>
+          <w:rFonts w:hint="eastAsia"/>
+          <w:color w:val="EE0000"/>
+          <w:sz w:val="20"/>
+          <w:szCs w:val="20"/>
+        </w:rPr>
+      </w:pPr>
+      <w:r>
+        <w:rPr>
+          <w:rFonts w:hint="eastAsia"/>
+          <w:color w:val="EE0000"/>
+          <w:sz w:val="20"/>
+          <w:szCs w:val="20"/>
+        </w:rPr>
+        <w:t>基本药水有生命药水和法术药水，生命药水和法术药水的数量和一定，可在家园或休息</w:t>
+      </w:r>
+      <w:proofErr w:type="gramStart"/>
+      <w:r>
+        <w:rPr>
+          <w:rFonts w:hint="eastAsia"/>
+          <w:color w:val="EE0000"/>
+          <w:sz w:val="20"/>
+          <w:szCs w:val="20"/>
+        </w:rPr>
+        <w:t>处分配</w:t>
+      </w:r>
+      <w:proofErr w:type="gramEnd"/>
+      <w:r>
+        <w:rPr>
+          <w:rFonts w:hint="eastAsia"/>
+          <w:color w:val="EE0000"/>
+          <w:sz w:val="20"/>
+          <w:szCs w:val="20"/>
+        </w:rPr>
+        <w:t>生命或法术药水比例，与补充。局外升级可提升可携带基本药水量。</w:t>
+      </w:r>
+    </w:p>
+    <w:p>
+      <w:pPr>
+        <w:spacing w:after="0"/>
+        <w:ind w:leftChars="400" w:left="880"/>
+        <w:rPr>
+          <w:rFonts w:hint="eastAsia"/>
+          <w:color w:val="EE0000"/>
+          <w:sz w:val="20"/>
+          <w:szCs w:val="20"/>
+        </w:rPr>
+      </w:pPr>
+    </w:p>
+    <w:p>
+      <w:pPr>
+        <w:pStyle w:val="s9"/>
+        <w:spacing w:before="90" w:beforeAutospacing="0" w:after="90" w:afterAutospacing="0"/>
+        <w:rPr>
+          <w:rFonts w:ascii="等线" w:eastAsia="等线" w:hAnsi="等线" w:cs="Arial" w:hint="eastAsia"/>
+          <w:b/>
+          <w:bCs/>
+          <w:color w:val="000000"/>
+          <w:sz w:val="26"/>
+          <w:szCs w:val="26"/>
+        </w:rPr>
+      </w:pPr>
+    </w:p>
+    <w:p>
+      <w:pPr>
+        <w:pStyle w:val="s9"/>
+        <w:spacing w:before="90" w:beforeAutospacing="0" w:after="90" w:afterAutospacing="0"/>
+        <w:rPr>
+          <w:rStyle w:val="bumpedfont15"/>
+          <w:rFonts w:ascii="等线" w:eastAsia="等线" w:hAnsi="等线" w:cs="Arial"/>
+          <w:b/>
+          <w:bCs/>
+          <w:color w:val="000000"/>
+          <w:sz w:val="26"/>
+          <w:szCs w:val="26"/>
+        </w:rPr>
+      </w:pPr>
+      <w:r>
+        <w:rPr>
+          <w:rStyle w:val="bumpedfont15"/>
+          <w:rFonts w:ascii="等线" w:eastAsia="等线" w:hAnsi="等线" w:cs="Arial"/>
+          <w:b/>
+          <w:bCs/>
+          <w:color w:val="000000"/>
+          <w:sz w:val="26"/>
+          <w:szCs w:val="26"/>
+        </w:rPr>
+        <w:t>5.4 交互物体与场景互动系统</w:t>
+      </w:r>
+    </w:p>
+    <w:p>
+      <w:pPr>
+        <w:pStyle w:val="s9"/>
+        <w:spacing w:before="90" w:beforeAutospacing="0" w:after="90" w:afterAutospacing="0"/>
+        <w:ind w:leftChars="200" w:left="440"/>
+        <w:rPr>
+          <w:rFonts w:ascii="等线" w:eastAsia="等线" w:hAnsi="等线"/>
+          <w:b/>
+          <w:bCs/>
+          <w:color w:val="EE0000"/>
+          <w:sz w:val="22"/>
+          <w:szCs w:val="22"/>
+        </w:rPr>
+      </w:pPr>
+      <w:r>
+        <w:rPr>
+          <w:rFonts w:ascii="等线" w:eastAsia="等线" w:hAnsi="等线" w:hint="eastAsia"/>
+          <w:b/>
+          <w:bCs/>
+          <w:color w:val="EE0000"/>
+          <w:sz w:val="22"/>
+          <w:szCs w:val="22"/>
+        </w:rPr>
+        <w:t>5.4.1</w:t>
+      </w:r>
+      <w:r>
+        <w:rPr>
+          <w:rFonts w:ascii="等线" w:eastAsia="等线" w:hAnsi="等线" w:hint="eastAsia"/>
+          <w:b/>
+          <w:bCs/>
+          <w:color w:val="EE0000"/>
+          <w:sz w:val="22"/>
+          <w:szCs w:val="22"/>
+        </w:rPr>
+        <w:t>攻击</w:t>
+      </w:r>
+    </w:p>
+    <w:p>
+      <w:pPr>
+        <w:pStyle w:val="s9"/>
+        <w:spacing w:before="90" w:beforeAutospacing="0" w:after="90" w:afterAutospacing="0"/>
+        <w:ind w:leftChars="300" w:left="660"/>
+        <w:rPr>
+          <w:rFonts w:ascii="等线" w:eastAsia="等线" w:hAnsi="等线" w:hint="eastAsia"/>
+          <w:b/>
+          <w:bCs/>
+          <w:color w:val="EE0000"/>
+          <w:sz w:val="22"/>
+          <w:szCs w:val="22"/>
+        </w:rPr>
+      </w:pPr>
+      <w:r>
+        <w:rPr>
+          <w:rFonts w:ascii="等线" w:eastAsia="等线" w:hAnsi="等线" w:hint="eastAsia"/>
+          <w:b/>
+          <w:bCs/>
+          <w:color w:val="EE0000"/>
+          <w:sz w:val="22"/>
+          <w:szCs w:val="22"/>
+        </w:rPr>
+        <w:t>5.4.1.1</w:t>
+      </w:r>
+      <w:r>
+        <w:rPr>
+          <w:rFonts w:ascii="等线" w:eastAsia="等线" w:hAnsi="等线" w:hint="eastAsia"/>
+          <w:b/>
+          <w:bCs/>
+          <w:color w:val="EE0000"/>
+          <w:sz w:val="22"/>
+          <w:szCs w:val="22"/>
+        </w:rPr>
+        <w:t>物理与法术攻击</w:t>
+      </w:r>
+    </w:p>
+    <w:p>
+      <w:pPr>
+        <w:spacing w:after="0"/>
+        <w:ind w:leftChars="400" w:left="880"/>
+        <w:rPr>
+          <w:rFonts w:hint="eastAsia"/>
+          <w:color w:val="EE0000"/>
+          <w:sz w:val="20"/>
+          <w:szCs w:val="20"/>
+        </w:rPr>
+      </w:pPr>
+      <w:r>
+        <w:rPr>
+          <w:rFonts w:hint="eastAsia"/>
+          <w:color w:val="EE0000"/>
+          <w:sz w:val="20"/>
+          <w:szCs w:val="20"/>
+        </w:rPr>
+        <w:t>物理攻击的</w:t>
+      </w:r>
+      <w:proofErr w:type="gramStart"/>
+      <w:r>
+        <w:rPr>
+          <w:rFonts w:hint="eastAsia"/>
+          <w:color w:val="EE0000"/>
+          <w:sz w:val="20"/>
+          <w:szCs w:val="20"/>
+        </w:rPr>
+        <w:t>减伤受</w:t>
+      </w:r>
+      <w:proofErr w:type="gramEnd"/>
+      <w:r>
+        <w:rPr>
+          <w:rFonts w:hint="eastAsia"/>
+          <w:color w:val="EE0000"/>
+          <w:sz w:val="20"/>
+          <w:szCs w:val="20"/>
+        </w:rPr>
+        <w:t>接收方防御力和护甲等级影响</w:t>
+      </w:r>
+    </w:p>
+    <w:p>
+      <w:pPr>
+        <w:spacing w:after="0"/>
+        <w:ind w:leftChars="400" w:left="880"/>
+        <w:rPr>
+          <w:color w:val="EE0000"/>
+          <w:sz w:val="20"/>
+          <w:szCs w:val="20"/>
+        </w:rPr>
+      </w:pPr>
+      <w:r>
+        <w:rPr>
+          <w:rFonts w:hint="eastAsia"/>
+          <w:color w:val="EE0000"/>
+          <w:sz w:val="20"/>
+          <w:szCs w:val="20"/>
+        </w:rPr>
+        <w:t>法术攻击的</w:t>
+      </w:r>
+      <w:proofErr w:type="gramStart"/>
+      <w:r>
+        <w:rPr>
+          <w:rFonts w:hint="eastAsia"/>
+          <w:color w:val="EE0000"/>
+          <w:sz w:val="20"/>
+          <w:szCs w:val="20"/>
+        </w:rPr>
+        <w:t>减伤受</w:t>
+      </w:r>
+      <w:proofErr w:type="gramEnd"/>
+      <w:r>
+        <w:rPr>
+          <w:rFonts w:hint="eastAsia"/>
+          <w:color w:val="EE0000"/>
+          <w:sz w:val="20"/>
+          <w:szCs w:val="20"/>
+        </w:rPr>
+        <w:t>接收方法术抗性的影响</w:t>
+      </w:r>
+    </w:p>
+    <w:p>
+      <w:pPr>
+        <w:pStyle w:val="s9"/>
+        <w:spacing w:before="90" w:beforeAutospacing="0" w:after="90" w:afterAutospacing="0"/>
+        <w:ind w:leftChars="300" w:left="660"/>
+        <w:rPr>
+          <w:rFonts w:ascii="等线" w:eastAsia="等线" w:hAnsi="等线" w:hint="eastAsia"/>
+          <w:b/>
+          <w:bCs/>
+          <w:color w:val="FFC000"/>
+          <w:sz w:val="22"/>
+          <w:szCs w:val="22"/>
+        </w:rPr>
+      </w:pPr>
+      <w:r>
+        <w:rPr>
+          <w:rFonts w:ascii="等线" w:eastAsia="等线" w:hAnsi="等线" w:hint="eastAsia"/>
+          <w:b/>
+          <w:bCs/>
+          <w:color w:val="FFC000"/>
+          <w:sz w:val="22"/>
+          <w:szCs w:val="22"/>
+        </w:rPr>
+        <w:t>5.4.1.2</w:t>
+      </w:r>
+      <w:r>
+        <w:rPr>
+          <w:rFonts w:ascii="等线" w:eastAsia="等线" w:hAnsi="等线" w:hint="eastAsia"/>
+          <w:b/>
+          <w:bCs/>
+          <w:color w:val="FFC000"/>
+          <w:sz w:val="22"/>
+          <w:szCs w:val="22"/>
+        </w:rPr>
+        <w:t>元素攻击种类</w:t>
+      </w:r>
+    </w:p>
+    <w:p>
+      <w:pPr>
+        <w:spacing w:after="0"/>
+        <w:ind w:leftChars="400" w:left="880"/>
+        <w:rPr>
+          <w:rFonts w:hint="eastAsia"/>
+          <w:color w:val="FFC000"/>
+          <w:sz w:val="20"/>
+          <w:szCs w:val="20"/>
+        </w:rPr>
+      </w:pPr>
+      <w:r>
+        <w:rPr>
+          <w:rFonts w:hint="eastAsia"/>
+          <w:color w:val="FFC000"/>
+          <w:sz w:val="20"/>
+          <w:szCs w:val="20"/>
+        </w:rPr>
+        <w:t>冰/火/水/雷/龙/魔法</w:t>
+      </w:r>
+    </w:p>
+    <w:p>
+      <w:pPr>
+        <w:spacing w:after="0"/>
+        <w:ind w:leftChars="400" w:left="880"/>
+        <w:rPr>
+          <w:color w:val="FFC000"/>
+          <w:sz w:val="20"/>
+          <w:szCs w:val="20"/>
+        </w:rPr>
+      </w:pPr>
+      <w:proofErr w:type="gramStart"/>
+      <w:r>
+        <w:rPr>
+          <w:rFonts w:hint="eastAsia"/>
+          <w:color w:val="FFC000"/>
+          <w:sz w:val="20"/>
+          <w:szCs w:val="20"/>
+        </w:rPr>
+        <w:t>毒/眠</w:t>
+      </w:r>
+      <w:proofErr w:type="gramEnd"/>
+      <w:r>
+        <w:rPr>
+          <w:rFonts w:hint="eastAsia"/>
+          <w:color w:val="FFC000"/>
+          <w:sz w:val="20"/>
+          <w:szCs w:val="20"/>
+        </w:rPr>
+        <w:t>/麻/爆/出血</w:t>
+      </w:r>
+    </w:p>
+    <w:p>
+      <w:pPr>
+        <w:pStyle w:val="s9"/>
+        <w:spacing w:before="90" w:beforeAutospacing="0" w:after="90" w:afterAutospacing="0"/>
+        <w:ind w:leftChars="300" w:left="660"/>
+        <w:rPr>
+          <w:rFonts w:ascii="等线" w:eastAsia="等线" w:hAnsi="等线" w:hint="eastAsia"/>
+          <w:b/>
+          <w:bCs/>
+          <w:color w:val="0070C0"/>
+          <w:sz w:val="22"/>
+          <w:szCs w:val="22"/>
+        </w:rPr>
+      </w:pPr>
+      <w:r>
+        <w:rPr>
+          <w:rFonts w:ascii="等线" w:eastAsia="等线" w:hAnsi="等线" w:hint="eastAsia"/>
+          <w:b/>
+          <w:bCs/>
+          <w:color w:val="0070C0"/>
+          <w:sz w:val="22"/>
+          <w:szCs w:val="22"/>
+        </w:rPr>
+        <w:lastRenderedPageBreak/>
+        <w:t>5.4.1.3</w:t>
+      </w:r>
+      <w:r>
+        <w:rPr>
+          <w:rFonts w:ascii="等线" w:eastAsia="等线" w:hAnsi="等线" w:hint="eastAsia"/>
+          <w:b/>
+          <w:bCs/>
+          <w:color w:val="0070C0"/>
+          <w:sz w:val="22"/>
+          <w:szCs w:val="22"/>
+        </w:rPr>
+        <w:t>元素效果累加效果</w:t>
+      </w:r>
+    </w:p>
+    <w:p>
+      <w:pPr>
+        <w:spacing w:after="0"/>
+        <w:ind w:leftChars="400" w:left="880"/>
+        <w:rPr>
+          <w:rFonts w:hint="eastAsia"/>
+          <w:color w:val="0070C0"/>
+          <w:sz w:val="20"/>
+          <w:szCs w:val="20"/>
+        </w:rPr>
+      </w:pPr>
+      <w:r>
+        <w:rPr>
+          <w:rFonts w:hint="eastAsia"/>
+          <w:color w:val="0070C0"/>
+          <w:sz w:val="20"/>
+          <w:szCs w:val="20"/>
+        </w:rPr>
+        <w:t>冰属性：冰属性</w:t>
+      </w:r>
+      <w:proofErr w:type="gramStart"/>
+      <w:r>
+        <w:rPr>
+          <w:rFonts w:hint="eastAsia"/>
+          <w:color w:val="0070C0"/>
+          <w:sz w:val="20"/>
+          <w:szCs w:val="20"/>
+        </w:rPr>
+        <w:t>异常值满后</w:t>
+      </w:r>
+      <w:proofErr w:type="gramEnd"/>
+      <w:r>
+        <w:rPr>
+          <w:rFonts w:hint="eastAsia"/>
+          <w:color w:val="0070C0"/>
+          <w:sz w:val="20"/>
+          <w:szCs w:val="20"/>
+        </w:rPr>
+        <w:t>进入冰属性异常状态，增加受到的物理伤害</w:t>
+      </w:r>
+    </w:p>
+    <w:p>
+      <w:pPr>
+        <w:spacing w:after="0"/>
+        <w:ind w:leftChars="400" w:left="880"/>
+        <w:rPr>
+          <w:rFonts w:hint="eastAsia"/>
+          <w:color w:val="0070C0"/>
+          <w:sz w:val="20"/>
+          <w:szCs w:val="20"/>
+        </w:rPr>
+      </w:pPr>
+      <w:r>
+        <w:rPr>
+          <w:rFonts w:hint="eastAsia"/>
+          <w:color w:val="0070C0"/>
+          <w:sz w:val="20"/>
+          <w:szCs w:val="20"/>
+        </w:rPr>
+        <w:t>火属性：受到火属性异常状态会持续燃烧，燃烧造成的伤害与来源的火属性面板有关，多个来源可同时叠加。</w:t>
+      </w:r>
+    </w:p>
+    <w:p>
+      <w:pPr>
+        <w:spacing w:after="0"/>
+        <w:ind w:leftChars="400" w:left="880"/>
+        <w:rPr>
+          <w:rFonts w:hint="eastAsia"/>
+          <w:color w:val="0070C0"/>
+          <w:sz w:val="20"/>
+          <w:szCs w:val="20"/>
+        </w:rPr>
+      </w:pPr>
+      <w:r>
+        <w:rPr>
+          <w:rFonts w:hint="eastAsia"/>
+          <w:color w:val="0070C0"/>
+          <w:sz w:val="20"/>
+          <w:szCs w:val="20"/>
+        </w:rPr>
+        <w:t>水属性：水属性</w:t>
+      </w:r>
+      <w:proofErr w:type="gramStart"/>
+      <w:r>
+        <w:rPr>
+          <w:rFonts w:hint="eastAsia"/>
+          <w:color w:val="0070C0"/>
+          <w:sz w:val="20"/>
+          <w:szCs w:val="20"/>
+        </w:rPr>
+        <w:t>异常值满后会</w:t>
+      </w:r>
+      <w:proofErr w:type="gramEnd"/>
+      <w:r>
+        <w:rPr>
+          <w:rFonts w:hint="eastAsia"/>
+          <w:color w:val="0070C0"/>
+          <w:sz w:val="20"/>
+          <w:szCs w:val="20"/>
+        </w:rPr>
+        <w:t>增加体力消耗量</w:t>
+      </w:r>
+    </w:p>
+    <w:p>
+      <w:pPr>
+        <w:spacing w:after="0"/>
+        <w:ind w:leftChars="400" w:left="880"/>
+        <w:rPr>
+          <w:rFonts w:hint="eastAsia"/>
+          <w:color w:val="0070C0"/>
+          <w:sz w:val="20"/>
+          <w:szCs w:val="20"/>
+        </w:rPr>
+      </w:pPr>
+      <w:r>
+        <w:rPr>
+          <w:rFonts w:hint="eastAsia"/>
+          <w:color w:val="0070C0"/>
+          <w:sz w:val="20"/>
+          <w:szCs w:val="20"/>
+        </w:rPr>
+        <w:t>雷属性：雷属性</w:t>
+      </w:r>
+      <w:proofErr w:type="gramStart"/>
+      <w:r>
+        <w:rPr>
+          <w:rFonts w:hint="eastAsia"/>
+          <w:color w:val="0070C0"/>
+          <w:sz w:val="20"/>
+          <w:szCs w:val="20"/>
+        </w:rPr>
+        <w:t>异常值满后</w:t>
+      </w:r>
+      <w:proofErr w:type="gramEnd"/>
+      <w:r>
+        <w:rPr>
+          <w:rFonts w:hint="eastAsia"/>
+          <w:color w:val="0070C0"/>
+          <w:sz w:val="20"/>
+          <w:szCs w:val="20"/>
+        </w:rPr>
+        <w:t>受到攻击容易进入眩晕状态，并少许增加受到的法术伤害</w:t>
+      </w:r>
+    </w:p>
+    <w:p>
+      <w:pPr>
+        <w:spacing w:after="0"/>
+        <w:ind w:leftChars="400" w:left="880"/>
+        <w:rPr>
+          <w:color w:val="0070C0"/>
+          <w:sz w:val="20"/>
+          <w:szCs w:val="20"/>
+        </w:rPr>
+      </w:pPr>
+      <w:r>
+        <w:rPr>
+          <w:rFonts w:hint="eastAsia"/>
+          <w:color w:val="0070C0"/>
+          <w:sz w:val="20"/>
+          <w:szCs w:val="20"/>
+        </w:rPr>
+        <w:t>龙属性：龙属性</w:t>
+      </w:r>
+      <w:proofErr w:type="gramStart"/>
+      <w:r>
+        <w:rPr>
+          <w:rFonts w:hint="eastAsia"/>
+          <w:color w:val="0070C0"/>
+          <w:sz w:val="20"/>
+          <w:szCs w:val="20"/>
+        </w:rPr>
+        <w:t>异常值满后会</w:t>
+      </w:r>
+      <w:proofErr w:type="gramEnd"/>
+      <w:r>
+        <w:rPr>
+          <w:rFonts w:hint="eastAsia"/>
+          <w:color w:val="0070C0"/>
+          <w:sz w:val="20"/>
+          <w:szCs w:val="20"/>
+        </w:rPr>
+        <w:t>降低自身输出的法术（元素）伤害</w:t>
+      </w:r>
+    </w:p>
+    <w:p>
+      <w:pPr>
+        <w:spacing w:after="0"/>
+        <w:rPr>
+          <w:rFonts w:hint="eastAsia"/>
+          <w:sz w:val="20"/>
+          <w:szCs w:val="20"/>
+        </w:rPr>
+      </w:pPr>
+    </w:p>
+    <w:p>
+      <w:pPr>
+        <w:pStyle w:val="s9"/>
+        <w:spacing w:before="90" w:beforeAutospacing="0" w:after="90" w:afterAutospacing="0"/>
+        <w:ind w:leftChars="200" w:left="440"/>
+        <w:rPr>
+          <w:rFonts w:ascii="等线" w:eastAsia="等线" w:hAnsi="等线" w:hint="eastAsia"/>
+          <w:b/>
+          <w:bCs/>
+          <w:color w:val="EE0000"/>
+          <w:sz w:val="22"/>
+          <w:szCs w:val="22"/>
+        </w:rPr>
+      </w:pPr>
+      <w:r>
+        <w:rPr>
+          <w:rFonts w:ascii="等线" w:eastAsia="等线" w:hAnsi="等线" w:hint="eastAsia"/>
+          <w:b/>
+          <w:bCs/>
+          <w:color w:val="EE0000"/>
+          <w:sz w:val="22"/>
+          <w:szCs w:val="22"/>
+        </w:rPr>
+        <w:t>5.4.2</w:t>
+      </w:r>
+      <w:r>
+        <w:rPr>
+          <w:rFonts w:ascii="等线" w:eastAsia="等线" w:hAnsi="等线" w:hint="eastAsia"/>
+          <w:b/>
+          <w:bCs/>
+          <w:color w:val="EE0000"/>
+          <w:sz w:val="22"/>
+          <w:szCs w:val="22"/>
+        </w:rPr>
+        <w:t>防守</w:t>
+      </w:r>
+    </w:p>
+    <w:p>
+      <w:pPr>
+        <w:pStyle w:val="s9"/>
+        <w:spacing w:before="90" w:beforeAutospacing="0" w:after="90" w:afterAutospacing="0"/>
+        <w:ind w:leftChars="300" w:left="660"/>
+        <w:rPr>
+          <w:rFonts w:ascii="等线" w:eastAsia="等线" w:hAnsi="等线" w:hint="eastAsia"/>
+          <w:b/>
+          <w:bCs/>
+          <w:color w:val="EE0000"/>
+          <w:sz w:val="22"/>
+          <w:szCs w:val="22"/>
+        </w:rPr>
+      </w:pPr>
+      <w:r>
+        <w:rPr>
+          <w:rFonts w:ascii="等线" w:eastAsia="等线" w:hAnsi="等线" w:hint="eastAsia"/>
+          <w:b/>
+          <w:bCs/>
+          <w:color w:val="EE0000"/>
+          <w:sz w:val="22"/>
+          <w:szCs w:val="22"/>
+        </w:rPr>
+        <w:t>5.4.2.1</w:t>
+      </w:r>
+      <w:r>
+        <w:rPr>
+          <w:rFonts w:ascii="等线" w:eastAsia="等线" w:hAnsi="等线" w:hint="eastAsia"/>
+          <w:b/>
+          <w:bCs/>
+          <w:color w:val="EE0000"/>
+          <w:sz w:val="22"/>
+          <w:szCs w:val="22"/>
+        </w:rPr>
+        <w:t>格挡</w:t>
+      </w:r>
+    </w:p>
+    <w:p>
+      <w:pPr>
+        <w:pStyle w:val="s9"/>
+        <w:spacing w:before="90" w:beforeAutospacing="0" w:after="90" w:afterAutospacing="0"/>
+        <w:ind w:leftChars="400" w:left="880"/>
+        <w:rPr>
+          <w:rFonts w:ascii="等线" w:eastAsia="等线" w:hAnsi="等线" w:hint="eastAsia"/>
+          <w:b/>
+          <w:bCs/>
+          <w:color w:val="7030A0"/>
+          <w:sz w:val="22"/>
+          <w:szCs w:val="22"/>
+        </w:rPr>
+      </w:pPr>
+      <w:r>
+        <w:rPr>
+          <w:rFonts w:ascii="等线" w:eastAsia="等线" w:hAnsi="等线" w:hint="eastAsia"/>
+          <w:b/>
+          <w:bCs/>
+          <w:color w:val="7030A0"/>
+          <w:sz w:val="22"/>
+          <w:szCs w:val="22"/>
+        </w:rPr>
+        <w:t>5.4.2.2</w:t>
+      </w:r>
+      <w:r>
+        <w:rPr>
+          <w:rFonts w:ascii="等线" w:eastAsia="等线" w:hAnsi="等线" w:hint="eastAsia"/>
+          <w:b/>
+          <w:bCs/>
+          <w:color w:val="7030A0"/>
+          <w:sz w:val="22"/>
+          <w:szCs w:val="22"/>
+        </w:rPr>
+        <w:t>防御性能</w:t>
+      </w:r>
+    </w:p>
+    <w:p>
+      <w:pPr>
+        <w:spacing w:after="0"/>
+        <w:ind w:leftChars="500" w:left="1100"/>
+        <w:rPr>
+          <w:rFonts w:hint="eastAsia"/>
+          <w:color w:val="7030A0"/>
+          <w:sz w:val="20"/>
+          <w:szCs w:val="20"/>
+        </w:rPr>
+      </w:pPr>
+      <w:r>
+        <w:rPr>
+          <w:rFonts w:hint="eastAsia"/>
+          <w:color w:val="7030A0"/>
+          <w:sz w:val="20"/>
+          <w:szCs w:val="20"/>
+        </w:rPr>
+        <w:t>防御性能决定了格</w:t>
+      </w:r>
+      <w:proofErr w:type="gramStart"/>
+      <w:r>
+        <w:rPr>
+          <w:rFonts w:hint="eastAsia"/>
+          <w:color w:val="7030A0"/>
+          <w:sz w:val="20"/>
+          <w:szCs w:val="20"/>
+        </w:rPr>
+        <w:t>挡是否</w:t>
+      </w:r>
+      <w:proofErr w:type="gramEnd"/>
+      <w:r>
+        <w:rPr>
+          <w:rFonts w:hint="eastAsia"/>
+          <w:color w:val="7030A0"/>
+          <w:sz w:val="20"/>
+          <w:szCs w:val="20"/>
+        </w:rPr>
+        <w:t>能防住，敌人的攻击。防御性能有6级，若敌人的攻击冲击力超过了防御性能2级以内会造成踉跄，超过防御性能2-4级会造成大硬直，超过防御性能4级则无法防御。</w:t>
+      </w:r>
+    </w:p>
+    <w:p>
+      <w:pPr>
+        <w:spacing w:after="0"/>
+        <w:ind w:leftChars="500" w:left="1100"/>
+        <w:rPr>
+          <w:rFonts w:hint="eastAsia"/>
+          <w:color w:val="7030A0"/>
+          <w:sz w:val="20"/>
+          <w:szCs w:val="20"/>
+        </w:rPr>
+      </w:pPr>
+      <w:r>
+        <w:rPr>
+          <w:rFonts w:hint="eastAsia"/>
+          <w:color w:val="7030A0"/>
+          <w:sz w:val="20"/>
+          <w:szCs w:val="20"/>
+        </w:rPr>
+        <w:t>持续格挡</w:t>
+      </w:r>
+    </w:p>
+    <w:p>
+      <w:pPr>
+        <w:spacing w:after="0"/>
+        <w:ind w:leftChars="500" w:left="1100"/>
+        <w:rPr>
+          <w:rFonts w:hint="eastAsia"/>
+          <w:color w:val="7030A0"/>
+          <w:sz w:val="20"/>
+          <w:szCs w:val="20"/>
+        </w:rPr>
+      </w:pPr>
+      <w:r>
+        <w:rPr>
+          <w:rFonts w:hint="eastAsia"/>
+          <w:color w:val="7030A0"/>
+          <w:sz w:val="20"/>
+          <w:szCs w:val="20"/>
+        </w:rPr>
+        <w:t>持续格</w:t>
+      </w:r>
+      <w:proofErr w:type="gramStart"/>
+      <w:r>
+        <w:rPr>
+          <w:rFonts w:hint="eastAsia"/>
+          <w:color w:val="7030A0"/>
+          <w:sz w:val="20"/>
+          <w:szCs w:val="20"/>
+        </w:rPr>
+        <w:t>挡可以</w:t>
+      </w:r>
+      <w:proofErr w:type="gramEnd"/>
+      <w:r>
+        <w:rPr>
+          <w:rFonts w:hint="eastAsia"/>
+          <w:color w:val="7030A0"/>
+          <w:sz w:val="20"/>
+          <w:szCs w:val="20"/>
+        </w:rPr>
+        <w:t>根据盾牌</w:t>
+      </w:r>
+      <w:proofErr w:type="gramStart"/>
+      <w:r>
+        <w:rPr>
+          <w:rFonts w:hint="eastAsia"/>
+          <w:color w:val="7030A0"/>
+          <w:sz w:val="20"/>
+          <w:szCs w:val="20"/>
+        </w:rPr>
+        <w:t>减伤率吸收</w:t>
+      </w:r>
+      <w:proofErr w:type="gramEnd"/>
+      <w:r>
+        <w:rPr>
+          <w:rFonts w:hint="eastAsia"/>
+          <w:color w:val="7030A0"/>
+          <w:sz w:val="20"/>
+          <w:szCs w:val="20"/>
+        </w:rPr>
+        <w:t>伤害，受到攻击消耗体力</w:t>
+      </w:r>
+    </w:p>
+    <w:p>
+      <w:pPr>
+        <w:pStyle w:val="s9"/>
+        <w:spacing w:before="90" w:beforeAutospacing="0" w:after="90" w:afterAutospacing="0"/>
+        <w:ind w:leftChars="400" w:left="880"/>
+        <w:rPr>
+          <w:rFonts w:ascii="等线" w:eastAsia="等线" w:hAnsi="等线" w:hint="eastAsia"/>
+          <w:b/>
+          <w:bCs/>
+          <w:color w:val="FFC000"/>
+          <w:sz w:val="22"/>
+          <w:szCs w:val="22"/>
+        </w:rPr>
+      </w:pPr>
+      <w:r>
+        <w:rPr>
+          <w:rFonts w:ascii="等线" w:eastAsia="等线" w:hAnsi="等线" w:hint="eastAsia"/>
+          <w:b/>
+          <w:bCs/>
+          <w:color w:val="FFC000"/>
+          <w:sz w:val="22"/>
+          <w:szCs w:val="22"/>
+        </w:rPr>
+        <w:t>5.4.2.3</w:t>
+      </w:r>
+      <w:r>
+        <w:rPr>
+          <w:rFonts w:ascii="等线" w:eastAsia="等线" w:hAnsi="等线" w:hint="eastAsia"/>
+          <w:b/>
+          <w:bCs/>
+          <w:color w:val="FFC000"/>
+          <w:sz w:val="22"/>
+          <w:szCs w:val="22"/>
+        </w:rPr>
+        <w:t>精准格挡</w:t>
+      </w:r>
+    </w:p>
+    <w:p>
+      <w:pPr>
+        <w:spacing w:after="0"/>
+        <w:ind w:leftChars="500" w:left="1100"/>
+        <w:rPr>
+          <w:rFonts w:hint="eastAsia"/>
+          <w:color w:val="FFC000"/>
+          <w:sz w:val="20"/>
+          <w:szCs w:val="20"/>
+        </w:rPr>
+      </w:pPr>
+      <w:r>
+        <w:rPr>
+          <w:rFonts w:hint="eastAsia"/>
+          <w:color w:val="FFC000"/>
+          <w:sz w:val="20"/>
+          <w:szCs w:val="20"/>
+        </w:rPr>
+        <w:t>启动格挡瞬间为精准格挡，若精准格挡与敌人攻击重合，在持续格挡的基础上大幅降低该次收到的伤害和消耗的体力，并会累加</w:t>
+      </w:r>
+      <w:proofErr w:type="gramStart"/>
+      <w:r>
+        <w:rPr>
+          <w:rFonts w:hint="eastAsia"/>
+          <w:color w:val="FFC000"/>
+          <w:sz w:val="20"/>
+          <w:szCs w:val="20"/>
+        </w:rPr>
+        <w:t>角力值</w:t>
+      </w:r>
+      <w:proofErr w:type="gramEnd"/>
+      <w:r>
+        <w:rPr>
+          <w:rFonts w:hint="eastAsia"/>
+          <w:color w:val="FFC000"/>
+          <w:sz w:val="20"/>
+          <w:szCs w:val="20"/>
+        </w:rPr>
+        <w:t>*。</w:t>
+      </w:r>
+    </w:p>
+    <w:p>
+      <w:pPr>
+        <w:pStyle w:val="s9"/>
+        <w:spacing w:before="90" w:beforeAutospacing="0" w:after="90" w:afterAutospacing="0"/>
+        <w:ind w:leftChars="400" w:left="880"/>
+        <w:rPr>
+          <w:rFonts w:ascii="等线" w:eastAsia="等线" w:hAnsi="等线" w:hint="eastAsia"/>
+          <w:b/>
+          <w:bCs/>
+          <w:color w:val="0070C0"/>
+          <w:sz w:val="22"/>
+          <w:szCs w:val="22"/>
+        </w:rPr>
+      </w:pPr>
+      <w:r>
+        <w:rPr>
+          <w:rFonts w:ascii="等线" w:eastAsia="等线" w:hAnsi="等线" w:hint="eastAsia"/>
+          <w:b/>
+          <w:bCs/>
+          <w:color w:val="0070C0"/>
+          <w:sz w:val="22"/>
+          <w:szCs w:val="22"/>
+        </w:rPr>
+        <w:t xml:space="preserve">5.4.2.4 </w:t>
+      </w:r>
+      <w:proofErr w:type="spellStart"/>
+      <w:r>
+        <w:rPr>
+          <w:rFonts w:ascii="等线" w:eastAsia="等线" w:hAnsi="等线" w:hint="eastAsia"/>
+          <w:b/>
+          <w:bCs/>
+          <w:color w:val="0070C0"/>
+          <w:sz w:val="22"/>
+          <w:szCs w:val="22"/>
+        </w:rPr>
+        <w:t>GuardPoint</w:t>
+      </w:r>
+      <w:proofErr w:type="spellEnd"/>
+      <w:r>
+        <w:rPr>
+          <w:rFonts w:ascii="等线" w:eastAsia="等线" w:hAnsi="等线" w:hint="eastAsia"/>
+          <w:b/>
+          <w:bCs/>
+          <w:color w:val="0070C0"/>
+          <w:sz w:val="22"/>
+          <w:szCs w:val="22"/>
+        </w:rPr>
+        <w:t>（GP）</w:t>
+      </w:r>
+    </w:p>
+    <w:p>
+      <w:pPr>
+        <w:spacing w:after="0"/>
+        <w:ind w:leftChars="500" w:left="1100"/>
+        <w:rPr>
+          <w:rFonts w:hint="eastAsia"/>
+          <w:color w:val="0070C0"/>
+          <w:sz w:val="20"/>
+          <w:szCs w:val="20"/>
+        </w:rPr>
+      </w:pPr>
+      <w:r>
+        <w:rPr>
+          <w:rFonts w:hint="eastAsia"/>
+          <w:color w:val="0070C0"/>
+          <w:sz w:val="20"/>
+          <w:szCs w:val="20"/>
+        </w:rPr>
+        <w:t>某些武器的某些动作会使武器的防守部位出现白光，此时受到敌人攻击视为成功防御。会打断当前动作以防御姿势结束。</w:t>
+      </w:r>
+    </w:p>
+    <w:p>
+      <w:pPr>
+        <w:pStyle w:val="s9"/>
+        <w:spacing w:before="90" w:beforeAutospacing="0" w:after="90" w:afterAutospacing="0"/>
+        <w:ind w:leftChars="400" w:left="880"/>
+        <w:rPr>
+          <w:rFonts w:ascii="等线" w:eastAsia="等线" w:hAnsi="等线" w:hint="eastAsia"/>
+          <w:b/>
+          <w:bCs/>
+          <w:color w:val="0070C0"/>
+          <w:sz w:val="22"/>
+          <w:szCs w:val="22"/>
+        </w:rPr>
+      </w:pPr>
+      <w:r>
+        <w:rPr>
+          <w:rFonts w:ascii="等线" w:eastAsia="等线" w:hAnsi="等线" w:hint="eastAsia"/>
+          <w:b/>
+          <w:bCs/>
+          <w:color w:val="0070C0"/>
+          <w:sz w:val="22"/>
+          <w:szCs w:val="22"/>
+        </w:rPr>
+        <w:t>5.4.2.5</w:t>
+      </w:r>
+      <w:r>
+        <w:rPr>
+          <w:rFonts w:ascii="等线" w:eastAsia="等线" w:hAnsi="等线" w:hint="eastAsia"/>
+          <w:b/>
+          <w:bCs/>
+          <w:color w:val="0070C0"/>
+          <w:sz w:val="22"/>
+          <w:szCs w:val="22"/>
+        </w:rPr>
+        <w:t>威力反击</w:t>
+      </w:r>
+    </w:p>
+    <w:p>
+      <w:pPr>
+        <w:spacing w:after="0"/>
+        <w:ind w:leftChars="500" w:left="1100"/>
+        <w:rPr>
+          <w:rFonts w:hint="eastAsia"/>
+          <w:color w:val="0070C0"/>
+          <w:sz w:val="20"/>
+          <w:szCs w:val="20"/>
+        </w:rPr>
+      </w:pPr>
+      <w:r>
+        <w:rPr>
+          <w:rFonts w:hint="eastAsia"/>
+          <w:color w:val="0070C0"/>
+          <w:sz w:val="20"/>
+          <w:szCs w:val="20"/>
+        </w:rPr>
+        <w:t>某些武器的某些轻攻击会使武器发出白光，此时受到敌人的攻击不会被中断动作，视为精准格挡，成功触发后可在极短时间内接入不可格挡、必中的攻击。实现连消带打</w:t>
+      </w:r>
+    </w:p>
+    <w:p>
+      <w:pPr>
+        <w:pStyle w:val="s9"/>
+        <w:spacing w:before="90" w:beforeAutospacing="0" w:after="90" w:afterAutospacing="0"/>
+        <w:ind w:leftChars="400" w:left="880"/>
+        <w:rPr>
+          <w:rFonts w:ascii="等线" w:eastAsia="等线" w:hAnsi="等线" w:hint="eastAsia"/>
+          <w:b/>
+          <w:bCs/>
+          <w:color w:val="EE0000"/>
+          <w:sz w:val="22"/>
+          <w:szCs w:val="22"/>
+        </w:rPr>
+      </w:pPr>
+      <w:r>
+        <w:rPr>
+          <w:rFonts w:ascii="等线" w:eastAsia="等线" w:hAnsi="等线" w:hint="eastAsia"/>
+          <w:b/>
+          <w:bCs/>
+          <w:color w:val="EE0000"/>
+          <w:sz w:val="22"/>
+          <w:szCs w:val="22"/>
+        </w:rPr>
+        <w:t>5.4.3</w:t>
+      </w:r>
+      <w:r>
+        <w:rPr>
+          <w:rFonts w:ascii="等线" w:eastAsia="等线" w:hAnsi="等线" w:hint="eastAsia"/>
+          <w:b/>
+          <w:bCs/>
+          <w:color w:val="EE0000"/>
+          <w:sz w:val="22"/>
+          <w:szCs w:val="22"/>
+        </w:rPr>
+        <w:t>闪避</w:t>
+      </w:r>
+    </w:p>
+    <w:p>
+      <w:pPr>
+        <w:pStyle w:val="s9"/>
+        <w:spacing w:before="90" w:beforeAutospacing="0" w:after="90" w:afterAutospacing="0"/>
+        <w:ind w:leftChars="500" w:left="1100"/>
+        <w:rPr>
+          <w:rFonts w:ascii="等线" w:eastAsia="等线" w:hAnsi="等线" w:hint="eastAsia"/>
+          <w:b/>
+          <w:bCs/>
+          <w:color w:val="EE0000"/>
+          <w:sz w:val="22"/>
+          <w:szCs w:val="22"/>
+        </w:rPr>
+      </w:pPr>
+      <w:r>
+        <w:rPr>
+          <w:rFonts w:ascii="等线" w:eastAsia="等线" w:hAnsi="等线" w:hint="eastAsia"/>
+          <w:b/>
+          <w:bCs/>
+          <w:color w:val="EE0000"/>
+          <w:sz w:val="22"/>
+          <w:szCs w:val="22"/>
+        </w:rPr>
+        <w:t>5.4.3.1</w:t>
+      </w:r>
+      <w:r>
+        <w:rPr>
+          <w:rFonts w:ascii="等线" w:eastAsia="等线" w:hAnsi="等线" w:hint="eastAsia"/>
+          <w:b/>
+          <w:bCs/>
+          <w:color w:val="EE0000"/>
+          <w:sz w:val="22"/>
+          <w:szCs w:val="22"/>
+        </w:rPr>
+        <w:t>无敌</w:t>
+      </w:r>
+      <w:proofErr w:type="gramStart"/>
+      <w:r>
+        <w:rPr>
+          <w:rFonts w:ascii="等线" w:eastAsia="等线" w:hAnsi="等线" w:hint="eastAsia"/>
+          <w:b/>
+          <w:bCs/>
+          <w:color w:val="EE0000"/>
+          <w:sz w:val="22"/>
+          <w:szCs w:val="22"/>
+        </w:rPr>
+        <w:t>帧</w:t>
+      </w:r>
+      <w:proofErr w:type="gramEnd"/>
+    </w:p>
+    <w:p>
+      <w:pPr>
+        <w:spacing w:after="0"/>
+        <w:ind w:leftChars="600" w:left="1320"/>
+        <w:rPr>
+          <w:rFonts w:hint="eastAsia"/>
+          <w:color w:val="EE0000"/>
+          <w:sz w:val="20"/>
+          <w:szCs w:val="20"/>
+        </w:rPr>
+      </w:pPr>
+      <w:r>
+        <w:rPr>
+          <w:rFonts w:hint="eastAsia"/>
+          <w:color w:val="EE0000"/>
+          <w:sz w:val="20"/>
+          <w:szCs w:val="20"/>
+        </w:rPr>
+        <w:t>基础的闪避动作存在无敌帧，可以通过装备增加回避性能增加闪避无敌</w:t>
+      </w:r>
+      <w:proofErr w:type="gramStart"/>
+      <w:r>
+        <w:rPr>
+          <w:rFonts w:hint="eastAsia"/>
+          <w:color w:val="EE0000"/>
+          <w:sz w:val="20"/>
+          <w:szCs w:val="20"/>
+        </w:rPr>
+        <w:t>帧</w:t>
+      </w:r>
+      <w:proofErr w:type="gramEnd"/>
+    </w:p>
+    <w:p>
+      <w:pPr>
+        <w:spacing w:after="0"/>
+        <w:ind w:leftChars="600" w:left="1320"/>
+        <w:rPr>
+          <w:rFonts w:hint="eastAsia"/>
+          <w:color w:val="EE0000"/>
+          <w:sz w:val="20"/>
+          <w:szCs w:val="20"/>
+        </w:rPr>
+      </w:pPr>
+      <w:r>
+        <w:rPr>
+          <w:rFonts w:hint="eastAsia"/>
+          <w:color w:val="EE0000"/>
+          <w:sz w:val="20"/>
+          <w:szCs w:val="20"/>
+        </w:rPr>
+        <w:t>完美闪避</w:t>
+      </w:r>
+    </w:p>
+    <w:p>
+      <w:pPr>
+        <w:spacing w:after="0"/>
+        <w:ind w:leftChars="600" w:left="1320"/>
+        <w:rPr>
+          <w:rFonts w:hint="eastAsia"/>
+          <w:color w:val="FFC000"/>
+          <w:sz w:val="20"/>
+          <w:szCs w:val="20"/>
+        </w:rPr>
+      </w:pPr>
+      <w:r>
+        <w:rPr>
+          <w:rFonts w:hint="eastAsia"/>
+          <w:color w:val="FFC000"/>
+          <w:sz w:val="20"/>
+          <w:szCs w:val="20"/>
+        </w:rPr>
+        <w:t>只有装备某些有完美闪避收益的装备时有意义，当玩家的闪避与敌方攻击重合时触发。</w:t>
+      </w:r>
+    </w:p>
+    <w:p>
+      <w:pPr>
+        <w:pStyle w:val="s9"/>
+        <w:spacing w:before="90" w:beforeAutospacing="0" w:after="90" w:afterAutospacing="0"/>
+        <w:ind w:leftChars="500" w:left="1100"/>
+        <w:rPr>
+          <w:rFonts w:ascii="等线" w:eastAsia="等线" w:hAnsi="等线" w:hint="eastAsia"/>
+          <w:b/>
+          <w:bCs/>
+          <w:color w:val="7030A0"/>
+          <w:sz w:val="22"/>
+          <w:szCs w:val="22"/>
+        </w:rPr>
+      </w:pPr>
+      <w:r>
+        <w:rPr>
+          <w:rFonts w:ascii="等线" w:eastAsia="等线" w:hAnsi="等线" w:hint="eastAsia"/>
+          <w:b/>
+          <w:bCs/>
+          <w:color w:val="7030A0"/>
+          <w:sz w:val="22"/>
+          <w:szCs w:val="22"/>
+        </w:rPr>
+        <w:t>5.4.3.2</w:t>
+      </w:r>
+      <w:r>
+        <w:rPr>
+          <w:rFonts w:ascii="等线" w:eastAsia="等线" w:hAnsi="等线" w:hint="eastAsia"/>
+          <w:b/>
+          <w:bCs/>
+          <w:color w:val="7030A0"/>
+          <w:sz w:val="22"/>
+          <w:szCs w:val="22"/>
+        </w:rPr>
+        <w:t>闪避攻击</w:t>
+      </w:r>
+    </w:p>
+    <w:p>
+      <w:pPr>
+        <w:spacing w:after="0"/>
+        <w:ind w:leftChars="600" w:left="1320"/>
+        <w:rPr>
+          <w:rFonts w:hint="eastAsia"/>
+          <w:color w:val="7030A0"/>
+          <w:sz w:val="20"/>
+          <w:szCs w:val="20"/>
+        </w:rPr>
+      </w:pPr>
+      <w:r>
+        <w:rPr>
+          <w:rFonts w:hint="eastAsia"/>
+          <w:color w:val="7030A0"/>
+          <w:sz w:val="20"/>
+          <w:szCs w:val="20"/>
+        </w:rPr>
+        <w:t>所有武器都有一个不同于普通攻击的闪避之后接入的攻击。部分武器可以闪避的同时攻击（徐风）</w:t>
+      </w:r>
+    </w:p>
+    <w:p>
+      <w:pPr>
+        <w:pStyle w:val="s9"/>
+        <w:spacing w:before="90" w:beforeAutospacing="0" w:after="90" w:afterAutospacing="0"/>
+        <w:ind w:leftChars="500" w:left="1100"/>
+        <w:rPr>
+          <w:rFonts w:ascii="等线" w:eastAsia="等线" w:hAnsi="等线" w:hint="eastAsia"/>
+          <w:b/>
+          <w:bCs/>
+          <w:color w:val="0070C0"/>
+          <w:sz w:val="22"/>
+          <w:szCs w:val="22"/>
+        </w:rPr>
+      </w:pPr>
+      <w:r>
+        <w:rPr>
+          <w:rFonts w:ascii="等线" w:eastAsia="等线" w:hAnsi="等线" w:hint="eastAsia"/>
+          <w:b/>
+          <w:bCs/>
+          <w:color w:val="0070C0"/>
+          <w:sz w:val="22"/>
+          <w:szCs w:val="22"/>
+        </w:rPr>
+        <w:lastRenderedPageBreak/>
+        <w:t>5.4.3.3</w:t>
+      </w:r>
+      <w:r>
+        <w:rPr>
+          <w:rFonts w:ascii="等线" w:eastAsia="等线" w:hAnsi="等线" w:hint="eastAsia"/>
+          <w:b/>
+          <w:bCs/>
+          <w:color w:val="0070C0"/>
+          <w:sz w:val="22"/>
+          <w:szCs w:val="22"/>
+        </w:rPr>
+        <w:t>偏斜与优势格挡（伪偏）</w:t>
+      </w:r>
+    </w:p>
+    <w:p>
+      <w:pPr>
+        <w:spacing w:after="0"/>
+        <w:ind w:leftChars="600" w:left="1320"/>
+        <w:rPr>
+          <w:rFonts w:hint="eastAsia"/>
+          <w:color w:val="0070C0"/>
+          <w:sz w:val="20"/>
+          <w:szCs w:val="20"/>
+        </w:rPr>
+      </w:pPr>
+      <w:r>
+        <w:rPr>
+          <w:rFonts w:hint="eastAsia"/>
+          <w:color w:val="0070C0"/>
+          <w:sz w:val="20"/>
+          <w:szCs w:val="20"/>
+        </w:rPr>
+        <w:t>装备部分武器闪避正好与敌方攻击时机、位置重合，方向相反时会触发偏斜，可在触发后短时间内接入无法格挡的、必中的攻击。</w:t>
+      </w:r>
+    </w:p>
+    <w:p>
+      <w:pPr>
+        <w:spacing w:after="0"/>
+        <w:ind w:leftChars="600" w:left="1320"/>
+        <w:rPr>
+          <w:rFonts w:hint="eastAsia"/>
+          <w:color w:val="0070C0"/>
+          <w:sz w:val="20"/>
+          <w:szCs w:val="20"/>
+        </w:rPr>
+      </w:pPr>
+      <w:r>
+        <w:rPr>
+          <w:rFonts w:hint="eastAsia"/>
+          <w:color w:val="0070C0"/>
+          <w:sz w:val="20"/>
+          <w:szCs w:val="20"/>
+        </w:rPr>
+        <w:t>部分武器在闪避时会维持闪避方向的格挡状态，此时被</w:t>
+      </w:r>
+      <w:proofErr w:type="gramStart"/>
+      <w:r>
+        <w:rPr>
+          <w:rFonts w:hint="eastAsia"/>
+          <w:color w:val="0070C0"/>
+          <w:sz w:val="20"/>
+          <w:szCs w:val="20"/>
+        </w:rPr>
+        <w:t>攻击则格挡</w:t>
+      </w:r>
+      <w:proofErr w:type="gramEnd"/>
+      <w:r>
+        <w:rPr>
+          <w:rFonts w:hint="eastAsia"/>
+          <w:color w:val="0070C0"/>
+          <w:sz w:val="20"/>
+          <w:szCs w:val="20"/>
+        </w:rPr>
+        <w:t>成功，可在触发后短时间内接入无法格挡的、必中的攻击。</w:t>
+      </w:r>
+    </w:p>
+    <w:p>
+      <w:pPr>
+        <w:spacing w:after="0"/>
+        <w:ind w:leftChars="600" w:left="1320"/>
+        <w:rPr>
+          <w:rFonts w:hint="eastAsia"/>
+          <w:color w:val="0070C0"/>
+          <w:sz w:val="20"/>
+          <w:szCs w:val="20"/>
+        </w:rPr>
+      </w:pPr>
+      <w:r>
+        <w:rPr>
+          <w:rFonts w:hint="eastAsia"/>
+          <w:color w:val="0070C0"/>
+          <w:sz w:val="20"/>
+          <w:szCs w:val="20"/>
+        </w:rPr>
+        <w:t>偏斜与优势格挡的触发优先级高于完美闪避，出发窗口小于完美闪避</w:t>
+      </w:r>
+    </w:p>
+    <w:p>
+      <w:pPr>
+        <w:pStyle w:val="s9"/>
+        <w:spacing w:before="90" w:beforeAutospacing="0" w:after="90" w:afterAutospacing="0"/>
+        <w:ind w:leftChars="400" w:left="880"/>
+        <w:rPr>
+          <w:rFonts w:ascii="等线" w:eastAsia="等线" w:hAnsi="等线" w:hint="eastAsia"/>
+          <w:b/>
+          <w:bCs/>
+          <w:color w:val="00B050"/>
+          <w:sz w:val="22"/>
+          <w:szCs w:val="22"/>
+        </w:rPr>
+      </w:pPr>
+      <w:r>
+        <w:rPr>
+          <w:rFonts w:ascii="等线" w:eastAsia="等线" w:hAnsi="等线" w:hint="eastAsia"/>
+          <w:b/>
+          <w:bCs/>
+          <w:color w:val="00B050"/>
+          <w:sz w:val="22"/>
+          <w:szCs w:val="22"/>
+        </w:rPr>
+        <w:t>5.4.4</w:t>
+      </w:r>
+      <w:r>
+        <w:rPr>
+          <w:rFonts w:ascii="等线" w:eastAsia="等线" w:hAnsi="等线" w:hint="eastAsia"/>
+          <w:b/>
+          <w:bCs/>
+          <w:color w:val="00B050"/>
+          <w:sz w:val="22"/>
+          <w:szCs w:val="22"/>
+        </w:rPr>
+        <w:t>抵消和角力</w:t>
+      </w:r>
+    </w:p>
+    <w:p>
+      <w:pPr>
+        <w:pStyle w:val="s9"/>
+        <w:spacing w:before="90" w:beforeAutospacing="0" w:after="90" w:afterAutospacing="0"/>
+        <w:ind w:leftChars="500" w:left="1100"/>
+        <w:rPr>
+          <w:rFonts w:ascii="等线" w:eastAsia="等线" w:hAnsi="等线" w:hint="eastAsia"/>
+          <w:b/>
+          <w:bCs/>
+          <w:color w:val="00B050"/>
+          <w:sz w:val="22"/>
+          <w:szCs w:val="22"/>
+        </w:rPr>
+      </w:pPr>
+      <w:r>
+        <w:rPr>
+          <w:rFonts w:ascii="等线" w:eastAsia="等线" w:hAnsi="等线" w:hint="eastAsia"/>
+          <w:b/>
+          <w:bCs/>
+          <w:color w:val="00B050"/>
+          <w:sz w:val="22"/>
+          <w:szCs w:val="22"/>
+        </w:rPr>
+        <w:t>抵消的触发方式</w:t>
+      </w:r>
+    </w:p>
+    <w:p>
+      <w:pPr>
+        <w:spacing w:after="0"/>
+        <w:ind w:leftChars="600" w:left="1320"/>
+        <w:rPr>
+          <w:rFonts w:hint="eastAsia"/>
+          <w:color w:val="00B050"/>
+          <w:sz w:val="20"/>
+          <w:szCs w:val="20"/>
+        </w:rPr>
+      </w:pPr>
+      <w:r>
+        <w:rPr>
+          <w:rFonts w:hint="eastAsia"/>
+          <w:color w:val="00B050"/>
+          <w:sz w:val="20"/>
+          <w:szCs w:val="20"/>
+        </w:rPr>
+        <w:t>某些武器拥有抵消敌人攻击的招式，该招式与怪物攻击重合和时，不受到伤害，不会打断动作，也不接收益。但会累加角力值。</w:t>
+      </w:r>
+    </w:p>
+    <w:p>
+      <w:pPr>
+        <w:spacing w:after="0"/>
+        <w:ind w:leftChars="600" w:left="1320"/>
+        <w:rPr>
+          <w:rFonts w:hint="eastAsia"/>
+          <w:color w:val="00B050"/>
+          <w:sz w:val="20"/>
+          <w:szCs w:val="20"/>
+        </w:rPr>
+      </w:pPr>
+      <w:r>
+        <w:rPr>
+          <w:rFonts w:hint="eastAsia"/>
+          <w:color w:val="00B050"/>
+          <w:sz w:val="20"/>
+          <w:szCs w:val="20"/>
+        </w:rPr>
+        <w:t>角力的触发方式</w:t>
+      </w:r>
+    </w:p>
+    <w:p>
+      <w:pPr>
+        <w:spacing w:after="0"/>
+        <w:ind w:leftChars="600" w:left="1320"/>
+        <w:rPr>
+          <w:rFonts w:hint="eastAsia"/>
+          <w:color w:val="00B050"/>
+          <w:sz w:val="20"/>
+          <w:szCs w:val="20"/>
+        </w:rPr>
+      </w:pPr>
+      <w:r>
+        <w:rPr>
+          <w:rFonts w:hint="eastAsia"/>
+          <w:color w:val="00B050"/>
+          <w:sz w:val="20"/>
+          <w:szCs w:val="20"/>
+        </w:rPr>
+        <w:t>完美格挡、优势格挡、抵消均会累积角力值，</w:t>
+      </w:r>
+      <w:proofErr w:type="gramStart"/>
+      <w:r>
+        <w:rPr>
+          <w:rFonts w:hint="eastAsia"/>
+          <w:color w:val="00B050"/>
+          <w:sz w:val="20"/>
+          <w:szCs w:val="20"/>
+        </w:rPr>
+        <w:t>角力值满</w:t>
+      </w:r>
+      <w:proofErr w:type="gramEnd"/>
+      <w:r>
+        <w:rPr>
+          <w:rFonts w:hint="eastAsia"/>
+          <w:color w:val="00B050"/>
+          <w:sz w:val="20"/>
+          <w:szCs w:val="20"/>
+        </w:rPr>
+        <w:t>即和敌人角力。</w:t>
+      </w:r>
+    </w:p>
+    <w:p>
+      <w:pPr>
+        <w:spacing w:after="0"/>
+        <w:ind w:leftChars="600" w:left="1320"/>
+        <w:rPr>
+          <w:rFonts w:hint="eastAsia"/>
+          <w:color w:val="00B050"/>
+          <w:sz w:val="20"/>
+          <w:szCs w:val="20"/>
+        </w:rPr>
+      </w:pPr>
+      <w:proofErr w:type="gramStart"/>
+      <w:r>
+        <w:rPr>
+          <w:rFonts w:hint="eastAsia"/>
+          <w:color w:val="00B050"/>
+          <w:sz w:val="20"/>
+          <w:szCs w:val="20"/>
+        </w:rPr>
+        <w:t>靠连点赢得</w:t>
+      </w:r>
+      <w:proofErr w:type="gramEnd"/>
+      <w:r>
+        <w:rPr>
+          <w:rFonts w:hint="eastAsia"/>
+          <w:color w:val="00B050"/>
+          <w:sz w:val="20"/>
+          <w:szCs w:val="20"/>
+        </w:rPr>
+        <w:t>角力，成功可获得敌人硬直。</w:t>
+      </w:r>
+    </w:p>
+    <w:p>
+      <w:pPr>
+        <w:spacing w:after="0"/>
+        <w:ind w:leftChars="600" w:left="1320"/>
+        <w:rPr>
+          <w:rFonts w:hint="eastAsia"/>
+          <w:color w:val="00B050"/>
+          <w:sz w:val="20"/>
+          <w:szCs w:val="20"/>
+        </w:rPr>
+      </w:pPr>
+      <w:r>
+        <w:rPr>
+          <w:rFonts w:hint="eastAsia"/>
+          <w:color w:val="00B050"/>
+          <w:sz w:val="20"/>
+          <w:szCs w:val="20"/>
+        </w:rPr>
+        <w:br w:type="page"/>
+      </w:r>
+    </w:p>
+    <w:p>
+      <w:pPr>
+        <w:pStyle w:val="s9"/>
+        <w:spacing w:before="90" w:beforeAutospacing="0" w:after="90" w:afterAutospacing="0"/>
+        <w:rPr>
+          <w:rFonts w:ascii="等线" w:eastAsia="等线" w:hAnsi="等线" w:hint="eastAsia"/>
           <w:b/>
           <w:bCs/>
           <w:color w:val="000000"/>
@@ -6182,25 +9235,13 @@
           <w:szCs w:val="27"/>
         </w:rPr>
       </w:pPr>
-      <w:r>
-        <w:rPr>
-          <w:rStyle w:val="bumpedfont15"/>
-          <w:rFonts w:ascii="DengXian" w:eastAsia="DengXian" w:hAnsi="DengXian" w:cs="Arial"/>
-          <w:b/>
-          <w:bCs/>
-          <w:color w:val="000000"/>
-          <w:sz w:val="26"/>
-          <w:szCs w:val="26"/>
-        </w:rPr>
-        <w:t>5.4 交互物体与场景互动系统</w:t>
-      </w:r>
-    </w:p>
-    <w:p>
-      <w:pPr>
-        <w:pStyle w:val="s9"/>
-        <w:spacing w:before="90" w:beforeAutospacing="0" w:after="90" w:afterAutospacing="0"/>
-        <w:rPr>
-          <w:rFonts w:ascii="DengXian" w:eastAsia="DengXian" w:hAnsi="DengXian"/>
+    </w:p>
+    <w:p>
+      <w:pPr>
+        <w:pStyle w:val="s9"/>
+        <w:spacing w:before="90" w:beforeAutospacing="0" w:after="90" w:afterAutospacing="0"/>
+        <w:rPr>
+          <w:rFonts w:ascii="等线" w:eastAsia="等线" w:hAnsi="等线" w:hint="eastAsia"/>
           <w:b/>
           <w:bCs/>
           <w:color w:val="000000"/>
@@ -6211,7 +9252,7 @@
       <w:r>
         <w:rPr>
           <w:rStyle w:val="bumpedfont15"/>
-          <w:rFonts w:ascii="DengXian" w:eastAsia="DengXian" w:hAnsi="DengXian" w:cs="Arial"/>
+          <w:rFonts w:ascii="等线" w:eastAsia="等线" w:hAnsi="等线" w:cs="Arial"/>
           <w:b/>
           <w:bCs/>
           <w:color w:val="000000"/>
@@ -6226,7 +9267,7 @@
         <w:pStyle w:val="s9"/>
         <w:spacing w:before="90" w:beforeAutospacing="0" w:after="90" w:afterAutospacing="0"/>
         <w:rPr>
-          <w:rFonts w:ascii="DengXian" w:eastAsia="DengXian" w:hAnsi="DengXian"/>
+          <w:rFonts w:ascii="等线" w:eastAsia="等线" w:hAnsi="等线" w:hint="eastAsia"/>
           <w:b/>
           <w:bCs/>
           <w:color w:val="000000"/>
@@ -6237,7 +9278,7 @@
       <w:r>
         <w:rPr>
           <w:rStyle w:val="bumpedfont15"/>
-          <w:rFonts w:ascii="DengXian" w:eastAsia="DengXian" w:hAnsi="DengXian" w:cs="Arial"/>
+          <w:rFonts w:ascii="等线" w:eastAsia="等线" w:hAnsi="等线" w:cs="Arial"/>
           <w:b/>
           <w:bCs/>
           <w:color w:val="000000"/>
@@ -6252,7 +9293,7 @@
         <w:widowControl/>
         <w:rPr>
           <w:rStyle w:val="bumpedfont15"/>
-          <w:rFonts w:ascii="DengXian" w:eastAsia="DengXian" w:hAnsi="DengXian" w:cs="Arial"/>
+          <w:rFonts w:ascii="等线" w:eastAsia="等线" w:hAnsi="等线" w:cs="Arial" w:hint="eastAsia"/>
           <w:color w:val="000000"/>
           <w:kern w:val="0"/>
           <w:szCs w:val="22"/>
@@ -6262,7 +9303,7 @@
       <w:r>
         <w:rPr>
           <w:rStyle w:val="bumpedfont15"/>
-          <w:rFonts w:ascii="DengXian" w:eastAsia="DengXian" w:hAnsi="DengXian" w:cs="Arial"/>
+          <w:rFonts w:ascii="等线" w:eastAsia="等线" w:hAnsi="等线" w:cs="Arial"/>
           <w:color w:val="000000"/>
           <w:szCs w:val="22"/>
         </w:rPr>
@@ -6275,7 +9316,7 @@
         <w:spacing w:before="240" w:beforeAutospacing="0" w:after="90" w:afterAutospacing="0"/>
         <w:rPr>
           <w:rStyle w:val="bumpedfont15"/>
-          <w:rFonts w:cs="Arial"/>
+          <w:rFonts w:cs="Arial" w:hint="eastAsia"/>
           <w:b/>
           <w:bCs/>
           <w:sz w:val="36"/>
@@ -6285,7 +9326,7 @@
       <w:r>
         <w:rPr>
           <w:rStyle w:val="bumpedfont15"/>
-          <w:rFonts w:ascii="DengXian" w:eastAsia="DengXian" w:hAnsi="DengXian" w:cs="Arial"/>
+          <w:rFonts w:ascii="等线" w:eastAsia="等线" w:hAnsi="等线" w:cs="Arial"/>
           <w:b/>
           <w:bCs/>
           <w:color w:val="000000"/>
@@ -6302,18 +9343,18 @@
         <w:spacing w:before="90" w:beforeAutospacing="0" w:after="90" w:afterAutospacing="0"/>
         <w:rPr>
           <w:rStyle w:val="bumpedfont15"/>
-          <w:rFonts w:ascii="DengXian" w:eastAsia="DengXian" w:hAnsi="DengXian" w:cs="Arial"/>
-          <w:b/>
-          <w:bCs/>
-          <w:color w:val="000000"/>
-          <w:sz w:val="26"/>
-          <w:szCs w:val="26"/>
-        </w:rPr>
-      </w:pPr>
-      <w:r>
-        <w:rPr>
-          <w:rStyle w:val="bumpedfont15"/>
-          <w:rFonts w:ascii="DengXian" w:eastAsia="DengXian" w:hAnsi="DengXian" w:cs="Arial"/>
+          <w:rFonts w:ascii="等线" w:eastAsia="等线" w:hAnsi="等线" w:cs="Arial" w:hint="eastAsia"/>
+          <w:b/>
+          <w:bCs/>
+          <w:color w:val="000000"/>
+          <w:sz w:val="26"/>
+          <w:szCs w:val="26"/>
+        </w:rPr>
+      </w:pPr>
+      <w:r>
+        <w:rPr>
+          <w:rStyle w:val="bumpedfont15"/>
+          <w:rFonts w:ascii="等线" w:eastAsia="等线" w:hAnsi="等线" w:cs="Arial"/>
           <w:b/>
           <w:bCs/>
           <w:color w:val="000000"/>
@@ -6329,41 +9370,182 @@
         <w:spacing w:before="90" w:beforeAutospacing="0" w:after="90" w:afterAutospacing="0"/>
         <w:ind w:leftChars="200" w:left="440"/>
         <w:rPr>
-          <w:rFonts w:ascii="DengXian" w:eastAsia="DengXian" w:hAnsi="DengXian"/>
-          <w:color w:val="000000"/>
-          <w:sz w:val="22"/>
-          <w:szCs w:val="22"/>
-        </w:rPr>
-      </w:pPr>
-      <w:r>
-        <w:rPr>
-          <w:rStyle w:val="bumpedfont15"/>
-          <w:rFonts w:ascii="DengXian" w:eastAsia="DengXian" w:hAnsi="DengXian" w:cs="Arial" w:hint="eastAsia"/>
-          <w:color w:val="000000"/>
-          <w:sz w:val="22"/>
-          <w:szCs w:val="22"/>
-        </w:rPr>
-        <w:t>128*128像素画风格</w:t>
-      </w:r>
-    </w:p>
-    <w:p>
-      <w:pPr>
-        <w:pStyle w:val="s9"/>
-        <w:spacing w:before="90" w:beforeAutospacing="0" w:after="90" w:afterAutospacing="0"/>
-        <w:rPr>
-          <w:rStyle w:val="bumpedfont15"/>
-          <w:rFonts w:ascii="DengXian" w:eastAsia="DengXian" w:hAnsi="DengXian" w:cs="Arial"/>
-          <w:b/>
-          <w:bCs/>
-          <w:color w:val="000000"/>
-          <w:sz w:val="26"/>
-          <w:szCs w:val="26"/>
-        </w:rPr>
-      </w:pPr>
-      <w:r>
-        <w:rPr>
-          <w:rStyle w:val="bumpedfont15"/>
-          <w:rFonts w:ascii="DengXian" w:eastAsia="DengXian" w:hAnsi="DengXian" w:cs="Arial"/>
+          <w:rStyle w:val="bumpedfont15"/>
+          <w:rFonts w:ascii="等线" w:eastAsia="等线" w:hAnsi="等线" w:cs="Arial"/>
+          <w:color w:val="000000"/>
+          <w:sz w:val="22"/>
+          <w:szCs w:val="22"/>
+        </w:rPr>
+      </w:pPr>
+      <w:r>
+        <w:rPr>
+          <w:rStyle w:val="bumpedfont15"/>
+          <w:rFonts w:ascii="等线" w:eastAsia="等线" w:hAnsi="等线" w:cs="Arial" w:hint="eastAsia"/>
+          <w:color w:val="000000"/>
+          <w:sz w:val="22"/>
+          <w:szCs w:val="22"/>
+        </w:rPr>
+        <w:t>128*128</w:t>
+      </w:r>
+      <w:proofErr w:type="gramStart"/>
+      <w:r>
+        <w:rPr>
+          <w:rStyle w:val="bumpedfont15"/>
+          <w:rFonts w:ascii="等线" w:eastAsia="等线" w:hAnsi="等线" w:cs="Arial" w:hint="eastAsia"/>
+          <w:color w:val="000000"/>
+          <w:sz w:val="22"/>
+          <w:szCs w:val="22"/>
+        </w:rPr>
+        <w:t>像素画</w:t>
+      </w:r>
+      <w:proofErr w:type="gramEnd"/>
+      <w:r>
+        <w:rPr>
+          <w:rStyle w:val="bumpedfont15"/>
+          <w:rFonts w:ascii="等线" w:eastAsia="等线" w:hAnsi="等线" w:cs="Arial" w:hint="eastAsia"/>
+          <w:color w:val="000000"/>
+          <w:sz w:val="22"/>
+          <w:szCs w:val="22"/>
+        </w:rPr>
+        <w:t>风格</w:t>
+      </w:r>
+    </w:p>
+    <w:p>
+      <w:pPr>
+        <w:pStyle w:val="s9"/>
+        <w:spacing w:before="90" w:beforeAutospacing="0" w:after="90" w:afterAutospacing="0"/>
+        <w:ind w:leftChars="200" w:left="440"/>
+        <w:rPr>
+          <w:rStyle w:val="bumpedfont15"/>
+          <w:rFonts w:ascii="等线" w:eastAsia="等线" w:hAnsi="等线" w:cs="Arial"/>
+          <w:color w:val="000000"/>
+          <w:sz w:val="22"/>
+          <w:szCs w:val="22"/>
+        </w:rPr>
+      </w:pPr>
+      <w:r>
+        <w:rPr>
+          <w:rStyle w:val="bumpedfont15"/>
+          <w:rFonts w:ascii="等线" w:eastAsia="等线" w:hAnsi="等线" w:cs="Arial"/>
+          <w:color w:val="000000"/>
+          <w:sz w:val="22"/>
+          <w:szCs w:val="22"/>
+        </w:rPr>
+        <w:t>美术风格</w:t>
+      </w:r>
+    </w:p>
+    <w:p>
+      <w:pPr>
+        <w:pStyle w:val="s9"/>
+        <w:spacing w:before="90" w:beforeAutospacing="0" w:after="90" w:afterAutospacing="0"/>
+        <w:ind w:leftChars="200" w:left="440"/>
+        <w:rPr>
+          <w:rStyle w:val="bumpedfont15"/>
+          <w:rFonts w:ascii="等线" w:eastAsia="等线" w:hAnsi="等线" w:cs="Arial"/>
+          <w:color w:val="000000"/>
+          <w:sz w:val="22"/>
+          <w:szCs w:val="22"/>
+        </w:rPr>
+      </w:pPr>
+      <w:r>
+        <w:rPr>
+          <w:rStyle w:val="bumpedfont15"/>
+          <w:rFonts w:ascii="等线" w:eastAsia="等线" w:hAnsi="等线" w:cs="Arial"/>
+          <w:color w:val="000000"/>
+          <w:sz w:val="22"/>
+          <w:szCs w:val="22"/>
+        </w:rPr>
+        <w:t>保持渲染风格一致，为</w:t>
+      </w:r>
+      <w:proofErr w:type="gramStart"/>
+      <w:r>
+        <w:rPr>
+          <w:rStyle w:val="bumpedfont15"/>
+          <w:rFonts w:ascii="等线" w:eastAsia="等线" w:hAnsi="等线" w:cs="Arial"/>
+          <w:color w:val="000000"/>
+          <w:sz w:val="22"/>
+          <w:szCs w:val="22"/>
+        </w:rPr>
+        <w:t>像素画</w:t>
+      </w:r>
+      <w:proofErr w:type="gramEnd"/>
+      <w:r>
+        <w:rPr>
+          <w:rStyle w:val="bumpedfont15"/>
+          <w:rFonts w:ascii="等线" w:eastAsia="等线" w:hAnsi="等线" w:cs="Arial"/>
+          <w:color w:val="000000"/>
+          <w:sz w:val="22"/>
+          <w:szCs w:val="22"/>
+        </w:rPr>
+        <w:t>风格。Godot引擎中的Nearest渲染方式。</w:t>
+      </w:r>
+    </w:p>
+    <w:p>
+      <w:pPr>
+        <w:pStyle w:val="s9"/>
+        <w:spacing w:before="90" w:beforeAutospacing="0" w:after="90" w:afterAutospacing="0"/>
+        <w:ind w:leftChars="200" w:left="440"/>
+        <w:rPr>
+          <w:rStyle w:val="bumpedfont15"/>
+          <w:rFonts w:ascii="等线" w:eastAsia="等线" w:hAnsi="等线" w:cs="Arial"/>
+          <w:color w:val="000000"/>
+          <w:sz w:val="22"/>
+          <w:szCs w:val="22"/>
+        </w:rPr>
+      </w:pPr>
+      <w:r>
+        <w:rPr>
+          <w:rStyle w:val="bumpedfont15"/>
+          <w:rFonts w:ascii="等线" w:eastAsia="等线" w:hAnsi="等线" w:cs="Arial"/>
+          <w:color w:val="000000"/>
+          <w:sz w:val="22"/>
+          <w:szCs w:val="22"/>
+        </w:rPr>
+        <w:t>在渲染方式相同的基础上设计风格可以有差异。游戏背景设定在星际探索时期，但受灾后的主角要从石器时代开始发展，所以艺术风格会经历从原始时期到中世纪到文艺复兴再到原子能时代最后到星际时代的演变。</w:t>
+      </w:r>
+    </w:p>
+    <w:p>
+      <w:pPr>
+        <w:pStyle w:val="s9"/>
+        <w:spacing w:before="90" w:beforeAutospacing="0" w:after="90" w:afterAutospacing="0"/>
+        <w:ind w:leftChars="200" w:left="440"/>
+        <w:rPr>
+          <w:rStyle w:val="bumpedfont15"/>
+          <w:rFonts w:ascii="等线" w:eastAsia="等线" w:hAnsi="等线" w:cs="Arial"/>
+          <w:color w:val="000000"/>
+          <w:sz w:val="22"/>
+          <w:szCs w:val="22"/>
+        </w:rPr>
+      </w:pPr>
+      <w:r>
+        <w:rPr>
+          <w:rStyle w:val="bumpedfont15"/>
+          <w:rFonts w:ascii="等线" w:eastAsia="等线" w:hAnsi="等线" w:cs="Arial"/>
+          <w:color w:val="000000"/>
+          <w:sz w:val="22"/>
+          <w:szCs w:val="22"/>
+        </w:rPr>
+        <w:t>这将体现在人物设计、服装、建筑、制成品与操作界面UI上。</w:t>
+      </w:r>
+    </w:p>
+    <w:p>
+      <w:pPr>
+        <w:pStyle w:val="s9"/>
+        <w:spacing w:before="90" w:beforeAutospacing="0" w:after="90" w:afterAutospacing="0"/>
+        <w:rPr>
+          <w:rStyle w:val="bumpedfont15"/>
+          <w:rFonts w:ascii="等线" w:eastAsia="等线" w:hAnsi="等线" w:cs="Arial" w:hint="eastAsia"/>
+          <w:b/>
+          <w:bCs/>
+          <w:color w:val="000000"/>
+          <w:sz w:val="26"/>
+          <w:szCs w:val="26"/>
+        </w:rPr>
+      </w:pPr>
+      <w:r>
+        <w:rPr>
+          <w:rStyle w:val="bumpedfont15"/>
+          <w:rFonts w:ascii="等线" w:eastAsia="等线" w:hAnsi="等线" w:cs="Arial"/>
           <w:b/>
           <w:bCs/>
           <w:color w:val="000000"/>
@@ -6380,16 +9562,16 @@
         <w:ind w:leftChars="100" w:left="220"/>
         <w:rPr>
           <w:rStyle w:val="bumpedfont15"/>
-          <w:rFonts w:ascii="DengXian" w:eastAsia="DengXian" w:hAnsi="DengXian" w:cs="Arial"/>
-          <w:color w:val="000000"/>
-          <w:sz w:val="22"/>
-          <w:szCs w:val="22"/>
-        </w:rPr>
-      </w:pPr>
-      <w:r>
-        <w:rPr>
-          <w:rStyle w:val="bumpedfont15"/>
-          <w:rFonts w:ascii="DengXian" w:eastAsia="DengXian" w:hAnsi="DengXian" w:cs="Arial"/>
+          <w:rFonts w:ascii="等线" w:eastAsia="等线" w:hAnsi="等线" w:cs="Arial" w:hint="eastAsia"/>
+          <w:color w:val="000000"/>
+          <w:sz w:val="22"/>
+          <w:szCs w:val="22"/>
+        </w:rPr>
+      </w:pPr>
+      <w:r>
+        <w:rPr>
+          <w:rStyle w:val="bumpedfont15"/>
+          <w:rFonts w:ascii="等线" w:eastAsia="等线" w:hAnsi="等线" w:cs="Arial"/>
           <w:color w:val="000000"/>
           <w:sz w:val="22"/>
           <w:szCs w:val="22"/>
@@ -6399,7 +9581,7 @@
       <w:r>
         <w:rPr>
           <w:rStyle w:val="bumpedfont15"/>
-          <w:rFonts w:ascii="DengXian" w:eastAsia="DengXian" w:hAnsi="DengXian" w:cs="Arial" w:hint="eastAsia"/>
+          <w:rFonts w:ascii="等线" w:eastAsia="等线" w:hAnsi="等线" w:cs="Arial" w:hint="eastAsia"/>
           <w:color w:val="000000"/>
           <w:sz w:val="22"/>
           <w:szCs w:val="22"/>
@@ -6414,16 +9596,16 @@
         <w:ind w:leftChars="100" w:left="220"/>
         <w:rPr>
           <w:rStyle w:val="bumpedfont15"/>
-          <w:rFonts w:ascii="DengXian" w:eastAsia="DengXian" w:hAnsi="DengXian" w:cs="Arial"/>
-          <w:color w:val="000000"/>
-          <w:sz w:val="22"/>
-          <w:szCs w:val="22"/>
-        </w:rPr>
-      </w:pPr>
-      <w:r>
-        <w:rPr>
-          <w:rStyle w:val="bumpedfont15"/>
-          <w:rFonts w:ascii="DengXian" w:eastAsia="DengXian" w:hAnsi="DengXian" w:cs="Arial" w:hint="eastAsia"/>
+          <w:rFonts w:ascii="等线" w:eastAsia="等线" w:hAnsi="等线" w:cs="Arial" w:hint="eastAsia"/>
+          <w:color w:val="000000"/>
+          <w:sz w:val="22"/>
+          <w:szCs w:val="22"/>
+        </w:rPr>
+      </w:pPr>
+      <w:r>
+        <w:rPr>
+          <w:rStyle w:val="bumpedfont15"/>
+          <w:rFonts w:ascii="等线" w:eastAsia="等线" w:hAnsi="等线" w:cs="Arial" w:hint="eastAsia"/>
           <w:color w:val="000000"/>
           <w:sz w:val="22"/>
           <w:szCs w:val="22"/>
@@ -6438,21 +9620,31 @@
         <w:ind w:leftChars="100" w:left="220"/>
         <w:rPr>
           <w:rStyle w:val="bumpedfont15"/>
-          <w:rFonts w:ascii="DengXian" w:eastAsia="DengXian" w:hAnsi="DengXian" w:cs="Arial"/>
-          <w:color w:val="000000"/>
-          <w:sz w:val="22"/>
-          <w:szCs w:val="22"/>
-        </w:rPr>
-      </w:pPr>
-      <w:r>
-        <w:rPr>
-          <w:rStyle w:val="bumpedfont15"/>
-          <w:rFonts w:ascii="DengXian" w:eastAsia="DengXian" w:hAnsi="DengXian" w:cs="Arial" w:hint="eastAsia"/>
-          <w:color w:val="000000"/>
-          <w:sz w:val="22"/>
-          <w:szCs w:val="22"/>
-        </w:rPr>
-        <w:t>诧异的是设计风格。例如不同的职业可以有不同的特效、不同的性别装备同一件装备可以有不同的样式。</w:t>
+          <w:rFonts w:ascii="等线" w:eastAsia="等线" w:hAnsi="等线" w:cs="Arial" w:hint="eastAsia"/>
+          <w:color w:val="000000"/>
+          <w:sz w:val="22"/>
+          <w:szCs w:val="22"/>
+        </w:rPr>
+      </w:pPr>
+      <w:r>
+        <w:rPr>
+          <w:rStyle w:val="bumpedfont15"/>
+          <w:rFonts w:ascii="等线" w:eastAsia="等线" w:hAnsi="等线" w:cs="Arial" w:hint="eastAsia"/>
+          <w:color w:val="000000"/>
+          <w:sz w:val="22"/>
+          <w:szCs w:val="22"/>
+        </w:rPr>
+        <w:t>差异</w:t>
+      </w:r>
+      <w:r>
+        <w:rPr>
+          <w:rStyle w:val="bumpedfont15"/>
+          <w:rFonts w:ascii="等线" w:eastAsia="等线" w:hAnsi="等线" w:cs="Arial" w:hint="eastAsia"/>
+          <w:color w:val="000000"/>
+          <w:sz w:val="22"/>
+          <w:szCs w:val="22"/>
+        </w:rPr>
+        <w:t>的是设计风格。例如不同的职业可以有不同的特效、不同的性别装备同一件装备可以有不同的样式。</w:t>
       </w:r>
     </w:p>
     <w:p>
@@ -6462,16 +9654,16 @@
         <w:ind w:leftChars="100" w:left="220"/>
         <w:rPr>
           <w:rStyle w:val="bumpedfont15"/>
-          <w:rFonts w:ascii="DengXian" w:eastAsia="DengXian" w:hAnsi="DengXian" w:cs="Arial"/>
-          <w:color w:val="000000"/>
-          <w:sz w:val="22"/>
-          <w:szCs w:val="22"/>
-        </w:rPr>
-      </w:pPr>
-      <w:r>
-        <w:rPr>
-          <w:rStyle w:val="bumpedfont15"/>
-          <w:rFonts w:ascii="DengXian" w:eastAsia="DengXian" w:hAnsi="DengXian" w:cs="Arial"/>
+          <w:rFonts w:ascii="等线" w:eastAsia="等线" w:hAnsi="等线" w:cs="Arial" w:hint="eastAsia"/>
+          <w:color w:val="000000"/>
+          <w:sz w:val="22"/>
+          <w:szCs w:val="22"/>
+        </w:rPr>
+      </w:pPr>
+      <w:r>
+        <w:rPr>
+          <w:rStyle w:val="bumpedfont15"/>
+          <w:rFonts w:ascii="等线" w:eastAsia="等线" w:hAnsi="等线" w:cs="Arial"/>
           <w:color w:val="000000"/>
           <w:sz w:val="22"/>
           <w:szCs w:val="22"/>
@@ -6481,7 +9673,7 @@
       <w:r>
         <w:rPr>
           <w:rStyle w:val="bumpedfont15"/>
-          <w:rFonts w:ascii="DengXian" w:eastAsia="DengXian" w:hAnsi="DengXian" w:cs="Arial" w:hint="eastAsia"/>
+          <w:rFonts w:ascii="等线" w:eastAsia="等线" w:hAnsi="等线" w:cs="Arial" w:hint="eastAsia"/>
           <w:color w:val="000000"/>
           <w:sz w:val="22"/>
           <w:szCs w:val="22"/>
@@ -6495,16 +9687,17 @@
         <w:spacing w:before="90" w:beforeAutospacing="0" w:after="90" w:afterAutospacing="0"/>
         <w:ind w:leftChars="100" w:left="220"/>
         <w:rPr>
-          <w:rFonts w:ascii="DengXian" w:eastAsia="DengXian" w:hAnsi="DengXian"/>
-          <w:color w:val="000000"/>
-          <w:sz w:val="22"/>
-          <w:szCs w:val="22"/>
-        </w:rPr>
-      </w:pPr>
-      <w:r>
-        <w:rPr>
-          <w:rStyle w:val="bumpedfont15"/>
-          <w:rFonts w:ascii="DengXian" w:eastAsia="DengXian" w:hAnsi="DengXian" w:cs="Arial"/>
+          <w:rStyle w:val="bumpedfont15"/>
+          <w:rFonts w:ascii="等线" w:eastAsia="等线" w:hAnsi="等线" w:cs="Arial"/>
+          <w:color w:val="000000"/>
+          <w:sz w:val="22"/>
+          <w:szCs w:val="22"/>
+        </w:rPr>
+      </w:pPr>
+      <w:r>
+        <w:rPr>
+          <w:rStyle w:val="bumpedfont15"/>
+          <w:rFonts w:ascii="等线" w:eastAsia="等线" w:hAnsi="等线" w:cs="Arial"/>
           <w:color w:val="000000"/>
           <w:sz w:val="22"/>
           <w:szCs w:val="22"/>
@@ -6514,20 +9707,308 @@
       <w:r>
         <w:rPr>
           <w:rStyle w:val="bumpedfont15"/>
-          <w:rFonts w:ascii="DengXian" w:eastAsia="DengXian" w:hAnsi="DengXian" w:cs="Arial" w:hint="eastAsia"/>
-          <w:color w:val="000000"/>
-          <w:sz w:val="22"/>
-          <w:szCs w:val="22"/>
-        </w:rPr>
-        <w:t>*交互可与物品绑定，例如开门、攀爬等，其动作与所交互的物品有关</w:t>
-      </w:r>
-    </w:p>
-    <w:p>
-      <w:pPr>
-        <w:pStyle w:val="s9"/>
-        <w:spacing w:before="90" w:beforeAutospacing="0" w:after="90" w:afterAutospacing="0"/>
-        <w:rPr>
-          <w:rFonts w:ascii="DengXian" w:eastAsia="DengXian" w:hAnsi="DengXian"/>
+          <w:rFonts w:ascii="等线" w:eastAsia="等线" w:hAnsi="等线" w:cs="Arial" w:hint="eastAsia"/>
+          <w:color w:val="000000"/>
+          <w:sz w:val="22"/>
+          <w:szCs w:val="22"/>
+        </w:rPr>
+        <w:t>*</w:t>
+      </w:r>
+      <w:proofErr w:type="gramStart"/>
+      <w:r>
+        <w:rPr>
+          <w:rStyle w:val="bumpedfont15"/>
+          <w:rFonts w:ascii="等线" w:eastAsia="等线" w:hAnsi="等线" w:cs="Arial" w:hint="eastAsia"/>
+          <w:color w:val="000000"/>
+          <w:sz w:val="22"/>
+          <w:szCs w:val="22"/>
+        </w:rPr>
+        <w:t>交互可</w:t>
+      </w:r>
+      <w:proofErr w:type="gramEnd"/>
+      <w:r>
+        <w:rPr>
+          <w:rStyle w:val="bumpedfont15"/>
+          <w:rFonts w:ascii="等线" w:eastAsia="等线" w:hAnsi="等线" w:cs="Arial" w:hint="eastAsia"/>
+          <w:color w:val="000000"/>
+          <w:sz w:val="22"/>
+          <w:szCs w:val="22"/>
+        </w:rPr>
+        <w:t>与物品绑定，例如开门、攀爬等，其动作与所交互的物品有关</w:t>
+      </w:r>
+    </w:p>
+    <w:p>
+      <w:pPr>
+        <w:pStyle w:val="s9"/>
+        <w:spacing w:before="90" w:beforeAutospacing="0" w:after="90" w:afterAutospacing="0"/>
+        <w:ind w:leftChars="100" w:left="220"/>
+        <w:rPr>
+          <w:rStyle w:val="bumpedfont15"/>
+          <w:rFonts w:ascii="等线" w:eastAsia="等线" w:hAnsi="等线" w:cs="Arial"/>
+          <w:color w:val="000000"/>
+          <w:sz w:val="22"/>
+        </w:rPr>
+      </w:pPr>
+      <w:r>
+        <w:rPr>
+          <w:rStyle w:val="bumpedfont15"/>
+          <w:rFonts w:ascii="等线" w:eastAsia="等线" w:hAnsi="等线" w:cs="Arial"/>
+          <w:color w:val="000000"/>
+          <w:sz w:val="22"/>
+        </w:rPr>
+        <w:t>人物外观统一为</w:t>
+      </w:r>
+      <w:proofErr w:type="gramStart"/>
+      <w:r>
+        <w:rPr>
+          <w:rStyle w:val="bumpedfont15"/>
+          <w:rFonts w:ascii="等线" w:eastAsia="等线" w:hAnsi="等线" w:cs="Arial"/>
+          <w:color w:val="000000"/>
+          <w:sz w:val="22"/>
+        </w:rPr>
+        <w:t>像素画</w:t>
+      </w:r>
+      <w:proofErr w:type="gramEnd"/>
+      <w:r>
+        <w:rPr>
+          <w:rStyle w:val="bumpedfont15"/>
+          <w:rFonts w:ascii="等线" w:eastAsia="等线" w:hAnsi="等线" w:cs="Arial"/>
+          <w:color w:val="000000"/>
+          <w:sz w:val="22"/>
+        </w:rPr>
+        <w:t>风格，使用</w:t>
+      </w:r>
+      <w:proofErr w:type="spellStart"/>
+      <w:r>
+        <w:rPr>
+          <w:rStyle w:val="bumpedfont15"/>
+          <w:rFonts w:ascii="等线" w:eastAsia="等线" w:hAnsi="等线" w:cs="Arial"/>
+          <w:color w:val="000000"/>
+          <w:sz w:val="22"/>
+        </w:rPr>
+        <w:t>Resprite</w:t>
+      </w:r>
+      <w:proofErr w:type="spellEnd"/>
+      <w:r>
+        <w:rPr>
+          <w:rStyle w:val="bumpedfont15"/>
+          <w:rFonts w:ascii="等线" w:eastAsia="等线" w:hAnsi="等线" w:cs="Arial"/>
+          <w:color w:val="000000"/>
+          <w:sz w:val="22"/>
+        </w:rPr>
+        <w:t>*绘制或者开源资产。</w:t>
+      </w:r>
+    </w:p>
+    <w:p>
+      <w:pPr>
+        <w:pStyle w:val="s9"/>
+        <w:spacing w:before="90" w:beforeAutospacing="0" w:after="90" w:afterAutospacing="0"/>
+        <w:ind w:leftChars="100" w:left="220"/>
+        <w:rPr>
+          <w:rStyle w:val="bumpedfont15"/>
+          <w:rFonts w:ascii="等线" w:eastAsia="等线" w:hAnsi="等线" w:cs="Arial"/>
+          <w:color w:val="000000"/>
+          <w:sz w:val="22"/>
+          <w:szCs w:val="22"/>
+        </w:rPr>
+      </w:pPr>
+      <w:r>
+        <w:rPr>
+          <w:rStyle w:val="bumpedfont15"/>
+          <w:rFonts w:ascii="等线" w:eastAsia="等线" w:hAnsi="等线" w:cs="Arial"/>
+          <w:color w:val="000000"/>
+          <w:sz w:val="22"/>
+          <w:szCs w:val="22"/>
+        </w:rPr>
+        <w:t>*</w:t>
+      </w:r>
+      <w:proofErr w:type="spellStart"/>
+      <w:r>
+        <w:rPr>
+          <w:rStyle w:val="bumpedfont15"/>
+          <w:rFonts w:ascii="等线" w:eastAsia="等线" w:hAnsi="等线" w:cs="Arial"/>
+          <w:color w:val="000000"/>
+          <w:sz w:val="22"/>
+          <w:szCs w:val="22"/>
+        </w:rPr>
+        <w:t>Resprite</w:t>
+      </w:r>
+      <w:proofErr w:type="spellEnd"/>
+      <w:r>
+        <w:rPr>
+          <w:rStyle w:val="bumpedfont15"/>
+          <w:rFonts w:ascii="等线" w:eastAsia="等线" w:hAnsi="等线" w:cs="Arial"/>
+          <w:color w:val="000000"/>
+          <w:sz w:val="22"/>
+          <w:szCs w:val="22"/>
+        </w:rPr>
+        <w:t>绘制和美术风格设计会在美术章节详细讲解</w:t>
+      </w:r>
+    </w:p>
+    <w:p>
+      <w:pPr>
+        <w:pStyle w:val="s9"/>
+        <w:spacing w:before="90" w:beforeAutospacing="0" w:after="90" w:afterAutospacing="0"/>
+        <w:ind w:leftChars="100" w:left="220"/>
+        <w:rPr>
+          <w:rStyle w:val="bumpedfont15"/>
+          <w:rFonts w:ascii="等线" w:eastAsia="等线" w:hAnsi="等线" w:cs="Arial"/>
+          <w:color w:val="000000"/>
+          <w:sz w:val="22"/>
+        </w:rPr>
+      </w:pPr>
+      <w:r>
+        <w:rPr>
+          <w:rStyle w:val="bumpedfont15"/>
+          <w:rFonts w:ascii="等线" w:eastAsia="等线" w:hAnsi="等线" w:cs="Arial"/>
+          <w:color w:val="000000"/>
+          <w:sz w:val="22"/>
+        </w:rPr>
+        <w:drawing>
+          <wp:inline distT="0" distB="0" distL="0" distR="0" wp14:anchorId="561F0C56" wp14:editId="00292A65">
+            <wp:extent cx="2142877" cy="2142877"/>
+            <wp:effectExtent l="0" t="0" r="0" b="0"/>
+            <wp:docPr id="1992303197" name="图片 10"/>
+            <wp:cNvGraphicFramePr>
+              <a:graphicFrameLocks xmlns:a="http://schemas.openxmlformats.org/drawingml/2006/main" noChangeAspect="1"/>
+            </wp:cNvGraphicFramePr>
+            <a:graphic xmlns:a="http://schemas.openxmlformats.org/drawingml/2006/main">
+              <a:graphicData uri="http://schemas.openxmlformats.org/drawingml/2006/picture">
+                <pic:pic xmlns:pic="http://schemas.openxmlformats.org/drawingml/2006/picture">
+                  <pic:nvPicPr>
+                    <pic:cNvPr id="0" name="Picture 10"/>
+                    <pic:cNvPicPr>
+                      <a:picLocks noChangeAspect="1" noChangeArrowheads="1"/>
+                    </pic:cNvPicPr>
+                  </pic:nvPicPr>
+                  <pic:blipFill>
+                    <a:blip r:embed="rId9" cstate="print">
+                      <a:extLst>
+                        <a:ext uri="{28A0092B-C50C-407E-A947-70E740481C1C}">
+                          <a14:useLocalDpi xmlns:a14="http://schemas.microsoft.com/office/drawing/2010/main" val="0"/>
+                        </a:ext>
+                      </a:extLst>
+                    </a:blip>
+                    <a:srcRect/>
+                    <a:stretch>
+                      <a:fillRect/>
+                    </a:stretch>
+                  </pic:blipFill>
+                  <pic:spPr bwMode="auto">
+                    <a:xfrm>
+                      <a:off x="0" y="0"/>
+                      <a:ext cx="2226355" cy="2226355"/>
+                    </a:xfrm>
+                    <a:prstGeom prst="rect">
+                      <a:avLst/>
+                    </a:prstGeom>
+                    <a:noFill/>
+                    <a:ln>
+                      <a:noFill/>
+                    </a:ln>
+                  </pic:spPr>
+                </pic:pic>
+              </a:graphicData>
+            </a:graphic>
+          </wp:inline>
+        </w:drawing>
+      </w:r>
+      <w:r>
+        <w:rPr>
+          <w:rStyle w:val="bumpedfont15"/>
+          <w:rFonts w:ascii="等线" w:eastAsia="等线" w:hAnsi="等线" w:cs="Arial"/>
+          <w:color w:val="000000"/>
+          <w:sz w:val="22"/>
+        </w:rPr>
+        <w:drawing>
+          <wp:inline distT="0" distB="0" distL="0" distR="0" wp14:anchorId="464C1CD0" wp14:editId="70FA3346">
+            <wp:extent cx="2711394" cy="2031429"/>
+            <wp:effectExtent l="0" t="0" r="0" b="6985"/>
+            <wp:docPr id="1524235834" name="图片 11"/>
+            <wp:cNvGraphicFramePr>
+              <a:graphicFrameLocks xmlns:a="http://schemas.openxmlformats.org/drawingml/2006/main" noChangeAspect="1"/>
+            </wp:cNvGraphicFramePr>
+            <a:graphic xmlns:a="http://schemas.openxmlformats.org/drawingml/2006/main">
+              <a:graphicData uri="http://schemas.openxmlformats.org/drawingml/2006/picture">
+                <pic:pic xmlns:pic="http://schemas.openxmlformats.org/drawingml/2006/picture">
+                  <pic:nvPicPr>
+                    <pic:cNvPr id="0" name="Picture 11"/>
+                    <pic:cNvPicPr>
+                      <a:picLocks noChangeAspect="1" noChangeArrowheads="1"/>
+                    </pic:cNvPicPr>
+                  </pic:nvPicPr>
+                  <pic:blipFill>
+                    <a:blip r:embed="rId10">
+                      <a:extLst>
+                        <a:ext uri="{28A0092B-C50C-407E-A947-70E740481C1C}">
+                          <a14:useLocalDpi xmlns:a14="http://schemas.microsoft.com/office/drawing/2010/main" val="0"/>
+                        </a:ext>
+                      </a:extLst>
+                    </a:blip>
+                    <a:srcRect/>
+                    <a:stretch>
+                      <a:fillRect/>
+                    </a:stretch>
+                  </pic:blipFill>
+                  <pic:spPr bwMode="auto">
+                    <a:xfrm>
+                      <a:off x="0" y="0"/>
+                      <a:ext cx="2797176" cy="2095699"/>
+                    </a:xfrm>
+                    <a:prstGeom prst="rect">
+                      <a:avLst/>
+                    </a:prstGeom>
+                    <a:noFill/>
+                    <a:ln>
+                      <a:noFill/>
+                    </a:ln>
+                  </pic:spPr>
+                </pic:pic>
+              </a:graphicData>
+            </a:graphic>
+          </wp:inline>
+        </w:drawing>
+      </w:r>
+    </w:p>
+    <w:p>
+      <w:pPr>
+        <w:ind w:leftChars="200" w:left="440"/>
+        <w:rPr>
+          <w:rFonts w:hint="eastAsia"/>
+          <w:color w:val="002060"/>
+          <w:sz w:val="10"/>
+          <w:szCs w:val="10"/>
+        </w:rPr>
+      </w:pPr>
+      <w:r>
+        <w:rPr>
+          <w:rFonts w:hint="eastAsia"/>
+          <w:color w:val="002060"/>
+          <w:sz w:val="10"/>
+          <w:szCs w:val="10"/>
+        </w:rPr>
+        <w:t>开源资产</w:t>
+      </w:r>
+    </w:p>
+    <w:p>
+      <w:pPr>
+        <w:pStyle w:val="s9"/>
+        <w:spacing w:before="90" w:beforeAutospacing="0" w:after="90" w:afterAutospacing="0"/>
+        <w:ind w:leftChars="100" w:left="220"/>
+        <w:rPr>
+          <w:rFonts w:ascii="等线" w:eastAsia="等线" w:hAnsi="等线" w:hint="eastAsia"/>
+          <w:color w:val="000000"/>
+          <w:sz w:val="22"/>
+          <w:szCs w:val="22"/>
+        </w:rPr>
+      </w:pPr>
+    </w:p>
+    <w:p>
+      <w:pPr>
+        <w:pStyle w:val="s9"/>
+        <w:spacing w:before="90" w:beforeAutospacing="0" w:after="90" w:afterAutospacing="0"/>
+        <w:rPr>
+          <w:rFonts w:ascii="等线" w:eastAsia="等线" w:hAnsi="等线" w:hint="eastAsia"/>
           <w:b/>
           <w:bCs/>
           <w:color w:val="000000"/>
@@ -6538,7 +10019,7 @@
       <w:r>
         <w:rPr>
           <w:rStyle w:val="bumpedfont15"/>
-          <w:rFonts w:ascii="DengXian" w:eastAsia="DengXian" w:hAnsi="DengXian" w:cs="Arial"/>
+          <w:rFonts w:ascii="等线" w:eastAsia="等线" w:hAnsi="等线" w:cs="Arial"/>
           <w:b/>
           <w:bCs/>
           <w:color w:val="000000"/>
@@ -6553,7 +10034,7 @@
         <w:pStyle w:val="s9"/>
         <w:spacing w:before="90" w:beforeAutospacing="0" w:after="90" w:afterAutospacing="0"/>
         <w:rPr>
-          <w:rFonts w:ascii="DengXian" w:eastAsia="DengXian" w:hAnsi="DengXian"/>
+          <w:rFonts w:ascii="等线" w:eastAsia="等线" w:hAnsi="等线" w:hint="eastAsia"/>
           <w:b/>
           <w:bCs/>
           <w:color w:val="000000"/>
@@ -6564,7 +10045,7 @@
       <w:r>
         <w:rPr>
           <w:rStyle w:val="bumpedfont15"/>
-          <w:rFonts w:ascii="DengXian" w:eastAsia="DengXian" w:hAnsi="DengXian" w:cs="Arial"/>
+          <w:rFonts w:ascii="等线" w:eastAsia="等线" w:hAnsi="等线" w:cs="Arial"/>
           <w:b/>
           <w:bCs/>
           <w:color w:val="000000"/>
@@ -6580,24 +10061,25 @@
         <w:spacing w:before="90" w:beforeAutospacing="0" w:after="90" w:afterAutospacing="0"/>
         <w:rPr>
           <w:rStyle w:val="bumpedfont15"/>
-          <w:rFonts w:ascii="DengXian" w:eastAsia="DengXian" w:hAnsi="DengXian" w:cs="Arial"/>
-          <w:b/>
-          <w:bCs/>
-          <w:color w:val="000000"/>
-          <w:sz w:val="26"/>
-          <w:szCs w:val="26"/>
-        </w:rPr>
-      </w:pPr>
-      <w:r>
-        <w:rPr>
-          <w:rStyle w:val="bumpedfont15"/>
-          <w:rFonts w:ascii="DengXian" w:eastAsia="DengXian" w:hAnsi="DengXian" w:cs="Arial"/>
-          <w:b/>
-          <w:bCs/>
-          <w:color w:val="000000"/>
-          <w:sz w:val="26"/>
-          <w:szCs w:val="26"/>
-        </w:rPr>
+          <w:rFonts w:ascii="等线" w:eastAsia="等线" w:hAnsi="等线" w:cs="Arial" w:hint="eastAsia"/>
+          <w:b/>
+          <w:bCs/>
+          <w:color w:val="000000"/>
+          <w:sz w:val="26"/>
+          <w:szCs w:val="26"/>
+        </w:rPr>
+      </w:pPr>
+      <w:r>
+        <w:rPr>
+          <w:rStyle w:val="bumpedfont15"/>
+          <w:rFonts w:ascii="等线" w:eastAsia="等线" w:hAnsi="等线" w:cs="Arial"/>
+          <w:b/>
+          <w:bCs/>
+          <w:color w:val="000000"/>
+          <w:sz w:val="26"/>
+          <w:szCs w:val="26"/>
+        </w:rPr>
+        <w:lastRenderedPageBreak/>
         <w:t>6.5 动画与特效设计要求</w:t>
       </w:r>
     </w:p>
@@ -6607,16 +10089,16 @@
         <w:spacing w:before="90" w:beforeAutospacing="0" w:after="90" w:afterAutospacing="0"/>
         <w:ind w:leftChars="100" w:left="220"/>
         <w:rPr>
-          <w:rFonts w:ascii="DengXian" w:eastAsia="DengXian" w:hAnsi="DengXian" w:cs="Arial"/>
-          <w:color w:val="000000"/>
-          <w:sz w:val="22"/>
-          <w:szCs w:val="22"/>
-        </w:rPr>
-      </w:pPr>
-      <w:r>
-        <w:rPr>
-          <w:rStyle w:val="bumpedfont15"/>
-          <w:rFonts w:ascii="DengXian" w:eastAsia="DengXian" w:hAnsi="DengXian" w:cs="Arial"/>
+          <w:rFonts w:ascii="等线" w:eastAsia="等线" w:hAnsi="等线" w:cs="Arial" w:hint="eastAsia"/>
+          <w:color w:val="000000"/>
+          <w:sz w:val="22"/>
+          <w:szCs w:val="22"/>
+        </w:rPr>
+      </w:pPr>
+      <w:r>
+        <w:rPr>
+          <w:rStyle w:val="bumpedfont15"/>
+          <w:rFonts w:ascii="等线" w:eastAsia="等线" w:hAnsi="等线" w:cs="Arial"/>
           <w:b/>
           <w:bCs/>
           <w:color w:val="000000"/>
@@ -6628,7 +10110,7 @@
       <w:r>
         <w:rPr>
           <w:rStyle w:val="bumpedfont15"/>
-          <w:rFonts w:ascii="DengXian" w:eastAsia="DengXian" w:hAnsi="DengXian" w:cs="Arial" w:hint="eastAsia"/>
+          <w:rFonts w:ascii="等线" w:eastAsia="等线" w:hAnsi="等线" w:cs="Arial" w:hint="eastAsia"/>
           <w:color w:val="000000"/>
           <w:sz w:val="22"/>
           <w:szCs w:val="22"/>
@@ -6641,7 +10123,7 @@
         <w:pStyle w:val="s9"/>
         <w:spacing w:before="90" w:beforeAutospacing="0" w:after="90" w:afterAutospacing="0"/>
         <w:rPr>
-          <w:rFonts w:ascii="DengXian" w:eastAsia="DengXian" w:hAnsi="DengXian"/>
+          <w:rFonts w:ascii="等线" w:eastAsia="等线" w:hAnsi="等线" w:hint="eastAsia"/>
           <w:b/>
           <w:bCs/>
           <w:color w:val="000000"/>
@@ -6652,7 +10134,7 @@
       <w:r>
         <w:rPr>
           <w:rStyle w:val="bumpedfont15"/>
-          <w:rFonts w:ascii="DengXian" w:eastAsia="DengXian" w:hAnsi="DengXian" w:cs="Arial"/>
+          <w:rFonts w:ascii="等线" w:eastAsia="等线" w:hAnsi="等线" w:cs="Arial"/>
           <w:b/>
           <w:bCs/>
           <w:color w:val="000000"/>
@@ -6664,25 +10146,469 @@
     </w:p>
     <w:p>
       <w:pPr>
+        <w:pStyle w:val="s9"/>
+        <w:spacing w:before="90" w:beforeAutospacing="0" w:after="90" w:afterAutospacing="0"/>
+        <w:ind w:leftChars="100" w:left="220"/>
+        <w:rPr>
+          <w:rStyle w:val="bumpedfont15"/>
+          <w:rFonts w:ascii="等线" w:eastAsia="等线" w:hAnsi="等线" w:cs="Arial"/>
+          <w:color w:val="000000"/>
+          <w:sz w:val="22"/>
+          <w:szCs w:val="22"/>
+        </w:rPr>
+      </w:pPr>
+      <w:r>
+        <w:rPr>
+          <w:rStyle w:val="bumpedfont15"/>
+          <w:rFonts w:ascii="等线" w:eastAsia="等线" w:hAnsi="等线" w:cs="Arial"/>
+          <w:color w:val="000000"/>
+          <w:szCs w:val="22"/>
+        </w:rPr>
+        <w:br w:type="page"/>
+      </w:r>
+      <w:r>
+        <w:rPr>
+          <w:rStyle w:val="bumpedfont15"/>
+          <w:rFonts w:ascii="等线" w:eastAsia="等线" w:hAnsi="等线" w:cs="Arial"/>
+          <w:color w:val="000000"/>
+          <w:sz w:val="22"/>
+        </w:rPr>
+        <w:lastRenderedPageBreak/>
+        <w:t>资产创作方式</w:t>
+      </w:r>
+    </w:p>
+    <w:p>
+      <w:pPr>
+        <w:pStyle w:val="s9"/>
+        <w:spacing w:before="90" w:beforeAutospacing="0" w:after="90" w:afterAutospacing="0"/>
+        <w:ind w:leftChars="200" w:left="440"/>
+        <w:rPr>
+          <w:rStyle w:val="bumpedfont15"/>
+          <w:rFonts w:ascii="等线" w:eastAsia="等线" w:hAnsi="等线" w:cs="Arial" w:hint="eastAsia"/>
+          <w:color w:val="000000"/>
+          <w:sz w:val="22"/>
+        </w:rPr>
+      </w:pPr>
+      <w:r>
+        <w:rPr>
+          <w:rStyle w:val="bumpedfont15"/>
+          <w:rFonts w:ascii="等线" w:eastAsia="等线" w:hAnsi="等线" w:cs="Arial"/>
+          <w:color w:val="000000"/>
+          <w:sz w:val="22"/>
+        </w:rPr>
+        <w:t>以免费开源资产为主，以手绘补充无法搜集到的需求资产。</w:t>
+      </w:r>
+    </w:p>
+    <w:p>
+      <w:pPr>
+        <w:pStyle w:val="s9"/>
+        <w:spacing w:before="90" w:beforeAutospacing="0" w:after="90" w:afterAutospacing="0"/>
+        <w:ind w:leftChars="200" w:left="440"/>
+        <w:rPr>
+          <w:rStyle w:val="bumpedfont15"/>
+          <w:rFonts w:ascii="等线" w:eastAsia="等线" w:hAnsi="等线" w:cs="Arial"/>
+          <w:color w:val="000000"/>
+          <w:sz w:val="22"/>
+          <w:szCs w:val="22"/>
+        </w:rPr>
+      </w:pPr>
+      <w:r>
+        <w:rPr>
+          <w:rStyle w:val="bumpedfont15"/>
+          <w:rFonts w:ascii="等线" w:eastAsia="等线" w:hAnsi="等线" w:cs="Arial"/>
+          <w:color w:val="000000"/>
+          <w:sz w:val="22"/>
+          <w:szCs w:val="22"/>
+        </w:rPr>
+        <w:drawing>
+          <wp:inline distT="0" distB="0" distL="0" distR="0" wp14:anchorId="1BD6916B" wp14:editId="11956CF2">
+            <wp:extent cx="5274310" cy="3954145"/>
+            <wp:effectExtent l="0" t="0" r="2540" b="8255"/>
+            <wp:docPr id="1792850970" name="图片 21"/>
+            <wp:cNvGraphicFramePr>
+              <a:graphicFrameLocks xmlns:a="http://schemas.openxmlformats.org/drawingml/2006/main" noChangeAspect="1"/>
+            </wp:cNvGraphicFramePr>
+            <a:graphic xmlns:a="http://schemas.openxmlformats.org/drawingml/2006/main">
+              <a:graphicData uri="http://schemas.openxmlformats.org/drawingml/2006/picture">
+                <pic:pic xmlns:pic="http://schemas.openxmlformats.org/drawingml/2006/picture">
+                  <pic:nvPicPr>
+                    <pic:cNvPr id="0" name="Picture 22"/>
+                    <pic:cNvPicPr>
+                      <a:picLocks noChangeAspect="1" noChangeArrowheads="1"/>
+                    </pic:cNvPicPr>
+                  </pic:nvPicPr>
+                  <pic:blipFill>
+                    <a:blip r:embed="rId11" cstate="print">
+                      <a:extLst>
+                        <a:ext uri="{28A0092B-C50C-407E-A947-70E740481C1C}">
+                          <a14:useLocalDpi xmlns:a14="http://schemas.microsoft.com/office/drawing/2010/main" val="0"/>
+                        </a:ext>
+                      </a:extLst>
+                    </a:blip>
+                    <a:srcRect/>
+                    <a:stretch>
+                      <a:fillRect/>
+                    </a:stretch>
+                  </pic:blipFill>
+                  <pic:spPr bwMode="auto">
+                    <a:xfrm>
+                      <a:off x="0" y="0"/>
+                      <a:ext cx="5274310" cy="3954145"/>
+                    </a:xfrm>
+                    <a:prstGeom prst="rect">
+                      <a:avLst/>
+                    </a:prstGeom>
+                    <a:noFill/>
+                    <a:ln>
+                      <a:noFill/>
+                    </a:ln>
+                  </pic:spPr>
+                </pic:pic>
+              </a:graphicData>
+            </a:graphic>
+          </wp:inline>
+        </w:drawing>
+      </w:r>
+    </w:p>
+    <w:p>
+      <w:pPr>
+        <w:pStyle w:val="s9"/>
+        <w:spacing w:before="90" w:beforeAutospacing="0" w:after="90" w:afterAutospacing="0"/>
+        <w:ind w:leftChars="200" w:left="440"/>
+        <w:rPr>
+          <w:rStyle w:val="bumpedfont15"/>
+          <w:rFonts w:ascii="等线" w:eastAsia="等线" w:hAnsi="等线" w:cs="Arial" w:hint="eastAsia"/>
+          <w:color w:val="000000"/>
+          <w:sz w:val="16"/>
+          <w:szCs w:val="16"/>
+        </w:rPr>
+      </w:pPr>
+      <w:r>
+        <w:rPr>
+          <w:rStyle w:val="bumpedfont15"/>
+          <w:rFonts w:ascii="等线" w:eastAsia="等线" w:hAnsi="等线" w:cs="Arial"/>
+          <w:color w:val="000000"/>
+          <w:sz w:val="16"/>
+          <w:szCs w:val="16"/>
+        </w:rPr>
+        <w:t>使用</w:t>
+      </w:r>
+      <w:proofErr w:type="spellStart"/>
+      <w:r>
+        <w:rPr>
+          <w:rStyle w:val="bumpedfont15"/>
+          <w:rFonts w:ascii="等线" w:eastAsia="等线" w:hAnsi="等线" w:cs="Arial"/>
+          <w:color w:val="000000"/>
+          <w:sz w:val="16"/>
+          <w:szCs w:val="16"/>
+        </w:rPr>
+        <w:t>Resprite</w:t>
+      </w:r>
+      <w:proofErr w:type="spellEnd"/>
+      <w:r>
+        <w:rPr>
+          <w:rStyle w:val="bumpedfont15"/>
+          <w:rFonts w:ascii="等线" w:eastAsia="等线" w:hAnsi="等线" w:cs="Arial"/>
+          <w:color w:val="000000"/>
+          <w:sz w:val="16"/>
+          <w:szCs w:val="16"/>
+        </w:rPr>
+        <w:t>手绘素材</w:t>
+      </w:r>
+    </w:p>
+    <w:p>
+      <w:pPr>
+        <w:pStyle w:val="s9"/>
+        <w:spacing w:before="90" w:beforeAutospacing="0" w:after="90" w:afterAutospacing="0"/>
+        <w:ind w:leftChars="200" w:left="440"/>
+        <w:rPr>
+          <w:rStyle w:val="bumpedfont15"/>
+          <w:rFonts w:ascii="等线" w:eastAsia="等线" w:hAnsi="等线" w:cs="Arial"/>
+          <w:color w:val="000000"/>
+          <w:sz w:val="22"/>
+          <w:szCs w:val="22"/>
+        </w:rPr>
+      </w:pPr>
+      <w:r>
+        <w:rPr>
+          <w:rStyle w:val="bumpedfont15"/>
+          <w:rFonts w:ascii="等线" w:eastAsia="等线" w:hAnsi="等线" w:cs="Arial"/>
+          <w:color w:val="000000"/>
+          <w:sz w:val="22"/>
+        </w:rPr>
+        <w:drawing>
+          <wp:inline distT="0" distB="0" distL="0" distR="0" wp14:anchorId="2C8146CC" wp14:editId="7685D380">
+            <wp:extent cx="4735418" cy="393590"/>
+            <wp:effectExtent l="0" t="0" r="0" b="0"/>
+            <wp:docPr id="1264723189" name="图片 9"/>
+            <wp:cNvGraphicFramePr>
+              <a:graphicFrameLocks xmlns:a="http://schemas.openxmlformats.org/drawingml/2006/main" noChangeAspect="1"/>
+            </wp:cNvGraphicFramePr>
+            <a:graphic xmlns:a="http://schemas.openxmlformats.org/drawingml/2006/main">
+              <a:graphicData uri="http://schemas.openxmlformats.org/drawingml/2006/picture">
+                <pic:pic xmlns:pic="http://schemas.openxmlformats.org/drawingml/2006/picture">
+                  <pic:nvPicPr>
+                    <pic:cNvPr id="0" name="Picture 9"/>
+                    <pic:cNvPicPr>
+                      <a:picLocks noChangeAspect="1" noChangeArrowheads="1"/>
+                    </pic:cNvPicPr>
+                  </pic:nvPicPr>
+                  <pic:blipFill>
+                    <a:blip r:embed="rId12">
+                      <a:extLst>
+                        <a:ext uri="{28A0092B-C50C-407E-A947-70E740481C1C}">
+                          <a14:useLocalDpi xmlns:a14="http://schemas.microsoft.com/office/drawing/2010/main" val="0"/>
+                        </a:ext>
+                      </a:extLst>
+                    </a:blip>
+                    <a:srcRect/>
+                    <a:stretch>
+                      <a:fillRect/>
+                    </a:stretch>
+                  </pic:blipFill>
+                  <pic:spPr bwMode="auto">
+                    <a:xfrm>
+                      <a:off x="0" y="0"/>
+                      <a:ext cx="4820376" cy="400651"/>
+                    </a:xfrm>
+                    <a:prstGeom prst="rect">
+                      <a:avLst/>
+                    </a:prstGeom>
+                    <a:noFill/>
+                    <a:ln>
+                      <a:noFill/>
+                    </a:ln>
+                  </pic:spPr>
+                </pic:pic>
+              </a:graphicData>
+            </a:graphic>
+          </wp:inline>
+        </w:drawing>
+      </w:r>
+    </w:p>
+    <w:p>
+      <w:pPr>
         <w:widowControl/>
-        <w:rPr>
-          <w:rStyle w:val="bumpedfont15"/>
-          <w:rFonts w:ascii="DengXian" w:eastAsia="DengXian" w:hAnsi="DengXian" w:cs="Arial"/>
+        <w:spacing w:after="0"/>
+        <w:ind w:leftChars="100" w:left="220"/>
+        <w:rPr>
+          <w:rFonts w:hint="eastAsia"/>
+          <w:color w:val="0F4761" w:themeColor="accent1" w:themeShade="BF"/>
+          <w:sz w:val="56"/>
+          <w:szCs w:val="56"/>
+        </w:rPr>
+      </w:pPr>
+      <w:r>
+        <w:rPr>
+          <w:noProof/>
+          <w:szCs w:val="22"/>
+        </w:rPr>
+        <w:drawing>
+          <wp:anchor distT="0" distB="0" distL="114300" distR="114300" simplePos="0" relativeHeight="251659264" behindDoc="0" locked="0" layoutInCell="1" allowOverlap="1" wp14:anchorId="070FDC13" wp14:editId="067A8113">
+            <wp:simplePos x="0" y="0"/>
+            <wp:positionH relativeFrom="column">
+              <wp:posOffset>1988</wp:posOffset>
+            </wp:positionH>
+            <wp:positionV relativeFrom="paragraph">
+              <wp:posOffset>54776</wp:posOffset>
+            </wp:positionV>
+            <wp:extent cx="3251835" cy="3251835"/>
+            <wp:effectExtent l="0" t="0" r="0" b="5715"/>
+            <wp:wrapSquare wrapText="bothSides"/>
+            <wp:docPr id="1910317462" name="图片 13"/>
+            <wp:cNvGraphicFramePr>
+              <a:graphicFrameLocks xmlns:a="http://schemas.openxmlformats.org/drawingml/2006/main" noChangeAspect="1"/>
+            </wp:cNvGraphicFramePr>
+            <a:graphic xmlns:a="http://schemas.openxmlformats.org/drawingml/2006/main">
+              <a:graphicData uri="http://schemas.openxmlformats.org/drawingml/2006/picture">
+                <pic:pic xmlns:pic="http://schemas.openxmlformats.org/drawingml/2006/picture">
+                  <pic:nvPicPr>
+                    <pic:cNvPr id="0" name="Picture 13"/>
+                    <pic:cNvPicPr>
+                      <a:picLocks noChangeAspect="1" noChangeArrowheads="1"/>
+                    </pic:cNvPicPr>
+                  </pic:nvPicPr>
+                  <pic:blipFill>
+                    <a:blip r:embed="rId13">
+                      <a:extLst>
+                        <a:ext uri="{28A0092B-C50C-407E-A947-70E740481C1C}">
+                          <a14:useLocalDpi xmlns:a14="http://schemas.microsoft.com/office/drawing/2010/main" val="0"/>
+                        </a:ext>
+                      </a:extLst>
+                    </a:blip>
+                    <a:srcRect/>
+                    <a:stretch>
+                      <a:fillRect/>
+                    </a:stretch>
+                  </pic:blipFill>
+                  <pic:spPr bwMode="auto">
+                    <a:xfrm>
+                      <a:off x="0" y="0"/>
+                      <a:ext cx="3251835" cy="3251835"/>
+                    </a:xfrm>
+                    <a:prstGeom prst="rect">
+                      <a:avLst/>
+                    </a:prstGeom>
+                    <a:noFill/>
+                    <a:ln>
+                      <a:noFill/>
+                    </a:ln>
+                  </pic:spPr>
+                </pic:pic>
+              </a:graphicData>
+            </a:graphic>
+          </wp:anchor>
+        </w:drawing>
+      </w:r>
+      <w:r>
+        <w:rPr>
+          <w:noProof/>
+          <w:color w:val="0F4761" w:themeColor="accent1" w:themeShade="BF"/>
+          <w:sz w:val="56"/>
+          <w:szCs w:val="56"/>
+        </w:rPr>
+        <w:drawing>
+          <wp:inline distT="0" distB="0" distL="0" distR="0" wp14:anchorId="24B663E9" wp14:editId="0423A95B">
+            <wp:extent cx="1498821" cy="1498821"/>
+            <wp:effectExtent l="0" t="0" r="0" b="6350"/>
+            <wp:docPr id="1214970082" name="图片 23"/>
+            <wp:cNvGraphicFramePr>
+              <a:graphicFrameLocks xmlns:a="http://schemas.openxmlformats.org/drawingml/2006/main" noChangeAspect="1"/>
+            </wp:cNvGraphicFramePr>
+            <a:graphic xmlns:a="http://schemas.openxmlformats.org/drawingml/2006/main">
+              <a:graphicData uri="http://schemas.openxmlformats.org/drawingml/2006/picture">
+                <pic:pic xmlns:pic="http://schemas.openxmlformats.org/drawingml/2006/picture">
+                  <pic:nvPicPr>
+                    <pic:cNvPr id="0" name="Picture 25"/>
+                    <pic:cNvPicPr>
+                      <a:picLocks noChangeAspect="1" noChangeArrowheads="1"/>
+                    </pic:cNvPicPr>
+                  </pic:nvPicPr>
+                  <pic:blipFill>
+                    <a:blip r:embed="rId14">
+                      <a:extLst>
+                        <a:ext uri="{28A0092B-C50C-407E-A947-70E740481C1C}">
+                          <a14:useLocalDpi xmlns:a14="http://schemas.microsoft.com/office/drawing/2010/main" val="0"/>
+                        </a:ext>
+                      </a:extLst>
+                    </a:blip>
+                    <a:srcRect/>
+                    <a:stretch>
+                      <a:fillRect/>
+                    </a:stretch>
+                  </pic:blipFill>
+                  <pic:spPr bwMode="auto">
+                    <a:xfrm>
+                      <a:off x="0" y="0"/>
+                      <a:ext cx="1521492" cy="1521492"/>
+                    </a:xfrm>
+                    <a:prstGeom prst="rect">
+                      <a:avLst/>
+                    </a:prstGeom>
+                    <a:noFill/>
+                    <a:ln>
+                      <a:noFill/>
+                    </a:ln>
+                  </pic:spPr>
+                </pic:pic>
+              </a:graphicData>
+            </a:graphic>
+          </wp:inline>
+        </w:drawing>
+      </w:r>
+      <w:r>
+        <w:rPr>
+          <w:rFonts w:hint="eastAsia"/>
+          <w:noProof/>
+          <w:color w:val="0F4761" w:themeColor="accent1" w:themeShade="BF"/>
+          <w:sz w:val="56"/>
+          <w:szCs w:val="56"/>
+        </w:rPr>
+        <w:drawing>
+          <wp:inline distT="0" distB="0" distL="0" distR="0" wp14:anchorId="6724B503" wp14:editId="064133B2">
+            <wp:extent cx="1407381" cy="1407381"/>
+            <wp:effectExtent l="0" t="0" r="0" b="0"/>
+            <wp:docPr id="339785345" name="图片 22"/>
+            <wp:cNvGraphicFramePr>
+              <a:graphicFrameLocks xmlns:a="http://schemas.openxmlformats.org/drawingml/2006/main" noChangeAspect="1"/>
+            </wp:cNvGraphicFramePr>
+            <a:graphic xmlns:a="http://schemas.openxmlformats.org/drawingml/2006/main">
+              <a:graphicData uri="http://schemas.openxmlformats.org/drawingml/2006/picture">
+                <pic:pic xmlns:pic="http://schemas.openxmlformats.org/drawingml/2006/picture">
+                  <pic:nvPicPr>
+                    <pic:cNvPr id="0" name="Picture 24"/>
+                    <pic:cNvPicPr>
+                      <a:picLocks noChangeAspect="1" noChangeArrowheads="1"/>
+                    </pic:cNvPicPr>
+                  </pic:nvPicPr>
+                  <pic:blipFill>
+                    <a:blip r:embed="rId15">
+                      <a:extLst>
+                        <a:ext uri="{28A0092B-C50C-407E-A947-70E740481C1C}">
+                          <a14:useLocalDpi xmlns:a14="http://schemas.microsoft.com/office/drawing/2010/main" val="0"/>
+                        </a:ext>
+                      </a:extLst>
+                    </a:blip>
+                    <a:srcRect/>
+                    <a:stretch>
+                      <a:fillRect/>
+                    </a:stretch>
+                  </pic:blipFill>
+                  <pic:spPr bwMode="auto">
+                    <a:xfrm>
+                      <a:off x="0" y="0"/>
+                      <a:ext cx="1414457" cy="1414457"/>
+                    </a:xfrm>
+                    <a:prstGeom prst="rect">
+                      <a:avLst/>
+                    </a:prstGeom>
+                    <a:noFill/>
+                    <a:ln>
+                      <a:noFill/>
+                    </a:ln>
+                  </pic:spPr>
+                </pic:pic>
+              </a:graphicData>
+            </a:graphic>
+          </wp:inline>
+        </w:drawing>
+      </w:r>
+    </w:p>
+    <w:p>
+      <w:pPr>
+        <w:widowControl/>
+        <w:spacing w:after="0"/>
+        <w:ind w:leftChars="100" w:left="220"/>
+        <w:rPr>
+          <w:rFonts w:hint="eastAsia"/>
+          <w:color w:val="0F4761" w:themeColor="accent1" w:themeShade="BF"/>
+          <w:sz w:val="16"/>
+          <w:szCs w:val="16"/>
+        </w:rPr>
+      </w:pPr>
+      <w:r>
+        <w:rPr>
+          <w:rFonts w:hint="eastAsia"/>
+          <w:color w:val="0F4761" w:themeColor="accent1" w:themeShade="BF"/>
+          <w:sz w:val="16"/>
+          <w:szCs w:val="16"/>
+        </w:rPr>
+        <w:t>开源素材</w:t>
+      </w:r>
+    </w:p>
+    <w:p>
+      <w:pPr>
+        <w:widowControl/>
+        <w:ind w:leftChars="100" w:left="220"/>
+        <w:rPr>
+          <w:rStyle w:val="bumpedfont15"/>
+          <w:rFonts w:ascii="等线" w:eastAsia="等线" w:hAnsi="等线" w:cs="Arial" w:hint="eastAsia"/>
           <w:color w:val="000000"/>
           <w:kern w:val="0"/>
           <w:szCs w:val="22"/>
           <w14:ligatures w14:val="none"/>
         </w:rPr>
       </w:pPr>
-      <w:r>
-        <w:rPr>
-          <w:rStyle w:val="bumpedfont15"/>
-          <w:rFonts w:ascii="DengXian" w:eastAsia="DengXian" w:hAnsi="DengXian" w:cs="Arial"/>
-          <w:color w:val="000000"/>
-          <w:szCs w:val="22"/>
-        </w:rPr>
-        <w:br w:type="page"/>
-      </w:r>
     </w:p>
     <w:p>
       <w:pPr>
@@ -6690,7 +10616,7 @@
         <w:spacing w:before="240" w:beforeAutospacing="0" w:after="90" w:afterAutospacing="0"/>
         <w:rPr>
           <w:rStyle w:val="bumpedfont15"/>
-          <w:rFonts w:cs="Arial"/>
+          <w:rFonts w:cs="Arial" w:hint="eastAsia"/>
           <w:b/>
           <w:bCs/>
           <w:sz w:val="36"/>
@@ -6700,14 +10626,13 @@
       <w:r>
         <w:rPr>
           <w:rStyle w:val="bumpedfont15"/>
-          <w:rFonts w:ascii="DengXian" w:eastAsia="DengXian" w:hAnsi="DengXian" w:cs="Arial"/>
+          <w:rFonts w:ascii="等线" w:eastAsia="等线" w:hAnsi="等线" w:cs="Arial"/>
           <w:b/>
           <w:bCs/>
           <w:color w:val="000000"/>
           <w:sz w:val="36"/>
           <w:szCs w:val="36"/>
         </w:rPr>
-        <w:lastRenderedPageBreak/>
         <w:t>七、音频与音效需求</w:t>
       </w:r>
     </w:p>
@@ -6716,7 +10641,7 @@
         <w:pStyle w:val="s9"/>
         <w:spacing w:before="90" w:beforeAutospacing="0" w:after="90" w:afterAutospacing="0"/>
         <w:rPr>
-          <w:rFonts w:ascii="DengXian" w:eastAsia="DengXian" w:hAnsi="DengXian"/>
+          <w:rFonts w:ascii="等线" w:eastAsia="等线" w:hAnsi="等线" w:hint="eastAsia"/>
           <w:b/>
           <w:bCs/>
           <w:color w:val="000000"/>
@@ -6727,7 +10652,7 @@
       <w:r>
         <w:rPr>
           <w:rStyle w:val="bumpedfont15"/>
-          <w:rFonts w:ascii="DengXian" w:eastAsia="DengXian" w:hAnsi="DengXian" w:cs="Arial"/>
+          <w:rFonts w:ascii="等线" w:eastAsia="等线" w:hAnsi="等线" w:cs="Arial"/>
           <w:b/>
           <w:bCs/>
           <w:color w:val="000000"/>
@@ -6742,7 +10667,7 @@
         <w:pStyle w:val="s9"/>
         <w:spacing w:before="90" w:beforeAutospacing="0" w:after="90" w:afterAutospacing="0"/>
         <w:rPr>
-          <w:rFonts w:ascii="DengXian" w:eastAsia="DengXian" w:hAnsi="DengXian"/>
+          <w:rFonts w:ascii="等线" w:eastAsia="等线" w:hAnsi="等线" w:hint="eastAsia"/>
           <w:b/>
           <w:bCs/>
           <w:color w:val="000000"/>
@@ -6753,7 +10678,7 @@
       <w:r>
         <w:rPr>
           <w:rStyle w:val="bumpedfont15"/>
-          <w:rFonts w:ascii="DengXian" w:eastAsia="DengXian" w:hAnsi="DengXian" w:cs="Arial"/>
+          <w:rFonts w:ascii="等线" w:eastAsia="等线" w:hAnsi="等线" w:cs="Arial"/>
           <w:b/>
           <w:bCs/>
           <w:color w:val="000000"/>
@@ -6768,7 +10693,7 @@
         <w:pStyle w:val="s9"/>
         <w:spacing w:before="90" w:beforeAutospacing="0" w:after="90" w:afterAutospacing="0"/>
         <w:rPr>
-          <w:rFonts w:ascii="DengXian" w:eastAsia="DengXian" w:hAnsi="DengXian"/>
+          <w:rFonts w:ascii="等线" w:eastAsia="等线" w:hAnsi="等线" w:hint="eastAsia"/>
           <w:b/>
           <w:bCs/>
           <w:color w:val="000000"/>
@@ -6779,7 +10704,7 @@
       <w:r>
         <w:rPr>
           <w:rStyle w:val="bumpedfont15"/>
-          <w:rFonts w:ascii="DengXian" w:eastAsia="DengXian" w:hAnsi="DengXian" w:cs="Arial"/>
+          <w:rFonts w:ascii="等线" w:eastAsia="等线" w:hAnsi="等线" w:cs="Arial"/>
           <w:b/>
           <w:bCs/>
           <w:color w:val="000000"/>
@@ -6794,7 +10719,7 @@
         <w:widowControl/>
         <w:rPr>
           <w:rStyle w:val="bumpedfont15"/>
-          <w:rFonts w:ascii="DengXian" w:eastAsia="DengXian" w:hAnsi="DengXian" w:cs="Arial"/>
+          <w:rFonts w:ascii="等线" w:eastAsia="等线" w:hAnsi="等线" w:cs="Arial" w:hint="eastAsia"/>
           <w:color w:val="000000"/>
           <w:kern w:val="0"/>
           <w:szCs w:val="22"/>
@@ -6804,7 +10729,7 @@
       <w:r>
         <w:rPr>
           <w:rStyle w:val="bumpedfont15"/>
-          <w:rFonts w:ascii="DengXian" w:eastAsia="DengXian" w:hAnsi="DengXian" w:cs="Arial"/>
+          <w:rFonts w:ascii="等线" w:eastAsia="等线" w:hAnsi="等线" w:cs="Arial"/>
           <w:color w:val="000000"/>
           <w:szCs w:val="22"/>
         </w:rPr>
@@ -6817,7 +10742,7 @@
         <w:spacing w:before="240" w:beforeAutospacing="0" w:after="90" w:afterAutospacing="0"/>
         <w:rPr>
           <w:rStyle w:val="bumpedfont15"/>
-          <w:rFonts w:cs="Arial"/>
+          <w:rFonts w:cs="Arial" w:hint="eastAsia"/>
           <w:b/>
           <w:bCs/>
           <w:sz w:val="36"/>
@@ -6827,7 +10752,7 @@
       <w:r>
         <w:rPr>
           <w:rStyle w:val="bumpedfont15"/>
-          <w:rFonts w:ascii="DengXian" w:eastAsia="DengXian" w:hAnsi="DengXian" w:cs="Arial"/>
+          <w:rFonts w:ascii="等线" w:eastAsia="等线" w:hAnsi="等线" w:cs="Arial"/>
           <w:b/>
           <w:bCs/>
           <w:color w:val="000000"/>
@@ -6843,7 +10768,7 @@
         <w:pStyle w:val="s9"/>
         <w:spacing w:before="90" w:beforeAutospacing="0" w:after="90" w:afterAutospacing="0"/>
         <w:rPr>
-          <w:rFonts w:ascii="DengXian" w:eastAsia="DengXian" w:hAnsi="DengXian"/>
+          <w:rFonts w:ascii="等线" w:eastAsia="等线" w:hAnsi="等线" w:hint="eastAsia"/>
           <w:color w:val="000000"/>
           <w:sz w:val="27"/>
           <w:szCs w:val="27"/>
@@ -6852,7 +10777,7 @@
       <w:r>
         <w:rPr>
           <w:rStyle w:val="bumpedfont15"/>
-          <w:rFonts w:ascii="DengXian" w:eastAsia="DengXian" w:hAnsi="DengXian" w:cs="Arial"/>
+          <w:rFonts w:ascii="等线" w:eastAsia="等线" w:hAnsi="等线" w:cs="Arial"/>
           <w:color w:val="000000"/>
           <w:sz w:val="26"/>
           <w:szCs w:val="26"/>
@@ -6865,7 +10790,7 @@
         <w:pStyle w:val="s9"/>
         <w:spacing w:before="90" w:beforeAutospacing="0" w:after="90" w:afterAutospacing="0"/>
         <w:rPr>
-          <w:rFonts w:ascii="DengXian" w:eastAsia="DengXian" w:hAnsi="DengXian"/>
+          <w:rFonts w:ascii="等线" w:eastAsia="等线" w:hAnsi="等线" w:hint="eastAsia"/>
           <w:color w:val="000000"/>
           <w:sz w:val="27"/>
           <w:szCs w:val="27"/>
@@ -6874,7 +10799,7 @@
       <w:r>
         <w:rPr>
           <w:rStyle w:val="bumpedfont15"/>
-          <w:rFonts w:ascii="DengXian" w:eastAsia="DengXian" w:hAnsi="DengXian" w:cs="Arial"/>
+          <w:rFonts w:ascii="等线" w:eastAsia="等线" w:hAnsi="等线" w:cs="Arial"/>
           <w:color w:val="000000"/>
           <w:sz w:val="26"/>
           <w:szCs w:val="26"/>
@@ -6887,7 +10812,7 @@
         <w:pStyle w:val="s9"/>
         <w:spacing w:before="90" w:beforeAutospacing="0" w:after="90" w:afterAutospacing="0"/>
         <w:rPr>
-          <w:rFonts w:ascii="DengXian" w:eastAsia="DengXian" w:hAnsi="DengXian"/>
+          <w:rFonts w:ascii="等线" w:eastAsia="等线" w:hAnsi="等线" w:hint="eastAsia"/>
           <w:color w:val="000000"/>
           <w:sz w:val="27"/>
           <w:szCs w:val="27"/>
@@ -6896,7 +10821,7 @@
       <w:r>
         <w:rPr>
           <w:rStyle w:val="bumpedfont15"/>
-          <w:rFonts w:ascii="DengXian" w:eastAsia="DengXian" w:hAnsi="DengXian" w:cs="Arial"/>
+          <w:rFonts w:ascii="等线" w:eastAsia="等线" w:hAnsi="等线" w:cs="Arial"/>
           <w:color w:val="000000"/>
           <w:sz w:val="26"/>
           <w:szCs w:val="26"/>
@@ -6909,7 +10834,7 @@
         <w:pStyle w:val="s9"/>
         <w:spacing w:before="90" w:beforeAutospacing="0" w:after="90" w:afterAutospacing="0"/>
         <w:rPr>
-          <w:rFonts w:ascii="DengXian" w:eastAsia="DengXian" w:hAnsi="DengXian"/>
+          <w:rFonts w:ascii="等线" w:eastAsia="等线" w:hAnsi="等线" w:hint="eastAsia"/>
           <w:color w:val="000000"/>
           <w:sz w:val="27"/>
           <w:szCs w:val="27"/>
@@ -6918,7 +10843,7 @@
       <w:r>
         <w:rPr>
           <w:rStyle w:val="bumpedfont15"/>
-          <w:rFonts w:ascii="DengXian" w:eastAsia="DengXian" w:hAnsi="DengXian" w:cs="Arial"/>
+          <w:rFonts w:ascii="等线" w:eastAsia="等线" w:hAnsi="等线" w:cs="Arial"/>
           <w:color w:val="000000"/>
           <w:sz w:val="26"/>
           <w:szCs w:val="26"/>
@@ -6931,7 +10856,7 @@
         <w:pStyle w:val="s9"/>
         <w:spacing w:before="90" w:beforeAutospacing="0" w:after="90" w:afterAutospacing="0"/>
         <w:rPr>
-          <w:rFonts w:ascii="DengXian" w:eastAsia="DengXian" w:hAnsi="DengXian"/>
+          <w:rFonts w:ascii="等线" w:eastAsia="等线" w:hAnsi="等线" w:hint="eastAsia"/>
           <w:color w:val="000000"/>
           <w:sz w:val="27"/>
           <w:szCs w:val="27"/>
@@ -6940,7 +10865,7 @@
       <w:r>
         <w:rPr>
           <w:rStyle w:val="bumpedfont15"/>
-          <w:rFonts w:ascii="DengXian" w:eastAsia="DengXian" w:hAnsi="DengXian" w:cs="Arial"/>
+          <w:rFonts w:ascii="等线" w:eastAsia="等线" w:hAnsi="等线" w:cs="Arial"/>
           <w:color w:val="000000"/>
           <w:sz w:val="26"/>
           <w:szCs w:val="26"/>
@@ -6953,7 +10878,7 @@
         <w:widowControl/>
         <w:rPr>
           <w:rStyle w:val="bumpedfont15"/>
-          <w:rFonts w:ascii="DengXian" w:eastAsia="DengXian" w:hAnsi="DengXian" w:cs="Arial"/>
+          <w:rFonts w:ascii="等线" w:eastAsia="等线" w:hAnsi="等线" w:cs="Arial" w:hint="eastAsia"/>
           <w:color w:val="000000"/>
           <w:kern w:val="0"/>
           <w:szCs w:val="22"/>
@@ -6963,7 +10888,7 @@
       <w:r>
         <w:rPr>
           <w:rStyle w:val="bumpedfont15"/>
-          <w:rFonts w:ascii="DengXian" w:eastAsia="DengXian" w:hAnsi="DengXian" w:cs="Arial"/>
+          <w:rFonts w:ascii="等线" w:eastAsia="等线" w:hAnsi="等线" w:cs="Arial"/>
           <w:color w:val="000000"/>
           <w:szCs w:val="22"/>
         </w:rPr>
@@ -6976,7 +10901,7 @@
         <w:spacing w:before="240" w:beforeAutospacing="0" w:after="90" w:afterAutospacing="0"/>
         <w:rPr>
           <w:rStyle w:val="bumpedfont15"/>
-          <w:rFonts w:cs="Arial"/>
+          <w:rFonts w:cs="Arial" w:hint="eastAsia"/>
           <w:b/>
           <w:bCs/>
           <w:sz w:val="36"/>
@@ -6986,7 +10911,7 @@
       <w:r>
         <w:rPr>
           <w:rStyle w:val="bumpedfont15"/>
-          <w:rFonts w:ascii="DengXian" w:eastAsia="DengXian" w:hAnsi="DengXian" w:cs="Arial"/>
+          <w:rFonts w:ascii="等线" w:eastAsia="等线" w:hAnsi="等线" w:cs="Arial"/>
           <w:b/>
           <w:bCs/>
           <w:color w:val="000000"/>
@@ -7002,7 +10927,7 @@
         <w:pStyle w:val="s9"/>
         <w:spacing w:before="90" w:beforeAutospacing="0" w:after="90" w:afterAutospacing="0"/>
         <w:rPr>
-          <w:rFonts w:ascii="DengXian" w:eastAsia="DengXian" w:hAnsi="DengXian"/>
+          <w:rFonts w:ascii="等线" w:eastAsia="等线" w:hAnsi="等线" w:hint="eastAsia"/>
           <w:color w:val="000000"/>
           <w:sz w:val="27"/>
           <w:szCs w:val="27"/>
@@ -7011,7 +10936,7 @@
       <w:r>
         <w:rPr>
           <w:rStyle w:val="bumpedfont15"/>
-          <w:rFonts w:ascii="DengXian" w:eastAsia="DengXian" w:hAnsi="DengXian" w:cs="Arial"/>
+          <w:rFonts w:ascii="等线" w:eastAsia="等线" w:hAnsi="等线" w:cs="Arial"/>
           <w:color w:val="000000"/>
           <w:sz w:val="26"/>
           <w:szCs w:val="26"/>
@@ -7024,7 +10949,7 @@
         <w:pStyle w:val="s9"/>
         <w:spacing w:before="90" w:beforeAutospacing="0" w:after="90" w:afterAutospacing="0"/>
         <w:rPr>
-          <w:rFonts w:ascii="DengXian" w:eastAsia="DengXian" w:hAnsi="DengXian"/>
+          <w:rFonts w:ascii="等线" w:eastAsia="等线" w:hAnsi="等线" w:hint="eastAsia"/>
           <w:color w:val="000000"/>
           <w:sz w:val="27"/>
           <w:szCs w:val="27"/>
@@ -7033,7 +10958,7 @@
       <w:r>
         <w:rPr>
           <w:rStyle w:val="bumpedfont15"/>
-          <w:rFonts w:ascii="DengXian" w:eastAsia="DengXian" w:hAnsi="DengXian" w:cs="Arial"/>
+          <w:rFonts w:ascii="等线" w:eastAsia="等线" w:hAnsi="等线" w:cs="Arial"/>
           <w:color w:val="000000"/>
           <w:sz w:val="26"/>
           <w:szCs w:val="26"/>
@@ -7046,7 +10971,7 @@
         <w:pStyle w:val="s9"/>
         <w:spacing w:before="90" w:beforeAutospacing="0" w:after="90" w:afterAutospacing="0"/>
         <w:rPr>
-          <w:rFonts w:ascii="DengXian" w:eastAsia="DengXian" w:hAnsi="DengXian"/>
+          <w:rFonts w:ascii="等线" w:eastAsia="等线" w:hAnsi="等线" w:hint="eastAsia"/>
           <w:color w:val="000000"/>
           <w:sz w:val="27"/>
           <w:szCs w:val="27"/>
@@ -7055,7 +10980,7 @@
       <w:r>
         <w:rPr>
           <w:rStyle w:val="bumpedfont15"/>
-          <w:rFonts w:ascii="DengXian" w:eastAsia="DengXian" w:hAnsi="DengXian" w:cs="Arial"/>
+          <w:rFonts w:ascii="等线" w:eastAsia="等线" w:hAnsi="等线" w:cs="Arial"/>
           <w:color w:val="000000"/>
           <w:sz w:val="26"/>
           <w:szCs w:val="26"/>
@@ -7068,7 +10993,7 @@
         <w:pStyle w:val="s9"/>
         <w:spacing w:before="90" w:beforeAutospacing="0" w:after="90" w:afterAutospacing="0"/>
         <w:rPr>
-          <w:rFonts w:ascii="DengXian" w:eastAsia="DengXian" w:hAnsi="DengXian"/>
+          <w:rFonts w:ascii="等线" w:eastAsia="等线" w:hAnsi="等线" w:hint="eastAsia"/>
           <w:color w:val="000000"/>
           <w:sz w:val="27"/>
           <w:szCs w:val="27"/>
@@ -7077,7 +11002,7 @@
       <w:r>
         <w:rPr>
           <w:rStyle w:val="bumpedfont15"/>
-          <w:rFonts w:ascii="DengXian" w:eastAsia="DengXian" w:hAnsi="DengXian" w:cs="Arial"/>
+          <w:rFonts w:ascii="等线" w:eastAsia="等线" w:hAnsi="等线" w:cs="Arial"/>
           <w:color w:val="000000"/>
           <w:sz w:val="26"/>
           <w:szCs w:val="26"/>
@@ -7090,7 +11015,7 @@
         <w:pStyle w:val="s9"/>
         <w:spacing w:before="90" w:beforeAutospacing="0" w:after="90" w:afterAutospacing="0"/>
         <w:rPr>
-          <w:rFonts w:ascii="DengXian" w:eastAsia="DengXian" w:hAnsi="DengXian"/>
+          <w:rFonts w:ascii="等线" w:eastAsia="等线" w:hAnsi="等线" w:hint="eastAsia"/>
           <w:color w:val="000000"/>
           <w:sz w:val="27"/>
           <w:szCs w:val="27"/>
@@ -7099,7 +11024,7 @@
       <w:r>
         <w:rPr>
           <w:rStyle w:val="bumpedfont15"/>
-          <w:rFonts w:ascii="DengXian" w:eastAsia="DengXian" w:hAnsi="DengXian" w:cs="Arial"/>
+          <w:rFonts w:ascii="等线" w:eastAsia="等线" w:hAnsi="等线" w:cs="Arial"/>
           <w:color w:val="000000"/>
           <w:sz w:val="26"/>
           <w:szCs w:val="26"/>
@@ -7113,7 +11038,7 @@
         <w:spacing w:before="90" w:beforeAutospacing="0" w:after="90" w:afterAutospacing="0"/>
         <w:rPr>
           <w:rStyle w:val="bumpedfont15"/>
-          <w:rFonts w:ascii="DengXian" w:eastAsia="DengXian" w:hAnsi="DengXian" w:cs="Arial"/>
+          <w:rFonts w:ascii="等线" w:eastAsia="等线" w:hAnsi="等线" w:cs="Arial" w:hint="eastAsia"/>
           <w:color w:val="000000"/>
           <w:sz w:val="22"/>
           <w:szCs w:val="22"/>

--- a/Docs/Marginal Planet’s Mini World游戏需求说明书.docx
+++ b/Docs/Marginal Planet’s Mini World游戏需求说明书.docx
@@ -810,6 +810,133 @@
           </w:p>
         </w:tc>
       </w:tr>
+      <w:tr>
+        <w:tc>
+          <w:tcPr>
+            <w:tcW w:w="1088" w:type="dxa"/>
+          </w:tcPr>
+          <w:p>
+            <w:pPr>
+              <w:widowControl/>
+              <w:rPr>
+                <w:rStyle w:val="s2"/>
+                <w:rFonts w:asciiTheme="minorEastAsia" w:hAnsiTheme="minorEastAsia" w:cs="Arial"/>
+                <w:color w:val="000000"/>
+                <w:kern w:val="0"/>
+                <w:sz w:val="20"/>
+                <w:szCs w:val="20"/>
+                <w14:ligatures w14:val="none"/>
+              </w:rPr>
+            </w:pPr>
+            <w:r>
+              <w:rPr>
+                <w:rStyle w:val="s2"/>
+                <w:rFonts w:asciiTheme="minorEastAsia" w:hAnsiTheme="minorEastAsia" w:cs="Arial" w:hint="eastAsia"/>
+                <w:color w:val="000000"/>
+                <w:kern w:val="0"/>
+                <w:sz w:val="20"/>
+                <w:szCs w:val="20"/>
+                <w14:ligatures w14:val="none"/>
+              </w:rPr>
+              <w:t>0.5</w:t>
+            </w:r>
+          </w:p>
+        </w:tc>
+        <w:tc>
+          <w:tcPr>
+            <w:tcW w:w="892" w:type="dxa"/>
+          </w:tcPr>
+          <w:p>
+            <w:pPr>
+              <w:widowControl/>
+              <w:jc w:val="center"/>
+              <w:rPr>
+                <w:rStyle w:val="s2"/>
+                <w:rFonts w:asciiTheme="minorEastAsia" w:hAnsiTheme="minorEastAsia" w:cs="Arial"/>
+                <w:color w:val="000000"/>
+                <w:kern w:val="0"/>
+                <w:sz w:val="20"/>
+                <w:szCs w:val="20"/>
+                <w14:ligatures w14:val="none"/>
+              </w:rPr>
+            </w:pPr>
+            <w:r>
+              <w:rPr>
+                <w:rStyle w:val="s2"/>
+                <w:rFonts w:asciiTheme="minorEastAsia" w:hAnsiTheme="minorEastAsia" w:cs="Arial" w:hint="eastAsia"/>
+                <w:color w:val="000000"/>
+                <w:kern w:val="0"/>
+                <w:sz w:val="20"/>
+                <w:szCs w:val="20"/>
+                <w14:ligatures w14:val="none"/>
+              </w:rPr>
+              <w:t>C</w:t>
+            </w:r>
+          </w:p>
+        </w:tc>
+        <w:tc>
+          <w:tcPr>
+            <w:tcW w:w="5274" w:type="dxa"/>
+          </w:tcPr>
+          <w:p>
+            <w:pPr>
+              <w:widowControl/>
+              <w:rPr>
+                <w:rStyle w:val="s2"/>
+                <w:rFonts w:asciiTheme="minorEastAsia" w:hAnsiTheme="minorEastAsia" w:cs="Arial" w:hint="eastAsia"/>
+                <w:color w:val="000000"/>
+                <w:kern w:val="0"/>
+                <w:sz w:val="20"/>
+                <w:szCs w:val="20"/>
+                <w14:ligatures w14:val="none"/>
+              </w:rPr>
+            </w:pPr>
+            <w:r>
+              <w:rPr>
+                <w:rStyle w:val="s2"/>
+                <w:rFonts w:asciiTheme="minorEastAsia" w:hAnsiTheme="minorEastAsia" w:cs="Arial" w:hint="eastAsia"/>
+                <w:color w:val="000000"/>
+                <w:kern w:val="0"/>
+                <w:sz w:val="20"/>
+                <w:szCs w:val="20"/>
+                <w14:ligatures w14:val="none"/>
+              </w:rPr>
+              <w:t>更改了版本更新优先级</w:t>
+            </w:r>
+          </w:p>
+        </w:tc>
+        <w:tc>
+          <w:tcPr>
+            <w:tcW w:w="1042" w:type="dxa"/>
+          </w:tcPr>
+          <w:p>
+            <w:pPr>
+              <w:widowControl/>
+              <w:rPr>
+                <w:rStyle w:val="s2"/>
+                <w:rFonts w:asciiTheme="minorEastAsia" w:hAnsiTheme="minorEastAsia" w:cs="Arial" w:hint="eastAsia"/>
+                <w:color w:val="000000"/>
+                <w:kern w:val="0"/>
+                <w:sz w:val="20"/>
+                <w:szCs w:val="20"/>
+                <w14:ligatures w14:val="none"/>
+              </w:rPr>
+            </w:pPr>
+            <w:r>
+              <w:rPr>
+                <w:rStyle w:val="s2"/>
+                <w:rFonts w:asciiTheme="minorEastAsia" w:hAnsiTheme="minorEastAsia" w:cs="Arial" w:hint="eastAsia"/>
+                <w:color w:val="000000"/>
+                <w:kern w:val="0"/>
+                <w:sz w:val="20"/>
+                <w:szCs w:val="20"/>
+                <w14:ligatures w14:val="none"/>
+              </w:rPr>
+              <w:t>2026.5.30</w:t>
+            </w:r>
+          </w:p>
+        </w:tc>
+      </w:tr>
     </w:tbl>
     <w:p>
       <w:pPr>
@@ -2617,29 +2744,7 @@
           <w:sz w:val="22"/>
           <w:szCs w:val="22"/>
         </w:rPr>
-        <w:t xml:space="preserve">Marginal </w:t>
-      </w:r>
-      <w:proofErr w:type="gramStart"/>
-      <w:r>
-        <w:rPr>
-          <w:rStyle w:val="bumpedfont15"/>
-          <w:rFonts w:ascii="等线" w:eastAsia="等线" w:hAnsi="等线" w:cs="Arial"/>
-          <w:color w:val="000000"/>
-          <w:sz w:val="22"/>
-          <w:szCs w:val="22"/>
-        </w:rPr>
-        <w:t>Planet‘</w:t>
-      </w:r>
-      <w:proofErr w:type="gramEnd"/>
-      <w:r>
-        <w:rPr>
-          <w:rStyle w:val="bumpedfont15"/>
-          <w:rFonts w:ascii="等线" w:eastAsia="等线" w:hAnsi="等线" w:cs="Arial"/>
-          <w:color w:val="000000"/>
-          <w:sz w:val="22"/>
-          <w:szCs w:val="22"/>
-        </w:rPr>
-        <w:t>s Mini World</w:t>
+        <w:t>Marginal Planet‘s Mini World</w:t>
       </w:r>
     </w:p>
     <w:p>
@@ -3382,7 +3487,7 @@
           <w:rFonts w:ascii="等线" w:eastAsia="等线" w:hAnsi="等线" w:cs="Arial" w:hint="eastAsia"/>
           <w:b/>
           <w:bCs/>
-          <w:color w:val="000000"/>
+          <w:color w:val="BFBFBF" w:themeColor="background1" w:themeShade="BF"/>
           <w:sz w:val="22"/>
           <w:szCs w:val="22"/>
         </w:rPr>
@@ -3401,7 +3506,7 @@
         <w:rPr>
           <w:rStyle w:val="bumpedfont15"/>
           <w:rFonts w:ascii="等线" w:eastAsia="等线" w:hAnsi="等线" w:cs="Arial" w:hint="eastAsia"/>
-          <w:color w:val="FFC000"/>
+          <w:color w:val="BFBFBF" w:themeColor="background1" w:themeShade="BF"/>
           <w:sz w:val="22"/>
           <w:szCs w:val="22"/>
         </w:rPr>
@@ -3415,13 +3520,33 @@
           <w:sz w:val="22"/>
           <w:szCs w:val="22"/>
         </w:rPr>
-        <w:t>战斗→收集→撤离</w:t>
-      </w:r>
-      <w:r>
-        <w:rPr>
-          <w:rStyle w:val="bumpedfont15"/>
-          <w:rFonts w:ascii="等线" w:eastAsia="等线" w:hAnsi="等线" w:cs="Arial" w:hint="eastAsia"/>
-          <w:color w:val="FFC000"/>
+        <w:t>战斗</w:t>
+      </w:r>
+      <w:r>
+        <w:rPr>
+          <w:rStyle w:val="bumpedfont15"/>
+          <w:rFonts w:ascii="等线" w:eastAsia="等线" w:hAnsi="等线" w:cs="Arial" w:hint="eastAsia"/>
+          <w:color w:val="BFBFBF" w:themeColor="background1" w:themeShade="BF"/>
+          <w:sz w:val="22"/>
+          <w:szCs w:val="22"/>
+        </w:rPr>
+        <w:t>→收集</w:t>
+      </w:r>
+      <w:r>
+        <w:rPr>
+          <w:rStyle w:val="bumpedfont15"/>
+          <w:rFonts w:ascii="等线" w:eastAsia="等线" w:hAnsi="等线" w:cs="Arial" w:hint="eastAsia"/>
+          <w:color w:val="EE0000"/>
+          <w:sz w:val="22"/>
+          <w:szCs w:val="22"/>
+        </w:rPr>
+        <w:t>→撤离</w:t>
+      </w:r>
+      <w:r>
+        <w:rPr>
+          <w:rStyle w:val="bumpedfont15"/>
+          <w:rFonts w:ascii="等线" w:eastAsia="等线" w:hAnsi="等线" w:cs="Arial" w:hint="eastAsia"/>
+          <w:color w:val="BFBFBF" w:themeColor="background1" w:themeShade="BF"/>
           <w:sz w:val="22"/>
           <w:szCs w:val="22"/>
         </w:rPr>
@@ -3435,27 +3560,17 @@
           <w:sz w:val="22"/>
           <w:szCs w:val="22"/>
         </w:rPr>
-        <w:t>）的</w:t>
-      </w:r>
-      <w:r>
-        <w:rPr>
-          <w:rStyle w:val="bumpedfont15"/>
-          <w:rFonts w:ascii="等线" w:eastAsia="等线" w:hAnsi="等线" w:cs="Arial" w:hint="eastAsia"/>
-          <w:color w:val="EE0000"/>
-          <w:sz w:val="22"/>
-          <w:szCs w:val="22"/>
-        </w:rPr>
-        <w:t>战斗循环</w:t>
-      </w:r>
-      <w:r>
-        <w:rPr>
-          <w:rStyle w:val="bumpedfont15"/>
-          <w:rFonts w:ascii="等线" w:eastAsia="等线" w:hAnsi="等线" w:cs="Arial" w:hint="eastAsia"/>
-          <w:color w:val="000000"/>
-          <w:sz w:val="22"/>
-          <w:szCs w:val="22"/>
-        </w:rPr>
-        <w:t>模式</w:t>
+        <w:t>）</w:t>
+      </w:r>
+      <w:r>
+        <w:rPr>
+          <w:rStyle w:val="bumpedfont15"/>
+          <w:rFonts w:ascii="等线" w:eastAsia="等线" w:hAnsi="等线" w:cs="Arial" w:hint="eastAsia"/>
+          <w:color w:val="BFBFBF" w:themeColor="background1" w:themeShade="BF"/>
+          <w:sz w:val="22"/>
+          <w:szCs w:val="22"/>
+        </w:rPr>
+        <w:t>的战斗循环模式</w:t>
       </w:r>
     </w:p>
     <w:p>
@@ -3468,16 +3583,16 @@
           <w:rFonts w:ascii="等线" w:eastAsia="等线" w:hAnsi="等线" w:cs="Arial" w:hint="eastAsia"/>
           <w:b/>
           <w:bCs/>
-          <w:color w:val="000000"/>
-          <w:sz w:val="22"/>
-          <w:szCs w:val="22"/>
-        </w:rPr>
-      </w:pPr>
-      <w:r>
-        <w:rPr>
-          <w:rStyle w:val="bumpedfont15"/>
-          <w:rFonts w:ascii="等线" w:eastAsia="等线" w:hAnsi="等线" w:cs="Arial" w:hint="eastAsia"/>
-          <w:color w:val="000000"/>
+          <w:color w:val="BFBFBF" w:themeColor="background1" w:themeShade="BF"/>
+          <w:sz w:val="22"/>
+          <w:szCs w:val="22"/>
+        </w:rPr>
+      </w:pPr>
+      <w:r>
+        <w:rPr>
+          <w:rStyle w:val="bumpedfont15"/>
+          <w:rFonts w:ascii="等线" w:eastAsia="等线" w:hAnsi="等线" w:cs="Arial" w:hint="eastAsia"/>
+          <w:color w:val="BFBFBF" w:themeColor="background1" w:themeShade="BF"/>
           <w:sz w:val="22"/>
           <w:szCs w:val="22"/>
         </w:rPr>
@@ -3493,16 +3608,16 @@
           <w:rFonts w:ascii="等线" w:eastAsia="等线" w:hAnsi="等线" w:cs="Arial" w:hint="eastAsia"/>
           <w:b/>
           <w:bCs/>
-          <w:color w:val="000000"/>
-          <w:sz w:val="22"/>
-          <w:szCs w:val="22"/>
-        </w:rPr>
-      </w:pPr>
-      <w:r>
-        <w:rPr>
-          <w:rStyle w:val="bumpedfont15"/>
-          <w:rFonts w:ascii="等线" w:eastAsia="等线" w:hAnsi="等线" w:cs="Arial" w:hint="eastAsia"/>
-          <w:color w:val="000000"/>
+          <w:color w:val="BFBFBF" w:themeColor="background1" w:themeShade="BF"/>
+          <w:sz w:val="22"/>
+          <w:szCs w:val="22"/>
+        </w:rPr>
+      </w:pPr>
+      <w:r>
+        <w:rPr>
+          <w:rStyle w:val="bumpedfont15"/>
+          <w:rFonts w:ascii="等线" w:eastAsia="等线" w:hAnsi="等线" w:cs="Arial" w:hint="eastAsia"/>
+          <w:color w:val="BFBFBF" w:themeColor="background1" w:themeShade="BF"/>
           <w:sz w:val="22"/>
           <w:szCs w:val="22"/>
         </w:rPr>
@@ -3937,7 +4052,7 @@
         <w:ind w:leftChars="200" w:left="440"/>
         <w:rPr>
           <w:rFonts w:ascii="等线" w:eastAsia="等线" w:hAnsi="等线" w:hint="eastAsia"/>
-          <w:color w:val="000000"/>
+          <w:color w:val="BFBFBF" w:themeColor="background1" w:themeShade="BF"/>
           <w:sz w:val="22"/>
           <w:szCs w:val="22"/>
         </w:rPr>
@@ -3976,25 +4091,16 @@
           <w:sz w:val="22"/>
           <w:szCs w:val="22"/>
         </w:rPr>
-        <w:t>。但我规划未来可能会</w:t>
-      </w:r>
-      <w:r>
-        <w:rPr>
-          <w:rFonts w:ascii="等线" w:eastAsia="等线" w:hAnsi="等线" w:hint="eastAsia"/>
-          <w:color w:val="7030A0"/>
-          <w:sz w:val="22"/>
-          <w:szCs w:val="22"/>
-        </w:rPr>
-        <w:t>做一个捏人系统，让玩家能自定义自己的角色</w:t>
-      </w:r>
-      <w:r>
-        <w:rPr>
-          <w:rFonts w:ascii="等线" w:eastAsia="等线" w:hAnsi="等线" w:hint="eastAsia"/>
-          <w:color w:val="000000"/>
-          <w:sz w:val="22"/>
-          <w:szCs w:val="22"/>
-        </w:rPr>
-        <w:t>更有代入感。</w:t>
+        <w:t>。</w:t>
+      </w:r>
+      <w:r>
+        <w:rPr>
+          <w:rFonts w:ascii="等线" w:eastAsia="等线" w:hAnsi="等线" w:hint="eastAsia"/>
+          <w:color w:val="BFBFBF" w:themeColor="background1" w:themeShade="BF"/>
+          <w:sz w:val="22"/>
+          <w:szCs w:val="22"/>
+        </w:rPr>
+        <w:t>但我规划未来可能会做一个捏人系统，让玩家能自定义自己的角色更有代入感。</w:t>
       </w:r>
     </w:p>
     <w:p>
@@ -4106,7 +4212,7 @@
         <w:rPr>
           <w:rStyle w:val="bumpedfont15"/>
           <w:rFonts w:ascii="等线" w:eastAsia="等线" w:hAnsi="等线" w:cs="Arial" w:hint="eastAsia"/>
-          <w:color w:val="00B050"/>
+          <w:color w:val="BFBFBF" w:themeColor="background1" w:themeShade="BF"/>
           <w:sz w:val="22"/>
           <w:szCs w:val="22"/>
         </w:rPr>
@@ -4139,17 +4245,17 @@
           <w:sz w:val="22"/>
           <w:szCs w:val="22"/>
         </w:rPr>
-        <w:t>（魂斗罗）为主，某些关卡或特殊情况，会进入2.5D（密特罗德生存恐惧）带入纵深要素。</w:t>
-      </w:r>
-      <w:r>
-        <w:rPr>
-          <w:rStyle w:val="bumpedfont15"/>
-          <w:rFonts w:ascii="等线" w:eastAsia="等线" w:hAnsi="等线" w:cs="Arial" w:hint="eastAsia"/>
-          <w:color w:val="00B050"/>
-          <w:sz w:val="22"/>
-          <w:szCs w:val="22"/>
-        </w:rPr>
-        <w:t>少数情况下也会进入3D场景。（）</w:t>
+        <w:t>（魂斗罗）为主，</w:t>
+      </w:r>
+      <w:r>
+        <w:rPr>
+          <w:rStyle w:val="bumpedfont15"/>
+          <w:rFonts w:ascii="等线" w:eastAsia="等线" w:hAnsi="等线" w:cs="Arial" w:hint="eastAsia"/>
+          <w:color w:val="BFBFBF" w:themeColor="background1" w:themeShade="BF"/>
+          <w:sz w:val="22"/>
+          <w:szCs w:val="22"/>
+        </w:rPr>
+        <w:t>某些关卡或特殊情况，会进入2.5D（密特罗德生存恐惧）带入纵深要素。少数情况下也会进入3D场景。（）</w:t>
       </w:r>
     </w:p>
     <w:p>
@@ -4164,16 +4270,16 @@
         <w:rPr>
           <w:rStyle w:val="bumpedfont15"/>
           <w:rFonts w:ascii="等线" w:eastAsia="等线" w:hAnsi="等线" w:cs="Arial" w:hint="eastAsia"/>
-          <w:color w:val="7030A0"/>
-          <w:sz w:val="22"/>
-          <w:szCs w:val="22"/>
-        </w:rPr>
-      </w:pPr>
-      <w:r>
-        <w:rPr>
-          <w:rStyle w:val="bumpedfont15"/>
-          <w:rFonts w:ascii="等线" w:eastAsia="等线" w:hAnsi="等线" w:cs="Arial" w:hint="eastAsia"/>
-          <w:color w:val="7030A0"/>
+          <w:color w:val="BFBFBF" w:themeColor="background1" w:themeShade="BF"/>
+          <w:sz w:val="22"/>
+          <w:szCs w:val="22"/>
+        </w:rPr>
+      </w:pPr>
+      <w:r>
+        <w:rPr>
+          <w:rStyle w:val="bumpedfont15"/>
+          <w:rFonts w:ascii="等线" w:eastAsia="等线" w:hAnsi="等线" w:cs="Arial" w:hint="eastAsia"/>
+          <w:color w:val="BFBFBF" w:themeColor="background1" w:themeShade="BF"/>
           <w:sz w:val="22"/>
           <w:szCs w:val="22"/>
         </w:rPr>
@@ -4188,16 +4294,16 @@
         <w:rPr>
           <w:rStyle w:val="bumpedfont15"/>
           <w:rFonts w:ascii="等线" w:eastAsia="等线" w:hAnsi="等线" w:cs="Arial" w:hint="eastAsia"/>
-          <w:color w:val="000000"/>
-          <w:sz w:val="22"/>
-          <w:szCs w:val="22"/>
-        </w:rPr>
-      </w:pPr>
-      <w:r>
-        <w:rPr>
-          <w:rStyle w:val="bumpedfont15"/>
-          <w:rFonts w:ascii="等线" w:eastAsia="等线" w:hAnsi="等线" w:cs="Arial" w:hint="eastAsia"/>
-          <w:color w:val="7030A0"/>
+          <w:color w:val="BFBFBF" w:themeColor="background1" w:themeShade="BF"/>
+          <w:sz w:val="22"/>
+          <w:szCs w:val="22"/>
+        </w:rPr>
+      </w:pPr>
+      <w:r>
+        <w:rPr>
+          <w:rStyle w:val="bumpedfont15"/>
+          <w:rFonts w:ascii="等线" w:eastAsia="等线" w:hAnsi="等线" w:cs="Arial" w:hint="eastAsia"/>
+          <w:color w:val="BFBFBF" w:themeColor="background1" w:themeShade="BF"/>
           <w:sz w:val="22"/>
           <w:szCs w:val="22"/>
         </w:rPr>
@@ -4207,57 +4313,47 @@
         <w:rPr>
           <w:rStyle w:val="bumpedfont15"/>
           <w:rFonts w:ascii="Cambria Math" w:eastAsia="等线" w:hAnsi="Cambria Math" w:cs="Cambria Math" w:hint="eastAsia"/>
-          <w:color w:val="7030A0"/>
-          <w:sz w:val="22"/>
-          <w:szCs w:val="22"/>
-        </w:rPr>
-        <w:t>不属于家园也不属于战斗场景。</w:t>
+          <w:color w:val="BFBFBF" w:themeColor="background1" w:themeShade="BF"/>
+          <w:sz w:val="22"/>
+          <w:szCs w:val="22"/>
+        </w:rPr>
+        <w:t>不属于家园也不属于战斗场景。这片区域我计划</w:t>
       </w:r>
       <w:r>
         <w:rPr>
           <w:rStyle w:val="bumpedfont15"/>
           <w:rFonts w:ascii="Cambria Math" w:eastAsia="等线" w:hAnsi="Cambria Math" w:cs="Cambria Math" w:hint="eastAsia"/>
-          <w:color w:val="000000"/>
-          <w:sz w:val="22"/>
-          <w:szCs w:val="22"/>
-        </w:rPr>
-        <w:t>这片区域我计划</w:t>
+          <w:color w:val="BFBFBF" w:themeColor="background1" w:themeShade="BF"/>
+          <w:sz w:val="22"/>
+          <w:szCs w:val="22"/>
+        </w:rPr>
+        <w:t>2.5D</w:t>
       </w:r>
       <w:r>
         <w:rPr>
           <w:rStyle w:val="bumpedfont15"/>
           <w:rFonts w:ascii="Cambria Math" w:eastAsia="等线" w:hAnsi="Cambria Math" w:cs="Cambria Math" w:hint="eastAsia"/>
-          <w:color w:val="000000"/>
-          <w:sz w:val="22"/>
-          <w:szCs w:val="22"/>
-        </w:rPr>
-        <w:t>2.5D</w:t>
+          <w:color w:val="BFBFBF" w:themeColor="background1" w:themeShade="BF"/>
+          <w:sz w:val="22"/>
+          <w:szCs w:val="22"/>
+        </w:rPr>
+        <w:t>，固定视角地面移动带纵深。（类似动物森友会）。也可手动切换到和家园相同的俯视角</w:t>
       </w:r>
       <w:r>
         <w:rPr>
           <w:rStyle w:val="bumpedfont15"/>
           <w:rFonts w:ascii="Cambria Math" w:eastAsia="等线" w:hAnsi="Cambria Math" w:cs="Cambria Math" w:hint="eastAsia"/>
-          <w:color w:val="000000"/>
-          <w:sz w:val="22"/>
-          <w:szCs w:val="22"/>
-        </w:rPr>
-        <w:t>，固定视角地面移动带纵深。（类似动物森友会）。也可手动切换到和家园相同的俯视角</w:t>
+          <w:color w:val="BFBFBF" w:themeColor="background1" w:themeShade="BF"/>
+          <w:sz w:val="22"/>
+          <w:szCs w:val="22"/>
+        </w:rPr>
+        <w:t>2D</w:t>
       </w:r>
       <w:r>
         <w:rPr>
           <w:rStyle w:val="bumpedfont15"/>
           <w:rFonts w:ascii="Cambria Math" w:eastAsia="等线" w:hAnsi="Cambria Math" w:cs="Cambria Math" w:hint="eastAsia"/>
-          <w:color w:val="000000"/>
-          <w:sz w:val="22"/>
-          <w:szCs w:val="22"/>
-        </w:rPr>
-        <w:t>2D</w:t>
-      </w:r>
-      <w:r>
-        <w:rPr>
-          <w:rStyle w:val="bumpedfont15"/>
-          <w:rFonts w:ascii="Cambria Math" w:eastAsia="等线" w:hAnsi="Cambria Math" w:cs="Cambria Math" w:hint="eastAsia"/>
-          <w:color w:val="000000"/>
+          <w:color w:val="BFBFBF" w:themeColor="background1" w:themeShade="BF"/>
           <w:sz w:val="22"/>
           <w:szCs w:val="22"/>
         </w:rPr>
@@ -4276,16 +4372,16 @@
         <w:rPr>
           <w:rStyle w:val="bumpedfont15"/>
           <w:rFonts w:ascii="等线" w:eastAsia="等线" w:hAnsi="等线" w:cs="Arial" w:hint="eastAsia"/>
-          <w:color w:val="FFC000"/>
-          <w:sz w:val="22"/>
-          <w:szCs w:val="22"/>
-        </w:rPr>
-      </w:pPr>
-      <w:r>
-        <w:rPr>
-          <w:rStyle w:val="bumpedfont15"/>
-          <w:rFonts w:ascii="等线" w:eastAsia="等线" w:hAnsi="等线" w:cs="Arial" w:hint="eastAsia"/>
-          <w:color w:val="FFC000"/>
+          <w:color w:val="BFBFBF" w:themeColor="background1" w:themeShade="BF"/>
+          <w:sz w:val="22"/>
+          <w:szCs w:val="22"/>
+        </w:rPr>
+      </w:pPr>
+      <w:r>
+        <w:rPr>
+          <w:rStyle w:val="bumpedfont15"/>
+          <w:rFonts w:ascii="等线" w:eastAsia="等线" w:hAnsi="等线" w:cs="Arial" w:hint="eastAsia"/>
+          <w:color w:val="BFBFBF" w:themeColor="background1" w:themeShade="BF"/>
           <w:sz w:val="22"/>
           <w:szCs w:val="22"/>
         </w:rPr>
@@ -4300,16 +4396,16 @@
         <w:rPr>
           <w:rStyle w:val="bumpedfont15"/>
           <w:rFonts w:ascii="等线" w:eastAsia="等线" w:hAnsi="等线" w:cs="Arial" w:hint="eastAsia"/>
-          <w:color w:val="FFC000"/>
-          <w:sz w:val="22"/>
-          <w:szCs w:val="22"/>
-        </w:rPr>
-      </w:pPr>
-      <w:r>
-        <w:rPr>
-          <w:rStyle w:val="bumpedfont15"/>
-          <w:rFonts w:ascii="等线" w:eastAsia="等线" w:hAnsi="等线" w:cs="Arial" w:hint="eastAsia"/>
-          <w:color w:val="FFC000"/>
+          <w:color w:val="BFBFBF" w:themeColor="background1" w:themeShade="BF"/>
+          <w:sz w:val="22"/>
+          <w:szCs w:val="22"/>
+        </w:rPr>
+      </w:pPr>
+      <w:r>
+        <w:rPr>
+          <w:rStyle w:val="bumpedfont15"/>
+          <w:rFonts w:ascii="等线" w:eastAsia="等线" w:hAnsi="等线" w:cs="Arial" w:hint="eastAsia"/>
+          <w:color w:val="BFBFBF" w:themeColor="background1" w:themeShade="BF"/>
           <w:sz w:val="22"/>
           <w:szCs w:val="22"/>
         </w:rPr>
@@ -4380,18 +4476,18 @@
           <w:rFonts w:ascii="等线" w:eastAsia="等线" w:hAnsi="等线" w:cs="Arial" w:hint="eastAsia"/>
           <w:b/>
           <w:bCs/>
-          <w:color w:val="FFC000"/>
-          <w:sz w:val="22"/>
-          <w:szCs w:val="22"/>
-        </w:rPr>
-      </w:pPr>
-      <w:r>
-        <w:rPr>
-          <w:rStyle w:val="bumpedfont15"/>
-          <w:rFonts w:ascii="等线" w:eastAsia="等线" w:hAnsi="等线" w:cs="Arial" w:hint="eastAsia"/>
-          <w:b/>
-          <w:bCs/>
-          <w:color w:val="FFC000"/>
+          <w:color w:val="BFBFBF" w:themeColor="background1" w:themeShade="BF"/>
+          <w:sz w:val="22"/>
+          <w:szCs w:val="22"/>
+        </w:rPr>
+      </w:pPr>
+      <w:r>
+        <w:rPr>
+          <w:rStyle w:val="bumpedfont15"/>
+          <w:rFonts w:ascii="等线" w:eastAsia="等线" w:hAnsi="等线" w:cs="Arial" w:hint="eastAsia"/>
+          <w:b/>
+          <w:bCs/>
+          <w:color w:val="BFBFBF" w:themeColor="background1" w:themeShade="BF"/>
           <w:sz w:val="22"/>
           <w:szCs w:val="22"/>
         </w:rPr>
@@ -4406,16 +4502,16 @@
         <w:rPr>
           <w:rStyle w:val="bumpedfont15"/>
           <w:rFonts w:ascii="等线" w:eastAsia="等线" w:hAnsi="等线" w:cs="Arial" w:hint="eastAsia"/>
-          <w:color w:val="FFC000"/>
-          <w:sz w:val="22"/>
-          <w:szCs w:val="22"/>
-        </w:rPr>
-      </w:pPr>
-      <w:r>
-        <w:rPr>
-          <w:rStyle w:val="bumpedfont15"/>
-          <w:rFonts w:ascii="等线" w:eastAsia="等线" w:hAnsi="等线" w:cs="Arial"/>
-          <w:color w:val="FFC000"/>
+          <w:color w:val="BFBFBF" w:themeColor="background1" w:themeShade="BF"/>
+          <w:sz w:val="22"/>
+          <w:szCs w:val="22"/>
+        </w:rPr>
+      </w:pPr>
+      <w:r>
+        <w:rPr>
+          <w:rStyle w:val="bumpedfont15"/>
+          <w:rFonts w:ascii="等线" w:eastAsia="等线" w:hAnsi="等线" w:cs="Arial"/>
+          <w:color w:val="BFBFBF" w:themeColor="background1" w:themeShade="BF"/>
           <w:sz w:val="22"/>
           <w:szCs w:val="22"/>
         </w:rPr>
@@ -4425,7 +4521,7 @@
         <w:rPr>
           <w:rStyle w:val="bumpedfont15"/>
           <w:rFonts w:ascii="等线" w:eastAsia="等线" w:hAnsi="等线" w:cs="Arial" w:hint="eastAsia"/>
-          <w:color w:val="FFC000"/>
+          <w:color w:val="BFBFBF" w:themeColor="background1" w:themeShade="BF"/>
           <w:sz w:val="22"/>
           <w:szCs w:val="22"/>
         </w:rPr>
@@ -4435,7 +4531,7 @@
         <w:rPr>
           <w:rStyle w:val="bumpedfont15"/>
           <w:rFonts w:ascii="等线" w:eastAsia="等线" w:hAnsi="等线" w:cs="Arial" w:hint="eastAsia"/>
-          <w:color w:val="FFC000"/>
+          <w:color w:val="BFBFBF" w:themeColor="background1" w:themeShade="BF"/>
           <w:sz w:val="22"/>
           <w:szCs w:val="22"/>
         </w:rPr>
@@ -4445,7 +4541,7 @@
         <w:rPr>
           <w:rStyle w:val="bumpedfont15"/>
           <w:rFonts w:ascii="等线" w:eastAsia="等线" w:hAnsi="等线" w:cs="Arial" w:hint="eastAsia"/>
-          <w:color w:val="FFC000"/>
+          <w:color w:val="BFBFBF" w:themeColor="background1" w:themeShade="BF"/>
           <w:sz w:val="22"/>
           <w:szCs w:val="22"/>
         </w:rPr>
@@ -4538,18 +4634,18 @@
           <w:rFonts w:ascii="等线" w:eastAsia="等线" w:hAnsi="等线" w:cs="Arial" w:hint="eastAsia"/>
           <w:b/>
           <w:bCs/>
-          <w:color w:val="FFC000"/>
-          <w:sz w:val="22"/>
-          <w:szCs w:val="22"/>
-        </w:rPr>
-      </w:pPr>
-      <w:r>
-        <w:rPr>
-          <w:rStyle w:val="bumpedfont15"/>
-          <w:rFonts w:ascii="等线" w:eastAsia="等线" w:hAnsi="等线" w:cs="Arial" w:hint="eastAsia"/>
-          <w:b/>
-          <w:bCs/>
-          <w:color w:val="FFC000"/>
+          <w:color w:val="BFBFBF" w:themeColor="background1" w:themeShade="BF"/>
+          <w:sz w:val="22"/>
+          <w:szCs w:val="22"/>
+        </w:rPr>
+      </w:pPr>
+      <w:r>
+        <w:rPr>
+          <w:rStyle w:val="bumpedfont15"/>
+          <w:rFonts w:ascii="等线" w:eastAsia="等线" w:hAnsi="等线" w:cs="Arial" w:hint="eastAsia"/>
+          <w:b/>
+          <w:bCs/>
+          <w:color w:val="BFBFBF" w:themeColor="background1" w:themeShade="BF"/>
           <w:sz w:val="22"/>
           <w:szCs w:val="22"/>
         </w:rPr>
@@ -4564,16 +4660,16 @@
         <w:rPr>
           <w:rStyle w:val="bumpedfont15"/>
           <w:rFonts w:ascii="等线" w:eastAsia="等线" w:hAnsi="等线" w:cs="Arial" w:hint="eastAsia"/>
-          <w:color w:val="FFC000"/>
-          <w:sz w:val="22"/>
-          <w:szCs w:val="22"/>
-        </w:rPr>
-      </w:pPr>
-      <w:r>
-        <w:rPr>
-          <w:rStyle w:val="bumpedfont15"/>
-          <w:rFonts w:ascii="等线" w:eastAsia="等线" w:hAnsi="等线" w:cs="Arial"/>
-          <w:color w:val="FFC000"/>
+          <w:color w:val="BFBFBF" w:themeColor="background1" w:themeShade="BF"/>
+          <w:sz w:val="22"/>
+          <w:szCs w:val="22"/>
+        </w:rPr>
+      </w:pPr>
+      <w:r>
+        <w:rPr>
+          <w:rStyle w:val="bumpedfont15"/>
+          <w:rFonts w:ascii="等线" w:eastAsia="等线" w:hAnsi="等线" w:cs="Arial"/>
+          <w:color w:val="BFBFBF" w:themeColor="background1" w:themeShade="BF"/>
           <w:sz w:val="22"/>
           <w:szCs w:val="22"/>
         </w:rPr>
@@ -4583,7 +4679,7 @@
         <w:rPr>
           <w:rStyle w:val="bumpedfont15"/>
           <w:rFonts w:ascii="等线" w:eastAsia="等线" w:hAnsi="等线" w:cs="Arial" w:hint="eastAsia"/>
-          <w:color w:val="FFC000"/>
+          <w:color w:val="BFBFBF" w:themeColor="background1" w:themeShade="BF"/>
           <w:sz w:val="22"/>
           <w:szCs w:val="22"/>
         </w:rPr>
@@ -4598,16 +4694,16 @@
         <w:rPr>
           <w:rStyle w:val="bumpedfont15"/>
           <w:rFonts w:ascii="等线" w:eastAsia="等线" w:hAnsi="等线" w:cs="Arial" w:hint="eastAsia"/>
-          <w:color w:val="000000"/>
-          <w:sz w:val="22"/>
-          <w:szCs w:val="22"/>
-        </w:rPr>
-      </w:pPr>
-      <w:r>
-        <w:rPr>
-          <w:rStyle w:val="bumpedfont15"/>
-          <w:rFonts w:ascii="等线" w:eastAsia="等线" w:hAnsi="等线" w:cs="Arial"/>
-          <w:color w:val="000000"/>
+          <w:color w:val="BFBFBF" w:themeColor="background1" w:themeShade="BF"/>
+          <w:sz w:val="22"/>
+          <w:szCs w:val="22"/>
+        </w:rPr>
+      </w:pPr>
+      <w:r>
+        <w:rPr>
+          <w:rStyle w:val="bumpedfont15"/>
+          <w:rFonts w:ascii="等线" w:eastAsia="等线" w:hAnsi="等线" w:cs="Arial"/>
+          <w:color w:val="BFBFBF" w:themeColor="background1" w:themeShade="BF"/>
           <w:sz w:val="22"/>
           <w:szCs w:val="22"/>
         </w:rPr>
@@ -4617,7 +4713,7 @@
         <w:rPr>
           <w:rStyle w:val="bumpedfont15"/>
           <w:rFonts w:ascii="等线" w:eastAsia="等线" w:hAnsi="等线" w:cs="Arial" w:hint="eastAsia"/>
-          <w:color w:val="EE0000"/>
+          <w:color w:val="BFBFBF" w:themeColor="background1" w:themeShade="BF"/>
           <w:sz w:val="22"/>
           <w:szCs w:val="22"/>
         </w:rPr>
@@ -4634,18 +4730,18 @@
           <w:rFonts w:ascii="等线" w:eastAsia="等线" w:hAnsi="等线" w:cs="Arial" w:hint="eastAsia"/>
           <w:b/>
           <w:bCs/>
-          <w:color w:val="FFC000"/>
-          <w:sz w:val="22"/>
-          <w:szCs w:val="22"/>
-        </w:rPr>
-      </w:pPr>
-      <w:r>
-        <w:rPr>
-          <w:rStyle w:val="bumpedfont15"/>
-          <w:rFonts w:ascii="等线" w:eastAsia="等线" w:hAnsi="等线" w:cs="Arial" w:hint="eastAsia"/>
-          <w:b/>
-          <w:bCs/>
-          <w:color w:val="FFC000"/>
+          <w:color w:val="BFBFBF" w:themeColor="background1" w:themeShade="BF"/>
+          <w:sz w:val="22"/>
+          <w:szCs w:val="22"/>
+        </w:rPr>
+      </w:pPr>
+      <w:r>
+        <w:rPr>
+          <w:rStyle w:val="bumpedfont15"/>
+          <w:rFonts w:ascii="等线" w:eastAsia="等线" w:hAnsi="等线" w:cs="Arial" w:hint="eastAsia"/>
+          <w:b/>
+          <w:bCs/>
+          <w:color w:val="BFBFBF" w:themeColor="background1" w:themeShade="BF"/>
           <w:sz w:val="22"/>
           <w:szCs w:val="22"/>
         </w:rPr>
@@ -4660,16 +4756,16 @@
         <w:rPr>
           <w:rStyle w:val="bumpedfont15"/>
           <w:rFonts w:ascii="等线" w:eastAsia="等线" w:hAnsi="等线" w:cs="Arial" w:hint="eastAsia"/>
-          <w:color w:val="FFC000"/>
-          <w:sz w:val="22"/>
-          <w:szCs w:val="22"/>
-        </w:rPr>
-      </w:pPr>
-      <w:r>
-        <w:rPr>
-          <w:rStyle w:val="bumpedfont15"/>
-          <w:rFonts w:ascii="等线" w:eastAsia="等线" w:hAnsi="等线" w:cs="Arial"/>
-          <w:color w:val="FFC000"/>
+          <w:color w:val="BFBFBF" w:themeColor="background1" w:themeShade="BF"/>
+          <w:sz w:val="22"/>
+          <w:szCs w:val="22"/>
+        </w:rPr>
+      </w:pPr>
+      <w:r>
+        <w:rPr>
+          <w:rStyle w:val="bumpedfont15"/>
+          <w:rFonts w:ascii="等线" w:eastAsia="等线" w:hAnsi="等线" w:cs="Arial"/>
+          <w:color w:val="BFBFBF" w:themeColor="background1" w:themeShade="BF"/>
           <w:sz w:val="22"/>
           <w:szCs w:val="22"/>
         </w:rPr>
@@ -4679,7 +4775,7 @@
         <w:rPr>
           <w:rStyle w:val="bumpedfont15"/>
           <w:rFonts w:ascii="等线" w:eastAsia="等线" w:hAnsi="等线" w:cs="Arial" w:hint="eastAsia"/>
-          <w:color w:val="FFC000"/>
+          <w:color w:val="BFBFBF" w:themeColor="background1" w:themeShade="BF"/>
           <w:sz w:val="22"/>
           <w:szCs w:val="22"/>
         </w:rPr>
@@ -4689,7 +4785,7 @@
         <w:rPr>
           <w:rStyle w:val="bumpedfont15"/>
           <w:rFonts w:ascii="等线" w:eastAsia="等线" w:hAnsi="等线" w:cs="Arial" w:hint="eastAsia"/>
-          <w:color w:val="FFC000"/>
+          <w:color w:val="BFBFBF" w:themeColor="background1" w:themeShade="BF"/>
           <w:sz w:val="22"/>
           <w:szCs w:val="22"/>
         </w:rPr>
@@ -4699,7 +4795,7 @@
         <w:rPr>
           <w:rStyle w:val="bumpedfont15"/>
           <w:rFonts w:ascii="等线" w:eastAsia="等线" w:hAnsi="等线" w:cs="Arial" w:hint="eastAsia"/>
-          <w:color w:val="FFC000"/>
+          <w:color w:val="BFBFBF" w:themeColor="background1" w:themeShade="BF"/>
           <w:sz w:val="22"/>
           <w:szCs w:val="22"/>
         </w:rPr>
@@ -4709,7 +4805,7 @@
         <w:rPr>
           <w:rStyle w:val="bumpedfont15"/>
           <w:rFonts w:ascii="等线" w:eastAsia="等线" w:hAnsi="等线" w:cs="Arial" w:hint="eastAsia"/>
-          <w:color w:val="FFC000"/>
+          <w:color w:val="BFBFBF" w:themeColor="background1" w:themeShade="BF"/>
           <w:sz w:val="22"/>
           <w:szCs w:val="22"/>
         </w:rPr>
@@ -4719,7 +4815,7 @@
         <w:rPr>
           <w:rStyle w:val="bumpedfont15"/>
           <w:rFonts w:ascii="等线" w:eastAsia="等线" w:hAnsi="等线" w:cs="Arial" w:hint="eastAsia"/>
-          <w:color w:val="FFC000"/>
+          <w:color w:val="BFBFBF" w:themeColor="background1" w:themeShade="BF"/>
           <w:sz w:val="22"/>
           <w:szCs w:val="22"/>
         </w:rPr>
@@ -4734,16 +4830,16 @@
         <w:rPr>
           <w:rStyle w:val="bumpedfont15"/>
           <w:rFonts w:ascii="等线" w:eastAsia="等线" w:hAnsi="等线" w:cs="Arial" w:hint="eastAsia"/>
-          <w:color w:val="000000"/>
-          <w:sz w:val="22"/>
-          <w:szCs w:val="22"/>
-        </w:rPr>
-      </w:pPr>
-      <w:r>
-        <w:rPr>
-          <w:rStyle w:val="bumpedfont15"/>
-          <w:rFonts w:ascii="等线" w:eastAsia="等线" w:hAnsi="等线" w:cs="Arial"/>
-          <w:color w:val="000000"/>
+          <w:color w:val="BFBFBF" w:themeColor="background1" w:themeShade="BF"/>
+          <w:sz w:val="22"/>
+          <w:szCs w:val="22"/>
+        </w:rPr>
+      </w:pPr>
+      <w:r>
+        <w:rPr>
+          <w:rStyle w:val="bumpedfont15"/>
+          <w:rFonts w:ascii="等线" w:eastAsia="等线" w:hAnsi="等线" w:cs="Arial"/>
+          <w:color w:val="BFBFBF" w:themeColor="background1" w:themeShade="BF"/>
           <w:sz w:val="22"/>
           <w:szCs w:val="22"/>
         </w:rPr>
@@ -4753,7 +4849,7 @@
         <w:rPr>
           <w:rStyle w:val="bumpedfont15"/>
           <w:rFonts w:ascii="等线" w:eastAsia="等线" w:hAnsi="等线" w:cs="Arial" w:hint="eastAsia"/>
-          <w:color w:val="7030A0"/>
+          <w:color w:val="BFBFBF" w:themeColor="background1" w:themeShade="BF"/>
           <w:sz w:val="22"/>
           <w:szCs w:val="22"/>
         </w:rPr>
@@ -4768,16 +4864,16 @@
         <w:rPr>
           <w:rStyle w:val="bumpedfont15"/>
           <w:rFonts w:ascii="等线" w:eastAsia="等线" w:hAnsi="等线" w:cs="Arial" w:hint="eastAsia"/>
-          <w:color w:val="00B0F0"/>
-          <w:sz w:val="22"/>
-          <w:szCs w:val="22"/>
-        </w:rPr>
-      </w:pPr>
-      <w:r>
-        <w:rPr>
-          <w:rStyle w:val="bumpedfont15"/>
-          <w:rFonts w:ascii="等线" w:eastAsia="等线" w:hAnsi="等线" w:cs="Arial"/>
-          <w:color w:val="00B0F0"/>
+          <w:color w:val="BFBFBF" w:themeColor="background1" w:themeShade="BF"/>
+          <w:sz w:val="22"/>
+          <w:szCs w:val="22"/>
+        </w:rPr>
+      </w:pPr>
+      <w:r>
+        <w:rPr>
+          <w:rStyle w:val="bumpedfont15"/>
+          <w:rFonts w:ascii="等线" w:eastAsia="等线" w:hAnsi="等线" w:cs="Arial"/>
+          <w:color w:val="BFBFBF" w:themeColor="background1" w:themeShade="BF"/>
           <w:sz w:val="22"/>
           <w:szCs w:val="22"/>
         </w:rPr>
@@ -4787,7 +4883,7 @@
         <w:rPr>
           <w:rStyle w:val="bumpedfont15"/>
           <w:rFonts w:ascii="等线" w:eastAsia="等线" w:hAnsi="等线" w:cs="Arial" w:hint="eastAsia"/>
-          <w:color w:val="00B0F0"/>
+          <w:color w:val="BFBFBF" w:themeColor="background1" w:themeShade="BF"/>
           <w:sz w:val="22"/>
           <w:szCs w:val="22"/>
         </w:rPr>
@@ -4804,18 +4900,18 @@
           <w:rFonts w:ascii="等线" w:eastAsia="等线" w:hAnsi="等线" w:cs="Arial" w:hint="eastAsia"/>
           <w:b/>
           <w:bCs/>
-          <w:color w:val="EE0000"/>
-          <w:sz w:val="22"/>
-          <w:szCs w:val="22"/>
-        </w:rPr>
-      </w:pPr>
-      <w:r>
-        <w:rPr>
-          <w:rStyle w:val="bumpedfont15"/>
-          <w:rFonts w:ascii="等线" w:eastAsia="等线" w:hAnsi="等线" w:cs="Arial" w:hint="eastAsia"/>
-          <w:b/>
-          <w:bCs/>
-          <w:color w:val="EE0000"/>
+          <w:color w:val="BFBFBF" w:themeColor="background1" w:themeShade="BF"/>
+          <w:sz w:val="22"/>
+          <w:szCs w:val="22"/>
+        </w:rPr>
+      </w:pPr>
+      <w:r>
+        <w:rPr>
+          <w:rStyle w:val="bumpedfont15"/>
+          <w:rFonts w:ascii="等线" w:eastAsia="等线" w:hAnsi="等线" w:cs="Arial" w:hint="eastAsia"/>
+          <w:b/>
+          <w:bCs/>
+          <w:color w:val="BFBFBF" w:themeColor="background1" w:themeShade="BF"/>
           <w:sz w:val="22"/>
           <w:szCs w:val="22"/>
         </w:rPr>
@@ -4830,16 +4926,16 @@
         <w:rPr>
           <w:rStyle w:val="bumpedfont15"/>
           <w:rFonts w:ascii="等线" w:eastAsia="等线" w:hAnsi="等线" w:cs="Arial" w:hint="eastAsia"/>
-          <w:color w:val="EE0000"/>
-          <w:sz w:val="22"/>
-          <w:szCs w:val="22"/>
-        </w:rPr>
-      </w:pPr>
-      <w:r>
-        <w:rPr>
-          <w:rStyle w:val="bumpedfont15"/>
-          <w:rFonts w:ascii="等线" w:eastAsia="等线" w:hAnsi="等线" w:cs="Arial"/>
-          <w:color w:val="EE0000"/>
+          <w:color w:val="BFBFBF" w:themeColor="background1" w:themeShade="BF"/>
+          <w:sz w:val="22"/>
+          <w:szCs w:val="22"/>
+        </w:rPr>
+      </w:pPr>
+      <w:r>
+        <w:rPr>
+          <w:rStyle w:val="bumpedfont15"/>
+          <w:rFonts w:ascii="等线" w:eastAsia="等线" w:hAnsi="等线" w:cs="Arial"/>
+          <w:color w:val="BFBFBF" w:themeColor="background1" w:themeShade="BF"/>
           <w:sz w:val="22"/>
           <w:szCs w:val="22"/>
         </w:rPr>
@@ -4849,7 +4945,7 @@
         <w:rPr>
           <w:rStyle w:val="bumpedfont15"/>
           <w:rFonts w:ascii="等线" w:eastAsia="等线" w:hAnsi="等线" w:cs="Arial" w:hint="eastAsia"/>
-          <w:color w:val="EE0000"/>
+          <w:color w:val="BFBFBF" w:themeColor="background1" w:themeShade="BF"/>
           <w:sz w:val="22"/>
           <w:szCs w:val="22"/>
         </w:rPr>
@@ -4864,16 +4960,16 @@
         <w:rPr>
           <w:rStyle w:val="bumpedfont15"/>
           <w:rFonts w:ascii="等线" w:eastAsia="等线" w:hAnsi="等线" w:cs="Arial" w:hint="eastAsia"/>
-          <w:color w:val="7030A0"/>
-          <w:sz w:val="22"/>
-          <w:szCs w:val="22"/>
-        </w:rPr>
-      </w:pPr>
-      <w:r>
-        <w:rPr>
-          <w:rStyle w:val="bumpedfont15"/>
-          <w:rFonts w:ascii="等线" w:eastAsia="等线" w:hAnsi="等线" w:cs="Arial"/>
-          <w:color w:val="7030A0"/>
+          <w:color w:val="BFBFBF" w:themeColor="background1" w:themeShade="BF"/>
+          <w:sz w:val="22"/>
+          <w:szCs w:val="22"/>
+        </w:rPr>
+      </w:pPr>
+      <w:r>
+        <w:rPr>
+          <w:rStyle w:val="bumpedfont15"/>
+          <w:rFonts w:ascii="等线" w:eastAsia="等线" w:hAnsi="等线" w:cs="Arial"/>
+          <w:color w:val="BFBFBF" w:themeColor="background1" w:themeShade="BF"/>
           <w:sz w:val="22"/>
           <w:szCs w:val="22"/>
         </w:rPr>
@@ -4883,7 +4979,7 @@
         <w:rPr>
           <w:rStyle w:val="bumpedfont15"/>
           <w:rFonts w:ascii="等线" w:eastAsia="等线" w:hAnsi="等线" w:cs="Arial" w:hint="eastAsia"/>
-          <w:color w:val="7030A0"/>
+          <w:color w:val="BFBFBF" w:themeColor="background1" w:themeShade="BF"/>
           <w:sz w:val="22"/>
           <w:szCs w:val="22"/>
         </w:rPr>
@@ -4897,16 +4993,16 @@
         <w:ind w:leftChars="300" w:left="660"/>
         <w:rPr>
           <w:rFonts w:ascii="等线" w:eastAsia="等线" w:hAnsi="等线" w:hint="eastAsia"/>
-          <w:color w:val="00B0F0"/>
-          <w:sz w:val="22"/>
-          <w:szCs w:val="22"/>
-        </w:rPr>
-      </w:pPr>
-      <w:r>
-        <w:rPr>
-          <w:rStyle w:val="bumpedfont15"/>
-          <w:rFonts w:ascii="等线" w:eastAsia="等线" w:hAnsi="等线" w:cs="Arial"/>
-          <w:color w:val="00B0F0"/>
+          <w:color w:val="BFBFBF" w:themeColor="background1" w:themeShade="BF"/>
+          <w:sz w:val="22"/>
+          <w:szCs w:val="22"/>
+        </w:rPr>
+      </w:pPr>
+      <w:r>
+        <w:rPr>
+          <w:rStyle w:val="bumpedfont15"/>
+          <w:rFonts w:ascii="等线" w:eastAsia="等线" w:hAnsi="等线" w:cs="Arial"/>
+          <w:color w:val="BFBFBF" w:themeColor="background1" w:themeShade="BF"/>
           <w:sz w:val="22"/>
           <w:szCs w:val="22"/>
         </w:rPr>
@@ -4916,7 +5012,7 @@
         <w:rPr>
           <w:rStyle w:val="bumpedfont15"/>
           <w:rFonts w:ascii="等线" w:eastAsia="等线" w:hAnsi="等线" w:cs="Arial" w:hint="eastAsia"/>
-          <w:color w:val="00B0F0"/>
+          <w:color w:val="BFBFBF" w:themeColor="background1" w:themeShade="BF"/>
           <w:sz w:val="22"/>
           <w:szCs w:val="22"/>
         </w:rPr>
@@ -5083,18 +5179,18 @@
         <w:rPr>
           <w:rStyle w:val="bumpedfont15"/>
           <w:rFonts w:ascii="等线" w:eastAsia="等线" w:hAnsi="等线" w:cs="Arial" w:hint="eastAsia"/>
-          <w:color w:val="FFC000"/>
-          <w:sz w:val="22"/>
-          <w:szCs w:val="22"/>
-        </w:rPr>
-      </w:pPr>
-      <w:r>
-        <w:rPr>
-          <w:rStyle w:val="bumpedfont15"/>
-          <w:rFonts w:ascii="等线" w:eastAsia="等线" w:hAnsi="等线" w:cs="Arial" w:hint="eastAsia"/>
-          <w:b/>
-          <w:bCs/>
-          <w:color w:val="FFC000"/>
+          <w:color w:val="BFBFBF" w:themeColor="background1" w:themeShade="BF"/>
+          <w:sz w:val="22"/>
+          <w:szCs w:val="22"/>
+        </w:rPr>
+      </w:pPr>
+      <w:r>
+        <w:rPr>
+          <w:rStyle w:val="bumpedfont15"/>
+          <w:rFonts w:ascii="等线" w:eastAsia="等线" w:hAnsi="等线" w:cs="Arial" w:hint="eastAsia"/>
+          <w:b/>
+          <w:bCs/>
+          <w:color w:val="BFBFBF" w:themeColor="background1" w:themeShade="BF"/>
           <w:sz w:val="22"/>
           <w:szCs w:val="22"/>
         </w:rPr>
@@ -5106,7 +5202,7 @@
           <w:rFonts w:ascii="等线" w:eastAsia="等线" w:hAnsi="等线" w:cs="Arial" w:hint="eastAsia"/>
           <w:b/>
           <w:bCs/>
-          <w:color w:val="FFC000"/>
+          <w:color w:val="BFBFBF" w:themeColor="background1" w:themeShade="BF"/>
           <w:sz w:val="22"/>
           <w:szCs w:val="22"/>
         </w:rPr>
@@ -5118,7 +5214,7 @@
           <w:rFonts w:ascii="等线" w:eastAsia="等线" w:hAnsi="等线" w:cs="Arial" w:hint="eastAsia"/>
           <w:b/>
           <w:bCs/>
-          <w:color w:val="FFC000"/>
+          <w:color w:val="BFBFBF" w:themeColor="background1" w:themeShade="BF"/>
           <w:sz w:val="22"/>
           <w:szCs w:val="22"/>
         </w:rPr>
@@ -5133,16 +5229,16 @@
         <w:rPr>
           <w:rStyle w:val="bumpedfont15"/>
           <w:rFonts w:ascii="等线" w:eastAsia="等线" w:hAnsi="等线" w:cs="Arial" w:hint="eastAsia"/>
-          <w:color w:val="FFC000"/>
-          <w:sz w:val="22"/>
-          <w:szCs w:val="22"/>
-        </w:rPr>
-      </w:pPr>
-      <w:r>
-        <w:rPr>
-          <w:rStyle w:val="bumpedfont15"/>
-          <w:rFonts w:ascii="等线" w:eastAsia="等线" w:hAnsi="等线" w:cs="Arial" w:hint="eastAsia"/>
-          <w:color w:val="FFC000"/>
+          <w:color w:val="BFBFBF" w:themeColor="background1" w:themeShade="BF"/>
+          <w:sz w:val="22"/>
+          <w:szCs w:val="22"/>
+        </w:rPr>
+      </w:pPr>
+      <w:r>
+        <w:rPr>
+          <w:rStyle w:val="bumpedfont15"/>
+          <w:rFonts w:ascii="等线" w:eastAsia="等线" w:hAnsi="等线" w:cs="Arial" w:hint="eastAsia"/>
+          <w:color w:val="BFBFBF" w:themeColor="background1" w:themeShade="BF"/>
           <w:sz w:val="22"/>
           <w:szCs w:val="22"/>
         </w:rPr>
@@ -5152,7 +5248,7 @@
         <w:rPr>
           <w:rStyle w:val="bumpedfont15"/>
           <w:rFonts w:ascii="等线" w:eastAsia="等线" w:hAnsi="等线" w:cs="Arial" w:hint="eastAsia"/>
-          <w:color w:val="FFC000"/>
+          <w:color w:val="BFBFBF" w:themeColor="background1" w:themeShade="BF"/>
           <w:sz w:val="22"/>
           <w:szCs w:val="22"/>
         </w:rPr>
@@ -5167,16 +5263,16 @@
         <w:rPr>
           <w:rStyle w:val="bumpedfont15"/>
           <w:rFonts w:ascii="等线" w:eastAsia="等线" w:hAnsi="等线" w:cs="Arial" w:hint="eastAsia"/>
-          <w:color w:val="FFC000"/>
-          <w:sz w:val="22"/>
-          <w:szCs w:val="22"/>
-        </w:rPr>
-      </w:pPr>
-      <w:r>
-        <w:rPr>
-          <w:rStyle w:val="bumpedfont15"/>
-          <w:rFonts w:ascii="等线" w:eastAsia="等线" w:hAnsi="等线" w:cs="Arial" w:hint="eastAsia"/>
-          <w:color w:val="FFC000"/>
+          <w:color w:val="BFBFBF" w:themeColor="background1" w:themeShade="BF"/>
+          <w:sz w:val="22"/>
+          <w:szCs w:val="22"/>
+        </w:rPr>
+      </w:pPr>
+      <w:r>
+        <w:rPr>
+          <w:rStyle w:val="bumpedfont15"/>
+          <w:rFonts w:ascii="等线" w:eastAsia="等线" w:hAnsi="等线" w:cs="Arial" w:hint="eastAsia"/>
+          <w:color w:val="BFBFBF" w:themeColor="background1" w:themeShade="BF"/>
           <w:sz w:val="22"/>
           <w:szCs w:val="22"/>
         </w:rPr>
@@ -5193,18 +5289,18 @@
           <w:rFonts w:ascii="等线" w:eastAsia="等线" w:hAnsi="等线" w:cs="Arial" w:hint="eastAsia"/>
           <w:b/>
           <w:bCs/>
-          <w:color w:val="7030A0"/>
-          <w:sz w:val="22"/>
-          <w:szCs w:val="22"/>
-        </w:rPr>
-      </w:pPr>
-      <w:r>
-        <w:rPr>
-          <w:rStyle w:val="bumpedfont15"/>
-          <w:rFonts w:ascii="等线" w:eastAsia="等线" w:hAnsi="等线" w:cs="Arial" w:hint="eastAsia"/>
-          <w:b/>
-          <w:bCs/>
-          <w:color w:val="7030A0"/>
+          <w:color w:val="BFBFBF" w:themeColor="background1" w:themeShade="BF"/>
+          <w:sz w:val="22"/>
+          <w:szCs w:val="22"/>
+        </w:rPr>
+      </w:pPr>
+      <w:r>
+        <w:rPr>
+          <w:rStyle w:val="bumpedfont15"/>
+          <w:rFonts w:ascii="等线" w:eastAsia="等线" w:hAnsi="等线" w:cs="Arial" w:hint="eastAsia"/>
+          <w:b/>
+          <w:bCs/>
+          <w:color w:val="BFBFBF" w:themeColor="background1" w:themeShade="BF"/>
           <w:sz w:val="22"/>
           <w:szCs w:val="22"/>
         </w:rPr>
@@ -5218,16 +5314,16 @@
         <w:ind w:leftChars="300" w:left="660"/>
         <w:rPr>
           <w:rFonts w:ascii="等线" w:eastAsia="等线" w:hAnsi="等线" w:cs="Arial" w:hint="eastAsia"/>
-          <w:color w:val="7030A0"/>
-          <w:sz w:val="22"/>
-          <w:szCs w:val="22"/>
-        </w:rPr>
-      </w:pPr>
-      <w:r>
-        <w:rPr>
-          <w:rStyle w:val="bumpedfont15"/>
-          <w:rFonts w:ascii="等线" w:eastAsia="等线" w:hAnsi="等线" w:cs="Arial"/>
-          <w:color w:val="7030A0"/>
+          <w:color w:val="BFBFBF" w:themeColor="background1" w:themeShade="BF"/>
+          <w:sz w:val="22"/>
+          <w:szCs w:val="22"/>
+        </w:rPr>
+      </w:pPr>
+      <w:r>
+        <w:rPr>
+          <w:rStyle w:val="bumpedfont15"/>
+          <w:rFonts w:ascii="等线" w:eastAsia="等线" w:hAnsi="等线" w:cs="Arial"/>
+          <w:color w:val="BFBFBF" w:themeColor="background1" w:themeShade="BF"/>
           <w:sz w:val="22"/>
           <w:szCs w:val="22"/>
         </w:rPr>
@@ -5237,7 +5333,7 @@
         <w:rPr>
           <w:rStyle w:val="bumpedfont15"/>
           <w:rFonts w:ascii="等线" w:eastAsia="等线" w:hAnsi="等线" w:cs="Arial" w:hint="eastAsia"/>
-          <w:color w:val="7030A0"/>
+          <w:color w:val="BFBFBF" w:themeColor="background1" w:themeShade="BF"/>
           <w:sz w:val="22"/>
           <w:szCs w:val="22"/>
         </w:rPr>
@@ -5305,7 +5401,7 @@
         <w:rPr>
           <w:rStyle w:val="bumpedfont15"/>
           <w:rFonts w:ascii="等线" w:eastAsia="等线" w:hAnsi="等线" w:cs="Arial" w:hint="eastAsia"/>
-          <w:color w:val="000000"/>
+          <w:color w:val="BFBFBF" w:themeColor="background1" w:themeShade="BF"/>
           <w:sz w:val="22"/>
           <w:szCs w:val="22"/>
         </w:rPr>
@@ -5324,47 +5420,27 @@
         <w:rPr>
           <w:rStyle w:val="bumpedfont15"/>
           <w:rFonts w:ascii="等线" w:eastAsia="等线" w:hAnsi="等线" w:cs="Arial" w:hint="eastAsia"/>
-          <w:color w:val="7030A0"/>
-          <w:sz w:val="22"/>
-          <w:szCs w:val="22"/>
-        </w:rPr>
-        <w:t>有时会出现有纵深的横板2D关卡，</w:t>
-      </w:r>
-      <w:r>
-        <w:rPr>
-          <w:rStyle w:val="bumpedfont15"/>
-          <w:rFonts w:ascii="等线" w:eastAsia="等线" w:hAnsi="等线" w:cs="Arial" w:hint="eastAsia"/>
-          <w:color w:val="00B050"/>
-          <w:sz w:val="22"/>
-          <w:szCs w:val="22"/>
-        </w:rPr>
-        <w:t>偶尔会出现3D关卡</w:t>
-      </w:r>
-      <w:r>
-        <w:rPr>
-          <w:rStyle w:val="bumpedfont15"/>
-          <w:rFonts w:ascii="等线" w:eastAsia="等线" w:hAnsi="等线" w:cs="Arial" w:hint="eastAsia"/>
-          <w:color w:val="000000"/>
-          <w:sz w:val="22"/>
-          <w:szCs w:val="22"/>
-        </w:rPr>
-        <w:t>，</w:t>
-      </w:r>
-      <w:r>
-        <w:rPr>
-          <w:rStyle w:val="bumpedfont15"/>
-          <w:rFonts w:ascii="等线" w:eastAsia="等线" w:hAnsi="等线" w:cs="Arial" w:hint="eastAsia"/>
-          <w:color w:val="A6A6A6" w:themeColor="background1" w:themeShade="A6"/>
-          <w:sz w:val="22"/>
-          <w:szCs w:val="22"/>
-        </w:rPr>
-        <w:t>或第一人称视角关卡</w:t>
-      </w:r>
-      <w:r>
-        <w:rPr>
-          <w:rStyle w:val="bumpedfont15"/>
-          <w:rFonts w:ascii="等线" w:eastAsia="等线" w:hAnsi="等线" w:cs="Arial" w:hint="eastAsia"/>
-          <w:color w:val="A6A6A6" w:themeColor="background1" w:themeShade="A6"/>
+          <w:color w:val="BFBFBF" w:themeColor="background1" w:themeShade="BF"/>
+          <w:sz w:val="22"/>
+          <w:szCs w:val="22"/>
+        </w:rPr>
+        <w:t>有时会出现有纵深的横板2D关卡，偶尔会出现3D关卡</w:t>
+      </w:r>
+      <w:r>
+        <w:rPr>
+          <w:rStyle w:val="bumpedfont15"/>
+          <w:rFonts w:ascii="等线" w:eastAsia="等线" w:hAnsi="等线" w:cs="Arial" w:hint="eastAsia"/>
+          <w:color w:val="BFBFBF" w:themeColor="background1" w:themeShade="BF"/>
+          <w:sz w:val="22"/>
+          <w:szCs w:val="22"/>
+        </w:rPr>
+        <w:t>，或第一人称视角关卡</w:t>
+      </w:r>
+      <w:r>
+        <w:rPr>
+          <w:rStyle w:val="bumpedfont15"/>
+          <w:rFonts w:ascii="等线" w:eastAsia="等线" w:hAnsi="等线" w:cs="Arial" w:hint="eastAsia"/>
+          <w:color w:val="BFBFBF" w:themeColor="background1" w:themeShade="BF"/>
           <w:sz w:val="22"/>
           <w:szCs w:val="22"/>
         </w:rPr>
@@ -5381,18 +5457,18 @@
           <w:rFonts w:ascii="等线" w:eastAsia="等线" w:hAnsi="等线" w:cs="Arial" w:hint="eastAsia"/>
           <w:b/>
           <w:bCs/>
-          <w:color w:val="000000"/>
-          <w:sz w:val="22"/>
-          <w:szCs w:val="22"/>
-        </w:rPr>
-      </w:pPr>
-      <w:r>
-        <w:rPr>
-          <w:rStyle w:val="bumpedfont15"/>
-          <w:rFonts w:ascii="等线" w:eastAsia="等线" w:hAnsi="等线" w:cs="Arial" w:hint="eastAsia"/>
-          <w:b/>
-          <w:bCs/>
-          <w:color w:val="000000"/>
+          <w:color w:val="BFBFBF" w:themeColor="background1" w:themeShade="BF"/>
+          <w:sz w:val="22"/>
+          <w:szCs w:val="22"/>
+        </w:rPr>
+      </w:pPr>
+      <w:r>
+        <w:rPr>
+          <w:rStyle w:val="bumpedfont15"/>
+          <w:rFonts w:ascii="等线" w:eastAsia="等线" w:hAnsi="等线" w:cs="Arial" w:hint="eastAsia"/>
+          <w:b/>
+          <w:bCs/>
+          <w:color w:val="BFBFBF" w:themeColor="background1" w:themeShade="BF"/>
           <w:sz w:val="22"/>
           <w:szCs w:val="22"/>
         </w:rPr>
@@ -5406,46 +5482,26 @@
         <w:ind w:leftChars="490" w:left="1078"/>
         <w:rPr>
           <w:rFonts w:ascii="等线" w:eastAsia="等线" w:hAnsi="等线" w:hint="eastAsia"/>
-          <w:color w:val="000000"/>
-          <w:sz w:val="22"/>
-          <w:szCs w:val="22"/>
-        </w:rPr>
-      </w:pPr>
-      <w:r>
-        <w:rPr>
-          <w:rStyle w:val="bumpedfont15"/>
-          <w:rFonts w:ascii="等线" w:eastAsia="等线" w:hAnsi="等线" w:cs="Arial" w:hint="eastAsia"/>
-          <w:color w:val="FFC000"/>
-          <w:sz w:val="22"/>
-          <w:szCs w:val="22"/>
-        </w:rPr>
-        <w:t>以俯视角平面为主</w:t>
-      </w:r>
-      <w:r>
-        <w:rPr>
-          <w:rStyle w:val="bumpedfont15"/>
-          <w:rFonts w:ascii="等线" w:eastAsia="等线" w:hAnsi="等线" w:cs="Arial" w:hint="eastAsia"/>
-          <w:color w:val="000000"/>
-          <w:sz w:val="22"/>
-          <w:szCs w:val="22"/>
-        </w:rPr>
-        <w:t>，</w:t>
-      </w:r>
-      <w:r>
-        <w:rPr>
-          <w:rStyle w:val="bumpedfont15"/>
-          <w:rFonts w:ascii="等线" w:eastAsia="等线" w:hAnsi="等线" w:cs="Arial" w:hint="eastAsia"/>
-          <w:color w:val="7030A0"/>
-          <w:sz w:val="22"/>
-          <w:szCs w:val="22"/>
-        </w:rPr>
-        <w:t>室外会出现2.5D</w:t>
-      </w:r>
-      <w:r>
-        <w:rPr>
-          <w:rStyle w:val="bumpedfont15"/>
-          <w:rFonts w:ascii="等线" w:eastAsia="等线" w:hAnsi="等线" w:cs="Arial" w:hint="eastAsia"/>
-          <w:color w:val="7030A0"/>
+          <w:color w:val="BFBFBF" w:themeColor="background1" w:themeShade="BF"/>
+          <w:sz w:val="22"/>
+          <w:szCs w:val="22"/>
+        </w:rPr>
+      </w:pPr>
+      <w:r>
+        <w:rPr>
+          <w:rStyle w:val="bumpedfont15"/>
+          <w:rFonts w:ascii="等线" w:eastAsia="等线" w:hAnsi="等线" w:cs="Arial" w:hint="eastAsia"/>
+          <w:color w:val="BFBFBF" w:themeColor="background1" w:themeShade="BF"/>
+          <w:sz w:val="22"/>
+          <w:szCs w:val="22"/>
+        </w:rPr>
+        <w:t>以俯视角平面为主，室外会出现2.5D</w:t>
+      </w:r>
+      <w:r>
+        <w:rPr>
+          <w:rStyle w:val="bumpedfont15"/>
+          <w:rFonts w:ascii="等线" w:eastAsia="等线" w:hAnsi="等线" w:cs="Arial" w:hint="eastAsia"/>
+          <w:color w:val="BFBFBF" w:themeColor="background1" w:themeShade="BF"/>
           <w:sz w:val="22"/>
           <w:szCs w:val="22"/>
         </w:rPr>
@@ -5609,16 +5665,16 @@
         <w:rPr>
           <w:rStyle w:val="bumpedfont15"/>
           <w:rFonts w:ascii="等线" w:eastAsia="等线" w:hAnsi="等线" w:cs="Arial" w:hint="eastAsia"/>
-          <w:color w:val="EE0000"/>
-          <w:sz w:val="22"/>
-          <w:szCs w:val="22"/>
-        </w:rPr>
-      </w:pPr>
-      <w:r>
-        <w:rPr>
-          <w:rStyle w:val="bumpedfont15"/>
-          <w:rFonts w:ascii="等线" w:eastAsia="等线" w:hAnsi="等线" w:cs="Arial" w:hint="eastAsia"/>
-          <w:color w:val="EE0000"/>
+          <w:color w:val="BFBFBF" w:themeColor="background1" w:themeShade="BF"/>
+          <w:sz w:val="22"/>
+          <w:szCs w:val="22"/>
+        </w:rPr>
+      </w:pPr>
+      <w:r>
+        <w:rPr>
+          <w:rStyle w:val="bumpedfont15"/>
+          <w:rFonts w:ascii="等线" w:eastAsia="等线" w:hAnsi="等线" w:cs="Arial" w:hint="eastAsia"/>
+          <w:color w:val="BFBFBF" w:themeColor="background1" w:themeShade="BF"/>
           <w:sz w:val="22"/>
           <w:szCs w:val="22"/>
         </w:rPr>
@@ -5633,16 +5689,16 @@
         <w:rPr>
           <w:rStyle w:val="bumpedfont15"/>
           <w:rFonts w:ascii="等线" w:eastAsia="等线" w:hAnsi="等线" w:cs="Arial" w:hint="eastAsia"/>
-          <w:color w:val="FFC000"/>
-          <w:sz w:val="22"/>
-          <w:szCs w:val="22"/>
-        </w:rPr>
-      </w:pPr>
-      <w:r>
-        <w:rPr>
-          <w:rStyle w:val="bumpedfont15"/>
-          <w:rFonts w:ascii="等线" w:eastAsia="等线" w:hAnsi="等线" w:cs="Arial" w:hint="eastAsia"/>
-          <w:color w:val="FFC000"/>
+          <w:color w:val="BFBFBF" w:themeColor="background1" w:themeShade="BF"/>
+          <w:sz w:val="22"/>
+          <w:szCs w:val="22"/>
+        </w:rPr>
+      </w:pPr>
+      <w:r>
+        <w:rPr>
+          <w:rStyle w:val="bumpedfont15"/>
+          <w:rFonts w:ascii="等线" w:eastAsia="等线" w:hAnsi="等线" w:cs="Arial" w:hint="eastAsia"/>
+          <w:color w:val="BFBFBF" w:themeColor="background1" w:themeShade="BF"/>
           <w:sz w:val="22"/>
           <w:szCs w:val="22"/>
         </w:rPr>
@@ -5656,16 +5712,16 @@
         <w:ind w:leftChars="300" w:left="660" w:firstLine="400"/>
         <w:rPr>
           <w:rFonts w:ascii="等线" w:eastAsia="等线" w:hAnsi="等线" w:cs="Arial" w:hint="eastAsia"/>
-          <w:color w:val="7030A0"/>
-          <w:sz w:val="22"/>
-          <w:szCs w:val="22"/>
-        </w:rPr>
-      </w:pPr>
-      <w:r>
-        <w:rPr>
-          <w:rStyle w:val="bumpedfont15"/>
-          <w:rFonts w:ascii="等线" w:eastAsia="等线" w:hAnsi="等线" w:cs="Arial" w:hint="eastAsia"/>
-          <w:color w:val="7030A0"/>
+          <w:color w:val="BFBFBF" w:themeColor="background1" w:themeShade="BF"/>
+          <w:sz w:val="22"/>
+          <w:szCs w:val="22"/>
+        </w:rPr>
+      </w:pPr>
+      <w:r>
+        <w:rPr>
+          <w:rStyle w:val="bumpedfont15"/>
+          <w:rFonts w:ascii="等线" w:eastAsia="等线" w:hAnsi="等线" w:cs="Arial" w:hint="eastAsia"/>
+          <w:color w:val="BFBFBF" w:themeColor="background1" w:themeShade="BF"/>
           <w:sz w:val="22"/>
           <w:szCs w:val="22"/>
         </w:rPr>
@@ -5964,18 +6020,18 @@
           <w:rFonts w:ascii="等线" w:eastAsia="等线" w:hAnsi="等线" w:cs="Arial" w:hint="eastAsia"/>
           <w:b/>
           <w:bCs/>
-          <w:color w:val="000000"/>
-          <w:sz w:val="22"/>
-          <w:szCs w:val="22"/>
-        </w:rPr>
-      </w:pPr>
-      <w:r>
-        <w:rPr>
-          <w:rStyle w:val="bumpedfont15"/>
-          <w:rFonts w:ascii="等线" w:eastAsia="等线" w:hAnsi="等线" w:cs="Arial" w:hint="eastAsia"/>
-          <w:b/>
-          <w:bCs/>
-          <w:color w:val="000000"/>
+          <w:color w:val="BFBFBF" w:themeColor="background1" w:themeShade="BF"/>
+          <w:sz w:val="22"/>
+          <w:szCs w:val="22"/>
+        </w:rPr>
+      </w:pPr>
+      <w:r>
+        <w:rPr>
+          <w:rStyle w:val="bumpedfont15"/>
+          <w:rFonts w:ascii="等线" w:eastAsia="等线" w:hAnsi="等线" w:cs="Arial" w:hint="eastAsia"/>
+          <w:b/>
+          <w:bCs/>
+          <w:color w:val="BFBFBF" w:themeColor="background1" w:themeShade="BF"/>
           <w:sz w:val="22"/>
           <w:szCs w:val="22"/>
         </w:rPr>
@@ -5989,15 +6045,15 @@
         <w:ind w:leftChars="200" w:left="440" w:firstLine="400"/>
         <w:rPr>
           <w:rFonts w:ascii="等线" w:eastAsia="等线" w:hAnsi="等线" w:hint="eastAsia"/>
-          <w:color w:val="FFC000"/>
-          <w:sz w:val="22"/>
-          <w:szCs w:val="22"/>
-        </w:rPr>
-      </w:pPr>
-      <w:r>
-        <w:rPr>
-          <w:rFonts w:ascii="等线" w:eastAsia="等线" w:hAnsi="等线" w:hint="eastAsia"/>
-          <w:color w:val="FFC000"/>
+          <w:color w:val="BFBFBF" w:themeColor="background1" w:themeShade="BF"/>
+          <w:sz w:val="22"/>
+          <w:szCs w:val="22"/>
+        </w:rPr>
+      </w:pPr>
+      <w:r>
+        <w:rPr>
+          <w:rFonts w:ascii="等线" w:eastAsia="等线" w:hAnsi="等线" w:hint="eastAsia"/>
+          <w:color w:val="BFBFBF" w:themeColor="background1" w:themeShade="BF"/>
           <w:sz w:val="22"/>
           <w:szCs w:val="22"/>
         </w:rPr>
@@ -6013,17 +6069,17 @@
           <w:rFonts w:ascii="等线" w:eastAsia="等线" w:hAnsi="等线" w:hint="eastAsia"/>
           <w:b/>
           <w:bCs/>
-          <w:color w:val="000000"/>
-          <w:sz w:val="22"/>
-          <w:szCs w:val="22"/>
-        </w:rPr>
-      </w:pPr>
-      <w:r>
-        <w:rPr>
-          <w:rFonts w:ascii="等线" w:eastAsia="等线" w:hAnsi="等线" w:hint="eastAsia"/>
-          <w:b/>
-          <w:bCs/>
-          <w:color w:val="000000"/>
+          <w:color w:val="BFBFBF" w:themeColor="background1" w:themeShade="BF"/>
+          <w:sz w:val="22"/>
+          <w:szCs w:val="22"/>
+        </w:rPr>
+      </w:pPr>
+      <w:r>
+        <w:rPr>
+          <w:rFonts w:ascii="等线" w:eastAsia="等线" w:hAnsi="等线" w:hint="eastAsia"/>
+          <w:b/>
+          <w:bCs/>
+          <w:color w:val="BFBFBF" w:themeColor="background1" w:themeShade="BF"/>
           <w:sz w:val="22"/>
           <w:szCs w:val="22"/>
         </w:rPr>
@@ -6037,15 +6093,15 @@
         <w:ind w:leftChars="300" w:left="660" w:firstLine="400"/>
         <w:rPr>
           <w:rFonts w:ascii="等线" w:eastAsia="等线" w:hAnsi="等线" w:hint="eastAsia"/>
-          <w:color w:val="EE0000"/>
-          <w:sz w:val="22"/>
-          <w:szCs w:val="22"/>
-        </w:rPr>
-      </w:pPr>
-      <w:r>
-        <w:rPr>
-          <w:rFonts w:ascii="等线" w:eastAsia="等线" w:hAnsi="等线" w:hint="eastAsia"/>
-          <w:color w:val="EE0000"/>
+          <w:color w:val="BFBFBF" w:themeColor="background1" w:themeShade="BF"/>
+          <w:sz w:val="22"/>
+          <w:szCs w:val="22"/>
+        </w:rPr>
+      </w:pPr>
+      <w:r>
+        <w:rPr>
+          <w:rFonts w:ascii="等线" w:eastAsia="等线" w:hAnsi="等线" w:hint="eastAsia"/>
+          <w:color w:val="BFBFBF" w:themeColor="background1" w:themeShade="BF"/>
           <w:sz w:val="22"/>
           <w:szCs w:val="22"/>
         </w:rPr>
@@ -6054,7 +6110,7 @@
       <w:r>
         <w:rPr>
           <w:rFonts w:ascii="等线" w:eastAsia="等线" w:hAnsi="等线" w:hint="eastAsia"/>
-          <w:color w:val="EE0000"/>
+          <w:color w:val="BFBFBF" w:themeColor="background1" w:themeShade="BF"/>
           <w:sz w:val="22"/>
           <w:szCs w:val="22"/>
         </w:rPr>
@@ -6068,15 +6124,15 @@
         <w:ind w:leftChars="300" w:left="660" w:firstLine="400"/>
         <w:rPr>
           <w:rFonts w:ascii="等线" w:eastAsia="等线" w:hAnsi="等线" w:hint="eastAsia"/>
-          <w:color w:val="FFC000"/>
-          <w:sz w:val="22"/>
-          <w:szCs w:val="22"/>
-        </w:rPr>
-      </w:pPr>
-      <w:r>
-        <w:rPr>
-          <w:rFonts w:ascii="等线" w:eastAsia="等线" w:hAnsi="等线" w:hint="eastAsia"/>
-          <w:color w:val="FFC000"/>
+          <w:color w:val="BFBFBF" w:themeColor="background1" w:themeShade="BF"/>
+          <w:sz w:val="22"/>
+          <w:szCs w:val="22"/>
+        </w:rPr>
+      </w:pPr>
+      <w:r>
+        <w:rPr>
+          <w:rFonts w:ascii="等线" w:eastAsia="等线" w:hAnsi="等线" w:hint="eastAsia"/>
+          <w:color w:val="BFBFBF" w:themeColor="background1" w:themeShade="BF"/>
           <w:sz w:val="22"/>
           <w:szCs w:val="22"/>
         </w:rPr>
@@ -6092,17 +6148,17 @@
           <w:rFonts w:ascii="等线" w:eastAsia="等线" w:hAnsi="等线" w:hint="eastAsia"/>
           <w:b/>
           <w:bCs/>
-          <w:color w:val="000000"/>
-          <w:sz w:val="22"/>
-          <w:szCs w:val="22"/>
-        </w:rPr>
-      </w:pPr>
-      <w:r>
-        <w:rPr>
-          <w:rFonts w:ascii="等线" w:eastAsia="等线" w:hAnsi="等线" w:hint="eastAsia"/>
-          <w:b/>
-          <w:bCs/>
-          <w:color w:val="000000"/>
+          <w:color w:val="BFBFBF" w:themeColor="background1" w:themeShade="BF"/>
+          <w:sz w:val="22"/>
+          <w:szCs w:val="22"/>
+        </w:rPr>
+      </w:pPr>
+      <w:r>
+        <w:rPr>
+          <w:rFonts w:ascii="等线" w:eastAsia="等线" w:hAnsi="等线" w:hint="eastAsia"/>
+          <w:b/>
+          <w:bCs/>
+          <w:color w:val="BFBFBF" w:themeColor="background1" w:themeShade="BF"/>
           <w:sz w:val="22"/>
           <w:szCs w:val="22"/>
         </w:rPr>
@@ -6115,16 +6171,16 @@
         <w:spacing w:before="90" w:beforeAutospacing="0" w:after="90" w:afterAutospacing="0"/>
         <w:ind w:leftChars="300" w:left="660"/>
         <w:rPr>
+          <w:rFonts w:ascii="等线" w:eastAsia="等线" w:hAnsi="等线" w:hint="eastAsia"/>
+          <w:color w:val="BFBFBF" w:themeColor="background1" w:themeShade="BF"/>
+          <w:sz w:val="22"/>
+          <w:szCs w:val="22"/>
+        </w:rPr>
+      </w:pPr>
+      <w:r>
+        <w:rPr>
           <w:rFonts w:ascii="等线" w:eastAsia="等线" w:hAnsi="等线"/>
-          <w:color w:val="7030A0"/>
-          <w:sz w:val="22"/>
-          <w:szCs w:val="22"/>
-        </w:rPr>
-      </w:pPr>
-      <w:r>
-        <w:rPr>
-          <w:rFonts w:ascii="等线" w:eastAsia="等线" w:hAnsi="等线"/>
-          <w:color w:val="7030A0"/>
+          <w:color w:val="BFBFBF" w:themeColor="background1" w:themeShade="BF"/>
           <w:sz w:val="22"/>
           <w:szCs w:val="22"/>
         </w:rPr>
@@ -6133,7 +6189,7 @@
       <w:r>
         <w:rPr>
           <w:rFonts w:ascii="等线" w:eastAsia="等线" w:hAnsi="等线" w:hint="eastAsia"/>
-          <w:color w:val="7030A0"/>
+          <w:color w:val="BFBFBF" w:themeColor="background1" w:themeShade="BF"/>
           <w:sz w:val="22"/>
           <w:szCs w:val="22"/>
         </w:rPr>
@@ -6142,31 +6198,11 @@
       <w:r>
         <w:rPr>
           <w:rFonts w:ascii="等线" w:eastAsia="等线" w:hAnsi="等线" w:hint="eastAsia"/>
-          <w:color w:val="7030A0"/>
-          <w:sz w:val="22"/>
-          <w:szCs w:val="22"/>
-        </w:rPr>
-        <w:t>例如力量敏捷。在家园对话或事件中的判定方式类似DND掷</w:t>
-      </w:r>
-      <w:proofErr w:type="gramStart"/>
-      <w:r>
-        <w:rPr>
-          <w:rFonts w:ascii="等线" w:eastAsia="等线" w:hAnsi="等线" w:hint="eastAsia"/>
-          <w:color w:val="7030A0"/>
-          <w:sz w:val="22"/>
-          <w:szCs w:val="22"/>
-        </w:rPr>
-        <w:t>骰</w:t>
-      </w:r>
-      <w:proofErr w:type="gramEnd"/>
-      <w:r>
-        <w:rPr>
-          <w:rFonts w:ascii="等线" w:eastAsia="等线" w:hAnsi="等线" w:hint="eastAsia"/>
-          <w:color w:val="7030A0"/>
-          <w:sz w:val="22"/>
-          <w:szCs w:val="22"/>
-        </w:rPr>
-        <w:t>判定。</w:t>
+          <w:color w:val="BFBFBF" w:themeColor="background1" w:themeShade="BF"/>
+          <w:sz w:val="22"/>
+          <w:szCs w:val="22"/>
+        </w:rPr>
+        <w:t>例如力量敏捷。在家园对话或事件中的判定方式类似DND掷骰判定。</w:t>
       </w:r>
     </w:p>
     <w:p>
@@ -6205,17 +6241,25 @@
         <w:ind w:leftChars="300" w:left="660" w:firstLineChars="100" w:firstLine="220"/>
         <w:rPr>
           <w:rFonts w:hint="eastAsia"/>
+          <w:color w:val="BFBFBF" w:themeColor="background1" w:themeShade="BF"/>
+          <w:szCs w:val="22"/>
+        </w:rPr>
+      </w:pPr>
+      <w:r>
+        <w:rPr>
+          <w:rFonts w:hint="eastAsia"/>
           <w:color w:val="EE0000"/>
           <w:szCs w:val="22"/>
         </w:rPr>
-      </w:pPr>
-      <w:r>
-        <w:rPr>
-          <w:rFonts w:hint="eastAsia"/>
-          <w:color w:val="EE0000"/>
-          <w:szCs w:val="22"/>
-        </w:rPr>
-        <w:t>三维·生命/法术/体力</w:t>
+        <w:t>三维·生命/</w:t>
+      </w:r>
+      <w:r>
+        <w:rPr>
+          <w:rFonts w:hint="eastAsia"/>
+          <w:color w:val="BFBFBF" w:themeColor="background1" w:themeShade="BF"/>
+          <w:szCs w:val="22"/>
+        </w:rPr>
+        <w:t>法术/体力</w:t>
       </w:r>
     </w:p>
     <w:p>
@@ -6243,14 +6287,14 @@
         <w:ind w:leftChars="300" w:left="660" w:firstLineChars="100" w:firstLine="220"/>
         <w:rPr>
           <w:rFonts w:hint="eastAsia"/>
-          <w:color w:val="EE0000"/>
-          <w:szCs w:val="22"/>
-        </w:rPr>
-      </w:pPr>
-      <w:r>
-        <w:rPr>
-          <w:rFonts w:hint="eastAsia"/>
-          <w:color w:val="EE0000"/>
+          <w:color w:val="BFBFBF" w:themeColor="background1" w:themeShade="BF"/>
+          <w:szCs w:val="22"/>
+        </w:rPr>
+      </w:pPr>
+      <w:r>
+        <w:rPr>
+          <w:rFonts w:hint="eastAsia"/>
+          <w:color w:val="BFBFBF" w:themeColor="background1" w:themeShade="BF"/>
           <w:szCs w:val="22"/>
         </w:rPr>
         <w:t>法术：用于释放法术、技能或某些武器的战技的资源。</w:t>
@@ -6262,14 +6306,14 @@
         <w:ind w:leftChars="300" w:left="660" w:firstLineChars="100" w:firstLine="220"/>
         <w:rPr>
           <w:rFonts w:hint="eastAsia"/>
-          <w:color w:val="EE0000"/>
-          <w:szCs w:val="22"/>
-        </w:rPr>
-      </w:pPr>
-      <w:r>
-        <w:rPr>
-          <w:rFonts w:hint="eastAsia"/>
-          <w:color w:val="EE0000"/>
+          <w:color w:val="BFBFBF" w:themeColor="background1" w:themeShade="BF"/>
+          <w:szCs w:val="22"/>
+        </w:rPr>
+      </w:pPr>
+      <w:r>
+        <w:rPr>
+          <w:rFonts w:hint="eastAsia"/>
+          <w:color w:val="BFBFBF" w:themeColor="background1" w:themeShade="BF"/>
           <w:szCs w:val="22"/>
         </w:rPr>
         <w:t>体力：某些招式攻击、抵挡攻击、闪避等动作会用到的资源。耗尽后仍可移动，但无法攻击/格挡/闪避。会随时间自动回复。</w:t>
@@ -6356,14 +6400,14 @@
         <w:ind w:leftChars="300" w:left="660"/>
         <w:rPr>
           <w:rFonts w:hint="eastAsia"/>
-          <w:color w:val="EE0000"/>
-          <w:szCs w:val="22"/>
-        </w:rPr>
-      </w:pPr>
-      <w:r>
-        <w:rPr>
-          <w:rFonts w:hint="eastAsia"/>
-          <w:color w:val="EE0000"/>
+          <w:color w:val="BFBFBF" w:themeColor="background1" w:themeShade="BF"/>
+          <w:szCs w:val="22"/>
+        </w:rPr>
+      </w:pPr>
+      <w:r>
+        <w:rPr>
+          <w:rFonts w:hint="eastAsia"/>
+          <w:color w:val="BFBFBF" w:themeColor="background1" w:themeShade="BF"/>
           <w:szCs w:val="22"/>
         </w:rPr>
         <w:t>五项基础属性·力量/敏捷/体质/智力/信仰（魅力）</w:t>
@@ -6375,12 +6419,14 @@
         <w:ind w:leftChars="400" w:left="880"/>
         <w:rPr>
           <w:rFonts w:hint="eastAsia"/>
-          <w:szCs w:val="22"/>
-        </w:rPr>
-      </w:pPr>
-      <w:r>
-        <w:rPr>
-          <w:rFonts w:hint="eastAsia"/>
+          <w:color w:val="BFBFBF" w:themeColor="background1" w:themeShade="BF"/>
+          <w:szCs w:val="22"/>
+        </w:rPr>
+      </w:pPr>
+      <w:r>
+        <w:rPr>
+          <w:rFonts w:hint="eastAsia"/>
+          <w:color w:val="BFBFBF" w:themeColor="background1" w:themeShade="BF"/>
           <w:szCs w:val="22"/>
         </w:rPr>
         <w:t>不同的武器攻击力会在面板基础上加上相应属性的补正倍率×玩家基础属性</w:t>
@@ -6392,12 +6438,14 @@
         <w:ind w:leftChars="300" w:left="660"/>
         <w:rPr>
           <w:rFonts w:hint="eastAsia"/>
-          <w:szCs w:val="22"/>
-        </w:rPr>
-      </w:pPr>
-      <w:r>
-        <w:rPr>
-          <w:rFonts w:hint="eastAsia"/>
+          <w:color w:val="BFBFBF" w:themeColor="background1" w:themeShade="BF"/>
+          <w:szCs w:val="22"/>
+        </w:rPr>
+      </w:pPr>
+      <w:r>
+        <w:rPr>
+          <w:rFonts w:hint="eastAsia"/>
+          <w:color w:val="BFBFBF" w:themeColor="background1" w:themeShade="BF"/>
           <w:szCs w:val="22"/>
         </w:rPr>
         <w:t>例如一把大剑有45面板攻击，力量补正40%，敏捷补正10%。玩家力量10敏捷10</w:t>
@@ -6409,18 +6457,21 @@
         <w:ind w:leftChars="400" w:left="880"/>
         <w:rPr>
           <w:rFonts w:hint="eastAsia"/>
-          <w:szCs w:val="22"/>
-        </w:rPr>
-      </w:pPr>
-      <w:r>
-        <w:rPr>
-          <w:rFonts w:hint="eastAsia"/>
+          <w:color w:val="BFBFBF" w:themeColor="background1" w:themeShade="BF"/>
+          <w:szCs w:val="22"/>
+        </w:rPr>
+      </w:pPr>
+      <w:r>
+        <w:rPr>
+          <w:rFonts w:hint="eastAsia"/>
+          <w:color w:val="BFBFBF" w:themeColor="background1" w:themeShade="BF"/>
           <w:szCs w:val="22"/>
         </w:rPr>
         <w:t>最终面板45+</w:t>
       </w:r>
       <w:r>
         <w:rPr>
+          <w:color w:val="BFBFBF" w:themeColor="background1" w:themeShade="BF"/>
           <w:szCs w:val="22"/>
         </w:rPr>
         <w:t>10</w:t>
@@ -6428,12 +6479,14 @@
       <w:r>
         <w:rPr>
           <w:rFonts w:hint="eastAsia"/>
+          <w:color w:val="BFBFBF" w:themeColor="background1" w:themeShade="BF"/>
           <w:szCs w:val="22"/>
         </w:rPr>
         <w:t>×</w:t>
       </w:r>
       <w:r>
         <w:rPr>
+          <w:color w:val="BFBFBF" w:themeColor="background1" w:themeShade="BF"/>
           <w:szCs w:val="22"/>
         </w:rPr>
         <w:t>0.4+</w:t>
@@ -6441,6 +6494,7 @@
       <w:r>
         <w:rPr>
           <w:rFonts w:hint="eastAsia"/>
+          <w:color w:val="BFBFBF" w:themeColor="background1" w:themeShade="BF"/>
           <w:szCs w:val="22"/>
         </w:rPr>
         <w:t>10×0.1=50</w:t>
@@ -6452,63 +6506,17 @@
         <w:ind w:leftChars="300" w:left="660" w:firstLineChars="100" w:firstLine="220"/>
         <w:rPr>
           <w:rFonts w:hint="eastAsia"/>
-          <w:szCs w:val="22"/>
-        </w:rPr>
-      </w:pPr>
-      <w:r>
-        <w:rPr>
-          <w:rFonts w:hint="eastAsia"/>
-          <w:szCs w:val="22"/>
-        </w:rPr>
-        <w:t>多数武器存在一个</w:t>
-      </w:r>
-      <w:proofErr w:type="gramStart"/>
-      <w:r>
-        <w:rPr>
-          <w:rFonts w:hint="eastAsia"/>
-          <w:szCs w:val="22"/>
-        </w:rPr>
-        <w:t>可以可以</w:t>
-      </w:r>
-      <w:proofErr w:type="gramEnd"/>
-      <w:r>
-        <w:rPr>
-          <w:rFonts w:hint="eastAsia"/>
-          <w:szCs w:val="22"/>
-        </w:rPr>
-        <w:t>使用</w:t>
-      </w:r>
-      <w:proofErr w:type="gramStart"/>
-      <w:r>
-        <w:rPr>
-          <w:rFonts w:hint="eastAsia"/>
-          <w:szCs w:val="22"/>
-        </w:rPr>
-        <w:t>此武器</w:t>
-      </w:r>
-      <w:proofErr w:type="gramEnd"/>
-      <w:r>
-        <w:rPr>
-          <w:rFonts w:hint="eastAsia"/>
-          <w:szCs w:val="22"/>
-        </w:rPr>
-        <w:t>最小能力限制，例如一把大剑的最小能力限制是10力10敏。若玩家任意一个属性小于这个值使用此武器，</w:t>
-      </w:r>
-      <w:proofErr w:type="gramStart"/>
-      <w:r>
-        <w:rPr>
-          <w:rFonts w:hint="eastAsia"/>
-          <w:szCs w:val="22"/>
-        </w:rPr>
-        <w:t>则武器</w:t>
-      </w:r>
-      <w:proofErr w:type="gramEnd"/>
-      <w:r>
-        <w:rPr>
-          <w:rFonts w:hint="eastAsia"/>
-          <w:szCs w:val="22"/>
-        </w:rPr>
-        <w:t>性能会大减，同时出现挥不动剑的动画。</w:t>
+          <w:color w:val="BFBFBF" w:themeColor="background1" w:themeShade="BF"/>
+          <w:szCs w:val="22"/>
+        </w:rPr>
+      </w:pPr>
+      <w:r>
+        <w:rPr>
+          <w:rFonts w:hint="eastAsia"/>
+          <w:color w:val="BFBFBF" w:themeColor="background1" w:themeShade="BF"/>
+          <w:szCs w:val="22"/>
+        </w:rPr>
+        <w:t>多数武器存在一个可以可以使用此武器最小能力限制，例如一把大剑的最小能力限制是10力10敏。若玩家任意一个属性小于这个值使用此武器，则武器性能会大减，同时出现挥不动剑的动画。</w:t>
       </w:r>
     </w:p>
     <w:p>
@@ -6518,19 +6526,19 @@
         <w:ind w:leftChars="300" w:left="660"/>
         <w:rPr>
           <w:rFonts w:ascii="等线" w:eastAsia="等线" w:hAnsi="等线" w:hint="eastAsia"/>
-          <w:color w:val="7030A0"/>
-          <w:sz w:val="22"/>
-          <w:szCs w:val="22"/>
-        </w:rPr>
-      </w:pPr>
-    </w:p>
-    <w:p>
-      <w:pPr>
-        <w:pStyle w:val="s9"/>
-        <w:spacing w:before="90" w:beforeAutospacing="0" w:after="90" w:afterAutospacing="0"/>
-        <w:rPr>
-          <w:rStyle w:val="bumpedfont15"/>
-          <w:rFonts w:ascii="等线" w:eastAsia="等线" w:hAnsi="等线" w:cs="Arial"/>
+          <w:color w:val="BFBFBF" w:themeColor="background1" w:themeShade="BF"/>
+          <w:sz w:val="22"/>
+          <w:szCs w:val="22"/>
+        </w:rPr>
+      </w:pPr>
+    </w:p>
+    <w:p>
+      <w:pPr>
+        <w:pStyle w:val="s9"/>
+        <w:spacing w:before="90" w:beforeAutospacing="0" w:after="90" w:afterAutospacing="0"/>
+        <w:rPr>
+          <w:rStyle w:val="bumpedfont15"/>
+          <w:rFonts w:ascii="等线" w:eastAsia="等线" w:hAnsi="等线" w:cs="Arial" w:hint="eastAsia"/>
           <w:b/>
           <w:bCs/>
           <w:color w:val="000000"/>
@@ -6557,20 +6565,20 @@
         <w:spacing w:before="90" w:beforeAutospacing="0" w:after="90" w:afterAutospacing="0"/>
         <w:ind w:leftChars="200" w:left="440"/>
         <w:rPr>
+          <w:rFonts w:ascii="等线" w:eastAsia="等线" w:hAnsi="等线" w:hint="eastAsia"/>
+          <w:b/>
+          <w:bCs/>
+          <w:color w:val="BFBFBF" w:themeColor="background1" w:themeShade="BF"/>
+          <w:sz w:val="22"/>
+          <w:szCs w:val="22"/>
+        </w:rPr>
+      </w:pPr>
+      <w:r>
+        <w:rPr>
           <w:rFonts w:ascii="等线" w:eastAsia="等线" w:hAnsi="等线"/>
           <w:b/>
           <w:bCs/>
-          <w:color w:val="FFC000"/>
-          <w:sz w:val="22"/>
-          <w:szCs w:val="22"/>
-        </w:rPr>
-      </w:pPr>
-      <w:r>
-        <w:rPr>
-          <w:rFonts w:ascii="等线" w:eastAsia="等线" w:hAnsi="等线"/>
-          <w:b/>
-          <w:bCs/>
-          <w:color w:val="FFC000"/>
+          <w:color w:val="BFBFBF" w:themeColor="background1" w:themeShade="BF"/>
           <w:sz w:val="22"/>
           <w:szCs w:val="22"/>
         </w:rPr>
@@ -6583,35 +6591,17 @@
         <w:ind w:leftChars="300" w:left="660"/>
         <w:rPr>
           <w:rFonts w:hint="eastAsia"/>
-          <w:color w:val="FFC000"/>
-          <w:szCs w:val="22"/>
-        </w:rPr>
-      </w:pPr>
-      <w:r>
-        <w:rPr>
-          <w:rFonts w:hint="eastAsia"/>
-          <w:color w:val="FFC000"/>
-          <w:szCs w:val="22"/>
-        </w:rPr>
-        <w:t>护甲按重量</w:t>
-      </w:r>
-      <w:proofErr w:type="gramStart"/>
-      <w:r>
-        <w:rPr>
-          <w:rFonts w:hint="eastAsia"/>
-          <w:color w:val="FFC000"/>
-          <w:szCs w:val="22"/>
-        </w:rPr>
-        <w:t>分服装/轻甲</w:t>
-      </w:r>
-      <w:proofErr w:type="gramEnd"/>
-      <w:r>
-        <w:rPr>
-          <w:rFonts w:hint="eastAsia"/>
-          <w:color w:val="FFC000"/>
-          <w:szCs w:val="22"/>
-        </w:rPr>
-        <w:t>/中甲/重甲</w:t>
+          <w:color w:val="BFBFBF" w:themeColor="background1" w:themeShade="BF"/>
+          <w:szCs w:val="22"/>
+        </w:rPr>
+      </w:pPr>
+      <w:r>
+        <w:rPr>
+          <w:rFonts w:hint="eastAsia"/>
+          <w:color w:val="BFBFBF" w:themeColor="background1" w:themeShade="BF"/>
+          <w:szCs w:val="22"/>
+        </w:rPr>
+        <w:t>护甲按重量分服装/轻甲/中甲/重甲</w:t>
       </w:r>
     </w:p>
     <w:p>
@@ -6620,28 +6610,18 @@
         <w:ind w:leftChars="300" w:left="660"/>
         <w:rPr>
           <w:rFonts w:hint="eastAsia"/>
-          <w:color w:val="FFC000"/>
-          <w:szCs w:val="22"/>
-        </w:rPr>
-      </w:pPr>
-      <w:r>
-        <w:rPr>
-          <w:rFonts w:hint="eastAsia"/>
-          <w:color w:val="FFC000"/>
-          <w:szCs w:val="22"/>
-        </w:rPr>
-        <w:t>按用途可分为时装和</w:t>
-      </w:r>
-      <w:proofErr w:type="gramStart"/>
-      <w:r>
-        <w:rPr>
-          <w:rFonts w:hint="eastAsia"/>
-          <w:color w:val="FFC000"/>
-          <w:szCs w:val="22"/>
-        </w:rPr>
-        <w:t>战装</w:t>
-      </w:r>
-      <w:proofErr w:type="gramEnd"/>
+          <w:color w:val="BFBFBF" w:themeColor="background1" w:themeShade="BF"/>
+          <w:szCs w:val="22"/>
+        </w:rPr>
+      </w:pPr>
+      <w:r>
+        <w:rPr>
+          <w:rFonts w:hint="eastAsia"/>
+          <w:color w:val="BFBFBF" w:themeColor="background1" w:themeShade="BF"/>
+          <w:szCs w:val="22"/>
+        </w:rPr>
+        <w:t>按用途可分为时装和战装</w:t>
+      </w:r>
     </w:p>
     <w:p>
       <w:pPr>
@@ -6652,17 +6632,17 @@
           <w:rFonts w:ascii="等线" w:eastAsia="等线" w:hAnsi="等线" w:hint="eastAsia"/>
           <w:b/>
           <w:bCs/>
-          <w:color w:val="FFC000"/>
-          <w:sz w:val="22"/>
-          <w:szCs w:val="22"/>
-        </w:rPr>
-      </w:pPr>
-      <w:r>
-        <w:rPr>
-          <w:rFonts w:ascii="等线" w:eastAsia="等线" w:hAnsi="等线" w:hint="eastAsia"/>
-          <w:b/>
-          <w:bCs/>
-          <w:color w:val="FFC000"/>
+          <w:color w:val="BFBFBF" w:themeColor="background1" w:themeShade="BF"/>
+          <w:sz w:val="22"/>
+          <w:szCs w:val="22"/>
+        </w:rPr>
+      </w:pPr>
+      <w:r>
+        <w:rPr>
+          <w:rFonts w:ascii="等线" w:eastAsia="等线" w:hAnsi="等线" w:hint="eastAsia"/>
+          <w:b/>
+          <w:bCs/>
+          <w:color w:val="BFBFBF" w:themeColor="background1" w:themeShade="BF"/>
           <w:sz w:val="22"/>
           <w:szCs w:val="22"/>
         </w:rPr>
@@ -6673,7 +6653,7 @@
           <w:rFonts w:ascii="等线" w:eastAsia="等线" w:hAnsi="等线" w:hint="eastAsia"/>
           <w:b/>
           <w:bCs/>
-          <w:color w:val="FFC000"/>
+          <w:color w:val="BFBFBF" w:themeColor="background1" w:themeShade="BF"/>
           <w:sz w:val="22"/>
           <w:szCs w:val="22"/>
         </w:rPr>
@@ -6684,7 +6664,7 @@
           <w:rFonts w:ascii="等线" w:eastAsia="等线" w:hAnsi="等线" w:hint="eastAsia"/>
           <w:b/>
           <w:bCs/>
-          <w:color w:val="FFC000"/>
+          <w:color w:val="BFBFBF" w:themeColor="background1" w:themeShade="BF"/>
           <w:sz w:val="22"/>
           <w:szCs w:val="22"/>
         </w:rPr>
@@ -6697,14 +6677,14 @@
         <w:ind w:leftChars="400" w:left="880"/>
         <w:rPr>
           <w:rFonts w:hint="eastAsia"/>
-          <w:color w:val="FFC000"/>
-          <w:szCs w:val="22"/>
-        </w:rPr>
-      </w:pPr>
-      <w:r>
-        <w:rPr>
-          <w:rFonts w:hint="eastAsia"/>
-          <w:color w:val="FFC000"/>
+          <w:color w:val="BFBFBF" w:themeColor="background1" w:themeShade="BF"/>
+          <w:szCs w:val="22"/>
+        </w:rPr>
+      </w:pPr>
+      <w:r>
+        <w:rPr>
+          <w:rFonts w:hint="eastAsia"/>
+          <w:color w:val="BFBFBF" w:themeColor="background1" w:themeShade="BF"/>
           <w:szCs w:val="22"/>
         </w:rPr>
         <w:t>人物拥有头、上身、手、腰、腿、鞋和多个饰品插槽</w:t>
@@ -6716,14 +6696,14 @@
         <w:ind w:leftChars="400" w:left="880"/>
         <w:rPr>
           <w:rFonts w:hint="eastAsia"/>
-          <w:color w:val="FFC000"/>
-          <w:szCs w:val="22"/>
-        </w:rPr>
-      </w:pPr>
-      <w:r>
-        <w:rPr>
-          <w:rFonts w:hint="eastAsia"/>
-          <w:color w:val="FFC000"/>
+          <w:color w:val="BFBFBF" w:themeColor="background1" w:themeShade="BF"/>
+          <w:szCs w:val="22"/>
+        </w:rPr>
+      </w:pPr>
+      <w:r>
+        <w:rPr>
+          <w:rFonts w:hint="eastAsia"/>
+          <w:color w:val="BFBFBF" w:themeColor="background1" w:themeShade="BF"/>
           <w:szCs w:val="22"/>
         </w:rPr>
         <w:t>所有人型生物装备插槽相同，部分非人型生物有不同的插槽</w:t>
@@ -6738,17 +6718,17 @@
           <w:rFonts w:ascii="等线" w:eastAsia="等线" w:hAnsi="等线" w:hint="eastAsia"/>
           <w:b/>
           <w:bCs/>
-          <w:color w:val="7030A0"/>
-          <w:sz w:val="22"/>
-          <w:szCs w:val="22"/>
-        </w:rPr>
-      </w:pPr>
-      <w:r>
-        <w:rPr>
-          <w:rFonts w:ascii="等线" w:eastAsia="等线" w:hAnsi="等线" w:hint="eastAsia"/>
-          <w:b/>
-          <w:bCs/>
-          <w:color w:val="7030A0"/>
+          <w:color w:val="BFBFBF" w:themeColor="background1" w:themeShade="BF"/>
+          <w:sz w:val="22"/>
+          <w:szCs w:val="22"/>
+        </w:rPr>
+      </w:pPr>
+      <w:r>
+        <w:rPr>
+          <w:rFonts w:ascii="等线" w:eastAsia="等线" w:hAnsi="等线" w:hint="eastAsia"/>
+          <w:b/>
+          <w:bCs/>
+          <w:color w:val="BFBFBF" w:themeColor="background1" w:themeShade="BF"/>
           <w:sz w:val="22"/>
           <w:szCs w:val="22"/>
         </w:rPr>
@@ -6759,7 +6739,7 @@
           <w:rFonts w:ascii="等线" w:eastAsia="等线" w:hAnsi="等线" w:hint="eastAsia"/>
           <w:b/>
           <w:bCs/>
-          <w:color w:val="7030A0"/>
+          <w:color w:val="BFBFBF" w:themeColor="background1" w:themeShade="BF"/>
           <w:sz w:val="22"/>
           <w:szCs w:val="22"/>
         </w:rPr>
@@ -6770,7 +6750,7 @@
           <w:rFonts w:ascii="等线" w:eastAsia="等线" w:hAnsi="等线" w:hint="eastAsia"/>
           <w:b/>
           <w:bCs/>
-          <w:color w:val="7030A0"/>
+          <w:color w:val="BFBFBF" w:themeColor="background1" w:themeShade="BF"/>
           <w:sz w:val="22"/>
           <w:szCs w:val="22"/>
         </w:rPr>
@@ -6783,35 +6763,17 @@
         <w:ind w:leftChars="400" w:left="880"/>
         <w:rPr>
           <w:rFonts w:hint="eastAsia"/>
-          <w:color w:val="7030A0"/>
-          <w:szCs w:val="22"/>
-        </w:rPr>
-      </w:pPr>
-      <w:r>
-        <w:rPr>
-          <w:rFonts w:hint="eastAsia"/>
-          <w:color w:val="7030A0"/>
-          <w:szCs w:val="22"/>
-        </w:rPr>
-        <w:t>护</w:t>
-      </w:r>
-      <w:proofErr w:type="gramStart"/>
-      <w:r>
-        <w:rPr>
-          <w:rFonts w:hint="eastAsia"/>
-          <w:color w:val="7030A0"/>
-          <w:szCs w:val="22"/>
-        </w:rPr>
-        <w:t>甲本身</w:t>
-      </w:r>
-      <w:proofErr w:type="gramEnd"/>
-      <w:r>
-        <w:rPr>
-          <w:rFonts w:hint="eastAsia"/>
-          <w:color w:val="7030A0"/>
-          <w:szCs w:val="22"/>
-        </w:rPr>
-        <w:t>有防御力、护甲等级、魅力评分三个维度。</w:t>
+          <w:color w:val="BFBFBF" w:themeColor="background1" w:themeShade="BF"/>
+          <w:szCs w:val="22"/>
+        </w:rPr>
+      </w:pPr>
+      <w:r>
+        <w:rPr>
+          <w:rFonts w:hint="eastAsia"/>
+          <w:color w:val="BFBFBF" w:themeColor="background1" w:themeShade="BF"/>
+          <w:szCs w:val="22"/>
+        </w:rPr>
+        <w:t>护甲本身有防御力、护甲等级、魅力评分三个维度。</w:t>
       </w:r>
     </w:p>
     <w:p>
@@ -6820,14 +6782,14 @@
         <w:ind w:leftChars="400" w:left="880"/>
         <w:rPr>
           <w:rFonts w:hint="eastAsia"/>
-          <w:color w:val="7030A0"/>
-          <w:szCs w:val="22"/>
-        </w:rPr>
-      </w:pPr>
-      <w:r>
-        <w:rPr>
-          <w:rFonts w:hint="eastAsia"/>
-          <w:color w:val="7030A0"/>
+          <w:color w:val="BFBFBF" w:themeColor="background1" w:themeShade="BF"/>
+          <w:szCs w:val="22"/>
+        </w:rPr>
+      </w:pPr>
+      <w:r>
+        <w:rPr>
+          <w:rFonts w:hint="eastAsia"/>
+          <w:color w:val="BFBFBF" w:themeColor="background1" w:themeShade="BF"/>
           <w:szCs w:val="22"/>
         </w:rPr>
         <w:t>护甲的基础数值有：</w:t>
@@ -6839,16 +6801,16 @@
         <w:ind w:leftChars="400" w:left="880"/>
         <w:rPr>
           <w:rFonts w:hint="eastAsia"/>
-          <w:color w:val="0070C0"/>
-          <w:szCs w:val="22"/>
-        </w:rPr>
-      </w:pPr>
-      <w:r>
-        <w:rPr>
-          <w:rFonts w:hint="eastAsia"/>
-          <w:b/>
-          <w:bCs/>
-          <w:color w:val="0070C0"/>
+          <w:color w:val="BFBFBF" w:themeColor="background1" w:themeShade="BF"/>
+          <w:szCs w:val="22"/>
+        </w:rPr>
+      </w:pPr>
+      <w:r>
+        <w:rPr>
+          <w:rFonts w:hint="eastAsia"/>
+          <w:b/>
+          <w:bCs/>
+          <w:color w:val="BFBFBF" w:themeColor="background1" w:themeShade="BF"/>
           <w:sz w:val="24"/>
         </w:rPr>
         <w:t>防御力</w:t>
@@ -6856,21 +6818,11 @@
       <w:r>
         <w:rPr>
           <w:rFonts w:hint="eastAsia"/>
-          <w:color w:val="0070C0"/>
-          <w:szCs w:val="22"/>
-        </w:rPr>
-        <w:t>：决定物理</w:t>
-      </w:r>
-      <w:proofErr w:type="gramStart"/>
-      <w:r>
-        <w:rPr>
-          <w:rFonts w:hint="eastAsia"/>
-          <w:color w:val="0070C0"/>
-          <w:szCs w:val="22"/>
-        </w:rPr>
-        <w:t>减伤率</w:t>
-      </w:r>
-      <w:proofErr w:type="gramEnd"/>
+          <w:color w:val="BFBFBF" w:themeColor="background1" w:themeShade="BF"/>
+          <w:szCs w:val="22"/>
+        </w:rPr>
+        <w:t>：决定物理减伤率</w:t>
+      </w:r>
     </w:p>
     <w:p>
       <w:pPr>
@@ -6878,14 +6830,14 @@
         <w:ind w:leftChars="400" w:left="880"/>
         <w:rPr>
           <w:rFonts w:hint="eastAsia"/>
-          <w:color w:val="0070C0"/>
-          <w:szCs w:val="22"/>
-        </w:rPr>
-      </w:pPr>
-      <w:r>
-        <w:rPr>
-          <w:rFonts w:hint="eastAsia"/>
-          <w:color w:val="0070C0"/>
+          <w:color w:val="BFBFBF" w:themeColor="background1" w:themeShade="BF"/>
+          <w:szCs w:val="22"/>
+        </w:rPr>
+      </w:pPr>
+      <w:r>
+        <w:rPr>
+          <w:rFonts w:hint="eastAsia"/>
+          <w:color w:val="BFBFBF" w:themeColor="background1" w:themeShade="BF"/>
           <w:szCs w:val="22"/>
         </w:rPr>
         <w:lastRenderedPageBreak/>
@@ -6898,14 +6850,14 @@
         <w:ind w:leftChars="400" w:left="880"/>
         <w:rPr>
           <w:rFonts w:hint="eastAsia"/>
-          <w:color w:val="0070C0"/>
-          <w:szCs w:val="22"/>
-        </w:rPr>
-      </w:pPr>
-      <w:r>
-        <w:rPr>
-          <w:rFonts w:hint="eastAsia"/>
-          <w:color w:val="0070C0"/>
+          <w:color w:val="BFBFBF" w:themeColor="background1" w:themeShade="BF"/>
+          <w:szCs w:val="22"/>
+        </w:rPr>
+      </w:pPr>
+      <w:r>
+        <w:rPr>
+          <w:rFonts w:hint="eastAsia"/>
+          <w:color w:val="BFBFBF" w:themeColor="background1" w:themeShade="BF"/>
           <w:szCs w:val="22"/>
         </w:rPr>
         <w:t>攻击发出方的攻击力 - 伤害接收方的防御力 = 一次攻击造成的伤害。</w:t>
@@ -6917,14 +6869,14 @@
         <w:ind w:leftChars="400" w:left="880"/>
         <w:rPr>
           <w:rFonts w:hint="eastAsia"/>
-          <w:color w:val="0070C0"/>
-          <w:szCs w:val="22"/>
-        </w:rPr>
-      </w:pPr>
-      <w:r>
-        <w:rPr>
-          <w:rFonts w:hint="eastAsia"/>
-          <w:color w:val="0070C0"/>
+          <w:color w:val="BFBFBF" w:themeColor="background1" w:themeShade="BF"/>
+          <w:szCs w:val="22"/>
+        </w:rPr>
+      </w:pPr>
+      <w:r>
+        <w:rPr>
+          <w:rFonts w:hint="eastAsia"/>
+          <w:color w:val="BFBFBF" w:themeColor="background1" w:themeShade="BF"/>
           <w:szCs w:val="22"/>
         </w:rPr>
         <w:t>若最后计算出的结果 “一次攻击造成的伤害” 低于 发出方攻击力的5% ，则改为造成 发出方攻击力的5%的伤害。</w:t>
@@ -6936,16 +6888,16 @@
         <w:ind w:leftChars="400" w:left="880"/>
         <w:rPr>
           <w:rFonts w:hint="eastAsia"/>
-          <w:color w:val="0070C0"/>
-          <w:szCs w:val="22"/>
-        </w:rPr>
-      </w:pPr>
-      <w:r>
-        <w:rPr>
-          <w:rFonts w:hint="eastAsia"/>
-          <w:b/>
-          <w:bCs/>
-          <w:color w:val="0070C0"/>
+          <w:color w:val="BFBFBF" w:themeColor="background1" w:themeShade="BF"/>
+          <w:szCs w:val="22"/>
+        </w:rPr>
+      </w:pPr>
+      <w:r>
+        <w:rPr>
+          <w:rFonts w:hint="eastAsia"/>
+          <w:b/>
+          <w:bCs/>
+          <w:color w:val="BFBFBF" w:themeColor="background1" w:themeShade="BF"/>
           <w:sz w:val="24"/>
         </w:rPr>
         <w:t>护甲等级</w:t>
@@ -6953,28 +6905,10 @@
       <w:r>
         <w:rPr>
           <w:rFonts w:hint="eastAsia"/>
-          <w:color w:val="0070C0"/>
-          <w:szCs w:val="22"/>
-        </w:rPr>
-        <w:t>：护甲等级有8个等级，轻/中/</w:t>
-      </w:r>
-      <w:proofErr w:type="gramStart"/>
-      <w:r>
-        <w:rPr>
-          <w:rFonts w:hint="eastAsia"/>
-          <w:color w:val="0070C0"/>
-          <w:szCs w:val="22"/>
-        </w:rPr>
-        <w:t>重甲各</w:t>
-      </w:r>
-      <w:proofErr w:type="gramEnd"/>
-      <w:r>
-        <w:rPr>
-          <w:rFonts w:hint="eastAsia"/>
-          <w:color w:val="0070C0"/>
-          <w:szCs w:val="22"/>
-        </w:rPr>
-        <w:t>两个等级。穿深（穿甲等级）≥护甲等级可击穿*。</w:t>
+          <w:color w:val="BFBFBF" w:themeColor="background1" w:themeShade="BF"/>
+          <w:szCs w:val="22"/>
+        </w:rPr>
+        <w:t>：护甲等级有8个等级，轻/中/重甲各两个等级。穿深（穿甲等级）≥护甲等级可击穿*。</w:t>
       </w:r>
     </w:p>
     <w:p>
@@ -6983,21 +6917,21 @@
         <w:ind w:leftChars="400" w:left="880"/>
         <w:rPr>
           <w:rFonts w:hint="eastAsia"/>
-          <w:color w:val="0070C0"/>
-          <w:szCs w:val="22"/>
-        </w:rPr>
-      </w:pPr>
-      <w:r>
-        <w:rPr>
-          <w:rFonts w:hint="eastAsia"/>
-          <w:color w:val="0070C0"/>
+          <w:color w:val="BFBFBF" w:themeColor="background1" w:themeShade="BF"/>
+          <w:szCs w:val="22"/>
+        </w:rPr>
+      </w:pPr>
+      <w:r>
+        <w:rPr>
+          <w:rFonts w:hint="eastAsia"/>
+          <w:color w:val="BFBFBF" w:themeColor="background1" w:themeShade="BF"/>
           <w:szCs w:val="22"/>
         </w:rPr>
         <w:t>*未击穿情况下即使发出端再高的伤害，接收端也只受到极小伤害。</w:t>
       </w:r>
       <w:r>
         <w:rPr>
-          <w:color w:val="0070C0"/>
+          <w:color w:val="BFBFBF" w:themeColor="background1" w:themeShade="BF"/>
           <w:szCs w:val="22"/>
         </w:rPr>
         <w:t xml:space="preserve"> </w:t>
@@ -7008,53 +6942,18 @@
         <w:spacing w:after="0"/>
         <w:ind w:leftChars="400" w:left="880"/>
         <w:rPr>
-          <w:color w:val="0070C0"/>
-          <w:szCs w:val="22"/>
-        </w:rPr>
-      </w:pPr>
-      <w:r>
-        <w:rPr>
-          <w:rFonts w:hint="eastAsia"/>
-          <w:color w:val="0070C0"/>
-          <w:szCs w:val="22"/>
-        </w:rPr>
-        <w:t>所以物理发出</w:t>
-      </w:r>
-      <w:proofErr w:type="gramStart"/>
-      <w:r>
-        <w:rPr>
-          <w:rFonts w:hint="eastAsia"/>
-          <w:color w:val="0070C0"/>
-          <w:szCs w:val="22"/>
-        </w:rPr>
-        <w:t>端必须</w:t>
-      </w:r>
-      <w:proofErr w:type="gramEnd"/>
-      <w:r>
-        <w:rPr>
-          <w:rFonts w:hint="eastAsia"/>
-          <w:color w:val="0070C0"/>
-          <w:szCs w:val="22"/>
-        </w:rPr>
-        <w:t>同时达到</w:t>
-      </w:r>
-      <w:proofErr w:type="gramStart"/>
-      <w:r>
-        <w:rPr>
-          <w:rFonts w:hint="eastAsia"/>
-          <w:color w:val="0070C0"/>
-          <w:szCs w:val="22"/>
-        </w:rPr>
-        <w:t>破甲线和</w:t>
-      </w:r>
-      <w:proofErr w:type="gramEnd"/>
-      <w:r>
-        <w:rPr>
-          <w:rFonts w:hint="eastAsia"/>
-          <w:color w:val="0070C0"/>
-          <w:szCs w:val="22"/>
-        </w:rPr>
-        <w:t>穿甲等级</w:t>
+          <w:rFonts w:hint="eastAsia"/>
+          <w:color w:val="BFBFBF" w:themeColor="background1" w:themeShade="BF"/>
+          <w:szCs w:val="22"/>
+        </w:rPr>
+      </w:pPr>
+      <w:r>
+        <w:rPr>
+          <w:rFonts w:hint="eastAsia"/>
+          <w:color w:val="BFBFBF" w:themeColor="background1" w:themeShade="BF"/>
+          <w:szCs w:val="22"/>
+        </w:rPr>
+        <w:t>所以物理发出端必须同时达到破甲线和穿甲等级</w:t>
       </w:r>
     </w:p>
     <w:p>
@@ -7063,63 +6962,36 @@
         <w:ind w:leftChars="400" w:left="880"/>
         <w:rPr>
           <w:rFonts w:hint="eastAsia"/>
-          <w:color w:val="0070C0"/>
-          <w:szCs w:val="22"/>
-        </w:rPr>
-      </w:pPr>
-      <w:r>
-        <w:rPr>
-          <w:rFonts w:hint="eastAsia"/>
-          <w:color w:val="0070C0"/>
-          <w:szCs w:val="22"/>
-        </w:rPr>
-        <w:t>法术抗性：决定法术</w:t>
-      </w:r>
-      <w:proofErr w:type="gramStart"/>
-      <w:r>
-        <w:rPr>
-          <w:rFonts w:hint="eastAsia"/>
-          <w:color w:val="0070C0"/>
-          <w:szCs w:val="22"/>
-        </w:rPr>
-        <w:t>减伤率</w:t>
-      </w:r>
-      <w:proofErr w:type="gramEnd"/>
+          <w:color w:val="BFBFBF" w:themeColor="background1" w:themeShade="BF"/>
+          <w:szCs w:val="22"/>
+        </w:rPr>
+      </w:pPr>
+      <w:r>
+        <w:rPr>
+          <w:rFonts w:hint="eastAsia"/>
+          <w:color w:val="BFBFBF" w:themeColor="background1" w:themeShade="BF"/>
+          <w:szCs w:val="22"/>
+        </w:rPr>
+        <w:t>法术抗性：决定法术减伤率</w:t>
+      </w:r>
     </w:p>
     <w:p>
       <w:pPr>
         <w:spacing w:after="0"/>
         <w:ind w:leftChars="500" w:left="1100"/>
         <w:rPr>
-          <w:color w:val="00B050"/>
-          <w:szCs w:val="22"/>
-        </w:rPr>
-      </w:pPr>
-      <w:r>
-        <w:rPr>
-          <w:rFonts w:hint="eastAsia"/>
-          <w:color w:val="00B050"/>
-          <w:szCs w:val="22"/>
-        </w:rPr>
-        <w:t>法术吸收：可以吸收一定倍率受到的法术伤害作为资源储存。根据护</w:t>
-      </w:r>
-      <w:proofErr w:type="gramStart"/>
-      <w:r>
-        <w:rPr>
-          <w:rFonts w:hint="eastAsia"/>
-          <w:color w:val="00B050"/>
-          <w:szCs w:val="22"/>
-        </w:rPr>
-        <w:t>甲不同</w:t>
-      </w:r>
-      <w:proofErr w:type="gramEnd"/>
-      <w:r>
-        <w:rPr>
-          <w:rFonts w:hint="eastAsia"/>
-          <w:color w:val="00B050"/>
-          <w:szCs w:val="22"/>
-        </w:rPr>
-        <w:t>法术吸收量可以作为不同用途。在法术抗性之前计算。</w:t>
+          <w:rFonts w:hint="eastAsia"/>
+          <w:color w:val="BFBFBF" w:themeColor="background1" w:themeShade="BF"/>
+          <w:szCs w:val="22"/>
+        </w:rPr>
+      </w:pPr>
+      <w:r>
+        <w:rPr>
+          <w:rFonts w:hint="eastAsia"/>
+          <w:color w:val="BFBFBF" w:themeColor="background1" w:themeShade="BF"/>
+          <w:szCs w:val="22"/>
+        </w:rPr>
+        <w:t>法术吸收：可以吸收一定倍率受到的法术伤害作为资源储存。根据护甲不同法术吸收量可以作为不同用途。在法术抗性之前计算。</w:t>
       </w:r>
     </w:p>
     <w:p>
@@ -7131,32 +7003,21 @@
           <w:rFonts w:ascii="等线" w:eastAsia="等线" w:hAnsi="等线" w:hint="eastAsia"/>
           <w:b/>
           <w:bCs/>
-          <w:color w:val="0070C0"/>
-          <w:sz w:val="22"/>
-          <w:szCs w:val="22"/>
-        </w:rPr>
-      </w:pPr>
-      <w:r>
-        <w:rPr>
-          <w:rFonts w:ascii="等线" w:eastAsia="等线" w:hAnsi="等线" w:hint="eastAsia"/>
-          <w:b/>
-          <w:bCs/>
-          <w:color w:val="0070C0"/>
-          <w:sz w:val="22"/>
-          <w:szCs w:val="22"/>
-        </w:rPr>
-        <w:t>5.3.1.3</w:t>
-      </w:r>
-      <w:r>
-        <w:rPr>
-          <w:rFonts w:ascii="等线" w:eastAsia="等线" w:hAnsi="等线" w:hint="eastAsia"/>
-          <w:b/>
-          <w:bCs/>
-          <w:color w:val="0070C0"/>
-          <w:sz w:val="22"/>
-          <w:szCs w:val="22"/>
-        </w:rPr>
-        <w:t>套装效果</w:t>
+          <w:color w:val="BFBFBF" w:themeColor="background1" w:themeShade="BF"/>
+          <w:sz w:val="22"/>
+          <w:szCs w:val="22"/>
+        </w:rPr>
+      </w:pPr>
+      <w:r>
+        <w:rPr>
+          <w:rFonts w:ascii="等线" w:eastAsia="等线" w:hAnsi="等线" w:hint="eastAsia"/>
+          <w:b/>
+          <w:bCs/>
+          <w:color w:val="BFBFBF" w:themeColor="background1" w:themeShade="BF"/>
+          <w:sz w:val="22"/>
+          <w:szCs w:val="22"/>
+        </w:rPr>
+        <w:t>5.3.1.3套装效果</w:t>
       </w:r>
     </w:p>
     <w:p>
@@ -7164,14 +7025,15 @@
         <w:spacing w:after="0"/>
         <w:ind w:leftChars="400" w:left="880"/>
         <w:rPr>
-          <w:color w:val="0070C0"/>
-          <w:szCs w:val="22"/>
-        </w:rPr>
-      </w:pPr>
-      <w:r>
-        <w:rPr>
-          <w:rFonts w:hint="eastAsia"/>
-          <w:color w:val="0070C0"/>
+          <w:rFonts w:hint="eastAsia"/>
+          <w:color w:val="BFBFBF" w:themeColor="background1" w:themeShade="BF"/>
+          <w:szCs w:val="22"/>
+        </w:rPr>
+      </w:pPr>
+      <w:r>
+        <w:rPr>
+          <w:rFonts w:hint="eastAsia"/>
+          <w:color w:val="BFBFBF" w:themeColor="background1" w:themeShade="BF"/>
           <w:szCs w:val="22"/>
         </w:rPr>
         <w:t>存在成套的装备。同一套装备，装备三件或五件时有额外加成。</w:t>
@@ -7183,6 +7045,7 @@
         <w:ind w:leftChars="300" w:left="660"/>
         <w:rPr>
           <w:rFonts w:hint="eastAsia"/>
+          <w:color w:val="BFBFBF" w:themeColor="background1" w:themeShade="BF"/>
           <w:szCs w:val="22"/>
         </w:rPr>
       </w:pPr>
@@ -7193,6 +7056,7 @@
         <w:ind w:leftChars="200" w:left="440"/>
         <w:rPr>
           <w:rFonts w:hint="eastAsia"/>
+          <w:color w:val="BFBFBF" w:themeColor="background1" w:themeShade="BF"/>
           <w:sz w:val="28"/>
           <w:szCs w:val="28"/>
         </w:rPr>
@@ -7200,7 +7064,7 @@
       <w:r>
         <w:rPr>
           <w:rFonts w:hint="eastAsia"/>
-          <w:color w:val="00B050"/>
+          <w:color w:val="BFBFBF" w:themeColor="background1" w:themeShade="BF"/>
           <w:sz w:val="16"/>
           <w:szCs w:val="16"/>
           <w:u w:val="single"/>
@@ -7211,7 +7075,7 @@
         <w:rPr>
           <w:rFonts w:hint="eastAsia"/>
           <w:noProof/>
-          <w:color w:val="00B050"/>
+          <w:color w:val="BFBFBF" w:themeColor="background1" w:themeShade="BF"/>
           <w:sz w:val="16"/>
           <w:szCs w:val="16"/>
         </w:rPr>
@@ -7220,6 +7084,7 @@
       <w:r>
         <w:rPr>
           <w:noProof/>
+          <w:color w:val="BFBFBF" w:themeColor="background1" w:themeShade="BF"/>
           <w:sz w:val="28"/>
           <w:szCs w:val="28"/>
         </w:rPr>
@@ -7278,6 +7143,8 @@
         <w:spacing w:after="0"/>
         <w:ind w:leftChars="200" w:left="440"/>
         <w:rPr>
+          <w:rFonts w:hint="eastAsia"/>
+          <w:color w:val="BFBFBF" w:themeColor="background1" w:themeShade="BF"/>
           <w:szCs w:val="22"/>
         </w:rPr>
       </w:pPr>
@@ -7285,6 +7152,7 @@
         <w:rPr>
           <w:rFonts w:hint="eastAsia"/>
           <w:noProof/>
+          <w:color w:val="BFBFBF" w:themeColor="background1" w:themeShade="BF"/>
           <w:szCs w:val="22"/>
         </w:rPr>
         <w:lastRenderedPageBreak/>
@@ -7344,20 +7212,20 @@
         <w:spacing w:before="90" w:beforeAutospacing="0" w:after="90" w:afterAutospacing="0"/>
         <w:ind w:leftChars="200" w:left="440"/>
         <w:rPr>
-          <w:rFonts w:ascii="等线" w:eastAsia="等线" w:hAnsi="等线"/>
-          <w:b/>
-          <w:bCs/>
-          <w:color w:val="EE0000"/>
-          <w:sz w:val="22"/>
-          <w:szCs w:val="22"/>
-        </w:rPr>
-      </w:pPr>
-      <w:r>
-        <w:rPr>
-          <w:rFonts w:ascii="等线" w:eastAsia="等线" w:hAnsi="等线" w:hint="eastAsia"/>
-          <w:b/>
-          <w:bCs/>
-          <w:color w:val="EE0000"/>
+          <w:rFonts w:ascii="等线" w:eastAsia="等线" w:hAnsi="等线" w:hint="eastAsia"/>
+          <w:b/>
+          <w:bCs/>
+          <w:color w:val="BFBFBF" w:themeColor="background1" w:themeShade="BF"/>
+          <w:sz w:val="22"/>
+          <w:szCs w:val="22"/>
+        </w:rPr>
+      </w:pPr>
+      <w:r>
+        <w:rPr>
+          <w:rFonts w:ascii="等线" w:eastAsia="等线" w:hAnsi="等线" w:hint="eastAsia"/>
+          <w:b/>
+          <w:bCs/>
+          <w:color w:val="BFBFBF" w:themeColor="background1" w:themeShade="BF"/>
           <w:sz w:val="22"/>
           <w:szCs w:val="22"/>
         </w:rPr>
@@ -7373,32 +7241,21 @@
           <w:rFonts w:ascii="等线" w:eastAsia="等线" w:hAnsi="等线" w:hint="eastAsia"/>
           <w:b/>
           <w:bCs/>
-          <w:color w:val="EE0000"/>
-          <w:sz w:val="22"/>
-          <w:szCs w:val="22"/>
-        </w:rPr>
-      </w:pPr>
-      <w:r>
-        <w:rPr>
-          <w:rFonts w:ascii="等线" w:eastAsia="等线" w:hAnsi="等线" w:hint="eastAsia"/>
-          <w:b/>
-          <w:bCs/>
-          <w:color w:val="EE0000"/>
-          <w:sz w:val="22"/>
-          <w:szCs w:val="22"/>
-        </w:rPr>
-        <w:t>5.3.2.1</w:t>
-      </w:r>
-      <w:r>
-        <w:rPr>
-          <w:rFonts w:ascii="等线" w:eastAsia="等线" w:hAnsi="等线" w:hint="eastAsia"/>
-          <w:b/>
-          <w:bCs/>
-          <w:color w:val="EE0000"/>
-          <w:sz w:val="22"/>
-          <w:szCs w:val="22"/>
-        </w:rPr>
-        <w:t>类型</w:t>
+          <w:color w:val="BFBFBF" w:themeColor="background1" w:themeShade="BF"/>
+          <w:sz w:val="22"/>
+          <w:szCs w:val="22"/>
+        </w:rPr>
+      </w:pPr>
+      <w:r>
+        <w:rPr>
+          <w:rFonts w:ascii="等线" w:eastAsia="等线" w:hAnsi="等线" w:hint="eastAsia"/>
+          <w:b/>
+          <w:bCs/>
+          <w:color w:val="BFBFBF" w:themeColor="background1" w:themeShade="BF"/>
+          <w:sz w:val="22"/>
+          <w:szCs w:val="22"/>
+        </w:rPr>
+        <w:t>5.3.2.1类型</w:t>
       </w:r>
     </w:p>
     <w:p>
@@ -7407,7 +7264,7 @@
         <w:ind w:leftChars="400" w:left="880"/>
         <w:rPr>
           <w:rFonts w:hint="eastAsia"/>
-          <w:color w:val="EE0000"/>
+          <w:color w:val="BFBFBF" w:themeColor="background1" w:themeShade="BF"/>
           <w:sz w:val="20"/>
           <w:szCs w:val="20"/>
         </w:rPr>
@@ -7415,7 +7272,7 @@
       <w:r>
         <w:rPr>
           <w:rFonts w:hint="eastAsia"/>
-          <w:color w:val="EE0000"/>
+          <w:color w:val="BFBFBF" w:themeColor="background1" w:themeShade="BF"/>
           <w:sz w:val="20"/>
           <w:szCs w:val="20"/>
         </w:rPr>
@@ -7431,32 +7288,21 @@
           <w:rFonts w:ascii="等线" w:eastAsia="等线" w:hAnsi="等线" w:hint="eastAsia"/>
           <w:b/>
           <w:bCs/>
-          <w:color w:val="EE0000"/>
-          <w:sz w:val="22"/>
-          <w:szCs w:val="22"/>
-        </w:rPr>
-      </w:pPr>
-      <w:r>
-        <w:rPr>
-          <w:rFonts w:ascii="等线" w:eastAsia="等线" w:hAnsi="等线" w:hint="eastAsia"/>
-          <w:b/>
-          <w:bCs/>
-          <w:color w:val="EE0000"/>
-          <w:sz w:val="22"/>
-          <w:szCs w:val="22"/>
-        </w:rPr>
-        <w:t>5.3.2.2</w:t>
-      </w:r>
-      <w:r>
-        <w:rPr>
-          <w:rFonts w:ascii="等线" w:eastAsia="等线" w:hAnsi="等线" w:hint="eastAsia"/>
-          <w:b/>
-          <w:bCs/>
-          <w:color w:val="EE0000"/>
-          <w:sz w:val="22"/>
-          <w:szCs w:val="22"/>
-        </w:rPr>
-        <w:t>持有方式</w:t>
+          <w:color w:val="BFBFBF" w:themeColor="background1" w:themeShade="BF"/>
+          <w:sz w:val="22"/>
+          <w:szCs w:val="22"/>
+        </w:rPr>
+      </w:pPr>
+      <w:r>
+        <w:rPr>
+          <w:rFonts w:ascii="等线" w:eastAsia="等线" w:hAnsi="等线" w:hint="eastAsia"/>
+          <w:b/>
+          <w:bCs/>
+          <w:color w:val="BFBFBF" w:themeColor="background1" w:themeShade="BF"/>
+          <w:sz w:val="22"/>
+          <w:szCs w:val="22"/>
+        </w:rPr>
+        <w:t>5.3.2.2持有方式</w:t>
       </w:r>
     </w:p>
     <w:p>
@@ -7465,7 +7311,7 @@
         <w:ind w:leftChars="400" w:left="880"/>
         <w:rPr>
           <w:rFonts w:hint="eastAsia"/>
-          <w:color w:val="EE0000"/>
+          <w:color w:val="BFBFBF" w:themeColor="background1" w:themeShade="BF"/>
           <w:sz w:val="20"/>
           <w:szCs w:val="20"/>
         </w:rPr>
@@ -7473,7 +7319,7 @@
       <w:r>
         <w:rPr>
           <w:rFonts w:hint="eastAsia"/>
-          <w:color w:val="EE0000"/>
+          <w:color w:val="BFBFBF" w:themeColor="background1" w:themeShade="BF"/>
           <w:sz w:val="20"/>
           <w:szCs w:val="20"/>
         </w:rPr>
@@ -7489,32 +7335,21 @@
           <w:rFonts w:ascii="等线" w:eastAsia="等线" w:hAnsi="等线" w:hint="eastAsia"/>
           <w:b/>
           <w:bCs/>
-          <w:color w:val="FFC000"/>
-          <w:sz w:val="22"/>
-          <w:szCs w:val="22"/>
-        </w:rPr>
-      </w:pPr>
-      <w:r>
-        <w:rPr>
-          <w:rFonts w:ascii="等线" w:eastAsia="等线" w:hAnsi="等线" w:hint="eastAsia"/>
-          <w:b/>
-          <w:bCs/>
-          <w:color w:val="FFC000"/>
-          <w:sz w:val="22"/>
-          <w:szCs w:val="22"/>
-        </w:rPr>
-        <w:t>5.3.2.3</w:t>
-      </w:r>
-      <w:r>
-        <w:rPr>
-          <w:rFonts w:ascii="等线" w:eastAsia="等线" w:hAnsi="等线" w:hint="eastAsia"/>
-          <w:b/>
-          <w:bCs/>
-          <w:color w:val="FFC000"/>
-          <w:sz w:val="22"/>
-          <w:szCs w:val="22"/>
-        </w:rPr>
-        <w:t>战技</w:t>
+          <w:color w:val="BFBFBF" w:themeColor="background1" w:themeShade="BF"/>
+          <w:sz w:val="22"/>
+          <w:szCs w:val="22"/>
+        </w:rPr>
+      </w:pPr>
+      <w:r>
+        <w:rPr>
+          <w:rFonts w:ascii="等线" w:eastAsia="等线" w:hAnsi="等线" w:hint="eastAsia"/>
+          <w:b/>
+          <w:bCs/>
+          <w:color w:val="BFBFBF" w:themeColor="background1" w:themeShade="BF"/>
+          <w:sz w:val="22"/>
+          <w:szCs w:val="22"/>
+        </w:rPr>
+        <w:t>5.3.2.3战技</w:t>
       </w:r>
     </w:p>
     <w:p>
@@ -7522,7 +7357,8 @@
         <w:spacing w:after="0"/>
         <w:ind w:leftChars="400" w:left="880"/>
         <w:rPr>
-          <w:color w:val="FFC000"/>
+          <w:rFonts w:hint="eastAsia"/>
+          <w:color w:val="BFBFBF" w:themeColor="background1" w:themeShade="BF"/>
           <w:sz w:val="20"/>
           <w:szCs w:val="20"/>
         </w:rPr>
@@ -7530,7 +7366,7 @@
       <w:r>
         <w:rPr>
           <w:rFonts w:hint="eastAsia"/>
-          <w:color w:val="FFC000"/>
+          <w:color w:val="BFBFBF" w:themeColor="background1" w:themeShade="BF"/>
           <w:sz w:val="20"/>
           <w:szCs w:val="20"/>
         </w:rPr>
@@ -7546,32 +7382,21 @@
           <w:rFonts w:ascii="等线" w:eastAsia="等线" w:hAnsi="等线" w:hint="eastAsia"/>
           <w:b/>
           <w:bCs/>
-          <w:color w:val="FFC000"/>
-          <w:sz w:val="22"/>
-          <w:szCs w:val="22"/>
-        </w:rPr>
-      </w:pPr>
-      <w:r>
-        <w:rPr>
-          <w:rFonts w:ascii="等线" w:eastAsia="等线" w:hAnsi="等线" w:hint="eastAsia"/>
-          <w:b/>
-          <w:bCs/>
-          <w:color w:val="FFC000"/>
-          <w:sz w:val="22"/>
-          <w:szCs w:val="22"/>
-        </w:rPr>
-        <w:t>5.3.3</w:t>
-      </w:r>
-      <w:r>
-        <w:rPr>
-          <w:rFonts w:ascii="等线" w:eastAsia="等线" w:hAnsi="等线" w:hint="eastAsia"/>
-          <w:b/>
-          <w:bCs/>
-          <w:color w:val="FFC000"/>
-          <w:sz w:val="22"/>
-          <w:szCs w:val="22"/>
-        </w:rPr>
-        <w:t>背包</w:t>
+          <w:color w:val="BFBFBF" w:themeColor="background1" w:themeShade="BF"/>
+          <w:sz w:val="22"/>
+          <w:szCs w:val="22"/>
+        </w:rPr>
+      </w:pPr>
+      <w:r>
+        <w:rPr>
+          <w:rFonts w:ascii="等线" w:eastAsia="等线" w:hAnsi="等线" w:hint="eastAsia"/>
+          <w:b/>
+          <w:bCs/>
+          <w:color w:val="BFBFBF" w:themeColor="background1" w:themeShade="BF"/>
+          <w:sz w:val="22"/>
+          <w:szCs w:val="22"/>
+        </w:rPr>
+        <w:t>5.3.3背包</w:t>
       </w:r>
     </w:p>
     <w:p>
@@ -7580,7 +7405,7 @@
         <w:ind w:leftChars="400" w:left="880"/>
         <w:rPr>
           <w:rFonts w:hint="eastAsia"/>
-          <w:color w:val="FFC000"/>
+          <w:color w:val="BFBFBF" w:themeColor="background1" w:themeShade="BF"/>
           <w:sz w:val="20"/>
           <w:szCs w:val="20"/>
         </w:rPr>
@@ -7588,31 +7413,58 @@
       <w:r>
         <w:rPr>
           <w:rFonts w:hint="eastAsia"/>
-          <w:color w:val="FFC000"/>
+          <w:color w:val="BFBFBF" w:themeColor="background1" w:themeShade="BF"/>
           <w:sz w:val="20"/>
           <w:szCs w:val="20"/>
         </w:rPr>
-        <w:t>背包基础容量设计为60格，</w:t>
-      </w:r>
-      <w:proofErr w:type="gramStart"/>
-      <w:r>
-        <w:rPr>
-          <w:rFonts w:hint="eastAsia"/>
-          <w:color w:val="FFC000"/>
+        <w:t>背包基础容量设计为60格，每格可堆叠数量却决于堆叠的物品。</w:t>
+      </w:r>
+    </w:p>
+    <w:p>
+      <w:pPr>
+        <w:spacing w:after="0"/>
+        <w:ind w:leftChars="400" w:left="880"/>
+        <w:rPr>
+          <w:rFonts w:hint="eastAsia"/>
+          <w:color w:val="BFBFBF" w:themeColor="background1" w:themeShade="BF"/>
           <w:sz w:val="20"/>
           <w:szCs w:val="20"/>
         </w:rPr>
-        <w:t>每格可堆叠</w:t>
-      </w:r>
-      <w:proofErr w:type="gramEnd"/>
-      <w:r>
-        <w:rPr>
-          <w:rFonts w:hint="eastAsia"/>
-          <w:color w:val="FFC000"/>
+      </w:pPr>
+      <w:r>
+        <w:rPr>
+          <w:rFonts w:hint="eastAsia"/>
+          <w:color w:val="BFBFBF" w:themeColor="background1" w:themeShade="BF"/>
           <w:sz w:val="20"/>
           <w:szCs w:val="20"/>
         </w:rPr>
-        <w:t>数量却决于堆叠的物品。</w:t>
+        <w:t>可通过背包装备扩展背包格数，在装备中，背包在饰品槽位。</w:t>
+      </w:r>
+    </w:p>
+    <w:p>
+      <w:pPr>
+        <w:pStyle w:val="s9"/>
+        <w:spacing w:before="90" w:beforeAutospacing="0" w:after="90" w:afterAutospacing="0"/>
+        <w:ind w:leftChars="300" w:left="660"/>
+        <w:rPr>
+          <w:rFonts w:ascii="等线" w:eastAsia="等线" w:hAnsi="等线" w:hint="eastAsia"/>
+          <w:b/>
+          <w:bCs/>
+          <w:color w:val="BFBFBF" w:themeColor="background1" w:themeShade="BF"/>
+          <w:sz w:val="22"/>
+          <w:szCs w:val="22"/>
+        </w:rPr>
+      </w:pPr>
+      <w:r>
+        <w:rPr>
+          <w:rFonts w:ascii="等线" w:eastAsia="等线" w:hAnsi="等线" w:hint="eastAsia"/>
+          <w:b/>
+          <w:bCs/>
+          <w:color w:val="BFBFBF" w:themeColor="background1" w:themeShade="BF"/>
+          <w:sz w:val="22"/>
+          <w:szCs w:val="22"/>
+        </w:rPr>
+        <w:t>5.3.3.1药水</w:t>
       </w:r>
     </w:p>
     <w:p>
@@ -7620,7 +7472,8 @@
         <w:spacing w:after="0"/>
         <w:ind w:leftChars="400" w:left="880"/>
         <w:rPr>
-          <w:color w:val="FFC000"/>
+          <w:rFonts w:hint="eastAsia"/>
+          <w:color w:val="BFBFBF" w:themeColor="background1" w:themeShade="BF"/>
           <w:sz w:val="20"/>
           <w:szCs w:val="20"/>
         </w:rPr>
@@ -7628,48 +7481,11 @@
       <w:r>
         <w:rPr>
           <w:rFonts w:hint="eastAsia"/>
-          <w:color w:val="FFC000"/>
+          <w:color w:val="BFBFBF" w:themeColor="background1" w:themeShade="BF"/>
           <w:sz w:val="20"/>
           <w:szCs w:val="20"/>
         </w:rPr>
-        <w:t>可通过背包装备扩展背包格数，在装备中，背包在饰品槽位。</w:t>
-      </w:r>
-    </w:p>
-    <w:p>
-      <w:pPr>
-        <w:pStyle w:val="s9"/>
-        <w:spacing w:before="90" w:beforeAutospacing="0" w:after="90" w:afterAutospacing="0"/>
-        <w:ind w:leftChars="300" w:left="660"/>
-        <w:rPr>
-          <w:rFonts w:ascii="等线" w:eastAsia="等线" w:hAnsi="等线" w:hint="eastAsia"/>
-          <w:b/>
-          <w:bCs/>
-          <w:color w:val="EE0000"/>
-          <w:sz w:val="22"/>
-          <w:szCs w:val="22"/>
-        </w:rPr>
-      </w:pPr>
-      <w:r>
-        <w:rPr>
-          <w:rFonts w:ascii="等线" w:eastAsia="等线" w:hAnsi="等线" w:hint="eastAsia"/>
-          <w:b/>
-          <w:bCs/>
-          <w:color w:val="EE0000"/>
-          <w:sz w:val="22"/>
-          <w:szCs w:val="22"/>
-        </w:rPr>
-        <w:t>5.3.3.1</w:t>
-      </w:r>
-      <w:r>
-        <w:rPr>
-          <w:rFonts w:ascii="等线" w:eastAsia="等线" w:hAnsi="等线" w:hint="eastAsia"/>
-          <w:b/>
-          <w:bCs/>
-          <w:color w:val="EE0000"/>
-          <w:sz w:val="22"/>
-          <w:szCs w:val="22"/>
-        </w:rPr>
-        <w:t>药水</w:t>
+        <w:t>基本药水有生命药水和法术药水，生命药水和法术药水的数量和一定，可在家园或休息处分配生命或法术药水比例，与补充。局外升级可提升可携带基本药水量。</w:t>
       </w:r>
     </w:p>
     <w:p>
@@ -7678,39 +7494,171 @@
         <w:ind w:leftChars="400" w:left="880"/>
         <w:rPr>
           <w:rFonts w:hint="eastAsia"/>
-          <w:color w:val="EE0000"/>
+          <w:color w:val="BFBFBF" w:themeColor="background1" w:themeShade="BF"/>
           <w:sz w:val="20"/>
           <w:szCs w:val="20"/>
         </w:rPr>
       </w:pPr>
-      <w:r>
-        <w:rPr>
-          <w:rFonts w:hint="eastAsia"/>
-          <w:color w:val="EE0000"/>
+    </w:p>
+    <w:p>
+      <w:pPr>
+        <w:pStyle w:val="s9"/>
+        <w:spacing w:before="90" w:beforeAutospacing="0" w:after="90" w:afterAutospacing="0"/>
+        <w:rPr>
+          <w:rFonts w:ascii="等线" w:eastAsia="等线" w:hAnsi="等线" w:cs="Arial" w:hint="eastAsia"/>
+          <w:b/>
+          <w:bCs/>
+          <w:color w:val="000000"/>
+          <w:sz w:val="26"/>
+          <w:szCs w:val="26"/>
+        </w:rPr>
+      </w:pPr>
+    </w:p>
+    <w:p>
+      <w:pPr>
+        <w:pStyle w:val="s9"/>
+        <w:spacing w:before="90" w:beforeAutospacing="0" w:after="90" w:afterAutospacing="0"/>
+        <w:rPr>
+          <w:rStyle w:val="bumpedfont15"/>
+          <w:rFonts w:ascii="等线" w:eastAsia="等线" w:hAnsi="等线" w:cs="Arial" w:hint="eastAsia"/>
+          <w:b/>
+          <w:bCs/>
+          <w:color w:val="000000"/>
+          <w:sz w:val="26"/>
+          <w:szCs w:val="26"/>
+        </w:rPr>
+      </w:pPr>
+      <w:r>
+        <w:rPr>
+          <w:rStyle w:val="bumpedfont15"/>
+          <w:rFonts w:ascii="等线" w:eastAsia="等线" w:hAnsi="等线" w:cs="Arial"/>
+          <w:b/>
+          <w:bCs/>
+          <w:color w:val="000000"/>
+          <w:sz w:val="26"/>
+          <w:szCs w:val="26"/>
+        </w:rPr>
+        <w:t>5.4 交互物体与场景互动系统</w:t>
+      </w:r>
+    </w:p>
+    <w:p>
+      <w:pPr>
+        <w:pStyle w:val="s9"/>
+        <w:spacing w:before="90" w:beforeAutospacing="0" w:after="90" w:afterAutospacing="0"/>
+        <w:ind w:leftChars="200" w:left="440"/>
+        <w:rPr>
+          <w:rFonts w:ascii="等线" w:eastAsia="等线" w:hAnsi="等线" w:hint="eastAsia"/>
+          <w:b/>
+          <w:bCs/>
+          <w:color w:val="BFBFBF" w:themeColor="background1" w:themeShade="BF"/>
+          <w:sz w:val="22"/>
+          <w:szCs w:val="22"/>
+        </w:rPr>
+      </w:pPr>
+      <w:r>
+        <w:rPr>
+          <w:rFonts w:ascii="等线" w:eastAsia="等线" w:hAnsi="等线" w:hint="eastAsia"/>
+          <w:b/>
+          <w:bCs/>
+          <w:color w:val="BFBFBF" w:themeColor="background1" w:themeShade="BF"/>
+          <w:sz w:val="22"/>
+          <w:szCs w:val="22"/>
+        </w:rPr>
+        <w:t>5.4.1攻击</w:t>
+      </w:r>
+    </w:p>
+    <w:p>
+      <w:pPr>
+        <w:pStyle w:val="s9"/>
+        <w:spacing w:before="90" w:beforeAutospacing="0" w:after="90" w:afterAutospacing="0"/>
+        <w:ind w:leftChars="300" w:left="660"/>
+        <w:rPr>
+          <w:rFonts w:ascii="等线" w:eastAsia="等线" w:hAnsi="等线" w:hint="eastAsia"/>
+          <w:b/>
+          <w:bCs/>
+          <w:color w:val="BFBFBF" w:themeColor="background1" w:themeShade="BF"/>
+          <w:sz w:val="22"/>
+          <w:szCs w:val="22"/>
+        </w:rPr>
+      </w:pPr>
+      <w:r>
+        <w:rPr>
+          <w:rFonts w:ascii="等线" w:eastAsia="等线" w:hAnsi="等线" w:hint="eastAsia"/>
+          <w:b/>
+          <w:bCs/>
+          <w:color w:val="BFBFBF" w:themeColor="background1" w:themeShade="BF"/>
+          <w:sz w:val="22"/>
+          <w:szCs w:val="22"/>
+        </w:rPr>
+        <w:t>5.4.1.1物理与法术攻击</w:t>
+      </w:r>
+    </w:p>
+    <w:p>
+      <w:pPr>
+        <w:spacing w:after="0"/>
+        <w:ind w:leftChars="400" w:left="880"/>
+        <w:rPr>
+          <w:rFonts w:hint="eastAsia"/>
+          <w:color w:val="BFBFBF" w:themeColor="background1" w:themeShade="BF"/>
           <w:sz w:val="20"/>
           <w:szCs w:val="20"/>
         </w:rPr>
-        <w:t>基本药水有生命药水和法术药水，生命药水和法术药水的数量和一定，可在家园或休息</w:t>
-      </w:r>
-      <w:proofErr w:type="gramStart"/>
-      <w:r>
-        <w:rPr>
-          <w:rFonts w:hint="eastAsia"/>
-          <w:color w:val="EE0000"/>
+      </w:pPr>
+      <w:r>
+        <w:rPr>
+          <w:rFonts w:hint="eastAsia"/>
+          <w:color w:val="BFBFBF" w:themeColor="background1" w:themeShade="BF"/>
           <w:sz w:val="20"/>
           <w:szCs w:val="20"/>
         </w:rPr>
-        <w:t>处分配</w:t>
-      </w:r>
-      <w:proofErr w:type="gramEnd"/>
-      <w:r>
-        <w:rPr>
-          <w:rFonts w:hint="eastAsia"/>
-          <w:color w:val="EE0000"/>
+        <w:t>物理攻击的减伤受接收方防御力和护甲等级影响</w:t>
+      </w:r>
+    </w:p>
+    <w:p>
+      <w:pPr>
+        <w:spacing w:after="0"/>
+        <w:ind w:leftChars="400" w:left="880"/>
+        <w:rPr>
+          <w:rFonts w:hint="eastAsia"/>
+          <w:color w:val="BFBFBF" w:themeColor="background1" w:themeShade="BF"/>
           <w:sz w:val="20"/>
           <w:szCs w:val="20"/>
         </w:rPr>
-        <w:t>生命或法术药水比例，与补充。局外升级可提升可携带基本药水量。</w:t>
+      </w:pPr>
+      <w:r>
+        <w:rPr>
+          <w:rFonts w:hint="eastAsia"/>
+          <w:color w:val="BFBFBF" w:themeColor="background1" w:themeShade="BF"/>
+          <w:sz w:val="20"/>
+          <w:szCs w:val="20"/>
+        </w:rPr>
+        <w:t>法术攻击的减伤受接收方法术抗性的影响</w:t>
+      </w:r>
+    </w:p>
+    <w:p>
+      <w:pPr>
+        <w:pStyle w:val="s9"/>
+        <w:spacing w:before="90" w:beforeAutospacing="0" w:after="90" w:afterAutospacing="0"/>
+        <w:ind w:leftChars="300" w:left="660"/>
+        <w:rPr>
+          <w:rFonts w:ascii="等线" w:eastAsia="等线" w:hAnsi="等线" w:hint="eastAsia"/>
+          <w:b/>
+          <w:bCs/>
+          <w:color w:val="BFBFBF" w:themeColor="background1" w:themeShade="BF"/>
+          <w:sz w:val="22"/>
+          <w:szCs w:val="22"/>
+        </w:rPr>
+      </w:pPr>
+      <w:r>
+        <w:rPr>
+          <w:rFonts w:ascii="等线" w:eastAsia="等线" w:hAnsi="等线" w:hint="eastAsia"/>
+          <w:b/>
+          <w:bCs/>
+          <w:color w:val="BFBFBF" w:themeColor="background1" w:themeShade="BF"/>
+          <w:sz w:val="22"/>
+          <w:szCs w:val="22"/>
+        </w:rPr>
+        <w:t>5.4.1.2元素攻击种类</w:t>
       </w:r>
     </w:p>
     <w:p>
@@ -7719,125 +7667,19 @@
         <w:ind w:leftChars="400" w:left="880"/>
         <w:rPr>
           <w:rFonts w:hint="eastAsia"/>
-          <w:color w:val="EE0000"/>
+          <w:color w:val="BFBFBF" w:themeColor="background1" w:themeShade="BF"/>
           <w:sz w:val="20"/>
           <w:szCs w:val="20"/>
         </w:rPr>
       </w:pPr>
-    </w:p>
-    <w:p>
-      <w:pPr>
-        <w:pStyle w:val="s9"/>
-        <w:spacing w:before="90" w:beforeAutospacing="0" w:after="90" w:afterAutospacing="0"/>
-        <w:rPr>
-          <w:rFonts w:ascii="等线" w:eastAsia="等线" w:hAnsi="等线" w:cs="Arial" w:hint="eastAsia"/>
-          <w:b/>
-          <w:bCs/>
-          <w:color w:val="000000"/>
-          <w:sz w:val="26"/>
-          <w:szCs w:val="26"/>
-        </w:rPr>
-      </w:pPr>
-    </w:p>
-    <w:p>
-      <w:pPr>
-        <w:pStyle w:val="s9"/>
-        <w:spacing w:before="90" w:beforeAutospacing="0" w:after="90" w:afterAutospacing="0"/>
-        <w:rPr>
-          <w:rStyle w:val="bumpedfont15"/>
-          <w:rFonts w:ascii="等线" w:eastAsia="等线" w:hAnsi="等线" w:cs="Arial"/>
-          <w:b/>
-          <w:bCs/>
-          <w:color w:val="000000"/>
-          <w:sz w:val="26"/>
-          <w:szCs w:val="26"/>
-        </w:rPr>
-      </w:pPr>
-      <w:r>
-        <w:rPr>
-          <w:rStyle w:val="bumpedfont15"/>
-          <w:rFonts w:ascii="等线" w:eastAsia="等线" w:hAnsi="等线" w:cs="Arial"/>
-          <w:b/>
-          <w:bCs/>
-          <w:color w:val="000000"/>
-          <w:sz w:val="26"/>
-          <w:szCs w:val="26"/>
-        </w:rPr>
-        <w:t>5.4 交互物体与场景互动系统</w:t>
-      </w:r>
-    </w:p>
-    <w:p>
-      <w:pPr>
-        <w:pStyle w:val="s9"/>
-        <w:spacing w:before="90" w:beforeAutospacing="0" w:after="90" w:afterAutospacing="0"/>
-        <w:ind w:leftChars="200" w:left="440"/>
-        <w:rPr>
-          <w:rFonts w:ascii="等线" w:eastAsia="等线" w:hAnsi="等线"/>
-          <w:b/>
-          <w:bCs/>
-          <w:color w:val="EE0000"/>
-          <w:sz w:val="22"/>
-          <w:szCs w:val="22"/>
-        </w:rPr>
-      </w:pPr>
-      <w:r>
-        <w:rPr>
-          <w:rFonts w:ascii="等线" w:eastAsia="等线" w:hAnsi="等线" w:hint="eastAsia"/>
-          <w:b/>
-          <w:bCs/>
-          <w:color w:val="EE0000"/>
-          <w:sz w:val="22"/>
-          <w:szCs w:val="22"/>
-        </w:rPr>
-        <w:t>5.4.1</w:t>
-      </w:r>
-      <w:r>
-        <w:rPr>
-          <w:rFonts w:ascii="等线" w:eastAsia="等线" w:hAnsi="等线" w:hint="eastAsia"/>
-          <w:b/>
-          <w:bCs/>
-          <w:color w:val="EE0000"/>
-          <w:sz w:val="22"/>
-          <w:szCs w:val="22"/>
-        </w:rPr>
-        <w:t>攻击</w:t>
-      </w:r>
-    </w:p>
-    <w:p>
-      <w:pPr>
-        <w:pStyle w:val="s9"/>
-        <w:spacing w:before="90" w:beforeAutospacing="0" w:after="90" w:afterAutospacing="0"/>
-        <w:ind w:leftChars="300" w:left="660"/>
-        <w:rPr>
-          <w:rFonts w:ascii="等线" w:eastAsia="等线" w:hAnsi="等线" w:hint="eastAsia"/>
-          <w:b/>
-          <w:bCs/>
-          <w:color w:val="EE0000"/>
-          <w:sz w:val="22"/>
-          <w:szCs w:val="22"/>
-        </w:rPr>
-      </w:pPr>
-      <w:r>
-        <w:rPr>
-          <w:rFonts w:ascii="等线" w:eastAsia="等线" w:hAnsi="等线" w:hint="eastAsia"/>
-          <w:b/>
-          <w:bCs/>
-          <w:color w:val="EE0000"/>
-          <w:sz w:val="22"/>
-          <w:szCs w:val="22"/>
-        </w:rPr>
-        <w:t>5.4.1.1</w:t>
-      </w:r>
-      <w:r>
-        <w:rPr>
-          <w:rFonts w:ascii="等线" w:eastAsia="等线" w:hAnsi="等线" w:hint="eastAsia"/>
-          <w:b/>
-          <w:bCs/>
-          <w:color w:val="EE0000"/>
-          <w:sz w:val="22"/>
-          <w:szCs w:val="22"/>
-        </w:rPr>
-        <w:t>物理与法术攻击</w:t>
+      <w:r>
+        <w:rPr>
+          <w:rFonts w:hint="eastAsia"/>
+          <w:color w:val="BFBFBF" w:themeColor="background1" w:themeShade="BF"/>
+          <w:sz w:val="20"/>
+          <w:szCs w:val="20"/>
+        </w:rPr>
+        <w:t>冰/火/水/雷/龙/魔法</w:t>
       </w:r>
     </w:p>
     <w:p>
@@ -7846,7 +7688,7 @@
         <w:ind w:leftChars="400" w:left="880"/>
         <w:rPr>
           <w:rFonts w:hint="eastAsia"/>
-          <w:color w:val="EE0000"/>
+          <w:color w:val="BFBFBF" w:themeColor="background1" w:themeShade="BF"/>
           <w:sz w:val="20"/>
           <w:szCs w:val="20"/>
         </w:rPr>
@@ -7854,31 +7696,59 @@
       <w:r>
         <w:rPr>
           <w:rFonts w:hint="eastAsia"/>
-          <w:color w:val="EE0000"/>
+          <w:color w:val="BFBFBF" w:themeColor="background1" w:themeShade="BF"/>
           <w:sz w:val="20"/>
           <w:szCs w:val="20"/>
         </w:rPr>
-        <w:t>物理攻击的</w:t>
-      </w:r>
-      <w:proofErr w:type="gramStart"/>
-      <w:r>
-        <w:rPr>
-          <w:rFonts w:hint="eastAsia"/>
-          <w:color w:val="EE0000"/>
+        <w:t>毒/眠/麻/爆/出血</w:t>
+      </w:r>
+    </w:p>
+    <w:p>
+      <w:pPr>
+        <w:pStyle w:val="s9"/>
+        <w:spacing w:before="90" w:beforeAutospacing="0" w:after="90" w:afterAutospacing="0"/>
+        <w:ind w:leftChars="300" w:left="660"/>
+        <w:rPr>
+          <w:rFonts w:ascii="等线" w:eastAsia="等线" w:hAnsi="等线" w:hint="eastAsia"/>
+          <w:b/>
+          <w:bCs/>
+          <w:color w:val="BFBFBF" w:themeColor="background1" w:themeShade="BF"/>
+          <w:sz w:val="22"/>
+          <w:szCs w:val="22"/>
+        </w:rPr>
+      </w:pPr>
+      <w:r>
+        <w:rPr>
+          <w:rFonts w:ascii="等线" w:eastAsia="等线" w:hAnsi="等线" w:hint="eastAsia"/>
+          <w:b/>
+          <w:bCs/>
+          <w:color w:val="BFBFBF" w:themeColor="background1" w:themeShade="BF"/>
+          <w:sz w:val="22"/>
+          <w:szCs w:val="22"/>
+        </w:rPr>
+        <w:lastRenderedPageBreak/>
+        <w:t>5.4.1.3元素效果累加效果</w:t>
+      </w:r>
+    </w:p>
+    <w:p>
+      <w:pPr>
+        <w:spacing w:after="0"/>
+        <w:ind w:leftChars="400" w:left="880"/>
+        <w:rPr>
+          <w:rFonts w:hint="eastAsia"/>
+          <w:color w:val="BFBFBF" w:themeColor="background1" w:themeShade="BF"/>
           <w:sz w:val="20"/>
           <w:szCs w:val="20"/>
         </w:rPr>
-        <w:t>减伤受</w:t>
-      </w:r>
-      <w:proofErr w:type="gramEnd"/>
-      <w:r>
-        <w:rPr>
-          <w:rFonts w:hint="eastAsia"/>
-          <w:color w:val="EE0000"/>
+      </w:pPr>
+      <w:r>
+        <w:rPr>
+          <w:rFonts w:hint="eastAsia"/>
+          <w:color w:val="BFBFBF" w:themeColor="background1" w:themeShade="BF"/>
           <w:sz w:val="20"/>
           <w:szCs w:val="20"/>
         </w:rPr>
-        <w:t>接收方防御力和护甲等级影响</w:t>
+        <w:t>冰属性：冰属性异常值满后进入冰属性异常状态，增加受到的物理伤害</w:t>
       </w:r>
     </w:p>
     <w:p>
@@ -7886,7 +7756,8 @@
         <w:spacing w:after="0"/>
         <w:ind w:leftChars="400" w:left="880"/>
         <w:rPr>
-          <w:color w:val="EE0000"/>
+          <w:rFonts w:hint="eastAsia"/>
+          <w:color w:val="BFBFBF" w:themeColor="background1" w:themeShade="BF"/>
           <w:sz w:val="20"/>
           <w:szCs w:val="20"/>
         </w:rPr>
@@ -7894,68 +7765,32 @@
       <w:r>
         <w:rPr>
           <w:rFonts w:hint="eastAsia"/>
-          <w:color w:val="EE0000"/>
+          <w:color w:val="BFBFBF" w:themeColor="background1" w:themeShade="BF"/>
           <w:sz w:val="20"/>
           <w:szCs w:val="20"/>
         </w:rPr>
-        <w:t>法术攻击的</w:t>
-      </w:r>
-      <w:proofErr w:type="gramStart"/>
-      <w:r>
-        <w:rPr>
-          <w:rFonts w:hint="eastAsia"/>
-          <w:color w:val="EE0000"/>
+        <w:t>火属性：受到火属性异常状态会持续燃烧，燃烧造成的伤害与来源的火属性面板有关，多个来源可同时叠加。</w:t>
+      </w:r>
+    </w:p>
+    <w:p>
+      <w:pPr>
+        <w:spacing w:after="0"/>
+        <w:ind w:leftChars="400" w:left="880"/>
+        <w:rPr>
+          <w:rFonts w:hint="eastAsia"/>
+          <w:color w:val="BFBFBF" w:themeColor="background1" w:themeShade="BF"/>
           <w:sz w:val="20"/>
           <w:szCs w:val="20"/>
         </w:rPr>
-        <w:t>减伤受</w:t>
-      </w:r>
-      <w:proofErr w:type="gramEnd"/>
-      <w:r>
-        <w:rPr>
-          <w:rFonts w:hint="eastAsia"/>
-          <w:color w:val="EE0000"/>
+      </w:pPr>
+      <w:r>
+        <w:rPr>
+          <w:rFonts w:hint="eastAsia"/>
+          <w:color w:val="BFBFBF" w:themeColor="background1" w:themeShade="BF"/>
           <w:sz w:val="20"/>
           <w:szCs w:val="20"/>
         </w:rPr>
-        <w:t>接收方法术抗性的影响</w:t>
-      </w:r>
-    </w:p>
-    <w:p>
-      <w:pPr>
-        <w:pStyle w:val="s9"/>
-        <w:spacing w:before="90" w:beforeAutospacing="0" w:after="90" w:afterAutospacing="0"/>
-        <w:ind w:leftChars="300" w:left="660"/>
-        <w:rPr>
-          <w:rFonts w:ascii="等线" w:eastAsia="等线" w:hAnsi="等线" w:hint="eastAsia"/>
-          <w:b/>
-          <w:bCs/>
-          <w:color w:val="FFC000"/>
-          <w:sz w:val="22"/>
-          <w:szCs w:val="22"/>
-        </w:rPr>
-      </w:pPr>
-      <w:r>
-        <w:rPr>
-          <w:rFonts w:ascii="等线" w:eastAsia="等线" w:hAnsi="等线" w:hint="eastAsia"/>
-          <w:b/>
-          <w:bCs/>
-          <w:color w:val="FFC000"/>
-          <w:sz w:val="22"/>
-          <w:szCs w:val="22"/>
-        </w:rPr>
-        <w:t>5.4.1.2</w:t>
-      </w:r>
-      <w:r>
-        <w:rPr>
-          <w:rFonts w:ascii="等线" w:eastAsia="等线" w:hAnsi="等线" w:hint="eastAsia"/>
-          <w:b/>
-          <w:bCs/>
-          <w:color w:val="FFC000"/>
-          <w:sz w:val="22"/>
-          <w:szCs w:val="22"/>
-        </w:rPr>
-        <w:t>元素攻击种类</w:t>
+        <w:t>水属性：水属性异常值满后会增加体力消耗量</w:t>
       </w:r>
     </w:p>
     <w:p>
@@ -7964,7 +7799,7 @@
         <w:ind w:leftChars="400" w:left="880"/>
         <w:rPr>
           <w:rFonts w:hint="eastAsia"/>
-          <w:color w:val="FFC000"/>
+          <w:color w:val="BFBFBF" w:themeColor="background1" w:themeShade="BF"/>
           <w:sz w:val="20"/>
           <w:szCs w:val="20"/>
         </w:rPr>
@@ -7972,11 +7807,11 @@
       <w:r>
         <w:rPr>
           <w:rFonts w:hint="eastAsia"/>
-          <w:color w:val="FFC000"/>
+          <w:color w:val="BFBFBF" w:themeColor="background1" w:themeShade="BF"/>
           <w:sz w:val="20"/>
           <w:szCs w:val="20"/>
         </w:rPr>
-        <w:t>冰/火/水/雷/龙/魔法</w:t>
+        <w:t>雷属性：雷属性异常值满后受到攻击容易进入眩晕状态，并少许增加受到的法术伤害</w:t>
       </w:r>
     </w:p>
     <w:p>
@@ -7984,30 +7819,57 @@
         <w:spacing w:after="0"/>
         <w:ind w:leftChars="400" w:left="880"/>
         <w:rPr>
-          <w:color w:val="FFC000"/>
+          <w:rFonts w:hint="eastAsia"/>
+          <w:color w:val="BFBFBF" w:themeColor="background1" w:themeShade="BF"/>
           <w:sz w:val="20"/>
           <w:szCs w:val="20"/>
         </w:rPr>
       </w:pPr>
-      <w:proofErr w:type="gramStart"/>
-      <w:r>
-        <w:rPr>
-          <w:rFonts w:hint="eastAsia"/>
-          <w:color w:val="FFC000"/>
+      <w:r>
+        <w:rPr>
+          <w:rFonts w:hint="eastAsia"/>
+          <w:color w:val="BFBFBF" w:themeColor="background1" w:themeShade="BF"/>
           <w:sz w:val="20"/>
           <w:szCs w:val="20"/>
         </w:rPr>
-        <w:t>毒/眠</w:t>
-      </w:r>
-      <w:proofErr w:type="gramEnd"/>
-      <w:r>
-        <w:rPr>
-          <w:rFonts w:hint="eastAsia"/>
-          <w:color w:val="FFC000"/>
+        <w:t>龙属性：龙属性异常值满后会降低自身输出的法术（元素）伤害</w:t>
+      </w:r>
+    </w:p>
+    <w:p>
+      <w:pPr>
+        <w:spacing w:after="0"/>
+        <w:rPr>
+          <w:rFonts w:hint="eastAsia"/>
+          <w:color w:val="BFBFBF" w:themeColor="background1" w:themeShade="BF"/>
           <w:sz w:val="20"/>
           <w:szCs w:val="20"/>
         </w:rPr>
-        <w:t>/麻/爆/出血</w:t>
+      </w:pPr>
+    </w:p>
+    <w:p>
+      <w:pPr>
+        <w:pStyle w:val="s9"/>
+        <w:spacing w:before="90" w:beforeAutospacing="0" w:after="90" w:afterAutospacing="0"/>
+        <w:ind w:leftChars="200" w:left="440"/>
+        <w:rPr>
+          <w:rFonts w:ascii="等线" w:eastAsia="等线" w:hAnsi="等线" w:hint="eastAsia"/>
+          <w:b/>
+          <w:bCs/>
+          <w:color w:val="BFBFBF" w:themeColor="background1" w:themeShade="BF"/>
+          <w:sz w:val="22"/>
+          <w:szCs w:val="22"/>
+        </w:rPr>
+      </w:pPr>
+      <w:r>
+        <w:rPr>
+          <w:rFonts w:ascii="等线" w:eastAsia="等线" w:hAnsi="等线" w:hint="eastAsia"/>
+          <w:b/>
+          <w:bCs/>
+          <w:color w:val="BFBFBF" w:themeColor="background1" w:themeShade="BF"/>
+          <w:sz w:val="22"/>
+          <w:szCs w:val="22"/>
+        </w:rPr>
+        <w:t>5.4.2防守</w:t>
       </w:r>
     </w:p>
     <w:p>
@@ -8019,42 +7881,56 @@
           <w:rFonts w:ascii="等线" w:eastAsia="等线" w:hAnsi="等线" w:hint="eastAsia"/>
           <w:b/>
           <w:bCs/>
-          <w:color w:val="0070C0"/>
-          <w:sz w:val="22"/>
-          <w:szCs w:val="22"/>
-        </w:rPr>
-      </w:pPr>
-      <w:r>
-        <w:rPr>
-          <w:rFonts w:ascii="等线" w:eastAsia="等线" w:hAnsi="等线" w:hint="eastAsia"/>
-          <w:b/>
-          <w:bCs/>
-          <w:color w:val="0070C0"/>
-          <w:sz w:val="22"/>
-          <w:szCs w:val="22"/>
-        </w:rPr>
-        <w:lastRenderedPageBreak/>
-        <w:t>5.4.1.3</w:t>
-      </w:r>
-      <w:r>
-        <w:rPr>
-          <w:rFonts w:ascii="等线" w:eastAsia="等线" w:hAnsi="等线" w:hint="eastAsia"/>
-          <w:b/>
-          <w:bCs/>
-          <w:color w:val="0070C0"/>
-          <w:sz w:val="22"/>
-          <w:szCs w:val="22"/>
-        </w:rPr>
-        <w:t>元素效果累加效果</w:t>
+          <w:color w:val="BFBFBF" w:themeColor="background1" w:themeShade="BF"/>
+          <w:sz w:val="22"/>
+          <w:szCs w:val="22"/>
+        </w:rPr>
+      </w:pPr>
+      <w:r>
+        <w:rPr>
+          <w:rFonts w:ascii="等线" w:eastAsia="等线" w:hAnsi="等线" w:hint="eastAsia"/>
+          <w:b/>
+          <w:bCs/>
+          <w:color w:val="BFBFBF" w:themeColor="background1" w:themeShade="BF"/>
+          <w:sz w:val="22"/>
+          <w:szCs w:val="22"/>
+        </w:rPr>
+        <w:t>5.4.2.1格挡</w:t>
+      </w:r>
+    </w:p>
+    <w:p>
+      <w:pPr>
+        <w:pStyle w:val="s9"/>
+        <w:spacing w:before="90" w:beforeAutospacing="0" w:after="90" w:afterAutospacing="0"/>
+        <w:ind w:leftChars="400" w:left="880"/>
+        <w:rPr>
+          <w:rFonts w:ascii="等线" w:eastAsia="等线" w:hAnsi="等线" w:hint="eastAsia"/>
+          <w:b/>
+          <w:bCs/>
+          <w:color w:val="BFBFBF" w:themeColor="background1" w:themeShade="BF"/>
+          <w:sz w:val="22"/>
+          <w:szCs w:val="22"/>
+        </w:rPr>
+      </w:pPr>
+      <w:r>
+        <w:rPr>
+          <w:rFonts w:ascii="等线" w:eastAsia="等线" w:hAnsi="等线" w:hint="eastAsia"/>
+          <w:b/>
+          <w:bCs/>
+          <w:color w:val="BFBFBF" w:themeColor="background1" w:themeShade="BF"/>
+          <w:sz w:val="22"/>
+          <w:szCs w:val="22"/>
+        </w:rPr>
+        <w:t>5.4.2.2防御性能</w:t>
       </w:r>
     </w:p>
     <w:p>
       <w:pPr>
         <w:spacing w:after="0"/>
-        <w:ind w:leftChars="400" w:left="880"/>
-        <w:rPr>
-          <w:rFonts w:hint="eastAsia"/>
-          <w:color w:val="0070C0"/>
+        <w:ind w:leftChars="500" w:left="1100"/>
+        <w:rPr>
+          <w:rFonts w:hint="eastAsia"/>
+          <w:color w:val="BFBFBF" w:themeColor="background1" w:themeShade="BF"/>
           <w:sz w:val="20"/>
           <w:szCs w:val="20"/>
         </w:rPr>
@@ -8062,40 +7938,41 @@
       <w:r>
         <w:rPr>
           <w:rFonts w:hint="eastAsia"/>
-          <w:color w:val="0070C0"/>
+          <w:color w:val="BFBFBF" w:themeColor="background1" w:themeShade="BF"/>
           <w:sz w:val="20"/>
           <w:szCs w:val="20"/>
         </w:rPr>
-        <w:t>冰属性：冰属性</w:t>
-      </w:r>
-      <w:proofErr w:type="gramStart"/>
-      <w:r>
-        <w:rPr>
-          <w:rFonts w:hint="eastAsia"/>
-          <w:color w:val="0070C0"/>
+        <w:t>防御性能决定了格挡是否能防住，敌人的攻击。防御性能有6级，若敌人的攻击冲击力超过了防御性能2级以内会造成踉跄，超过防御性能2-4级会造成大硬直，超过防御性能4级则无法防御。</w:t>
+      </w:r>
+    </w:p>
+    <w:p>
+      <w:pPr>
+        <w:spacing w:after="0"/>
+        <w:ind w:leftChars="500" w:left="1100"/>
+        <w:rPr>
+          <w:rFonts w:hint="eastAsia"/>
+          <w:color w:val="BFBFBF" w:themeColor="background1" w:themeShade="BF"/>
           <w:sz w:val="20"/>
           <w:szCs w:val="20"/>
         </w:rPr>
-        <w:t>异常值满后</w:t>
-      </w:r>
-      <w:proofErr w:type="gramEnd"/>
-      <w:r>
-        <w:rPr>
-          <w:rFonts w:hint="eastAsia"/>
-          <w:color w:val="0070C0"/>
+      </w:pPr>
+      <w:r>
+        <w:rPr>
+          <w:rFonts w:hint="eastAsia"/>
+          <w:color w:val="BFBFBF" w:themeColor="background1" w:themeShade="BF"/>
           <w:sz w:val="20"/>
           <w:szCs w:val="20"/>
         </w:rPr>
-        <w:t>进入冰属性异常状态，增加受到的物理伤害</w:t>
+        <w:t>持续格挡</w:t>
       </w:r>
     </w:p>
     <w:p>
       <w:pPr>
         <w:spacing w:after="0"/>
-        <w:ind w:leftChars="400" w:left="880"/>
-        <w:rPr>
-          <w:rFonts w:hint="eastAsia"/>
-          <w:color w:val="0070C0"/>
+        <w:ind w:leftChars="500" w:left="1100"/>
+        <w:rPr>
+          <w:rFonts w:hint="eastAsia"/>
+          <w:color w:val="BFBFBF" w:themeColor="background1" w:themeShade="BF"/>
           <w:sz w:val="20"/>
           <w:szCs w:val="20"/>
         </w:rPr>
@@ -8103,20 +7980,46 @@
       <w:r>
         <w:rPr>
           <w:rFonts w:hint="eastAsia"/>
-          <w:color w:val="0070C0"/>
+          <w:color w:val="BFBFBF" w:themeColor="background1" w:themeShade="BF"/>
           <w:sz w:val="20"/>
           <w:szCs w:val="20"/>
         </w:rPr>
-        <w:t>火属性：受到火属性异常状态会持续燃烧，燃烧造成的伤害与来源的火属性面板有关，多个来源可同时叠加。</w:t>
+        <w:t>持续格挡可以根据盾牌减伤率吸收伤害，受到攻击消耗体力</w:t>
+      </w:r>
+    </w:p>
+    <w:p>
+      <w:pPr>
+        <w:pStyle w:val="s9"/>
+        <w:spacing w:before="90" w:beforeAutospacing="0" w:after="90" w:afterAutospacing="0"/>
+        <w:ind w:leftChars="400" w:left="880"/>
+        <w:rPr>
+          <w:rFonts w:ascii="等线" w:eastAsia="等线" w:hAnsi="等线" w:hint="eastAsia"/>
+          <w:b/>
+          <w:bCs/>
+          <w:color w:val="BFBFBF" w:themeColor="background1" w:themeShade="BF"/>
+          <w:sz w:val="22"/>
+          <w:szCs w:val="22"/>
+        </w:rPr>
+      </w:pPr>
+      <w:r>
+        <w:rPr>
+          <w:rFonts w:ascii="等线" w:eastAsia="等线" w:hAnsi="等线" w:hint="eastAsia"/>
+          <w:b/>
+          <w:bCs/>
+          <w:color w:val="BFBFBF" w:themeColor="background1" w:themeShade="BF"/>
+          <w:sz w:val="22"/>
+          <w:szCs w:val="22"/>
+        </w:rPr>
+        <w:t>5.4.2.3精准格挡</w:t>
       </w:r>
     </w:p>
     <w:p>
       <w:pPr>
         <w:spacing w:after="0"/>
-        <w:ind w:leftChars="400" w:left="880"/>
-        <w:rPr>
-          <w:rFonts w:hint="eastAsia"/>
-          <w:color w:val="0070C0"/>
+        <w:ind w:leftChars="500" w:left="1100"/>
+        <w:rPr>
+          <w:rFonts w:hint="eastAsia"/>
+          <w:color w:val="BFBFBF" w:themeColor="background1" w:themeShade="BF"/>
           <w:sz w:val="20"/>
           <w:szCs w:val="20"/>
         </w:rPr>
@@ -8124,40 +8027,117 @@
       <w:r>
         <w:rPr>
           <w:rFonts w:hint="eastAsia"/>
-          <w:color w:val="0070C0"/>
+          <w:color w:val="BFBFBF" w:themeColor="background1" w:themeShade="BF"/>
           <w:sz w:val="20"/>
           <w:szCs w:val="20"/>
         </w:rPr>
-        <w:t>水属性：水属性</w:t>
-      </w:r>
-      <w:proofErr w:type="gramStart"/>
-      <w:r>
-        <w:rPr>
-          <w:rFonts w:hint="eastAsia"/>
-          <w:color w:val="0070C0"/>
+        <w:t>启动格挡瞬间为精准格挡，若精准格挡与敌人攻击重合，在持续格挡的基础上大幅降低该次收到的伤害和消耗的体力，并会累加角力值*。</w:t>
+      </w:r>
+    </w:p>
+    <w:p>
+      <w:pPr>
+        <w:pStyle w:val="s9"/>
+        <w:spacing w:before="90" w:beforeAutospacing="0" w:after="90" w:afterAutospacing="0"/>
+        <w:ind w:leftChars="400" w:left="880"/>
+        <w:rPr>
+          <w:rFonts w:ascii="等线" w:eastAsia="等线" w:hAnsi="等线" w:hint="eastAsia"/>
+          <w:b/>
+          <w:bCs/>
+          <w:color w:val="BFBFBF" w:themeColor="background1" w:themeShade="BF"/>
+          <w:sz w:val="22"/>
+          <w:szCs w:val="22"/>
+        </w:rPr>
+      </w:pPr>
+      <w:r>
+        <w:rPr>
+          <w:rFonts w:ascii="等线" w:eastAsia="等线" w:hAnsi="等线" w:hint="eastAsia"/>
+          <w:b/>
+          <w:bCs/>
+          <w:color w:val="BFBFBF" w:themeColor="background1" w:themeShade="BF"/>
+          <w:sz w:val="22"/>
+          <w:szCs w:val="22"/>
+        </w:rPr>
+        <w:t xml:space="preserve">5.4.2.4 </w:t>
+      </w:r>
+      <w:proofErr w:type="spellStart"/>
+      <w:r>
+        <w:rPr>
+          <w:rFonts w:ascii="等线" w:eastAsia="等线" w:hAnsi="等线" w:hint="eastAsia"/>
+          <w:b/>
+          <w:bCs/>
+          <w:color w:val="BFBFBF" w:themeColor="background1" w:themeShade="BF"/>
+          <w:sz w:val="22"/>
+          <w:szCs w:val="22"/>
+        </w:rPr>
+        <w:t>GuardPoint</w:t>
+      </w:r>
+      <w:proofErr w:type="spellEnd"/>
+      <w:r>
+        <w:rPr>
+          <w:rFonts w:ascii="等线" w:eastAsia="等线" w:hAnsi="等线" w:hint="eastAsia"/>
+          <w:b/>
+          <w:bCs/>
+          <w:color w:val="BFBFBF" w:themeColor="background1" w:themeShade="BF"/>
+          <w:sz w:val="22"/>
+          <w:szCs w:val="22"/>
+        </w:rPr>
+        <w:t>（GP）</w:t>
+      </w:r>
+    </w:p>
+    <w:p>
+      <w:pPr>
+        <w:spacing w:after="0"/>
+        <w:ind w:leftChars="500" w:left="1100"/>
+        <w:rPr>
+          <w:rFonts w:hint="eastAsia"/>
+          <w:color w:val="BFBFBF" w:themeColor="background1" w:themeShade="BF"/>
           <w:sz w:val="20"/>
           <w:szCs w:val="20"/>
         </w:rPr>
-        <w:t>异常值满后会</w:t>
-      </w:r>
-      <w:proofErr w:type="gramEnd"/>
-      <w:r>
-        <w:rPr>
-          <w:rFonts w:hint="eastAsia"/>
-          <w:color w:val="0070C0"/>
+      </w:pPr>
+      <w:r>
+        <w:rPr>
+          <w:rFonts w:hint="eastAsia"/>
+          <w:color w:val="BFBFBF" w:themeColor="background1" w:themeShade="BF"/>
           <w:sz w:val="20"/>
           <w:szCs w:val="20"/>
         </w:rPr>
-        <w:t>增加体力消耗量</w:t>
+        <w:t>某些武器的某些动作会使武器的防守部位出现白光，此时受到敌人攻击视为成功防御。会打断当前动作以防御姿势结束。</w:t>
+      </w:r>
+    </w:p>
+    <w:p>
+      <w:pPr>
+        <w:pStyle w:val="s9"/>
+        <w:spacing w:before="90" w:beforeAutospacing="0" w:after="90" w:afterAutospacing="0"/>
+        <w:ind w:leftChars="400" w:left="880"/>
+        <w:rPr>
+          <w:rFonts w:ascii="等线" w:eastAsia="等线" w:hAnsi="等线" w:hint="eastAsia"/>
+          <w:b/>
+          <w:bCs/>
+          <w:color w:val="BFBFBF" w:themeColor="background1" w:themeShade="BF"/>
+          <w:sz w:val="22"/>
+          <w:szCs w:val="22"/>
+        </w:rPr>
+      </w:pPr>
+      <w:r>
+        <w:rPr>
+          <w:rFonts w:ascii="等线" w:eastAsia="等线" w:hAnsi="等线" w:hint="eastAsia"/>
+          <w:b/>
+          <w:bCs/>
+          <w:color w:val="BFBFBF" w:themeColor="background1" w:themeShade="BF"/>
+          <w:sz w:val="22"/>
+          <w:szCs w:val="22"/>
+        </w:rPr>
+        <w:t>5.4.2.5威力反击</w:t>
       </w:r>
     </w:p>
     <w:p>
       <w:pPr>
         <w:spacing w:after="0"/>
-        <w:ind w:leftChars="400" w:left="880"/>
-        <w:rPr>
-          <w:rFonts w:hint="eastAsia"/>
-          <w:color w:val="0070C0"/>
+        <w:ind w:leftChars="500" w:left="1100"/>
+        <w:rPr>
+          <w:rFonts w:hint="eastAsia"/>
+          <w:color w:val="BFBFBF" w:themeColor="background1" w:themeShade="BF"/>
           <w:sz w:val="20"/>
           <w:szCs w:val="20"/>
         </w:rPr>
@@ -8165,39 +8145,93 @@
       <w:r>
         <w:rPr>
           <w:rFonts w:hint="eastAsia"/>
-          <w:color w:val="0070C0"/>
+          <w:color w:val="BFBFBF" w:themeColor="background1" w:themeShade="BF"/>
           <w:sz w:val="20"/>
           <w:szCs w:val="20"/>
         </w:rPr>
-        <w:t>雷属性：雷属性</w:t>
-      </w:r>
-      <w:proofErr w:type="gramStart"/>
-      <w:r>
-        <w:rPr>
-          <w:rFonts w:hint="eastAsia"/>
-          <w:color w:val="0070C0"/>
+        <w:t>某些武器的某些轻攻击会使武器发出白光，此时受到敌人的攻击不会被中断动作，视为精准格挡，成功触发后可在极短时间内接入不可格挡、必中的攻击。实现连消带打</w:t>
+      </w:r>
+    </w:p>
+    <w:p>
+      <w:pPr>
+        <w:pStyle w:val="s9"/>
+        <w:spacing w:before="90" w:beforeAutospacing="0" w:after="90" w:afterAutospacing="0"/>
+        <w:ind w:leftChars="400" w:left="880"/>
+        <w:rPr>
+          <w:rFonts w:ascii="等线" w:eastAsia="等线" w:hAnsi="等线" w:hint="eastAsia"/>
+          <w:b/>
+          <w:bCs/>
+          <w:color w:val="BFBFBF" w:themeColor="background1" w:themeShade="BF"/>
+          <w:sz w:val="22"/>
+          <w:szCs w:val="22"/>
+        </w:rPr>
+      </w:pPr>
+      <w:r>
+        <w:rPr>
+          <w:rFonts w:ascii="等线" w:eastAsia="等线" w:hAnsi="等线" w:hint="eastAsia"/>
+          <w:b/>
+          <w:bCs/>
+          <w:color w:val="BFBFBF" w:themeColor="background1" w:themeShade="BF"/>
+          <w:sz w:val="22"/>
+          <w:szCs w:val="22"/>
+        </w:rPr>
+        <w:t>5.4.3闪避</w:t>
+      </w:r>
+    </w:p>
+    <w:p>
+      <w:pPr>
+        <w:pStyle w:val="s9"/>
+        <w:spacing w:before="90" w:beforeAutospacing="0" w:after="90" w:afterAutospacing="0"/>
+        <w:ind w:leftChars="500" w:left="1100"/>
+        <w:rPr>
+          <w:rFonts w:ascii="等线" w:eastAsia="等线" w:hAnsi="等线" w:hint="eastAsia"/>
+          <w:b/>
+          <w:bCs/>
+          <w:color w:val="BFBFBF" w:themeColor="background1" w:themeShade="BF"/>
+          <w:sz w:val="22"/>
+          <w:szCs w:val="22"/>
+        </w:rPr>
+      </w:pPr>
+      <w:r>
+        <w:rPr>
+          <w:rFonts w:ascii="等线" w:eastAsia="等线" w:hAnsi="等线" w:hint="eastAsia"/>
+          <w:b/>
+          <w:bCs/>
+          <w:color w:val="BFBFBF" w:themeColor="background1" w:themeShade="BF"/>
+          <w:sz w:val="22"/>
+          <w:szCs w:val="22"/>
+        </w:rPr>
+        <w:t>5.4.3.1无敌帧</w:t>
+      </w:r>
+    </w:p>
+    <w:p>
+      <w:pPr>
+        <w:spacing w:after="0"/>
+        <w:ind w:leftChars="600" w:left="1320"/>
+        <w:rPr>
+          <w:rFonts w:hint="eastAsia"/>
+          <w:color w:val="BFBFBF" w:themeColor="background1" w:themeShade="BF"/>
           <w:sz w:val="20"/>
           <w:szCs w:val="20"/>
         </w:rPr>
-        <w:t>异常值满后</w:t>
-      </w:r>
-      <w:proofErr w:type="gramEnd"/>
-      <w:r>
-        <w:rPr>
-          <w:rFonts w:hint="eastAsia"/>
-          <w:color w:val="0070C0"/>
+      </w:pPr>
+      <w:r>
+        <w:rPr>
+          <w:rFonts w:hint="eastAsia"/>
+          <w:color w:val="BFBFBF" w:themeColor="background1" w:themeShade="BF"/>
           <w:sz w:val="20"/>
           <w:szCs w:val="20"/>
         </w:rPr>
-        <w:t>受到攻击容易进入眩晕状态，并少许增加受到的法术伤害</w:t>
+        <w:t>基础的闪避动作存在无敌帧，可以通过装备增加回避性能增加闪避无敌帧</w:t>
       </w:r>
     </w:p>
     <w:p>
       <w:pPr>
         <w:spacing w:after="0"/>
-        <w:ind w:leftChars="400" w:left="880"/>
-        <w:rPr>
-          <w:color w:val="0070C0"/>
+        <w:ind w:leftChars="600" w:left="1320"/>
+        <w:rPr>
+          <w:rFonts w:hint="eastAsia"/>
+          <w:color w:val="BFBFBF" w:themeColor="background1" w:themeShade="BF"/>
           <w:sz w:val="20"/>
           <w:szCs w:val="20"/>
         </w:rPr>
@@ -8205,1020 +8239,325 @@
       <w:r>
         <w:rPr>
           <w:rFonts w:hint="eastAsia"/>
-          <w:color w:val="0070C0"/>
+          <w:color w:val="BFBFBF" w:themeColor="background1" w:themeShade="BF"/>
           <w:sz w:val="20"/>
           <w:szCs w:val="20"/>
         </w:rPr>
-        <w:t>龙属性：龙属性</w:t>
-      </w:r>
-      <w:proofErr w:type="gramStart"/>
-      <w:r>
-        <w:rPr>
-          <w:rFonts w:hint="eastAsia"/>
-          <w:color w:val="0070C0"/>
+        <w:t>完美闪避</w:t>
+      </w:r>
+    </w:p>
+    <w:p>
+      <w:pPr>
+        <w:spacing w:after="0"/>
+        <w:ind w:leftChars="600" w:left="1320"/>
+        <w:rPr>
+          <w:rFonts w:hint="eastAsia"/>
+          <w:color w:val="BFBFBF" w:themeColor="background1" w:themeShade="BF"/>
           <w:sz w:val="20"/>
           <w:szCs w:val="20"/>
         </w:rPr>
-        <w:t>异常值满后会</w:t>
-      </w:r>
-      <w:proofErr w:type="gramEnd"/>
-      <w:r>
-        <w:rPr>
-          <w:rFonts w:hint="eastAsia"/>
-          <w:color w:val="0070C0"/>
+      </w:pPr>
+      <w:r>
+        <w:rPr>
+          <w:rFonts w:hint="eastAsia"/>
+          <w:color w:val="BFBFBF" w:themeColor="background1" w:themeShade="BF"/>
           <w:sz w:val="20"/>
           <w:szCs w:val="20"/>
         </w:rPr>
-        <w:t>降低自身输出的法术（元素）伤害</w:t>
+        <w:t>只有装备某些有完美闪避收益的装备时有意义，当玩家的闪避与敌方攻击重合时触发。</w:t>
+      </w:r>
+    </w:p>
+    <w:p>
+      <w:pPr>
+        <w:pStyle w:val="s9"/>
+        <w:spacing w:before="90" w:beforeAutospacing="0" w:after="90" w:afterAutospacing="0"/>
+        <w:ind w:leftChars="500" w:left="1100"/>
+        <w:rPr>
+          <w:rFonts w:ascii="等线" w:eastAsia="等线" w:hAnsi="等线" w:hint="eastAsia"/>
+          <w:b/>
+          <w:bCs/>
+          <w:color w:val="BFBFBF" w:themeColor="background1" w:themeShade="BF"/>
+          <w:sz w:val="22"/>
+          <w:szCs w:val="22"/>
+        </w:rPr>
+      </w:pPr>
+      <w:r>
+        <w:rPr>
+          <w:rFonts w:ascii="等线" w:eastAsia="等线" w:hAnsi="等线" w:hint="eastAsia"/>
+          <w:b/>
+          <w:bCs/>
+          <w:color w:val="BFBFBF" w:themeColor="background1" w:themeShade="BF"/>
+          <w:sz w:val="22"/>
+          <w:szCs w:val="22"/>
+        </w:rPr>
+        <w:t>5.4.3.2闪避攻击</w:t>
       </w:r>
     </w:p>
     <w:p>
       <w:pPr>
         <w:spacing w:after="0"/>
-        <w:rPr>
-          <w:rFonts w:hint="eastAsia"/>
+        <w:ind w:leftChars="600" w:left="1320"/>
+        <w:rPr>
+          <w:rFonts w:hint="eastAsia"/>
+          <w:color w:val="BFBFBF" w:themeColor="background1" w:themeShade="BF"/>
           <w:sz w:val="20"/>
           <w:szCs w:val="20"/>
         </w:rPr>
       </w:pPr>
-    </w:p>
-    <w:p>
-      <w:pPr>
-        <w:pStyle w:val="s9"/>
-        <w:spacing w:before="90" w:beforeAutospacing="0" w:after="90" w:afterAutospacing="0"/>
-        <w:ind w:leftChars="200" w:left="440"/>
-        <w:rPr>
-          <w:rFonts w:ascii="等线" w:eastAsia="等线" w:hAnsi="等线" w:hint="eastAsia"/>
-          <w:b/>
-          <w:bCs/>
-          <w:color w:val="EE0000"/>
-          <w:sz w:val="22"/>
-          <w:szCs w:val="22"/>
-        </w:rPr>
-      </w:pPr>
-      <w:r>
-        <w:rPr>
-          <w:rFonts w:ascii="等线" w:eastAsia="等线" w:hAnsi="等线" w:hint="eastAsia"/>
-          <w:b/>
-          <w:bCs/>
-          <w:color w:val="EE0000"/>
-          <w:sz w:val="22"/>
-          <w:szCs w:val="22"/>
-        </w:rPr>
-        <w:t>5.4.2</w:t>
-      </w:r>
-      <w:r>
-        <w:rPr>
-          <w:rFonts w:ascii="等线" w:eastAsia="等线" w:hAnsi="等线" w:hint="eastAsia"/>
-          <w:b/>
-          <w:bCs/>
-          <w:color w:val="EE0000"/>
-          <w:sz w:val="22"/>
-          <w:szCs w:val="22"/>
-        </w:rPr>
-        <w:t>防守</w:t>
-      </w:r>
-    </w:p>
-    <w:p>
-      <w:pPr>
-        <w:pStyle w:val="s9"/>
-        <w:spacing w:before="90" w:beforeAutospacing="0" w:after="90" w:afterAutospacing="0"/>
-        <w:ind w:leftChars="300" w:left="660"/>
-        <w:rPr>
-          <w:rFonts w:ascii="等线" w:eastAsia="等线" w:hAnsi="等线" w:hint="eastAsia"/>
-          <w:b/>
-          <w:bCs/>
-          <w:color w:val="EE0000"/>
-          <w:sz w:val="22"/>
-          <w:szCs w:val="22"/>
-        </w:rPr>
-      </w:pPr>
-      <w:r>
-        <w:rPr>
-          <w:rFonts w:ascii="等线" w:eastAsia="等线" w:hAnsi="等线" w:hint="eastAsia"/>
-          <w:b/>
-          <w:bCs/>
-          <w:color w:val="EE0000"/>
-          <w:sz w:val="22"/>
-          <w:szCs w:val="22"/>
-        </w:rPr>
-        <w:t>5.4.2.1</w:t>
-      </w:r>
-      <w:r>
-        <w:rPr>
-          <w:rFonts w:ascii="等线" w:eastAsia="等线" w:hAnsi="等线" w:hint="eastAsia"/>
-          <w:b/>
-          <w:bCs/>
-          <w:color w:val="EE0000"/>
-          <w:sz w:val="22"/>
-          <w:szCs w:val="22"/>
-        </w:rPr>
-        <w:t>格挡</w:t>
-      </w:r>
-    </w:p>
-    <w:p>
-      <w:pPr>
-        <w:pStyle w:val="s9"/>
-        <w:spacing w:before="90" w:beforeAutospacing="0" w:after="90" w:afterAutospacing="0"/>
-        <w:ind w:leftChars="400" w:left="880"/>
-        <w:rPr>
-          <w:rFonts w:ascii="等线" w:eastAsia="等线" w:hAnsi="等线" w:hint="eastAsia"/>
-          <w:b/>
-          <w:bCs/>
-          <w:color w:val="7030A0"/>
-          <w:sz w:val="22"/>
-          <w:szCs w:val="22"/>
-        </w:rPr>
-      </w:pPr>
-      <w:r>
-        <w:rPr>
-          <w:rFonts w:ascii="等线" w:eastAsia="等线" w:hAnsi="等线" w:hint="eastAsia"/>
-          <w:b/>
-          <w:bCs/>
-          <w:color w:val="7030A0"/>
-          <w:sz w:val="22"/>
-          <w:szCs w:val="22"/>
-        </w:rPr>
-        <w:t>5.4.2.2</w:t>
-      </w:r>
-      <w:r>
-        <w:rPr>
-          <w:rFonts w:ascii="等线" w:eastAsia="等线" w:hAnsi="等线" w:hint="eastAsia"/>
-          <w:b/>
-          <w:bCs/>
-          <w:color w:val="7030A0"/>
-          <w:sz w:val="22"/>
-          <w:szCs w:val="22"/>
-        </w:rPr>
-        <w:t>防御性能</w:t>
-      </w:r>
-    </w:p>
-    <w:p>
-      <w:pPr>
-        <w:spacing w:after="0"/>
-        <w:ind w:leftChars="500" w:left="1100"/>
-        <w:rPr>
-          <w:rFonts w:hint="eastAsia"/>
-          <w:color w:val="7030A0"/>
+      <w:r>
+        <w:rPr>
+          <w:rFonts w:hint="eastAsia"/>
+          <w:color w:val="BFBFBF" w:themeColor="background1" w:themeShade="BF"/>
           <w:sz w:val="20"/>
           <w:szCs w:val="20"/>
         </w:rPr>
-      </w:pPr>
-      <w:r>
-        <w:rPr>
-          <w:rFonts w:hint="eastAsia"/>
-          <w:color w:val="7030A0"/>
+        <w:t>所有武器都有一个不同于普通攻击的闪避之后接入的攻击。部分武器可以闪避的同时攻击（徐风）</w:t>
+      </w:r>
+    </w:p>
+    <w:p>
+      <w:pPr>
+        <w:pStyle w:val="s9"/>
+        <w:spacing w:before="90" w:beforeAutospacing="0" w:after="90" w:afterAutospacing="0"/>
+        <w:ind w:leftChars="500" w:left="1100"/>
+        <w:rPr>
+          <w:rFonts w:ascii="等线" w:eastAsia="等线" w:hAnsi="等线" w:hint="eastAsia"/>
+          <w:b/>
+          <w:bCs/>
+          <w:color w:val="BFBFBF" w:themeColor="background1" w:themeShade="BF"/>
+          <w:sz w:val="22"/>
+          <w:szCs w:val="22"/>
+        </w:rPr>
+      </w:pPr>
+      <w:r>
+        <w:rPr>
+          <w:rFonts w:ascii="等线" w:eastAsia="等线" w:hAnsi="等线" w:hint="eastAsia"/>
+          <w:b/>
+          <w:bCs/>
+          <w:color w:val="BFBFBF" w:themeColor="background1" w:themeShade="BF"/>
+          <w:sz w:val="22"/>
+          <w:szCs w:val="22"/>
+        </w:rPr>
+        <w:lastRenderedPageBreak/>
+        <w:t>5.4.3.3偏斜与优势格挡（伪偏）</w:t>
+      </w:r>
+    </w:p>
+    <w:p>
+      <w:pPr>
+        <w:spacing w:after="0"/>
+        <w:ind w:leftChars="600" w:left="1320"/>
+        <w:rPr>
+          <w:rFonts w:hint="eastAsia"/>
+          <w:color w:val="BFBFBF" w:themeColor="background1" w:themeShade="BF"/>
           <w:sz w:val="20"/>
           <w:szCs w:val="20"/>
         </w:rPr>
-        <w:t>防御性能决定了格</w:t>
-      </w:r>
-      <w:proofErr w:type="gramStart"/>
-      <w:r>
-        <w:rPr>
-          <w:rFonts w:hint="eastAsia"/>
-          <w:color w:val="7030A0"/>
+      </w:pPr>
+      <w:r>
+        <w:rPr>
+          <w:rFonts w:hint="eastAsia"/>
+          <w:color w:val="BFBFBF" w:themeColor="background1" w:themeShade="BF"/>
           <w:sz w:val="20"/>
           <w:szCs w:val="20"/>
         </w:rPr>
-        <w:t>挡是否</w:t>
-      </w:r>
-      <w:proofErr w:type="gramEnd"/>
-      <w:r>
-        <w:rPr>
-          <w:rFonts w:hint="eastAsia"/>
-          <w:color w:val="7030A0"/>
+        <w:t>装备部分武器闪避正好与敌方攻击时机、位置重合，方向相反时会触发偏斜，可在触发后短时间内接入无法格挡的、必中的攻击。</w:t>
+      </w:r>
+    </w:p>
+    <w:p>
+      <w:pPr>
+        <w:spacing w:after="0"/>
+        <w:ind w:leftChars="600" w:left="1320"/>
+        <w:rPr>
+          <w:rFonts w:hint="eastAsia"/>
+          <w:color w:val="BFBFBF" w:themeColor="background1" w:themeShade="BF"/>
           <w:sz w:val="20"/>
           <w:szCs w:val="20"/>
         </w:rPr>
-        <w:t>能防住，敌人的攻击。防御性能有6级，若敌人的攻击冲击力超过了防御性能2级以内会造成踉跄，超过防御性能2-4级会造成大硬直，超过防御性能4级则无法防御。</w:t>
-      </w:r>
-    </w:p>
-    <w:p>
-      <w:pPr>
-        <w:spacing w:after="0"/>
-        <w:ind w:leftChars="500" w:left="1100"/>
-        <w:rPr>
-          <w:rFonts w:hint="eastAsia"/>
-          <w:color w:val="7030A0"/>
+      </w:pPr>
+      <w:r>
+        <w:rPr>
+          <w:rFonts w:hint="eastAsia"/>
+          <w:color w:val="BFBFBF" w:themeColor="background1" w:themeShade="BF"/>
           <w:sz w:val="20"/>
           <w:szCs w:val="20"/>
         </w:rPr>
-      </w:pPr>
-      <w:r>
-        <w:rPr>
-          <w:rFonts w:hint="eastAsia"/>
-          <w:color w:val="7030A0"/>
+        <w:t>部分武器在闪避时会维持闪避方向的格挡状态，此时被攻击则格挡成功，可在触发后短时间内接入无法格挡的、必中的攻击。</w:t>
+      </w:r>
+    </w:p>
+    <w:p>
+      <w:pPr>
+        <w:spacing w:after="0"/>
+        <w:ind w:leftChars="600" w:left="1320"/>
+        <w:rPr>
+          <w:rFonts w:hint="eastAsia"/>
+          <w:color w:val="BFBFBF" w:themeColor="background1" w:themeShade="BF"/>
           <w:sz w:val="20"/>
           <w:szCs w:val="20"/>
         </w:rPr>
-        <w:t>持续格挡</w:t>
-      </w:r>
-    </w:p>
-    <w:p>
-      <w:pPr>
-        <w:spacing w:after="0"/>
-        <w:ind w:leftChars="500" w:left="1100"/>
-        <w:rPr>
-          <w:rFonts w:hint="eastAsia"/>
-          <w:color w:val="7030A0"/>
+      </w:pPr>
+      <w:r>
+        <w:rPr>
+          <w:rFonts w:hint="eastAsia"/>
+          <w:color w:val="BFBFBF" w:themeColor="background1" w:themeShade="BF"/>
           <w:sz w:val="20"/>
           <w:szCs w:val="20"/>
         </w:rPr>
-      </w:pPr>
-      <w:r>
-        <w:rPr>
-          <w:rFonts w:hint="eastAsia"/>
-          <w:color w:val="7030A0"/>
+        <w:t>偏斜与优势格挡的触发优先级高于完美闪避，出发窗口小于完美闪避</w:t>
+      </w:r>
+    </w:p>
+    <w:p>
+      <w:pPr>
+        <w:pStyle w:val="s9"/>
+        <w:spacing w:before="90" w:beforeAutospacing="0" w:after="90" w:afterAutospacing="0"/>
+        <w:ind w:leftChars="400" w:left="880"/>
+        <w:rPr>
+          <w:rFonts w:ascii="等线" w:eastAsia="等线" w:hAnsi="等线" w:hint="eastAsia"/>
+          <w:b/>
+          <w:bCs/>
+          <w:color w:val="BFBFBF" w:themeColor="background1" w:themeShade="BF"/>
+          <w:sz w:val="22"/>
+          <w:szCs w:val="22"/>
+        </w:rPr>
+      </w:pPr>
+      <w:r>
+        <w:rPr>
+          <w:rFonts w:ascii="等线" w:eastAsia="等线" w:hAnsi="等线" w:hint="eastAsia"/>
+          <w:b/>
+          <w:bCs/>
+          <w:color w:val="BFBFBF" w:themeColor="background1" w:themeShade="BF"/>
+          <w:sz w:val="22"/>
+          <w:szCs w:val="22"/>
+        </w:rPr>
+        <w:t>5.4.4抵消和角力</w:t>
+      </w:r>
+    </w:p>
+    <w:p>
+      <w:pPr>
+        <w:pStyle w:val="s9"/>
+        <w:spacing w:before="90" w:beforeAutospacing="0" w:after="90" w:afterAutospacing="0"/>
+        <w:ind w:leftChars="500" w:left="1100"/>
+        <w:rPr>
+          <w:rFonts w:ascii="等线" w:eastAsia="等线" w:hAnsi="等线" w:hint="eastAsia"/>
+          <w:b/>
+          <w:bCs/>
+          <w:color w:val="BFBFBF" w:themeColor="background1" w:themeShade="BF"/>
+          <w:sz w:val="22"/>
+          <w:szCs w:val="22"/>
+        </w:rPr>
+      </w:pPr>
+      <w:r>
+        <w:rPr>
+          <w:rFonts w:ascii="等线" w:eastAsia="等线" w:hAnsi="等线" w:hint="eastAsia"/>
+          <w:b/>
+          <w:bCs/>
+          <w:color w:val="BFBFBF" w:themeColor="background1" w:themeShade="BF"/>
+          <w:sz w:val="22"/>
+          <w:szCs w:val="22"/>
+        </w:rPr>
+        <w:t>抵消的触发方式</w:t>
+      </w:r>
+    </w:p>
+    <w:p>
+      <w:pPr>
+        <w:spacing w:after="0"/>
+        <w:ind w:leftChars="600" w:left="1320"/>
+        <w:rPr>
+          <w:rFonts w:hint="eastAsia"/>
+          <w:color w:val="BFBFBF" w:themeColor="background1" w:themeShade="BF"/>
           <w:sz w:val="20"/>
           <w:szCs w:val="20"/>
         </w:rPr>
-        <w:t>持续格</w:t>
-      </w:r>
-      <w:proofErr w:type="gramStart"/>
-      <w:r>
-        <w:rPr>
-          <w:rFonts w:hint="eastAsia"/>
-          <w:color w:val="7030A0"/>
+      </w:pPr>
+      <w:r>
+        <w:rPr>
+          <w:rFonts w:hint="eastAsia"/>
+          <w:color w:val="BFBFBF" w:themeColor="background1" w:themeShade="BF"/>
           <w:sz w:val="20"/>
           <w:szCs w:val="20"/>
         </w:rPr>
-        <w:t>挡可以</w:t>
-      </w:r>
-      <w:proofErr w:type="gramEnd"/>
-      <w:r>
-        <w:rPr>
-          <w:rFonts w:hint="eastAsia"/>
-          <w:color w:val="7030A0"/>
+        <w:t>某些武器拥有抵消敌人攻击的招式，该招式与怪物攻击重合和时，不受到伤害，不会打断动作，也不接收益。但会累加角力值。</w:t>
+      </w:r>
+    </w:p>
+    <w:p>
+      <w:pPr>
+        <w:spacing w:after="0"/>
+        <w:ind w:leftChars="600" w:left="1320"/>
+        <w:rPr>
+          <w:rFonts w:hint="eastAsia"/>
+          <w:color w:val="BFBFBF" w:themeColor="background1" w:themeShade="BF"/>
           <w:sz w:val="20"/>
           <w:szCs w:val="20"/>
         </w:rPr>
-        <w:t>根据盾牌</w:t>
-      </w:r>
-      <w:proofErr w:type="gramStart"/>
-      <w:r>
-        <w:rPr>
-          <w:rFonts w:hint="eastAsia"/>
-          <w:color w:val="7030A0"/>
+      </w:pPr>
+      <w:r>
+        <w:rPr>
+          <w:rFonts w:hint="eastAsia"/>
+          <w:color w:val="BFBFBF" w:themeColor="background1" w:themeShade="BF"/>
           <w:sz w:val="20"/>
           <w:szCs w:val="20"/>
         </w:rPr>
-        <w:t>减伤率吸收</w:t>
-      </w:r>
-      <w:proofErr w:type="gramEnd"/>
-      <w:r>
-        <w:rPr>
-          <w:rFonts w:hint="eastAsia"/>
-          <w:color w:val="7030A0"/>
+        <w:t>角力的触发方式</w:t>
+      </w:r>
+    </w:p>
+    <w:p>
+      <w:pPr>
+        <w:spacing w:after="0"/>
+        <w:ind w:leftChars="600" w:left="1320"/>
+        <w:rPr>
+          <w:rFonts w:hint="eastAsia"/>
+          <w:color w:val="BFBFBF" w:themeColor="background1" w:themeShade="BF"/>
           <w:sz w:val="20"/>
           <w:szCs w:val="20"/>
         </w:rPr>
-        <w:t>伤害，受到攻击消耗体力</w:t>
-      </w:r>
-    </w:p>
-    <w:p>
-      <w:pPr>
-        <w:pStyle w:val="s9"/>
-        <w:spacing w:before="90" w:beforeAutospacing="0" w:after="90" w:afterAutospacing="0"/>
-        <w:ind w:leftChars="400" w:left="880"/>
-        <w:rPr>
-          <w:rFonts w:ascii="等线" w:eastAsia="等线" w:hAnsi="等线" w:hint="eastAsia"/>
-          <w:b/>
-          <w:bCs/>
-          <w:color w:val="FFC000"/>
-          <w:sz w:val="22"/>
-          <w:szCs w:val="22"/>
-        </w:rPr>
-      </w:pPr>
-      <w:r>
-        <w:rPr>
-          <w:rFonts w:ascii="等线" w:eastAsia="等线" w:hAnsi="等线" w:hint="eastAsia"/>
-          <w:b/>
-          <w:bCs/>
-          <w:color w:val="FFC000"/>
-          <w:sz w:val="22"/>
-          <w:szCs w:val="22"/>
-        </w:rPr>
-        <w:t>5.4.2.3</w:t>
-      </w:r>
-      <w:r>
-        <w:rPr>
-          <w:rFonts w:ascii="等线" w:eastAsia="等线" w:hAnsi="等线" w:hint="eastAsia"/>
-          <w:b/>
-          <w:bCs/>
-          <w:color w:val="FFC000"/>
-          <w:sz w:val="22"/>
-          <w:szCs w:val="22"/>
-        </w:rPr>
-        <w:t>精准格挡</w:t>
-      </w:r>
-    </w:p>
-    <w:p>
-      <w:pPr>
-        <w:spacing w:after="0"/>
-        <w:ind w:leftChars="500" w:left="1100"/>
-        <w:rPr>
-          <w:rFonts w:hint="eastAsia"/>
-          <w:color w:val="FFC000"/>
+      </w:pPr>
+      <w:r>
+        <w:rPr>
+          <w:rFonts w:hint="eastAsia"/>
+          <w:color w:val="BFBFBF" w:themeColor="background1" w:themeShade="BF"/>
           <w:sz w:val="20"/>
           <w:szCs w:val="20"/>
         </w:rPr>
-      </w:pPr>
-      <w:r>
-        <w:rPr>
-          <w:rFonts w:hint="eastAsia"/>
-          <w:color w:val="FFC000"/>
+        <w:t>完美格挡、优势格挡、抵消均会累积角力值，角力值满即和敌人角力。</w:t>
+      </w:r>
+    </w:p>
+    <w:p>
+      <w:pPr>
+        <w:spacing w:after="0"/>
+        <w:ind w:leftChars="600" w:left="1320"/>
+        <w:rPr>
+          <w:rFonts w:hint="eastAsia"/>
+          <w:color w:val="BFBFBF" w:themeColor="background1" w:themeShade="BF"/>
           <w:sz w:val="20"/>
           <w:szCs w:val="20"/>
         </w:rPr>
-        <w:t>启动格挡瞬间为精准格挡，若精准格挡与敌人攻击重合，在持续格挡的基础上大幅降低该次收到的伤害和消耗的体力，并会累加</w:t>
-      </w:r>
-      <w:proofErr w:type="gramStart"/>
-      <w:r>
-        <w:rPr>
-          <w:rFonts w:hint="eastAsia"/>
-          <w:color w:val="FFC000"/>
+      </w:pPr>
+      <w:r>
+        <w:rPr>
+          <w:rFonts w:hint="eastAsia"/>
+          <w:color w:val="BFBFBF" w:themeColor="background1" w:themeShade="BF"/>
           <w:sz w:val="20"/>
           <w:szCs w:val="20"/>
         </w:rPr>
-        <w:t>角力值</w:t>
-      </w:r>
-      <w:proofErr w:type="gramEnd"/>
-      <w:r>
-        <w:rPr>
-          <w:rFonts w:hint="eastAsia"/>
-          <w:color w:val="FFC000"/>
+        <w:t>靠连点赢得角力，成功可获得敌人硬直。</w:t>
+      </w:r>
+    </w:p>
+    <w:p>
+      <w:pPr>
+        <w:spacing w:after="0"/>
+        <w:ind w:leftChars="600" w:left="1320"/>
+        <w:rPr>
+          <w:rFonts w:hint="eastAsia"/>
+          <w:color w:val="BFBFBF" w:themeColor="background1" w:themeShade="BF"/>
           <w:sz w:val="20"/>
           <w:szCs w:val="20"/>
         </w:rPr>
-        <w:t>*。</w:t>
-      </w:r>
-    </w:p>
-    <w:p>
-      <w:pPr>
-        <w:pStyle w:val="s9"/>
-        <w:spacing w:before="90" w:beforeAutospacing="0" w:after="90" w:afterAutospacing="0"/>
-        <w:ind w:leftChars="400" w:left="880"/>
-        <w:rPr>
-          <w:rFonts w:ascii="等线" w:eastAsia="等线" w:hAnsi="等线" w:hint="eastAsia"/>
-          <w:b/>
-          <w:bCs/>
-          <w:color w:val="0070C0"/>
-          <w:sz w:val="22"/>
-          <w:szCs w:val="22"/>
-        </w:rPr>
-      </w:pPr>
-      <w:r>
-        <w:rPr>
-          <w:rFonts w:ascii="等线" w:eastAsia="等线" w:hAnsi="等线" w:hint="eastAsia"/>
-          <w:b/>
-          <w:bCs/>
-          <w:color w:val="0070C0"/>
-          <w:sz w:val="22"/>
-          <w:szCs w:val="22"/>
-        </w:rPr>
-        <w:t xml:space="preserve">5.4.2.4 </w:t>
-      </w:r>
-      <w:proofErr w:type="spellStart"/>
-      <w:r>
-        <w:rPr>
-          <w:rFonts w:ascii="等线" w:eastAsia="等线" w:hAnsi="等线" w:hint="eastAsia"/>
-          <w:b/>
-          <w:bCs/>
-          <w:color w:val="0070C0"/>
-          <w:sz w:val="22"/>
-          <w:szCs w:val="22"/>
-        </w:rPr>
-        <w:t>GuardPoint</w:t>
-      </w:r>
-      <w:proofErr w:type="spellEnd"/>
-      <w:r>
-        <w:rPr>
-          <w:rFonts w:ascii="等线" w:eastAsia="等线" w:hAnsi="等线" w:hint="eastAsia"/>
-          <w:b/>
-          <w:bCs/>
-          <w:color w:val="0070C0"/>
-          <w:sz w:val="22"/>
-          <w:szCs w:val="22"/>
-        </w:rPr>
-        <w:t>（GP）</w:t>
-      </w:r>
-    </w:p>
-    <w:p>
-      <w:pPr>
-        <w:spacing w:after="0"/>
-        <w:ind w:leftChars="500" w:left="1100"/>
-        <w:rPr>
-          <w:rFonts w:hint="eastAsia"/>
-          <w:color w:val="0070C0"/>
+      </w:pPr>
+      <w:r>
+        <w:rPr>
+          <w:rFonts w:hint="eastAsia"/>
+          <w:color w:val="BFBFBF" w:themeColor="background1" w:themeShade="BF"/>
           <w:sz w:val="20"/>
           <w:szCs w:val="20"/>
         </w:rPr>
-      </w:pPr>
-      <w:r>
-        <w:rPr>
-          <w:rFonts w:hint="eastAsia"/>
-          <w:color w:val="0070C0"/>
-          <w:sz w:val="20"/>
-          <w:szCs w:val="20"/>
-        </w:rPr>
-        <w:t>某些武器的某些动作会使武器的防守部位出现白光，此时受到敌人攻击视为成功防御。会打断当前动作以防御姿势结束。</w:t>
-      </w:r>
-    </w:p>
-    <w:p>
-      <w:pPr>
-        <w:pStyle w:val="s9"/>
-        <w:spacing w:before="90" w:beforeAutospacing="0" w:after="90" w:afterAutospacing="0"/>
-        <w:ind w:leftChars="400" w:left="880"/>
-        <w:rPr>
-          <w:rFonts w:ascii="等线" w:eastAsia="等线" w:hAnsi="等线" w:hint="eastAsia"/>
-          <w:b/>
-          <w:bCs/>
-          <w:color w:val="0070C0"/>
-          <w:sz w:val="22"/>
-          <w:szCs w:val="22"/>
-        </w:rPr>
-      </w:pPr>
-      <w:r>
-        <w:rPr>
-          <w:rFonts w:ascii="等线" w:eastAsia="等线" w:hAnsi="等线" w:hint="eastAsia"/>
-          <w:b/>
-          <w:bCs/>
-          <w:color w:val="0070C0"/>
-          <w:sz w:val="22"/>
-          <w:szCs w:val="22"/>
-        </w:rPr>
-        <w:t>5.4.2.5</w:t>
-      </w:r>
-      <w:r>
-        <w:rPr>
-          <w:rFonts w:ascii="等线" w:eastAsia="等线" w:hAnsi="等线" w:hint="eastAsia"/>
-          <w:b/>
-          <w:bCs/>
-          <w:color w:val="0070C0"/>
-          <w:sz w:val="22"/>
-          <w:szCs w:val="22"/>
-        </w:rPr>
-        <w:t>威力反击</w:t>
-      </w:r>
-    </w:p>
-    <w:p>
-      <w:pPr>
-        <w:spacing w:after="0"/>
-        <w:ind w:leftChars="500" w:left="1100"/>
-        <w:rPr>
-          <w:rFonts w:hint="eastAsia"/>
-          <w:color w:val="0070C0"/>
-          <w:sz w:val="20"/>
-          <w:szCs w:val="20"/>
-        </w:rPr>
-      </w:pPr>
-      <w:r>
-        <w:rPr>
-          <w:rFonts w:hint="eastAsia"/>
-          <w:color w:val="0070C0"/>
-          <w:sz w:val="20"/>
-          <w:szCs w:val="20"/>
-        </w:rPr>
-        <w:t>某些武器的某些轻攻击会使武器发出白光，此时受到敌人的攻击不会被中断动作，视为精准格挡，成功触发后可在极短时间内接入不可格挡、必中的攻击。实现连消带打</w:t>
-      </w:r>
-    </w:p>
-    <w:p>
-      <w:pPr>
-        <w:pStyle w:val="s9"/>
-        <w:spacing w:before="90" w:beforeAutospacing="0" w:after="90" w:afterAutospacing="0"/>
-        <w:ind w:leftChars="400" w:left="880"/>
-        <w:rPr>
-          <w:rFonts w:ascii="等线" w:eastAsia="等线" w:hAnsi="等线" w:hint="eastAsia"/>
-          <w:b/>
-          <w:bCs/>
-          <w:color w:val="EE0000"/>
-          <w:sz w:val="22"/>
-          <w:szCs w:val="22"/>
-        </w:rPr>
-      </w:pPr>
-      <w:r>
-        <w:rPr>
-          <w:rFonts w:ascii="等线" w:eastAsia="等线" w:hAnsi="等线" w:hint="eastAsia"/>
-          <w:b/>
-          <w:bCs/>
-          <w:color w:val="EE0000"/>
-          <w:sz w:val="22"/>
-          <w:szCs w:val="22"/>
-        </w:rPr>
-        <w:t>5.4.3</w:t>
-      </w:r>
-      <w:r>
-        <w:rPr>
-          <w:rFonts w:ascii="等线" w:eastAsia="等线" w:hAnsi="等线" w:hint="eastAsia"/>
-          <w:b/>
-          <w:bCs/>
-          <w:color w:val="EE0000"/>
-          <w:sz w:val="22"/>
-          <w:szCs w:val="22"/>
-        </w:rPr>
-        <w:t>闪避</w:t>
-      </w:r>
-    </w:p>
-    <w:p>
-      <w:pPr>
-        <w:pStyle w:val="s9"/>
-        <w:spacing w:before="90" w:beforeAutospacing="0" w:after="90" w:afterAutospacing="0"/>
-        <w:ind w:leftChars="500" w:left="1100"/>
-        <w:rPr>
-          <w:rFonts w:ascii="等线" w:eastAsia="等线" w:hAnsi="等线" w:hint="eastAsia"/>
-          <w:b/>
-          <w:bCs/>
-          <w:color w:val="EE0000"/>
-          <w:sz w:val="22"/>
-          <w:szCs w:val="22"/>
-        </w:rPr>
-      </w:pPr>
-      <w:r>
-        <w:rPr>
-          <w:rFonts w:ascii="等线" w:eastAsia="等线" w:hAnsi="等线" w:hint="eastAsia"/>
-          <w:b/>
-          <w:bCs/>
-          <w:color w:val="EE0000"/>
-          <w:sz w:val="22"/>
-          <w:szCs w:val="22"/>
-        </w:rPr>
-        <w:t>5.4.3.1</w:t>
-      </w:r>
-      <w:r>
-        <w:rPr>
-          <w:rFonts w:ascii="等线" w:eastAsia="等线" w:hAnsi="等线" w:hint="eastAsia"/>
-          <w:b/>
-          <w:bCs/>
-          <w:color w:val="EE0000"/>
-          <w:sz w:val="22"/>
-          <w:szCs w:val="22"/>
-        </w:rPr>
-        <w:t>无敌</w:t>
-      </w:r>
-      <w:proofErr w:type="gramStart"/>
-      <w:r>
-        <w:rPr>
-          <w:rFonts w:ascii="等线" w:eastAsia="等线" w:hAnsi="等线" w:hint="eastAsia"/>
-          <w:b/>
-          <w:bCs/>
-          <w:color w:val="EE0000"/>
-          <w:sz w:val="22"/>
-          <w:szCs w:val="22"/>
-        </w:rPr>
-        <w:t>帧</w:t>
-      </w:r>
-      <w:proofErr w:type="gramEnd"/>
-    </w:p>
-    <w:p>
-      <w:pPr>
-        <w:spacing w:after="0"/>
-        <w:ind w:leftChars="600" w:left="1320"/>
-        <w:rPr>
-          <w:rFonts w:hint="eastAsia"/>
-          <w:color w:val="EE0000"/>
-          <w:sz w:val="20"/>
-          <w:szCs w:val="20"/>
-        </w:rPr>
-      </w:pPr>
-      <w:r>
-        <w:rPr>
-          <w:rFonts w:hint="eastAsia"/>
-          <w:color w:val="EE0000"/>
-          <w:sz w:val="20"/>
-          <w:szCs w:val="20"/>
-        </w:rPr>
-        <w:t>基础的闪避动作存在无敌帧，可以通过装备增加回避性能增加闪避无敌</w:t>
-      </w:r>
-      <w:proofErr w:type="gramStart"/>
-      <w:r>
-        <w:rPr>
-          <w:rFonts w:hint="eastAsia"/>
-          <w:color w:val="EE0000"/>
-          <w:sz w:val="20"/>
-          <w:szCs w:val="20"/>
-        </w:rPr>
-        <w:t>帧</w:t>
-      </w:r>
-      <w:proofErr w:type="gramEnd"/>
-    </w:p>
-    <w:p>
-      <w:pPr>
-        <w:spacing w:after="0"/>
-        <w:ind w:leftChars="600" w:left="1320"/>
-        <w:rPr>
-          <w:rFonts w:hint="eastAsia"/>
-          <w:color w:val="EE0000"/>
-          <w:sz w:val="20"/>
-          <w:szCs w:val="20"/>
-        </w:rPr>
-      </w:pPr>
-      <w:r>
-        <w:rPr>
-          <w:rFonts w:hint="eastAsia"/>
-          <w:color w:val="EE0000"/>
-          <w:sz w:val="20"/>
-          <w:szCs w:val="20"/>
-        </w:rPr>
-        <w:t>完美闪避</w:t>
-      </w:r>
-    </w:p>
-    <w:p>
-      <w:pPr>
-        <w:spacing w:after="0"/>
-        <w:ind w:leftChars="600" w:left="1320"/>
-        <w:rPr>
-          <w:rFonts w:hint="eastAsia"/>
-          <w:color w:val="FFC000"/>
-          <w:sz w:val="20"/>
-          <w:szCs w:val="20"/>
-        </w:rPr>
-      </w:pPr>
-      <w:r>
-        <w:rPr>
-          <w:rFonts w:hint="eastAsia"/>
-          <w:color w:val="FFC000"/>
-          <w:sz w:val="20"/>
-          <w:szCs w:val="20"/>
-        </w:rPr>
-        <w:t>只有装备某些有完美闪避收益的装备时有意义，当玩家的闪避与敌方攻击重合时触发。</w:t>
-      </w:r>
-    </w:p>
-    <w:p>
-      <w:pPr>
-        <w:pStyle w:val="s9"/>
-        <w:spacing w:before="90" w:beforeAutospacing="0" w:after="90" w:afterAutospacing="0"/>
-        <w:ind w:leftChars="500" w:left="1100"/>
-        <w:rPr>
-          <w:rFonts w:ascii="等线" w:eastAsia="等线" w:hAnsi="等线" w:hint="eastAsia"/>
-          <w:b/>
-          <w:bCs/>
-          <w:color w:val="7030A0"/>
-          <w:sz w:val="22"/>
-          <w:szCs w:val="22"/>
-        </w:rPr>
-      </w:pPr>
-      <w:r>
-        <w:rPr>
-          <w:rFonts w:ascii="等线" w:eastAsia="等线" w:hAnsi="等线" w:hint="eastAsia"/>
-          <w:b/>
-          <w:bCs/>
-          <w:color w:val="7030A0"/>
-          <w:sz w:val="22"/>
-          <w:szCs w:val="22"/>
-        </w:rPr>
-        <w:t>5.4.3.2</w:t>
-      </w:r>
-      <w:r>
-        <w:rPr>
-          <w:rFonts w:ascii="等线" w:eastAsia="等线" w:hAnsi="等线" w:hint="eastAsia"/>
-          <w:b/>
-          <w:bCs/>
-          <w:color w:val="7030A0"/>
-          <w:sz w:val="22"/>
-          <w:szCs w:val="22"/>
-        </w:rPr>
-        <w:t>闪避攻击</w:t>
-      </w:r>
-    </w:p>
-    <w:p>
-      <w:pPr>
-        <w:spacing w:after="0"/>
-        <w:ind w:leftChars="600" w:left="1320"/>
-        <w:rPr>
-          <w:rFonts w:hint="eastAsia"/>
-          <w:color w:val="7030A0"/>
-          <w:sz w:val="20"/>
-          <w:szCs w:val="20"/>
-        </w:rPr>
-      </w:pPr>
-      <w:r>
-        <w:rPr>
-          <w:rFonts w:hint="eastAsia"/>
-          <w:color w:val="7030A0"/>
-          <w:sz w:val="20"/>
-          <w:szCs w:val="20"/>
-        </w:rPr>
-        <w:t>所有武器都有一个不同于普通攻击的闪避之后接入的攻击。部分武器可以闪避的同时攻击（徐风）</w:t>
-      </w:r>
-    </w:p>
-    <w:p>
-      <w:pPr>
-        <w:pStyle w:val="s9"/>
-        <w:spacing w:before="90" w:beforeAutospacing="0" w:after="90" w:afterAutospacing="0"/>
-        <w:ind w:leftChars="500" w:left="1100"/>
-        <w:rPr>
-          <w:rFonts w:ascii="等线" w:eastAsia="等线" w:hAnsi="等线" w:hint="eastAsia"/>
-          <w:b/>
-          <w:bCs/>
-          <w:color w:val="0070C0"/>
-          <w:sz w:val="22"/>
-          <w:szCs w:val="22"/>
-        </w:rPr>
-      </w:pPr>
-      <w:r>
-        <w:rPr>
-          <w:rFonts w:ascii="等线" w:eastAsia="等线" w:hAnsi="等线" w:hint="eastAsia"/>
-          <w:b/>
-          <w:bCs/>
-          <w:color w:val="0070C0"/>
-          <w:sz w:val="22"/>
-          <w:szCs w:val="22"/>
-        </w:rPr>
-        <w:lastRenderedPageBreak/>
-        <w:t>5.4.3.3</w:t>
-      </w:r>
-      <w:r>
-        <w:rPr>
-          <w:rFonts w:ascii="等线" w:eastAsia="等线" w:hAnsi="等线" w:hint="eastAsia"/>
-          <w:b/>
-          <w:bCs/>
-          <w:color w:val="0070C0"/>
-          <w:sz w:val="22"/>
-          <w:szCs w:val="22"/>
-        </w:rPr>
-        <w:t>偏斜与优势格挡（伪偏）</w:t>
-      </w:r>
-    </w:p>
-    <w:p>
-      <w:pPr>
-        <w:spacing w:after="0"/>
-        <w:ind w:leftChars="600" w:left="1320"/>
-        <w:rPr>
-          <w:rFonts w:hint="eastAsia"/>
-          <w:color w:val="0070C0"/>
-          <w:sz w:val="20"/>
-          <w:szCs w:val="20"/>
-        </w:rPr>
-      </w:pPr>
-      <w:r>
-        <w:rPr>
-          <w:rFonts w:hint="eastAsia"/>
-          <w:color w:val="0070C0"/>
-          <w:sz w:val="20"/>
-          <w:szCs w:val="20"/>
-        </w:rPr>
-        <w:t>装备部分武器闪避正好与敌方攻击时机、位置重合，方向相反时会触发偏斜，可在触发后短时间内接入无法格挡的、必中的攻击。</w:t>
-      </w:r>
-    </w:p>
-    <w:p>
-      <w:pPr>
-        <w:spacing w:after="0"/>
-        <w:ind w:leftChars="600" w:left="1320"/>
-        <w:rPr>
-          <w:rFonts w:hint="eastAsia"/>
-          <w:color w:val="0070C0"/>
-          <w:sz w:val="20"/>
-          <w:szCs w:val="20"/>
-        </w:rPr>
-      </w:pPr>
-      <w:r>
-        <w:rPr>
-          <w:rFonts w:hint="eastAsia"/>
-          <w:color w:val="0070C0"/>
-          <w:sz w:val="20"/>
-          <w:szCs w:val="20"/>
-        </w:rPr>
-        <w:t>部分武器在闪避时会维持闪避方向的格挡状态，此时被</w:t>
-      </w:r>
-      <w:proofErr w:type="gramStart"/>
-      <w:r>
-        <w:rPr>
-          <w:rFonts w:hint="eastAsia"/>
-          <w:color w:val="0070C0"/>
-          <w:sz w:val="20"/>
-          <w:szCs w:val="20"/>
-        </w:rPr>
-        <w:t>攻击则格挡</w:t>
-      </w:r>
-      <w:proofErr w:type="gramEnd"/>
-      <w:r>
-        <w:rPr>
-          <w:rFonts w:hint="eastAsia"/>
-          <w:color w:val="0070C0"/>
-          <w:sz w:val="20"/>
-          <w:szCs w:val="20"/>
-        </w:rPr>
-        <w:t>成功，可在触发后短时间内接入无法格挡的、必中的攻击。</w:t>
-      </w:r>
-    </w:p>
-    <w:p>
-      <w:pPr>
-        <w:spacing w:after="0"/>
-        <w:ind w:leftChars="600" w:left="1320"/>
-        <w:rPr>
-          <w:rFonts w:hint="eastAsia"/>
-          <w:color w:val="0070C0"/>
-          <w:sz w:val="20"/>
-          <w:szCs w:val="20"/>
-        </w:rPr>
-      </w:pPr>
-      <w:r>
-        <w:rPr>
-          <w:rFonts w:hint="eastAsia"/>
-          <w:color w:val="0070C0"/>
-          <w:sz w:val="20"/>
-          <w:szCs w:val="20"/>
-        </w:rPr>
-        <w:t>偏斜与优势格挡的触发优先级高于完美闪避，出发窗口小于完美闪避</w:t>
-      </w:r>
-    </w:p>
-    <w:p>
-      <w:pPr>
-        <w:pStyle w:val="s9"/>
-        <w:spacing w:before="90" w:beforeAutospacing="0" w:after="90" w:afterAutospacing="0"/>
-        <w:ind w:leftChars="400" w:left="880"/>
-        <w:rPr>
-          <w:rFonts w:ascii="等线" w:eastAsia="等线" w:hAnsi="等线" w:hint="eastAsia"/>
-          <w:b/>
-          <w:bCs/>
-          <w:color w:val="00B050"/>
-          <w:sz w:val="22"/>
-          <w:szCs w:val="22"/>
-        </w:rPr>
-      </w:pPr>
-      <w:r>
-        <w:rPr>
-          <w:rFonts w:ascii="等线" w:eastAsia="等线" w:hAnsi="等线" w:hint="eastAsia"/>
-          <w:b/>
-          <w:bCs/>
-          <w:color w:val="00B050"/>
-          <w:sz w:val="22"/>
-          <w:szCs w:val="22"/>
-        </w:rPr>
-        <w:t>5.4.4</w:t>
-      </w:r>
-      <w:r>
-        <w:rPr>
-          <w:rFonts w:ascii="等线" w:eastAsia="等线" w:hAnsi="等线" w:hint="eastAsia"/>
-          <w:b/>
-          <w:bCs/>
-          <w:color w:val="00B050"/>
-          <w:sz w:val="22"/>
-          <w:szCs w:val="22"/>
-        </w:rPr>
-        <w:t>抵消和角力</w:t>
-      </w:r>
-    </w:p>
-    <w:p>
-      <w:pPr>
-        <w:pStyle w:val="s9"/>
-        <w:spacing w:before="90" w:beforeAutospacing="0" w:after="90" w:afterAutospacing="0"/>
-        <w:ind w:leftChars="500" w:left="1100"/>
-        <w:rPr>
-          <w:rFonts w:ascii="等线" w:eastAsia="等线" w:hAnsi="等线" w:hint="eastAsia"/>
-          <w:b/>
-          <w:bCs/>
-          <w:color w:val="00B050"/>
-          <w:sz w:val="22"/>
-          <w:szCs w:val="22"/>
-        </w:rPr>
-      </w:pPr>
-      <w:r>
-        <w:rPr>
-          <w:rFonts w:ascii="等线" w:eastAsia="等线" w:hAnsi="等线" w:hint="eastAsia"/>
-          <w:b/>
-          <w:bCs/>
-          <w:color w:val="00B050"/>
-          <w:sz w:val="22"/>
-          <w:szCs w:val="22"/>
-        </w:rPr>
-        <w:t>抵消的触发方式</w:t>
-      </w:r>
-    </w:p>
-    <w:p>
-      <w:pPr>
-        <w:spacing w:after="0"/>
-        <w:ind w:leftChars="600" w:left="1320"/>
-        <w:rPr>
-          <w:rFonts w:hint="eastAsia"/>
-          <w:color w:val="00B050"/>
-          <w:sz w:val="20"/>
-          <w:szCs w:val="20"/>
-        </w:rPr>
-      </w:pPr>
-      <w:r>
-        <w:rPr>
-          <w:rFonts w:hint="eastAsia"/>
-          <w:color w:val="00B050"/>
-          <w:sz w:val="20"/>
-          <w:szCs w:val="20"/>
-        </w:rPr>
-        <w:t>某些武器拥有抵消敌人攻击的招式，该招式与怪物攻击重合和时，不受到伤害，不会打断动作，也不接收益。但会累加角力值。</w:t>
-      </w:r>
-    </w:p>
-    <w:p>
-      <w:pPr>
-        <w:spacing w:after="0"/>
-        <w:ind w:leftChars="600" w:left="1320"/>
-        <w:rPr>
-          <w:rFonts w:hint="eastAsia"/>
-          <w:color w:val="00B050"/>
-          <w:sz w:val="20"/>
-          <w:szCs w:val="20"/>
-        </w:rPr>
-      </w:pPr>
-      <w:r>
-        <w:rPr>
-          <w:rFonts w:hint="eastAsia"/>
-          <w:color w:val="00B050"/>
-          <w:sz w:val="20"/>
-          <w:szCs w:val="20"/>
-        </w:rPr>
-        <w:t>角力的触发方式</w:t>
-      </w:r>
-    </w:p>
-    <w:p>
-      <w:pPr>
-        <w:spacing w:after="0"/>
-        <w:ind w:leftChars="600" w:left="1320"/>
-        <w:rPr>
-          <w:rFonts w:hint="eastAsia"/>
-          <w:color w:val="00B050"/>
-          <w:sz w:val="20"/>
-          <w:szCs w:val="20"/>
-        </w:rPr>
-      </w:pPr>
-      <w:r>
-        <w:rPr>
-          <w:rFonts w:hint="eastAsia"/>
-          <w:color w:val="00B050"/>
-          <w:sz w:val="20"/>
-          <w:szCs w:val="20"/>
-        </w:rPr>
-        <w:t>完美格挡、优势格挡、抵消均会累积角力值，</w:t>
-      </w:r>
-      <w:proofErr w:type="gramStart"/>
-      <w:r>
-        <w:rPr>
-          <w:rFonts w:hint="eastAsia"/>
-          <w:color w:val="00B050"/>
-          <w:sz w:val="20"/>
-          <w:szCs w:val="20"/>
-        </w:rPr>
-        <w:t>角力值满</w:t>
-      </w:r>
-      <w:proofErr w:type="gramEnd"/>
-      <w:r>
-        <w:rPr>
-          <w:rFonts w:hint="eastAsia"/>
-          <w:color w:val="00B050"/>
-          <w:sz w:val="20"/>
-          <w:szCs w:val="20"/>
-        </w:rPr>
-        <w:t>即和敌人角力。</w:t>
-      </w:r>
-    </w:p>
-    <w:p>
-      <w:pPr>
-        <w:spacing w:after="0"/>
-        <w:ind w:leftChars="600" w:left="1320"/>
-        <w:rPr>
-          <w:rFonts w:hint="eastAsia"/>
-          <w:color w:val="00B050"/>
-          <w:sz w:val="20"/>
-          <w:szCs w:val="20"/>
-        </w:rPr>
-      </w:pPr>
-      <w:proofErr w:type="gramStart"/>
-      <w:r>
-        <w:rPr>
-          <w:rFonts w:hint="eastAsia"/>
-          <w:color w:val="00B050"/>
-          <w:sz w:val="20"/>
-          <w:szCs w:val="20"/>
-        </w:rPr>
-        <w:t>靠连点赢得</w:t>
-      </w:r>
-      <w:proofErr w:type="gramEnd"/>
-      <w:r>
-        <w:rPr>
-          <w:rFonts w:hint="eastAsia"/>
-          <w:color w:val="00B050"/>
-          <w:sz w:val="20"/>
-          <w:szCs w:val="20"/>
-        </w:rPr>
-        <w:t>角力，成功可获得敌人硬直。</w:t>
-      </w:r>
-    </w:p>
-    <w:p>
-      <w:pPr>
-        <w:spacing w:after="0"/>
-        <w:ind w:leftChars="600" w:left="1320"/>
-        <w:rPr>
-          <w:rFonts w:hint="eastAsia"/>
-          <w:color w:val="00B050"/>
-          <w:sz w:val="20"/>
-          <w:szCs w:val="20"/>
-        </w:rPr>
-      </w:pPr>
-      <w:r>
-        <w:rPr>
-          <w:rFonts w:hint="eastAsia"/>
-          <w:color w:val="00B050"/>
-          <w:sz w:val="20"/>
-          <w:szCs w:val="20"/>
-        </w:rPr>
         <w:br w:type="page"/>
       </w:r>
     </w:p>
@@ -9385,29 +8724,7 @@
           <w:sz w:val="22"/>
           <w:szCs w:val="22"/>
         </w:rPr>
-        <w:t>128*128</w:t>
-      </w:r>
-      <w:proofErr w:type="gramStart"/>
-      <w:r>
-        <w:rPr>
-          <w:rStyle w:val="bumpedfont15"/>
-          <w:rFonts w:ascii="等线" w:eastAsia="等线" w:hAnsi="等线" w:cs="Arial" w:hint="eastAsia"/>
-          <w:color w:val="000000"/>
-          <w:sz w:val="22"/>
-          <w:szCs w:val="22"/>
-        </w:rPr>
-        <w:t>像素画</w:t>
-      </w:r>
-      <w:proofErr w:type="gramEnd"/>
-      <w:r>
-        <w:rPr>
-          <w:rStyle w:val="bumpedfont15"/>
-          <w:rFonts w:ascii="等线" w:eastAsia="等线" w:hAnsi="等线" w:cs="Arial" w:hint="eastAsia"/>
-          <w:color w:val="000000"/>
-          <w:sz w:val="22"/>
-          <w:szCs w:val="22"/>
-        </w:rPr>
-        <w:t>风格</w:t>
+        <w:t>128*128像素画风格</w:t>
       </w:r>
     </w:p>
     <w:p>
@@ -9423,6 +8740,66 @@
           <w:szCs w:val="22"/>
         </w:rPr>
       </w:pPr>
+      <w:proofErr w:type="spellStart"/>
+      <w:r>
+        <w:rPr>
+          <w:rStyle w:val="bumpedfont15"/>
+          <w:rFonts w:ascii="等线" w:eastAsia="等线" w:hAnsi="等线" w:cs="Arial" w:hint="eastAsia"/>
+          <w:color w:val="000000"/>
+          <w:sz w:val="22"/>
+          <w:szCs w:val="22"/>
+        </w:rPr>
+        <w:t>Tilemap</w:t>
+      </w:r>
+      <w:proofErr w:type="spellEnd"/>
+      <w:r>
+        <w:rPr>
+          <w:rStyle w:val="bumpedfont15"/>
+          <w:rFonts w:ascii="等线" w:eastAsia="等线" w:hAnsi="等线" w:cs="Arial" w:hint="eastAsia"/>
+          <w:color w:val="000000"/>
+          <w:sz w:val="22"/>
+          <w:szCs w:val="22"/>
+        </w:rPr>
+        <w:t>为16*16</w:t>
+      </w:r>
+    </w:p>
+    <w:p>
+      <w:pPr>
+        <w:pStyle w:val="s9"/>
+        <w:spacing w:before="90" w:beforeAutospacing="0" w:after="90" w:afterAutospacing="0"/>
+        <w:ind w:leftChars="200" w:left="440"/>
+        <w:rPr>
+          <w:rStyle w:val="bumpedfont15"/>
+          <w:rFonts w:ascii="等线" w:eastAsia="等线" w:hAnsi="等线" w:cs="Arial" w:hint="eastAsia"/>
+          <w:color w:val="000000"/>
+          <w:sz w:val="22"/>
+          <w:szCs w:val="22"/>
+        </w:rPr>
+      </w:pPr>
+      <w:r>
+        <w:rPr>
+          <w:rStyle w:val="bumpedfont15"/>
+          <w:rFonts w:ascii="等线" w:eastAsia="等线" w:hAnsi="等线" w:cs="Arial" w:hint="eastAsia"/>
+          <w:color w:val="000000"/>
+          <w:sz w:val="22"/>
+          <w:szCs w:val="22"/>
+        </w:rPr>
+        <w:t>人物为32*32</w:t>
+      </w:r>
+    </w:p>
+    <w:p>
+      <w:pPr>
+        <w:pStyle w:val="s9"/>
+        <w:spacing w:before="90" w:beforeAutospacing="0" w:after="90" w:afterAutospacing="0"/>
+        <w:ind w:leftChars="200" w:left="440"/>
+        <w:rPr>
+          <w:rStyle w:val="bumpedfont15"/>
+          <w:rFonts w:ascii="等线" w:eastAsia="等线" w:hAnsi="等线" w:cs="Arial" w:hint="eastAsia"/>
+          <w:color w:val="000000"/>
+          <w:sz w:val="22"/>
+          <w:szCs w:val="22"/>
+        </w:rPr>
+      </w:pPr>
       <w:r>
         <w:rPr>
           <w:rStyle w:val="bumpedfont15"/>
@@ -9441,43 +8818,21 @@
         <w:ind w:leftChars="200" w:left="440"/>
         <w:rPr>
           <w:rStyle w:val="bumpedfont15"/>
-          <w:rFonts w:ascii="等线" w:eastAsia="等线" w:hAnsi="等线" w:cs="Arial"/>
-          <w:color w:val="000000"/>
-          <w:sz w:val="22"/>
-          <w:szCs w:val="22"/>
-        </w:rPr>
-      </w:pPr>
-      <w:r>
-        <w:rPr>
-          <w:rStyle w:val="bumpedfont15"/>
-          <w:rFonts w:ascii="等线" w:eastAsia="等线" w:hAnsi="等线" w:cs="Arial"/>
-          <w:color w:val="000000"/>
-          <w:sz w:val="22"/>
-          <w:szCs w:val="22"/>
-        </w:rPr>
-        <w:t>保持渲染风格一致，为</w:t>
-      </w:r>
-      <w:proofErr w:type="gramStart"/>
-      <w:r>
-        <w:rPr>
-          <w:rStyle w:val="bumpedfont15"/>
-          <w:rFonts w:ascii="等线" w:eastAsia="等线" w:hAnsi="等线" w:cs="Arial"/>
-          <w:color w:val="000000"/>
-          <w:sz w:val="22"/>
-          <w:szCs w:val="22"/>
-        </w:rPr>
-        <w:t>像素画</w:t>
-      </w:r>
-      <w:proofErr w:type="gramEnd"/>
-      <w:r>
-        <w:rPr>
-          <w:rStyle w:val="bumpedfont15"/>
-          <w:rFonts w:ascii="等线" w:eastAsia="等线" w:hAnsi="等线" w:cs="Arial"/>
-          <w:color w:val="000000"/>
-          <w:sz w:val="22"/>
-          <w:szCs w:val="22"/>
-        </w:rPr>
-        <w:t>风格。Godot引擎中的Nearest渲染方式。</w:t>
+          <w:rFonts w:ascii="等线" w:eastAsia="等线" w:hAnsi="等线" w:cs="Arial" w:hint="eastAsia"/>
+          <w:color w:val="000000"/>
+          <w:sz w:val="22"/>
+          <w:szCs w:val="22"/>
+        </w:rPr>
+      </w:pPr>
+      <w:r>
+        <w:rPr>
+          <w:rStyle w:val="bumpedfont15"/>
+          <w:rFonts w:ascii="等线" w:eastAsia="等线" w:hAnsi="等线" w:cs="Arial"/>
+          <w:color w:val="000000"/>
+          <w:sz w:val="22"/>
+          <w:szCs w:val="22"/>
+        </w:rPr>
+        <w:t>保持渲染风格一致，为像素画风格。Godot引擎中的Nearest渲染方式。</w:t>
       </w:r>
     </w:p>
     <w:p>
@@ -9487,7 +8842,7 @@
         <w:ind w:leftChars="200" w:left="440"/>
         <w:rPr>
           <w:rStyle w:val="bumpedfont15"/>
-          <w:rFonts w:ascii="等线" w:eastAsia="等线" w:hAnsi="等线" w:cs="Arial"/>
+          <w:rFonts w:ascii="等线" w:eastAsia="等线" w:hAnsi="等线" w:cs="Arial" w:hint="eastAsia"/>
           <w:color w:val="000000"/>
           <w:sz w:val="22"/>
           <w:szCs w:val="22"/>
@@ -9511,7 +8866,7 @@
         <w:ind w:leftChars="200" w:left="440"/>
         <w:rPr>
           <w:rStyle w:val="bumpedfont15"/>
-          <w:rFonts w:ascii="等线" w:eastAsia="等线" w:hAnsi="等线" w:cs="Arial"/>
+          <w:rFonts w:ascii="等线" w:eastAsia="等线" w:hAnsi="等线" w:cs="Arial" w:hint="eastAsia"/>
           <w:color w:val="000000"/>
           <w:sz w:val="22"/>
           <w:szCs w:val="22"/>
@@ -9688,7 +9043,7 @@
         <w:ind w:leftChars="100" w:left="220"/>
         <w:rPr>
           <w:rStyle w:val="bumpedfont15"/>
-          <w:rFonts w:ascii="等线" w:eastAsia="等线" w:hAnsi="等线" w:cs="Arial"/>
+          <w:rFonts w:ascii="等线" w:eastAsia="等线" w:hAnsi="等线" w:cs="Arial" w:hint="eastAsia"/>
           <w:color w:val="000000"/>
           <w:sz w:val="22"/>
           <w:szCs w:val="22"/>
@@ -9712,29 +9067,95 @@
           <w:sz w:val="22"/>
           <w:szCs w:val="22"/>
         </w:rPr>
+        <w:t>*交互可与物品绑定，例如开门、攀爬等，其动作与所交互的物品有关</w:t>
+      </w:r>
+    </w:p>
+    <w:p>
+      <w:pPr>
+        <w:pStyle w:val="s9"/>
+        <w:spacing w:before="90" w:beforeAutospacing="0" w:after="90" w:afterAutospacing="0"/>
+        <w:ind w:leftChars="100" w:left="220"/>
+        <w:rPr>
+          <w:rStyle w:val="bumpedfont15"/>
+          <w:rFonts w:ascii="等线" w:eastAsia="等线" w:hAnsi="等线" w:cs="Arial" w:hint="eastAsia"/>
+          <w:color w:val="000000"/>
+          <w:sz w:val="22"/>
+        </w:rPr>
+      </w:pPr>
+      <w:r>
+        <w:rPr>
+          <w:rStyle w:val="bumpedfont15"/>
+          <w:rFonts w:ascii="等线" w:eastAsia="等线" w:hAnsi="等线" w:cs="Arial"/>
+          <w:color w:val="000000"/>
+          <w:sz w:val="22"/>
+        </w:rPr>
+        <w:t>人物外观统一为像素画风格，使用</w:t>
+      </w:r>
+      <w:proofErr w:type="spellStart"/>
+      <w:r>
+        <w:rPr>
+          <w:rStyle w:val="bumpedfont15"/>
+          <w:rFonts w:ascii="等线" w:eastAsia="等线" w:hAnsi="等线" w:cs="Arial"/>
+          <w:color w:val="000000"/>
+          <w:sz w:val="22"/>
+        </w:rPr>
+        <w:t>Resprite</w:t>
+      </w:r>
+      <w:proofErr w:type="spellEnd"/>
+      <w:r>
+        <w:rPr>
+          <w:rStyle w:val="bumpedfont15"/>
+          <w:rFonts w:ascii="等线" w:eastAsia="等线" w:hAnsi="等线" w:cs="Arial"/>
+          <w:color w:val="000000"/>
+          <w:sz w:val="22"/>
+        </w:rPr>
+        <w:t>*绘制或者开源资产。</w:t>
+      </w:r>
+    </w:p>
+    <w:p>
+      <w:pPr>
+        <w:pStyle w:val="s9"/>
+        <w:spacing w:before="90" w:beforeAutospacing="0" w:after="90" w:afterAutospacing="0"/>
+        <w:ind w:leftChars="100" w:left="220"/>
+        <w:rPr>
+          <w:rStyle w:val="bumpedfont15"/>
+          <w:rFonts w:ascii="等线" w:eastAsia="等线" w:hAnsi="等线" w:cs="Arial" w:hint="eastAsia"/>
+          <w:color w:val="000000"/>
+          <w:sz w:val="22"/>
+          <w:szCs w:val="22"/>
+        </w:rPr>
+      </w:pPr>
+      <w:r>
+        <w:rPr>
+          <w:rStyle w:val="bumpedfont15"/>
+          <w:rFonts w:ascii="等线" w:eastAsia="等线" w:hAnsi="等线" w:cs="Arial"/>
+          <w:color w:val="000000"/>
+          <w:sz w:val="22"/>
+          <w:szCs w:val="22"/>
+        </w:rPr>
         <w:t>*</w:t>
       </w:r>
-      <w:proofErr w:type="gramStart"/>
-      <w:r>
-        <w:rPr>
-          <w:rStyle w:val="bumpedfont15"/>
-          <w:rFonts w:ascii="等线" w:eastAsia="等线" w:hAnsi="等线" w:cs="Arial" w:hint="eastAsia"/>
-          <w:color w:val="000000"/>
-          <w:sz w:val="22"/>
-          <w:szCs w:val="22"/>
-        </w:rPr>
-        <w:t>交互可</w:t>
-      </w:r>
-      <w:proofErr w:type="gramEnd"/>
-      <w:r>
-        <w:rPr>
-          <w:rStyle w:val="bumpedfont15"/>
-          <w:rFonts w:ascii="等线" w:eastAsia="等线" w:hAnsi="等线" w:cs="Arial" w:hint="eastAsia"/>
-          <w:color w:val="000000"/>
-          <w:sz w:val="22"/>
-          <w:szCs w:val="22"/>
-        </w:rPr>
-        <w:t>与物品绑定，例如开门、攀爬等，其动作与所交互的物品有关</w:t>
+      <w:proofErr w:type="spellStart"/>
+      <w:r>
+        <w:rPr>
+          <w:rStyle w:val="bumpedfont15"/>
+          <w:rFonts w:ascii="等线" w:eastAsia="等线" w:hAnsi="等线" w:cs="Arial"/>
+          <w:color w:val="000000"/>
+          <w:sz w:val="22"/>
+          <w:szCs w:val="22"/>
+        </w:rPr>
+        <w:t>Resprite</w:t>
+      </w:r>
+      <w:proofErr w:type="spellEnd"/>
+      <w:r>
+        <w:rPr>
+          <w:rStyle w:val="bumpedfont15"/>
+          <w:rFonts w:ascii="等线" w:eastAsia="等线" w:hAnsi="等线" w:cs="Arial"/>
+          <w:color w:val="000000"/>
+          <w:sz w:val="22"/>
+          <w:szCs w:val="22"/>
+        </w:rPr>
+        <w:t>绘制和美术风格设计会在美术章节详细讲解</w:t>
       </w:r>
     </w:p>
     <w:p>
@@ -9744,123 +9165,16 @@
         <w:ind w:leftChars="100" w:left="220"/>
         <w:rPr>
           <w:rStyle w:val="bumpedfont15"/>
-          <w:rFonts w:ascii="等线" w:eastAsia="等线" w:hAnsi="等线" w:cs="Arial"/>
-          <w:color w:val="000000"/>
-          <w:sz w:val="22"/>
-        </w:rPr>
-      </w:pPr>
-      <w:r>
-        <w:rPr>
-          <w:rStyle w:val="bumpedfont15"/>
-          <w:rFonts w:ascii="等线" w:eastAsia="等线" w:hAnsi="等线" w:cs="Arial"/>
-          <w:color w:val="000000"/>
-          <w:sz w:val="22"/>
-        </w:rPr>
-        <w:t>人物外观统一为</w:t>
-      </w:r>
-      <w:proofErr w:type="gramStart"/>
-      <w:r>
-        <w:rPr>
-          <w:rStyle w:val="bumpedfont15"/>
-          <w:rFonts w:ascii="等线" w:eastAsia="等线" w:hAnsi="等线" w:cs="Arial"/>
-          <w:color w:val="000000"/>
-          <w:sz w:val="22"/>
-        </w:rPr>
-        <w:t>像素画</w:t>
-      </w:r>
-      <w:proofErr w:type="gramEnd"/>
-      <w:r>
-        <w:rPr>
-          <w:rStyle w:val="bumpedfont15"/>
-          <w:rFonts w:ascii="等线" w:eastAsia="等线" w:hAnsi="等线" w:cs="Arial"/>
-          <w:color w:val="000000"/>
-          <w:sz w:val="22"/>
-        </w:rPr>
-        <w:t>风格，使用</w:t>
-      </w:r>
-      <w:proofErr w:type="spellStart"/>
-      <w:r>
-        <w:rPr>
-          <w:rStyle w:val="bumpedfont15"/>
-          <w:rFonts w:ascii="等线" w:eastAsia="等线" w:hAnsi="等线" w:cs="Arial"/>
-          <w:color w:val="000000"/>
-          <w:sz w:val="22"/>
-        </w:rPr>
-        <w:t>Resprite</w:t>
-      </w:r>
-      <w:proofErr w:type="spellEnd"/>
-      <w:r>
-        <w:rPr>
-          <w:rStyle w:val="bumpedfont15"/>
-          <w:rFonts w:ascii="等线" w:eastAsia="等线" w:hAnsi="等线" w:cs="Arial"/>
-          <w:color w:val="000000"/>
-          <w:sz w:val="22"/>
-        </w:rPr>
-        <w:t>*绘制或者开源资产。</w:t>
-      </w:r>
-    </w:p>
-    <w:p>
-      <w:pPr>
-        <w:pStyle w:val="s9"/>
-        <w:spacing w:before="90" w:beforeAutospacing="0" w:after="90" w:afterAutospacing="0"/>
-        <w:ind w:leftChars="100" w:left="220"/>
-        <w:rPr>
-          <w:rStyle w:val="bumpedfont15"/>
-          <w:rFonts w:ascii="等线" w:eastAsia="等线" w:hAnsi="等线" w:cs="Arial"/>
-          <w:color w:val="000000"/>
-          <w:sz w:val="22"/>
-          <w:szCs w:val="22"/>
-        </w:rPr>
-      </w:pPr>
-      <w:r>
-        <w:rPr>
-          <w:rStyle w:val="bumpedfont15"/>
-          <w:rFonts w:ascii="等线" w:eastAsia="等线" w:hAnsi="等线" w:cs="Arial"/>
-          <w:color w:val="000000"/>
-          <w:sz w:val="22"/>
-          <w:szCs w:val="22"/>
-        </w:rPr>
-        <w:t>*</w:t>
-      </w:r>
-      <w:proofErr w:type="spellStart"/>
-      <w:r>
-        <w:rPr>
-          <w:rStyle w:val="bumpedfont15"/>
-          <w:rFonts w:ascii="等线" w:eastAsia="等线" w:hAnsi="等线" w:cs="Arial"/>
-          <w:color w:val="000000"/>
-          <w:sz w:val="22"/>
-          <w:szCs w:val="22"/>
-        </w:rPr>
-        <w:t>Resprite</w:t>
-      </w:r>
-      <w:proofErr w:type="spellEnd"/>
-      <w:r>
-        <w:rPr>
-          <w:rStyle w:val="bumpedfont15"/>
-          <w:rFonts w:ascii="等线" w:eastAsia="等线" w:hAnsi="等线" w:cs="Arial"/>
-          <w:color w:val="000000"/>
-          <w:sz w:val="22"/>
-          <w:szCs w:val="22"/>
-        </w:rPr>
-        <w:t>绘制和美术风格设计会在美术章节详细讲解</w:t>
-      </w:r>
-    </w:p>
-    <w:p>
-      <w:pPr>
-        <w:pStyle w:val="s9"/>
-        <w:spacing w:before="90" w:beforeAutospacing="0" w:after="90" w:afterAutospacing="0"/>
-        <w:ind w:leftChars="100" w:left="220"/>
-        <w:rPr>
-          <w:rStyle w:val="bumpedfont15"/>
-          <w:rFonts w:ascii="等线" w:eastAsia="等线" w:hAnsi="等线" w:cs="Arial"/>
-          <w:color w:val="000000"/>
-          <w:sz w:val="22"/>
-        </w:rPr>
-      </w:pPr>
-      <w:r>
-        <w:rPr>
-          <w:rStyle w:val="bumpedfont15"/>
-          <w:rFonts w:ascii="等线" w:eastAsia="等线" w:hAnsi="等线" w:cs="Arial"/>
+          <w:rFonts w:ascii="等线" w:eastAsia="等线" w:hAnsi="等线" w:cs="Arial" w:hint="eastAsia"/>
+          <w:color w:val="000000"/>
+          <w:sz w:val="22"/>
+        </w:rPr>
+      </w:pPr>
+      <w:r>
+        <w:rPr>
+          <w:rStyle w:val="bumpedfont15"/>
+          <w:rFonts w:ascii="等线" w:eastAsia="等线" w:hAnsi="等线" w:cs="Arial"/>
+          <w:noProof/>
           <w:color w:val="000000"/>
           <w:sz w:val="22"/>
         </w:rPr>
@@ -9917,6 +9231,7 @@
         <w:rPr>
           <w:rStyle w:val="bumpedfont15"/>
           <w:rFonts w:ascii="等线" w:eastAsia="等线" w:hAnsi="等线" w:cs="Arial"/>
+          <w:noProof/>
           <w:color w:val="000000"/>
           <w:sz w:val="22"/>
         </w:rPr>
@@ -10052,6 +9367,7 @@
           <w:sz w:val="26"/>
           <w:szCs w:val="26"/>
         </w:rPr>
+        <w:lastRenderedPageBreak/>
         <w:t>6.4 UI界面设计规范（主界面、功能界面、弹窗）</w:t>
       </w:r>
     </w:p>
@@ -10079,7 +9395,6 @@
           <w:sz w:val="26"/>
           <w:szCs w:val="26"/>
         </w:rPr>
-        <w:lastRenderedPageBreak/>
         <w:t>6.5 动画与特效设计要求</w:t>
       </w:r>
     </w:p>
@@ -10151,7 +9466,7 @@
         <w:ind w:leftChars="100" w:left="220"/>
         <w:rPr>
           <w:rStyle w:val="bumpedfont15"/>
-          <w:rFonts w:ascii="等线" w:eastAsia="等线" w:hAnsi="等线" w:cs="Arial"/>
+          <w:rFonts w:ascii="等线" w:eastAsia="等线" w:hAnsi="等线" w:cs="Arial" w:hint="eastAsia"/>
           <w:color w:val="000000"/>
           <w:sz w:val="22"/>
           <w:szCs w:val="22"/>
@@ -10206,69 +9521,12 @@
         <w:ind w:leftChars="200" w:left="440"/>
         <w:rPr>
           <w:rStyle w:val="bumpedfont15"/>
-          <w:rFonts w:ascii="等线" w:eastAsia="等线" w:hAnsi="等线" w:cs="Arial"/>
-          <w:color w:val="000000"/>
-          <w:sz w:val="22"/>
-          <w:szCs w:val="22"/>
-        </w:rPr>
-      </w:pPr>
-      <w:r>
-        <w:rPr>
-          <w:rStyle w:val="bumpedfont15"/>
-          <w:rFonts w:ascii="等线" w:eastAsia="等线" w:hAnsi="等线" w:cs="Arial"/>
-          <w:color w:val="000000"/>
-          <w:sz w:val="22"/>
-          <w:szCs w:val="22"/>
-        </w:rPr>
-        <w:drawing>
-          <wp:inline distT="0" distB="0" distL="0" distR="0" wp14:anchorId="1BD6916B" wp14:editId="11956CF2">
-            <wp:extent cx="5274310" cy="3954145"/>
-            <wp:effectExtent l="0" t="0" r="2540" b="8255"/>
-            <wp:docPr id="1792850970" name="图片 21"/>
-            <wp:cNvGraphicFramePr>
-              <a:graphicFrameLocks xmlns:a="http://schemas.openxmlformats.org/drawingml/2006/main" noChangeAspect="1"/>
-            </wp:cNvGraphicFramePr>
-            <a:graphic xmlns:a="http://schemas.openxmlformats.org/drawingml/2006/main">
-              <a:graphicData uri="http://schemas.openxmlformats.org/drawingml/2006/picture">
-                <pic:pic xmlns:pic="http://schemas.openxmlformats.org/drawingml/2006/picture">
-                  <pic:nvPicPr>
-                    <pic:cNvPr id="0" name="Picture 22"/>
-                    <pic:cNvPicPr>
-                      <a:picLocks noChangeAspect="1" noChangeArrowheads="1"/>
-                    </pic:cNvPicPr>
-                  </pic:nvPicPr>
-                  <pic:blipFill>
-                    <a:blip r:embed="rId11" cstate="print">
-                      <a:extLst>
-                        <a:ext uri="{28A0092B-C50C-407E-A947-70E740481C1C}">
-                          <a14:useLocalDpi xmlns:a14="http://schemas.microsoft.com/office/drawing/2010/main" val="0"/>
-                        </a:ext>
-                      </a:extLst>
-                    </a:blip>
-                    <a:srcRect/>
-                    <a:stretch>
-                      <a:fillRect/>
-                    </a:stretch>
-                  </pic:blipFill>
-                  <pic:spPr bwMode="auto">
-                    <a:xfrm>
-                      <a:off x="0" y="0"/>
-                      <a:ext cx="5274310" cy="3954145"/>
-                    </a:xfrm>
-                    <a:prstGeom prst="rect">
-                      <a:avLst/>
-                    </a:prstGeom>
-                    <a:noFill/>
-                    <a:ln>
-                      <a:noFill/>
-                    </a:ln>
-                  </pic:spPr>
-                </pic:pic>
-              </a:graphicData>
-            </a:graphic>
-          </wp:inline>
-        </w:drawing>
-      </w:r>
+          <w:rFonts w:ascii="等线" w:eastAsia="等线" w:hAnsi="等线" w:cs="Arial" w:hint="eastAsia"/>
+          <w:color w:val="000000"/>
+          <w:sz w:val="22"/>
+          <w:szCs w:val="22"/>
+        </w:rPr>
+      </w:pPr>
     </w:p>
     <w:p>
       <w:pPr>
@@ -10323,16 +9581,17 @@
         <w:ind w:leftChars="200" w:left="440"/>
         <w:rPr>
           <w:rStyle w:val="bumpedfont15"/>
-          <w:rFonts w:ascii="等线" w:eastAsia="等线" w:hAnsi="等线" w:cs="Arial"/>
-          <w:color w:val="000000"/>
-          <w:sz w:val="22"/>
-          <w:szCs w:val="22"/>
-        </w:rPr>
-      </w:pPr>
-      <w:r>
-        <w:rPr>
-          <w:rStyle w:val="bumpedfont15"/>
-          <w:rFonts w:ascii="等线" w:eastAsia="等线" w:hAnsi="等线" w:cs="Arial"/>
+          <w:rFonts w:ascii="等线" w:eastAsia="等线" w:hAnsi="等线" w:cs="Arial" w:hint="eastAsia"/>
+          <w:color w:val="000000"/>
+          <w:sz w:val="22"/>
+          <w:szCs w:val="22"/>
+        </w:rPr>
+      </w:pPr>
+      <w:r>
+        <w:rPr>
+          <w:rStyle w:val="bumpedfont15"/>
+          <w:rFonts w:ascii="等线" w:eastAsia="等线" w:hAnsi="等线" w:cs="Arial"/>
+          <w:noProof/>
           <w:color w:val="000000"/>
           <w:sz w:val="22"/>
         </w:rPr>
@@ -10354,7 +9613,7 @@
                     </pic:cNvPicPr>
                   </pic:nvPicPr>
                   <pic:blipFill>
-                    <a:blip r:embed="rId12">
+                    <a:blip r:embed="rId11">
                       <a:extLst>
                         <a:ext uri="{28A0092B-C50C-407E-A947-70E740481C1C}">
                           <a14:useLocalDpi xmlns:a14="http://schemas.microsoft.com/office/drawing/2010/main" val="0"/>
@@ -10429,7 +9688,7 @@
                     </pic:cNvPicPr>
                   </pic:nvPicPr>
                   <pic:blipFill>
-                    <a:blip r:embed="rId13">
+                    <a:blip r:embed="rId12">
                       <a:extLst>
                         <a:ext uri="{28A0092B-C50C-407E-A947-70E740481C1C}">
                           <a14:useLocalDpi xmlns:a14="http://schemas.microsoft.com/office/drawing/2010/main" val="0"/>
@@ -10485,7 +9744,7 @@
                     </pic:cNvPicPr>
                   </pic:nvPicPr>
                   <pic:blipFill>
-                    <a:blip r:embed="rId14">
+                    <a:blip r:embed="rId13">
                       <a:extLst>
                         <a:ext uri="{28A0092B-C50C-407E-A947-70E740481C1C}">
                           <a14:useLocalDpi xmlns:a14="http://schemas.microsoft.com/office/drawing/2010/main" val="0"/>
@@ -10542,7 +9801,7 @@
                     </pic:cNvPicPr>
                   </pic:nvPicPr>
                   <pic:blipFill>
-                    <a:blip r:embed="rId15">
+                    <a:blip r:embed="rId14">
                       <a:extLst>
                         <a:ext uri="{28A0092B-C50C-407E-A947-70E740481C1C}">
                           <a14:useLocalDpi xmlns:a14="http://schemas.microsoft.com/office/drawing/2010/main" val="0"/>

--- a/Docs/Marginal Planet’s Mini World游戏需求说明书.docx
+++ b/Docs/Marginal Planet’s Mini World游戏需求说明书.docx
@@ -9,7 +9,7 @@
         <w:jc w:val="center"/>
         <w:rPr>
           <w:rStyle w:val="s2"/>
-          <w:rFonts w:asciiTheme="minorHAnsi" w:eastAsiaTheme="minorHAnsi" w:hAnsiTheme="minorHAnsi" w:cs="Arial" w:hint="eastAsia"/>
+          <w:rFonts w:asciiTheme="minorHAnsi" w:eastAsiaTheme="minorHAnsi" w:hAnsiTheme="minorHAnsi" w:cs="Arial"/>
           <w:b/>
           <w:bCs/>
           <w:color w:val="000000"/>
@@ -61,7 +61,7 @@
         <w:jc w:val="center"/>
         <w:rPr>
           <w:rStyle w:val="s2"/>
-          <w:rFonts w:ascii="黑体" w:eastAsia="黑体" w:hAnsi="黑体" w:cs="Arial" w:hint="eastAsia"/>
+          <w:rFonts w:ascii="黑体" w:eastAsia="黑体" w:hAnsi="黑体" w:cs="Arial"/>
           <w:b/>
           <w:bCs/>
           <w:color w:val="000000"/>
@@ -124,7 +124,7 @@
               <w:widowControl/>
               <w:rPr>
                 <w:rStyle w:val="s2"/>
-                <w:rFonts w:asciiTheme="minorEastAsia" w:hAnsiTheme="minorEastAsia" w:cs="Arial" w:hint="eastAsia"/>
+                <w:rFonts w:asciiTheme="minorEastAsia" w:hAnsiTheme="minorEastAsia" w:cs="Arial"/>
                 <w:color w:val="000000"/>
                 <w:kern w:val="0"/>
                 <w:sz w:val="24"/>
@@ -156,7 +156,7 @@
               <w:widowControl/>
               <w:rPr>
                 <w:rStyle w:val="s2"/>
-                <w:rFonts w:asciiTheme="minorEastAsia" w:hAnsiTheme="minorEastAsia" w:cs="Arial" w:hint="eastAsia"/>
+                <w:rFonts w:asciiTheme="minorEastAsia" w:hAnsiTheme="minorEastAsia" w:cs="Arial"/>
                 <w:color w:val="000000"/>
                 <w:kern w:val="0"/>
                 <w:sz w:val="20"/>
@@ -188,7 +188,7 @@
               <w:widowControl/>
               <w:rPr>
                 <w:rStyle w:val="s2"/>
-                <w:rFonts w:asciiTheme="minorEastAsia" w:hAnsiTheme="minorEastAsia" w:cs="Arial" w:hint="eastAsia"/>
+                <w:rFonts w:asciiTheme="minorEastAsia" w:hAnsiTheme="minorEastAsia" w:cs="Arial"/>
                 <w:color w:val="000000"/>
                 <w:kern w:val="0"/>
                 <w:sz w:val="20"/>
@@ -220,7 +220,7 @@
               <w:widowControl/>
               <w:rPr>
                 <w:rStyle w:val="s2"/>
-                <w:rFonts w:asciiTheme="minorEastAsia" w:hAnsiTheme="minorEastAsia" w:cs="Arial" w:hint="eastAsia"/>
+                <w:rFonts w:asciiTheme="minorEastAsia" w:hAnsiTheme="minorEastAsia" w:cs="Arial"/>
                 <w:color w:val="000000"/>
                 <w:kern w:val="0"/>
                 <w:sz w:val="20"/>
@@ -252,7 +252,7 @@
               <w:widowControl/>
               <w:rPr>
                 <w:rStyle w:val="s2"/>
-                <w:rFonts w:asciiTheme="minorEastAsia" w:hAnsiTheme="minorEastAsia" w:cs="Arial" w:hint="eastAsia"/>
+                <w:rFonts w:asciiTheme="minorEastAsia" w:hAnsiTheme="minorEastAsia" w:cs="Arial"/>
                 <w:color w:val="000000"/>
                 <w:kern w:val="0"/>
                 <w:sz w:val="20"/>
@@ -285,7 +285,7 @@
               <w:widowControl/>
               <w:rPr>
                 <w:rStyle w:val="s2"/>
-                <w:rFonts w:asciiTheme="minorEastAsia" w:hAnsiTheme="minorEastAsia" w:cs="Arial" w:hint="eastAsia"/>
+                <w:rFonts w:asciiTheme="minorEastAsia" w:hAnsiTheme="minorEastAsia" w:cs="Arial"/>
                 <w:color w:val="000000"/>
                 <w:kern w:val="0"/>
                 <w:sz w:val="20"/>
@@ -317,7 +317,7 @@
               <w:jc w:val="center"/>
               <w:rPr>
                 <w:rStyle w:val="s2"/>
-                <w:rFonts w:asciiTheme="minorEastAsia" w:hAnsiTheme="minorEastAsia" w:cs="Arial" w:hint="eastAsia"/>
+                <w:rFonts w:asciiTheme="minorEastAsia" w:hAnsiTheme="minorEastAsia" w:cs="Arial"/>
                 <w:color w:val="000000"/>
                 <w:kern w:val="0"/>
                 <w:sz w:val="20"/>
@@ -348,7 +348,7 @@
               <w:widowControl/>
               <w:rPr>
                 <w:rStyle w:val="s2"/>
-                <w:rFonts w:asciiTheme="minorEastAsia" w:hAnsiTheme="minorEastAsia" w:cs="Arial" w:hint="eastAsia"/>
+                <w:rFonts w:asciiTheme="minorEastAsia" w:hAnsiTheme="minorEastAsia" w:cs="Arial"/>
                 <w:color w:val="000000"/>
                 <w:kern w:val="0"/>
                 <w:sz w:val="20"/>
@@ -379,7 +379,7 @@
               <w:widowControl/>
               <w:rPr>
                 <w:rStyle w:val="s2"/>
-                <w:rFonts w:asciiTheme="minorEastAsia" w:hAnsiTheme="minorEastAsia" w:cs="Arial" w:hint="eastAsia"/>
+                <w:rFonts w:asciiTheme="minorEastAsia" w:hAnsiTheme="minorEastAsia" w:cs="Arial"/>
                 <w:color w:val="000000"/>
                 <w:kern w:val="0"/>
                 <w:sz w:val="20"/>
@@ -412,7 +412,7 @@
               <w:widowControl/>
               <w:rPr>
                 <w:rStyle w:val="s2"/>
-                <w:rFonts w:asciiTheme="minorEastAsia" w:hAnsiTheme="minorEastAsia" w:cs="Arial" w:hint="eastAsia"/>
+                <w:rFonts w:asciiTheme="minorEastAsia" w:hAnsiTheme="minorEastAsia" w:cs="Arial"/>
                 <w:color w:val="000000"/>
                 <w:kern w:val="0"/>
                 <w:sz w:val="20"/>
@@ -444,7 +444,7 @@
               <w:jc w:val="center"/>
               <w:rPr>
                 <w:rStyle w:val="s2"/>
-                <w:rFonts w:asciiTheme="minorEastAsia" w:hAnsiTheme="minorEastAsia" w:cs="Arial" w:hint="eastAsia"/>
+                <w:rFonts w:asciiTheme="minorEastAsia" w:hAnsiTheme="minorEastAsia" w:cs="Arial"/>
                 <w:color w:val="000000"/>
                 <w:kern w:val="0"/>
                 <w:sz w:val="20"/>
@@ -475,7 +475,7 @@
               <w:widowControl/>
               <w:rPr>
                 <w:rStyle w:val="s2"/>
-                <w:rFonts w:asciiTheme="minorEastAsia" w:hAnsiTheme="minorEastAsia" w:cs="Arial" w:hint="eastAsia"/>
+                <w:rFonts w:asciiTheme="minorEastAsia" w:hAnsiTheme="minorEastAsia" w:cs="Arial"/>
                 <w:color w:val="000000"/>
                 <w:kern w:val="0"/>
                 <w:sz w:val="20"/>
@@ -506,7 +506,7 @@
               <w:widowControl/>
               <w:rPr>
                 <w:rStyle w:val="s2"/>
-                <w:rFonts w:asciiTheme="minorEastAsia" w:hAnsiTheme="minorEastAsia" w:cs="Arial" w:hint="eastAsia"/>
+                <w:rFonts w:asciiTheme="minorEastAsia" w:hAnsiTheme="minorEastAsia" w:cs="Arial"/>
                 <w:color w:val="000000"/>
                 <w:kern w:val="0"/>
                 <w:sz w:val="20"/>
@@ -539,7 +539,7 @@
               <w:widowControl/>
               <w:rPr>
                 <w:rStyle w:val="s2"/>
-                <w:rFonts w:asciiTheme="minorEastAsia" w:hAnsiTheme="minorEastAsia" w:cs="Arial" w:hint="eastAsia"/>
+                <w:rFonts w:asciiTheme="minorEastAsia" w:hAnsiTheme="minorEastAsia" w:cs="Arial"/>
                 <w:color w:val="000000"/>
                 <w:kern w:val="0"/>
                 <w:sz w:val="20"/>
@@ -571,7 +571,7 @@
               <w:jc w:val="center"/>
               <w:rPr>
                 <w:rStyle w:val="s2"/>
-                <w:rFonts w:asciiTheme="minorEastAsia" w:hAnsiTheme="minorEastAsia" w:cs="Arial" w:hint="eastAsia"/>
+                <w:rFonts w:asciiTheme="minorEastAsia" w:hAnsiTheme="minorEastAsia" w:cs="Arial"/>
                 <w:color w:val="000000"/>
                 <w:kern w:val="0"/>
                 <w:sz w:val="20"/>
@@ -602,7 +602,7 @@
               <w:widowControl/>
               <w:rPr>
                 <w:rStyle w:val="s2"/>
-                <w:rFonts w:asciiTheme="minorEastAsia" w:hAnsiTheme="minorEastAsia" w:cs="Arial" w:hint="eastAsia"/>
+                <w:rFonts w:asciiTheme="minorEastAsia" w:hAnsiTheme="minorEastAsia" w:cs="Arial"/>
                 <w:color w:val="000000"/>
                 <w:kern w:val="0"/>
                 <w:sz w:val="20"/>
@@ -660,7 +660,7 @@
               <w:widowControl/>
               <w:rPr>
                 <w:rStyle w:val="s2"/>
-                <w:rFonts w:asciiTheme="minorEastAsia" w:hAnsiTheme="minorEastAsia" w:cs="Arial" w:hint="eastAsia"/>
+                <w:rFonts w:asciiTheme="minorEastAsia" w:hAnsiTheme="minorEastAsia" w:cs="Arial"/>
                 <w:color w:val="000000"/>
                 <w:kern w:val="0"/>
                 <w:sz w:val="20"/>
@@ -693,7 +693,7 @@
               <w:widowControl/>
               <w:rPr>
                 <w:rStyle w:val="s2"/>
-                <w:rFonts w:asciiTheme="minorEastAsia" w:hAnsiTheme="minorEastAsia" w:cs="Arial" w:hint="eastAsia"/>
+                <w:rFonts w:asciiTheme="minorEastAsia" w:hAnsiTheme="minorEastAsia" w:cs="Arial"/>
                 <w:color w:val="000000"/>
                 <w:kern w:val="0"/>
                 <w:sz w:val="20"/>
@@ -725,7 +725,7 @@
               <w:jc w:val="center"/>
               <w:rPr>
                 <w:rStyle w:val="s2"/>
-                <w:rFonts w:asciiTheme="minorEastAsia" w:hAnsiTheme="minorEastAsia" w:cs="Arial" w:hint="eastAsia"/>
+                <w:rFonts w:asciiTheme="minorEastAsia" w:hAnsiTheme="minorEastAsia" w:cs="Arial"/>
                 <w:color w:val="000000"/>
                 <w:kern w:val="0"/>
                 <w:sz w:val="20"/>
@@ -756,7 +756,7 @@
               <w:widowControl/>
               <w:rPr>
                 <w:rStyle w:val="s2"/>
-                <w:rFonts w:asciiTheme="minorEastAsia" w:hAnsiTheme="minorEastAsia" w:cs="Arial" w:hint="eastAsia"/>
+                <w:rFonts w:asciiTheme="minorEastAsia" w:hAnsiTheme="minorEastAsia" w:cs="Arial"/>
                 <w:color w:val="000000"/>
                 <w:kern w:val="0"/>
                 <w:sz w:val="20"/>
@@ -787,7 +787,7 @@
               <w:widowControl/>
               <w:rPr>
                 <w:rStyle w:val="s2"/>
-                <w:rFonts w:asciiTheme="minorEastAsia" w:hAnsiTheme="minorEastAsia" w:cs="Arial" w:hint="eastAsia"/>
+                <w:rFonts w:asciiTheme="minorEastAsia" w:hAnsiTheme="minorEastAsia" w:cs="Arial"/>
                 <w:color w:val="000000"/>
                 <w:kern w:val="0"/>
                 <w:sz w:val="20"/>
@@ -883,7 +883,7 @@
               <w:widowControl/>
               <w:rPr>
                 <w:rStyle w:val="s2"/>
-                <w:rFonts w:asciiTheme="minorEastAsia" w:hAnsiTheme="minorEastAsia" w:cs="Arial" w:hint="eastAsia"/>
+                <w:rFonts w:asciiTheme="minorEastAsia" w:hAnsiTheme="minorEastAsia" w:cs="Arial"/>
                 <w:color w:val="000000"/>
                 <w:kern w:val="0"/>
                 <w:sz w:val="20"/>
@@ -914,7 +914,7 @@
               <w:widowControl/>
               <w:rPr>
                 <w:rStyle w:val="s2"/>
-                <w:rFonts w:asciiTheme="minorEastAsia" w:hAnsiTheme="minorEastAsia" w:cs="Arial" w:hint="eastAsia"/>
+                <w:rFonts w:asciiTheme="minorEastAsia" w:hAnsiTheme="minorEastAsia" w:cs="Arial"/>
                 <w:color w:val="000000"/>
                 <w:kern w:val="0"/>
                 <w:sz w:val="20"/>
@@ -944,7 +944,7 @@
         <w:spacing w:after="0" w:line="240" w:lineRule="auto"/>
         <w:rPr>
           <w:rStyle w:val="s2"/>
-          <w:rFonts w:asciiTheme="minorEastAsia" w:hAnsiTheme="minorEastAsia" w:cs="Arial" w:hint="eastAsia"/>
+          <w:rFonts w:asciiTheme="minorEastAsia" w:hAnsiTheme="minorEastAsia" w:cs="Arial"/>
           <w:color w:val="000000"/>
           <w:kern w:val="0"/>
           <w:sz w:val="16"/>
@@ -1023,7 +1023,7 @@
         <w:pStyle w:val="s5"/>
         <w:spacing w:before="285" w:beforeAutospacing="0" w:after="105" w:afterAutospacing="0"/>
         <w:rPr>
-          <w:rFonts w:ascii="等线" w:eastAsia="等线" w:hAnsi="等线" w:hint="eastAsia"/>
+          <w:rFonts w:ascii="DengXian" w:eastAsia="DengXian" w:hAnsi="DengXian"/>
           <w:b/>
           <w:bCs/>
           <w:color w:val="000000"/>
@@ -1034,7 +1034,7 @@
       <w:r>
         <w:rPr>
           <w:rStyle w:val="s4"/>
-          <w:rFonts w:ascii="等线" w:eastAsia="等线" w:hAnsi="等线" w:cs="Arial"/>
+          <w:rFonts w:ascii="DengXian" w:eastAsia="DengXian" w:hAnsi="DengXian" w:cs="Arial"/>
           <w:b/>
           <w:bCs/>
           <w:color w:val="000000"/>
@@ -1050,7 +1050,7 @@
         <w:pStyle w:val="s7"/>
         <w:spacing w:before="240" w:beforeAutospacing="0" w:after="90" w:afterAutospacing="0"/>
         <w:rPr>
-          <w:rFonts w:ascii="等线" w:eastAsia="等线" w:hAnsi="等线" w:hint="eastAsia"/>
+          <w:rFonts w:ascii="DengXian" w:eastAsia="DengXian" w:hAnsi="DengXian"/>
           <w:b/>
           <w:bCs/>
           <w:color w:val="000000"/>
@@ -1061,7 +1061,7 @@
       <w:r>
         <w:rPr>
           <w:rStyle w:val="bumpedfont15"/>
-          <w:rFonts w:ascii="等线" w:eastAsia="等线" w:hAnsi="等线" w:cs="Arial"/>
+          <w:rFonts w:ascii="DengXian" w:eastAsia="DengXian" w:hAnsi="DengXian" w:cs="Arial"/>
           <w:b/>
           <w:bCs/>
           <w:color w:val="000000"/>
@@ -1077,16 +1077,16 @@
         <w:spacing w:before="90" w:beforeAutospacing="0" w:after="90" w:afterAutospacing="0"/>
         <w:rPr>
           <w:rStyle w:val="bumpedfont15"/>
-          <w:rFonts w:ascii="等线" w:eastAsia="等线" w:hAnsi="等线" w:cs="Arial" w:hint="eastAsia"/>
-          <w:color w:val="000000"/>
-          <w:sz w:val="26"/>
-          <w:szCs w:val="26"/>
-        </w:rPr>
-      </w:pPr>
-      <w:r>
-        <w:rPr>
-          <w:rStyle w:val="bumpedfont15"/>
-          <w:rFonts w:ascii="等线" w:eastAsia="等线" w:hAnsi="等线" w:cs="Arial" w:hint="eastAsia"/>
+          <w:rFonts w:ascii="DengXian" w:eastAsia="DengXian" w:hAnsi="DengXian" w:cs="Arial"/>
+          <w:color w:val="000000"/>
+          <w:sz w:val="26"/>
+          <w:szCs w:val="26"/>
+        </w:rPr>
+      </w:pPr>
+      <w:r>
+        <w:rPr>
+          <w:rStyle w:val="bumpedfont15"/>
+          <w:rFonts w:ascii="DengXian" w:eastAsia="DengXian" w:hAnsi="DengXian" w:cs="Arial" w:hint="eastAsia"/>
           <w:color w:val="000000"/>
           <w:sz w:val="26"/>
           <w:szCs w:val="26"/>
@@ -1100,15 +1100,15 @@
         <w:spacing w:before="90" w:beforeAutospacing="0" w:after="90" w:afterAutospacing="0"/>
         <w:rPr>
           <w:rStyle w:val="bumpedfont15"/>
-          <w:rFonts w:ascii="等线" w:eastAsia="等线" w:hAnsi="等线" w:cs="Arial" w:hint="eastAsia"/>
-          <w:sz w:val="26"/>
-          <w:szCs w:val="26"/>
-        </w:rPr>
-      </w:pPr>
-      <w:r>
-        <w:rPr>
-          <w:rStyle w:val="bumpedfont15"/>
-          <w:rFonts w:ascii="等线" w:eastAsia="等线" w:hAnsi="等线" w:cs="Arial"/>
+          <w:rFonts w:ascii="DengXian" w:eastAsia="DengXian" w:hAnsi="DengXian" w:cs="Arial"/>
+          <w:sz w:val="26"/>
+          <w:szCs w:val="26"/>
+        </w:rPr>
+      </w:pPr>
+      <w:r>
+        <w:rPr>
+          <w:rStyle w:val="bumpedfont15"/>
+          <w:rFonts w:ascii="DengXian" w:eastAsia="DengXian" w:hAnsi="DengXian" w:cs="Arial"/>
           <w:color w:val="000000"/>
           <w:sz w:val="26"/>
           <w:szCs w:val="26"/>
@@ -1118,7 +1118,7 @@
       <w:r>
         <w:rPr>
           <w:rStyle w:val="bumpedfont15"/>
-          <w:rFonts w:ascii="等线" w:eastAsia="等线" w:hAnsi="等线" w:cs="Arial" w:hint="eastAsia"/>
+          <w:rFonts w:ascii="DengXian" w:eastAsia="DengXian" w:hAnsi="DengXian" w:cs="Arial" w:hint="eastAsia"/>
           <w:color w:val="000000"/>
           <w:sz w:val="26"/>
           <w:szCs w:val="26"/>
@@ -1128,7 +1128,7 @@
       <w:r>
         <w:rPr>
           <w:rStyle w:val="bumpedfont15"/>
-          <w:rFonts w:ascii="等线" w:eastAsia="等线" w:hAnsi="等线" w:cs="Arial"/>
+          <w:rFonts w:ascii="DengXian" w:eastAsia="DengXian" w:hAnsi="DengXian" w:cs="Arial"/>
           <w:color w:val="000000"/>
           <w:sz w:val="26"/>
           <w:szCs w:val="26"/>
@@ -1142,7 +1142,7 @@
         <w:spacing w:before="240" w:beforeAutospacing="0" w:after="90" w:afterAutospacing="0"/>
         <w:rPr>
           <w:rStyle w:val="bumpedfont15"/>
-          <w:rFonts w:cs="Arial" w:hint="eastAsia"/>
+          <w:rFonts w:cs="Arial"/>
           <w:b/>
           <w:bCs/>
           <w:sz w:val="36"/>
@@ -1152,7 +1152,7 @@
       <w:r>
         <w:rPr>
           <w:rStyle w:val="bumpedfont15"/>
-          <w:rFonts w:ascii="等线" w:eastAsia="等线" w:hAnsi="等线" w:cs="Arial"/>
+          <w:rFonts w:ascii="DengXian" w:eastAsia="DengXian" w:hAnsi="DengXian" w:cs="Arial"/>
           <w:b/>
           <w:bCs/>
           <w:color w:val="000000"/>
@@ -1167,7 +1167,7 @@
         <w:pStyle w:val="s9"/>
         <w:spacing w:before="90" w:beforeAutospacing="0" w:after="90" w:afterAutospacing="0"/>
         <w:rPr>
-          <w:rFonts w:ascii="等线" w:eastAsia="等线" w:hAnsi="等线" w:hint="eastAsia"/>
+          <w:rFonts w:ascii="DengXian" w:eastAsia="DengXian" w:hAnsi="DengXian"/>
           <w:color w:val="000000"/>
           <w:sz w:val="27"/>
           <w:szCs w:val="27"/>
@@ -1176,7 +1176,7 @@
       <w:r>
         <w:rPr>
           <w:rStyle w:val="bumpedfont15"/>
-          <w:rFonts w:ascii="等线" w:eastAsia="等线" w:hAnsi="等线" w:cs="Arial"/>
+          <w:rFonts w:ascii="DengXian" w:eastAsia="DengXian" w:hAnsi="DengXian" w:cs="Arial"/>
           <w:color w:val="000000"/>
           <w:sz w:val="26"/>
           <w:szCs w:val="26"/>
@@ -1189,7 +1189,7 @@
         <w:pStyle w:val="s9"/>
         <w:spacing w:before="90" w:beforeAutospacing="0" w:after="90" w:afterAutospacing="0"/>
         <w:rPr>
-          <w:rFonts w:ascii="等线" w:eastAsia="等线" w:hAnsi="等线" w:hint="eastAsia"/>
+          <w:rFonts w:ascii="DengXian" w:eastAsia="DengXian" w:hAnsi="DengXian"/>
           <w:color w:val="000000"/>
           <w:sz w:val="27"/>
           <w:szCs w:val="27"/>
@@ -1198,7 +1198,7 @@
       <w:r>
         <w:rPr>
           <w:rStyle w:val="bumpedfont15"/>
-          <w:rFonts w:ascii="等线" w:eastAsia="等线" w:hAnsi="等线" w:cs="Arial"/>
+          <w:rFonts w:ascii="DengXian" w:eastAsia="DengXian" w:hAnsi="DengXian" w:cs="Arial"/>
           <w:color w:val="000000"/>
           <w:sz w:val="26"/>
           <w:szCs w:val="26"/>
@@ -1211,7 +1211,7 @@
         <w:pStyle w:val="s9"/>
         <w:spacing w:before="90" w:beforeAutospacing="0" w:after="90" w:afterAutospacing="0"/>
         <w:rPr>
-          <w:rFonts w:ascii="等线" w:eastAsia="等线" w:hAnsi="等线" w:hint="eastAsia"/>
+          <w:rFonts w:ascii="DengXian" w:eastAsia="DengXian" w:hAnsi="DengXian"/>
           <w:color w:val="000000"/>
           <w:sz w:val="27"/>
           <w:szCs w:val="27"/>
@@ -1220,7 +1220,7 @@
       <w:r>
         <w:rPr>
           <w:rStyle w:val="bumpedfont15"/>
-          <w:rFonts w:ascii="等线" w:eastAsia="等线" w:hAnsi="等线" w:cs="Arial"/>
+          <w:rFonts w:ascii="DengXian" w:eastAsia="DengXian" w:hAnsi="DengXian" w:cs="Arial"/>
           <w:color w:val="000000"/>
           <w:sz w:val="26"/>
           <w:szCs w:val="26"/>
@@ -1230,7 +1230,7 @@
       <w:r>
         <w:rPr>
           <w:rStyle w:val="bumpedfont15"/>
-          <w:rFonts w:ascii="等线" w:eastAsia="等线" w:hAnsi="等线" w:cs="Arial" w:hint="eastAsia"/>
+          <w:rFonts w:ascii="DengXian" w:eastAsia="DengXian" w:hAnsi="DengXian" w:cs="Arial" w:hint="eastAsia"/>
           <w:color w:val="000000"/>
           <w:sz w:val="26"/>
           <w:szCs w:val="26"/>
@@ -1240,7 +1240,7 @@
       <w:r>
         <w:rPr>
           <w:rStyle w:val="bumpedfont15"/>
-          <w:rFonts w:ascii="等线" w:eastAsia="等线" w:hAnsi="等线" w:cs="Arial"/>
+          <w:rFonts w:ascii="DengXian" w:eastAsia="DengXian" w:hAnsi="DengXian" w:cs="Arial"/>
           <w:color w:val="000000"/>
           <w:sz w:val="26"/>
           <w:szCs w:val="26"/>
@@ -1254,7 +1254,7 @@
         <w:spacing w:before="240" w:beforeAutospacing="0" w:after="90" w:afterAutospacing="0"/>
         <w:rPr>
           <w:rStyle w:val="bumpedfont15"/>
-          <w:rFonts w:cs="Arial" w:hint="eastAsia"/>
+          <w:rFonts w:cs="Arial"/>
           <w:b/>
           <w:bCs/>
           <w:sz w:val="36"/>
@@ -1264,7 +1264,7 @@
       <w:r>
         <w:rPr>
           <w:rStyle w:val="bumpedfont15"/>
-          <w:rFonts w:ascii="等线" w:eastAsia="等线" w:hAnsi="等线" w:cs="Arial"/>
+          <w:rFonts w:ascii="DengXian" w:eastAsia="DengXian" w:hAnsi="DengXian" w:cs="Arial"/>
           <w:b/>
           <w:bCs/>
           <w:color w:val="000000"/>
@@ -1279,7 +1279,7 @@
         <w:pStyle w:val="s9"/>
         <w:spacing w:before="90" w:beforeAutospacing="0" w:after="90" w:afterAutospacing="0"/>
         <w:rPr>
-          <w:rFonts w:ascii="等线" w:eastAsia="等线" w:hAnsi="等线" w:hint="eastAsia"/>
+          <w:rFonts w:ascii="DengXian" w:eastAsia="DengXian" w:hAnsi="DengXian"/>
           <w:color w:val="000000"/>
           <w:sz w:val="27"/>
           <w:szCs w:val="27"/>
@@ -1288,7 +1288,7 @@
       <w:r>
         <w:rPr>
           <w:rStyle w:val="bumpedfont15"/>
-          <w:rFonts w:ascii="等线" w:eastAsia="等线" w:hAnsi="等线" w:cs="Arial"/>
+          <w:rFonts w:ascii="DengXian" w:eastAsia="DengXian" w:hAnsi="DengXian" w:cs="Arial"/>
           <w:color w:val="000000"/>
           <w:sz w:val="26"/>
           <w:szCs w:val="26"/>
@@ -1301,7 +1301,7 @@
         <w:pStyle w:val="s9"/>
         <w:spacing w:before="90" w:beforeAutospacing="0" w:after="90" w:afterAutospacing="0"/>
         <w:rPr>
-          <w:rFonts w:ascii="等线" w:eastAsia="等线" w:hAnsi="等线" w:hint="eastAsia"/>
+          <w:rFonts w:ascii="DengXian" w:eastAsia="DengXian" w:hAnsi="DengXian"/>
           <w:color w:val="000000"/>
           <w:sz w:val="27"/>
           <w:szCs w:val="27"/>
@@ -1310,7 +1310,7 @@
       <w:r>
         <w:rPr>
           <w:rStyle w:val="bumpedfont15"/>
-          <w:rFonts w:ascii="等线" w:eastAsia="等线" w:hAnsi="等线" w:cs="Arial"/>
+          <w:rFonts w:ascii="DengXian" w:eastAsia="DengXian" w:hAnsi="DengXian" w:cs="Arial"/>
           <w:color w:val="000000"/>
           <w:sz w:val="26"/>
           <w:szCs w:val="26"/>
@@ -1323,7 +1323,7 @@
         <w:pStyle w:val="s9"/>
         <w:spacing w:before="90" w:beforeAutospacing="0" w:after="90" w:afterAutospacing="0"/>
         <w:rPr>
-          <w:rFonts w:ascii="等线" w:eastAsia="等线" w:hAnsi="等线" w:hint="eastAsia"/>
+          <w:rFonts w:ascii="DengXian" w:eastAsia="DengXian" w:hAnsi="DengXian"/>
           <w:color w:val="000000"/>
           <w:sz w:val="27"/>
           <w:szCs w:val="27"/>
@@ -1332,7 +1332,7 @@
       <w:r>
         <w:rPr>
           <w:rStyle w:val="bumpedfont15"/>
-          <w:rFonts w:ascii="等线" w:eastAsia="等线" w:hAnsi="等线" w:cs="Arial"/>
+          <w:rFonts w:ascii="DengXian" w:eastAsia="DengXian" w:hAnsi="DengXian" w:cs="Arial"/>
           <w:color w:val="000000"/>
           <w:sz w:val="26"/>
           <w:szCs w:val="26"/>
@@ -1345,7 +1345,7 @@
         <w:pStyle w:val="s9"/>
         <w:spacing w:before="90" w:beforeAutospacing="0" w:after="90" w:afterAutospacing="0"/>
         <w:rPr>
-          <w:rFonts w:ascii="等线" w:eastAsia="等线" w:hAnsi="等线" w:hint="eastAsia"/>
+          <w:rFonts w:ascii="DengXian" w:eastAsia="DengXian" w:hAnsi="DengXian"/>
           <w:color w:val="000000"/>
           <w:sz w:val="27"/>
           <w:szCs w:val="27"/>
@@ -1354,7 +1354,7 @@
       <w:r>
         <w:rPr>
           <w:rStyle w:val="bumpedfont15"/>
-          <w:rFonts w:ascii="等线" w:eastAsia="等线" w:hAnsi="等线" w:cs="Arial"/>
+          <w:rFonts w:ascii="DengXian" w:eastAsia="DengXian" w:hAnsi="DengXian" w:cs="Arial"/>
           <w:color w:val="000000"/>
           <w:sz w:val="26"/>
           <w:szCs w:val="26"/>
@@ -1368,7 +1368,7 @@
         <w:spacing w:before="240" w:beforeAutospacing="0" w:after="90" w:afterAutospacing="0"/>
         <w:rPr>
           <w:rStyle w:val="bumpedfont15"/>
-          <w:rFonts w:cs="Arial" w:hint="eastAsia"/>
+          <w:rFonts w:cs="Arial"/>
           <w:b/>
           <w:bCs/>
           <w:sz w:val="36"/>
@@ -1378,7 +1378,7 @@
       <w:r>
         <w:rPr>
           <w:rStyle w:val="bumpedfont15"/>
-          <w:rFonts w:ascii="等线" w:eastAsia="等线" w:hAnsi="等线" w:cs="Arial"/>
+          <w:rFonts w:ascii="DengXian" w:eastAsia="DengXian" w:hAnsi="DengXian" w:cs="Arial"/>
           <w:b/>
           <w:bCs/>
           <w:color w:val="000000"/>
@@ -1393,7 +1393,7 @@
         <w:pStyle w:val="s9"/>
         <w:spacing w:before="90" w:beforeAutospacing="0" w:after="90" w:afterAutospacing="0"/>
         <w:rPr>
-          <w:rFonts w:ascii="等线" w:eastAsia="等线" w:hAnsi="等线" w:hint="eastAsia"/>
+          <w:rFonts w:ascii="DengXian" w:eastAsia="DengXian" w:hAnsi="DengXian"/>
           <w:color w:val="000000"/>
           <w:sz w:val="27"/>
           <w:szCs w:val="27"/>
@@ -1402,7 +1402,7 @@
       <w:r>
         <w:rPr>
           <w:rStyle w:val="bumpedfont15"/>
-          <w:rFonts w:ascii="等线" w:eastAsia="等线" w:hAnsi="等线" w:cs="Arial"/>
+          <w:rFonts w:ascii="DengXian" w:eastAsia="DengXian" w:hAnsi="DengXian" w:cs="Arial"/>
           <w:color w:val="000000"/>
           <w:sz w:val="26"/>
           <w:szCs w:val="26"/>
@@ -1415,7 +1415,7 @@
         <w:pStyle w:val="s9"/>
         <w:spacing w:before="90" w:beforeAutospacing="0" w:after="90" w:afterAutospacing="0"/>
         <w:rPr>
-          <w:rFonts w:ascii="等线" w:eastAsia="等线" w:hAnsi="等线" w:hint="eastAsia"/>
+          <w:rFonts w:ascii="DengXian" w:eastAsia="DengXian" w:hAnsi="DengXian"/>
           <w:color w:val="000000"/>
           <w:sz w:val="27"/>
           <w:szCs w:val="27"/>
@@ -1424,7 +1424,7 @@
       <w:r>
         <w:rPr>
           <w:rStyle w:val="bumpedfont15"/>
-          <w:rFonts w:ascii="等线" w:eastAsia="等线" w:hAnsi="等线" w:cs="Arial"/>
+          <w:rFonts w:ascii="DengXian" w:eastAsia="DengXian" w:hAnsi="DengXian" w:cs="Arial"/>
           <w:color w:val="000000"/>
           <w:sz w:val="26"/>
           <w:szCs w:val="26"/>
@@ -1437,7 +1437,7 @@
         <w:pStyle w:val="s9"/>
         <w:spacing w:before="90" w:beforeAutospacing="0" w:after="90" w:afterAutospacing="0"/>
         <w:rPr>
-          <w:rFonts w:ascii="等线" w:eastAsia="等线" w:hAnsi="等线" w:hint="eastAsia"/>
+          <w:rFonts w:ascii="DengXian" w:eastAsia="DengXian" w:hAnsi="DengXian"/>
           <w:color w:val="000000"/>
           <w:sz w:val="27"/>
           <w:szCs w:val="27"/>
@@ -1446,7 +1446,7 @@
       <w:r>
         <w:rPr>
           <w:rStyle w:val="bumpedfont15"/>
-          <w:rFonts w:ascii="等线" w:eastAsia="等线" w:hAnsi="等线" w:cs="Arial"/>
+          <w:rFonts w:ascii="DengXian" w:eastAsia="DengXian" w:hAnsi="DengXian" w:cs="Arial"/>
           <w:color w:val="000000"/>
           <w:sz w:val="26"/>
           <w:szCs w:val="26"/>
@@ -1459,7 +1459,7 @@
         <w:pStyle w:val="s9"/>
         <w:spacing w:before="90" w:beforeAutospacing="0" w:after="90" w:afterAutospacing="0"/>
         <w:rPr>
-          <w:rFonts w:ascii="等线" w:eastAsia="等线" w:hAnsi="等线" w:hint="eastAsia"/>
+          <w:rFonts w:ascii="DengXian" w:eastAsia="DengXian" w:hAnsi="DengXian"/>
           <w:color w:val="000000"/>
           <w:sz w:val="27"/>
           <w:szCs w:val="27"/>
@@ -1468,7 +1468,7 @@
       <w:r>
         <w:rPr>
           <w:rStyle w:val="bumpedfont15"/>
-          <w:rFonts w:ascii="等线" w:eastAsia="等线" w:hAnsi="等线" w:cs="Arial"/>
+          <w:rFonts w:ascii="DengXian" w:eastAsia="DengXian" w:hAnsi="DengXian" w:cs="Arial"/>
           <w:color w:val="000000"/>
           <w:sz w:val="26"/>
           <w:szCs w:val="26"/>
@@ -1481,7 +1481,7 @@
         <w:pStyle w:val="s9"/>
         <w:spacing w:before="90" w:beforeAutospacing="0" w:after="90" w:afterAutospacing="0"/>
         <w:rPr>
-          <w:rFonts w:ascii="等线" w:eastAsia="等线" w:hAnsi="等线" w:hint="eastAsia"/>
+          <w:rFonts w:ascii="DengXian" w:eastAsia="DengXian" w:hAnsi="DengXian"/>
           <w:color w:val="000000"/>
           <w:sz w:val="27"/>
           <w:szCs w:val="27"/>
@@ -1490,7 +1490,7 @@
       <w:r>
         <w:rPr>
           <w:rStyle w:val="bumpedfont15"/>
-          <w:rFonts w:ascii="等线" w:eastAsia="等线" w:hAnsi="等线" w:cs="Arial"/>
+          <w:rFonts w:ascii="DengXian" w:eastAsia="DengXian" w:hAnsi="DengXian" w:cs="Arial"/>
           <w:color w:val="000000"/>
           <w:sz w:val="26"/>
           <w:szCs w:val="26"/>
@@ -1503,7 +1503,7 @@
         <w:pStyle w:val="s9"/>
         <w:spacing w:before="90" w:beforeAutospacing="0" w:after="90" w:afterAutospacing="0"/>
         <w:rPr>
-          <w:rFonts w:ascii="等线" w:eastAsia="等线" w:hAnsi="等线" w:hint="eastAsia"/>
+          <w:rFonts w:ascii="DengXian" w:eastAsia="DengXian" w:hAnsi="DengXian"/>
           <w:color w:val="000000"/>
           <w:sz w:val="27"/>
           <w:szCs w:val="27"/>
@@ -1512,7 +1512,7 @@
       <w:r>
         <w:rPr>
           <w:rStyle w:val="bumpedfont15"/>
-          <w:rFonts w:ascii="等线" w:eastAsia="等线" w:hAnsi="等线" w:cs="Arial"/>
+          <w:rFonts w:ascii="DengXian" w:eastAsia="DengXian" w:hAnsi="DengXian" w:cs="Arial"/>
           <w:color w:val="000000"/>
           <w:sz w:val="26"/>
           <w:szCs w:val="26"/>
@@ -1527,7 +1527,7 @@
         <w:spacing w:before="240" w:beforeAutospacing="0" w:after="90" w:afterAutospacing="0"/>
         <w:rPr>
           <w:rStyle w:val="bumpedfont15"/>
-          <w:rFonts w:cs="Arial" w:hint="eastAsia"/>
+          <w:rFonts w:cs="Arial"/>
           <w:b/>
           <w:bCs/>
           <w:sz w:val="36"/>
@@ -1537,7 +1537,7 @@
       <w:r>
         <w:rPr>
           <w:rStyle w:val="bumpedfont15"/>
-          <w:rFonts w:ascii="等线" w:eastAsia="等线" w:hAnsi="等线" w:cs="Arial"/>
+          <w:rFonts w:ascii="DengXian" w:eastAsia="DengXian" w:hAnsi="DengXian" w:cs="Arial"/>
           <w:b/>
           <w:bCs/>
           <w:color w:val="000000"/>
@@ -1552,7 +1552,7 @@
         <w:pStyle w:val="s9"/>
         <w:spacing w:before="90" w:beforeAutospacing="0" w:after="90" w:afterAutospacing="0"/>
         <w:rPr>
-          <w:rFonts w:ascii="等线" w:eastAsia="等线" w:hAnsi="等线" w:hint="eastAsia"/>
+          <w:rFonts w:ascii="DengXian" w:eastAsia="DengXian" w:hAnsi="DengXian"/>
           <w:color w:val="000000"/>
           <w:sz w:val="27"/>
           <w:szCs w:val="27"/>
@@ -1561,7 +1561,7 @@
       <w:r>
         <w:rPr>
           <w:rStyle w:val="bumpedfont15"/>
-          <w:rFonts w:ascii="等线" w:eastAsia="等线" w:hAnsi="等线" w:cs="Arial"/>
+          <w:rFonts w:ascii="DengXian" w:eastAsia="DengXian" w:hAnsi="DengXian" w:cs="Arial"/>
           <w:color w:val="000000"/>
           <w:sz w:val="26"/>
           <w:szCs w:val="26"/>
@@ -1574,7 +1574,7 @@
         <w:pStyle w:val="s9"/>
         <w:spacing w:before="90" w:beforeAutospacing="0" w:after="90" w:afterAutospacing="0"/>
         <w:rPr>
-          <w:rFonts w:ascii="等线" w:eastAsia="等线" w:hAnsi="等线" w:hint="eastAsia"/>
+          <w:rFonts w:ascii="DengXian" w:eastAsia="DengXian" w:hAnsi="DengXian"/>
           <w:color w:val="000000"/>
           <w:sz w:val="27"/>
           <w:szCs w:val="27"/>
@@ -1583,7 +1583,7 @@
       <w:r>
         <w:rPr>
           <w:rStyle w:val="bumpedfont15"/>
-          <w:rFonts w:ascii="等线" w:eastAsia="等线" w:hAnsi="等线" w:cs="Arial"/>
+          <w:rFonts w:ascii="DengXian" w:eastAsia="DengXian" w:hAnsi="DengXian" w:cs="Arial"/>
           <w:color w:val="000000"/>
           <w:sz w:val="26"/>
           <w:szCs w:val="26"/>
@@ -1596,7 +1596,7 @@
         <w:pStyle w:val="s9"/>
         <w:spacing w:before="90" w:beforeAutospacing="0" w:after="90" w:afterAutospacing="0"/>
         <w:rPr>
-          <w:rFonts w:ascii="等线" w:eastAsia="等线" w:hAnsi="等线" w:hint="eastAsia"/>
+          <w:rFonts w:ascii="DengXian" w:eastAsia="DengXian" w:hAnsi="DengXian"/>
           <w:color w:val="000000"/>
           <w:sz w:val="27"/>
           <w:szCs w:val="27"/>
@@ -1605,7 +1605,7 @@
       <w:r>
         <w:rPr>
           <w:rStyle w:val="bumpedfont15"/>
-          <w:rFonts w:ascii="等线" w:eastAsia="等线" w:hAnsi="等线" w:cs="Arial"/>
+          <w:rFonts w:ascii="DengXian" w:eastAsia="DengXian" w:hAnsi="DengXian" w:cs="Arial"/>
           <w:color w:val="000000"/>
           <w:sz w:val="26"/>
           <w:szCs w:val="26"/>
@@ -1618,7 +1618,7 @@
         <w:pStyle w:val="s9"/>
         <w:spacing w:before="90" w:beforeAutospacing="0" w:after="90" w:afterAutospacing="0"/>
         <w:rPr>
-          <w:rFonts w:ascii="等线" w:eastAsia="等线" w:hAnsi="等线" w:hint="eastAsia"/>
+          <w:rFonts w:ascii="DengXian" w:eastAsia="DengXian" w:hAnsi="DengXian"/>
           <w:color w:val="000000"/>
           <w:sz w:val="27"/>
           <w:szCs w:val="27"/>
@@ -1627,7 +1627,7 @@
       <w:r>
         <w:rPr>
           <w:rStyle w:val="bumpedfont15"/>
-          <w:rFonts w:ascii="等线" w:eastAsia="等线" w:hAnsi="等线" w:cs="Arial"/>
+          <w:rFonts w:ascii="DengXian" w:eastAsia="DengXian" w:hAnsi="DengXian" w:cs="Arial"/>
           <w:color w:val="000000"/>
           <w:sz w:val="26"/>
           <w:szCs w:val="26"/>
@@ -1640,7 +1640,7 @@
         <w:pStyle w:val="s9"/>
         <w:spacing w:before="90" w:beforeAutospacing="0" w:after="90" w:afterAutospacing="0"/>
         <w:rPr>
-          <w:rFonts w:ascii="等线" w:eastAsia="等线" w:hAnsi="等线" w:hint="eastAsia"/>
+          <w:rFonts w:ascii="DengXian" w:eastAsia="DengXian" w:hAnsi="DengXian"/>
           <w:color w:val="000000"/>
           <w:sz w:val="27"/>
           <w:szCs w:val="27"/>
@@ -1649,7 +1649,7 @@
       <w:r>
         <w:rPr>
           <w:rStyle w:val="bumpedfont15"/>
-          <w:rFonts w:ascii="等线" w:eastAsia="等线" w:hAnsi="等线" w:cs="Arial"/>
+          <w:rFonts w:ascii="DengXian" w:eastAsia="DengXian" w:hAnsi="DengXian" w:cs="Arial"/>
           <w:color w:val="000000"/>
           <w:sz w:val="26"/>
           <w:szCs w:val="26"/>
@@ -1662,7 +1662,7 @@
         <w:pStyle w:val="s9"/>
         <w:spacing w:before="90" w:beforeAutospacing="0" w:after="90" w:afterAutospacing="0"/>
         <w:rPr>
-          <w:rFonts w:ascii="等线" w:eastAsia="等线" w:hAnsi="等线" w:hint="eastAsia"/>
+          <w:rFonts w:ascii="DengXian" w:eastAsia="DengXian" w:hAnsi="DengXian"/>
           <w:color w:val="000000"/>
           <w:sz w:val="27"/>
           <w:szCs w:val="27"/>
@@ -1671,7 +1671,7 @@
       <w:r>
         <w:rPr>
           <w:rStyle w:val="bumpedfont15"/>
-          <w:rFonts w:ascii="等线" w:eastAsia="等线" w:hAnsi="等线" w:cs="Arial"/>
+          <w:rFonts w:ascii="DengXian" w:eastAsia="DengXian" w:hAnsi="DengXian" w:cs="Arial"/>
           <w:color w:val="000000"/>
           <w:sz w:val="26"/>
           <w:szCs w:val="26"/>
@@ -1685,7 +1685,7 @@
         <w:spacing w:before="240" w:beforeAutospacing="0" w:after="90" w:afterAutospacing="0"/>
         <w:rPr>
           <w:rStyle w:val="bumpedfont15"/>
-          <w:rFonts w:cs="Arial" w:hint="eastAsia"/>
+          <w:rFonts w:cs="Arial"/>
           <w:b/>
           <w:bCs/>
           <w:sz w:val="36"/>
@@ -1695,7 +1695,7 @@
       <w:r>
         <w:rPr>
           <w:rStyle w:val="bumpedfont15"/>
-          <w:rFonts w:ascii="等线" w:eastAsia="等线" w:hAnsi="等线" w:cs="Arial"/>
+          <w:rFonts w:ascii="DengXian" w:eastAsia="DengXian" w:hAnsi="DengXian" w:cs="Arial"/>
           <w:b/>
           <w:bCs/>
           <w:color w:val="000000"/>
@@ -1710,7 +1710,7 @@
         <w:pStyle w:val="s9"/>
         <w:spacing w:before="90" w:beforeAutospacing="0" w:after="90" w:afterAutospacing="0"/>
         <w:rPr>
-          <w:rFonts w:ascii="等线" w:eastAsia="等线" w:hAnsi="等线" w:hint="eastAsia"/>
+          <w:rFonts w:ascii="DengXian" w:eastAsia="DengXian" w:hAnsi="DengXian"/>
           <w:color w:val="000000"/>
           <w:sz w:val="27"/>
           <w:szCs w:val="27"/>
@@ -1719,7 +1719,7 @@
       <w:r>
         <w:rPr>
           <w:rStyle w:val="bumpedfont15"/>
-          <w:rFonts w:ascii="等线" w:eastAsia="等线" w:hAnsi="等线" w:cs="Arial"/>
+          <w:rFonts w:ascii="DengXian" w:eastAsia="DengXian" w:hAnsi="DengXian" w:cs="Arial"/>
           <w:color w:val="000000"/>
           <w:sz w:val="26"/>
           <w:szCs w:val="26"/>
@@ -1732,7 +1732,7 @@
         <w:pStyle w:val="s9"/>
         <w:spacing w:before="90" w:beforeAutospacing="0" w:after="90" w:afterAutospacing="0"/>
         <w:rPr>
-          <w:rFonts w:ascii="等线" w:eastAsia="等线" w:hAnsi="等线" w:hint="eastAsia"/>
+          <w:rFonts w:ascii="DengXian" w:eastAsia="DengXian" w:hAnsi="DengXian"/>
           <w:color w:val="000000"/>
           <w:sz w:val="27"/>
           <w:szCs w:val="27"/>
@@ -1741,7 +1741,7 @@
       <w:r>
         <w:rPr>
           <w:rStyle w:val="bumpedfont15"/>
-          <w:rFonts w:ascii="等线" w:eastAsia="等线" w:hAnsi="等线" w:cs="Arial"/>
+          <w:rFonts w:ascii="DengXian" w:eastAsia="DengXian" w:hAnsi="DengXian" w:cs="Arial"/>
           <w:color w:val="000000"/>
           <w:sz w:val="26"/>
           <w:szCs w:val="26"/>
@@ -1754,7 +1754,7 @@
         <w:pStyle w:val="s9"/>
         <w:spacing w:before="90" w:beforeAutospacing="0" w:after="90" w:afterAutospacing="0"/>
         <w:rPr>
-          <w:rFonts w:ascii="等线" w:eastAsia="等线" w:hAnsi="等线" w:hint="eastAsia"/>
+          <w:rFonts w:ascii="DengXian" w:eastAsia="DengXian" w:hAnsi="DengXian"/>
           <w:color w:val="000000"/>
           <w:sz w:val="27"/>
           <w:szCs w:val="27"/>
@@ -1763,7 +1763,7 @@
       <w:r>
         <w:rPr>
           <w:rStyle w:val="bumpedfont15"/>
-          <w:rFonts w:ascii="等线" w:eastAsia="等线" w:hAnsi="等线" w:cs="Arial"/>
+          <w:rFonts w:ascii="DengXian" w:eastAsia="DengXian" w:hAnsi="DengXian" w:cs="Arial"/>
           <w:color w:val="000000"/>
           <w:sz w:val="26"/>
           <w:szCs w:val="26"/>
@@ -1776,7 +1776,7 @@
         <w:pStyle w:val="s9"/>
         <w:spacing w:before="90" w:beforeAutospacing="0" w:after="90" w:afterAutospacing="0"/>
         <w:rPr>
-          <w:rFonts w:ascii="等线" w:eastAsia="等线" w:hAnsi="等线" w:hint="eastAsia"/>
+          <w:rFonts w:ascii="DengXian" w:eastAsia="DengXian" w:hAnsi="DengXian"/>
           <w:color w:val="000000"/>
           <w:sz w:val="27"/>
           <w:szCs w:val="27"/>
@@ -1785,7 +1785,7 @@
       <w:r>
         <w:rPr>
           <w:rStyle w:val="bumpedfont15"/>
-          <w:rFonts w:ascii="等线" w:eastAsia="等线" w:hAnsi="等线" w:cs="Arial"/>
+          <w:rFonts w:ascii="DengXian" w:eastAsia="DengXian" w:hAnsi="DengXian" w:cs="Arial"/>
           <w:color w:val="000000"/>
           <w:sz w:val="26"/>
           <w:szCs w:val="26"/>
@@ -1798,7 +1798,7 @@
         <w:pStyle w:val="s9"/>
         <w:spacing w:before="90" w:beforeAutospacing="0" w:after="90" w:afterAutospacing="0"/>
         <w:rPr>
-          <w:rFonts w:ascii="等线" w:eastAsia="等线" w:hAnsi="等线" w:hint="eastAsia"/>
+          <w:rFonts w:ascii="DengXian" w:eastAsia="DengXian" w:hAnsi="DengXian"/>
           <w:color w:val="000000"/>
           <w:sz w:val="27"/>
           <w:szCs w:val="27"/>
@@ -1807,7 +1807,7 @@
       <w:r>
         <w:rPr>
           <w:rStyle w:val="bumpedfont15"/>
-          <w:rFonts w:ascii="等线" w:eastAsia="等线" w:hAnsi="等线" w:cs="Arial"/>
+          <w:rFonts w:ascii="DengXian" w:eastAsia="DengXian" w:hAnsi="DengXian" w:cs="Arial"/>
           <w:color w:val="000000"/>
           <w:sz w:val="26"/>
           <w:szCs w:val="26"/>
@@ -1820,7 +1820,7 @@
         <w:pStyle w:val="s9"/>
         <w:spacing w:before="90" w:beforeAutospacing="0" w:after="90" w:afterAutospacing="0"/>
         <w:rPr>
-          <w:rFonts w:ascii="等线" w:eastAsia="等线" w:hAnsi="等线" w:hint="eastAsia"/>
+          <w:rFonts w:ascii="DengXian" w:eastAsia="DengXian" w:hAnsi="DengXian"/>
           <w:color w:val="000000"/>
           <w:sz w:val="27"/>
           <w:szCs w:val="27"/>
@@ -1829,7 +1829,7 @@
       <w:r>
         <w:rPr>
           <w:rStyle w:val="bumpedfont15"/>
-          <w:rFonts w:ascii="等线" w:eastAsia="等线" w:hAnsi="等线" w:cs="Arial"/>
+          <w:rFonts w:ascii="DengXian" w:eastAsia="DengXian" w:hAnsi="DengXian" w:cs="Arial"/>
           <w:color w:val="000000"/>
           <w:sz w:val="26"/>
           <w:szCs w:val="26"/>
@@ -1843,7 +1843,7 @@
         <w:spacing w:before="240" w:beforeAutospacing="0" w:after="90" w:afterAutospacing="0"/>
         <w:rPr>
           <w:rStyle w:val="bumpedfont15"/>
-          <w:rFonts w:cs="Arial" w:hint="eastAsia"/>
+          <w:rFonts w:cs="Arial"/>
           <w:b/>
           <w:bCs/>
           <w:sz w:val="36"/>
@@ -1853,7 +1853,7 @@
       <w:r>
         <w:rPr>
           <w:rStyle w:val="bumpedfont15"/>
-          <w:rFonts w:ascii="等线" w:eastAsia="等线" w:hAnsi="等线" w:cs="Arial"/>
+          <w:rFonts w:ascii="DengXian" w:eastAsia="DengXian" w:hAnsi="DengXian" w:cs="Arial"/>
           <w:b/>
           <w:bCs/>
           <w:color w:val="000000"/>
@@ -1868,7 +1868,7 @@
         <w:pStyle w:val="s9"/>
         <w:spacing w:before="90" w:beforeAutospacing="0" w:after="90" w:afterAutospacing="0"/>
         <w:rPr>
-          <w:rFonts w:ascii="等线" w:eastAsia="等线" w:hAnsi="等线" w:hint="eastAsia"/>
+          <w:rFonts w:ascii="DengXian" w:eastAsia="DengXian" w:hAnsi="DengXian"/>
           <w:color w:val="000000"/>
           <w:sz w:val="27"/>
           <w:szCs w:val="27"/>
@@ -1877,7 +1877,7 @@
       <w:r>
         <w:rPr>
           <w:rStyle w:val="bumpedfont15"/>
-          <w:rFonts w:ascii="等线" w:eastAsia="等线" w:hAnsi="等线" w:cs="Arial"/>
+          <w:rFonts w:ascii="DengXian" w:eastAsia="DengXian" w:hAnsi="DengXian" w:cs="Arial"/>
           <w:color w:val="000000"/>
           <w:sz w:val="26"/>
           <w:szCs w:val="26"/>
@@ -1890,7 +1890,7 @@
         <w:pStyle w:val="s9"/>
         <w:spacing w:before="90" w:beforeAutospacing="0" w:after="90" w:afterAutospacing="0"/>
         <w:rPr>
-          <w:rFonts w:ascii="等线" w:eastAsia="等线" w:hAnsi="等线" w:hint="eastAsia"/>
+          <w:rFonts w:ascii="DengXian" w:eastAsia="DengXian" w:hAnsi="DengXian"/>
           <w:color w:val="000000"/>
           <w:sz w:val="27"/>
           <w:szCs w:val="27"/>
@@ -1899,7 +1899,7 @@
       <w:r>
         <w:rPr>
           <w:rStyle w:val="bumpedfont15"/>
-          <w:rFonts w:ascii="等线" w:eastAsia="等线" w:hAnsi="等线" w:cs="Arial"/>
+          <w:rFonts w:ascii="DengXian" w:eastAsia="DengXian" w:hAnsi="DengXian" w:cs="Arial"/>
           <w:color w:val="000000"/>
           <w:sz w:val="26"/>
           <w:szCs w:val="26"/>
@@ -1912,7 +1912,7 @@
         <w:pStyle w:val="s9"/>
         <w:spacing w:before="90" w:beforeAutospacing="0" w:after="90" w:afterAutospacing="0"/>
         <w:rPr>
-          <w:rFonts w:ascii="等线" w:eastAsia="等线" w:hAnsi="等线" w:hint="eastAsia"/>
+          <w:rFonts w:ascii="DengXian" w:eastAsia="DengXian" w:hAnsi="DengXian"/>
           <w:color w:val="000000"/>
           <w:sz w:val="27"/>
           <w:szCs w:val="27"/>
@@ -1921,7 +1921,7 @@
       <w:r>
         <w:rPr>
           <w:rStyle w:val="bumpedfont15"/>
-          <w:rFonts w:ascii="等线" w:eastAsia="等线" w:hAnsi="等线" w:cs="Arial"/>
+          <w:rFonts w:ascii="DengXian" w:eastAsia="DengXian" w:hAnsi="DengXian" w:cs="Arial"/>
           <w:color w:val="000000"/>
           <w:sz w:val="26"/>
           <w:szCs w:val="26"/>
@@ -1935,7 +1935,7 @@
         <w:spacing w:before="240" w:beforeAutospacing="0" w:after="90" w:afterAutospacing="0"/>
         <w:rPr>
           <w:rStyle w:val="bumpedfont15"/>
-          <w:rFonts w:cs="Arial" w:hint="eastAsia"/>
+          <w:rFonts w:cs="Arial"/>
           <w:b/>
           <w:bCs/>
           <w:sz w:val="36"/>
@@ -1945,7 +1945,7 @@
       <w:r>
         <w:rPr>
           <w:rStyle w:val="bumpedfont15"/>
-          <w:rFonts w:ascii="等线" w:eastAsia="等线" w:hAnsi="等线" w:cs="Arial"/>
+          <w:rFonts w:ascii="DengXian" w:eastAsia="DengXian" w:hAnsi="DengXian" w:cs="Arial"/>
           <w:b/>
           <w:bCs/>
           <w:color w:val="000000"/>
@@ -1961,7 +1961,7 @@
         <w:pStyle w:val="s9"/>
         <w:spacing w:before="90" w:beforeAutospacing="0" w:after="90" w:afterAutospacing="0"/>
         <w:rPr>
-          <w:rFonts w:ascii="等线" w:eastAsia="等线" w:hAnsi="等线" w:hint="eastAsia"/>
+          <w:rFonts w:ascii="DengXian" w:eastAsia="DengXian" w:hAnsi="DengXian"/>
           <w:color w:val="000000"/>
           <w:sz w:val="27"/>
           <w:szCs w:val="27"/>
@@ -1970,7 +1970,7 @@
       <w:r>
         <w:rPr>
           <w:rStyle w:val="bumpedfont15"/>
-          <w:rFonts w:ascii="等线" w:eastAsia="等线" w:hAnsi="等线" w:cs="Arial"/>
+          <w:rFonts w:ascii="DengXian" w:eastAsia="DengXian" w:hAnsi="DengXian" w:cs="Arial"/>
           <w:color w:val="000000"/>
           <w:sz w:val="26"/>
           <w:szCs w:val="26"/>
@@ -1983,7 +1983,7 @@
         <w:pStyle w:val="s9"/>
         <w:spacing w:before="90" w:beforeAutospacing="0" w:after="90" w:afterAutospacing="0"/>
         <w:rPr>
-          <w:rFonts w:ascii="等线" w:eastAsia="等线" w:hAnsi="等线" w:hint="eastAsia"/>
+          <w:rFonts w:ascii="DengXian" w:eastAsia="DengXian" w:hAnsi="DengXian"/>
           <w:color w:val="000000"/>
           <w:sz w:val="27"/>
           <w:szCs w:val="27"/>
@@ -1992,7 +1992,7 @@
       <w:r>
         <w:rPr>
           <w:rStyle w:val="bumpedfont15"/>
-          <w:rFonts w:ascii="等线" w:eastAsia="等线" w:hAnsi="等线" w:cs="Arial"/>
+          <w:rFonts w:ascii="DengXian" w:eastAsia="DengXian" w:hAnsi="DengXian" w:cs="Arial"/>
           <w:color w:val="000000"/>
           <w:sz w:val="26"/>
           <w:szCs w:val="26"/>
@@ -2005,7 +2005,7 @@
         <w:pStyle w:val="s9"/>
         <w:spacing w:before="90" w:beforeAutospacing="0" w:after="90" w:afterAutospacing="0"/>
         <w:rPr>
-          <w:rFonts w:ascii="等线" w:eastAsia="等线" w:hAnsi="等线" w:hint="eastAsia"/>
+          <w:rFonts w:ascii="DengXian" w:eastAsia="DengXian" w:hAnsi="DengXian"/>
           <w:color w:val="000000"/>
           <w:sz w:val="27"/>
           <w:szCs w:val="27"/>
@@ -2014,7 +2014,7 @@
       <w:r>
         <w:rPr>
           <w:rStyle w:val="bumpedfont15"/>
-          <w:rFonts w:ascii="等线" w:eastAsia="等线" w:hAnsi="等线" w:cs="Arial"/>
+          <w:rFonts w:ascii="DengXian" w:eastAsia="DengXian" w:hAnsi="DengXian" w:cs="Arial"/>
           <w:color w:val="000000"/>
           <w:sz w:val="26"/>
           <w:szCs w:val="26"/>
@@ -2027,7 +2027,7 @@
         <w:pStyle w:val="s9"/>
         <w:spacing w:before="90" w:beforeAutospacing="0" w:after="90" w:afterAutospacing="0"/>
         <w:rPr>
-          <w:rFonts w:ascii="等线" w:eastAsia="等线" w:hAnsi="等线" w:hint="eastAsia"/>
+          <w:rFonts w:ascii="DengXian" w:eastAsia="DengXian" w:hAnsi="DengXian"/>
           <w:color w:val="000000"/>
           <w:sz w:val="27"/>
           <w:szCs w:val="27"/>
@@ -2036,7 +2036,7 @@
       <w:r>
         <w:rPr>
           <w:rStyle w:val="bumpedfont15"/>
-          <w:rFonts w:ascii="等线" w:eastAsia="等线" w:hAnsi="等线" w:cs="Arial"/>
+          <w:rFonts w:ascii="DengXian" w:eastAsia="DengXian" w:hAnsi="DengXian" w:cs="Arial"/>
           <w:color w:val="000000"/>
           <w:sz w:val="26"/>
           <w:szCs w:val="26"/>
@@ -2049,7 +2049,7 @@
         <w:pStyle w:val="s9"/>
         <w:spacing w:before="90" w:beforeAutospacing="0" w:after="90" w:afterAutospacing="0"/>
         <w:rPr>
-          <w:rFonts w:ascii="等线" w:eastAsia="等线" w:hAnsi="等线" w:hint="eastAsia"/>
+          <w:rFonts w:ascii="DengXian" w:eastAsia="DengXian" w:hAnsi="DengXian"/>
           <w:color w:val="000000"/>
           <w:sz w:val="27"/>
           <w:szCs w:val="27"/>
@@ -2058,7 +2058,7 @@
       <w:r>
         <w:rPr>
           <w:rStyle w:val="bumpedfont15"/>
-          <w:rFonts w:ascii="等线" w:eastAsia="等线" w:hAnsi="等线" w:cs="Arial"/>
+          <w:rFonts w:ascii="DengXian" w:eastAsia="DengXian" w:hAnsi="DengXian" w:cs="Arial"/>
           <w:color w:val="000000"/>
           <w:sz w:val="26"/>
           <w:szCs w:val="26"/>
@@ -2072,7 +2072,7 @@
         <w:spacing w:before="240" w:beforeAutospacing="0" w:after="90" w:afterAutospacing="0"/>
         <w:rPr>
           <w:rStyle w:val="bumpedfont15"/>
-          <w:rFonts w:cs="Arial" w:hint="eastAsia"/>
+          <w:rFonts w:cs="Arial"/>
           <w:b/>
           <w:bCs/>
           <w:sz w:val="36"/>
@@ -2082,7 +2082,7 @@
       <w:r>
         <w:rPr>
           <w:rStyle w:val="bumpedfont15"/>
-          <w:rFonts w:ascii="等线" w:eastAsia="等线" w:hAnsi="等线" w:cs="Arial"/>
+          <w:rFonts w:ascii="DengXian" w:eastAsia="DengXian" w:hAnsi="DengXian" w:cs="Arial"/>
           <w:b/>
           <w:bCs/>
           <w:color w:val="000000"/>
@@ -2097,7 +2097,7 @@
         <w:pStyle w:val="s9"/>
         <w:spacing w:before="90" w:beforeAutospacing="0" w:after="90" w:afterAutospacing="0"/>
         <w:rPr>
-          <w:rFonts w:ascii="等线" w:eastAsia="等线" w:hAnsi="等线" w:hint="eastAsia"/>
+          <w:rFonts w:ascii="DengXian" w:eastAsia="DengXian" w:hAnsi="DengXian"/>
           <w:color w:val="000000"/>
           <w:sz w:val="27"/>
           <w:szCs w:val="27"/>
@@ -2106,7 +2106,7 @@
       <w:r>
         <w:rPr>
           <w:rStyle w:val="bumpedfont15"/>
-          <w:rFonts w:ascii="等线" w:eastAsia="等线" w:hAnsi="等线" w:cs="Arial"/>
+          <w:rFonts w:ascii="DengXian" w:eastAsia="DengXian" w:hAnsi="DengXian" w:cs="Arial"/>
           <w:color w:val="000000"/>
           <w:sz w:val="26"/>
           <w:szCs w:val="26"/>
@@ -2119,7 +2119,7 @@
         <w:pStyle w:val="s9"/>
         <w:spacing w:before="90" w:beforeAutospacing="0" w:after="90" w:afterAutospacing="0"/>
         <w:rPr>
-          <w:rFonts w:ascii="等线" w:eastAsia="等线" w:hAnsi="等线" w:hint="eastAsia"/>
+          <w:rFonts w:ascii="DengXian" w:eastAsia="DengXian" w:hAnsi="DengXian"/>
           <w:color w:val="000000"/>
           <w:sz w:val="27"/>
           <w:szCs w:val="27"/>
@@ -2128,7 +2128,7 @@
       <w:r>
         <w:rPr>
           <w:rStyle w:val="bumpedfont15"/>
-          <w:rFonts w:ascii="等线" w:eastAsia="等线" w:hAnsi="等线" w:cs="Arial"/>
+          <w:rFonts w:ascii="DengXian" w:eastAsia="DengXian" w:hAnsi="DengXian" w:cs="Arial"/>
           <w:color w:val="000000"/>
           <w:sz w:val="26"/>
           <w:szCs w:val="26"/>
@@ -2141,7 +2141,7 @@
         <w:pStyle w:val="s9"/>
         <w:spacing w:before="90" w:beforeAutospacing="0" w:after="90" w:afterAutospacing="0"/>
         <w:rPr>
-          <w:rFonts w:ascii="等线" w:eastAsia="等线" w:hAnsi="等线" w:hint="eastAsia"/>
+          <w:rFonts w:ascii="DengXian" w:eastAsia="DengXian" w:hAnsi="DengXian"/>
           <w:color w:val="000000"/>
           <w:sz w:val="27"/>
           <w:szCs w:val="27"/>
@@ -2150,7 +2150,7 @@
       <w:r>
         <w:rPr>
           <w:rStyle w:val="bumpedfont15"/>
-          <w:rFonts w:ascii="等线" w:eastAsia="等线" w:hAnsi="等线" w:cs="Arial"/>
+          <w:rFonts w:ascii="DengXian" w:eastAsia="DengXian" w:hAnsi="DengXian" w:cs="Arial"/>
           <w:color w:val="000000"/>
           <w:sz w:val="26"/>
           <w:szCs w:val="26"/>
@@ -2163,7 +2163,7 @@
         <w:pStyle w:val="s9"/>
         <w:spacing w:before="90" w:beforeAutospacing="0" w:after="90" w:afterAutospacing="0"/>
         <w:rPr>
-          <w:rFonts w:ascii="等线" w:eastAsia="等线" w:hAnsi="等线" w:hint="eastAsia"/>
+          <w:rFonts w:ascii="DengXian" w:eastAsia="DengXian" w:hAnsi="DengXian"/>
           <w:color w:val="000000"/>
           <w:sz w:val="27"/>
           <w:szCs w:val="27"/>
@@ -2172,7 +2172,7 @@
       <w:r>
         <w:rPr>
           <w:rStyle w:val="bumpedfont15"/>
-          <w:rFonts w:ascii="等线" w:eastAsia="等线" w:hAnsi="等线" w:cs="Arial"/>
+          <w:rFonts w:ascii="DengXian" w:eastAsia="DengXian" w:hAnsi="DengXian" w:cs="Arial"/>
           <w:color w:val="000000"/>
           <w:sz w:val="26"/>
           <w:szCs w:val="26"/>
@@ -2185,7 +2185,7 @@
         <w:pStyle w:val="s9"/>
         <w:spacing w:before="90" w:beforeAutospacing="0" w:after="90" w:afterAutospacing="0"/>
         <w:rPr>
-          <w:rFonts w:ascii="等线" w:eastAsia="等线" w:hAnsi="等线" w:hint="eastAsia"/>
+          <w:rFonts w:ascii="DengXian" w:eastAsia="DengXian" w:hAnsi="DengXian"/>
           <w:color w:val="000000"/>
           <w:sz w:val="27"/>
           <w:szCs w:val="27"/>
@@ -2194,7 +2194,7 @@
       <w:r>
         <w:rPr>
           <w:rStyle w:val="bumpedfont15"/>
-          <w:rFonts w:ascii="等线" w:eastAsia="等线" w:hAnsi="等线" w:cs="Arial"/>
+          <w:rFonts w:ascii="DengXian" w:eastAsia="DengXian" w:hAnsi="DengXian" w:cs="Arial"/>
           <w:color w:val="000000"/>
           <w:sz w:val="26"/>
           <w:szCs w:val="26"/>
@@ -2208,7 +2208,7 @@
         <w:spacing w:before="240" w:beforeAutospacing="0" w:after="90" w:afterAutospacing="0"/>
         <w:rPr>
           <w:rStyle w:val="bumpedfont15"/>
-          <w:rFonts w:cs="Arial" w:hint="eastAsia"/>
+          <w:rFonts w:cs="Arial"/>
           <w:b/>
           <w:bCs/>
           <w:sz w:val="36"/>
@@ -2218,7 +2218,7 @@
       <w:r>
         <w:rPr>
           <w:rStyle w:val="bumpedfont15"/>
-          <w:rFonts w:ascii="等线" w:eastAsia="等线" w:hAnsi="等线" w:cs="Arial"/>
+          <w:rFonts w:ascii="DengXian" w:eastAsia="DengXian" w:hAnsi="DengXian" w:cs="Arial"/>
           <w:b/>
           <w:bCs/>
           <w:color w:val="000000"/>
@@ -2233,7 +2233,7 @@
         <w:pStyle w:val="s9"/>
         <w:spacing w:before="90" w:beforeAutospacing="0" w:after="90" w:afterAutospacing="0"/>
         <w:rPr>
-          <w:rFonts w:ascii="等线" w:eastAsia="等线" w:hAnsi="等线" w:hint="eastAsia"/>
+          <w:rFonts w:ascii="DengXian" w:eastAsia="DengXian" w:hAnsi="DengXian"/>
           <w:color w:val="000000"/>
           <w:sz w:val="27"/>
           <w:szCs w:val="27"/>
@@ -2242,7 +2242,7 @@
       <w:r>
         <w:rPr>
           <w:rStyle w:val="bumpedfont15"/>
-          <w:rFonts w:ascii="等线" w:eastAsia="等线" w:hAnsi="等线" w:cs="Arial"/>
+          <w:rFonts w:ascii="DengXian" w:eastAsia="DengXian" w:hAnsi="DengXian" w:cs="Arial"/>
           <w:color w:val="000000"/>
           <w:sz w:val="26"/>
           <w:szCs w:val="26"/>
@@ -2255,7 +2255,7 @@
         <w:pStyle w:val="s9"/>
         <w:spacing w:before="90" w:beforeAutospacing="0" w:after="90" w:afterAutospacing="0"/>
         <w:rPr>
-          <w:rFonts w:ascii="等线" w:eastAsia="等线" w:hAnsi="等线" w:hint="eastAsia"/>
+          <w:rFonts w:ascii="DengXian" w:eastAsia="DengXian" w:hAnsi="DengXian"/>
           <w:color w:val="000000"/>
           <w:sz w:val="27"/>
           <w:szCs w:val="27"/>
@@ -2264,7 +2264,7 @@
       <w:r>
         <w:rPr>
           <w:rStyle w:val="bumpedfont15"/>
-          <w:rFonts w:ascii="等线" w:eastAsia="等线" w:hAnsi="等线" w:cs="Arial"/>
+          <w:rFonts w:ascii="DengXian" w:eastAsia="DengXian" w:hAnsi="DengXian" w:cs="Arial"/>
           <w:color w:val="000000"/>
           <w:sz w:val="26"/>
           <w:szCs w:val="26"/>
@@ -2277,7 +2277,7 @@
         <w:pStyle w:val="s9"/>
         <w:spacing w:before="90" w:beforeAutospacing="0" w:after="90" w:afterAutospacing="0"/>
         <w:rPr>
-          <w:rFonts w:ascii="等线" w:eastAsia="等线" w:hAnsi="等线" w:hint="eastAsia"/>
+          <w:rFonts w:ascii="DengXian" w:eastAsia="DengXian" w:hAnsi="DengXian"/>
           <w:color w:val="000000"/>
           <w:sz w:val="27"/>
           <w:szCs w:val="27"/>
@@ -2286,7 +2286,7 @@
       <w:r>
         <w:rPr>
           <w:rStyle w:val="bumpedfont15"/>
-          <w:rFonts w:ascii="等线" w:eastAsia="等线" w:hAnsi="等线" w:cs="Arial"/>
+          <w:rFonts w:ascii="DengXian" w:eastAsia="DengXian" w:hAnsi="DengXian" w:cs="Arial"/>
           <w:color w:val="000000"/>
           <w:sz w:val="26"/>
           <w:szCs w:val="26"/>
@@ -2299,7 +2299,7 @@
         <w:pStyle w:val="s9"/>
         <w:spacing w:before="90" w:beforeAutospacing="0" w:after="90" w:afterAutospacing="0"/>
         <w:rPr>
-          <w:rFonts w:ascii="等线" w:eastAsia="等线" w:hAnsi="等线" w:hint="eastAsia"/>
+          <w:rFonts w:ascii="DengXian" w:eastAsia="DengXian" w:hAnsi="DengXian"/>
           <w:color w:val="000000"/>
           <w:sz w:val="27"/>
           <w:szCs w:val="27"/>
@@ -2308,7 +2308,7 @@
       <w:r>
         <w:rPr>
           <w:rStyle w:val="bumpedfont15"/>
-          <w:rFonts w:ascii="等线" w:eastAsia="等线" w:hAnsi="等线" w:cs="Arial"/>
+          <w:rFonts w:ascii="DengXian" w:eastAsia="DengXian" w:hAnsi="DengXian" w:cs="Arial"/>
           <w:color w:val="000000"/>
           <w:sz w:val="26"/>
           <w:szCs w:val="26"/>
@@ -2317,7 +2317,7 @@
       </w:r>
       <w:r>
         <w:rPr>
-          <w:rFonts w:ascii="等线" w:eastAsia="等线" w:hAnsi="等线"/>
+          <w:rFonts w:ascii="DengXian" w:eastAsia="DengXian" w:hAnsi="DengXian"/>
         </w:rPr>
         <w:br w:type="page"/>
       </w:r>
@@ -2329,7 +2329,7 @@
         <w:jc w:val="center"/>
         <w:rPr>
           <w:rStyle w:val="bumpedfont15"/>
-          <w:rFonts w:ascii="等线" w:eastAsia="等线" w:hAnsi="等线" w:cs="Arial" w:hint="eastAsia"/>
+          <w:rFonts w:ascii="DengXian" w:eastAsia="DengXian" w:hAnsi="DengXian" w:cs="Arial"/>
           <w:b/>
           <w:bCs/>
           <w:sz w:val="36"/>
@@ -2339,7 +2339,7 @@
       <w:r>
         <w:rPr>
           <w:rStyle w:val="bumpedfont15"/>
-          <w:rFonts w:ascii="等线" w:eastAsia="等线" w:hAnsi="等线" w:cs="Arial"/>
+          <w:rFonts w:ascii="DengXian" w:eastAsia="DengXian" w:hAnsi="DengXian" w:cs="Arial"/>
           <w:b/>
           <w:bCs/>
           <w:color w:val="000000"/>
@@ -2356,18 +2356,18 @@
         <w:spacing w:before="90" w:beforeAutospacing="0" w:after="90" w:afterAutospacing="0"/>
         <w:rPr>
           <w:rStyle w:val="bumpedfont15"/>
-          <w:rFonts w:ascii="等线" w:eastAsia="等线" w:hAnsi="等线" w:cs="Arial" w:hint="eastAsia"/>
-          <w:b/>
-          <w:bCs/>
-          <w:color w:val="000000"/>
-          <w:sz w:val="26"/>
-          <w:szCs w:val="26"/>
-        </w:rPr>
-      </w:pPr>
-      <w:r>
-        <w:rPr>
-          <w:rStyle w:val="bumpedfont15"/>
-          <w:rFonts w:ascii="等线" w:eastAsia="等线" w:hAnsi="等线" w:cs="Arial" w:hint="eastAsia"/>
+          <w:rFonts w:ascii="DengXian" w:eastAsia="DengXian" w:hAnsi="DengXian" w:cs="Arial"/>
+          <w:b/>
+          <w:bCs/>
+          <w:color w:val="000000"/>
+          <w:sz w:val="26"/>
+          <w:szCs w:val="26"/>
+        </w:rPr>
+      </w:pPr>
+      <w:r>
+        <w:rPr>
+          <w:rStyle w:val="bumpedfont15"/>
+          <w:rFonts w:ascii="DengXian" w:eastAsia="DengXian" w:hAnsi="DengXian" w:cs="Arial" w:hint="eastAsia"/>
           <w:b/>
           <w:bCs/>
           <w:color w:val="000000"/>
@@ -2384,18 +2384,18 @@
         <w:ind w:leftChars="200" w:left="440"/>
         <w:rPr>
           <w:rStyle w:val="bumpedfont15"/>
-          <w:rFonts w:ascii="等线" w:eastAsia="等线" w:hAnsi="等线" w:cs="Arial" w:hint="eastAsia"/>
-          <w:b/>
-          <w:bCs/>
-          <w:color w:val="000000"/>
-          <w:sz w:val="26"/>
-          <w:szCs w:val="26"/>
-        </w:rPr>
-      </w:pPr>
-      <w:r>
-        <w:rPr>
-          <w:rStyle w:val="bumpedfont15"/>
-          <w:rFonts w:ascii="等线" w:eastAsia="等线" w:hAnsi="等线" w:cs="Arial"/>
+          <w:rFonts w:ascii="DengXian" w:eastAsia="DengXian" w:hAnsi="DengXian" w:cs="Arial"/>
+          <w:b/>
+          <w:bCs/>
+          <w:color w:val="000000"/>
+          <w:sz w:val="26"/>
+          <w:szCs w:val="26"/>
+        </w:rPr>
+      </w:pPr>
+      <w:r>
+        <w:rPr>
+          <w:rStyle w:val="bumpedfont15"/>
+          <w:rFonts w:ascii="DengXian" w:eastAsia="DengXian" w:hAnsi="DengXian" w:cs="Arial"/>
           <w:b/>
           <w:bCs/>
           <w:color w:val="000000"/>
@@ -2407,7 +2407,7 @@
       <w:r>
         <w:rPr>
           <w:rStyle w:val="bumpedfont15"/>
-          <w:rFonts w:ascii="等线" w:eastAsia="等线" w:hAnsi="等线" w:cs="Arial" w:hint="eastAsia"/>
+          <w:rFonts w:ascii="DengXian" w:eastAsia="DengXian" w:hAnsi="DengXian" w:cs="Arial" w:hint="eastAsia"/>
           <w:color w:val="000000"/>
           <w:sz w:val="22"/>
           <w:szCs w:val="22"/>
@@ -2418,7 +2418,7 @@
       <w:r>
         <w:rPr>
           <w:rStyle w:val="bumpedfont15"/>
-          <w:rFonts w:ascii="等线" w:eastAsia="等线" w:hAnsi="等线" w:cs="Arial" w:hint="eastAsia"/>
+          <w:rFonts w:ascii="DengXian" w:eastAsia="DengXian" w:hAnsi="DengXian" w:cs="Arial" w:hint="eastAsia"/>
           <w:color w:val="000000"/>
           <w:sz w:val="22"/>
           <w:szCs w:val="22"/>
@@ -2429,17 +2429,39 @@
       <w:r>
         <w:rPr>
           <w:rStyle w:val="bumpedfont15"/>
-          <w:rFonts w:ascii="等线" w:eastAsia="等线" w:hAnsi="等线" w:cs="Arial" w:hint="eastAsia"/>
-          <w:color w:val="000000"/>
-          <w:sz w:val="22"/>
-          <w:szCs w:val="22"/>
-        </w:rPr>
-        <w:t>游戏多以地牢内战斗为主要玩法，而“家”能提供的仅有局外成长、外观选择、开局准备等功能。我希望创作一款RougeLike地牢战斗与家园建设共存</w:t>
-      </w:r>
-      <w:r>
-        <w:rPr>
-          <w:rStyle w:val="bumpedfont15"/>
-          <w:rFonts w:ascii="等线" w:eastAsia="等线" w:hAnsi="等线" w:cs="Arial" w:hint="eastAsia"/>
+          <w:rFonts w:ascii="DengXian" w:eastAsia="DengXian" w:hAnsi="DengXian" w:cs="Arial" w:hint="eastAsia"/>
+          <w:color w:val="000000"/>
+          <w:sz w:val="22"/>
+          <w:szCs w:val="22"/>
+        </w:rPr>
+        <w:t>游戏多以地牢内战斗为主要玩法，而“家”能提供的仅有局外成长、外观选择、开局准备等功能。我希望创作一款</w:t>
+      </w:r>
+      <w:proofErr w:type="spellStart"/>
+      <w:r>
+        <w:rPr>
+          <w:rStyle w:val="bumpedfont15"/>
+          <w:rFonts w:ascii="DengXian" w:eastAsia="DengXian" w:hAnsi="DengXian" w:cs="Arial" w:hint="eastAsia"/>
+          <w:color w:val="000000"/>
+          <w:sz w:val="22"/>
+          <w:szCs w:val="22"/>
+        </w:rPr>
+        <w:t>RougeLike</w:t>
+      </w:r>
+      <w:proofErr w:type="spellEnd"/>
+      <w:r>
+        <w:rPr>
+          <w:rStyle w:val="bumpedfont15"/>
+          <w:rFonts w:ascii="DengXian" w:eastAsia="DengXian" w:hAnsi="DengXian" w:cs="Arial" w:hint="eastAsia"/>
+          <w:color w:val="000000"/>
+          <w:sz w:val="22"/>
+          <w:szCs w:val="22"/>
+        </w:rPr>
+        <w:t>地牢战斗与家园建设共存</w:t>
+      </w:r>
+      <w:r>
+        <w:rPr>
+          <w:rStyle w:val="bumpedfont15"/>
+          <w:rFonts w:ascii="DengXian" w:eastAsia="DengXian" w:hAnsi="DengXian" w:cs="Arial" w:hint="eastAsia"/>
           <w:color w:val="000000"/>
           <w:sz w:val="22"/>
           <w:szCs w:val="22"/>
@@ -2449,7 +2471,7 @@
       <w:r>
         <w:rPr>
           <w:rStyle w:val="bumpedfont15"/>
-          <w:rFonts w:ascii="等线" w:eastAsia="等线" w:hAnsi="等线" w:cs="Arial" w:hint="eastAsia"/>
+          <w:rFonts w:ascii="DengXian" w:eastAsia="DengXian" w:hAnsi="DengXian" w:cs="Arial" w:hint="eastAsia"/>
           <w:color w:val="000000"/>
           <w:sz w:val="22"/>
           <w:szCs w:val="22"/>
@@ -2459,7 +2481,7 @@
       <w:r>
         <w:rPr>
           <w:rStyle w:val="bumpedfont15"/>
-          <w:rFonts w:ascii="等线" w:eastAsia="等线" w:hAnsi="等线" w:cs="Arial" w:hint="eastAsia"/>
+          <w:rFonts w:ascii="DengXian" w:eastAsia="DengXian" w:hAnsi="DengXian" w:cs="Arial" w:hint="eastAsia"/>
           <w:color w:val="000000"/>
           <w:sz w:val="22"/>
           <w:szCs w:val="22"/>
@@ -2474,18 +2496,16 @@
         <w:ind w:leftChars="200" w:left="440"/>
         <w:rPr>
           <w:rStyle w:val="bumpedfont15"/>
-          <w:rFonts w:ascii="等线" w:eastAsia="等线" w:hAnsi="等线" w:cs="Arial" w:hint="eastAsia"/>
-          <w:b/>
-          <w:bCs/>
-          <w:color w:val="000000"/>
-          <w:sz w:val="26"/>
-          <w:szCs w:val="26"/>
-        </w:rPr>
-      </w:pPr>
-      <w:r>
-        <w:rPr>
-          <w:rStyle w:val="bumpedfont15"/>
-          <w:rFonts w:ascii="等线" w:eastAsia="等线" w:hAnsi="等线" w:cs="Arial"/>
+          <w:rFonts w:ascii="Cambria Math" w:eastAsia="DengXian" w:hAnsi="Cambria Math" w:cs="Cambria Math"/>
+          <w:color w:val="000000"/>
+          <w:sz w:val="22"/>
+          <w:szCs w:val="22"/>
+        </w:rPr>
+      </w:pPr>
+      <w:r>
+        <w:rPr>
+          <w:rStyle w:val="bumpedfont15"/>
+          <w:rFonts w:ascii="DengXian" w:eastAsia="DengXian" w:hAnsi="DengXian" w:cs="Arial"/>
           <w:b/>
           <w:bCs/>
           <w:color w:val="000000"/>
@@ -2497,7 +2517,7 @@
       <w:r>
         <w:rPr>
           <w:rStyle w:val="bumpedfont15"/>
-          <w:rFonts w:ascii="等线" w:eastAsia="等线" w:hAnsi="等线" w:cs="Arial" w:hint="eastAsia"/>
+          <w:rFonts w:ascii="DengXian" w:eastAsia="DengXian" w:hAnsi="DengXian" w:cs="Arial" w:hint="eastAsia"/>
           <w:color w:val="000000"/>
           <w:sz w:val="22"/>
           <w:szCs w:val="22"/>
@@ -2507,7 +2527,7 @@
       <w:r>
         <w:rPr>
           <w:rStyle w:val="bumpedfont15"/>
-          <w:rFonts w:ascii="Cambria Math" w:eastAsia="等线" w:hAnsi="Cambria Math" w:cs="Cambria Math" w:hint="eastAsia"/>
+          <w:rFonts w:ascii="Cambria Math" w:eastAsia="DengXian" w:hAnsi="Cambria Math" w:cs="Cambria Math" w:hint="eastAsia"/>
           <w:color w:val="000000"/>
           <w:sz w:val="22"/>
           <w:szCs w:val="22"/>
@@ -2517,7 +2537,7 @@
       <w:r>
         <w:rPr>
           <w:rStyle w:val="bumpedfont15"/>
-          <w:rFonts w:ascii="Cambria Math" w:eastAsia="等线" w:hAnsi="Cambria Math" w:cs="Cambria Math" w:hint="eastAsia"/>
+          <w:rFonts w:ascii="Cambria Math" w:eastAsia="DengXian" w:hAnsi="Cambria Math" w:cs="Cambria Math" w:hint="eastAsia"/>
           <w:color w:val="000000"/>
           <w:sz w:val="22"/>
           <w:szCs w:val="22"/>
@@ -2527,7 +2547,7 @@
       <w:r>
         <w:rPr>
           <w:rStyle w:val="bumpedfont15"/>
-          <w:rFonts w:ascii="Cambria Math" w:eastAsia="等线" w:hAnsi="Cambria Math" w:cs="Cambria Math" w:hint="eastAsia"/>
+          <w:rFonts w:ascii="Cambria Math" w:eastAsia="DengXian" w:hAnsi="Cambria Math" w:cs="Cambria Math" w:hint="eastAsia"/>
           <w:color w:val="000000"/>
           <w:sz w:val="22"/>
           <w:szCs w:val="22"/>
@@ -2537,7 +2557,7 @@
       <w:r>
         <w:rPr>
           <w:rStyle w:val="bumpedfont15"/>
-          <w:rFonts w:ascii="Cambria Math" w:eastAsia="等线" w:hAnsi="Cambria Math" w:cs="Cambria Math" w:hint="eastAsia"/>
+          <w:rFonts w:ascii="Cambria Math" w:eastAsia="DengXian" w:hAnsi="Cambria Math" w:cs="Cambria Math" w:hint="eastAsia"/>
           <w:color w:val="000000"/>
           <w:sz w:val="22"/>
           <w:szCs w:val="22"/>
@@ -2547,7 +2567,7 @@
       <w:r>
         <w:rPr>
           <w:rStyle w:val="bumpedfont15"/>
-          <w:rFonts w:ascii="Cambria Math" w:eastAsia="等线" w:hAnsi="Cambria Math" w:cs="Cambria Math" w:hint="eastAsia"/>
+          <w:rFonts w:ascii="Cambria Math" w:eastAsia="DengXian" w:hAnsi="Cambria Math" w:cs="Cambria Math" w:hint="eastAsia"/>
           <w:color w:val="000000"/>
           <w:sz w:val="22"/>
           <w:szCs w:val="22"/>
@@ -2559,19 +2579,53 @@
       <w:pPr>
         <w:pStyle w:val="s9"/>
         <w:spacing w:before="90" w:beforeAutospacing="0" w:after="90" w:afterAutospacing="0"/>
-        <w:rPr>
-          <w:rStyle w:val="bumpedfont15"/>
-          <w:rFonts w:ascii="等线" w:eastAsia="等线" w:hAnsi="等线" w:cs="Arial" w:hint="eastAsia"/>
-          <w:b/>
-          <w:bCs/>
-          <w:sz w:val="26"/>
-          <w:szCs w:val="26"/>
-        </w:rPr>
-      </w:pPr>
-      <w:r>
-        <w:rPr>
-          <w:rStyle w:val="bumpedfont15"/>
-          <w:rFonts w:ascii="等线" w:eastAsia="等线" w:hAnsi="等线" w:cs="Arial"/>
+        <w:ind w:leftChars="200" w:left="440"/>
+        <w:rPr>
+          <w:rStyle w:val="bumpedfont15"/>
+          <w:rFonts w:ascii="DengXian" w:eastAsia="DengXian" w:hAnsi="DengXian" w:cs="Arial" w:hint="eastAsia"/>
+          <w:b/>
+          <w:bCs/>
+          <w:color w:val="000000"/>
+        </w:rPr>
+      </w:pPr>
+      <w:r>
+        <w:rPr>
+          <w:rStyle w:val="bumpedfont15"/>
+          <w:rFonts w:ascii="Cambria Math" w:eastAsia="DengXian" w:hAnsi="Cambria Math" w:cs="Cambria Math"/>
+          <w:color w:val="000000"/>
+          <w:sz w:val="22"/>
+          <w:szCs w:val="22"/>
+        </w:rPr>
+        <w:tab/>
+      </w:r>
+      <w:r>
+        <w:rPr>
+          <w:rStyle w:val="bumpedfont15"/>
+          <w:rFonts w:ascii="Cambria Math" w:eastAsia="DengXian" w:hAnsi="Cambria Math" w:cs="Cambria Math" w:hint="eastAsia"/>
+          <w:b/>
+          <w:bCs/>
+          <w:color w:val="C00000"/>
+        </w:rPr>
+        <w:t>部分内容不会在首发出现，会随着持续更新推出</w:t>
+      </w:r>
+    </w:p>
+    <w:p>
+      <w:pPr>
+        <w:pStyle w:val="s9"/>
+        <w:spacing w:before="90" w:beforeAutospacing="0" w:after="90" w:afterAutospacing="0"/>
+        <w:rPr>
+          <w:rStyle w:val="bumpedfont15"/>
+          <w:rFonts w:ascii="DengXian" w:eastAsia="DengXian" w:hAnsi="DengXian" w:cs="Arial"/>
+          <w:b/>
+          <w:bCs/>
+          <w:sz w:val="26"/>
+          <w:szCs w:val="26"/>
+        </w:rPr>
+      </w:pPr>
+      <w:r>
+        <w:rPr>
+          <w:rStyle w:val="bumpedfont15"/>
+          <w:rFonts w:ascii="DengXian" w:eastAsia="DengXian" w:hAnsi="DengXian" w:cs="Arial"/>
           <w:b/>
           <w:bCs/>
           <w:color w:val="000000"/>
@@ -2583,7 +2637,7 @@
       <w:r>
         <w:rPr>
           <w:rStyle w:val="bumpedfont15"/>
-          <w:rFonts w:ascii="等线" w:eastAsia="等线" w:hAnsi="等线" w:cs="Arial" w:hint="eastAsia"/>
+          <w:rFonts w:ascii="DengXian" w:eastAsia="DengXian" w:hAnsi="DengXian" w:cs="Arial" w:hint="eastAsia"/>
           <w:b/>
           <w:bCs/>
           <w:color w:val="000000"/>
@@ -2595,7 +2649,7 @@
       <w:r>
         <w:rPr>
           <w:rStyle w:val="bumpedfont15"/>
-          <w:rFonts w:ascii="等线" w:eastAsia="等线" w:hAnsi="等线" w:cs="Arial"/>
+          <w:rFonts w:ascii="DengXian" w:eastAsia="DengXian" w:hAnsi="DengXian" w:cs="Arial"/>
           <w:b/>
           <w:bCs/>
           <w:color w:val="000000"/>
@@ -2611,7 +2665,7 @@
         <w:spacing w:before="90" w:beforeAutospacing="0" w:after="90" w:afterAutospacing="0"/>
         <w:rPr>
           <w:rStyle w:val="bumpedfont15"/>
-          <w:rFonts w:ascii="等线" w:eastAsia="等线" w:hAnsi="等线" w:cs="Arial" w:hint="eastAsia"/>
+          <w:rFonts w:ascii="DengXian" w:eastAsia="DengXian" w:hAnsi="DengXian" w:cs="Arial"/>
           <w:color w:val="000000"/>
           <w:sz w:val="22"/>
           <w:szCs w:val="22"/>
@@ -2624,7 +2678,7 @@
         <w:spacing w:before="240" w:beforeAutospacing="0" w:after="90" w:afterAutospacing="0"/>
         <w:rPr>
           <w:rStyle w:val="bumpedfont15"/>
-          <w:rFonts w:cs="Arial" w:hint="eastAsia"/>
+          <w:rFonts w:cs="Arial"/>
           <w:b/>
           <w:bCs/>
           <w:sz w:val="36"/>
@@ -2634,7 +2688,7 @@
       <w:r>
         <w:rPr>
           <w:rStyle w:val="bumpedfont15"/>
-          <w:rFonts w:ascii="等线" w:eastAsia="等线" w:hAnsi="等线" w:cs="Arial"/>
+          <w:rFonts w:ascii="DengXian" w:eastAsia="DengXian" w:hAnsi="DengXian" w:cs="Arial"/>
           <w:color w:val="000000"/>
           <w:sz w:val="22"/>
           <w:szCs w:val="22"/>
@@ -2644,7 +2698,7 @@
       <w:r>
         <w:rPr>
           <w:rStyle w:val="bumpedfont15"/>
-          <w:rFonts w:ascii="等线" w:eastAsia="等线" w:hAnsi="等线" w:cs="Arial"/>
+          <w:rFonts w:ascii="DengXian" w:eastAsia="DengXian" w:hAnsi="DengXian" w:cs="Arial"/>
           <w:b/>
           <w:bCs/>
           <w:color w:val="000000"/>
@@ -2661,18 +2715,18 @@
         <w:spacing w:before="90" w:beforeAutospacing="0" w:after="90" w:afterAutospacing="0"/>
         <w:rPr>
           <w:rStyle w:val="bumpedfont15"/>
-          <w:rFonts w:ascii="等线" w:eastAsia="等线" w:hAnsi="等线" w:cs="Arial" w:hint="eastAsia"/>
-          <w:b/>
-          <w:bCs/>
-          <w:color w:val="000000"/>
-          <w:sz w:val="26"/>
-          <w:szCs w:val="26"/>
-        </w:rPr>
-      </w:pPr>
-      <w:r>
-        <w:rPr>
-          <w:rStyle w:val="bumpedfont15"/>
-          <w:rFonts w:ascii="等线" w:eastAsia="等线" w:hAnsi="等线" w:cs="Arial"/>
+          <w:rFonts w:ascii="DengXian" w:eastAsia="DengXian" w:hAnsi="DengXian" w:cs="Arial"/>
+          <w:b/>
+          <w:bCs/>
+          <w:color w:val="000000"/>
+          <w:sz w:val="26"/>
+          <w:szCs w:val="26"/>
+        </w:rPr>
+      </w:pPr>
+      <w:r>
+        <w:rPr>
+          <w:rStyle w:val="bumpedfont15"/>
+          <w:rFonts w:ascii="DengXian" w:eastAsia="DengXian" w:hAnsi="DengXian" w:cs="Arial"/>
           <w:b/>
           <w:bCs/>
           <w:color w:val="000000"/>
@@ -2688,18 +2742,18 @@
         <w:spacing w:before="90" w:beforeAutospacing="0" w:after="90" w:afterAutospacing="0"/>
         <w:rPr>
           <w:rStyle w:val="bumpedfont15"/>
-          <w:rFonts w:ascii="等线" w:eastAsia="等线" w:hAnsi="等线" w:cs="Arial" w:hint="eastAsia"/>
-          <w:b/>
-          <w:bCs/>
-          <w:color w:val="000000"/>
-          <w:sz w:val="22"/>
-          <w:szCs w:val="22"/>
-        </w:rPr>
-      </w:pPr>
-      <w:r>
-        <w:rPr>
-          <w:rStyle w:val="bumpedfont15"/>
-          <w:rFonts w:ascii="等线" w:eastAsia="等线" w:hAnsi="等线" w:cs="Arial"/>
+          <w:rFonts w:ascii="DengXian" w:eastAsia="DengXian" w:hAnsi="DengXian" w:cs="Arial"/>
+          <w:b/>
+          <w:bCs/>
+          <w:color w:val="000000"/>
+          <w:sz w:val="22"/>
+          <w:szCs w:val="22"/>
+        </w:rPr>
+      </w:pPr>
+      <w:r>
+        <w:rPr>
+          <w:rStyle w:val="bumpedfont15"/>
+          <w:rFonts w:ascii="DengXian" w:eastAsia="DengXian" w:hAnsi="DengXian" w:cs="Arial"/>
           <w:b/>
           <w:bCs/>
           <w:color w:val="000000"/>
@@ -2711,7 +2765,7 @@
       <w:r>
         <w:rPr>
           <w:rStyle w:val="bumpedfont15"/>
-          <w:rFonts w:ascii="等线" w:eastAsia="等线" w:hAnsi="等线" w:cs="Arial" w:hint="eastAsia"/>
+          <w:rFonts w:ascii="DengXian" w:eastAsia="DengXian" w:hAnsi="DengXian" w:cs="Arial" w:hint="eastAsia"/>
           <w:b/>
           <w:bCs/>
           <w:color w:val="000000"/>
@@ -2728,43 +2782,65 @@
         <w:ind w:leftChars="300" w:left="660"/>
         <w:rPr>
           <w:rStyle w:val="bumpedfont15"/>
-          <w:rFonts w:ascii="等线" w:eastAsia="等线" w:hAnsi="等线" w:cs="Arial" w:hint="eastAsia"/>
-          <w:b/>
-          <w:bCs/>
-          <w:color w:val="000000"/>
-          <w:sz w:val="22"/>
-          <w:szCs w:val="22"/>
-        </w:rPr>
-      </w:pPr>
-      <w:r>
-        <w:rPr>
-          <w:rStyle w:val="bumpedfont15"/>
-          <w:rFonts w:ascii="等线" w:eastAsia="等线" w:hAnsi="等线" w:cs="Arial"/>
-          <w:color w:val="000000"/>
-          <w:sz w:val="22"/>
-          <w:szCs w:val="22"/>
-        </w:rPr>
-        <w:t>Marginal Planet‘s Mini World</w:t>
-      </w:r>
-    </w:p>
-    <w:p>
-      <w:pPr>
-        <w:pStyle w:val="s9"/>
-        <w:spacing w:before="90" w:beforeAutospacing="0" w:after="90" w:afterAutospacing="0"/>
-        <w:rPr>
-          <w:rStyle w:val="bumpedfont15"/>
-          <w:rFonts w:ascii="等线" w:eastAsia="等线" w:hAnsi="等线" w:cs="Arial" w:hint="eastAsia"/>
-          <w:b/>
-          <w:bCs/>
-          <w:color w:val="000000"/>
-          <w:sz w:val="22"/>
-          <w:szCs w:val="22"/>
-        </w:rPr>
-      </w:pPr>
-      <w:r>
-        <w:rPr>
-          <w:rStyle w:val="bumpedfont15"/>
-          <w:rFonts w:ascii="等线" w:eastAsia="等线" w:hAnsi="等线" w:cs="Arial"/>
+          <w:rFonts w:ascii="DengXian" w:eastAsia="DengXian" w:hAnsi="DengXian" w:cs="Arial"/>
+          <w:b/>
+          <w:bCs/>
+          <w:color w:val="000000"/>
+          <w:sz w:val="22"/>
+          <w:szCs w:val="22"/>
+        </w:rPr>
+      </w:pPr>
+      <w:r>
+        <w:rPr>
+          <w:rStyle w:val="bumpedfont15"/>
+          <w:rFonts w:ascii="DengXian" w:eastAsia="DengXian" w:hAnsi="DengXian" w:cs="Arial"/>
+          <w:color w:val="000000"/>
+          <w:sz w:val="22"/>
+          <w:szCs w:val="22"/>
+        </w:rPr>
+        <w:t xml:space="preserve">Marginal </w:t>
+      </w:r>
+      <w:proofErr w:type="gramStart"/>
+      <w:r>
+        <w:rPr>
+          <w:rStyle w:val="bumpedfont15"/>
+          <w:rFonts w:ascii="DengXian" w:eastAsia="DengXian" w:hAnsi="DengXian" w:cs="Arial"/>
+          <w:color w:val="000000"/>
+          <w:sz w:val="22"/>
+          <w:szCs w:val="22"/>
+        </w:rPr>
+        <w:t>Planet‘</w:t>
+      </w:r>
+      <w:proofErr w:type="gramEnd"/>
+      <w:r>
+        <w:rPr>
+          <w:rStyle w:val="bumpedfont15"/>
+          <w:rFonts w:ascii="DengXian" w:eastAsia="DengXian" w:hAnsi="DengXian" w:cs="Arial"/>
+          <w:color w:val="000000"/>
+          <w:sz w:val="22"/>
+          <w:szCs w:val="22"/>
+        </w:rPr>
+        <w:t>s Mini World</w:t>
+      </w:r>
+    </w:p>
+    <w:p>
+      <w:pPr>
+        <w:pStyle w:val="s9"/>
+        <w:spacing w:before="90" w:beforeAutospacing="0" w:after="90" w:afterAutospacing="0"/>
+        <w:rPr>
+          <w:rStyle w:val="bumpedfont15"/>
+          <w:rFonts w:ascii="DengXian" w:eastAsia="DengXian" w:hAnsi="DengXian" w:cs="Arial"/>
+          <w:b/>
+          <w:bCs/>
+          <w:color w:val="000000"/>
+          <w:sz w:val="22"/>
+          <w:szCs w:val="22"/>
+        </w:rPr>
+      </w:pPr>
+      <w:r>
+        <w:rPr>
+          <w:rStyle w:val="bumpedfont15"/>
+          <w:rFonts w:ascii="DengXian" w:eastAsia="DengXian" w:hAnsi="DengXian" w:cs="Arial"/>
           <w:color w:val="000000"/>
           <w:sz w:val="22"/>
           <w:szCs w:val="22"/>
@@ -2774,7 +2850,7 @@
       <w:r>
         <w:rPr>
           <w:rStyle w:val="bumpedfont15"/>
-          <w:rFonts w:ascii="等线" w:eastAsia="等线" w:hAnsi="等线" w:cs="Arial" w:hint="eastAsia"/>
+          <w:rFonts w:ascii="DengXian" w:eastAsia="DengXian" w:hAnsi="DengXian" w:cs="Arial" w:hint="eastAsia"/>
           <w:b/>
           <w:bCs/>
           <w:color w:val="000000"/>
@@ -2791,18 +2867,18 @@
         <w:ind w:leftChars="300" w:left="660"/>
         <w:rPr>
           <w:rStyle w:val="bumpedfont15"/>
-          <w:rFonts w:ascii="等线" w:eastAsia="等线" w:hAnsi="等线" w:cs="Arial" w:hint="eastAsia"/>
-          <w:b/>
-          <w:bCs/>
-          <w:color w:val="000000"/>
-          <w:sz w:val="22"/>
-          <w:szCs w:val="22"/>
-        </w:rPr>
-      </w:pPr>
-      <w:r>
-        <w:rPr>
-          <w:rStyle w:val="bumpedfont15"/>
-          <w:rFonts w:ascii="等线" w:eastAsia="等线" w:hAnsi="等线" w:cs="Arial" w:hint="eastAsia"/>
+          <w:rFonts w:ascii="DengXian" w:eastAsia="DengXian" w:hAnsi="DengXian" w:cs="Arial"/>
+          <w:b/>
+          <w:bCs/>
+          <w:color w:val="000000"/>
+          <w:sz w:val="22"/>
+          <w:szCs w:val="22"/>
+        </w:rPr>
+      </w:pPr>
+      <w:r>
+        <w:rPr>
+          <w:rStyle w:val="bumpedfont15"/>
+          <w:rFonts w:ascii="DengXian" w:eastAsia="DengXian" w:hAnsi="DengXian" w:cs="Arial" w:hint="eastAsia"/>
           <w:color w:val="000000"/>
           <w:sz w:val="20"/>
           <w:szCs w:val="20"/>
@@ -2812,7 +2888,7 @@
       <w:r>
         <w:rPr>
           <w:rStyle w:val="bumpedfont15"/>
-          <w:rFonts w:ascii="等线" w:eastAsia="等线" w:hAnsi="等线" w:cs="Arial" w:hint="eastAsia"/>
+          <w:rFonts w:ascii="DengXian" w:eastAsia="DengXian" w:hAnsi="DengXian" w:cs="Arial" w:hint="eastAsia"/>
           <w:color w:val="000000"/>
           <w:sz w:val="20"/>
           <w:szCs w:val="20"/>
@@ -2822,7 +2898,7 @@
       <w:r>
         <w:rPr>
           <w:rStyle w:val="bumpedfont15"/>
-          <w:rFonts w:ascii="等线" w:eastAsia="等线" w:hAnsi="等线" w:cs="Arial" w:hint="eastAsia"/>
+          <w:rFonts w:ascii="DengXian" w:eastAsia="DengXian" w:hAnsi="DengXian" w:cs="Arial" w:hint="eastAsia"/>
           <w:color w:val="000000"/>
           <w:sz w:val="20"/>
           <w:szCs w:val="20"/>
@@ -2837,18 +2913,18 @@
         <w:ind w:leftChars="300" w:left="660"/>
         <w:rPr>
           <w:rStyle w:val="bumpedfont15"/>
-          <w:rFonts w:ascii="等线" w:eastAsia="等线" w:hAnsi="等线" w:cs="Arial" w:hint="eastAsia"/>
-          <w:b/>
-          <w:bCs/>
-          <w:color w:val="000000"/>
-          <w:sz w:val="22"/>
-          <w:szCs w:val="22"/>
-        </w:rPr>
-      </w:pPr>
-      <w:r>
-        <w:rPr>
-          <w:rStyle w:val="bumpedfont15"/>
-          <w:rFonts w:ascii="等线" w:eastAsia="等线" w:hAnsi="等线" w:cs="Arial"/>
+          <w:rFonts w:ascii="DengXian" w:eastAsia="DengXian" w:hAnsi="DengXian" w:cs="Arial"/>
+          <w:b/>
+          <w:bCs/>
+          <w:color w:val="000000"/>
+          <w:sz w:val="22"/>
+          <w:szCs w:val="22"/>
+        </w:rPr>
+      </w:pPr>
+      <w:r>
+        <w:rPr>
+          <w:rStyle w:val="bumpedfont15"/>
+          <w:rFonts w:ascii="DengXian" w:eastAsia="DengXian" w:hAnsi="DengXian" w:cs="Arial"/>
           <w:color w:val="000000"/>
           <w:sz w:val="20"/>
           <w:szCs w:val="20"/>
@@ -2863,18 +2939,18 @@
         <w:ind w:leftChars="300" w:left="660"/>
         <w:rPr>
           <w:rStyle w:val="bumpedfont15"/>
-          <w:rFonts w:ascii="等线" w:eastAsia="等线" w:hAnsi="等线" w:cs="Arial" w:hint="eastAsia"/>
-          <w:b/>
-          <w:bCs/>
-          <w:color w:val="000000"/>
-          <w:sz w:val="22"/>
-          <w:szCs w:val="22"/>
-        </w:rPr>
-      </w:pPr>
-      <w:r>
-        <w:rPr>
-          <w:rStyle w:val="bumpedfont15"/>
-          <w:rFonts w:ascii="等线" w:eastAsia="等线" w:hAnsi="等线" w:cs="Arial" w:hint="eastAsia"/>
+          <w:rFonts w:ascii="DengXian" w:eastAsia="DengXian" w:hAnsi="DengXian" w:cs="Arial"/>
+          <w:b/>
+          <w:bCs/>
+          <w:color w:val="000000"/>
+          <w:sz w:val="22"/>
+          <w:szCs w:val="22"/>
+        </w:rPr>
+      </w:pPr>
+      <w:r>
+        <w:rPr>
+          <w:rStyle w:val="bumpedfont15"/>
+          <w:rFonts w:ascii="DengXian" w:eastAsia="DengXian" w:hAnsi="DengXian" w:cs="Arial" w:hint="eastAsia"/>
           <w:color w:val="000000"/>
           <w:sz w:val="20"/>
           <w:szCs w:val="20"/>
@@ -2889,18 +2965,18 @@
         <w:ind w:leftChars="300" w:left="660"/>
         <w:rPr>
           <w:rStyle w:val="bumpedfont15"/>
-          <w:rFonts w:ascii="等线" w:eastAsia="等线" w:hAnsi="等线" w:cs="Arial" w:hint="eastAsia"/>
-          <w:b/>
-          <w:bCs/>
-          <w:color w:val="000000"/>
-          <w:sz w:val="22"/>
-          <w:szCs w:val="22"/>
-        </w:rPr>
-      </w:pPr>
-      <w:r>
-        <w:rPr>
-          <w:rStyle w:val="bumpedfont15"/>
-          <w:rFonts w:ascii="等线" w:eastAsia="等线" w:hAnsi="等线" w:cs="Arial" w:hint="eastAsia"/>
+          <w:rFonts w:ascii="DengXian" w:eastAsia="DengXian" w:hAnsi="DengXian" w:cs="Arial"/>
+          <w:b/>
+          <w:bCs/>
+          <w:color w:val="000000"/>
+          <w:sz w:val="22"/>
+          <w:szCs w:val="22"/>
+        </w:rPr>
+      </w:pPr>
+      <w:r>
+        <w:rPr>
+          <w:rStyle w:val="bumpedfont15"/>
+          <w:rFonts w:ascii="DengXian" w:eastAsia="DengXian" w:hAnsi="DengXian" w:cs="Arial" w:hint="eastAsia"/>
           <w:color w:val="000000"/>
           <w:sz w:val="20"/>
           <w:szCs w:val="20"/>
@@ -2915,18 +2991,18 @@
         <w:ind w:leftChars="300" w:left="660"/>
         <w:rPr>
           <w:rStyle w:val="bumpedfont15"/>
-          <w:rFonts w:ascii="等线" w:eastAsia="等线" w:hAnsi="等线" w:cs="Arial" w:hint="eastAsia"/>
-          <w:b/>
-          <w:bCs/>
-          <w:color w:val="000000"/>
-          <w:sz w:val="22"/>
-          <w:szCs w:val="22"/>
-        </w:rPr>
-      </w:pPr>
-      <w:r>
-        <w:rPr>
-          <w:rStyle w:val="bumpedfont15"/>
-          <w:rFonts w:ascii="等线" w:eastAsia="等线" w:hAnsi="等线" w:cs="Arial" w:hint="eastAsia"/>
+          <w:rFonts w:ascii="DengXian" w:eastAsia="DengXian" w:hAnsi="DengXian" w:cs="Arial"/>
+          <w:b/>
+          <w:bCs/>
+          <w:color w:val="000000"/>
+          <w:sz w:val="22"/>
+          <w:szCs w:val="22"/>
+        </w:rPr>
+      </w:pPr>
+      <w:r>
+        <w:rPr>
+          <w:rStyle w:val="bumpedfont15"/>
+          <w:rFonts w:ascii="DengXian" w:eastAsia="DengXian" w:hAnsi="DengXian" w:cs="Arial" w:hint="eastAsia"/>
           <w:color w:val="000000"/>
           <w:sz w:val="20"/>
           <w:szCs w:val="20"/>
@@ -2941,18 +3017,18 @@
         <w:ind w:leftChars="300" w:left="660"/>
         <w:rPr>
           <w:rStyle w:val="bumpedfont15"/>
-          <w:rFonts w:ascii="等线" w:eastAsia="等线" w:hAnsi="等线" w:cs="Arial" w:hint="eastAsia"/>
-          <w:b/>
-          <w:bCs/>
-          <w:color w:val="000000"/>
-          <w:sz w:val="22"/>
-          <w:szCs w:val="22"/>
-        </w:rPr>
-      </w:pPr>
-      <w:r>
-        <w:rPr>
-          <w:rStyle w:val="bumpedfont15"/>
-          <w:rFonts w:ascii="等线" w:eastAsia="等线" w:hAnsi="等线" w:cs="Arial" w:hint="eastAsia"/>
+          <w:rFonts w:ascii="DengXian" w:eastAsia="DengXian" w:hAnsi="DengXian" w:cs="Arial"/>
+          <w:b/>
+          <w:bCs/>
+          <w:color w:val="000000"/>
+          <w:sz w:val="22"/>
+          <w:szCs w:val="22"/>
+        </w:rPr>
+      </w:pPr>
+      <w:r>
+        <w:rPr>
+          <w:rStyle w:val="bumpedfont15"/>
+          <w:rFonts w:ascii="DengXian" w:eastAsia="DengXian" w:hAnsi="DengXian" w:cs="Arial" w:hint="eastAsia"/>
           <w:color w:val="000000"/>
           <w:sz w:val="20"/>
           <w:szCs w:val="20"/>
@@ -2962,7 +3038,7 @@
       <w:r>
         <w:rPr>
           <w:rStyle w:val="bumpedfont15"/>
-          <w:rFonts w:ascii="等线" w:eastAsia="等线" w:hAnsi="等线" w:cs="Arial" w:hint="eastAsia"/>
+          <w:rFonts w:ascii="DengXian" w:eastAsia="DengXian" w:hAnsi="DengXian" w:cs="Arial" w:hint="eastAsia"/>
           <w:color w:val="000000"/>
           <w:sz w:val="20"/>
           <w:szCs w:val="20"/>
@@ -2976,18 +3052,18 @@
         <w:spacing w:before="90" w:beforeAutospacing="0" w:after="90" w:afterAutospacing="0"/>
         <w:ind w:leftChars="300" w:left="660"/>
         <w:rPr>
-          <w:rFonts w:ascii="等线" w:eastAsia="等线" w:hAnsi="等线" w:cs="Arial" w:hint="eastAsia"/>
-          <w:b/>
-          <w:bCs/>
-          <w:color w:val="000000"/>
-          <w:sz w:val="22"/>
-          <w:szCs w:val="22"/>
-        </w:rPr>
-      </w:pPr>
-      <w:r>
-        <w:rPr>
-          <w:rStyle w:val="bumpedfont15"/>
-          <w:rFonts w:ascii="等线" w:eastAsia="等线" w:hAnsi="等线" w:cs="Arial" w:hint="eastAsia"/>
+          <w:rFonts w:ascii="DengXian" w:eastAsia="DengXian" w:hAnsi="DengXian" w:cs="Arial"/>
+          <w:b/>
+          <w:bCs/>
+          <w:color w:val="000000"/>
+          <w:sz w:val="22"/>
+          <w:szCs w:val="22"/>
+        </w:rPr>
+      </w:pPr>
+      <w:r>
+        <w:rPr>
+          <w:rStyle w:val="bumpedfont15"/>
+          <w:rFonts w:ascii="DengXian" w:eastAsia="DengXian" w:hAnsi="DengXian" w:cs="Arial" w:hint="eastAsia"/>
           <w:color w:val="000000"/>
           <w:sz w:val="20"/>
           <w:szCs w:val="20"/>
@@ -2997,7 +3073,7 @@
       <w:r>
         <w:rPr>
           <w:rStyle w:val="bumpedfont15"/>
-          <w:rFonts w:ascii="等线" w:eastAsia="等线" w:hAnsi="等线" w:cs="Arial" w:hint="eastAsia"/>
+          <w:rFonts w:ascii="DengXian" w:eastAsia="DengXian" w:hAnsi="DengXian" w:cs="Arial" w:hint="eastAsia"/>
           <w:color w:val="000000"/>
           <w:sz w:val="20"/>
           <w:szCs w:val="20"/>
@@ -3007,7 +3083,7 @@
       <w:r>
         <w:rPr>
           <w:rStyle w:val="bumpedfont15"/>
-          <w:rFonts w:ascii="等线" w:eastAsia="等线" w:hAnsi="等线" w:cs="Arial" w:hint="eastAsia"/>
+          <w:rFonts w:ascii="DengXian" w:eastAsia="DengXian" w:hAnsi="DengXian" w:cs="Arial" w:hint="eastAsia"/>
           <w:color w:val="000000"/>
           <w:sz w:val="20"/>
           <w:szCs w:val="20"/>
@@ -3020,17 +3096,17 @@
         <w:pStyle w:val="s9"/>
         <w:spacing w:before="90" w:beforeAutospacing="0" w:after="90" w:afterAutospacing="0"/>
         <w:rPr>
-          <w:rFonts w:ascii="等线" w:eastAsia="等线" w:hAnsi="等线" w:hint="eastAsia"/>
-          <w:b/>
-          <w:bCs/>
-          <w:color w:val="000000"/>
-          <w:sz w:val="22"/>
-          <w:szCs w:val="22"/>
-        </w:rPr>
-      </w:pPr>
-      <w:r>
-        <w:rPr>
-          <w:rFonts w:ascii="等线" w:eastAsia="等线" w:hAnsi="等线"/>
+          <w:rFonts w:ascii="DengXian" w:eastAsia="DengXian" w:hAnsi="DengXian"/>
+          <w:b/>
+          <w:bCs/>
+          <w:color w:val="000000"/>
+          <w:sz w:val="22"/>
+          <w:szCs w:val="22"/>
+        </w:rPr>
+      </w:pPr>
+      <w:r>
+        <w:rPr>
+          <w:rFonts w:ascii="DengXian" w:eastAsia="DengXian" w:hAnsi="DengXian"/>
           <w:color w:val="000000"/>
           <w:sz w:val="20"/>
           <w:szCs w:val="20"/>
@@ -3039,7 +3115,7 @@
       </w:r>
       <w:r>
         <w:rPr>
-          <w:rFonts w:ascii="等线" w:eastAsia="等线" w:hAnsi="等线" w:hint="eastAsia"/>
+          <w:rFonts w:ascii="DengXian" w:eastAsia="DengXian" w:hAnsi="DengXian" w:hint="eastAsia"/>
           <w:b/>
           <w:bCs/>
           <w:color w:val="000000"/>
@@ -3050,7 +3126,7 @@
       </w:r>
       <w:r>
         <w:rPr>
-          <w:rFonts w:ascii="等线" w:eastAsia="等线" w:hAnsi="等线" w:hint="eastAsia"/>
+          <w:rFonts w:ascii="DengXian" w:eastAsia="DengXian" w:hAnsi="DengXian" w:hint="eastAsia"/>
           <w:b/>
           <w:bCs/>
           <w:color w:val="000000"/>
@@ -3066,17 +3142,17 @@
         <w:spacing w:before="90" w:beforeAutospacing="0" w:after="90" w:afterAutospacing="0"/>
         <w:ind w:leftChars="300" w:left="660"/>
         <w:rPr>
-          <w:rFonts w:ascii="等线" w:eastAsia="等线" w:hAnsi="等线" w:hint="eastAsia"/>
-          <w:b/>
-          <w:bCs/>
-          <w:color w:val="000000"/>
-          <w:sz w:val="22"/>
-          <w:szCs w:val="22"/>
-        </w:rPr>
-      </w:pPr>
-      <w:r>
-        <w:rPr>
-          <w:rFonts w:ascii="等线" w:eastAsia="等线" w:hAnsi="等线" w:hint="eastAsia"/>
+          <w:rFonts w:ascii="DengXian" w:eastAsia="DengXian" w:hAnsi="DengXian"/>
+          <w:b/>
+          <w:bCs/>
+          <w:color w:val="000000"/>
+          <w:sz w:val="22"/>
+          <w:szCs w:val="22"/>
+        </w:rPr>
+      </w:pPr>
+      <w:r>
+        <w:rPr>
+          <w:rFonts w:ascii="DengXian" w:eastAsia="DengXian" w:hAnsi="DengXian" w:hint="eastAsia"/>
           <w:color w:val="000000"/>
           <w:sz w:val="20"/>
           <w:szCs w:val="20"/>
@@ -3085,7 +3161,7 @@
       </w:r>
       <w:r>
         <w:rPr>
-          <w:rFonts w:ascii="等线" w:eastAsia="等线" w:hAnsi="等线" w:hint="eastAsia"/>
+          <w:rFonts w:ascii="DengXian" w:eastAsia="DengXian" w:hAnsi="DengXian" w:hint="eastAsia"/>
           <w:color w:val="000000"/>
           <w:sz w:val="20"/>
           <w:szCs w:val="20"/>
@@ -3099,17 +3175,17 @@
         <w:spacing w:before="90" w:beforeAutospacing="0" w:after="90" w:afterAutospacing="0"/>
         <w:ind w:leftChars="300" w:left="660"/>
         <w:rPr>
-          <w:rFonts w:ascii="等线" w:eastAsia="等线" w:hAnsi="等线" w:hint="eastAsia"/>
-          <w:b/>
-          <w:bCs/>
-          <w:color w:val="000000"/>
-          <w:sz w:val="22"/>
-          <w:szCs w:val="22"/>
-        </w:rPr>
-      </w:pPr>
-      <w:r>
-        <w:rPr>
-          <w:rFonts w:ascii="等线" w:eastAsia="等线" w:hAnsi="等线" w:hint="eastAsia"/>
+          <w:rFonts w:ascii="DengXian" w:eastAsia="DengXian" w:hAnsi="DengXian"/>
+          <w:b/>
+          <w:bCs/>
+          <w:color w:val="000000"/>
+          <w:sz w:val="22"/>
+          <w:szCs w:val="22"/>
+        </w:rPr>
+      </w:pPr>
+      <w:r>
+        <w:rPr>
+          <w:rFonts w:ascii="DengXian" w:eastAsia="DengXian" w:hAnsi="DengXian" w:hint="eastAsia"/>
           <w:color w:val="000000"/>
           <w:sz w:val="20"/>
           <w:szCs w:val="20"/>
@@ -3118,7 +3194,7 @@
       </w:r>
       <w:r>
         <w:rPr>
-          <w:rFonts w:ascii="等线" w:eastAsia="等线" w:hAnsi="等线" w:hint="eastAsia"/>
+          <w:rFonts w:ascii="DengXian" w:eastAsia="DengXian" w:hAnsi="DengXian" w:hint="eastAsia"/>
           <w:b/>
           <w:bCs/>
           <w:color w:val="EE0000"/>
@@ -3129,7 +3205,7 @@
       </w:r>
       <w:r>
         <w:rPr>
-          <w:rFonts w:ascii="等线" w:eastAsia="等线" w:hAnsi="等线" w:hint="eastAsia"/>
+          <w:rFonts w:ascii="DengXian" w:eastAsia="DengXian" w:hAnsi="DengXian" w:hint="eastAsia"/>
           <w:b/>
           <w:bCs/>
           <w:color w:val="000000"/>
@@ -3140,7 +3216,7 @@
       </w:r>
       <w:r>
         <w:rPr>
-          <w:rFonts w:ascii="等线" w:eastAsia="等线" w:hAnsi="等线" w:hint="eastAsia"/>
+          <w:rFonts w:ascii="DengXian" w:eastAsia="DengXian" w:hAnsi="DengXian" w:hint="eastAsia"/>
           <w:b/>
           <w:bCs/>
           <w:color w:val="FFC000"/>
@@ -3151,7 +3227,7 @@
       </w:r>
       <w:r>
         <w:rPr>
-          <w:rFonts w:ascii="等线" w:eastAsia="等线" w:hAnsi="等线" w:hint="eastAsia"/>
+          <w:rFonts w:ascii="DengXian" w:eastAsia="DengXian" w:hAnsi="DengXian" w:hint="eastAsia"/>
           <w:b/>
           <w:bCs/>
           <w:color w:val="000000"/>
@@ -3162,7 +3238,7 @@
       </w:r>
       <w:r>
         <w:rPr>
-          <w:rFonts w:ascii="等线" w:eastAsia="等线" w:hAnsi="等线" w:hint="eastAsia"/>
+          <w:rFonts w:ascii="DengXian" w:eastAsia="DengXian" w:hAnsi="DengXian" w:hint="eastAsia"/>
           <w:b/>
           <w:bCs/>
           <w:color w:val="7030A0"/>
@@ -3173,7 +3249,7 @@
       </w:r>
       <w:r>
         <w:rPr>
-          <w:rFonts w:ascii="等线" w:eastAsia="等线" w:hAnsi="等线" w:hint="eastAsia"/>
+          <w:rFonts w:ascii="DengXian" w:eastAsia="DengXian" w:hAnsi="DengXian" w:hint="eastAsia"/>
           <w:b/>
           <w:bCs/>
           <w:color w:val="00B0F0"/>
@@ -3184,7 +3260,7 @@
       </w:r>
       <w:r>
         <w:rPr>
-          <w:rFonts w:ascii="等线" w:eastAsia="等线" w:hAnsi="等线" w:hint="eastAsia"/>
+          <w:rFonts w:ascii="DengXian" w:eastAsia="DengXian" w:hAnsi="DengXian" w:hint="eastAsia"/>
           <w:b/>
           <w:bCs/>
           <w:color w:val="00B050"/>
@@ -3195,7 +3271,7 @@
       </w:r>
       <w:r>
         <w:rPr>
-          <w:rFonts w:ascii="等线" w:eastAsia="等线" w:hAnsi="等线" w:hint="eastAsia"/>
+          <w:rFonts w:ascii="DengXian" w:eastAsia="DengXian" w:hAnsi="DengXian" w:hint="eastAsia"/>
           <w:b/>
           <w:bCs/>
           <w:color w:val="A6A6A6" w:themeColor="background1" w:themeShade="A6"/>
@@ -3211,7 +3287,7 @@
         <w:spacing w:before="90" w:beforeAutospacing="0" w:after="90" w:afterAutospacing="0"/>
         <w:ind w:leftChars="400" w:left="880"/>
         <w:rPr>
-          <w:rFonts w:ascii="等线" w:eastAsia="等线" w:hAnsi="等线" w:hint="eastAsia"/>
+          <w:rFonts w:ascii="DengXian" w:eastAsia="DengXian" w:hAnsi="DengXian"/>
           <w:color w:val="000000"/>
           <w:sz w:val="20"/>
           <w:szCs w:val="20"/>
@@ -3224,18 +3300,18 @@
         <w:spacing w:before="90" w:beforeAutospacing="0" w:after="90" w:afterAutospacing="0"/>
         <w:rPr>
           <w:rStyle w:val="bumpedfont15"/>
-          <w:rFonts w:ascii="等线" w:eastAsia="等线" w:hAnsi="等线" w:cs="Arial" w:hint="eastAsia"/>
-          <w:b/>
-          <w:bCs/>
-          <w:color w:val="000000"/>
-          <w:sz w:val="26"/>
-          <w:szCs w:val="26"/>
-        </w:rPr>
-      </w:pPr>
-      <w:r>
-        <w:rPr>
-          <w:rStyle w:val="bumpedfont15"/>
-          <w:rFonts w:ascii="等线" w:eastAsia="等线" w:hAnsi="等线" w:cs="Arial"/>
+          <w:rFonts w:ascii="DengXian" w:eastAsia="DengXian" w:hAnsi="DengXian" w:cs="Arial"/>
+          <w:b/>
+          <w:bCs/>
+          <w:color w:val="000000"/>
+          <w:sz w:val="26"/>
+          <w:szCs w:val="26"/>
+        </w:rPr>
+      </w:pPr>
+      <w:r>
+        <w:rPr>
+          <w:rStyle w:val="bumpedfont15"/>
+          <w:rFonts w:ascii="DengXian" w:eastAsia="DengXian" w:hAnsi="DengXian" w:cs="Arial"/>
           <w:b/>
           <w:bCs/>
           <w:color w:val="000000"/>
@@ -3247,7 +3323,7 @@
       <w:r>
         <w:rPr>
           <w:rStyle w:val="bumpedfont15"/>
-          <w:rFonts w:ascii="等线" w:eastAsia="等线" w:hAnsi="等线" w:cs="Arial" w:hint="eastAsia"/>
+          <w:rFonts w:ascii="DengXian" w:eastAsia="DengXian" w:hAnsi="DengXian" w:cs="Arial" w:hint="eastAsia"/>
           <w:b/>
           <w:bCs/>
           <w:color w:val="000000"/>
@@ -3259,7 +3335,7 @@
       <w:r>
         <w:rPr>
           <w:rStyle w:val="bumpedfont15"/>
-          <w:rFonts w:ascii="等线" w:eastAsia="等线" w:hAnsi="等线" w:cs="Arial"/>
+          <w:rFonts w:ascii="DengXian" w:eastAsia="DengXian" w:hAnsi="DengXian" w:cs="Arial"/>
           <w:b/>
           <w:bCs/>
           <w:color w:val="000000"/>
@@ -3275,18 +3351,18 @@
         <w:spacing w:before="90" w:beforeAutospacing="0" w:after="90" w:afterAutospacing="0"/>
         <w:rPr>
           <w:rStyle w:val="bumpedfont15"/>
-          <w:rFonts w:ascii="等线" w:eastAsia="等线" w:hAnsi="等线" w:cs="Arial" w:hint="eastAsia"/>
-          <w:b/>
-          <w:bCs/>
-          <w:color w:val="000000"/>
-          <w:sz w:val="22"/>
-          <w:szCs w:val="22"/>
-        </w:rPr>
-      </w:pPr>
-      <w:r>
-        <w:rPr>
-          <w:rStyle w:val="bumpedfont15"/>
-          <w:rFonts w:ascii="等线" w:eastAsia="等线" w:hAnsi="等线" w:cs="Arial"/>
+          <w:rFonts w:ascii="DengXian" w:eastAsia="DengXian" w:hAnsi="DengXian" w:cs="Arial"/>
+          <w:b/>
+          <w:bCs/>
+          <w:color w:val="000000"/>
+          <w:sz w:val="22"/>
+          <w:szCs w:val="22"/>
+        </w:rPr>
+      </w:pPr>
+      <w:r>
+        <w:rPr>
+          <w:rStyle w:val="bumpedfont15"/>
+          <w:rFonts w:ascii="DengXian" w:eastAsia="DengXian" w:hAnsi="DengXian" w:cs="Arial"/>
           <w:b/>
           <w:bCs/>
           <w:color w:val="000000"/>
@@ -3298,7 +3374,7 @@
       <w:r>
         <w:rPr>
           <w:rStyle w:val="bumpedfont15"/>
-          <w:rFonts w:ascii="等线" w:eastAsia="等线" w:hAnsi="等线" w:cs="Arial" w:hint="eastAsia"/>
+          <w:rFonts w:ascii="DengXian" w:eastAsia="DengXian" w:hAnsi="DengXian" w:cs="Arial" w:hint="eastAsia"/>
           <w:b/>
           <w:bCs/>
           <w:color w:val="000000"/>
@@ -3310,7 +3386,7 @@
       <w:r>
         <w:rPr>
           <w:rStyle w:val="bumpedfont15"/>
-          <w:rFonts w:ascii="等线" w:eastAsia="等线" w:hAnsi="等线" w:cs="Arial" w:hint="eastAsia"/>
+          <w:rFonts w:ascii="DengXian" w:eastAsia="DengXian" w:hAnsi="DengXian" w:cs="Arial" w:hint="eastAsia"/>
           <w:b/>
           <w:bCs/>
           <w:color w:val="000000"/>
@@ -3326,79 +3402,469 @@
         <w:spacing w:before="90" w:beforeAutospacing="0" w:after="90" w:afterAutospacing="0"/>
         <w:rPr>
           <w:rStyle w:val="bumpedfont15"/>
-          <w:rFonts w:ascii="等线" w:eastAsia="等线" w:hAnsi="等线" w:cs="Arial" w:hint="eastAsia"/>
+          <w:rFonts w:ascii="DengXian" w:eastAsia="DengXian" w:hAnsi="DengXian" w:cs="Arial"/>
+          <w:color w:val="BFBFBF" w:themeColor="background1" w:themeShade="BF"/>
+          <w:sz w:val="22"/>
+          <w:szCs w:val="22"/>
+        </w:rPr>
+      </w:pPr>
+      <w:r>
+        <w:rPr>
+          <w:rStyle w:val="bumpedfont15"/>
+          <w:rFonts w:ascii="DengXian" w:eastAsia="DengXian" w:hAnsi="DengXian" w:cs="Arial"/>
+          <w:color w:val="000000"/>
+          <w:sz w:val="22"/>
+          <w:szCs w:val="22"/>
+        </w:rPr>
+        <w:tab/>
+      </w:r>
+      <w:r>
+        <w:rPr>
+          <w:rStyle w:val="bumpedfont15"/>
+          <w:rFonts w:ascii="DengXian" w:eastAsia="DengXian" w:hAnsi="DengXian" w:cs="Arial"/>
+          <w:color w:val="000000"/>
+          <w:sz w:val="22"/>
+          <w:szCs w:val="22"/>
+        </w:rPr>
+        <w:tab/>
+      </w:r>
+      <w:r>
+        <w:rPr>
+          <w:rStyle w:val="bumpedfont15"/>
+          <w:rFonts w:ascii="DengXian" w:eastAsia="DengXian" w:hAnsi="DengXian" w:cs="Arial" w:hint="eastAsia"/>
+          <w:color w:val="BFBFBF" w:themeColor="background1" w:themeShade="BF"/>
+          <w:sz w:val="22"/>
+          <w:szCs w:val="22"/>
+        </w:rPr>
+        <w:t>通过</w:t>
+      </w:r>
+      <w:r>
+        <w:rPr>
+          <w:rStyle w:val="bumpedfont15"/>
+          <w:rFonts w:ascii="DengXian" w:eastAsia="DengXian" w:hAnsi="DengXian" w:cs="Arial" w:hint="eastAsia"/>
+          <w:color w:val="BFBFBF" w:themeColor="background1" w:themeShade="BF"/>
+          <w:sz w:val="22"/>
+          <w:szCs w:val="22"/>
+        </w:rPr>
+        <w:t>视角切换产生视差实现解谜</w:t>
+      </w:r>
+    </w:p>
+    <w:p>
+      <w:pPr>
+        <w:pStyle w:val="s9"/>
+        <w:spacing w:before="90" w:beforeAutospacing="0" w:after="90" w:afterAutospacing="0"/>
+        <w:rPr>
+          <w:rStyle w:val="bumpedfont15"/>
+          <w:rFonts w:ascii="DengXian" w:eastAsia="DengXian" w:hAnsi="DengXian" w:cs="Arial"/>
+          <w:color w:val="BFBFBF" w:themeColor="background1" w:themeShade="BF"/>
+          <w:sz w:val="22"/>
+          <w:szCs w:val="22"/>
+        </w:rPr>
+      </w:pPr>
+      <w:r>
+        <w:rPr>
+          <w:rStyle w:val="bumpedfont15"/>
+          <w:rFonts w:ascii="DengXian" w:eastAsia="DengXian" w:hAnsi="DengXian" w:cs="Arial"/>
+          <w:color w:val="BFBFBF" w:themeColor="background1" w:themeShade="BF"/>
+          <w:sz w:val="22"/>
+          <w:szCs w:val="22"/>
+        </w:rPr>
+        <w:tab/>
+      </w:r>
+      <w:r>
+        <w:rPr>
+          <w:rStyle w:val="bumpedfont15"/>
+          <w:rFonts w:ascii="DengXian" w:eastAsia="DengXian" w:hAnsi="DengXian" w:cs="Arial"/>
+          <w:color w:val="BFBFBF" w:themeColor="background1" w:themeShade="BF"/>
+          <w:sz w:val="22"/>
+          <w:szCs w:val="22"/>
+        </w:rPr>
+        <w:tab/>
+      </w:r>
+      <w:r>
+        <w:rPr>
+          <w:rStyle w:val="bumpedfont15"/>
+          <w:rFonts w:ascii="DengXian" w:eastAsia="DengXian" w:hAnsi="DengXian" w:cs="Arial" w:hint="eastAsia"/>
+          <w:color w:val="BFBFBF" w:themeColor="background1" w:themeShade="BF"/>
+          <w:sz w:val="22"/>
+          <w:szCs w:val="22"/>
+        </w:rPr>
+        <w:t>战斗与经营同比重的内容</w:t>
+      </w:r>
+    </w:p>
+    <w:p>
+      <w:pPr>
+        <w:pStyle w:val="s9"/>
+        <w:spacing w:before="90" w:beforeAutospacing="0" w:after="90" w:afterAutospacing="0"/>
+        <w:rPr>
+          <w:rStyle w:val="bumpedfont15"/>
+          <w:rFonts w:ascii="DengXian" w:eastAsia="DengXian" w:hAnsi="DengXian" w:cs="Arial"/>
+          <w:b/>
+          <w:bCs/>
+          <w:color w:val="000000"/>
+          <w:sz w:val="22"/>
+          <w:szCs w:val="22"/>
+        </w:rPr>
+      </w:pPr>
+      <w:r>
+        <w:rPr>
+          <w:rStyle w:val="bumpedfont15"/>
+          <w:rFonts w:ascii="DengXian" w:eastAsia="DengXian" w:hAnsi="DengXian" w:cs="Arial"/>
+          <w:color w:val="000000"/>
+          <w:sz w:val="22"/>
+          <w:szCs w:val="22"/>
+        </w:rPr>
+        <w:tab/>
+      </w:r>
+      <w:r>
+        <w:rPr>
+          <w:rStyle w:val="bumpedfont15"/>
+          <w:rFonts w:ascii="DengXian" w:eastAsia="DengXian" w:hAnsi="DengXian" w:cs="Arial" w:hint="eastAsia"/>
+          <w:b/>
+          <w:bCs/>
+          <w:color w:val="000000"/>
+          <w:sz w:val="22"/>
+          <w:szCs w:val="22"/>
+        </w:rPr>
+        <w:t>2.2.2核心玩法</w:t>
+      </w:r>
+      <w:r>
+        <w:rPr>
+          <w:rStyle w:val="bumpedfont15"/>
+          <w:rFonts w:ascii="DengXian" w:eastAsia="DengXian" w:hAnsi="DengXian" w:cs="Arial"/>
+          <w:b/>
+          <w:bCs/>
+          <w:color w:val="EE0000"/>
+          <w:sz w:val="22"/>
+          <w:szCs w:val="22"/>
+        </w:rPr>
+        <w:t>*</w:t>
+      </w:r>
+      <w:r>
+        <w:rPr>
+          <w:rStyle w:val="bumpedfont15"/>
+          <w:rFonts w:ascii="DengXian" w:eastAsia="DengXian" w:hAnsi="DengXian" w:cs="Arial"/>
+          <w:b/>
+          <w:bCs/>
+          <w:color w:val="FFC000"/>
+          <w:sz w:val="22"/>
+          <w:szCs w:val="22"/>
+        </w:rPr>
+        <w:t>*</w:t>
+      </w:r>
+    </w:p>
+    <w:p>
+      <w:pPr>
+        <w:pStyle w:val="s9"/>
+        <w:spacing w:before="90" w:beforeAutospacing="0" w:after="90" w:afterAutospacing="0"/>
+        <w:ind w:leftChars="300" w:left="660"/>
+        <w:rPr>
+          <w:rStyle w:val="bumpedfont15"/>
+          <w:rFonts w:ascii="DengXian" w:eastAsia="DengXian" w:hAnsi="DengXian" w:cs="Arial"/>
+          <w:b/>
+          <w:bCs/>
+          <w:color w:val="BFBFBF" w:themeColor="background1" w:themeShade="BF"/>
+          <w:sz w:val="22"/>
+          <w:szCs w:val="22"/>
+        </w:rPr>
+      </w:pPr>
+      <w:r>
+        <w:rPr>
+          <w:rStyle w:val="bumpedfont15"/>
+          <w:rFonts w:ascii="DengXian" w:eastAsia="DengXian" w:hAnsi="DengXian" w:cs="Arial" w:hint="eastAsia"/>
+          <w:color w:val="000000"/>
+          <w:sz w:val="22"/>
+          <w:szCs w:val="22"/>
+        </w:rPr>
+        <w:t>（</w:t>
+      </w:r>
+      <w:r>
+        <w:rPr>
+          <w:rStyle w:val="bumpedfont15"/>
+          <w:rFonts w:ascii="DengXian" w:eastAsia="DengXian" w:hAnsi="DengXian" w:cs="Arial" w:hint="eastAsia"/>
+          <w:color w:val="BFBFBF" w:themeColor="background1" w:themeShade="BF"/>
+          <w:sz w:val="22"/>
+          <w:szCs w:val="22"/>
+        </w:rPr>
+        <w:t>从家园出发→</w:t>
+      </w:r>
+      <w:r>
+        <w:rPr>
+          <w:rStyle w:val="bumpedfont15"/>
+          <w:rFonts w:ascii="DengXian" w:eastAsia="DengXian" w:hAnsi="DengXian" w:cs="Arial" w:hint="eastAsia"/>
+          <w:color w:val="EE0000"/>
+          <w:sz w:val="22"/>
+          <w:szCs w:val="22"/>
+        </w:rPr>
+        <w:t>战斗</w:t>
+      </w:r>
+      <w:r>
+        <w:rPr>
+          <w:rStyle w:val="bumpedfont15"/>
+          <w:rFonts w:ascii="DengXian" w:eastAsia="DengXian" w:hAnsi="DengXian" w:cs="Arial" w:hint="eastAsia"/>
+          <w:color w:val="BFBFBF" w:themeColor="background1" w:themeShade="BF"/>
+          <w:sz w:val="22"/>
+          <w:szCs w:val="22"/>
+        </w:rPr>
+        <w:t>→收集</w:t>
+      </w:r>
+      <w:r>
+        <w:rPr>
+          <w:rStyle w:val="bumpedfont15"/>
+          <w:rFonts w:ascii="DengXian" w:eastAsia="DengXian" w:hAnsi="DengXian" w:cs="Arial" w:hint="eastAsia"/>
+          <w:color w:val="EE0000"/>
+          <w:sz w:val="22"/>
+          <w:szCs w:val="22"/>
+        </w:rPr>
+        <w:t>→撤离</w:t>
+      </w:r>
+      <w:r>
+        <w:rPr>
+          <w:rStyle w:val="bumpedfont15"/>
+          <w:rFonts w:ascii="DengXian" w:eastAsia="DengXian" w:hAnsi="DengXian" w:cs="Arial" w:hint="eastAsia"/>
+          <w:color w:val="BFBFBF" w:themeColor="background1" w:themeShade="BF"/>
+          <w:sz w:val="22"/>
+          <w:szCs w:val="22"/>
+        </w:rPr>
+        <w:t>→建设家园→从家园出发</w:t>
+      </w:r>
+      <w:r>
+        <w:rPr>
+          <w:rStyle w:val="bumpedfont15"/>
+          <w:rFonts w:ascii="DengXian" w:eastAsia="DengXian" w:hAnsi="DengXian" w:cs="Arial" w:hint="eastAsia"/>
+          <w:color w:val="000000"/>
+          <w:sz w:val="22"/>
+          <w:szCs w:val="22"/>
+        </w:rPr>
+        <w:t>）</w:t>
+      </w:r>
+      <w:r>
+        <w:rPr>
+          <w:rStyle w:val="bumpedfont15"/>
+          <w:rFonts w:ascii="DengXian" w:eastAsia="DengXian" w:hAnsi="DengXian" w:cs="Arial" w:hint="eastAsia"/>
+          <w:color w:val="BFBFBF" w:themeColor="background1" w:themeShade="BF"/>
+          <w:sz w:val="22"/>
+          <w:szCs w:val="22"/>
+        </w:rPr>
+        <w:t>的战斗循环模式</w:t>
+      </w:r>
+    </w:p>
+    <w:p>
+      <w:pPr>
+        <w:pStyle w:val="s9"/>
+        <w:spacing w:before="90" w:beforeAutospacing="0" w:after="90" w:afterAutospacing="0"/>
+        <w:ind w:leftChars="300" w:left="660"/>
+        <w:rPr>
+          <w:rStyle w:val="bumpedfont15"/>
+          <w:rFonts w:ascii="DengXian" w:eastAsia="DengXian" w:hAnsi="DengXian" w:cs="Arial"/>
+          <w:b/>
+          <w:bCs/>
+          <w:color w:val="BFBFBF" w:themeColor="background1" w:themeShade="BF"/>
+          <w:sz w:val="22"/>
+          <w:szCs w:val="22"/>
+        </w:rPr>
+      </w:pPr>
+      <w:r>
+        <w:rPr>
+          <w:rStyle w:val="bumpedfont15"/>
+          <w:rFonts w:ascii="DengXian" w:eastAsia="DengXian" w:hAnsi="DengXian" w:cs="Arial" w:hint="eastAsia"/>
+          <w:color w:val="BFBFBF" w:themeColor="background1" w:themeShade="BF"/>
+          <w:sz w:val="22"/>
+          <w:szCs w:val="22"/>
+        </w:rPr>
+        <w:t>（使用战斗中搜集的物资建设家园→使用家园生产的物资变强→进入更难的战斗收集更稀有的物资→建设家园）的成长模式</w:t>
+      </w:r>
+    </w:p>
+    <w:p>
+      <w:pPr>
+        <w:pStyle w:val="s9"/>
+        <w:spacing w:before="90" w:beforeAutospacing="0" w:after="90" w:afterAutospacing="0"/>
+        <w:ind w:leftChars="300" w:left="660"/>
+        <w:rPr>
+          <w:rFonts w:ascii="DengXian" w:eastAsia="DengXian" w:hAnsi="DengXian" w:cs="Arial"/>
+          <w:b/>
+          <w:bCs/>
+          <w:color w:val="BFBFBF" w:themeColor="background1" w:themeShade="BF"/>
+          <w:sz w:val="22"/>
+          <w:szCs w:val="22"/>
+        </w:rPr>
+      </w:pPr>
+      <w:r>
+        <w:rPr>
+          <w:rStyle w:val="bumpedfont15"/>
+          <w:rFonts w:ascii="DengXian" w:eastAsia="DengXian" w:hAnsi="DengXian" w:cs="Arial" w:hint="eastAsia"/>
+          <w:color w:val="BFBFBF" w:themeColor="background1" w:themeShade="BF"/>
+          <w:sz w:val="22"/>
+          <w:szCs w:val="22"/>
+        </w:rPr>
+        <w:t>（在局内或随机事件中招募NPC→（增加家园人口→增加家园生产力→增加家园人口→增加家园生产力→……）→扩大家园规模→发展文化（意识形态）与政权）的社区建设玩法</w:t>
+      </w:r>
+    </w:p>
+    <w:p>
+      <w:pPr>
+        <w:pStyle w:val="s9"/>
+        <w:spacing w:before="90" w:beforeAutospacing="0" w:after="90" w:afterAutospacing="0"/>
+        <w:rPr>
+          <w:rFonts w:ascii="DengXian" w:eastAsia="DengXian" w:hAnsi="DengXian"/>
+          <w:b/>
+          <w:bCs/>
+          <w:color w:val="000000"/>
+          <w:sz w:val="27"/>
+          <w:szCs w:val="27"/>
+        </w:rPr>
+      </w:pPr>
+      <w:r>
+        <w:rPr>
+          <w:rStyle w:val="bumpedfont15"/>
+          <w:rFonts w:ascii="DengXian" w:eastAsia="DengXian" w:hAnsi="DengXian" w:cs="Arial"/>
+          <w:b/>
+          <w:bCs/>
+          <w:color w:val="000000"/>
+          <w:sz w:val="26"/>
+          <w:szCs w:val="26"/>
+        </w:rPr>
+        <w:t>2.</w:t>
+      </w:r>
+      <w:r>
+        <w:rPr>
+          <w:rStyle w:val="bumpedfont15"/>
+          <w:rFonts w:ascii="DengXian" w:eastAsia="DengXian" w:hAnsi="DengXian" w:cs="Arial" w:hint="eastAsia"/>
+          <w:b/>
+          <w:bCs/>
+          <w:color w:val="000000"/>
+          <w:sz w:val="26"/>
+          <w:szCs w:val="26"/>
+        </w:rPr>
+        <w:t>3</w:t>
+      </w:r>
+      <w:r>
+        <w:rPr>
+          <w:rStyle w:val="bumpedfont15"/>
+          <w:rFonts w:ascii="DengXian" w:eastAsia="DengXian" w:hAnsi="DengXian" w:cs="Arial"/>
+          <w:b/>
+          <w:bCs/>
+          <w:color w:val="000000"/>
+          <w:sz w:val="26"/>
+          <w:szCs w:val="26"/>
+        </w:rPr>
+        <w:t xml:space="preserve"> 开发平台与技术选型（游戏引擎、开发工具、编程语言）</w:t>
+      </w:r>
+    </w:p>
+    <w:p>
+      <w:pPr>
+        <w:widowControl/>
+        <w:rPr>
+          <w:rStyle w:val="bumpedfont15"/>
+          <w:rFonts w:ascii="DengXian" w:eastAsia="DengXian" w:hAnsi="DengXian" w:cs="Arial"/>
+          <w:b/>
+          <w:bCs/>
+          <w:color w:val="000000"/>
+          <w:szCs w:val="22"/>
+        </w:rPr>
+      </w:pPr>
+      <w:r>
+        <w:rPr>
+          <w:rStyle w:val="bumpedfont15"/>
+          <w:rFonts w:ascii="DengXian" w:eastAsia="DengXian" w:hAnsi="DengXian" w:cs="Arial"/>
+          <w:b/>
+          <w:bCs/>
+          <w:color w:val="000000"/>
+          <w:szCs w:val="22"/>
+        </w:rPr>
+        <w:tab/>
+      </w:r>
+      <w:r>
+        <w:rPr>
+          <w:rStyle w:val="bumpedfont15"/>
+          <w:rFonts w:ascii="DengXian" w:eastAsia="DengXian" w:hAnsi="DengXian" w:cs="Arial" w:hint="eastAsia"/>
+          <w:b/>
+          <w:bCs/>
+          <w:color w:val="000000"/>
+          <w:szCs w:val="22"/>
+        </w:rPr>
+        <w:t>2.3.1游戏引擎</w:t>
+      </w:r>
+    </w:p>
+    <w:p>
+      <w:pPr>
+        <w:widowControl/>
+        <w:ind w:leftChars="300" w:left="660"/>
+        <w:rPr>
+          <w:rStyle w:val="bumpedfont15"/>
+          <w:rFonts w:ascii="DengXian" w:eastAsia="DengXian" w:hAnsi="DengXian" w:cs="Arial"/>
+          <w:b/>
+          <w:bCs/>
+          <w:color w:val="000000"/>
+          <w:szCs w:val="22"/>
+        </w:rPr>
+      </w:pPr>
+      <w:r>
+        <w:rPr>
+          <w:rStyle w:val="bumpedfont15"/>
+          <w:rFonts w:ascii="DengXian" w:eastAsia="DengXian" w:hAnsi="DengXian" w:cs="Arial" w:hint="eastAsia"/>
           <w:color w:val="000000"/>
           <w:sz w:val="20"/>
           <w:szCs w:val="20"/>
         </w:rPr>
-      </w:pPr>
-      <w:r>
-        <w:rPr>
-          <w:rStyle w:val="bumpedfont15"/>
-          <w:rFonts w:ascii="等线" w:eastAsia="等线" w:hAnsi="等线" w:cs="Arial"/>
-          <w:color w:val="000000"/>
-          <w:sz w:val="22"/>
-          <w:szCs w:val="22"/>
-        </w:rPr>
-        <w:tab/>
-      </w:r>
-      <w:r>
-        <w:rPr>
-          <w:rStyle w:val="bumpedfont15"/>
-          <w:rFonts w:ascii="等线" w:eastAsia="等线" w:hAnsi="等线" w:cs="Arial"/>
-          <w:color w:val="000000"/>
-          <w:sz w:val="22"/>
-          <w:szCs w:val="22"/>
-        </w:rPr>
-        <w:tab/>
-      </w:r>
-      <w:r>
-        <w:rPr>
-          <w:rStyle w:val="bumpedfont15"/>
-          <w:rFonts w:ascii="等线" w:eastAsia="等线" w:hAnsi="等线" w:cs="Arial" w:hint="eastAsia"/>
+        <w:t>Godot（暂定）</w:t>
+      </w:r>
+    </w:p>
+    <w:p>
+      <w:pPr>
+        <w:widowControl/>
+        <w:rPr>
+          <w:rStyle w:val="bumpedfont15"/>
+          <w:rFonts w:ascii="DengXian" w:eastAsia="DengXian" w:hAnsi="DengXian" w:cs="Arial"/>
+          <w:b/>
+          <w:bCs/>
           <w:color w:val="000000"/>
           <w:sz w:val="20"/>
           <w:szCs w:val="20"/>
         </w:rPr>
-        <w:t>通过</w:t>
-      </w:r>
-      <w:r>
-        <w:rPr>
-          <w:rStyle w:val="bumpedfont15"/>
-          <w:rFonts w:ascii="等线" w:eastAsia="等线" w:hAnsi="等线" w:cs="Arial" w:hint="eastAsia"/>
+      </w:pPr>
+      <w:r>
+        <w:rPr>
+          <w:rStyle w:val="bumpedfont15"/>
+          <w:rFonts w:ascii="DengXian" w:eastAsia="DengXian" w:hAnsi="DengXian" w:cs="Arial"/>
           <w:color w:val="000000"/>
           <w:sz w:val="20"/>
           <w:szCs w:val="20"/>
         </w:rPr>
-        <w:t>视角切换产生视差实现解谜</w:t>
-      </w:r>
-    </w:p>
-    <w:p>
-      <w:pPr>
-        <w:pStyle w:val="s9"/>
-        <w:spacing w:before="90" w:beforeAutospacing="0" w:after="90" w:afterAutospacing="0"/>
-        <w:rPr>
-          <w:rStyle w:val="bumpedfont15"/>
-          <w:rFonts w:ascii="等线" w:eastAsia="等线" w:hAnsi="等线" w:cs="Arial" w:hint="eastAsia"/>
+        <w:lastRenderedPageBreak/>
+        <w:tab/>
+      </w:r>
+      <w:r>
+        <w:rPr>
+          <w:rStyle w:val="bumpedfont15"/>
+          <w:rFonts w:ascii="DengXian" w:eastAsia="DengXian" w:hAnsi="DengXian" w:cs="Arial" w:hint="eastAsia"/>
+          <w:b/>
+          <w:bCs/>
           <w:color w:val="000000"/>
           <w:sz w:val="20"/>
           <w:szCs w:val="20"/>
         </w:rPr>
-      </w:pPr>
-      <w:r>
-        <w:rPr>
-          <w:rStyle w:val="bumpedfont15"/>
-          <w:rFonts w:ascii="等线" w:eastAsia="等线" w:hAnsi="等线" w:cs="Arial"/>
+        <w:t>2.3.2开发工具</w:t>
+      </w:r>
+    </w:p>
+    <w:p>
+      <w:pPr>
+        <w:widowControl/>
+        <w:rPr>
+          <w:rStyle w:val="bumpedfont15"/>
+          <w:rFonts w:ascii="DengXian" w:eastAsia="DengXian" w:hAnsi="DengXian" w:cs="Arial"/>
+          <w:b/>
+          <w:bCs/>
           <w:color w:val="000000"/>
           <w:sz w:val="20"/>
           <w:szCs w:val="20"/>
         </w:rPr>
-        <w:tab/>
-      </w:r>
-      <w:r>
-        <w:rPr>
-          <w:rStyle w:val="bumpedfont15"/>
-          <w:rFonts w:ascii="等线" w:eastAsia="等线" w:hAnsi="等线" w:cs="Arial"/>
+      </w:pPr>
+      <w:r>
+        <w:rPr>
+          <w:rStyle w:val="bumpedfont15"/>
+          <w:rFonts w:ascii="DengXian" w:eastAsia="DengXian" w:hAnsi="DengXian" w:cs="Arial"/>
+          <w:b/>
+          <w:bCs/>
           <w:color w:val="000000"/>
           <w:sz w:val="20"/>
           <w:szCs w:val="20"/>
@@ -3408,228 +3874,332 @@
       <w:r>
         <w:rPr>
           <w:rStyle w:val="bumpedfont15"/>
-          <w:rFonts w:ascii="等线" w:eastAsia="等线" w:hAnsi="等线" w:cs="Arial" w:hint="eastAsia"/>
+          <w:rFonts w:ascii="DengXian" w:eastAsia="DengXian" w:hAnsi="DengXian" w:cs="Arial" w:hint="eastAsia"/>
+          <w:b/>
+          <w:bCs/>
           <w:color w:val="000000"/>
           <w:sz w:val="20"/>
           <w:szCs w:val="20"/>
         </w:rPr>
-        <w:t>战斗与经营同比重的内容</w:t>
-      </w:r>
-    </w:p>
-    <w:p>
-      <w:pPr>
-        <w:pStyle w:val="s9"/>
-        <w:spacing w:before="90" w:beforeAutospacing="0" w:after="90" w:afterAutospacing="0"/>
-        <w:rPr>
-          <w:rStyle w:val="bumpedfont15"/>
-          <w:rFonts w:ascii="等线" w:eastAsia="等线" w:hAnsi="等线" w:cs="Arial" w:hint="eastAsia"/>
-          <w:b/>
-          <w:bCs/>
-          <w:color w:val="000000"/>
-          <w:sz w:val="22"/>
-          <w:szCs w:val="22"/>
-        </w:rPr>
-      </w:pPr>
-      <w:r>
-        <w:rPr>
-          <w:rStyle w:val="bumpedfont15"/>
-          <w:rFonts w:ascii="等线" w:eastAsia="等线" w:hAnsi="等线" w:cs="Arial"/>
-          <w:color w:val="000000"/>
-          <w:sz w:val="22"/>
-          <w:szCs w:val="22"/>
+        <w:t>2.3.3编程语言</w:t>
+      </w:r>
+    </w:p>
+    <w:p>
+      <w:pPr>
+        <w:widowControl/>
+        <w:ind w:leftChars="300" w:left="660"/>
+        <w:rPr>
+          <w:rStyle w:val="bumpedfont15"/>
+          <w:rFonts w:ascii="DengXian" w:eastAsia="DengXian" w:hAnsi="DengXian" w:cs="Arial"/>
+          <w:b/>
+          <w:bCs/>
+          <w:color w:val="000000"/>
+          <w:sz w:val="20"/>
+          <w:szCs w:val="20"/>
+        </w:rPr>
+      </w:pPr>
+      <w:r>
+        <w:rPr>
+          <w:rStyle w:val="bumpedfont15"/>
+          <w:rFonts w:ascii="DengXian" w:eastAsia="DengXian" w:hAnsi="DengXian" w:cs="Arial" w:hint="eastAsia"/>
+          <w:color w:val="000000"/>
+          <w:sz w:val="20"/>
+          <w:szCs w:val="20"/>
+        </w:rPr>
+        <w:t>C++；C#</w:t>
+      </w:r>
+      <w:r>
+        <w:rPr>
+          <w:rStyle w:val="bumpedfont15"/>
+          <w:rFonts w:ascii="DengXian" w:eastAsia="DengXian" w:hAnsi="DengXian" w:cs="Arial" w:hint="eastAsia"/>
+          <w:color w:val="000000"/>
+          <w:sz w:val="20"/>
+          <w:szCs w:val="20"/>
+        </w:rPr>
+        <w:t>；</w:t>
+      </w:r>
+      <w:proofErr w:type="spellStart"/>
+      <w:r>
+        <w:rPr>
+          <w:rFonts w:ascii="DengXian" w:eastAsia="DengXian" w:hAnsi="DengXian" w:cs="Arial"/>
+          <w:color w:val="000000"/>
+          <w:sz w:val="20"/>
+          <w:szCs w:val="20"/>
+        </w:rPr>
+        <w:t>GDScript</w:t>
+      </w:r>
+      <w:proofErr w:type="spellEnd"/>
+    </w:p>
+    <w:p>
+      <w:pPr>
+        <w:widowControl/>
+        <w:rPr>
+          <w:rStyle w:val="bumpedfont15"/>
+          <w:rFonts w:ascii="DengXian" w:eastAsia="DengXian" w:hAnsi="DengXian" w:cs="Arial"/>
+          <w:color w:val="000000"/>
+          <w:kern w:val="0"/>
+          <w:szCs w:val="22"/>
+          <w14:ligatures w14:val="none"/>
+        </w:rPr>
+      </w:pPr>
+    </w:p>
+    <w:p>
+      <w:pPr>
+        <w:widowControl/>
+        <w:rPr>
+          <w:rStyle w:val="bumpedfont15"/>
+          <w:rFonts w:ascii="DengXian" w:eastAsia="DengXian" w:hAnsi="DengXian" w:cs="Arial"/>
+          <w:color w:val="000000"/>
+          <w:kern w:val="0"/>
+          <w:szCs w:val="22"/>
+          <w14:ligatures w14:val="none"/>
+        </w:rPr>
+      </w:pPr>
+      <w:r>
+        <w:rPr>
+          <w:rStyle w:val="bumpedfont15"/>
+          <w:rFonts w:ascii="DengXian" w:eastAsia="DengXian" w:hAnsi="DengXian" w:cs="Arial"/>
+          <w:color w:val="000000"/>
+          <w:kern w:val="0"/>
+          <w:szCs w:val="22"/>
+          <w14:ligatures w14:val="none"/>
+        </w:rPr>
+        <w:br w:type="page"/>
+      </w:r>
+    </w:p>
+    <w:p>
+      <w:pPr>
+        <w:pStyle w:val="s7"/>
+        <w:spacing w:before="240" w:beforeAutospacing="0" w:after="90" w:afterAutospacing="0"/>
+        <w:rPr>
+          <w:rStyle w:val="bumpedfont15"/>
+          <w:rFonts w:cs="Arial"/>
+          <w:b/>
+          <w:bCs/>
+          <w:sz w:val="36"/>
+          <w:szCs w:val="36"/>
+        </w:rPr>
+      </w:pPr>
+      <w:r>
+        <w:rPr>
+          <w:rStyle w:val="bumpedfont15"/>
+          <w:rFonts w:ascii="DengXian" w:eastAsia="DengXian" w:hAnsi="DengXian" w:cs="Arial"/>
+          <w:b/>
+          <w:bCs/>
+          <w:color w:val="000000"/>
+          <w:sz w:val="36"/>
+          <w:szCs w:val="36"/>
+        </w:rPr>
+        <w:lastRenderedPageBreak/>
+        <w:t>三、游戏世界观与剧情设计</w:t>
+      </w:r>
+    </w:p>
+    <w:p>
+      <w:pPr>
+        <w:pStyle w:val="s9"/>
+        <w:spacing w:before="90" w:beforeAutospacing="0" w:after="90" w:afterAutospacing="0"/>
+        <w:rPr>
+          <w:rStyle w:val="bumpedfont15"/>
+          <w:rFonts w:ascii="DengXian" w:eastAsia="DengXian" w:hAnsi="DengXian" w:cs="Arial"/>
+          <w:b/>
+          <w:bCs/>
+          <w:color w:val="000000"/>
+          <w:sz w:val="26"/>
+          <w:szCs w:val="26"/>
+        </w:rPr>
+      </w:pPr>
+      <w:r>
+        <w:rPr>
+          <w:rStyle w:val="bumpedfont15"/>
+          <w:rFonts w:ascii="DengXian" w:eastAsia="DengXian" w:hAnsi="DengXian" w:cs="Arial"/>
+          <w:b/>
+          <w:bCs/>
+          <w:color w:val="000000"/>
+          <w:sz w:val="26"/>
+          <w:szCs w:val="26"/>
+        </w:rPr>
+        <w:t>3.1 整体世界观背景设定</w:t>
+      </w:r>
+    </w:p>
+    <w:p>
+      <w:pPr>
+        <w:pStyle w:val="s9"/>
+        <w:spacing w:before="90" w:beforeAutospacing="0" w:after="90" w:afterAutospacing="0"/>
+        <w:ind w:leftChars="200" w:left="440"/>
+      </w:pPr>
+      <w:r>
+        <w:rPr>
+          <w:rStyle w:val="bumpedfont15"/>
+          <w:rFonts w:ascii="DengXian" w:eastAsia="DengXian" w:hAnsi="DengXian" w:cs="Arial"/>
+          <w:color w:val="000000"/>
+          <w:sz w:val="26"/>
+          <w:szCs w:val="26"/>
         </w:rPr>
         <w:tab/>
       </w:r>
       <w:r>
-        <w:rPr>
-          <w:rStyle w:val="bumpedfont15"/>
-          <w:rFonts w:ascii="等线" w:eastAsia="等线" w:hAnsi="等线" w:cs="Arial" w:hint="eastAsia"/>
-          <w:b/>
-          <w:bCs/>
-          <w:color w:val="000000"/>
-          <w:sz w:val="22"/>
-          <w:szCs w:val="22"/>
-        </w:rPr>
-        <w:t>2.2.2核心玩法</w:t>
-      </w:r>
-      <w:r>
-        <w:rPr>
-          <w:rStyle w:val="bumpedfont15"/>
-          <w:rFonts w:ascii="等线" w:eastAsia="等线" w:hAnsi="等线" w:cs="Arial"/>
-          <w:b/>
-          <w:bCs/>
-          <w:color w:val="EE0000"/>
-          <w:sz w:val="22"/>
-          <w:szCs w:val="22"/>
-        </w:rPr>
-        <w:t>*</w:t>
-      </w:r>
-      <w:r>
-        <w:rPr>
-          <w:rStyle w:val="bumpedfont15"/>
-          <w:rFonts w:ascii="等线" w:eastAsia="等线" w:hAnsi="等线" w:cs="Arial"/>
-          <w:b/>
-          <w:bCs/>
-          <w:color w:val="FFC000"/>
-          <w:sz w:val="22"/>
-          <w:szCs w:val="22"/>
-        </w:rPr>
-        <w:t>*</w:t>
-      </w:r>
-    </w:p>
-    <w:p>
-      <w:pPr>
-        <w:pStyle w:val="s9"/>
-        <w:spacing w:before="90" w:beforeAutospacing="0" w:after="90" w:afterAutospacing="0"/>
-        <w:ind w:leftChars="300" w:left="660"/>
-        <w:rPr>
-          <w:rStyle w:val="bumpedfont15"/>
-          <w:rFonts w:ascii="等线" w:eastAsia="等线" w:hAnsi="等线" w:cs="Arial" w:hint="eastAsia"/>
-          <w:b/>
-          <w:bCs/>
-          <w:color w:val="BFBFBF" w:themeColor="background1" w:themeShade="BF"/>
-          <w:sz w:val="22"/>
-          <w:szCs w:val="22"/>
-        </w:rPr>
-      </w:pPr>
-      <w:r>
-        <w:rPr>
-          <w:rStyle w:val="bumpedfont15"/>
-          <w:rFonts w:ascii="等线" w:eastAsia="等线" w:hAnsi="等线" w:cs="Arial" w:hint="eastAsia"/>
-          <w:color w:val="000000"/>
-          <w:sz w:val="22"/>
-          <w:szCs w:val="22"/>
-        </w:rPr>
-        <w:t>（</w:t>
-      </w:r>
-      <w:r>
-        <w:rPr>
-          <w:rStyle w:val="bumpedfont15"/>
-          <w:rFonts w:ascii="等线" w:eastAsia="等线" w:hAnsi="等线" w:cs="Arial" w:hint="eastAsia"/>
-          <w:color w:val="BFBFBF" w:themeColor="background1" w:themeShade="BF"/>
-          <w:sz w:val="22"/>
-          <w:szCs w:val="22"/>
-        </w:rPr>
-        <w:t>从家园出发→</w:t>
-      </w:r>
-      <w:r>
-        <w:rPr>
-          <w:rStyle w:val="bumpedfont15"/>
-          <w:rFonts w:ascii="等线" w:eastAsia="等线" w:hAnsi="等线" w:cs="Arial" w:hint="eastAsia"/>
-          <w:color w:val="EE0000"/>
-          <w:sz w:val="22"/>
-          <w:szCs w:val="22"/>
-        </w:rPr>
-        <w:t>战斗</w:t>
-      </w:r>
-      <w:r>
-        <w:rPr>
-          <w:rStyle w:val="bumpedfont15"/>
-          <w:rFonts w:ascii="等线" w:eastAsia="等线" w:hAnsi="等线" w:cs="Arial" w:hint="eastAsia"/>
-          <w:color w:val="BFBFBF" w:themeColor="background1" w:themeShade="BF"/>
-          <w:sz w:val="22"/>
-          <w:szCs w:val="22"/>
-        </w:rPr>
-        <w:t>→收集</w:t>
-      </w:r>
-      <w:r>
-        <w:rPr>
-          <w:rStyle w:val="bumpedfont15"/>
-          <w:rFonts w:ascii="等线" w:eastAsia="等线" w:hAnsi="等线" w:cs="Arial" w:hint="eastAsia"/>
-          <w:color w:val="EE0000"/>
-          <w:sz w:val="22"/>
-          <w:szCs w:val="22"/>
-        </w:rPr>
-        <w:t>→撤离</w:t>
-      </w:r>
-      <w:r>
-        <w:rPr>
-          <w:rStyle w:val="bumpedfont15"/>
-          <w:rFonts w:ascii="等线" w:eastAsia="等线" w:hAnsi="等线" w:cs="Arial" w:hint="eastAsia"/>
-          <w:color w:val="BFBFBF" w:themeColor="background1" w:themeShade="BF"/>
-          <w:sz w:val="22"/>
-          <w:szCs w:val="22"/>
-        </w:rPr>
-        <w:t>→建设家园→从家园出发</w:t>
-      </w:r>
-      <w:r>
-        <w:rPr>
-          <w:rStyle w:val="bumpedfont15"/>
-          <w:rFonts w:ascii="等线" w:eastAsia="等线" w:hAnsi="等线" w:cs="Arial" w:hint="eastAsia"/>
-          <w:color w:val="000000"/>
-          <w:sz w:val="22"/>
-          <w:szCs w:val="22"/>
-        </w:rPr>
-        <w:t>）</w:t>
-      </w:r>
-      <w:r>
-        <w:rPr>
-          <w:rStyle w:val="bumpedfont15"/>
-          <w:rFonts w:ascii="等线" w:eastAsia="等线" w:hAnsi="等线" w:cs="Arial" w:hint="eastAsia"/>
-          <w:color w:val="BFBFBF" w:themeColor="background1" w:themeShade="BF"/>
-          <w:sz w:val="22"/>
-          <w:szCs w:val="22"/>
-        </w:rPr>
-        <w:t>的战斗循环模式</w:t>
-      </w:r>
-    </w:p>
-    <w:p>
-      <w:pPr>
-        <w:pStyle w:val="s9"/>
-        <w:spacing w:before="90" w:beforeAutospacing="0" w:after="90" w:afterAutospacing="0"/>
-        <w:ind w:leftChars="300" w:left="660"/>
-        <w:rPr>
-          <w:rStyle w:val="bumpedfont15"/>
-          <w:rFonts w:ascii="等线" w:eastAsia="等线" w:hAnsi="等线" w:cs="Arial" w:hint="eastAsia"/>
-          <w:b/>
-          <w:bCs/>
-          <w:color w:val="BFBFBF" w:themeColor="background1" w:themeShade="BF"/>
-          <w:sz w:val="22"/>
-          <w:szCs w:val="22"/>
-        </w:rPr>
-      </w:pPr>
-      <w:r>
-        <w:rPr>
-          <w:rStyle w:val="bumpedfont15"/>
-          <w:rFonts w:ascii="等线" w:eastAsia="等线" w:hAnsi="等线" w:cs="Arial" w:hint="eastAsia"/>
-          <w:color w:val="BFBFBF" w:themeColor="background1" w:themeShade="BF"/>
-          <w:sz w:val="22"/>
-          <w:szCs w:val="22"/>
-        </w:rPr>
-        <w:t>（使用战斗中搜集的物资建设家园→使用家园生产的物资变强→进入更难的战斗收集更稀有的物资→建设家园）的成长模式</w:t>
-      </w:r>
-    </w:p>
-    <w:p>
-      <w:pPr>
-        <w:pStyle w:val="s9"/>
-        <w:spacing w:before="90" w:beforeAutospacing="0" w:after="90" w:afterAutospacing="0"/>
-        <w:ind w:leftChars="300" w:left="660"/>
-        <w:rPr>
-          <w:rFonts w:ascii="等线" w:eastAsia="等线" w:hAnsi="等线" w:cs="Arial" w:hint="eastAsia"/>
-          <w:b/>
-          <w:bCs/>
-          <w:color w:val="BFBFBF" w:themeColor="background1" w:themeShade="BF"/>
-          <w:sz w:val="22"/>
-          <w:szCs w:val="22"/>
-        </w:rPr>
-      </w:pPr>
-      <w:r>
-        <w:rPr>
-          <w:rStyle w:val="bumpedfont15"/>
-          <w:rFonts w:ascii="等线" w:eastAsia="等线" w:hAnsi="等线" w:cs="Arial" w:hint="eastAsia"/>
-          <w:color w:val="BFBFBF" w:themeColor="background1" w:themeShade="BF"/>
-          <w:sz w:val="22"/>
-          <w:szCs w:val="22"/>
-        </w:rPr>
-        <w:t>（在局内或随机事件中招募NPC→（增加家园人口→增加家园生产力→增加家园人口→增加家园生产力→……）→扩大家园规模→发展文化（意识形态）与政权）的社区建设玩法</w:t>
-      </w:r>
-    </w:p>
-    <w:p>
-      <w:pPr>
-        <w:pStyle w:val="s9"/>
-        <w:spacing w:before="90" w:beforeAutospacing="0" w:after="90" w:afterAutospacing="0"/>
-        <w:rPr>
-          <w:rFonts w:ascii="等线" w:eastAsia="等线" w:hAnsi="等线" w:hint="eastAsia"/>
+        <w:t>故事设定在人类文明第 20 个千年末期，星际殖民蓬勃发展，人类足迹遍布太阳系。但因未掌握超光速航行技术，通讯与交通成本极高，边缘文明与地球隔绝。主角出生于距地球 638 光年的开普勒 22b，这颗与地球高度相似的星球，由其祖先在第 19 个千年末期携早期古技术拓荒而来。第 20 个千年早期，星球因粮食危机爆发战争，核聚变既曾助力生存，亦摧毁家园，主角作为十岁孩童进入冬眠舱沉睡千年，后续历史皆从废弃建筑中的史书所得。</w:t>
+      </w:r>
+    </w:p>
+    <w:p>
+      <w:pPr>
+        <w:pStyle w:val="s9"/>
+        <w:spacing w:before="90" w:beforeAutospacing="0" w:after="90" w:afterAutospacing="0"/>
+        <w:rPr>
+          <w:rStyle w:val="bumpedfont15"/>
+          <w:rFonts w:ascii="DengXian" w:eastAsia="DengXian" w:hAnsi="DengXian" w:cs="Arial"/>
+          <w:b/>
+          <w:bCs/>
+          <w:color w:val="000000"/>
+          <w:sz w:val="26"/>
+          <w:szCs w:val="26"/>
+        </w:rPr>
+      </w:pPr>
+      <w:r>
+        <w:rPr>
+          <w:rStyle w:val="bumpedfont15"/>
+          <w:rFonts w:ascii="DengXian" w:eastAsia="DengXian" w:hAnsi="DengXian" w:cs="Arial"/>
+          <w:b/>
+          <w:bCs/>
+          <w:color w:val="000000"/>
+          <w:sz w:val="26"/>
+          <w:szCs w:val="26"/>
+        </w:rPr>
+        <w:t>3.2 游戏故事主线与剧情脉络</w:t>
+      </w:r>
+    </w:p>
+    <w:p>
+      <w:pPr>
+        <w:pStyle w:val="s9"/>
+        <w:spacing w:before="90" w:beforeAutospacing="0" w:after="90" w:afterAutospacing="0"/>
+        <w:ind w:leftChars="200" w:left="440"/>
+      </w:pPr>
+      <w:r>
+        <w:rPr>
+          <w:rStyle w:val="bumpedfont15"/>
+          <w:rFonts w:ascii="DengXian" w:eastAsia="DengXian" w:hAnsi="DengXian" w:cs="Arial"/>
+          <w:color w:val="000000"/>
+          <w:sz w:val="22"/>
+          <w:szCs w:val="22"/>
+        </w:rPr>
+        <w:tab/>
+      </w:r>
+      <w:r>
+        <w:t>主角从冬眠仓苏醒时，星球生态已在百年间自我修复，仿佛人类从未存在；冬眠综合征带来头痛呕吐，ta 依靠休眠舱物资在山洞度过首日，洞前小河依旧流淌，岸边生长着拓荒者带来的桃树，虽未结果却桃花盛开，洞外不远处便是适合建设的平原。随后几日，ta 过滤河水、狩猎求生，但物资有限；第三夜遭遇牙兽对峙，对方并未攻击，仅夺走猎物，第四日牙兽携幼崽与猎物归来，选择共享洞穴。序章以此完成操作教学与世界观引入，主线则在主角成年后展开：ta 每日狩猎采集、归家建造，探索中解锁科技、结识商人、医生、工程师等 NPC 并邀其定居互助，故事以无限建设为核心，同时设有飞向地球的最终结局。</w:t>
+      </w:r>
+    </w:p>
+    <w:p>
+      <w:pPr>
+        <w:pStyle w:val="s9"/>
+        <w:spacing w:before="90" w:beforeAutospacing="0" w:after="90" w:afterAutospacing="0"/>
+        <w:rPr>
+          <w:rStyle w:val="bumpedfont15"/>
+          <w:rFonts w:ascii="DengXian" w:eastAsia="DengXian" w:hAnsi="DengXian" w:cs="Arial"/>
+          <w:b/>
+          <w:bCs/>
+          <w:color w:val="000000"/>
+          <w:sz w:val="26"/>
+          <w:szCs w:val="26"/>
+        </w:rPr>
+      </w:pPr>
+      <w:r>
+        <w:rPr>
+          <w:rStyle w:val="bumpedfont15"/>
+          <w:rFonts w:ascii="DengXian" w:eastAsia="DengXian" w:hAnsi="DengXian" w:cs="Arial"/>
+          <w:b/>
+          <w:bCs/>
+          <w:color w:val="000000"/>
+          <w:sz w:val="26"/>
+          <w:szCs w:val="26"/>
+        </w:rPr>
+        <w:t>3.3 核心角色设定（角色形象、性格、功能）</w:t>
+      </w:r>
+    </w:p>
+    <w:p>
+      <w:pPr>
+        <w:pStyle w:val="s9"/>
+        <w:spacing w:before="90" w:beforeAutospacing="0" w:after="90" w:afterAutospacing="0"/>
+        <w:ind w:leftChars="200" w:left="440"/>
+        <w:rPr>
+          <w:rFonts w:ascii="DengXian" w:eastAsia="DengXian" w:hAnsi="DengXian"/>
+          <w:color w:val="BFBFBF" w:themeColor="background1" w:themeShade="BF"/>
+          <w:sz w:val="22"/>
+          <w:szCs w:val="22"/>
+        </w:rPr>
+      </w:pPr>
+      <w:r>
+        <w:rPr>
+          <w:rFonts w:ascii="DengXian" w:eastAsia="DengXian" w:hAnsi="DengXian"/>
+          <w:color w:val="000000"/>
+          <w:sz w:val="22"/>
+          <w:szCs w:val="22"/>
+        </w:rPr>
+        <w:tab/>
+      </w:r>
+      <w:r>
+        <w:rPr>
+          <w:rFonts w:ascii="DengXian" w:eastAsia="DengXian" w:hAnsi="DengXian" w:hint="eastAsia"/>
+          <w:color w:val="000000"/>
+          <w:sz w:val="22"/>
+          <w:szCs w:val="22"/>
+        </w:rPr>
+        <w:t>我会</w:t>
+      </w:r>
+      <w:r>
+        <w:rPr>
+          <w:rFonts w:ascii="DengXian" w:eastAsia="DengXian" w:hAnsi="DengXian" w:hint="eastAsia"/>
+          <w:color w:val="C00000"/>
+          <w:sz w:val="22"/>
+          <w:szCs w:val="22"/>
+        </w:rPr>
+        <w:t>设计一个预设角色</w:t>
+      </w:r>
+      <w:r>
+        <w:rPr>
+          <w:rFonts w:ascii="DengXian" w:eastAsia="DengXian" w:hAnsi="DengXian" w:hint="eastAsia"/>
+          <w:color w:val="000000"/>
+          <w:sz w:val="22"/>
+          <w:szCs w:val="22"/>
+        </w:rPr>
+        <w:t>。</w:t>
+      </w:r>
+      <w:r>
+        <w:rPr>
+          <w:rFonts w:ascii="DengXian" w:eastAsia="DengXian" w:hAnsi="DengXian" w:hint="eastAsia"/>
+          <w:color w:val="BFBFBF" w:themeColor="background1" w:themeShade="BF"/>
+          <w:sz w:val="22"/>
+          <w:szCs w:val="22"/>
+        </w:rPr>
+        <w:t>但我规划未来可能会做一个捏人系统，让玩家能自定义自己的角色更有代入感。</w:t>
+      </w:r>
+    </w:p>
+    <w:p>
+      <w:pPr>
+        <w:pStyle w:val="s9"/>
+        <w:spacing w:before="90" w:beforeAutospacing="0" w:after="90" w:afterAutospacing="0"/>
+        <w:rPr>
+          <w:rFonts w:ascii="DengXian" w:eastAsia="DengXian" w:hAnsi="DengXian"/>
+          <w:color w:val="000000"/>
+          <w:sz w:val="22"/>
+          <w:szCs w:val="22"/>
+        </w:rPr>
+      </w:pPr>
+      <w:r>
+        <w:rPr>
+          <w:rFonts w:ascii="DengXian" w:eastAsia="DengXian" w:hAnsi="DengXian"/>
+          <w:color w:val="000000"/>
+          <w:sz w:val="22"/>
+          <w:szCs w:val="22"/>
+        </w:rPr>
+        <w:tab/>
+      </w:r>
+    </w:p>
+    <w:p>
+      <w:pPr>
+        <w:pStyle w:val="s9"/>
+        <w:spacing w:before="90" w:beforeAutospacing="0" w:after="90" w:afterAutospacing="0"/>
+        <w:rPr>
+          <w:rFonts w:ascii="DengXian" w:eastAsia="DengXian" w:hAnsi="DengXian"/>
           <w:b/>
           <w:bCs/>
           <w:color w:val="000000"/>
@@ -3640,309 +4210,14 @@
       <w:r>
         <w:rPr>
           <w:rStyle w:val="bumpedfont15"/>
-          <w:rFonts w:ascii="等线" w:eastAsia="等线" w:hAnsi="等线" w:cs="Arial"/>
-          <w:b/>
-          <w:bCs/>
-          <w:color w:val="000000"/>
-          <w:sz w:val="26"/>
-          <w:szCs w:val="26"/>
-        </w:rPr>
-        <w:t>2.</w:t>
-      </w:r>
-      <w:r>
-        <w:rPr>
-          <w:rStyle w:val="bumpedfont15"/>
-          <w:rFonts w:ascii="等线" w:eastAsia="等线" w:hAnsi="等线" w:cs="Arial" w:hint="eastAsia"/>
-          <w:b/>
-          <w:bCs/>
-          <w:color w:val="000000"/>
-          <w:sz w:val="26"/>
-          <w:szCs w:val="26"/>
-        </w:rPr>
-        <w:t>3</w:t>
-      </w:r>
-      <w:r>
-        <w:rPr>
-          <w:rStyle w:val="bumpedfont15"/>
-          <w:rFonts w:ascii="等线" w:eastAsia="等线" w:hAnsi="等线" w:cs="Arial"/>
-          <w:b/>
-          <w:bCs/>
-          <w:color w:val="000000"/>
-          <w:sz w:val="26"/>
-          <w:szCs w:val="26"/>
-        </w:rPr>
-        <w:t xml:space="preserve"> 开发平台与技术选型（游戏引擎、开发工具、编程语言）</w:t>
-      </w:r>
-    </w:p>
-    <w:p>
-      <w:pPr>
-        <w:widowControl/>
-        <w:rPr>
-          <w:rStyle w:val="bumpedfont15"/>
-          <w:rFonts w:ascii="等线" w:eastAsia="等线" w:hAnsi="等线" w:cs="Arial" w:hint="eastAsia"/>
-          <w:b/>
-          <w:bCs/>
-          <w:color w:val="000000"/>
-          <w:szCs w:val="22"/>
-        </w:rPr>
-      </w:pPr>
-      <w:r>
-        <w:rPr>
-          <w:rStyle w:val="bumpedfont15"/>
-          <w:rFonts w:ascii="等线" w:eastAsia="等线" w:hAnsi="等线" w:cs="Arial"/>
-          <w:b/>
-          <w:bCs/>
-          <w:color w:val="000000"/>
-          <w:szCs w:val="22"/>
-        </w:rPr>
-        <w:tab/>
-      </w:r>
-      <w:r>
-        <w:rPr>
-          <w:rStyle w:val="bumpedfont15"/>
-          <w:rFonts w:ascii="等线" w:eastAsia="等线" w:hAnsi="等线" w:cs="Arial" w:hint="eastAsia"/>
-          <w:b/>
-          <w:bCs/>
-          <w:color w:val="000000"/>
-          <w:szCs w:val="22"/>
-        </w:rPr>
-        <w:t>2.3.1游戏引擎</w:t>
-      </w:r>
-    </w:p>
-    <w:p>
-      <w:pPr>
-        <w:widowControl/>
-        <w:ind w:leftChars="300" w:left="660"/>
-        <w:rPr>
-          <w:rStyle w:val="bumpedfont15"/>
-          <w:rFonts w:ascii="等线" w:eastAsia="等线" w:hAnsi="等线" w:cs="Arial" w:hint="eastAsia"/>
-          <w:b/>
-          <w:bCs/>
-          <w:color w:val="000000"/>
-          <w:szCs w:val="22"/>
-        </w:rPr>
-      </w:pPr>
-      <w:r>
-        <w:rPr>
-          <w:rStyle w:val="bumpedfont15"/>
-          <w:rFonts w:ascii="等线" w:eastAsia="等线" w:hAnsi="等线" w:cs="Arial" w:hint="eastAsia"/>
-          <w:color w:val="000000"/>
-          <w:sz w:val="20"/>
-          <w:szCs w:val="20"/>
-        </w:rPr>
-        <w:t>Godot（暂定）</w:t>
-      </w:r>
-    </w:p>
-    <w:p>
-      <w:pPr>
-        <w:widowControl/>
-        <w:rPr>
-          <w:rStyle w:val="bumpedfont15"/>
-          <w:rFonts w:ascii="等线" w:eastAsia="等线" w:hAnsi="等线" w:cs="Arial" w:hint="eastAsia"/>
-          <w:b/>
-          <w:bCs/>
-          <w:color w:val="000000"/>
-          <w:sz w:val="20"/>
-          <w:szCs w:val="20"/>
-        </w:rPr>
-      </w:pPr>
-      <w:r>
-        <w:rPr>
-          <w:rStyle w:val="bumpedfont15"/>
-          <w:rFonts w:ascii="等线" w:eastAsia="等线" w:hAnsi="等线" w:cs="Arial"/>
-          <w:color w:val="000000"/>
-          <w:sz w:val="20"/>
-          <w:szCs w:val="20"/>
-        </w:rPr>
-        <w:lastRenderedPageBreak/>
-        <w:tab/>
-      </w:r>
-      <w:r>
-        <w:rPr>
-          <w:rStyle w:val="bumpedfont15"/>
-          <w:rFonts w:ascii="等线" w:eastAsia="等线" w:hAnsi="等线" w:cs="Arial" w:hint="eastAsia"/>
-          <w:b/>
-          <w:bCs/>
-          <w:color w:val="000000"/>
-          <w:sz w:val="20"/>
-          <w:szCs w:val="20"/>
-        </w:rPr>
-        <w:t>2.3.2开发工具</w:t>
-      </w:r>
-    </w:p>
-    <w:p>
-      <w:pPr>
-        <w:widowControl/>
-        <w:rPr>
-          <w:rStyle w:val="bumpedfont15"/>
-          <w:rFonts w:ascii="等线" w:eastAsia="等线" w:hAnsi="等线" w:cs="Arial" w:hint="eastAsia"/>
-          <w:b/>
-          <w:bCs/>
-          <w:color w:val="000000"/>
-          <w:sz w:val="20"/>
-          <w:szCs w:val="20"/>
-        </w:rPr>
-      </w:pPr>
-      <w:r>
-        <w:rPr>
-          <w:rStyle w:val="bumpedfont15"/>
-          <w:rFonts w:ascii="等线" w:eastAsia="等线" w:hAnsi="等线" w:cs="Arial"/>
-          <w:b/>
-          <w:bCs/>
-          <w:color w:val="000000"/>
-          <w:sz w:val="20"/>
-          <w:szCs w:val="20"/>
-        </w:rPr>
-        <w:tab/>
-      </w:r>
-      <w:r>
-        <w:rPr>
-          <w:rStyle w:val="bumpedfont15"/>
-          <w:rFonts w:ascii="等线" w:eastAsia="等线" w:hAnsi="等线" w:cs="Arial" w:hint="eastAsia"/>
-          <w:b/>
-          <w:bCs/>
-          <w:color w:val="000000"/>
-          <w:sz w:val="20"/>
-          <w:szCs w:val="20"/>
-        </w:rPr>
-        <w:t>2.3.3编程语言</w:t>
-      </w:r>
-    </w:p>
-    <w:p>
-      <w:pPr>
-        <w:widowControl/>
-        <w:ind w:leftChars="300" w:left="660"/>
-        <w:rPr>
-          <w:rStyle w:val="bumpedfont15"/>
-          <w:rFonts w:ascii="等线" w:eastAsia="等线" w:hAnsi="等线" w:cs="Arial" w:hint="eastAsia"/>
-          <w:b/>
-          <w:bCs/>
-          <w:color w:val="000000"/>
-          <w:sz w:val="20"/>
-          <w:szCs w:val="20"/>
-        </w:rPr>
-      </w:pPr>
-      <w:r>
-        <w:rPr>
-          <w:rStyle w:val="bumpedfont15"/>
-          <w:rFonts w:ascii="等线" w:eastAsia="等线" w:hAnsi="等线" w:cs="Arial" w:hint="eastAsia"/>
-          <w:color w:val="000000"/>
-          <w:sz w:val="20"/>
-          <w:szCs w:val="20"/>
-        </w:rPr>
-        <w:t>C++；C#</w:t>
-      </w:r>
-      <w:r>
-        <w:rPr>
-          <w:rStyle w:val="bumpedfont15"/>
-          <w:rFonts w:ascii="等线" w:eastAsia="等线" w:hAnsi="等线" w:cs="Arial" w:hint="eastAsia"/>
-          <w:color w:val="000000"/>
-          <w:sz w:val="20"/>
-          <w:szCs w:val="20"/>
-        </w:rPr>
-        <w:t>；</w:t>
-      </w:r>
-      <w:proofErr w:type="spellStart"/>
-      <w:r>
-        <w:rPr>
-          <w:rFonts w:ascii="等线" w:eastAsia="等线" w:hAnsi="等线" w:cs="Arial"/>
-          <w:color w:val="000000"/>
-          <w:sz w:val="20"/>
-          <w:szCs w:val="20"/>
-        </w:rPr>
-        <w:t>GDScript</w:t>
-      </w:r>
-      <w:proofErr w:type="spellEnd"/>
-    </w:p>
-    <w:p>
-      <w:pPr>
-        <w:widowControl/>
-        <w:rPr>
-          <w:rStyle w:val="bumpedfont15"/>
-          <w:rFonts w:ascii="等线" w:eastAsia="等线" w:hAnsi="等线" w:cs="Arial" w:hint="eastAsia"/>
-          <w:color w:val="000000"/>
-          <w:kern w:val="0"/>
-          <w:szCs w:val="22"/>
-          <w14:ligatures w14:val="none"/>
-        </w:rPr>
-      </w:pPr>
-    </w:p>
-    <w:p>
-      <w:pPr>
-        <w:widowControl/>
-        <w:rPr>
-          <w:rStyle w:val="bumpedfont15"/>
-          <w:rFonts w:ascii="等线" w:eastAsia="等线" w:hAnsi="等线" w:cs="Arial" w:hint="eastAsia"/>
-          <w:color w:val="000000"/>
-          <w:kern w:val="0"/>
-          <w:szCs w:val="22"/>
-          <w14:ligatures w14:val="none"/>
-        </w:rPr>
-      </w:pPr>
-      <w:r>
-        <w:rPr>
-          <w:rStyle w:val="bumpedfont15"/>
-          <w:rFonts w:ascii="等线" w:eastAsia="等线" w:hAnsi="等线" w:cs="Arial"/>
-          <w:color w:val="000000"/>
-          <w:kern w:val="0"/>
-          <w:szCs w:val="22"/>
-          <w14:ligatures w14:val="none"/>
-        </w:rPr>
-        <w:br w:type="page"/>
-      </w:r>
-    </w:p>
-    <w:p>
-      <w:pPr>
-        <w:pStyle w:val="s7"/>
-        <w:spacing w:before="240" w:beforeAutospacing="0" w:after="90" w:afterAutospacing="0"/>
-        <w:rPr>
-          <w:rStyle w:val="bumpedfont15"/>
-          <w:rFonts w:cs="Arial" w:hint="eastAsia"/>
-          <w:b/>
-          <w:bCs/>
-          <w:sz w:val="36"/>
-          <w:szCs w:val="36"/>
-        </w:rPr>
-      </w:pPr>
-      <w:r>
-        <w:rPr>
-          <w:rStyle w:val="bumpedfont15"/>
-          <w:rFonts w:ascii="等线" w:eastAsia="等线" w:hAnsi="等线" w:cs="Arial"/>
-          <w:b/>
-          <w:bCs/>
-          <w:color w:val="000000"/>
-          <w:sz w:val="36"/>
-          <w:szCs w:val="36"/>
-        </w:rPr>
-        <w:lastRenderedPageBreak/>
-        <w:t>三、游戏世界观与剧情设计</w:t>
-      </w:r>
-    </w:p>
-    <w:p>
-      <w:pPr>
-        <w:pStyle w:val="s9"/>
-        <w:spacing w:before="90" w:beforeAutospacing="0" w:after="90" w:afterAutospacing="0"/>
-        <w:rPr>
-          <w:rStyle w:val="bumpedfont15"/>
-          <w:rFonts w:ascii="等线" w:eastAsia="等线" w:hAnsi="等线" w:cs="Arial" w:hint="eastAsia"/>
-          <w:b/>
-          <w:bCs/>
-          <w:color w:val="000000"/>
-          <w:sz w:val="26"/>
-          <w:szCs w:val="26"/>
-        </w:rPr>
-      </w:pPr>
-      <w:r>
-        <w:rPr>
-          <w:rStyle w:val="bumpedfont15"/>
-          <w:rFonts w:ascii="等线" w:eastAsia="等线" w:hAnsi="等线" w:cs="Arial"/>
-          <w:b/>
-          <w:bCs/>
-          <w:color w:val="000000"/>
-          <w:sz w:val="26"/>
-          <w:szCs w:val="26"/>
-        </w:rPr>
-        <w:t>3.1 整体世界观背景设定</w:t>
+          <w:rFonts w:ascii="DengXian" w:eastAsia="DengXian" w:hAnsi="DengXian" w:cs="Arial"/>
+          <w:b/>
+          <w:bCs/>
+          <w:color w:val="000000"/>
+          <w:sz w:val="26"/>
+          <w:szCs w:val="26"/>
+        </w:rPr>
+        <w:t>3.4 主要游戏场景设定与风格</w:t>
       </w:r>
     </w:p>
     <w:p>
@@ -3951,185 +4226,8 @@
         <w:spacing w:before="90" w:beforeAutospacing="0" w:after="90" w:afterAutospacing="0"/>
         <w:ind w:leftChars="200" w:left="440"/>
         <w:rPr>
-          <w:rFonts w:hint="eastAsia"/>
-        </w:rPr>
-      </w:pPr>
-      <w:r>
-        <w:rPr>
-          <w:rStyle w:val="bumpedfont15"/>
-          <w:rFonts w:ascii="等线" w:eastAsia="等线" w:hAnsi="等线" w:cs="Arial"/>
-          <w:color w:val="000000"/>
-          <w:sz w:val="26"/>
-          <w:szCs w:val="26"/>
-        </w:rPr>
-        <w:tab/>
-      </w:r>
-      <w:r>
-        <w:t>故事设定在人类文明第 20 个千年末期，星际殖民蓬勃发展，人类足迹遍布太阳系。但因未掌握超光速航行技术，通讯与交通成本极高，边缘文明与地球隔绝。主角出生于距地球 638 光年的开普勒 22b，这颗与地球高度相似的星球，由其祖先在第 19 个千年末期携早期古技术拓荒而来。第 20 个千年早期，星球因粮食危机爆发战争，核聚变既曾助力生存，亦摧毁家园，主角作为十岁孩童进入冬眠舱沉睡千年，后续历史皆从废弃建筑中的史书所得。</w:t>
-      </w:r>
-    </w:p>
-    <w:p>
-      <w:pPr>
-        <w:pStyle w:val="s9"/>
-        <w:spacing w:before="90" w:beforeAutospacing="0" w:after="90" w:afterAutospacing="0"/>
-        <w:rPr>
-          <w:rStyle w:val="bumpedfont15"/>
-          <w:rFonts w:ascii="等线" w:eastAsia="等线" w:hAnsi="等线" w:cs="Arial" w:hint="eastAsia"/>
-          <w:b/>
-          <w:bCs/>
-          <w:color w:val="000000"/>
-          <w:sz w:val="26"/>
-          <w:szCs w:val="26"/>
-        </w:rPr>
-      </w:pPr>
-      <w:r>
-        <w:rPr>
-          <w:rStyle w:val="bumpedfont15"/>
-          <w:rFonts w:ascii="等线" w:eastAsia="等线" w:hAnsi="等线" w:cs="Arial"/>
-          <w:b/>
-          <w:bCs/>
-          <w:color w:val="000000"/>
-          <w:sz w:val="26"/>
-          <w:szCs w:val="26"/>
-        </w:rPr>
-        <w:t>3.2 游戏故事主线与剧情脉络</w:t>
-      </w:r>
-    </w:p>
-    <w:p>
-      <w:pPr>
-        <w:pStyle w:val="s9"/>
-        <w:spacing w:before="90" w:beforeAutospacing="0" w:after="90" w:afterAutospacing="0"/>
-        <w:ind w:leftChars="200" w:left="440"/>
-        <w:rPr>
-          <w:rFonts w:hint="eastAsia"/>
-        </w:rPr>
-      </w:pPr>
-      <w:r>
-        <w:rPr>
-          <w:rStyle w:val="bumpedfont15"/>
-          <w:rFonts w:ascii="等线" w:eastAsia="等线" w:hAnsi="等线" w:cs="Arial"/>
-          <w:color w:val="000000"/>
-          <w:sz w:val="22"/>
-          <w:szCs w:val="22"/>
-        </w:rPr>
-        <w:tab/>
-      </w:r>
-      <w:r>
-        <w:t>主角从冬眠仓苏醒时，星球生态已在百年间自我修复，仿佛人类从未存在；冬眠综合征带来头痛呕吐，ta 依靠休眠舱物资在山洞度过首日，洞前小河依旧流淌，岸边生长着拓荒者带来的桃树，虽未结果却桃花盛开，洞外不远处便是适合建设的平原。随后几日，ta 过滤河水、狩猎求生，但物资有限；第三夜遭遇牙兽对峙，对方并未攻击，仅夺走猎物，第四日牙兽携幼崽与猎物归来，选择共享洞穴。序章以此完成操作教学与世界观引入，主线则在主角成年后展开：ta 每日狩猎采集、归家建造，探索中解锁科技、结识商人、医生、工程师等 NPC 并邀其定居互助，故事以无限建设为核心，同时设有飞向地球的最终结局。</w:t>
-      </w:r>
-    </w:p>
-    <w:p>
-      <w:pPr>
-        <w:pStyle w:val="s9"/>
-        <w:spacing w:before="90" w:beforeAutospacing="0" w:after="90" w:afterAutospacing="0"/>
-        <w:rPr>
-          <w:rStyle w:val="bumpedfont15"/>
-          <w:rFonts w:ascii="等线" w:eastAsia="等线" w:hAnsi="等线" w:cs="Arial" w:hint="eastAsia"/>
-          <w:b/>
-          <w:bCs/>
-          <w:color w:val="000000"/>
-          <w:sz w:val="26"/>
-          <w:szCs w:val="26"/>
-        </w:rPr>
-      </w:pPr>
-      <w:r>
-        <w:rPr>
-          <w:rStyle w:val="bumpedfont15"/>
-          <w:rFonts w:ascii="等线" w:eastAsia="等线" w:hAnsi="等线" w:cs="Arial"/>
-          <w:b/>
-          <w:bCs/>
-          <w:color w:val="000000"/>
-          <w:sz w:val="26"/>
-          <w:szCs w:val="26"/>
-        </w:rPr>
-        <w:t>3.3 核心角色设定（角色形象、性格、功能）</w:t>
-      </w:r>
-    </w:p>
-    <w:p>
-      <w:pPr>
-        <w:pStyle w:val="s9"/>
-        <w:spacing w:before="90" w:beforeAutospacing="0" w:after="90" w:afterAutospacing="0"/>
-        <w:ind w:leftChars="200" w:left="440"/>
-        <w:rPr>
-          <w:rFonts w:ascii="等线" w:eastAsia="等线" w:hAnsi="等线" w:hint="eastAsia"/>
-          <w:color w:val="BFBFBF" w:themeColor="background1" w:themeShade="BF"/>
-          <w:sz w:val="22"/>
-          <w:szCs w:val="22"/>
-        </w:rPr>
-      </w:pPr>
-      <w:r>
-        <w:rPr>
-          <w:rFonts w:ascii="等线" w:eastAsia="等线" w:hAnsi="等线"/>
-          <w:color w:val="000000"/>
-          <w:sz w:val="22"/>
-          <w:szCs w:val="22"/>
-        </w:rPr>
-        <w:tab/>
-      </w:r>
-      <w:r>
-        <w:rPr>
-          <w:rFonts w:ascii="等线" w:eastAsia="等线" w:hAnsi="等线" w:hint="eastAsia"/>
-          <w:color w:val="000000"/>
-          <w:sz w:val="22"/>
-          <w:szCs w:val="22"/>
-        </w:rPr>
-        <w:t>我会</w:t>
-      </w:r>
-      <w:r>
-        <w:rPr>
-          <w:rFonts w:ascii="等线" w:eastAsia="等线" w:hAnsi="等线" w:hint="eastAsia"/>
-          <w:color w:val="C00000"/>
-          <w:sz w:val="22"/>
-          <w:szCs w:val="22"/>
-        </w:rPr>
-        <w:t>设计一个预设角色</w:t>
-      </w:r>
-      <w:r>
-        <w:rPr>
-          <w:rFonts w:ascii="等线" w:eastAsia="等线" w:hAnsi="等线" w:hint="eastAsia"/>
-          <w:color w:val="000000"/>
-          <w:sz w:val="22"/>
-          <w:szCs w:val="22"/>
-        </w:rPr>
-        <w:t>。</w:t>
-      </w:r>
-      <w:r>
-        <w:rPr>
-          <w:rFonts w:ascii="等线" w:eastAsia="等线" w:hAnsi="等线" w:hint="eastAsia"/>
-          <w:color w:val="BFBFBF" w:themeColor="background1" w:themeShade="BF"/>
-          <w:sz w:val="22"/>
-          <w:szCs w:val="22"/>
-        </w:rPr>
-        <w:t>但我规划未来可能会做一个捏人系统，让玩家能自定义自己的角色更有代入感。</w:t>
-      </w:r>
-    </w:p>
-    <w:p>
-      <w:pPr>
-        <w:pStyle w:val="s9"/>
-        <w:spacing w:before="90" w:beforeAutospacing="0" w:after="90" w:afterAutospacing="0"/>
-        <w:rPr>
-          <w:rFonts w:ascii="等线" w:eastAsia="等线" w:hAnsi="等线" w:hint="eastAsia"/>
-          <w:color w:val="000000"/>
-          <w:sz w:val="22"/>
-          <w:szCs w:val="22"/>
-        </w:rPr>
-      </w:pPr>
-      <w:r>
-        <w:rPr>
-          <w:rFonts w:ascii="等线" w:eastAsia="等线" w:hAnsi="等线"/>
-          <w:color w:val="000000"/>
-          <w:sz w:val="22"/>
-          <w:szCs w:val="22"/>
-        </w:rPr>
-        <w:tab/>
-      </w:r>
-    </w:p>
-    <w:p>
-      <w:pPr>
-        <w:pStyle w:val="s9"/>
-        <w:spacing w:before="90" w:beforeAutospacing="0" w:after="90" w:afterAutospacing="0"/>
-        <w:rPr>
-          <w:rFonts w:ascii="等线" w:eastAsia="等线" w:hAnsi="等线" w:hint="eastAsia"/>
+          <w:rStyle w:val="bumpedfont15"/>
+          <w:rFonts w:ascii="DengXian" w:eastAsia="DengXian" w:hAnsi="DengXian"/>
           <w:b/>
           <w:bCs/>
           <w:color w:val="000000"/>
@@ -4140,35 +4238,7 @@
       <w:r>
         <w:rPr>
           <w:rStyle w:val="bumpedfont15"/>
-          <w:rFonts w:ascii="等线" w:eastAsia="等线" w:hAnsi="等线" w:cs="Arial"/>
-          <w:b/>
-          <w:bCs/>
-          <w:color w:val="000000"/>
-          <w:sz w:val="26"/>
-          <w:szCs w:val="26"/>
-        </w:rPr>
-        <w:t>3.4 主要游戏场景设定与风格</w:t>
-      </w:r>
-    </w:p>
-    <w:p>
-      <w:pPr>
-        <w:pStyle w:val="s9"/>
-        <w:spacing w:before="90" w:beforeAutospacing="0" w:after="90" w:afterAutospacing="0"/>
-        <w:ind w:leftChars="200" w:left="440"/>
-        <w:rPr>
-          <w:rStyle w:val="bumpedfont15"/>
-          <w:rFonts w:ascii="等线" w:eastAsia="等线" w:hAnsi="等线" w:hint="eastAsia"/>
-          <w:b/>
-          <w:bCs/>
-          <w:color w:val="000000"/>
-          <w:sz w:val="27"/>
-          <w:szCs w:val="27"/>
-        </w:rPr>
-      </w:pPr>
-      <w:r>
-        <w:rPr>
-          <w:rStyle w:val="bumpedfont15"/>
-          <w:rFonts w:ascii="等线" w:eastAsia="等线" w:hAnsi="等线" w:cs="Arial" w:hint="eastAsia"/>
+          <w:rFonts w:ascii="DengXian" w:eastAsia="DengXian" w:hAnsi="DengXian" w:cs="Arial" w:hint="eastAsia"/>
           <w:color w:val="000000"/>
           <w:sz w:val="22"/>
           <w:szCs w:val="22"/>
@@ -4187,16 +4257,16 @@
         <w:ind w:leftChars="391" w:left="1220"/>
         <w:rPr>
           <w:rStyle w:val="bumpedfont15"/>
-          <w:rFonts w:ascii="等线" w:eastAsia="等线" w:hAnsi="等线" w:cs="Arial" w:hint="eastAsia"/>
-          <w:color w:val="000000"/>
-          <w:sz w:val="22"/>
-          <w:szCs w:val="22"/>
-        </w:rPr>
-      </w:pPr>
-      <w:r>
-        <w:rPr>
-          <w:rStyle w:val="bumpedfont15"/>
-          <w:rFonts w:ascii="等线" w:eastAsia="等线" w:hAnsi="等线" w:cs="Arial" w:hint="eastAsia"/>
+          <w:rFonts w:ascii="DengXian" w:eastAsia="DengXian" w:hAnsi="DengXian" w:cs="Arial"/>
+          <w:color w:val="000000"/>
+          <w:sz w:val="22"/>
+          <w:szCs w:val="22"/>
+        </w:rPr>
+      </w:pPr>
+      <w:r>
+        <w:rPr>
+          <w:rStyle w:val="bumpedfont15"/>
+          <w:rFonts w:ascii="DengXian" w:eastAsia="DengXian" w:hAnsi="DengXian" w:cs="Arial" w:hint="eastAsia"/>
           <w:color w:val="000000"/>
           <w:sz w:val="22"/>
           <w:szCs w:val="22"/>
@@ -4211,16 +4281,16 @@
         <w:ind w:leftChars="555" w:left="1221"/>
         <w:rPr>
           <w:rStyle w:val="bumpedfont15"/>
-          <w:rFonts w:ascii="等线" w:eastAsia="等线" w:hAnsi="等线" w:cs="Arial" w:hint="eastAsia"/>
-          <w:color w:val="BFBFBF" w:themeColor="background1" w:themeShade="BF"/>
-          <w:sz w:val="22"/>
-          <w:szCs w:val="22"/>
-        </w:rPr>
-      </w:pPr>
-      <w:r>
-        <w:rPr>
-          <w:rStyle w:val="bumpedfont15"/>
-          <w:rFonts w:ascii="等线" w:eastAsia="等线" w:hAnsi="等线" w:cs="Arial" w:hint="eastAsia"/>
+          <w:rFonts w:ascii="DengXian" w:eastAsia="DengXian" w:hAnsi="DengXian" w:cs="Arial"/>
+          <w:color w:val="BFBFBF" w:themeColor="background1" w:themeShade="BF"/>
+          <w:sz w:val="22"/>
+          <w:szCs w:val="22"/>
+        </w:rPr>
+      </w:pPr>
+      <w:r>
+        <w:rPr>
+          <w:rStyle w:val="bumpedfont15"/>
+          <w:rFonts w:ascii="DengXian" w:eastAsia="DengXian" w:hAnsi="DengXian" w:cs="Arial" w:hint="eastAsia"/>
           <w:color w:val="EE0000"/>
           <w:sz w:val="22"/>
           <w:szCs w:val="22"/>
@@ -4230,7 +4300,7 @@
       <w:r>
         <w:rPr>
           <w:rStyle w:val="bumpedfont15"/>
-          <w:rFonts w:ascii="等线" w:eastAsia="等线" w:hAnsi="等线" w:cs="Arial" w:hint="eastAsia"/>
+          <w:rFonts w:ascii="DengXian" w:eastAsia="DengXian" w:hAnsi="DengXian" w:cs="Arial" w:hint="eastAsia"/>
           <w:color w:val="EE0000"/>
           <w:sz w:val="22"/>
           <w:szCs w:val="22"/>
@@ -4240,17 +4310,17 @@
       <w:r>
         <w:rPr>
           <w:rStyle w:val="bumpedfont15"/>
-          <w:rFonts w:ascii="等线" w:eastAsia="等线" w:hAnsi="等线" w:cs="Arial" w:hint="eastAsia"/>
-          <w:color w:val="000000"/>
-          <w:sz w:val="22"/>
-          <w:szCs w:val="22"/>
-        </w:rPr>
-        <w:t>（魂斗罗）为主，</w:t>
-      </w:r>
-      <w:r>
-        <w:rPr>
-          <w:rStyle w:val="bumpedfont15"/>
-          <w:rFonts w:ascii="等线" w:eastAsia="等线" w:hAnsi="等线" w:cs="Arial" w:hint="eastAsia"/>
+          <w:rFonts w:ascii="DengXian" w:eastAsia="DengXian" w:hAnsi="DengXian" w:cs="Arial" w:hint="eastAsia"/>
+          <w:color w:val="000000"/>
+          <w:sz w:val="22"/>
+          <w:szCs w:val="22"/>
+        </w:rPr>
+        <w:t>为主，</w:t>
+      </w:r>
+      <w:r>
+        <w:rPr>
+          <w:rStyle w:val="bumpedfont15"/>
+          <w:rFonts w:ascii="DengXian" w:eastAsia="DengXian" w:hAnsi="DengXian" w:cs="Arial" w:hint="eastAsia"/>
           <w:color w:val="BFBFBF" w:themeColor="background1" w:themeShade="BF"/>
           <w:sz w:val="22"/>
           <w:szCs w:val="22"/>
@@ -4269,16 +4339,16 @@
         <w:ind w:leftChars="391" w:left="1220"/>
         <w:rPr>
           <w:rStyle w:val="bumpedfont15"/>
-          <w:rFonts w:ascii="等线" w:eastAsia="等线" w:hAnsi="等线" w:cs="Arial" w:hint="eastAsia"/>
-          <w:color w:val="BFBFBF" w:themeColor="background1" w:themeShade="BF"/>
-          <w:sz w:val="22"/>
-          <w:szCs w:val="22"/>
-        </w:rPr>
-      </w:pPr>
-      <w:r>
-        <w:rPr>
-          <w:rStyle w:val="bumpedfont15"/>
-          <w:rFonts w:ascii="等线" w:eastAsia="等线" w:hAnsi="等线" w:cs="Arial" w:hint="eastAsia"/>
+          <w:rFonts w:ascii="DengXian" w:eastAsia="DengXian" w:hAnsi="DengXian" w:cs="Arial"/>
+          <w:color w:val="BFBFBF" w:themeColor="background1" w:themeShade="BF"/>
+          <w:sz w:val="22"/>
+          <w:szCs w:val="22"/>
+        </w:rPr>
+      </w:pPr>
+      <w:r>
+        <w:rPr>
+          <w:rStyle w:val="bumpedfont15"/>
+          <w:rFonts w:ascii="DengXian" w:eastAsia="DengXian" w:hAnsi="DengXian" w:cs="Arial" w:hint="eastAsia"/>
           <w:color w:val="BFBFBF" w:themeColor="background1" w:themeShade="BF"/>
           <w:sz w:val="22"/>
           <w:szCs w:val="22"/>
@@ -4293,16 +4363,16 @@
         <w:ind w:leftChars="555" w:left="1221"/>
         <w:rPr>
           <w:rStyle w:val="bumpedfont15"/>
-          <w:rFonts w:ascii="等线" w:eastAsia="等线" w:hAnsi="等线" w:cs="Arial" w:hint="eastAsia"/>
-          <w:color w:val="BFBFBF" w:themeColor="background1" w:themeShade="BF"/>
-          <w:sz w:val="22"/>
-          <w:szCs w:val="22"/>
-        </w:rPr>
-      </w:pPr>
-      <w:r>
-        <w:rPr>
-          <w:rStyle w:val="bumpedfont15"/>
-          <w:rFonts w:ascii="等线" w:eastAsia="等线" w:hAnsi="等线" w:cs="Arial" w:hint="eastAsia"/>
+          <w:rFonts w:ascii="DengXian" w:eastAsia="DengXian" w:hAnsi="DengXian" w:cs="Arial"/>
+          <w:color w:val="BFBFBF" w:themeColor="background1" w:themeShade="BF"/>
+          <w:sz w:val="22"/>
+          <w:szCs w:val="22"/>
+        </w:rPr>
+      </w:pPr>
+      <w:r>
+        <w:rPr>
+          <w:rStyle w:val="bumpedfont15"/>
+          <w:rFonts w:ascii="DengXian" w:eastAsia="DengXian" w:hAnsi="DengXian" w:cs="Arial" w:hint="eastAsia"/>
           <w:color w:val="BFBFBF" w:themeColor="background1" w:themeShade="BF"/>
           <w:sz w:val="22"/>
           <w:szCs w:val="22"/>
@@ -4312,7 +4382,7 @@
       <w:r>
         <w:rPr>
           <w:rStyle w:val="bumpedfont15"/>
-          <w:rFonts w:ascii="Cambria Math" w:eastAsia="等线" w:hAnsi="Cambria Math" w:cs="Cambria Math" w:hint="eastAsia"/>
+          <w:rFonts w:ascii="Cambria Math" w:eastAsia="DengXian" w:hAnsi="Cambria Math" w:cs="Cambria Math" w:hint="eastAsia"/>
           <w:color w:val="BFBFBF" w:themeColor="background1" w:themeShade="BF"/>
           <w:sz w:val="22"/>
           <w:szCs w:val="22"/>
@@ -4322,7 +4392,7 @@
       <w:r>
         <w:rPr>
           <w:rStyle w:val="bumpedfont15"/>
-          <w:rFonts w:ascii="Cambria Math" w:eastAsia="等线" w:hAnsi="Cambria Math" w:cs="Cambria Math" w:hint="eastAsia"/>
+          <w:rFonts w:ascii="Cambria Math" w:eastAsia="DengXian" w:hAnsi="Cambria Math" w:cs="Cambria Math" w:hint="eastAsia"/>
           <w:color w:val="BFBFBF" w:themeColor="background1" w:themeShade="BF"/>
           <w:sz w:val="22"/>
           <w:szCs w:val="22"/>
@@ -4332,7 +4402,7 @@
       <w:r>
         <w:rPr>
           <w:rStyle w:val="bumpedfont15"/>
-          <w:rFonts w:ascii="Cambria Math" w:eastAsia="等线" w:hAnsi="Cambria Math" w:cs="Cambria Math" w:hint="eastAsia"/>
+          <w:rFonts w:ascii="Cambria Math" w:eastAsia="DengXian" w:hAnsi="Cambria Math" w:cs="Cambria Math" w:hint="eastAsia"/>
           <w:color w:val="BFBFBF" w:themeColor="background1" w:themeShade="BF"/>
           <w:sz w:val="22"/>
           <w:szCs w:val="22"/>
@@ -4342,7 +4412,7 @@
       <w:r>
         <w:rPr>
           <w:rStyle w:val="bumpedfont15"/>
-          <w:rFonts w:ascii="Cambria Math" w:eastAsia="等线" w:hAnsi="Cambria Math" w:cs="Cambria Math" w:hint="eastAsia"/>
+          <w:rFonts w:ascii="Cambria Math" w:eastAsia="DengXian" w:hAnsi="Cambria Math" w:cs="Cambria Math" w:hint="eastAsia"/>
           <w:color w:val="BFBFBF" w:themeColor="background1" w:themeShade="BF"/>
           <w:sz w:val="22"/>
           <w:szCs w:val="22"/>
@@ -4352,7 +4422,7 @@
       <w:r>
         <w:rPr>
           <w:rStyle w:val="bumpedfont15"/>
-          <w:rFonts w:ascii="Cambria Math" w:eastAsia="等线" w:hAnsi="Cambria Math" w:cs="Cambria Math" w:hint="eastAsia"/>
+          <w:rFonts w:ascii="Cambria Math" w:eastAsia="DengXian" w:hAnsi="Cambria Math" w:cs="Cambria Math" w:hint="eastAsia"/>
           <w:color w:val="BFBFBF" w:themeColor="background1" w:themeShade="BF"/>
           <w:sz w:val="22"/>
           <w:szCs w:val="22"/>
@@ -4371,16 +4441,16 @@
         <w:ind w:leftChars="391" w:left="1220"/>
         <w:rPr>
           <w:rStyle w:val="bumpedfont15"/>
-          <w:rFonts w:ascii="等线" w:eastAsia="等线" w:hAnsi="等线" w:cs="Arial" w:hint="eastAsia"/>
-          <w:color w:val="BFBFBF" w:themeColor="background1" w:themeShade="BF"/>
-          <w:sz w:val="22"/>
-          <w:szCs w:val="22"/>
-        </w:rPr>
-      </w:pPr>
-      <w:r>
-        <w:rPr>
-          <w:rStyle w:val="bumpedfont15"/>
-          <w:rFonts w:ascii="等线" w:eastAsia="等线" w:hAnsi="等线" w:cs="Arial" w:hint="eastAsia"/>
+          <w:rFonts w:ascii="DengXian" w:eastAsia="DengXian" w:hAnsi="DengXian" w:cs="Arial"/>
+          <w:color w:val="BFBFBF" w:themeColor="background1" w:themeShade="BF"/>
+          <w:sz w:val="22"/>
+          <w:szCs w:val="22"/>
+        </w:rPr>
+      </w:pPr>
+      <w:r>
+        <w:rPr>
+          <w:rStyle w:val="bumpedfont15"/>
+          <w:rFonts w:ascii="DengXian" w:eastAsia="DengXian" w:hAnsi="DengXian" w:cs="Arial" w:hint="eastAsia"/>
           <w:color w:val="BFBFBF" w:themeColor="background1" w:themeShade="BF"/>
           <w:sz w:val="22"/>
           <w:szCs w:val="22"/>
@@ -4395,16 +4465,16 @@
         <w:ind w:leftChars="555" w:left="1221"/>
         <w:rPr>
           <w:rStyle w:val="bumpedfont15"/>
-          <w:rFonts w:ascii="等线" w:eastAsia="等线" w:hAnsi="等线" w:cs="Arial" w:hint="eastAsia"/>
-          <w:color w:val="BFBFBF" w:themeColor="background1" w:themeShade="BF"/>
-          <w:sz w:val="22"/>
-          <w:szCs w:val="22"/>
-        </w:rPr>
-      </w:pPr>
-      <w:r>
-        <w:rPr>
-          <w:rStyle w:val="bumpedfont15"/>
-          <w:rFonts w:ascii="等线" w:eastAsia="等线" w:hAnsi="等线" w:cs="Arial" w:hint="eastAsia"/>
+          <w:rFonts w:ascii="DengXian" w:eastAsia="DengXian" w:hAnsi="DengXian" w:cs="Arial"/>
+          <w:color w:val="BFBFBF" w:themeColor="background1" w:themeShade="BF"/>
+          <w:sz w:val="22"/>
+          <w:szCs w:val="22"/>
+        </w:rPr>
+      </w:pPr>
+      <w:r>
+        <w:rPr>
+          <w:rStyle w:val="bumpedfont15"/>
+          <w:rFonts w:ascii="DengXian" w:eastAsia="DengXian" w:hAnsi="DengXian" w:cs="Arial" w:hint="eastAsia"/>
           <w:color w:val="BFBFBF" w:themeColor="background1" w:themeShade="BF"/>
           <w:sz w:val="22"/>
           <w:szCs w:val="22"/>
@@ -4418,7 +4488,7 @@
         <w:spacing w:before="240" w:beforeAutospacing="0" w:after="90" w:afterAutospacing="0"/>
         <w:rPr>
           <w:rStyle w:val="bumpedfont15"/>
-          <w:rFonts w:cs="Arial" w:hint="eastAsia"/>
+          <w:rFonts w:cs="Arial"/>
           <w:b/>
           <w:bCs/>
           <w:sz w:val="36"/>
@@ -4428,7 +4498,7 @@
       <w:r>
         <w:rPr>
           <w:rStyle w:val="bumpedfont15"/>
-          <w:rFonts w:ascii="等线" w:eastAsia="等线" w:hAnsi="等线" w:cs="Arial"/>
+          <w:rFonts w:ascii="DengXian" w:eastAsia="DengXian" w:hAnsi="DengXian" w:cs="Arial"/>
           <w:b/>
           <w:bCs/>
           <w:color w:val="000000"/>
@@ -4445,18 +4515,18 @@
         <w:spacing w:before="90" w:beforeAutospacing="0" w:after="90" w:afterAutospacing="0"/>
         <w:rPr>
           <w:rStyle w:val="bumpedfont15"/>
-          <w:rFonts w:ascii="等线" w:eastAsia="等线" w:hAnsi="等线" w:cs="Arial" w:hint="eastAsia"/>
-          <w:b/>
-          <w:bCs/>
-          <w:color w:val="000000"/>
-          <w:sz w:val="26"/>
-          <w:szCs w:val="26"/>
-        </w:rPr>
-      </w:pPr>
-      <w:r>
-        <w:rPr>
-          <w:rStyle w:val="bumpedfont15"/>
-          <w:rFonts w:ascii="等线" w:eastAsia="等线" w:hAnsi="等线" w:cs="Arial"/>
+          <w:rFonts w:ascii="DengXian" w:eastAsia="DengXian" w:hAnsi="DengXian" w:cs="Arial"/>
+          <w:b/>
+          <w:bCs/>
+          <w:color w:val="000000"/>
+          <w:sz w:val="26"/>
+          <w:szCs w:val="26"/>
+        </w:rPr>
+      </w:pPr>
+      <w:r>
+        <w:rPr>
+          <w:rStyle w:val="bumpedfont15"/>
+          <w:rFonts w:ascii="DengXian" w:eastAsia="DengXian" w:hAnsi="DengXian" w:cs="Arial"/>
           <w:b/>
           <w:bCs/>
           <w:color w:val="000000"/>
@@ -4473,18 +4543,18 @@
         <w:ind w:leftChars="200" w:left="440"/>
         <w:rPr>
           <w:rStyle w:val="bumpedfont15"/>
-          <w:rFonts w:ascii="等线" w:eastAsia="等线" w:hAnsi="等线" w:cs="Arial" w:hint="eastAsia"/>
-          <w:b/>
-          <w:bCs/>
-          <w:color w:val="BFBFBF" w:themeColor="background1" w:themeShade="BF"/>
-          <w:sz w:val="22"/>
-          <w:szCs w:val="22"/>
-        </w:rPr>
-      </w:pPr>
-      <w:r>
-        <w:rPr>
-          <w:rStyle w:val="bumpedfont15"/>
-          <w:rFonts w:ascii="等线" w:eastAsia="等线" w:hAnsi="等线" w:cs="Arial" w:hint="eastAsia"/>
+          <w:rFonts w:ascii="DengXian" w:eastAsia="DengXian" w:hAnsi="DengXian" w:cs="Arial"/>
+          <w:b/>
+          <w:bCs/>
+          <w:color w:val="BFBFBF" w:themeColor="background1" w:themeShade="BF"/>
+          <w:sz w:val="22"/>
+          <w:szCs w:val="22"/>
+        </w:rPr>
+      </w:pPr>
+      <w:r>
+        <w:rPr>
+          <w:rStyle w:val="bumpedfont15"/>
+          <w:rFonts w:ascii="DengXian" w:eastAsia="DengXian" w:hAnsi="DengXian" w:cs="Arial" w:hint="eastAsia"/>
           <w:b/>
           <w:bCs/>
           <w:color w:val="BFBFBF" w:themeColor="background1" w:themeShade="BF"/>
@@ -4501,16 +4571,16 @@
         <w:ind w:leftChars="300" w:left="660"/>
         <w:rPr>
           <w:rStyle w:val="bumpedfont15"/>
-          <w:rFonts w:ascii="等线" w:eastAsia="等线" w:hAnsi="等线" w:cs="Arial" w:hint="eastAsia"/>
-          <w:color w:val="BFBFBF" w:themeColor="background1" w:themeShade="BF"/>
-          <w:sz w:val="22"/>
-          <w:szCs w:val="22"/>
-        </w:rPr>
-      </w:pPr>
-      <w:r>
-        <w:rPr>
-          <w:rStyle w:val="bumpedfont15"/>
-          <w:rFonts w:ascii="等线" w:eastAsia="等线" w:hAnsi="等线" w:cs="Arial"/>
+          <w:rFonts w:ascii="DengXian" w:eastAsia="DengXian" w:hAnsi="DengXian" w:cs="Arial"/>
+          <w:color w:val="BFBFBF" w:themeColor="background1" w:themeShade="BF"/>
+          <w:sz w:val="22"/>
+          <w:szCs w:val="22"/>
+        </w:rPr>
+      </w:pPr>
+      <w:r>
+        <w:rPr>
+          <w:rStyle w:val="bumpedfont15"/>
+          <w:rFonts w:ascii="DengXian" w:eastAsia="DengXian" w:hAnsi="DengXian" w:cs="Arial"/>
           <w:color w:val="BFBFBF" w:themeColor="background1" w:themeShade="BF"/>
           <w:sz w:val="22"/>
           <w:szCs w:val="22"/>
@@ -4520,7 +4590,7 @@
       <w:r>
         <w:rPr>
           <w:rStyle w:val="bumpedfont15"/>
-          <w:rFonts w:ascii="等线" w:eastAsia="等线" w:hAnsi="等线" w:cs="Arial" w:hint="eastAsia"/>
+          <w:rFonts w:ascii="DengXian" w:eastAsia="DengXian" w:hAnsi="DengXian" w:cs="Arial" w:hint="eastAsia"/>
           <w:color w:val="BFBFBF" w:themeColor="background1" w:themeShade="BF"/>
           <w:sz w:val="22"/>
           <w:szCs w:val="22"/>
@@ -4530,7 +4600,7 @@
       <w:r>
         <w:rPr>
           <w:rStyle w:val="bumpedfont15"/>
-          <w:rFonts w:ascii="等线" w:eastAsia="等线" w:hAnsi="等线" w:cs="Arial" w:hint="eastAsia"/>
+          <w:rFonts w:ascii="DengXian" w:eastAsia="DengXian" w:hAnsi="DengXian" w:cs="Arial" w:hint="eastAsia"/>
           <w:color w:val="BFBFBF" w:themeColor="background1" w:themeShade="BF"/>
           <w:sz w:val="22"/>
           <w:szCs w:val="22"/>
@@ -4540,7 +4610,7 @@
       <w:r>
         <w:rPr>
           <w:rStyle w:val="bumpedfont15"/>
-          <w:rFonts w:ascii="等线" w:eastAsia="等线" w:hAnsi="等线" w:cs="Arial" w:hint="eastAsia"/>
+          <w:rFonts w:ascii="DengXian" w:eastAsia="DengXian" w:hAnsi="DengXian" w:cs="Arial" w:hint="eastAsia"/>
           <w:color w:val="BFBFBF" w:themeColor="background1" w:themeShade="BF"/>
           <w:sz w:val="22"/>
           <w:szCs w:val="22"/>
@@ -4555,7 +4625,7 @@
         <w:ind w:leftChars="200" w:left="440"/>
         <w:rPr>
           <w:rStyle w:val="bumpedfont15"/>
-          <w:rFonts w:ascii="等线" w:eastAsia="等线" w:hAnsi="等线" w:cs="Arial" w:hint="eastAsia"/>
+          <w:rFonts w:ascii="DengXian" w:eastAsia="DengXian" w:hAnsi="DengXian" w:cs="Arial"/>
           <w:b/>
           <w:bCs/>
           <w:color w:val="EE0000"/>
@@ -4566,7 +4636,7 @@
       <w:r>
         <w:rPr>
           <w:rStyle w:val="bumpedfont15"/>
-          <w:rFonts w:ascii="等线" w:eastAsia="等线" w:hAnsi="等线" w:cs="Arial" w:hint="eastAsia"/>
+          <w:rFonts w:ascii="DengXian" w:eastAsia="DengXian" w:hAnsi="DengXian" w:cs="Arial" w:hint="eastAsia"/>
           <w:b/>
           <w:bCs/>
           <w:color w:val="EE0000"/>
@@ -4583,45 +4653,201 @@
         <w:ind w:leftChars="300" w:left="660"/>
         <w:rPr>
           <w:rStyle w:val="bumpedfont15"/>
-          <w:rFonts w:ascii="等线" w:eastAsia="等线" w:hAnsi="等线" w:cs="Arial" w:hint="eastAsia"/>
+          <w:rFonts w:ascii="DengXian" w:eastAsia="DengXian" w:hAnsi="DengXian" w:cs="Arial" w:hint="eastAsia"/>
+          <w:b/>
+          <w:bCs/>
+          <w:color w:val="BFBFBF" w:themeColor="background1" w:themeShade="BF"/>
+          <w:sz w:val="22"/>
+          <w:szCs w:val="22"/>
+        </w:rPr>
+      </w:pPr>
+      <w:r>
+        <w:rPr>
+          <w:rStyle w:val="bumpedfont15"/>
+          <w:rFonts w:ascii="DengXian" w:eastAsia="DengXian" w:hAnsi="DengXian" w:cs="Arial"/>
           <w:b/>
           <w:bCs/>
           <w:color w:val="EE0000"/>
           <w:sz w:val="22"/>
           <w:szCs w:val="22"/>
         </w:rPr>
-      </w:pPr>
-      <w:r>
-        <w:rPr>
-          <w:rStyle w:val="bumpedfont15"/>
-          <w:rFonts w:ascii="等线" w:eastAsia="等线" w:hAnsi="等线" w:cs="Arial"/>
-          <w:b/>
-          <w:bCs/>
+        <w:tab/>
+      </w:r>
+      <w:r>
+        <w:rPr>
+          <w:rStyle w:val="bumpedfont15"/>
+          <w:rFonts w:ascii="DengXian" w:eastAsia="DengXian" w:hAnsi="DengXian" w:cs="Arial" w:hint="eastAsia"/>
           <w:color w:val="EE0000"/>
           <w:sz w:val="22"/>
           <w:szCs w:val="22"/>
         </w:rPr>
+        <w:t>玩家可以</w:t>
+      </w:r>
+      <w:r>
+        <w:rPr>
+          <w:rStyle w:val="bumpedfont15"/>
+          <w:rFonts w:ascii="DengXian" w:eastAsia="DengXian" w:hAnsi="DengXian" w:cs="Arial" w:hint="eastAsia"/>
+          <w:color w:val="BFBFBF" w:themeColor="background1" w:themeShade="BF"/>
+          <w:sz w:val="22"/>
+          <w:szCs w:val="22"/>
+        </w:rPr>
+        <w:t>从家园出发</w:t>
+      </w:r>
+      <w:r>
+        <w:rPr>
+          <w:rStyle w:val="bumpedfont15"/>
+          <w:rFonts w:ascii="DengXian" w:eastAsia="DengXian" w:hAnsi="DengXian" w:cs="Arial" w:hint="eastAsia"/>
+          <w:color w:val="EE0000"/>
+          <w:sz w:val="22"/>
+          <w:szCs w:val="22"/>
+        </w:rPr>
+        <w:t>进入随机生成的副本房间中。副本分多层，每层副本多个房间，同一层的副本房间相似环境相同。每层会有一个boss，击败即可进入下一层，但也有其他路径进入其他层。进入的层越深，难度越高，最初三层副本即为通关，在第最后层最后会有一个关底boss。击败关底boss即</w:t>
+      </w:r>
+      <w:r>
+        <w:rPr>
+          <w:rStyle w:val="bumpedfont15"/>
+          <w:rFonts w:ascii="DengXian" w:eastAsia="DengXian" w:hAnsi="DengXian" w:cs="Arial" w:hint="eastAsia"/>
+          <w:color w:val="BFBFBF" w:themeColor="background1" w:themeShade="BF"/>
+          <w:sz w:val="22"/>
+          <w:szCs w:val="22"/>
+        </w:rPr>
+        <w:t>可回家，</w:t>
+      </w:r>
+      <w:r>
+        <w:rPr>
+          <w:rStyle w:val="bumpedfont15"/>
+          <w:rFonts w:ascii="DengXian" w:eastAsia="DengXian" w:hAnsi="DengXian" w:cs="Arial" w:hint="eastAsia"/>
+          <w:color w:val="EE0000"/>
+          <w:sz w:val="22"/>
+          <w:szCs w:val="22"/>
+        </w:rPr>
+        <w:t>为一次完整循环。</w:t>
+      </w:r>
+      <w:r>
+        <w:rPr>
+          <w:rStyle w:val="bumpedfont15"/>
+          <w:rFonts w:ascii="DengXian" w:eastAsia="DengXian" w:hAnsi="DengXian" w:cs="Arial" w:hint="eastAsia"/>
+          <w:color w:val="BFBFBF" w:themeColor="background1" w:themeShade="BF"/>
+          <w:sz w:val="22"/>
+          <w:szCs w:val="22"/>
+        </w:rPr>
+        <w:t>当然玩家在意识到难度过高可能打不过关底boss时也可以在中途撤离点带着物资提前撤离。</w:t>
+      </w:r>
+      <w:r>
+        <w:rPr>
+          <w:rStyle w:val="bumpedfont15"/>
+          <w:rFonts w:ascii="DengXian" w:eastAsia="DengXian" w:hAnsi="DengXian" w:cs="Arial" w:hint="eastAsia"/>
+          <w:color w:val="BFBFBF" w:themeColor="background1" w:themeShade="BF"/>
+          <w:sz w:val="22"/>
+          <w:szCs w:val="22"/>
+        </w:rPr>
+        <w:t>如果玩家死在副本里则当次物资会掉落在副本中。</w:t>
+      </w:r>
+      <w:r>
+        <w:rPr>
+          <w:rStyle w:val="bumpedfont15"/>
+          <w:rFonts w:ascii="DengXian" w:eastAsia="DengXian" w:hAnsi="DengXian" w:cs="Arial" w:hint="eastAsia"/>
+          <w:color w:val="BFBFBF" w:themeColor="background1" w:themeShade="BF"/>
+          <w:sz w:val="22"/>
+          <w:szCs w:val="22"/>
+        </w:rPr>
+        <w:t>（堵撤离点来）</w:t>
+      </w:r>
+    </w:p>
+    <w:p>
+      <w:pPr>
+        <w:pStyle w:val="s9"/>
+        <w:spacing w:before="90" w:beforeAutospacing="0" w:after="90" w:afterAutospacing="0"/>
+        <w:ind w:leftChars="200" w:left="440"/>
+        <w:rPr>
+          <w:rStyle w:val="bumpedfont15"/>
+          <w:rFonts w:ascii="DengXian" w:eastAsia="DengXian" w:hAnsi="DengXian" w:cs="Arial"/>
+          <w:b/>
+          <w:bCs/>
+          <w:color w:val="BFBFBF" w:themeColor="background1" w:themeShade="BF"/>
+          <w:sz w:val="22"/>
+          <w:szCs w:val="22"/>
+        </w:rPr>
+      </w:pPr>
+      <w:r>
+        <w:rPr>
+          <w:rStyle w:val="bumpedfont15"/>
+          <w:rFonts w:ascii="DengXian" w:eastAsia="DengXian" w:hAnsi="DengXian" w:cs="Arial" w:hint="eastAsia"/>
+          <w:b/>
+          <w:bCs/>
+          <w:color w:val="BFBFBF" w:themeColor="background1" w:themeShade="BF"/>
+          <w:sz w:val="22"/>
+          <w:szCs w:val="22"/>
+        </w:rPr>
+        <w:t>4.1.3制造</w:t>
+      </w:r>
+    </w:p>
+    <w:p>
+      <w:pPr>
+        <w:pStyle w:val="s9"/>
+        <w:spacing w:before="90" w:beforeAutospacing="0" w:after="90" w:afterAutospacing="0"/>
+        <w:ind w:leftChars="300" w:left="660"/>
+        <w:rPr>
+          <w:rStyle w:val="bumpedfont15"/>
+          <w:rFonts w:ascii="DengXian" w:eastAsia="DengXian" w:hAnsi="DengXian" w:cs="Arial"/>
+          <w:color w:val="BFBFBF" w:themeColor="background1" w:themeShade="BF"/>
+          <w:sz w:val="22"/>
+          <w:szCs w:val="22"/>
+        </w:rPr>
+      </w:pPr>
+      <w:r>
+        <w:rPr>
+          <w:rStyle w:val="bumpedfont15"/>
+          <w:rFonts w:ascii="DengXian" w:eastAsia="DengXian" w:hAnsi="DengXian" w:cs="Arial"/>
+          <w:color w:val="BFBFBF" w:themeColor="background1" w:themeShade="BF"/>
+          <w:sz w:val="22"/>
+          <w:szCs w:val="22"/>
+        </w:rPr>
         <w:tab/>
       </w:r>
       <w:r>
         <w:rPr>
           <w:rStyle w:val="bumpedfont15"/>
-          <w:rFonts w:ascii="等线" w:eastAsia="等线" w:hAnsi="等线" w:cs="Arial" w:hint="eastAsia"/>
-          <w:color w:val="EE0000"/>
-          <w:sz w:val="22"/>
-          <w:szCs w:val="22"/>
-        </w:rPr>
-        <w:t>玩家可以从家园出发进入随机生成的副本房间中。副本分多层，每层副本多个房间，同一层的副本房间相似环境相同。每层会有一个boss，击败即可进入下一层，但也有其他路径进入其他层。进入的层越深，难度越高，最初三层副本即为通关，在第最后层最后会有一个关底boss。击败关底boss即可回家，次为一次完整循环。当然玩家在意识到难度过高可能打不过关底boss时也可以在中途撤离点带着物资提前撤离。如果玩家死在副本里则当次物资会掉落在副本中。</w:t>
-      </w:r>
-      <w:r>
-        <w:rPr>
-          <w:rStyle w:val="bumpedfont15"/>
-          <w:rFonts w:ascii="等线" w:eastAsia="等线" w:hAnsi="等线" w:cs="Arial" w:hint="eastAsia"/>
-          <w:color w:val="EE0000"/>
-          <w:sz w:val="22"/>
-          <w:szCs w:val="22"/>
-        </w:rPr>
-        <w:t>（堵撤离点来）</w:t>
+          <w:rFonts w:ascii="DengXian" w:eastAsia="DengXian" w:hAnsi="DengXian" w:cs="Arial" w:hint="eastAsia"/>
+          <w:color w:val="BFBFBF" w:themeColor="background1" w:themeShade="BF"/>
+          <w:sz w:val="22"/>
+          <w:szCs w:val="22"/>
+        </w:rPr>
+        <w:t>玩家可以随身进行一些简易制造，例如在有绳子的情况下把短刀绑在木棍上。更复杂的制造需要先制造对应的工作台，在工作台上完成制造。</w:t>
+      </w:r>
+    </w:p>
+    <w:p>
+      <w:pPr>
+        <w:pStyle w:val="s9"/>
+        <w:spacing w:before="90" w:beforeAutospacing="0" w:after="90" w:afterAutospacing="0"/>
+        <w:ind w:leftChars="300" w:left="660"/>
+        <w:rPr>
+          <w:rStyle w:val="bumpedfont15"/>
+          <w:rFonts w:ascii="DengXian" w:eastAsia="DengXian" w:hAnsi="DengXian" w:cs="Arial"/>
+          <w:color w:val="BFBFBF" w:themeColor="background1" w:themeShade="BF"/>
+          <w:sz w:val="22"/>
+          <w:szCs w:val="22"/>
+        </w:rPr>
+      </w:pPr>
+      <w:r>
+        <w:rPr>
+          <w:rStyle w:val="bumpedfont15"/>
+          <w:rFonts w:ascii="DengXian" w:eastAsia="DengXian" w:hAnsi="DengXian" w:cs="Arial"/>
+          <w:color w:val="BFBFBF" w:themeColor="background1" w:themeShade="BF"/>
+          <w:sz w:val="22"/>
+          <w:szCs w:val="22"/>
+        </w:rPr>
+        <w:tab/>
+      </w:r>
+      <w:r>
+        <w:rPr>
+          <w:rStyle w:val="bumpedfont15"/>
+          <w:rFonts w:ascii="DengXian" w:eastAsia="DengXian" w:hAnsi="DengXian" w:cs="Arial" w:hint="eastAsia"/>
+          <w:color w:val="BFBFBF" w:themeColor="background1" w:themeShade="BF"/>
+          <w:sz w:val="22"/>
+          <w:szCs w:val="22"/>
+        </w:rPr>
+        <w:t>对于一些局内物品，有另一种制造方式，三合一。三个同样的物品可以合成一个更高阶的物品。</w:t>
       </w:r>
     </w:p>
     <w:p>
@@ -4631,25 +4857,25 @@
         <w:ind w:leftChars="200" w:left="440"/>
         <w:rPr>
           <w:rStyle w:val="bumpedfont15"/>
-          <w:rFonts w:ascii="等线" w:eastAsia="等线" w:hAnsi="等线" w:cs="Arial" w:hint="eastAsia"/>
-          <w:b/>
-          <w:bCs/>
-          <w:color w:val="BFBFBF" w:themeColor="background1" w:themeShade="BF"/>
-          <w:sz w:val="22"/>
-          <w:szCs w:val="22"/>
-        </w:rPr>
-      </w:pPr>
-      <w:r>
-        <w:rPr>
-          <w:rStyle w:val="bumpedfont15"/>
-          <w:rFonts w:ascii="等线" w:eastAsia="等线" w:hAnsi="等线" w:cs="Arial" w:hint="eastAsia"/>
-          <w:b/>
-          <w:bCs/>
-          <w:color w:val="BFBFBF" w:themeColor="background1" w:themeShade="BF"/>
-          <w:sz w:val="22"/>
-          <w:szCs w:val="22"/>
-        </w:rPr>
-        <w:t>4.1.3制造</w:t>
+          <w:rFonts w:ascii="DengXian" w:eastAsia="DengXian" w:hAnsi="DengXian" w:cs="Arial"/>
+          <w:b/>
+          <w:bCs/>
+          <w:color w:val="BFBFBF" w:themeColor="background1" w:themeShade="BF"/>
+          <w:sz w:val="22"/>
+          <w:szCs w:val="22"/>
+        </w:rPr>
+      </w:pPr>
+      <w:r>
+        <w:rPr>
+          <w:rStyle w:val="bumpedfont15"/>
+          <w:rFonts w:ascii="DengXian" w:eastAsia="DengXian" w:hAnsi="DengXian" w:cs="Arial" w:hint="eastAsia"/>
+          <w:b/>
+          <w:bCs/>
+          <w:color w:val="BFBFBF" w:themeColor="background1" w:themeShade="BF"/>
+          <w:sz w:val="22"/>
+          <w:szCs w:val="22"/>
+        </w:rPr>
+        <w:t>4.1.4家园</w:t>
       </w:r>
     </w:p>
     <w:p>
@@ -4659,16 +4885,16 @@
         <w:ind w:leftChars="300" w:left="660"/>
         <w:rPr>
           <w:rStyle w:val="bumpedfont15"/>
-          <w:rFonts w:ascii="等线" w:eastAsia="等线" w:hAnsi="等线" w:cs="Arial" w:hint="eastAsia"/>
-          <w:color w:val="BFBFBF" w:themeColor="background1" w:themeShade="BF"/>
-          <w:sz w:val="22"/>
-          <w:szCs w:val="22"/>
-        </w:rPr>
-      </w:pPr>
-      <w:r>
-        <w:rPr>
-          <w:rStyle w:val="bumpedfont15"/>
-          <w:rFonts w:ascii="等线" w:eastAsia="等线" w:hAnsi="等线" w:cs="Arial"/>
+          <w:rFonts w:ascii="DengXian" w:eastAsia="DengXian" w:hAnsi="DengXian" w:cs="Arial"/>
+          <w:color w:val="BFBFBF" w:themeColor="background1" w:themeShade="BF"/>
+          <w:sz w:val="22"/>
+          <w:szCs w:val="22"/>
+        </w:rPr>
+      </w:pPr>
+      <w:r>
+        <w:rPr>
+          <w:rStyle w:val="bumpedfont15"/>
+          <w:rFonts w:ascii="DengXian" w:eastAsia="DengXian" w:hAnsi="DengXian" w:cs="Arial"/>
           <w:color w:val="BFBFBF" w:themeColor="background1" w:themeShade="BF"/>
           <w:sz w:val="22"/>
           <w:szCs w:val="22"/>
@@ -4678,12 +4904,52 @@
       <w:r>
         <w:rPr>
           <w:rStyle w:val="bumpedfont15"/>
-          <w:rFonts w:ascii="等线" w:eastAsia="等线" w:hAnsi="等线" w:cs="Arial" w:hint="eastAsia"/>
-          <w:color w:val="BFBFBF" w:themeColor="background1" w:themeShade="BF"/>
-          <w:sz w:val="22"/>
-          <w:szCs w:val="22"/>
-        </w:rPr>
-        <w:t>玩家可以随身进行一些简易制造，例如在有绳子的情况下把短刀绑在木棍上。更复杂的制造需要先制造对应的工作台，在工作台上完成制造。</w:t>
+          <w:rFonts w:ascii="DengXian" w:eastAsia="DengXian" w:hAnsi="DengXian" w:cs="Arial" w:hint="eastAsia"/>
+          <w:color w:val="BFBFBF" w:themeColor="background1" w:themeShade="BF"/>
+          <w:sz w:val="22"/>
+          <w:szCs w:val="22"/>
+        </w:rPr>
+        <w:t>自己的家园最初是一个封闭</w:t>
+      </w:r>
+      <w:r>
+        <w:rPr>
+          <w:rStyle w:val="bumpedfont15"/>
+          <w:rFonts w:ascii="DengXian" w:eastAsia="DengXian" w:hAnsi="DengXian" w:cs="Arial" w:hint="eastAsia"/>
+          <w:color w:val="BFBFBF" w:themeColor="background1" w:themeShade="BF"/>
+          <w:sz w:val="22"/>
+          <w:szCs w:val="22"/>
+        </w:rPr>
+        <w:t>室内</w:t>
+      </w:r>
+      <w:r>
+        <w:rPr>
+          <w:rStyle w:val="bumpedfont15"/>
+          <w:rFonts w:ascii="DengXian" w:eastAsia="DengXian" w:hAnsi="DengXian" w:cs="Arial" w:hint="eastAsia"/>
+          <w:color w:val="BFBFBF" w:themeColor="background1" w:themeShade="BF"/>
+          <w:sz w:val="22"/>
+          <w:szCs w:val="22"/>
+        </w:rPr>
+        <w:t>空地，可以使用</w:t>
+      </w:r>
+      <w:r>
+        <w:rPr>
+          <w:rStyle w:val="bumpedfont15"/>
+          <w:rFonts w:ascii="DengXian" w:eastAsia="DengXian" w:hAnsi="DengXian" w:cs="Arial" w:hint="eastAsia"/>
+          <w:color w:val="BFBFBF" w:themeColor="background1" w:themeShade="BF"/>
+          <w:sz w:val="22"/>
+          <w:szCs w:val="22"/>
+        </w:rPr>
+        <w:t>制造的家具或物品摆放在家园</w:t>
+      </w:r>
+      <w:r>
+        <w:rPr>
+          <w:rStyle w:val="bumpedfont15"/>
+          <w:rFonts w:ascii="DengXian" w:eastAsia="DengXian" w:hAnsi="DengXian" w:cs="Arial" w:hint="eastAsia"/>
+          <w:color w:val="BFBFBF" w:themeColor="background1" w:themeShade="BF"/>
+          <w:sz w:val="22"/>
+          <w:szCs w:val="22"/>
+        </w:rPr>
+        <w:t>，家具有生产制造、提供美观度心情加成等多种作用。</w:t>
       </w:r>
     </w:p>
     <w:p>
@@ -4693,16 +4959,16 @@
         <w:ind w:leftChars="300" w:left="660"/>
         <w:rPr>
           <w:rStyle w:val="bumpedfont15"/>
-          <w:rFonts w:ascii="等线" w:eastAsia="等线" w:hAnsi="等线" w:cs="Arial" w:hint="eastAsia"/>
-          <w:color w:val="BFBFBF" w:themeColor="background1" w:themeShade="BF"/>
-          <w:sz w:val="22"/>
-          <w:szCs w:val="22"/>
-        </w:rPr>
-      </w:pPr>
-      <w:r>
-        <w:rPr>
-          <w:rStyle w:val="bumpedfont15"/>
-          <w:rFonts w:ascii="等线" w:eastAsia="等线" w:hAnsi="等线" w:cs="Arial"/>
+          <w:rFonts w:ascii="DengXian" w:eastAsia="DengXian" w:hAnsi="DengXian" w:cs="Arial"/>
+          <w:color w:val="BFBFBF" w:themeColor="background1" w:themeShade="BF"/>
+          <w:sz w:val="22"/>
+          <w:szCs w:val="22"/>
+        </w:rPr>
+      </w:pPr>
+      <w:r>
+        <w:rPr>
+          <w:rStyle w:val="bumpedfont15"/>
+          <w:rFonts w:ascii="DengXian" w:eastAsia="DengXian" w:hAnsi="DengXian" w:cs="Arial"/>
           <w:color w:val="BFBFBF" w:themeColor="background1" w:themeShade="BF"/>
           <w:sz w:val="22"/>
           <w:szCs w:val="22"/>
@@ -4712,12 +4978,46 @@
       <w:r>
         <w:rPr>
           <w:rStyle w:val="bumpedfont15"/>
-          <w:rFonts w:ascii="等线" w:eastAsia="等线" w:hAnsi="等线" w:cs="Arial" w:hint="eastAsia"/>
-          <w:color w:val="BFBFBF" w:themeColor="background1" w:themeShade="BF"/>
-          <w:sz w:val="22"/>
-          <w:szCs w:val="22"/>
-        </w:rPr>
-        <w:t>对于一些局内物品，有另一种制造方式，三合一。三个同样的物品可以合成一个更高阶的物品。</w:t>
+          <w:rFonts w:ascii="DengXian" w:eastAsia="DengXian" w:hAnsi="DengXian" w:cs="Arial" w:hint="eastAsia"/>
+          <w:color w:val="BFBFBF" w:themeColor="background1" w:themeShade="BF"/>
+          <w:sz w:val="22"/>
+          <w:szCs w:val="22"/>
+        </w:rPr>
+        <w:t>之后会解锁室外区域的开拓，玩家可以在门前种菜、养殖、钓鱼，研究到达一定水平之后，可以建造自动化流水线、自动化采种播种农机。</w:t>
+      </w:r>
+    </w:p>
+    <w:p>
+      <w:pPr>
+        <w:pStyle w:val="s9"/>
+        <w:spacing w:before="90" w:beforeAutospacing="0" w:after="90" w:afterAutospacing="0"/>
+        <w:ind w:leftChars="300" w:left="660"/>
+        <w:rPr>
+          <w:rStyle w:val="bumpedfont15"/>
+          <w:rFonts w:ascii="DengXian" w:eastAsia="DengXian" w:hAnsi="DengXian" w:cs="Arial"/>
+          <w:color w:val="BFBFBF" w:themeColor="background1" w:themeShade="BF"/>
+          <w:sz w:val="22"/>
+          <w:szCs w:val="22"/>
+        </w:rPr>
+      </w:pPr>
+      <w:r>
+        <w:rPr>
+          <w:rStyle w:val="bumpedfont15"/>
+          <w:rFonts w:ascii="DengXian" w:eastAsia="DengXian" w:hAnsi="DengXian" w:cs="Arial"/>
+          <w:color w:val="BFBFBF" w:themeColor="background1" w:themeShade="BF"/>
+          <w:sz w:val="22"/>
+          <w:szCs w:val="22"/>
+        </w:rPr>
+        <w:tab/>
+      </w:r>
+      <w:r>
+        <w:rPr>
+          <w:rStyle w:val="bumpedfont15"/>
+          <w:rFonts w:ascii="DengXian" w:eastAsia="DengXian" w:hAnsi="DengXian" w:cs="Arial" w:hint="eastAsia"/>
+          <w:color w:val="BFBFBF" w:themeColor="background1" w:themeShade="BF"/>
+          <w:sz w:val="22"/>
+          <w:szCs w:val="22"/>
+        </w:rPr>
+        <w:t>玩家可以在副本中找到或救出NPC，邀请他们加入家园。为NPC安排一个房间或一栋房子。之后可以与NPC交友，NPC也会帮忙工作。NPC与NPC之间也会产生人际关系互动。NPC足够多时就会形成小的社会，玩家可以研究市政发展律法与社会规范。（恭喜陛下可以称帝了）</w:t>
       </w:r>
     </w:p>
     <w:p>
@@ -4727,25 +5027,25 @@
         <w:ind w:leftChars="200" w:left="440"/>
         <w:rPr>
           <w:rStyle w:val="bumpedfont15"/>
-          <w:rFonts w:ascii="等线" w:eastAsia="等线" w:hAnsi="等线" w:cs="Arial" w:hint="eastAsia"/>
-          <w:b/>
-          <w:bCs/>
-          <w:color w:val="BFBFBF" w:themeColor="background1" w:themeShade="BF"/>
-          <w:sz w:val="22"/>
-          <w:szCs w:val="22"/>
-        </w:rPr>
-      </w:pPr>
-      <w:r>
-        <w:rPr>
-          <w:rStyle w:val="bumpedfont15"/>
-          <w:rFonts w:ascii="等线" w:eastAsia="等线" w:hAnsi="等线" w:cs="Arial" w:hint="eastAsia"/>
-          <w:b/>
-          <w:bCs/>
-          <w:color w:val="BFBFBF" w:themeColor="background1" w:themeShade="BF"/>
-          <w:sz w:val="22"/>
-          <w:szCs w:val="22"/>
-        </w:rPr>
-        <w:t>4.1.4家园</w:t>
+          <w:rFonts w:ascii="DengXian" w:eastAsia="DengXian" w:hAnsi="DengXian" w:cs="Arial"/>
+          <w:b/>
+          <w:bCs/>
+          <w:color w:val="BFBFBF" w:themeColor="background1" w:themeShade="BF"/>
+          <w:sz w:val="22"/>
+          <w:szCs w:val="22"/>
+        </w:rPr>
+      </w:pPr>
+      <w:r>
+        <w:rPr>
+          <w:rStyle w:val="bumpedfont15"/>
+          <w:rFonts w:ascii="DengXian" w:eastAsia="DengXian" w:hAnsi="DengXian" w:cs="Arial" w:hint="eastAsia"/>
+          <w:b/>
+          <w:bCs/>
+          <w:color w:val="BFBFBF" w:themeColor="background1" w:themeShade="BF"/>
+          <w:sz w:val="22"/>
+          <w:szCs w:val="22"/>
+        </w:rPr>
+        <w:t>4.1.5交易</w:t>
       </w:r>
     </w:p>
     <w:p>
@@ -4755,16 +5055,16 @@
         <w:ind w:leftChars="300" w:left="660"/>
         <w:rPr>
           <w:rStyle w:val="bumpedfont15"/>
-          <w:rFonts w:ascii="等线" w:eastAsia="等线" w:hAnsi="等线" w:cs="Arial" w:hint="eastAsia"/>
-          <w:color w:val="BFBFBF" w:themeColor="background1" w:themeShade="BF"/>
-          <w:sz w:val="22"/>
-          <w:szCs w:val="22"/>
-        </w:rPr>
-      </w:pPr>
-      <w:r>
-        <w:rPr>
-          <w:rStyle w:val="bumpedfont15"/>
-          <w:rFonts w:ascii="等线" w:eastAsia="等线" w:hAnsi="等线" w:cs="Arial"/>
+          <w:rFonts w:ascii="DengXian" w:eastAsia="DengXian" w:hAnsi="DengXian" w:cs="Arial"/>
+          <w:color w:val="BFBFBF" w:themeColor="background1" w:themeShade="BF"/>
+          <w:sz w:val="22"/>
+          <w:szCs w:val="22"/>
+        </w:rPr>
+      </w:pPr>
+      <w:r>
+        <w:rPr>
+          <w:rStyle w:val="bumpedfont15"/>
+          <w:rFonts w:ascii="DengXian" w:eastAsia="DengXian" w:hAnsi="DengXian" w:cs="Arial"/>
           <w:color w:val="BFBFBF" w:themeColor="background1" w:themeShade="BF"/>
           <w:sz w:val="22"/>
           <w:szCs w:val="22"/>
@@ -4774,52 +5074,12 @@
       <w:r>
         <w:rPr>
           <w:rStyle w:val="bumpedfont15"/>
-          <w:rFonts w:ascii="等线" w:eastAsia="等线" w:hAnsi="等线" w:cs="Arial" w:hint="eastAsia"/>
-          <w:color w:val="BFBFBF" w:themeColor="background1" w:themeShade="BF"/>
-          <w:sz w:val="22"/>
-          <w:szCs w:val="22"/>
-        </w:rPr>
-        <w:t>自己的家园最初是一个封闭</w:t>
-      </w:r>
-      <w:r>
-        <w:rPr>
-          <w:rStyle w:val="bumpedfont15"/>
-          <w:rFonts w:ascii="等线" w:eastAsia="等线" w:hAnsi="等线" w:cs="Arial" w:hint="eastAsia"/>
-          <w:color w:val="BFBFBF" w:themeColor="background1" w:themeShade="BF"/>
-          <w:sz w:val="22"/>
-          <w:szCs w:val="22"/>
-        </w:rPr>
-        <w:t>室内</w:t>
-      </w:r>
-      <w:r>
-        <w:rPr>
-          <w:rStyle w:val="bumpedfont15"/>
-          <w:rFonts w:ascii="等线" w:eastAsia="等线" w:hAnsi="等线" w:cs="Arial" w:hint="eastAsia"/>
-          <w:color w:val="BFBFBF" w:themeColor="background1" w:themeShade="BF"/>
-          <w:sz w:val="22"/>
-          <w:szCs w:val="22"/>
-        </w:rPr>
-        <w:t>空地，可以使用</w:t>
-      </w:r>
-      <w:r>
-        <w:rPr>
-          <w:rStyle w:val="bumpedfont15"/>
-          <w:rFonts w:ascii="等线" w:eastAsia="等线" w:hAnsi="等线" w:cs="Arial" w:hint="eastAsia"/>
-          <w:color w:val="BFBFBF" w:themeColor="background1" w:themeShade="BF"/>
-          <w:sz w:val="22"/>
-          <w:szCs w:val="22"/>
-        </w:rPr>
-        <w:t>制造的家具或物品摆放在家园</w:t>
-      </w:r>
-      <w:r>
-        <w:rPr>
-          <w:rStyle w:val="bumpedfont15"/>
-          <w:rFonts w:ascii="等线" w:eastAsia="等线" w:hAnsi="等线" w:cs="Arial" w:hint="eastAsia"/>
-          <w:color w:val="BFBFBF" w:themeColor="background1" w:themeShade="BF"/>
-          <w:sz w:val="22"/>
-          <w:szCs w:val="22"/>
-        </w:rPr>
-        <w:t>，家具有生产制造、提供美观度心情加成等多种作用。</w:t>
+          <w:rFonts w:ascii="DengXian" w:eastAsia="DengXian" w:hAnsi="DengXian" w:cs="Arial" w:hint="eastAsia"/>
+          <w:color w:val="BFBFBF" w:themeColor="background1" w:themeShade="BF"/>
+          <w:sz w:val="22"/>
+          <w:szCs w:val="22"/>
+        </w:rPr>
+        <w:t>交易是玩家重要的物资获取途径之一。玩家在每次进副本时或在副本中的交易节点都可以与轨道空间商交易，这是一种实时的货源充足的交易方式。相当于其他肉鸽游戏中的商店。</w:t>
       </w:r>
     </w:p>
     <w:p>
@@ -4829,16 +5089,16 @@
         <w:ind w:leftChars="300" w:left="660"/>
         <w:rPr>
           <w:rStyle w:val="bumpedfont15"/>
-          <w:rFonts w:ascii="等线" w:eastAsia="等线" w:hAnsi="等线" w:cs="Arial" w:hint="eastAsia"/>
-          <w:color w:val="BFBFBF" w:themeColor="background1" w:themeShade="BF"/>
-          <w:sz w:val="22"/>
-          <w:szCs w:val="22"/>
-        </w:rPr>
-      </w:pPr>
-      <w:r>
-        <w:rPr>
-          <w:rStyle w:val="bumpedfont15"/>
-          <w:rFonts w:ascii="等线" w:eastAsia="等线" w:hAnsi="等线" w:cs="Arial"/>
+          <w:rFonts w:ascii="DengXian" w:eastAsia="DengXian" w:hAnsi="DengXian" w:cs="Arial"/>
+          <w:color w:val="BFBFBF" w:themeColor="background1" w:themeShade="BF"/>
+          <w:sz w:val="22"/>
+          <w:szCs w:val="22"/>
+        </w:rPr>
+      </w:pPr>
+      <w:r>
+        <w:rPr>
+          <w:rStyle w:val="bumpedfont15"/>
+          <w:rFonts w:ascii="DengXian" w:eastAsia="DengXian" w:hAnsi="DengXian" w:cs="Arial"/>
           <w:color w:val="BFBFBF" w:themeColor="background1" w:themeShade="BF"/>
           <w:sz w:val="22"/>
           <w:szCs w:val="22"/>
@@ -4848,12 +5108,12 @@
       <w:r>
         <w:rPr>
           <w:rStyle w:val="bumpedfont15"/>
-          <w:rFonts w:ascii="等线" w:eastAsia="等线" w:hAnsi="等线" w:cs="Arial" w:hint="eastAsia"/>
-          <w:color w:val="BFBFBF" w:themeColor="background1" w:themeShade="BF"/>
-          <w:sz w:val="22"/>
-          <w:szCs w:val="22"/>
-        </w:rPr>
-        <w:t>之后会解锁室外区域的开拓，玩家可以在门前种菜、养殖、钓鱼，研究到达一定水平之后，可以建造自动化流水线、自动化采种播种农机。</w:t>
+          <w:rFonts w:ascii="DengXian" w:eastAsia="DengXian" w:hAnsi="DengXian" w:cs="Arial" w:hint="eastAsia"/>
+          <w:color w:val="BFBFBF" w:themeColor="background1" w:themeShade="BF"/>
+          <w:sz w:val="22"/>
+          <w:szCs w:val="22"/>
+        </w:rPr>
+        <w:t>另一种贸易方式是与NPC交易，一些被招募的NPC会在家园中成为商人，卖些他们的拿手好活，可能是轨道空间商没有的东西。</w:t>
       </w:r>
     </w:p>
     <w:p>
@@ -4862,17 +5122,16 @@
         <w:spacing w:before="90" w:beforeAutospacing="0" w:after="90" w:afterAutospacing="0"/>
         <w:ind w:leftChars="300" w:left="660"/>
         <w:rPr>
-          <w:rStyle w:val="bumpedfont15"/>
-          <w:rFonts w:ascii="等线" w:eastAsia="等线" w:hAnsi="等线" w:cs="Arial" w:hint="eastAsia"/>
-          <w:color w:val="BFBFBF" w:themeColor="background1" w:themeShade="BF"/>
-          <w:sz w:val="22"/>
-          <w:szCs w:val="22"/>
-        </w:rPr>
-      </w:pPr>
-      <w:r>
-        <w:rPr>
-          <w:rStyle w:val="bumpedfont15"/>
-          <w:rFonts w:ascii="等线" w:eastAsia="等线" w:hAnsi="等线" w:cs="Arial"/>
+          <w:rFonts w:ascii="DengXian" w:eastAsia="DengXian" w:hAnsi="DengXian"/>
+          <w:color w:val="BFBFBF" w:themeColor="background1" w:themeShade="BF"/>
+          <w:sz w:val="22"/>
+          <w:szCs w:val="22"/>
+        </w:rPr>
+      </w:pPr>
+      <w:r>
+        <w:rPr>
+          <w:rStyle w:val="bumpedfont15"/>
+          <w:rFonts w:ascii="DengXian" w:eastAsia="DengXian" w:hAnsi="DengXian" w:cs="Arial"/>
           <w:color w:val="BFBFBF" w:themeColor="background1" w:themeShade="BF"/>
           <w:sz w:val="22"/>
           <w:szCs w:val="22"/>
@@ -4882,136 +5141,7 @@
       <w:r>
         <w:rPr>
           <w:rStyle w:val="bumpedfont15"/>
-          <w:rFonts w:ascii="等线" w:eastAsia="等线" w:hAnsi="等线" w:cs="Arial" w:hint="eastAsia"/>
-          <w:color w:val="BFBFBF" w:themeColor="background1" w:themeShade="BF"/>
-          <w:sz w:val="22"/>
-          <w:szCs w:val="22"/>
-        </w:rPr>
-        <w:t>玩家可以在副本中找到或救出NPC，邀请他们加入家园。为NPC安排一个房间或一栋房子。之后可以与NPC交友，NPC也会帮忙工作。NPC与NPC之间也会产生人际关系互动。NPC足够多时就会形成小的社会，玩家可以研究市政发展律法与社会规范。（恭喜陛下可以称帝了）</w:t>
-      </w:r>
-    </w:p>
-    <w:p>
-      <w:pPr>
-        <w:pStyle w:val="s9"/>
-        <w:spacing w:before="90" w:beforeAutospacing="0" w:after="90" w:afterAutospacing="0"/>
-        <w:ind w:leftChars="200" w:left="440"/>
-        <w:rPr>
-          <w:rStyle w:val="bumpedfont15"/>
-          <w:rFonts w:ascii="等线" w:eastAsia="等线" w:hAnsi="等线" w:cs="Arial" w:hint="eastAsia"/>
-          <w:b/>
-          <w:bCs/>
-          <w:color w:val="BFBFBF" w:themeColor="background1" w:themeShade="BF"/>
-          <w:sz w:val="22"/>
-          <w:szCs w:val="22"/>
-        </w:rPr>
-      </w:pPr>
-      <w:r>
-        <w:rPr>
-          <w:rStyle w:val="bumpedfont15"/>
-          <w:rFonts w:ascii="等线" w:eastAsia="等线" w:hAnsi="等线" w:cs="Arial" w:hint="eastAsia"/>
-          <w:b/>
-          <w:bCs/>
-          <w:color w:val="BFBFBF" w:themeColor="background1" w:themeShade="BF"/>
-          <w:sz w:val="22"/>
-          <w:szCs w:val="22"/>
-        </w:rPr>
-        <w:t>4.1.5交易</w:t>
-      </w:r>
-    </w:p>
-    <w:p>
-      <w:pPr>
-        <w:pStyle w:val="s9"/>
-        <w:spacing w:before="90" w:beforeAutospacing="0" w:after="90" w:afterAutospacing="0"/>
-        <w:ind w:leftChars="300" w:left="660"/>
-        <w:rPr>
-          <w:rStyle w:val="bumpedfont15"/>
-          <w:rFonts w:ascii="等线" w:eastAsia="等线" w:hAnsi="等线" w:cs="Arial" w:hint="eastAsia"/>
-          <w:color w:val="BFBFBF" w:themeColor="background1" w:themeShade="BF"/>
-          <w:sz w:val="22"/>
-          <w:szCs w:val="22"/>
-        </w:rPr>
-      </w:pPr>
-      <w:r>
-        <w:rPr>
-          <w:rStyle w:val="bumpedfont15"/>
-          <w:rFonts w:ascii="等线" w:eastAsia="等线" w:hAnsi="等线" w:cs="Arial"/>
-          <w:color w:val="BFBFBF" w:themeColor="background1" w:themeShade="BF"/>
-          <w:sz w:val="22"/>
-          <w:szCs w:val="22"/>
-        </w:rPr>
-        <w:tab/>
-      </w:r>
-      <w:r>
-        <w:rPr>
-          <w:rStyle w:val="bumpedfont15"/>
-          <w:rFonts w:ascii="等线" w:eastAsia="等线" w:hAnsi="等线" w:cs="Arial" w:hint="eastAsia"/>
-          <w:color w:val="BFBFBF" w:themeColor="background1" w:themeShade="BF"/>
-          <w:sz w:val="22"/>
-          <w:szCs w:val="22"/>
-        </w:rPr>
-        <w:t>交易是玩家重要的物资获取途径之一。玩家在每次进副本时或在副本中的交易节点都可以与轨道空间商交易，这是一种实时的货源充足的交易方式。相当于其他肉鸽游戏中的商店。</w:t>
-      </w:r>
-    </w:p>
-    <w:p>
-      <w:pPr>
-        <w:pStyle w:val="s9"/>
-        <w:spacing w:before="90" w:beforeAutospacing="0" w:after="90" w:afterAutospacing="0"/>
-        <w:ind w:leftChars="300" w:left="660"/>
-        <w:rPr>
-          <w:rStyle w:val="bumpedfont15"/>
-          <w:rFonts w:ascii="等线" w:eastAsia="等线" w:hAnsi="等线" w:cs="Arial" w:hint="eastAsia"/>
-          <w:color w:val="BFBFBF" w:themeColor="background1" w:themeShade="BF"/>
-          <w:sz w:val="22"/>
-          <w:szCs w:val="22"/>
-        </w:rPr>
-      </w:pPr>
-      <w:r>
-        <w:rPr>
-          <w:rStyle w:val="bumpedfont15"/>
-          <w:rFonts w:ascii="等线" w:eastAsia="等线" w:hAnsi="等线" w:cs="Arial"/>
-          <w:color w:val="BFBFBF" w:themeColor="background1" w:themeShade="BF"/>
-          <w:sz w:val="22"/>
-          <w:szCs w:val="22"/>
-        </w:rPr>
-        <w:tab/>
-      </w:r>
-      <w:r>
-        <w:rPr>
-          <w:rStyle w:val="bumpedfont15"/>
-          <w:rFonts w:ascii="等线" w:eastAsia="等线" w:hAnsi="等线" w:cs="Arial" w:hint="eastAsia"/>
-          <w:color w:val="BFBFBF" w:themeColor="background1" w:themeShade="BF"/>
-          <w:sz w:val="22"/>
-          <w:szCs w:val="22"/>
-        </w:rPr>
-        <w:t>另一种贸易方式是与NPC交易，一些被招募的NPC会在家园中成为商人，卖些他们的拿手好活，可能是轨道空间商没有的东西。</w:t>
-      </w:r>
-    </w:p>
-    <w:p>
-      <w:pPr>
-        <w:pStyle w:val="s9"/>
-        <w:spacing w:before="90" w:beforeAutospacing="0" w:after="90" w:afterAutospacing="0"/>
-        <w:ind w:leftChars="300" w:left="660"/>
-        <w:rPr>
-          <w:rFonts w:ascii="等线" w:eastAsia="等线" w:hAnsi="等线" w:hint="eastAsia"/>
-          <w:color w:val="BFBFBF" w:themeColor="background1" w:themeShade="BF"/>
-          <w:sz w:val="22"/>
-          <w:szCs w:val="22"/>
-        </w:rPr>
-      </w:pPr>
-      <w:r>
-        <w:rPr>
-          <w:rStyle w:val="bumpedfont15"/>
-          <w:rFonts w:ascii="等线" w:eastAsia="等线" w:hAnsi="等线" w:cs="Arial"/>
-          <w:color w:val="BFBFBF" w:themeColor="background1" w:themeShade="BF"/>
-          <w:sz w:val="22"/>
-          <w:szCs w:val="22"/>
-        </w:rPr>
-        <w:tab/>
-      </w:r>
-      <w:r>
-        <w:rPr>
-          <w:rStyle w:val="bumpedfont15"/>
-          <w:rFonts w:ascii="等线" w:eastAsia="等线" w:hAnsi="等线" w:cs="Arial" w:hint="eastAsia"/>
+          <w:rFonts w:ascii="DengXian" w:eastAsia="DengXian" w:hAnsi="DengXian" w:cs="Arial" w:hint="eastAsia"/>
           <w:color w:val="BFBFBF" w:themeColor="background1" w:themeShade="BF"/>
           <w:sz w:val="22"/>
           <w:szCs w:val="22"/>
@@ -5025,18 +5155,18 @@
         <w:spacing w:before="90" w:beforeAutospacing="0" w:after="90" w:afterAutospacing="0"/>
         <w:rPr>
           <w:rStyle w:val="bumpedfont15"/>
-          <w:rFonts w:ascii="等线" w:eastAsia="等线" w:hAnsi="等线" w:cs="Arial" w:hint="eastAsia"/>
-          <w:b/>
-          <w:bCs/>
-          <w:color w:val="000000"/>
-          <w:sz w:val="26"/>
-          <w:szCs w:val="26"/>
-        </w:rPr>
-      </w:pPr>
-      <w:r>
-        <w:rPr>
-          <w:rStyle w:val="bumpedfont15"/>
-          <w:rFonts w:ascii="等线" w:eastAsia="等线" w:hAnsi="等线" w:cs="Arial"/>
+          <w:rFonts w:ascii="DengXian" w:eastAsia="DengXian" w:hAnsi="DengXian" w:cs="Arial"/>
+          <w:b/>
+          <w:bCs/>
+          <w:color w:val="000000"/>
+          <w:sz w:val="26"/>
+          <w:szCs w:val="26"/>
+        </w:rPr>
+      </w:pPr>
+      <w:r>
+        <w:rPr>
+          <w:rStyle w:val="bumpedfont15"/>
+          <w:rFonts w:ascii="DengXian" w:eastAsia="DengXian" w:hAnsi="DengXian" w:cs="Arial"/>
           <w:b/>
           <w:bCs/>
           <w:color w:val="000000"/>
@@ -5054,7 +5184,7 @@
         <w:ind w:leftChars="200" w:left="440"/>
         <w:rPr>
           <w:rStyle w:val="bumpedfont15"/>
-          <w:rFonts w:ascii="等线" w:eastAsia="等线" w:hAnsi="等线" w:cs="Arial" w:hint="eastAsia"/>
+          <w:rFonts w:ascii="DengXian" w:eastAsia="DengXian" w:hAnsi="DengXian" w:cs="Arial"/>
           <w:color w:val="EE0000"/>
           <w:sz w:val="22"/>
           <w:szCs w:val="22"/>
@@ -5063,7 +5193,7 @@
       <w:r>
         <w:rPr>
           <w:rStyle w:val="bumpedfont15"/>
-          <w:rFonts w:ascii="等线" w:eastAsia="等线" w:hAnsi="等线" w:cs="Arial" w:hint="eastAsia"/>
+          <w:rFonts w:ascii="DengXian" w:eastAsia="DengXian" w:hAnsi="DengXian" w:cs="Arial" w:hint="eastAsia"/>
           <w:b/>
           <w:bCs/>
           <w:color w:val="EE0000"/>
@@ -5080,7 +5210,7 @@
         <w:ind w:leftChars="300" w:left="660"/>
         <w:rPr>
           <w:rStyle w:val="bumpedfont15"/>
-          <w:rFonts w:ascii="等线" w:eastAsia="等线" w:hAnsi="等线" w:cs="Arial" w:hint="eastAsia"/>
+          <w:rFonts w:ascii="DengXian" w:eastAsia="DengXian" w:hAnsi="DengXian" w:cs="Arial"/>
           <w:color w:val="EE0000"/>
           <w:sz w:val="22"/>
           <w:szCs w:val="22"/>
@@ -5089,7 +5219,7 @@
       <w:r>
         <w:rPr>
           <w:rStyle w:val="bumpedfont15"/>
-          <w:rFonts w:ascii="等线" w:eastAsia="等线" w:hAnsi="等线" w:cs="Arial"/>
+          <w:rFonts w:ascii="DengXian" w:eastAsia="DengXian" w:hAnsi="DengXian" w:cs="Arial"/>
           <w:color w:val="EE0000"/>
           <w:sz w:val="22"/>
           <w:szCs w:val="22"/>
@@ -5099,7 +5229,7 @@
       <w:r>
         <w:rPr>
           <w:rStyle w:val="bumpedfont15"/>
-          <w:rFonts w:ascii="等线" w:eastAsia="等线" w:hAnsi="等线" w:cs="Arial" w:hint="eastAsia"/>
+          <w:rFonts w:ascii="DengXian" w:eastAsia="DengXian" w:hAnsi="DengXian" w:cs="Arial" w:hint="eastAsia"/>
           <w:color w:val="EE0000"/>
           <w:sz w:val="22"/>
           <w:szCs w:val="22"/>
@@ -5114,7 +5244,7 @@
         <w:ind w:leftChars="300" w:left="660"/>
         <w:rPr>
           <w:rStyle w:val="bumpedfont15"/>
-          <w:rFonts w:ascii="等线" w:eastAsia="等线" w:hAnsi="等线" w:cs="Arial" w:hint="eastAsia"/>
+          <w:rFonts w:ascii="DengXian" w:eastAsia="DengXian" w:hAnsi="DengXian" w:cs="Arial"/>
           <w:color w:val="EE0000"/>
           <w:sz w:val="22"/>
           <w:szCs w:val="22"/>
@@ -5123,7 +5253,7 @@
       <w:r>
         <w:rPr>
           <w:rStyle w:val="bumpedfont15"/>
-          <w:rFonts w:ascii="等线" w:eastAsia="等线" w:hAnsi="等线" w:cs="Arial"/>
+          <w:rFonts w:ascii="DengXian" w:eastAsia="DengXian" w:hAnsi="DengXian" w:cs="Arial"/>
           <w:color w:val="EE0000"/>
           <w:sz w:val="22"/>
           <w:szCs w:val="22"/>
@@ -5133,7 +5263,7 @@
       <w:r>
         <w:rPr>
           <w:rStyle w:val="bumpedfont15"/>
-          <w:rFonts w:ascii="等线" w:eastAsia="等线" w:hAnsi="等线" w:cs="Arial" w:hint="eastAsia"/>
+          <w:rFonts w:ascii="DengXian" w:eastAsia="DengXian" w:hAnsi="DengXian" w:cs="Arial" w:hint="eastAsia"/>
           <w:color w:val="EE0000"/>
           <w:sz w:val="22"/>
           <w:szCs w:val="22"/>
@@ -5143,7 +5273,7 @@
       <w:r>
         <w:rPr>
           <w:rStyle w:val="bumpedfont15"/>
-          <w:rFonts w:ascii="等线" w:eastAsia="等线" w:hAnsi="等线" w:cs="Arial" w:hint="eastAsia"/>
+          <w:rFonts w:ascii="DengXian" w:eastAsia="DengXian" w:hAnsi="DengXian" w:cs="Arial" w:hint="eastAsia"/>
           <w:color w:val="EE0000"/>
           <w:sz w:val="22"/>
           <w:szCs w:val="22"/>
@@ -5153,7 +5283,7 @@
       <w:r>
         <w:rPr>
           <w:rStyle w:val="bumpedfont15"/>
-          <w:rFonts w:ascii="等线" w:eastAsia="等线" w:hAnsi="等线" w:cs="Arial" w:hint="eastAsia"/>
+          <w:rFonts w:ascii="DengXian" w:eastAsia="DengXian" w:hAnsi="DengXian" w:cs="Arial" w:hint="eastAsia"/>
           <w:color w:val="EE0000"/>
           <w:sz w:val="22"/>
           <w:szCs w:val="22"/>
@@ -5163,7 +5293,7 @@
       <w:r>
         <w:rPr>
           <w:rStyle w:val="bumpedfont15"/>
-          <w:rFonts w:ascii="等线" w:eastAsia="等线" w:hAnsi="等线" w:cs="Arial" w:hint="eastAsia"/>
+          <w:rFonts w:ascii="DengXian" w:eastAsia="DengXian" w:hAnsi="DengXian" w:cs="Arial" w:hint="eastAsia"/>
           <w:color w:val="EE0000"/>
           <w:sz w:val="22"/>
           <w:szCs w:val="22"/>
@@ -5178,16 +5308,16 @@
         <w:ind w:leftChars="200" w:left="440"/>
         <w:rPr>
           <w:rStyle w:val="bumpedfont15"/>
-          <w:rFonts w:ascii="等线" w:eastAsia="等线" w:hAnsi="等线" w:cs="Arial" w:hint="eastAsia"/>
-          <w:color w:val="BFBFBF" w:themeColor="background1" w:themeShade="BF"/>
-          <w:sz w:val="22"/>
-          <w:szCs w:val="22"/>
-        </w:rPr>
-      </w:pPr>
-      <w:r>
-        <w:rPr>
-          <w:rStyle w:val="bumpedfont15"/>
-          <w:rFonts w:ascii="等线" w:eastAsia="等线" w:hAnsi="等线" w:cs="Arial" w:hint="eastAsia"/>
+          <w:rFonts w:ascii="DengXian" w:eastAsia="DengXian" w:hAnsi="DengXian" w:cs="Arial"/>
+          <w:color w:val="BFBFBF" w:themeColor="background1" w:themeShade="BF"/>
+          <w:sz w:val="22"/>
+          <w:szCs w:val="22"/>
+        </w:rPr>
+      </w:pPr>
+      <w:r>
+        <w:rPr>
+          <w:rStyle w:val="bumpedfont15"/>
+          <w:rFonts w:ascii="DengXian" w:eastAsia="DengXian" w:hAnsi="DengXian" w:cs="Arial" w:hint="eastAsia"/>
           <w:b/>
           <w:bCs/>
           <w:color w:val="BFBFBF" w:themeColor="background1" w:themeShade="BF"/>
@@ -5199,7 +5329,7 @@
       <w:r>
         <w:rPr>
           <w:rStyle w:val="bumpedfont15"/>
-          <w:rFonts w:ascii="等线" w:eastAsia="等线" w:hAnsi="等线" w:cs="Arial" w:hint="eastAsia"/>
+          <w:rFonts w:ascii="DengXian" w:eastAsia="DengXian" w:hAnsi="DengXian" w:cs="Arial" w:hint="eastAsia"/>
           <w:b/>
           <w:bCs/>
           <w:color w:val="BFBFBF" w:themeColor="background1" w:themeShade="BF"/>
@@ -5211,7 +5341,7 @@
       <w:r>
         <w:rPr>
           <w:rStyle w:val="bumpedfont15"/>
-          <w:rFonts w:ascii="等线" w:eastAsia="等线" w:hAnsi="等线" w:cs="Arial" w:hint="eastAsia"/>
+          <w:rFonts w:ascii="DengXian" w:eastAsia="DengXian" w:hAnsi="DengXian" w:cs="Arial" w:hint="eastAsia"/>
           <w:b/>
           <w:bCs/>
           <w:color w:val="BFBFBF" w:themeColor="background1" w:themeShade="BF"/>
@@ -5228,16 +5358,16 @@
         <w:ind w:leftChars="300" w:left="660"/>
         <w:rPr>
           <w:rStyle w:val="bumpedfont15"/>
-          <w:rFonts w:ascii="等线" w:eastAsia="等线" w:hAnsi="等线" w:cs="Arial" w:hint="eastAsia"/>
-          <w:color w:val="BFBFBF" w:themeColor="background1" w:themeShade="BF"/>
-          <w:sz w:val="22"/>
-          <w:szCs w:val="22"/>
-        </w:rPr>
-      </w:pPr>
-      <w:r>
-        <w:rPr>
-          <w:rStyle w:val="bumpedfont15"/>
-          <w:rFonts w:ascii="等线" w:eastAsia="等线" w:hAnsi="等线" w:cs="Arial" w:hint="eastAsia"/>
+          <w:rFonts w:ascii="DengXian" w:eastAsia="DengXian" w:hAnsi="DengXian" w:cs="Arial"/>
+          <w:color w:val="BFBFBF" w:themeColor="background1" w:themeShade="BF"/>
+          <w:sz w:val="22"/>
+          <w:szCs w:val="22"/>
+        </w:rPr>
+      </w:pPr>
+      <w:r>
+        <w:rPr>
+          <w:rStyle w:val="bumpedfont15"/>
+          <w:rFonts w:ascii="DengXian" w:eastAsia="DengXian" w:hAnsi="DengXian" w:cs="Arial" w:hint="eastAsia"/>
           <w:color w:val="BFBFBF" w:themeColor="background1" w:themeShade="BF"/>
           <w:sz w:val="22"/>
           <w:szCs w:val="22"/>
@@ -5247,7 +5377,7 @@
       <w:r>
         <w:rPr>
           <w:rStyle w:val="bumpedfont15"/>
-          <w:rFonts w:ascii="等线" w:eastAsia="等线" w:hAnsi="等线" w:cs="Arial" w:hint="eastAsia"/>
+          <w:rFonts w:ascii="DengXian" w:eastAsia="DengXian" w:hAnsi="DengXian" w:cs="Arial" w:hint="eastAsia"/>
           <w:color w:val="BFBFBF" w:themeColor="background1" w:themeShade="BF"/>
           <w:sz w:val="22"/>
           <w:szCs w:val="22"/>
@@ -5262,16 +5392,16 @@
         <w:ind w:leftChars="300" w:left="660"/>
         <w:rPr>
           <w:rStyle w:val="bumpedfont15"/>
-          <w:rFonts w:ascii="等线" w:eastAsia="等线" w:hAnsi="等线" w:cs="Arial" w:hint="eastAsia"/>
-          <w:color w:val="BFBFBF" w:themeColor="background1" w:themeShade="BF"/>
-          <w:sz w:val="22"/>
-          <w:szCs w:val="22"/>
-        </w:rPr>
-      </w:pPr>
-      <w:r>
-        <w:rPr>
-          <w:rStyle w:val="bumpedfont15"/>
-          <w:rFonts w:ascii="等线" w:eastAsia="等线" w:hAnsi="等线" w:cs="Arial" w:hint="eastAsia"/>
+          <w:rFonts w:ascii="DengXian" w:eastAsia="DengXian" w:hAnsi="DengXian" w:cs="Arial"/>
+          <w:color w:val="BFBFBF" w:themeColor="background1" w:themeShade="BF"/>
+          <w:sz w:val="22"/>
+          <w:szCs w:val="22"/>
+        </w:rPr>
+      </w:pPr>
+      <w:r>
+        <w:rPr>
+          <w:rStyle w:val="bumpedfont15"/>
+          <w:rFonts w:ascii="DengXian" w:eastAsia="DengXian" w:hAnsi="DengXian" w:cs="Arial" w:hint="eastAsia"/>
           <w:color w:val="BFBFBF" w:themeColor="background1" w:themeShade="BF"/>
           <w:sz w:val="22"/>
           <w:szCs w:val="22"/>
@@ -5286,18 +5416,18 @@
         <w:ind w:leftChars="200" w:left="440"/>
         <w:rPr>
           <w:rStyle w:val="bumpedfont15"/>
-          <w:rFonts w:ascii="等线" w:eastAsia="等线" w:hAnsi="等线" w:cs="Arial" w:hint="eastAsia"/>
-          <w:b/>
-          <w:bCs/>
-          <w:color w:val="BFBFBF" w:themeColor="background1" w:themeShade="BF"/>
-          <w:sz w:val="22"/>
-          <w:szCs w:val="22"/>
-        </w:rPr>
-      </w:pPr>
-      <w:r>
-        <w:rPr>
-          <w:rStyle w:val="bumpedfont15"/>
-          <w:rFonts w:ascii="等线" w:eastAsia="等线" w:hAnsi="等线" w:cs="Arial" w:hint="eastAsia"/>
+          <w:rFonts w:ascii="DengXian" w:eastAsia="DengXian" w:hAnsi="DengXian" w:cs="Arial"/>
+          <w:b/>
+          <w:bCs/>
+          <w:color w:val="BFBFBF" w:themeColor="background1" w:themeShade="BF"/>
+          <w:sz w:val="22"/>
+          <w:szCs w:val="22"/>
+        </w:rPr>
+      </w:pPr>
+      <w:r>
+        <w:rPr>
+          <w:rStyle w:val="bumpedfont15"/>
+          <w:rFonts w:ascii="DengXian" w:eastAsia="DengXian" w:hAnsi="DengXian" w:cs="Arial" w:hint="eastAsia"/>
           <w:b/>
           <w:bCs/>
           <w:color w:val="BFBFBF" w:themeColor="background1" w:themeShade="BF"/>
@@ -5313,16 +5443,16 @@
         <w:spacing w:before="90" w:beforeAutospacing="0" w:after="90" w:afterAutospacing="0"/>
         <w:ind w:leftChars="300" w:left="660"/>
         <w:rPr>
-          <w:rFonts w:ascii="等线" w:eastAsia="等线" w:hAnsi="等线" w:cs="Arial" w:hint="eastAsia"/>
-          <w:color w:val="BFBFBF" w:themeColor="background1" w:themeShade="BF"/>
-          <w:sz w:val="22"/>
-          <w:szCs w:val="22"/>
-        </w:rPr>
-      </w:pPr>
-      <w:r>
-        <w:rPr>
-          <w:rStyle w:val="bumpedfont15"/>
-          <w:rFonts w:ascii="等线" w:eastAsia="等线" w:hAnsi="等线" w:cs="Arial"/>
+          <w:rFonts w:ascii="DengXian" w:eastAsia="DengXian" w:hAnsi="DengXian" w:cs="Arial"/>
+          <w:color w:val="BFBFBF" w:themeColor="background1" w:themeShade="BF"/>
+          <w:sz w:val="22"/>
+          <w:szCs w:val="22"/>
+        </w:rPr>
+      </w:pPr>
+      <w:r>
+        <w:rPr>
+          <w:rStyle w:val="bumpedfont15"/>
+          <w:rFonts w:ascii="DengXian" w:eastAsia="DengXian" w:hAnsi="DengXian" w:cs="Arial"/>
           <w:color w:val="BFBFBF" w:themeColor="background1" w:themeShade="BF"/>
           <w:sz w:val="22"/>
           <w:szCs w:val="22"/>
@@ -5332,7 +5462,7 @@
       <w:r>
         <w:rPr>
           <w:rStyle w:val="bumpedfont15"/>
-          <w:rFonts w:ascii="等线" w:eastAsia="等线" w:hAnsi="等线" w:cs="Arial" w:hint="eastAsia"/>
+          <w:rFonts w:ascii="DengXian" w:eastAsia="DengXian" w:hAnsi="DengXian" w:cs="Arial" w:hint="eastAsia"/>
           <w:color w:val="BFBFBF" w:themeColor="background1" w:themeShade="BF"/>
           <w:sz w:val="22"/>
           <w:szCs w:val="22"/>
@@ -5346,18 +5476,18 @@
         <w:spacing w:before="90" w:beforeAutospacing="0" w:after="90" w:afterAutospacing="0"/>
         <w:rPr>
           <w:rStyle w:val="bumpedfont15"/>
-          <w:rFonts w:ascii="等线" w:eastAsia="等线" w:hAnsi="等线" w:cs="Arial" w:hint="eastAsia"/>
-          <w:b/>
-          <w:bCs/>
-          <w:color w:val="000000"/>
-          <w:sz w:val="26"/>
-          <w:szCs w:val="26"/>
-        </w:rPr>
-      </w:pPr>
-      <w:r>
-        <w:rPr>
-          <w:rStyle w:val="bumpedfont15"/>
-          <w:rFonts w:ascii="等线" w:eastAsia="等线" w:hAnsi="等线" w:cs="Arial"/>
+          <w:rFonts w:ascii="DengXian" w:eastAsia="DengXian" w:hAnsi="DengXian" w:cs="Arial"/>
+          <w:b/>
+          <w:bCs/>
+          <w:color w:val="000000"/>
+          <w:sz w:val="26"/>
+          <w:szCs w:val="26"/>
+        </w:rPr>
+      </w:pPr>
+      <w:r>
+        <w:rPr>
+          <w:rStyle w:val="bumpedfont15"/>
+          <w:rFonts w:ascii="DengXian" w:eastAsia="DengXian" w:hAnsi="DengXian" w:cs="Arial"/>
           <w:b/>
           <w:bCs/>
           <w:color w:val="000000"/>
@@ -5374,7 +5504,7 @@
         <w:ind w:leftChars="200" w:left="440"/>
         <w:rPr>
           <w:rStyle w:val="bumpedfont15"/>
-          <w:rFonts w:ascii="等线" w:eastAsia="等线" w:hAnsi="等线" w:cs="Arial" w:hint="eastAsia"/>
+          <w:rFonts w:ascii="DengXian" w:eastAsia="DengXian" w:hAnsi="DengXian" w:cs="Arial"/>
           <w:color w:val="EE0000"/>
           <w:sz w:val="22"/>
           <w:szCs w:val="22"/>
@@ -5383,7 +5513,7 @@
       <w:r>
         <w:rPr>
           <w:rStyle w:val="bumpedfont15"/>
-          <w:rFonts w:ascii="等线" w:eastAsia="等线" w:hAnsi="等线" w:cs="Arial" w:hint="eastAsia"/>
+          <w:rFonts w:ascii="DengXian" w:eastAsia="DengXian" w:hAnsi="DengXian" w:cs="Arial" w:hint="eastAsia"/>
           <w:b/>
           <w:bCs/>
           <w:color w:val="EE0000"/>
@@ -5400,16 +5530,16 @@
         <w:ind w:leftChars="300" w:left="660" w:firstLine="400"/>
         <w:rPr>
           <w:rStyle w:val="bumpedfont15"/>
-          <w:rFonts w:ascii="等线" w:eastAsia="等线" w:hAnsi="等线" w:cs="Arial" w:hint="eastAsia"/>
-          <w:color w:val="BFBFBF" w:themeColor="background1" w:themeShade="BF"/>
-          <w:sz w:val="22"/>
-          <w:szCs w:val="22"/>
-        </w:rPr>
-      </w:pPr>
-      <w:r>
-        <w:rPr>
-          <w:rStyle w:val="bumpedfont15"/>
-          <w:rFonts w:ascii="等线" w:eastAsia="等线" w:hAnsi="等线" w:cs="Arial" w:hint="eastAsia"/>
+          <w:rFonts w:ascii="DengXian" w:eastAsia="DengXian" w:hAnsi="DengXian" w:cs="Arial"/>
+          <w:color w:val="BFBFBF" w:themeColor="background1" w:themeShade="BF"/>
+          <w:sz w:val="22"/>
+          <w:szCs w:val="22"/>
+        </w:rPr>
+      </w:pPr>
+      <w:r>
+        <w:rPr>
+          <w:rStyle w:val="bumpedfont15"/>
+          <w:rFonts w:ascii="DengXian" w:eastAsia="DengXian" w:hAnsi="DengXian" w:cs="Arial" w:hint="eastAsia"/>
           <w:color w:val="EE0000"/>
           <w:sz w:val="22"/>
           <w:szCs w:val="22"/>
@@ -5419,7 +5549,7 @@
       <w:r>
         <w:rPr>
           <w:rStyle w:val="bumpedfont15"/>
-          <w:rFonts w:ascii="等线" w:eastAsia="等线" w:hAnsi="等线" w:cs="Arial" w:hint="eastAsia"/>
+          <w:rFonts w:ascii="DengXian" w:eastAsia="DengXian" w:hAnsi="DengXian" w:cs="Arial" w:hint="eastAsia"/>
           <w:color w:val="BFBFBF" w:themeColor="background1" w:themeShade="BF"/>
           <w:sz w:val="22"/>
           <w:szCs w:val="22"/>
@@ -5429,7 +5559,7 @@
       <w:r>
         <w:rPr>
           <w:rStyle w:val="bumpedfont15"/>
-          <w:rFonts w:ascii="等线" w:eastAsia="等线" w:hAnsi="等线" w:cs="Arial" w:hint="eastAsia"/>
+          <w:rFonts w:ascii="DengXian" w:eastAsia="DengXian" w:hAnsi="DengXian" w:cs="Arial" w:hint="eastAsia"/>
           <w:color w:val="BFBFBF" w:themeColor="background1" w:themeShade="BF"/>
           <w:sz w:val="22"/>
           <w:szCs w:val="22"/>
@@ -5439,7 +5569,7 @@
       <w:r>
         <w:rPr>
           <w:rStyle w:val="bumpedfont15"/>
-          <w:rFonts w:ascii="等线" w:eastAsia="等线" w:hAnsi="等线" w:cs="Arial" w:hint="eastAsia"/>
+          <w:rFonts w:ascii="DengXian" w:eastAsia="DengXian" w:hAnsi="DengXian" w:cs="Arial" w:hint="eastAsia"/>
           <w:color w:val="BFBFBF" w:themeColor="background1" w:themeShade="BF"/>
           <w:sz w:val="22"/>
           <w:szCs w:val="22"/>
@@ -5454,18 +5584,18 @@
         <w:ind w:leftChars="200" w:left="440"/>
         <w:rPr>
           <w:rStyle w:val="bumpedfont15"/>
-          <w:rFonts w:ascii="等线" w:eastAsia="等线" w:hAnsi="等线" w:cs="Arial" w:hint="eastAsia"/>
-          <w:b/>
-          <w:bCs/>
-          <w:color w:val="BFBFBF" w:themeColor="background1" w:themeShade="BF"/>
-          <w:sz w:val="22"/>
-          <w:szCs w:val="22"/>
-        </w:rPr>
-      </w:pPr>
-      <w:r>
-        <w:rPr>
-          <w:rStyle w:val="bumpedfont15"/>
-          <w:rFonts w:ascii="等线" w:eastAsia="等线" w:hAnsi="等线" w:cs="Arial" w:hint="eastAsia"/>
+          <w:rFonts w:ascii="DengXian" w:eastAsia="DengXian" w:hAnsi="DengXian" w:cs="Arial"/>
+          <w:b/>
+          <w:bCs/>
+          <w:color w:val="BFBFBF" w:themeColor="background1" w:themeShade="BF"/>
+          <w:sz w:val="22"/>
+          <w:szCs w:val="22"/>
+        </w:rPr>
+      </w:pPr>
+      <w:r>
+        <w:rPr>
+          <w:rStyle w:val="bumpedfont15"/>
+          <w:rFonts w:ascii="DengXian" w:eastAsia="DengXian" w:hAnsi="DengXian" w:cs="Arial" w:hint="eastAsia"/>
           <w:b/>
           <w:bCs/>
           <w:color w:val="BFBFBF" w:themeColor="background1" w:themeShade="BF"/>
@@ -5481,16 +5611,16 @@
         <w:spacing w:before="90" w:beforeAutospacing="0" w:after="90" w:afterAutospacing="0"/>
         <w:ind w:leftChars="490" w:left="1078"/>
         <w:rPr>
-          <w:rFonts w:ascii="等线" w:eastAsia="等线" w:hAnsi="等线" w:hint="eastAsia"/>
-          <w:color w:val="BFBFBF" w:themeColor="background1" w:themeShade="BF"/>
-          <w:sz w:val="22"/>
-          <w:szCs w:val="22"/>
-        </w:rPr>
-      </w:pPr>
-      <w:r>
-        <w:rPr>
-          <w:rStyle w:val="bumpedfont15"/>
-          <w:rFonts w:ascii="等线" w:eastAsia="等线" w:hAnsi="等线" w:cs="Arial" w:hint="eastAsia"/>
+          <w:rFonts w:ascii="DengXian" w:eastAsia="DengXian" w:hAnsi="DengXian"/>
+          <w:color w:val="BFBFBF" w:themeColor="background1" w:themeShade="BF"/>
+          <w:sz w:val="22"/>
+          <w:szCs w:val="22"/>
+        </w:rPr>
+      </w:pPr>
+      <w:r>
+        <w:rPr>
+          <w:rStyle w:val="bumpedfont15"/>
+          <w:rFonts w:ascii="DengXian" w:eastAsia="DengXian" w:hAnsi="DengXian" w:cs="Arial" w:hint="eastAsia"/>
           <w:color w:val="BFBFBF" w:themeColor="background1" w:themeShade="BF"/>
           <w:sz w:val="22"/>
           <w:szCs w:val="22"/>
@@ -5500,7 +5630,7 @@
       <w:r>
         <w:rPr>
           <w:rStyle w:val="bumpedfont15"/>
-          <w:rFonts w:ascii="等线" w:eastAsia="等线" w:hAnsi="等线" w:cs="Arial" w:hint="eastAsia"/>
+          <w:rFonts w:ascii="DengXian" w:eastAsia="DengXian" w:hAnsi="DengXian" w:cs="Arial" w:hint="eastAsia"/>
           <w:color w:val="BFBFBF" w:themeColor="background1" w:themeShade="BF"/>
           <w:sz w:val="22"/>
           <w:szCs w:val="22"/>
@@ -5514,18 +5644,18 @@
         <w:spacing w:before="90" w:beforeAutospacing="0" w:after="90" w:afterAutospacing="0"/>
         <w:rPr>
           <w:rStyle w:val="bumpedfont15"/>
-          <w:rFonts w:ascii="等线" w:eastAsia="等线" w:hAnsi="等线" w:cs="Arial" w:hint="eastAsia"/>
-          <w:b/>
-          <w:bCs/>
-          <w:color w:val="000000"/>
-          <w:sz w:val="26"/>
-          <w:szCs w:val="26"/>
-        </w:rPr>
-      </w:pPr>
-      <w:r>
-        <w:rPr>
-          <w:rStyle w:val="bumpedfont15"/>
-          <w:rFonts w:ascii="等线" w:eastAsia="等线" w:hAnsi="等线" w:cs="Arial"/>
+          <w:rFonts w:ascii="DengXian" w:eastAsia="DengXian" w:hAnsi="DengXian" w:cs="Arial"/>
+          <w:b/>
+          <w:bCs/>
+          <w:color w:val="000000"/>
+          <w:sz w:val="26"/>
+          <w:szCs w:val="26"/>
+        </w:rPr>
+      </w:pPr>
+      <w:r>
+        <w:rPr>
+          <w:rStyle w:val="bumpedfont15"/>
+          <w:rFonts w:ascii="DengXian" w:eastAsia="DengXian" w:hAnsi="DengXian" w:cs="Arial"/>
           <w:b/>
           <w:bCs/>
           <w:color w:val="000000"/>
@@ -5542,7 +5672,7 @@
         <w:ind w:leftChars="100" w:left="220"/>
         <w:rPr>
           <w:rStyle w:val="bumpedfont15"/>
-          <w:rFonts w:ascii="等线" w:eastAsia="等线" w:hAnsi="等线" w:cs="Arial" w:hint="eastAsia"/>
+          <w:rFonts w:ascii="DengXian" w:eastAsia="DengXian" w:hAnsi="DengXian" w:cs="Arial"/>
           <w:color w:val="EE0000"/>
           <w:sz w:val="22"/>
           <w:szCs w:val="22"/>
@@ -5551,7 +5681,7 @@
       <w:r>
         <w:rPr>
           <w:rStyle w:val="bumpedfont15"/>
-          <w:rFonts w:ascii="等线" w:eastAsia="等线" w:hAnsi="等线" w:cs="Arial"/>
+          <w:rFonts w:ascii="DengXian" w:eastAsia="DengXian" w:hAnsi="DengXian" w:cs="Arial"/>
           <w:color w:val="000000"/>
           <w:sz w:val="22"/>
           <w:szCs w:val="22"/>
@@ -5561,7 +5691,7 @@
       <w:r>
         <w:rPr>
           <w:rStyle w:val="bumpedfont15"/>
-          <w:rFonts w:ascii="等线" w:eastAsia="等线" w:hAnsi="等线" w:cs="Arial" w:hint="eastAsia"/>
+          <w:rFonts w:ascii="DengXian" w:eastAsia="DengXian" w:hAnsi="DengXian" w:cs="Arial" w:hint="eastAsia"/>
           <w:color w:val="EE0000"/>
           <w:sz w:val="22"/>
           <w:szCs w:val="22"/>
@@ -5575,7 +5705,7 @@
         <w:spacing w:before="90" w:beforeAutospacing="0" w:after="90" w:afterAutospacing="0"/>
         <w:ind w:leftChars="100" w:left="220"/>
         <w:rPr>
-          <w:rFonts w:ascii="等线" w:eastAsia="等线" w:hAnsi="等线" w:cs="Arial" w:hint="eastAsia"/>
+          <w:rFonts w:ascii="DengXian" w:eastAsia="DengXian" w:hAnsi="DengXian" w:cs="Arial"/>
           <w:color w:val="EE0000"/>
           <w:sz w:val="22"/>
           <w:szCs w:val="22"/>
@@ -5584,7 +5714,7 @@
       <w:r>
         <w:rPr>
           <w:rStyle w:val="bumpedfont15"/>
-          <w:rFonts w:ascii="等线" w:eastAsia="等线" w:hAnsi="等线" w:cs="Arial"/>
+          <w:rFonts w:ascii="DengXian" w:eastAsia="DengXian" w:hAnsi="DengXian" w:cs="Arial"/>
           <w:color w:val="EE0000"/>
           <w:sz w:val="22"/>
           <w:szCs w:val="22"/>
@@ -5594,7 +5724,7 @@
       <w:r>
         <w:rPr>
           <w:rStyle w:val="bumpedfont15"/>
-          <w:rFonts w:ascii="等线" w:eastAsia="等线" w:hAnsi="等线" w:cs="Arial" w:hint="eastAsia"/>
+          <w:rFonts w:ascii="DengXian" w:eastAsia="DengXian" w:hAnsi="DengXian" w:cs="Arial" w:hint="eastAsia"/>
           <w:color w:val="EE0000"/>
           <w:sz w:val="22"/>
           <w:szCs w:val="22"/>
@@ -5608,18 +5738,18 @@
         <w:spacing w:before="90" w:beforeAutospacing="0" w:after="90" w:afterAutospacing="0"/>
         <w:rPr>
           <w:rStyle w:val="bumpedfont15"/>
-          <w:rFonts w:ascii="等线" w:eastAsia="等线" w:hAnsi="等线" w:cs="Arial" w:hint="eastAsia"/>
-          <w:b/>
-          <w:bCs/>
-          <w:color w:val="000000"/>
-          <w:sz w:val="26"/>
-          <w:szCs w:val="26"/>
-        </w:rPr>
-      </w:pPr>
-      <w:r>
-        <w:rPr>
-          <w:rStyle w:val="bumpedfont15"/>
-          <w:rFonts w:ascii="等线" w:eastAsia="等线" w:hAnsi="等线" w:cs="Arial"/>
+          <w:rFonts w:ascii="DengXian" w:eastAsia="DengXian" w:hAnsi="DengXian" w:cs="Arial"/>
+          <w:b/>
+          <w:bCs/>
+          <w:color w:val="000000"/>
+          <w:sz w:val="26"/>
+          <w:szCs w:val="26"/>
+        </w:rPr>
+      </w:pPr>
+      <w:r>
+        <w:rPr>
+          <w:rStyle w:val="bumpedfont15"/>
+          <w:rFonts w:ascii="DengXian" w:eastAsia="DengXian" w:hAnsi="DengXian" w:cs="Arial"/>
           <w:b/>
           <w:bCs/>
           <w:color w:val="000000"/>
@@ -5636,18 +5766,18 @@
         <w:ind w:leftChars="200" w:left="440"/>
         <w:rPr>
           <w:rStyle w:val="bumpedfont15"/>
-          <w:rFonts w:ascii="等线" w:eastAsia="等线" w:hAnsi="等线" w:cs="Arial" w:hint="eastAsia"/>
-          <w:b/>
-          <w:bCs/>
-          <w:color w:val="000000"/>
-          <w:sz w:val="22"/>
-          <w:szCs w:val="22"/>
-        </w:rPr>
-      </w:pPr>
-      <w:r>
-        <w:rPr>
-          <w:rStyle w:val="bumpedfont15"/>
-          <w:rFonts w:ascii="等线" w:eastAsia="等线" w:hAnsi="等线" w:cs="Arial" w:hint="eastAsia"/>
+          <w:rFonts w:ascii="DengXian" w:eastAsia="DengXian" w:hAnsi="DengXian" w:cs="Arial"/>
+          <w:b/>
+          <w:bCs/>
+          <w:color w:val="000000"/>
+          <w:sz w:val="22"/>
+          <w:szCs w:val="22"/>
+        </w:rPr>
+      </w:pPr>
+      <w:r>
+        <w:rPr>
+          <w:rStyle w:val="bumpedfont15"/>
+          <w:rFonts w:ascii="DengXian" w:eastAsia="DengXian" w:hAnsi="DengXian" w:cs="Arial" w:hint="eastAsia"/>
           <w:b/>
           <w:bCs/>
           <w:color w:val="000000"/>
@@ -5664,16 +5794,16 @@
         <w:ind w:leftChars="300" w:left="660" w:firstLine="400"/>
         <w:rPr>
           <w:rStyle w:val="bumpedfont15"/>
-          <w:rFonts w:ascii="等线" w:eastAsia="等线" w:hAnsi="等线" w:cs="Arial" w:hint="eastAsia"/>
-          <w:color w:val="BFBFBF" w:themeColor="background1" w:themeShade="BF"/>
-          <w:sz w:val="22"/>
-          <w:szCs w:val="22"/>
-        </w:rPr>
-      </w:pPr>
-      <w:r>
-        <w:rPr>
-          <w:rStyle w:val="bumpedfont15"/>
-          <w:rFonts w:ascii="等线" w:eastAsia="等线" w:hAnsi="等线" w:cs="Arial" w:hint="eastAsia"/>
+          <w:rFonts w:ascii="DengXian" w:eastAsia="DengXian" w:hAnsi="DengXian" w:cs="Arial"/>
+          <w:color w:val="BFBFBF" w:themeColor="background1" w:themeShade="BF"/>
+          <w:sz w:val="22"/>
+          <w:szCs w:val="22"/>
+        </w:rPr>
+      </w:pPr>
+      <w:r>
+        <w:rPr>
+          <w:rStyle w:val="bumpedfont15"/>
+          <w:rFonts w:ascii="DengXian" w:eastAsia="DengXian" w:hAnsi="DengXian" w:cs="Arial" w:hint="eastAsia"/>
           <w:color w:val="BFBFBF" w:themeColor="background1" w:themeShade="BF"/>
           <w:sz w:val="22"/>
           <w:szCs w:val="22"/>
@@ -5688,16 +5818,16 @@
         <w:ind w:leftChars="300" w:left="660" w:firstLine="400"/>
         <w:rPr>
           <w:rStyle w:val="bumpedfont15"/>
-          <w:rFonts w:ascii="等线" w:eastAsia="等线" w:hAnsi="等线" w:cs="Arial" w:hint="eastAsia"/>
-          <w:color w:val="BFBFBF" w:themeColor="background1" w:themeShade="BF"/>
-          <w:sz w:val="22"/>
-          <w:szCs w:val="22"/>
-        </w:rPr>
-      </w:pPr>
-      <w:r>
-        <w:rPr>
-          <w:rStyle w:val="bumpedfont15"/>
-          <w:rFonts w:ascii="等线" w:eastAsia="等线" w:hAnsi="等线" w:cs="Arial" w:hint="eastAsia"/>
+          <w:rFonts w:ascii="DengXian" w:eastAsia="DengXian" w:hAnsi="DengXian" w:cs="Arial"/>
+          <w:color w:val="BFBFBF" w:themeColor="background1" w:themeShade="BF"/>
+          <w:sz w:val="22"/>
+          <w:szCs w:val="22"/>
+        </w:rPr>
+      </w:pPr>
+      <w:r>
+        <w:rPr>
+          <w:rStyle w:val="bumpedfont15"/>
+          <w:rFonts w:ascii="DengXian" w:eastAsia="DengXian" w:hAnsi="DengXian" w:cs="Arial" w:hint="eastAsia"/>
           <w:color w:val="BFBFBF" w:themeColor="background1" w:themeShade="BF"/>
           <w:sz w:val="22"/>
           <w:szCs w:val="22"/>
@@ -5711,16 +5841,16 @@
         <w:spacing w:before="90" w:beforeAutospacing="0" w:after="90" w:afterAutospacing="0"/>
         <w:ind w:leftChars="300" w:left="660" w:firstLine="400"/>
         <w:rPr>
-          <w:rFonts w:ascii="等线" w:eastAsia="等线" w:hAnsi="等线" w:cs="Arial" w:hint="eastAsia"/>
-          <w:color w:val="BFBFBF" w:themeColor="background1" w:themeShade="BF"/>
-          <w:sz w:val="22"/>
-          <w:szCs w:val="22"/>
-        </w:rPr>
-      </w:pPr>
-      <w:r>
-        <w:rPr>
-          <w:rStyle w:val="bumpedfont15"/>
-          <w:rFonts w:ascii="等线" w:eastAsia="等线" w:hAnsi="等线" w:cs="Arial" w:hint="eastAsia"/>
+          <w:rFonts w:ascii="DengXian" w:eastAsia="DengXian" w:hAnsi="DengXian" w:cs="Arial"/>
+          <w:color w:val="BFBFBF" w:themeColor="background1" w:themeShade="BF"/>
+          <w:sz w:val="22"/>
+          <w:szCs w:val="22"/>
+        </w:rPr>
+      </w:pPr>
+      <w:r>
+        <w:rPr>
+          <w:rStyle w:val="bumpedfont15"/>
+          <w:rFonts w:ascii="DengXian" w:eastAsia="DengXian" w:hAnsi="DengXian" w:cs="Arial" w:hint="eastAsia"/>
           <w:color w:val="BFBFBF" w:themeColor="background1" w:themeShade="BF"/>
           <w:sz w:val="22"/>
           <w:szCs w:val="22"/>
@@ -5734,18 +5864,18 @@
         <w:spacing w:before="90" w:beforeAutospacing="0" w:after="90" w:afterAutospacing="0"/>
         <w:rPr>
           <w:rStyle w:val="bumpedfont15"/>
-          <w:rFonts w:ascii="等线" w:eastAsia="等线" w:hAnsi="等线" w:cs="Arial" w:hint="eastAsia"/>
-          <w:b/>
-          <w:bCs/>
-          <w:color w:val="000000"/>
-          <w:sz w:val="26"/>
-          <w:szCs w:val="26"/>
-        </w:rPr>
-      </w:pPr>
-      <w:r>
-        <w:rPr>
-          <w:rStyle w:val="bumpedfont15"/>
-          <w:rFonts w:ascii="等线" w:eastAsia="等线" w:hAnsi="等线" w:cs="Arial"/>
+          <w:rFonts w:ascii="DengXian" w:eastAsia="DengXian" w:hAnsi="DengXian" w:cs="Arial"/>
+          <w:b/>
+          <w:bCs/>
+          <w:color w:val="000000"/>
+          <w:sz w:val="26"/>
+          <w:szCs w:val="26"/>
+        </w:rPr>
+      </w:pPr>
+      <w:r>
+        <w:rPr>
+          <w:rStyle w:val="bumpedfont15"/>
+          <w:rFonts w:ascii="DengXian" w:eastAsia="DengXian" w:hAnsi="DengXian" w:cs="Arial"/>
           <w:b/>
           <w:bCs/>
           <w:color w:val="000000"/>
@@ -5762,18 +5892,18 @@
         <w:ind w:leftChars="400" w:left="880"/>
         <w:rPr>
           <w:rStyle w:val="bumpedfont15"/>
-          <w:rFonts w:ascii="等线" w:eastAsia="等线" w:hAnsi="等线" w:cs="Arial" w:hint="eastAsia"/>
-          <w:b/>
-          <w:bCs/>
-          <w:color w:val="000000"/>
-          <w:sz w:val="26"/>
-          <w:szCs w:val="26"/>
-        </w:rPr>
-      </w:pPr>
-      <w:r>
-        <w:rPr>
-          <w:rStyle w:val="bumpedfont15"/>
-          <w:rFonts w:ascii="等线" w:eastAsia="等线" w:hAnsi="等线" w:cs="Arial"/>
+          <w:rFonts w:ascii="DengXian" w:eastAsia="DengXian" w:hAnsi="DengXian" w:cs="Arial"/>
+          <w:b/>
+          <w:bCs/>
+          <w:color w:val="000000"/>
+          <w:sz w:val="26"/>
+          <w:szCs w:val="26"/>
+        </w:rPr>
+      </w:pPr>
+      <w:r>
+        <w:rPr>
+          <w:rStyle w:val="bumpedfont15"/>
+          <w:rFonts w:ascii="DengXian" w:eastAsia="DengXian" w:hAnsi="DengXian" w:cs="Arial"/>
           <w:b/>
           <w:bCs/>
           <w:color w:val="000000"/>
@@ -5786,7 +5916,7 @@
       <w:r>
         <w:rPr>
           <w:rStyle w:val="bumpedfont15"/>
-          <w:rFonts w:ascii="等线" w:eastAsia="等线" w:hAnsi="等线" w:cs="Arial" w:hint="eastAsia"/>
+          <w:rFonts w:ascii="DengXian" w:eastAsia="DengXian" w:hAnsi="DengXian" w:cs="Arial" w:hint="eastAsia"/>
           <w:color w:val="000000"/>
           <w:sz w:val="22"/>
           <w:szCs w:val="22"/>
@@ -5796,7 +5926,7 @@
       <w:r>
         <w:rPr>
           <w:rStyle w:val="bumpedfont15"/>
-          <w:rFonts w:ascii="等线" w:eastAsia="等线" w:hAnsi="等线" w:cs="Arial" w:hint="eastAsia"/>
+          <w:rFonts w:ascii="DengXian" w:eastAsia="DengXian" w:hAnsi="DengXian" w:cs="Arial" w:hint="eastAsia"/>
           <w:color w:val="000000"/>
           <w:sz w:val="22"/>
           <w:szCs w:val="22"/>
@@ -5810,18 +5940,18 @@
         <w:spacing w:before="90" w:beforeAutospacing="0" w:after="90" w:afterAutospacing="0"/>
         <w:ind w:leftChars="400" w:left="880"/>
         <w:rPr>
-          <w:rFonts w:ascii="等线" w:eastAsia="等线" w:hAnsi="等线" w:cs="Arial" w:hint="eastAsia"/>
-          <w:b/>
-          <w:bCs/>
-          <w:color w:val="000000"/>
-          <w:sz w:val="26"/>
-          <w:szCs w:val="26"/>
-        </w:rPr>
-      </w:pPr>
-      <w:r>
-        <w:rPr>
-          <w:rStyle w:val="bumpedfont15"/>
-          <w:rFonts w:ascii="等线" w:eastAsia="等线" w:hAnsi="等线" w:cs="Arial"/>
+          <w:rFonts w:ascii="DengXian" w:eastAsia="DengXian" w:hAnsi="DengXian" w:cs="Arial"/>
+          <w:b/>
+          <w:bCs/>
+          <w:color w:val="000000"/>
+          <w:sz w:val="26"/>
+          <w:szCs w:val="26"/>
+        </w:rPr>
+      </w:pPr>
+      <w:r>
+        <w:rPr>
+          <w:rStyle w:val="bumpedfont15"/>
+          <w:rFonts w:ascii="DengXian" w:eastAsia="DengXian" w:hAnsi="DengXian" w:cs="Arial"/>
           <w:b/>
           <w:bCs/>
           <w:color w:val="000000"/>
@@ -5833,7 +5963,7 @@
       <w:r>
         <w:rPr>
           <w:rStyle w:val="bumpedfont15"/>
-          <w:rFonts w:ascii="等线" w:eastAsia="等线" w:hAnsi="等线" w:cs="Arial" w:hint="eastAsia"/>
+          <w:rFonts w:ascii="DengXian" w:eastAsia="DengXian" w:hAnsi="DengXian" w:cs="Arial" w:hint="eastAsia"/>
           <w:color w:val="000000"/>
           <w:sz w:val="22"/>
           <w:szCs w:val="22"/>
@@ -5846,7 +5976,7 @@
         <w:widowControl/>
         <w:rPr>
           <w:rStyle w:val="bumpedfont15"/>
-          <w:rFonts w:ascii="等线" w:eastAsia="等线" w:hAnsi="等线" w:cs="Arial" w:hint="eastAsia"/>
+          <w:rFonts w:ascii="DengXian" w:eastAsia="DengXian" w:hAnsi="DengXian" w:cs="Arial"/>
           <w:color w:val="000000"/>
           <w:kern w:val="0"/>
           <w:szCs w:val="22"/>
@@ -5856,7 +5986,7 @@
       <w:r>
         <w:rPr>
           <w:rStyle w:val="bumpedfont15"/>
-          <w:rFonts w:ascii="等线" w:eastAsia="等线" w:hAnsi="等线" w:cs="Arial"/>
+          <w:rFonts w:ascii="DengXian" w:eastAsia="DengXian" w:hAnsi="DengXian" w:cs="Arial"/>
           <w:color w:val="000000"/>
           <w:szCs w:val="22"/>
         </w:rPr>
@@ -5869,7 +5999,7 @@
         <w:spacing w:before="240" w:beforeAutospacing="0" w:after="90" w:afterAutospacing="0"/>
         <w:rPr>
           <w:rStyle w:val="bumpedfont15"/>
-          <w:rFonts w:cs="Arial" w:hint="eastAsia"/>
+          <w:rFonts w:cs="Arial"/>
           <w:b/>
           <w:bCs/>
           <w:sz w:val="36"/>
@@ -5879,7 +6009,7 @@
       <w:r>
         <w:rPr>
           <w:rStyle w:val="bumpedfont15"/>
-          <w:rFonts w:ascii="等线" w:eastAsia="等线" w:hAnsi="等线" w:cs="Arial"/>
+          <w:rFonts w:ascii="DengXian" w:eastAsia="DengXian" w:hAnsi="DengXian" w:cs="Arial"/>
           <w:b/>
           <w:bCs/>
           <w:color w:val="000000"/>
@@ -5896,18 +6026,18 @@
         <w:spacing w:before="90" w:beforeAutospacing="0" w:after="90" w:afterAutospacing="0"/>
         <w:rPr>
           <w:rStyle w:val="bumpedfont15"/>
-          <w:rFonts w:ascii="等线" w:eastAsia="等线" w:hAnsi="等线" w:cs="Arial" w:hint="eastAsia"/>
-          <w:b/>
-          <w:bCs/>
-          <w:color w:val="000000"/>
-          <w:sz w:val="26"/>
-          <w:szCs w:val="26"/>
-        </w:rPr>
-      </w:pPr>
-      <w:r>
-        <w:rPr>
-          <w:rStyle w:val="bumpedfont15"/>
-          <w:rFonts w:ascii="等线" w:eastAsia="等线" w:hAnsi="等线" w:cs="Arial"/>
+          <w:rFonts w:ascii="DengXian" w:eastAsia="DengXian" w:hAnsi="DengXian" w:cs="Arial"/>
+          <w:b/>
+          <w:bCs/>
+          <w:color w:val="000000"/>
+          <w:sz w:val="26"/>
+          <w:szCs w:val="26"/>
+        </w:rPr>
+      </w:pPr>
+      <w:r>
+        <w:rPr>
+          <w:rStyle w:val="bumpedfont15"/>
+          <w:rFonts w:ascii="DengXian" w:eastAsia="DengXian" w:hAnsi="DengXian" w:cs="Arial"/>
           <w:b/>
           <w:bCs/>
           <w:color w:val="000000"/>
@@ -5923,18 +6053,18 @@
         <w:spacing w:before="90" w:beforeAutospacing="0" w:after="90" w:afterAutospacing="0"/>
         <w:rPr>
           <w:rStyle w:val="bumpedfont15"/>
-          <w:rFonts w:ascii="等线" w:eastAsia="等线" w:hAnsi="等线" w:cs="Arial" w:hint="eastAsia"/>
-          <w:b/>
-          <w:bCs/>
-          <w:color w:val="000000"/>
-          <w:sz w:val="22"/>
-          <w:szCs w:val="22"/>
-        </w:rPr>
-      </w:pPr>
-      <w:r>
-        <w:rPr>
-          <w:rStyle w:val="bumpedfont15"/>
-          <w:rFonts w:ascii="等线" w:eastAsia="等线" w:hAnsi="等线" w:cs="Arial"/>
+          <w:rFonts w:ascii="DengXian" w:eastAsia="DengXian" w:hAnsi="DengXian" w:cs="Arial"/>
+          <w:b/>
+          <w:bCs/>
+          <w:color w:val="000000"/>
+          <w:sz w:val="22"/>
+          <w:szCs w:val="22"/>
+        </w:rPr>
+      </w:pPr>
+      <w:r>
+        <w:rPr>
+          <w:rStyle w:val="bumpedfont15"/>
+          <w:rFonts w:ascii="DengXian" w:eastAsia="DengXian" w:hAnsi="DengXian" w:cs="Arial"/>
           <w:b/>
           <w:bCs/>
           <w:color w:val="000000"/>
@@ -5946,7 +6076,7 @@
       <w:r>
         <w:rPr>
           <w:rStyle w:val="bumpedfont15"/>
-          <w:rFonts w:ascii="等线" w:eastAsia="等线" w:hAnsi="等线" w:cs="Arial" w:hint="eastAsia"/>
+          <w:rFonts w:ascii="DengXian" w:eastAsia="DengXian" w:hAnsi="DengXian" w:cs="Arial" w:hint="eastAsia"/>
           <w:b/>
           <w:bCs/>
           <w:color w:val="000000"/>
@@ -5962,18 +6092,18 @@
         <w:spacing w:before="90" w:beforeAutospacing="0" w:after="90" w:afterAutospacing="0"/>
         <w:ind w:leftChars="200" w:left="440"/>
         <w:rPr>
-          <w:rFonts w:ascii="等线" w:eastAsia="等线" w:hAnsi="等线" w:hint="eastAsia"/>
-          <w:b/>
-          <w:bCs/>
-          <w:color w:val="000000"/>
-          <w:sz w:val="22"/>
-          <w:szCs w:val="22"/>
-        </w:rPr>
-      </w:pPr>
-      <w:r>
-        <w:rPr>
-          <w:rStyle w:val="bumpedfont15"/>
-          <w:rFonts w:ascii="等线" w:eastAsia="等线" w:hAnsi="等线" w:cs="Arial" w:hint="eastAsia"/>
+          <w:rFonts w:ascii="DengXian" w:eastAsia="DengXian" w:hAnsi="DengXian"/>
+          <w:b/>
+          <w:bCs/>
+          <w:color w:val="000000"/>
+          <w:sz w:val="22"/>
+          <w:szCs w:val="22"/>
+        </w:rPr>
+      </w:pPr>
+      <w:r>
+        <w:rPr>
+          <w:rStyle w:val="bumpedfont15"/>
+          <w:rFonts w:ascii="DengXian" w:eastAsia="DengXian" w:hAnsi="DengXian" w:cs="Arial" w:hint="eastAsia"/>
           <w:b/>
           <w:bCs/>
           <w:color w:val="000000"/>
@@ -5989,18 +6119,18 @@
         <w:spacing w:before="90" w:beforeAutospacing="0" w:after="90" w:afterAutospacing="0"/>
         <w:rPr>
           <w:rStyle w:val="bumpedfont15"/>
-          <w:rFonts w:ascii="等线" w:eastAsia="等线" w:hAnsi="等线" w:cs="Arial" w:hint="eastAsia"/>
-          <w:b/>
-          <w:bCs/>
-          <w:color w:val="000000"/>
-          <w:sz w:val="26"/>
-          <w:szCs w:val="26"/>
-        </w:rPr>
-      </w:pPr>
-      <w:r>
-        <w:rPr>
-          <w:rStyle w:val="bumpedfont15"/>
-          <w:rFonts w:ascii="等线" w:eastAsia="等线" w:hAnsi="等线" w:cs="Arial"/>
+          <w:rFonts w:ascii="DengXian" w:eastAsia="DengXian" w:hAnsi="DengXian" w:cs="Arial"/>
+          <w:b/>
+          <w:bCs/>
+          <w:color w:val="000000"/>
+          <w:sz w:val="26"/>
+          <w:szCs w:val="26"/>
+        </w:rPr>
+      </w:pPr>
+      <w:r>
+        <w:rPr>
+          <w:rStyle w:val="bumpedfont15"/>
+          <w:rFonts w:ascii="DengXian" w:eastAsia="DengXian" w:hAnsi="DengXian" w:cs="Arial"/>
           <w:b/>
           <w:bCs/>
           <w:color w:val="000000"/>
@@ -6017,18 +6147,18 @@
         <w:ind w:leftChars="200" w:left="440"/>
         <w:rPr>
           <w:rStyle w:val="bumpedfont15"/>
-          <w:rFonts w:ascii="等线" w:eastAsia="等线" w:hAnsi="等线" w:cs="Arial" w:hint="eastAsia"/>
-          <w:b/>
-          <w:bCs/>
-          <w:color w:val="BFBFBF" w:themeColor="background1" w:themeShade="BF"/>
-          <w:sz w:val="22"/>
-          <w:szCs w:val="22"/>
-        </w:rPr>
-      </w:pPr>
-      <w:r>
-        <w:rPr>
-          <w:rStyle w:val="bumpedfont15"/>
-          <w:rFonts w:ascii="等线" w:eastAsia="等线" w:hAnsi="等线" w:cs="Arial" w:hint="eastAsia"/>
+          <w:rFonts w:ascii="DengXian" w:eastAsia="DengXian" w:hAnsi="DengXian" w:cs="Arial"/>
+          <w:b/>
+          <w:bCs/>
+          <w:color w:val="BFBFBF" w:themeColor="background1" w:themeShade="BF"/>
+          <w:sz w:val="22"/>
+          <w:szCs w:val="22"/>
+        </w:rPr>
+      </w:pPr>
+      <w:r>
+        <w:rPr>
+          <w:rStyle w:val="bumpedfont15"/>
+          <w:rFonts w:ascii="DengXian" w:eastAsia="DengXian" w:hAnsi="DengXian" w:cs="Arial" w:hint="eastAsia"/>
           <w:b/>
           <w:bCs/>
           <w:color w:val="BFBFBF" w:themeColor="background1" w:themeShade="BF"/>
@@ -6044,15 +6174,15 @@
         <w:spacing w:before="90" w:beforeAutospacing="0" w:after="90" w:afterAutospacing="0"/>
         <w:ind w:leftChars="200" w:left="440" w:firstLine="400"/>
         <w:rPr>
-          <w:rFonts w:ascii="等线" w:eastAsia="等线" w:hAnsi="等线" w:hint="eastAsia"/>
-          <w:color w:val="BFBFBF" w:themeColor="background1" w:themeShade="BF"/>
-          <w:sz w:val="22"/>
-          <w:szCs w:val="22"/>
-        </w:rPr>
-      </w:pPr>
-      <w:r>
-        <w:rPr>
-          <w:rFonts w:ascii="等线" w:eastAsia="等线" w:hAnsi="等线" w:hint="eastAsia"/>
+          <w:rFonts w:ascii="DengXian" w:eastAsia="DengXian" w:hAnsi="DengXian"/>
+          <w:color w:val="BFBFBF" w:themeColor="background1" w:themeShade="BF"/>
+          <w:sz w:val="22"/>
+          <w:szCs w:val="22"/>
+        </w:rPr>
+      </w:pPr>
+      <w:r>
+        <w:rPr>
+          <w:rFonts w:ascii="DengXian" w:eastAsia="DengXian" w:hAnsi="DengXian" w:hint="eastAsia"/>
           <w:color w:val="BFBFBF" w:themeColor="background1" w:themeShade="BF"/>
           <w:sz w:val="22"/>
           <w:szCs w:val="22"/>
@@ -6066,17 +6196,17 @@
         <w:spacing w:before="90" w:beforeAutospacing="0" w:after="90" w:afterAutospacing="0"/>
         <w:ind w:leftChars="200" w:left="440"/>
         <w:rPr>
-          <w:rFonts w:ascii="等线" w:eastAsia="等线" w:hAnsi="等线" w:hint="eastAsia"/>
-          <w:b/>
-          <w:bCs/>
-          <w:color w:val="BFBFBF" w:themeColor="background1" w:themeShade="BF"/>
-          <w:sz w:val="22"/>
-          <w:szCs w:val="22"/>
-        </w:rPr>
-      </w:pPr>
-      <w:r>
-        <w:rPr>
-          <w:rFonts w:ascii="等线" w:eastAsia="等线" w:hAnsi="等线" w:hint="eastAsia"/>
+          <w:rFonts w:ascii="DengXian" w:eastAsia="DengXian" w:hAnsi="DengXian"/>
+          <w:b/>
+          <w:bCs/>
+          <w:color w:val="BFBFBF" w:themeColor="background1" w:themeShade="BF"/>
+          <w:sz w:val="22"/>
+          <w:szCs w:val="22"/>
+        </w:rPr>
+      </w:pPr>
+      <w:r>
+        <w:rPr>
+          <w:rFonts w:ascii="DengXian" w:eastAsia="DengXian" w:hAnsi="DengXian" w:hint="eastAsia"/>
           <w:b/>
           <w:bCs/>
           <w:color w:val="BFBFBF" w:themeColor="background1" w:themeShade="BF"/>
@@ -6092,15 +6222,15 @@
         <w:spacing w:before="90" w:beforeAutospacing="0" w:after="90" w:afterAutospacing="0"/>
         <w:ind w:leftChars="300" w:left="660" w:firstLine="400"/>
         <w:rPr>
-          <w:rFonts w:ascii="等线" w:eastAsia="等线" w:hAnsi="等线" w:hint="eastAsia"/>
-          <w:color w:val="BFBFBF" w:themeColor="background1" w:themeShade="BF"/>
-          <w:sz w:val="22"/>
-          <w:szCs w:val="22"/>
-        </w:rPr>
-      </w:pPr>
-      <w:r>
-        <w:rPr>
-          <w:rFonts w:ascii="等线" w:eastAsia="等线" w:hAnsi="等线" w:hint="eastAsia"/>
+          <w:rFonts w:ascii="DengXian" w:eastAsia="DengXian" w:hAnsi="DengXian"/>
+          <w:color w:val="BFBFBF" w:themeColor="background1" w:themeShade="BF"/>
+          <w:sz w:val="22"/>
+          <w:szCs w:val="22"/>
+        </w:rPr>
+      </w:pPr>
+      <w:r>
+        <w:rPr>
+          <w:rFonts w:ascii="DengXian" w:eastAsia="DengXian" w:hAnsi="DengXian" w:hint="eastAsia"/>
           <w:color w:val="BFBFBF" w:themeColor="background1" w:themeShade="BF"/>
           <w:sz w:val="22"/>
           <w:szCs w:val="22"/>
@@ -6109,7 +6239,7 @@
       </w:r>
       <w:r>
         <w:rPr>
-          <w:rFonts w:ascii="等线" w:eastAsia="等线" w:hAnsi="等线" w:hint="eastAsia"/>
+          <w:rFonts w:ascii="DengXian" w:eastAsia="DengXian" w:hAnsi="DengXian" w:hint="eastAsia"/>
           <w:color w:val="BFBFBF" w:themeColor="background1" w:themeShade="BF"/>
           <w:sz w:val="22"/>
           <w:szCs w:val="22"/>
@@ -6123,15 +6253,15 @@
         <w:spacing w:before="90" w:beforeAutospacing="0" w:after="90" w:afterAutospacing="0"/>
         <w:ind w:leftChars="300" w:left="660" w:firstLine="400"/>
         <w:rPr>
-          <w:rFonts w:ascii="等线" w:eastAsia="等线" w:hAnsi="等线" w:hint="eastAsia"/>
-          <w:color w:val="BFBFBF" w:themeColor="background1" w:themeShade="BF"/>
-          <w:sz w:val="22"/>
-          <w:szCs w:val="22"/>
-        </w:rPr>
-      </w:pPr>
-      <w:r>
-        <w:rPr>
-          <w:rFonts w:ascii="等线" w:eastAsia="等线" w:hAnsi="等线" w:hint="eastAsia"/>
+          <w:rFonts w:ascii="DengXian" w:eastAsia="DengXian" w:hAnsi="DengXian"/>
+          <w:color w:val="BFBFBF" w:themeColor="background1" w:themeShade="BF"/>
+          <w:sz w:val="22"/>
+          <w:szCs w:val="22"/>
+        </w:rPr>
+      </w:pPr>
+      <w:r>
+        <w:rPr>
+          <w:rFonts w:ascii="DengXian" w:eastAsia="DengXian" w:hAnsi="DengXian" w:hint="eastAsia"/>
           <w:color w:val="BFBFBF" w:themeColor="background1" w:themeShade="BF"/>
           <w:sz w:val="22"/>
           <w:szCs w:val="22"/>
@@ -6145,17 +6275,17 @@
         <w:spacing w:before="90" w:beforeAutospacing="0" w:after="90" w:afterAutospacing="0"/>
         <w:ind w:leftChars="200" w:left="440"/>
         <w:rPr>
-          <w:rFonts w:ascii="等线" w:eastAsia="等线" w:hAnsi="等线" w:hint="eastAsia"/>
-          <w:b/>
-          <w:bCs/>
-          <w:color w:val="BFBFBF" w:themeColor="background1" w:themeShade="BF"/>
-          <w:sz w:val="22"/>
-          <w:szCs w:val="22"/>
-        </w:rPr>
-      </w:pPr>
-      <w:r>
-        <w:rPr>
-          <w:rFonts w:ascii="等线" w:eastAsia="等线" w:hAnsi="等线" w:hint="eastAsia"/>
+          <w:rFonts w:ascii="DengXian" w:eastAsia="DengXian" w:hAnsi="DengXian"/>
+          <w:b/>
+          <w:bCs/>
+          <w:color w:val="BFBFBF" w:themeColor="background1" w:themeShade="BF"/>
+          <w:sz w:val="22"/>
+          <w:szCs w:val="22"/>
+        </w:rPr>
+      </w:pPr>
+      <w:r>
+        <w:rPr>
+          <w:rFonts w:ascii="DengXian" w:eastAsia="DengXian" w:hAnsi="DengXian" w:hint="eastAsia"/>
           <w:b/>
           <w:bCs/>
           <w:color w:val="BFBFBF" w:themeColor="background1" w:themeShade="BF"/>
@@ -6171,15 +6301,15 @@
         <w:spacing w:before="90" w:beforeAutospacing="0" w:after="90" w:afterAutospacing="0"/>
         <w:ind w:leftChars="300" w:left="660"/>
         <w:rPr>
-          <w:rFonts w:ascii="等线" w:eastAsia="等线" w:hAnsi="等线" w:hint="eastAsia"/>
-          <w:color w:val="BFBFBF" w:themeColor="background1" w:themeShade="BF"/>
-          <w:sz w:val="22"/>
-          <w:szCs w:val="22"/>
-        </w:rPr>
-      </w:pPr>
-      <w:r>
-        <w:rPr>
-          <w:rFonts w:ascii="等线" w:eastAsia="等线" w:hAnsi="等线"/>
+          <w:rFonts w:ascii="DengXian" w:eastAsia="DengXian" w:hAnsi="DengXian"/>
+          <w:color w:val="BFBFBF" w:themeColor="background1" w:themeShade="BF"/>
+          <w:sz w:val="22"/>
+          <w:szCs w:val="22"/>
+        </w:rPr>
+      </w:pPr>
+      <w:r>
+        <w:rPr>
+          <w:rFonts w:ascii="DengXian" w:eastAsia="DengXian" w:hAnsi="DengXian"/>
           <w:color w:val="BFBFBF" w:themeColor="background1" w:themeShade="BF"/>
           <w:sz w:val="22"/>
           <w:szCs w:val="22"/>
@@ -6188,7 +6318,7 @@
       </w:r>
       <w:r>
         <w:rPr>
-          <w:rFonts w:ascii="等线" w:eastAsia="等线" w:hAnsi="等线" w:hint="eastAsia"/>
+          <w:rFonts w:ascii="DengXian" w:eastAsia="DengXian" w:hAnsi="DengXian" w:hint="eastAsia"/>
           <w:color w:val="BFBFBF" w:themeColor="background1" w:themeShade="BF"/>
           <w:sz w:val="22"/>
           <w:szCs w:val="22"/>
@@ -6197,7 +6327,7 @@
       </w:r>
       <w:r>
         <w:rPr>
-          <w:rFonts w:ascii="等线" w:eastAsia="等线" w:hAnsi="等线" w:hint="eastAsia"/>
+          <w:rFonts w:ascii="DengXian" w:eastAsia="DengXian" w:hAnsi="DengXian" w:hint="eastAsia"/>
           <w:color w:val="BFBFBF" w:themeColor="background1" w:themeShade="BF"/>
           <w:sz w:val="22"/>
           <w:szCs w:val="22"/>
@@ -6210,7 +6340,6 @@
         <w:spacing w:after="0"/>
         <w:ind w:leftChars="200" w:left="440"/>
         <w:rPr>
-          <w:rFonts w:hint="eastAsia"/>
           <w:b/>
           <w:bCs/>
           <w:szCs w:val="22"/>
@@ -6240,18 +6369,25 @@
         <w:spacing w:after="0"/>
         <w:ind w:leftChars="300" w:left="660" w:firstLineChars="100" w:firstLine="220"/>
         <w:rPr>
+          <w:color w:val="BFBFBF" w:themeColor="background1" w:themeShade="BF"/>
+          <w:szCs w:val="22"/>
+        </w:rPr>
+      </w:pPr>
+      <w:r>
+        <w:rPr>
           <w:rFonts w:hint="eastAsia"/>
           <w:color w:val="BFBFBF" w:themeColor="background1" w:themeShade="BF"/>
           <w:szCs w:val="22"/>
         </w:rPr>
-      </w:pPr>
+        <w:t>三</w:t>
+      </w:r>
       <w:r>
         <w:rPr>
           <w:rFonts w:hint="eastAsia"/>
           <w:color w:val="EE0000"/>
           <w:szCs w:val="22"/>
         </w:rPr>
-        <w:t>三维·生命/</w:t>
+        <w:t>维·生命/</w:t>
       </w:r>
       <w:r>
         <w:rPr>
@@ -6267,17 +6403,16 @@
         <w:spacing w:after="0"/>
         <w:ind w:leftChars="300" w:left="660" w:firstLineChars="100" w:firstLine="220"/>
         <w:rPr>
+          <w:color w:val="EE0000"/>
+          <w:szCs w:val="22"/>
+        </w:rPr>
+      </w:pPr>
+      <w:r>
+        <w:rPr>
           <w:rFonts w:hint="eastAsia"/>
           <w:color w:val="EE0000"/>
           <w:szCs w:val="22"/>
         </w:rPr>
-      </w:pPr>
-      <w:r>
-        <w:rPr>
-          <w:rFonts w:hint="eastAsia"/>
-          <w:color w:val="EE0000"/>
-          <w:szCs w:val="22"/>
-        </w:rPr>
         <w:t>生命：在战局内受到伤害时减少，归零时死亡游戏结束。战局外不会减少。</w:t>
       </w:r>
     </w:p>
@@ -6286,7 +6421,6 @@
         <w:spacing w:after="0"/>
         <w:ind w:leftChars="300" w:left="660" w:firstLineChars="100" w:firstLine="220"/>
         <w:rPr>
-          <w:rFonts w:hint="eastAsia"/>
           <w:color w:val="BFBFBF" w:themeColor="background1" w:themeShade="BF"/>
           <w:szCs w:val="22"/>
         </w:rPr>
@@ -6305,7 +6439,6 @@
         <w:spacing w:after="0"/>
         <w:ind w:leftChars="300" w:left="660" w:firstLineChars="100" w:firstLine="220"/>
         <w:rPr>
-          <w:rFonts w:hint="eastAsia"/>
           <w:color w:val="BFBFBF" w:themeColor="background1" w:themeShade="BF"/>
           <w:szCs w:val="22"/>
         </w:rPr>
@@ -6324,7 +6457,6 @@
         <w:spacing w:after="0"/>
         <w:ind w:leftChars="200" w:left="440"/>
         <w:rPr>
-          <w:rFonts w:hint="eastAsia"/>
           <w:szCs w:val="22"/>
         </w:rPr>
       </w:pPr>
@@ -6389,7 +6521,6 @@
         <w:spacing w:after="0"/>
         <w:ind w:leftChars="300" w:left="660"/>
         <w:rPr>
-          <w:rFonts w:hint="eastAsia"/>
           <w:szCs w:val="22"/>
         </w:rPr>
       </w:pPr>
@@ -6399,7 +6530,6 @@
         <w:spacing w:after="0"/>
         <w:ind w:leftChars="300" w:left="660"/>
         <w:rPr>
-          <w:rFonts w:hint="eastAsia"/>
           <w:color w:val="BFBFBF" w:themeColor="background1" w:themeShade="BF"/>
           <w:szCs w:val="22"/>
         </w:rPr>
@@ -6418,7 +6548,6 @@
         <w:spacing w:after="0"/>
         <w:ind w:leftChars="400" w:left="880"/>
         <w:rPr>
-          <w:rFonts w:hint="eastAsia"/>
           <w:color w:val="BFBFBF" w:themeColor="background1" w:themeShade="BF"/>
           <w:szCs w:val="22"/>
         </w:rPr>
@@ -6437,7 +6566,6 @@
         <w:spacing w:after="0"/>
         <w:ind w:leftChars="300" w:left="660"/>
         <w:rPr>
-          <w:rFonts w:hint="eastAsia"/>
           <w:color w:val="BFBFBF" w:themeColor="background1" w:themeShade="BF"/>
           <w:szCs w:val="22"/>
         </w:rPr>
@@ -6456,7 +6584,6 @@
         <w:spacing w:after="0"/>
         <w:ind w:leftChars="400" w:left="880"/>
         <w:rPr>
-          <w:rFonts w:hint="eastAsia"/>
           <w:color w:val="BFBFBF" w:themeColor="background1" w:themeShade="BF"/>
           <w:szCs w:val="22"/>
         </w:rPr>
@@ -6505,17 +6632,16 @@
         <w:spacing w:after="0"/>
         <w:ind w:leftChars="300" w:left="660" w:firstLineChars="100" w:firstLine="220"/>
         <w:rPr>
+          <w:color w:val="BFBFBF" w:themeColor="background1" w:themeShade="BF"/>
+          <w:szCs w:val="22"/>
+        </w:rPr>
+      </w:pPr>
+      <w:r>
+        <w:rPr>
           <w:rFonts w:hint="eastAsia"/>
           <w:color w:val="BFBFBF" w:themeColor="background1" w:themeShade="BF"/>
           <w:szCs w:val="22"/>
         </w:rPr>
-      </w:pPr>
-      <w:r>
-        <w:rPr>
-          <w:rFonts w:hint="eastAsia"/>
-          <w:color w:val="BFBFBF" w:themeColor="background1" w:themeShade="BF"/>
-          <w:szCs w:val="22"/>
-        </w:rPr>
         <w:t>多数武器存在一个可以可以使用此武器最小能力限制，例如一把大剑的最小能力限制是10力10敏。若玩家任意一个属性小于这个值使用此武器，则武器性能会大减，同时出现挥不动剑的动画。</w:t>
       </w:r>
     </w:p>
@@ -6525,31 +6651,31 @@
         <w:spacing w:before="90" w:beforeAutospacing="0" w:after="90" w:afterAutospacing="0"/>
         <w:ind w:leftChars="300" w:left="660"/>
         <w:rPr>
-          <w:rFonts w:ascii="等线" w:eastAsia="等线" w:hAnsi="等线" w:hint="eastAsia"/>
-          <w:color w:val="BFBFBF" w:themeColor="background1" w:themeShade="BF"/>
-          <w:sz w:val="22"/>
-          <w:szCs w:val="22"/>
-        </w:rPr>
-      </w:pPr>
-    </w:p>
-    <w:p>
-      <w:pPr>
-        <w:pStyle w:val="s9"/>
-        <w:spacing w:before="90" w:beforeAutospacing="0" w:after="90" w:afterAutospacing="0"/>
-        <w:rPr>
-          <w:rStyle w:val="bumpedfont15"/>
-          <w:rFonts w:ascii="等线" w:eastAsia="等线" w:hAnsi="等线" w:cs="Arial" w:hint="eastAsia"/>
-          <w:b/>
-          <w:bCs/>
-          <w:color w:val="000000"/>
-          <w:sz w:val="26"/>
-          <w:szCs w:val="26"/>
-        </w:rPr>
-      </w:pPr>
-      <w:r>
-        <w:rPr>
-          <w:rStyle w:val="bumpedfont15"/>
-          <w:rFonts w:ascii="等线" w:eastAsia="等线" w:hAnsi="等线" w:cs="Arial"/>
+          <w:rFonts w:ascii="DengXian" w:eastAsia="DengXian" w:hAnsi="DengXian"/>
+          <w:color w:val="BFBFBF" w:themeColor="background1" w:themeShade="BF"/>
+          <w:sz w:val="22"/>
+          <w:szCs w:val="22"/>
+        </w:rPr>
+      </w:pPr>
+    </w:p>
+    <w:p>
+      <w:pPr>
+        <w:pStyle w:val="s9"/>
+        <w:spacing w:before="90" w:beforeAutospacing="0" w:after="90" w:afterAutospacing="0"/>
+        <w:rPr>
+          <w:rStyle w:val="bumpedfont15"/>
+          <w:rFonts w:ascii="DengXian" w:eastAsia="DengXian" w:hAnsi="DengXian" w:cs="Arial"/>
+          <w:b/>
+          <w:bCs/>
+          <w:color w:val="000000"/>
+          <w:sz w:val="26"/>
+          <w:szCs w:val="26"/>
+        </w:rPr>
+      </w:pPr>
+      <w:r>
+        <w:rPr>
+          <w:rStyle w:val="bumpedfont15"/>
+          <w:rFonts w:ascii="DengXian" w:eastAsia="DengXian" w:hAnsi="DengXian" w:cs="Arial"/>
           <w:b/>
           <w:bCs/>
           <w:color w:val="000000"/>
@@ -6565,17 +6691,17 @@
         <w:spacing w:before="90" w:beforeAutospacing="0" w:after="90" w:afterAutospacing="0"/>
         <w:ind w:leftChars="200" w:left="440"/>
         <w:rPr>
-          <w:rFonts w:ascii="等线" w:eastAsia="等线" w:hAnsi="等线" w:hint="eastAsia"/>
-          <w:b/>
-          <w:bCs/>
-          <w:color w:val="BFBFBF" w:themeColor="background1" w:themeShade="BF"/>
-          <w:sz w:val="22"/>
-          <w:szCs w:val="22"/>
-        </w:rPr>
-      </w:pPr>
-      <w:r>
-        <w:rPr>
-          <w:rFonts w:ascii="等线" w:eastAsia="等线" w:hAnsi="等线"/>
+          <w:rFonts w:ascii="DengXian" w:eastAsia="DengXian" w:hAnsi="DengXian"/>
+          <w:b/>
+          <w:bCs/>
+          <w:color w:val="BFBFBF" w:themeColor="background1" w:themeShade="BF"/>
+          <w:sz w:val="22"/>
+          <w:szCs w:val="22"/>
+        </w:rPr>
+      </w:pPr>
+      <w:r>
+        <w:rPr>
+          <w:rFonts w:ascii="DengXian" w:eastAsia="DengXian" w:hAnsi="DengXian"/>
           <w:b/>
           <w:bCs/>
           <w:color w:val="BFBFBF" w:themeColor="background1" w:themeShade="BF"/>
@@ -6590,7 +6716,6 @@
         <w:spacing w:after="0"/>
         <w:ind w:leftChars="300" w:left="660"/>
         <w:rPr>
-          <w:rFonts w:hint="eastAsia"/>
           <w:color w:val="BFBFBF" w:themeColor="background1" w:themeShade="BF"/>
           <w:szCs w:val="22"/>
         </w:rPr>
@@ -6609,17 +6734,16 @@
         <w:spacing w:after="0"/>
         <w:ind w:leftChars="300" w:left="660"/>
         <w:rPr>
+          <w:color w:val="BFBFBF" w:themeColor="background1" w:themeShade="BF"/>
+          <w:szCs w:val="22"/>
+        </w:rPr>
+      </w:pPr>
+      <w:r>
+        <w:rPr>
           <w:rFonts w:hint="eastAsia"/>
           <w:color w:val="BFBFBF" w:themeColor="background1" w:themeShade="BF"/>
           <w:szCs w:val="22"/>
         </w:rPr>
-      </w:pPr>
-      <w:r>
-        <w:rPr>
-          <w:rFonts w:hint="eastAsia"/>
-          <w:color w:val="BFBFBF" w:themeColor="background1" w:themeShade="BF"/>
-          <w:szCs w:val="22"/>
-        </w:rPr>
         <w:t>按用途可分为时装和战装</w:t>
       </w:r>
     </w:p>
@@ -6629,17 +6753,17 @@
         <w:spacing w:before="90" w:beforeAutospacing="0" w:after="90" w:afterAutospacing="0"/>
         <w:ind w:leftChars="300" w:left="660"/>
         <w:rPr>
-          <w:rFonts w:ascii="等线" w:eastAsia="等线" w:hAnsi="等线" w:hint="eastAsia"/>
-          <w:b/>
-          <w:bCs/>
-          <w:color w:val="BFBFBF" w:themeColor="background1" w:themeShade="BF"/>
-          <w:sz w:val="22"/>
-          <w:szCs w:val="22"/>
-        </w:rPr>
-      </w:pPr>
-      <w:r>
-        <w:rPr>
-          <w:rFonts w:ascii="等线" w:eastAsia="等线" w:hAnsi="等线" w:hint="eastAsia"/>
+          <w:rFonts w:ascii="DengXian" w:eastAsia="DengXian" w:hAnsi="DengXian"/>
+          <w:b/>
+          <w:bCs/>
+          <w:color w:val="BFBFBF" w:themeColor="background1" w:themeShade="BF"/>
+          <w:sz w:val="22"/>
+          <w:szCs w:val="22"/>
+        </w:rPr>
+      </w:pPr>
+      <w:r>
+        <w:rPr>
+          <w:rFonts w:ascii="DengXian" w:eastAsia="DengXian" w:hAnsi="DengXian" w:hint="eastAsia"/>
           <w:b/>
           <w:bCs/>
           <w:color w:val="BFBFBF" w:themeColor="background1" w:themeShade="BF"/>
@@ -6650,7 +6774,7 @@
       </w:r>
       <w:r>
         <w:rPr>
-          <w:rFonts w:ascii="等线" w:eastAsia="等线" w:hAnsi="等线" w:hint="eastAsia"/>
+          <w:rFonts w:ascii="DengXian" w:eastAsia="DengXian" w:hAnsi="DengXian" w:hint="eastAsia"/>
           <w:b/>
           <w:bCs/>
           <w:color w:val="BFBFBF" w:themeColor="background1" w:themeShade="BF"/>
@@ -6661,7 +6785,7 @@
       </w:r>
       <w:r>
         <w:rPr>
-          <w:rFonts w:ascii="等线" w:eastAsia="等线" w:hAnsi="等线" w:hint="eastAsia"/>
+          <w:rFonts w:ascii="DengXian" w:eastAsia="DengXian" w:hAnsi="DengXian" w:hint="eastAsia"/>
           <w:b/>
           <w:bCs/>
           <w:color w:val="BFBFBF" w:themeColor="background1" w:themeShade="BF"/>
@@ -6676,7 +6800,6 @@
         <w:spacing w:after="0"/>
         <w:ind w:leftChars="400" w:left="880"/>
         <w:rPr>
-          <w:rFonts w:hint="eastAsia"/>
           <w:color w:val="BFBFBF" w:themeColor="background1" w:themeShade="BF"/>
           <w:szCs w:val="22"/>
         </w:rPr>
@@ -6695,17 +6818,16 @@
         <w:spacing w:after="0"/>
         <w:ind w:leftChars="400" w:left="880"/>
         <w:rPr>
+          <w:color w:val="BFBFBF" w:themeColor="background1" w:themeShade="BF"/>
+          <w:szCs w:val="22"/>
+        </w:rPr>
+      </w:pPr>
+      <w:r>
+        <w:rPr>
           <w:rFonts w:hint="eastAsia"/>
           <w:color w:val="BFBFBF" w:themeColor="background1" w:themeShade="BF"/>
           <w:szCs w:val="22"/>
         </w:rPr>
-      </w:pPr>
-      <w:r>
-        <w:rPr>
-          <w:rFonts w:hint="eastAsia"/>
-          <w:color w:val="BFBFBF" w:themeColor="background1" w:themeShade="BF"/>
-          <w:szCs w:val="22"/>
-        </w:rPr>
         <w:t>所有人型生物装备插槽相同，部分非人型生物有不同的插槽</w:t>
       </w:r>
     </w:p>
@@ -6715,17 +6837,17 @@
         <w:spacing w:before="90" w:beforeAutospacing="0" w:after="90" w:afterAutospacing="0"/>
         <w:ind w:leftChars="300" w:left="660"/>
         <w:rPr>
-          <w:rFonts w:ascii="等线" w:eastAsia="等线" w:hAnsi="等线" w:hint="eastAsia"/>
-          <w:b/>
-          <w:bCs/>
-          <w:color w:val="BFBFBF" w:themeColor="background1" w:themeShade="BF"/>
-          <w:sz w:val="22"/>
-          <w:szCs w:val="22"/>
-        </w:rPr>
-      </w:pPr>
-      <w:r>
-        <w:rPr>
-          <w:rFonts w:ascii="等线" w:eastAsia="等线" w:hAnsi="等线" w:hint="eastAsia"/>
+          <w:rFonts w:ascii="DengXian" w:eastAsia="DengXian" w:hAnsi="DengXian"/>
+          <w:b/>
+          <w:bCs/>
+          <w:color w:val="BFBFBF" w:themeColor="background1" w:themeShade="BF"/>
+          <w:sz w:val="22"/>
+          <w:szCs w:val="22"/>
+        </w:rPr>
+      </w:pPr>
+      <w:r>
+        <w:rPr>
+          <w:rFonts w:ascii="DengXian" w:eastAsia="DengXian" w:hAnsi="DengXian" w:hint="eastAsia"/>
           <w:b/>
           <w:bCs/>
           <w:color w:val="BFBFBF" w:themeColor="background1" w:themeShade="BF"/>
@@ -6736,7 +6858,7 @@
       </w:r>
       <w:r>
         <w:rPr>
-          <w:rFonts w:ascii="等线" w:eastAsia="等线" w:hAnsi="等线" w:hint="eastAsia"/>
+          <w:rFonts w:ascii="DengXian" w:eastAsia="DengXian" w:hAnsi="DengXian" w:hint="eastAsia"/>
           <w:b/>
           <w:bCs/>
           <w:color w:val="BFBFBF" w:themeColor="background1" w:themeShade="BF"/>
@@ -6747,7 +6869,7 @@
       </w:r>
       <w:r>
         <w:rPr>
-          <w:rFonts w:ascii="等线" w:eastAsia="等线" w:hAnsi="等线" w:hint="eastAsia"/>
+          <w:rFonts w:ascii="DengXian" w:eastAsia="DengXian" w:hAnsi="DengXian" w:hint="eastAsia"/>
           <w:b/>
           <w:bCs/>
           <w:color w:val="BFBFBF" w:themeColor="background1" w:themeShade="BF"/>
@@ -6762,7 +6884,6 @@
         <w:spacing w:after="0"/>
         <w:ind w:leftChars="400" w:left="880"/>
         <w:rPr>
-          <w:rFonts w:hint="eastAsia"/>
           <w:color w:val="BFBFBF" w:themeColor="background1" w:themeShade="BF"/>
           <w:szCs w:val="22"/>
         </w:rPr>
@@ -6781,7 +6902,6 @@
         <w:spacing w:after="0"/>
         <w:ind w:leftChars="400" w:left="880"/>
         <w:rPr>
-          <w:rFonts w:hint="eastAsia"/>
           <w:color w:val="BFBFBF" w:themeColor="background1" w:themeShade="BF"/>
           <w:szCs w:val="22"/>
         </w:rPr>
@@ -6800,7 +6920,6 @@
         <w:spacing w:after="0"/>
         <w:ind w:leftChars="400" w:left="880"/>
         <w:rPr>
-          <w:rFonts w:hint="eastAsia"/>
           <w:color w:val="BFBFBF" w:themeColor="background1" w:themeShade="BF"/>
           <w:szCs w:val="22"/>
         </w:rPr>
@@ -6829,7 +6948,6 @@
         <w:spacing w:after="0"/>
         <w:ind w:leftChars="400" w:left="880"/>
         <w:rPr>
-          <w:rFonts w:hint="eastAsia"/>
           <w:color w:val="BFBFBF" w:themeColor="background1" w:themeShade="BF"/>
           <w:szCs w:val="22"/>
         </w:rPr>
@@ -6849,7 +6967,6 @@
         <w:spacing w:after="0"/>
         <w:ind w:leftChars="400" w:left="880"/>
         <w:rPr>
-          <w:rFonts w:hint="eastAsia"/>
           <w:color w:val="BFBFBF" w:themeColor="background1" w:themeShade="BF"/>
           <w:szCs w:val="22"/>
         </w:rPr>
@@ -6868,7 +6985,6 @@
         <w:spacing w:after="0"/>
         <w:ind w:leftChars="400" w:left="880"/>
         <w:rPr>
-          <w:rFonts w:hint="eastAsia"/>
           <w:color w:val="BFBFBF" w:themeColor="background1" w:themeShade="BF"/>
           <w:szCs w:val="22"/>
         </w:rPr>
@@ -6887,7 +7003,6 @@
         <w:spacing w:after="0"/>
         <w:ind w:leftChars="400" w:left="880"/>
         <w:rPr>
-          <w:rFonts w:hint="eastAsia"/>
           <w:color w:val="BFBFBF" w:themeColor="background1" w:themeShade="BF"/>
           <w:szCs w:val="22"/>
         </w:rPr>
@@ -6916,7 +7031,6 @@
         <w:spacing w:after="0"/>
         <w:ind w:leftChars="400" w:left="880"/>
         <w:rPr>
-          <w:rFonts w:hint="eastAsia"/>
           <w:color w:val="BFBFBF" w:themeColor="background1" w:themeShade="BF"/>
           <w:szCs w:val="22"/>
         </w:rPr>
@@ -6942,7 +7056,6 @@
         <w:spacing w:after="0"/>
         <w:ind w:leftChars="400" w:left="880"/>
         <w:rPr>
-          <w:rFonts w:hint="eastAsia"/>
           <w:color w:val="BFBFBF" w:themeColor="background1" w:themeShade="BF"/>
           <w:szCs w:val="22"/>
         </w:rPr>
@@ -6961,7 +7074,6 @@
         <w:spacing w:after="0"/>
         <w:ind w:leftChars="400" w:left="880"/>
         <w:rPr>
-          <w:rFonts w:hint="eastAsia"/>
           <w:color w:val="BFBFBF" w:themeColor="background1" w:themeShade="BF"/>
           <w:szCs w:val="22"/>
         </w:rPr>
@@ -6980,17 +7092,16 @@
         <w:spacing w:after="0"/>
         <w:ind w:leftChars="500" w:left="1100"/>
         <w:rPr>
+          <w:color w:val="BFBFBF" w:themeColor="background1" w:themeShade="BF"/>
+          <w:szCs w:val="22"/>
+        </w:rPr>
+      </w:pPr>
+      <w:r>
+        <w:rPr>
           <w:rFonts w:hint="eastAsia"/>
           <w:color w:val="BFBFBF" w:themeColor="background1" w:themeShade="BF"/>
           <w:szCs w:val="22"/>
         </w:rPr>
-      </w:pPr>
-      <w:r>
-        <w:rPr>
-          <w:rFonts w:hint="eastAsia"/>
-          <w:color w:val="BFBFBF" w:themeColor="background1" w:themeShade="BF"/>
-          <w:szCs w:val="22"/>
-        </w:rPr>
         <w:t>法术吸收：可以吸收一定倍率受到的法术伤害作为资源储存。根据护甲不同法术吸收量可以作为不同用途。在法术抗性之前计算。</w:t>
       </w:r>
     </w:p>
@@ -7000,17 +7111,17 @@
         <w:spacing w:before="90" w:beforeAutospacing="0" w:after="90" w:afterAutospacing="0"/>
         <w:ind w:leftChars="300" w:left="660"/>
         <w:rPr>
-          <w:rFonts w:ascii="等线" w:eastAsia="等线" w:hAnsi="等线" w:hint="eastAsia"/>
-          <w:b/>
-          <w:bCs/>
-          <w:color w:val="BFBFBF" w:themeColor="background1" w:themeShade="BF"/>
-          <w:sz w:val="22"/>
-          <w:szCs w:val="22"/>
-        </w:rPr>
-      </w:pPr>
-      <w:r>
-        <w:rPr>
-          <w:rFonts w:ascii="等线" w:eastAsia="等线" w:hAnsi="等线" w:hint="eastAsia"/>
+          <w:rFonts w:ascii="DengXian" w:eastAsia="DengXian" w:hAnsi="DengXian"/>
+          <w:b/>
+          <w:bCs/>
+          <w:color w:val="BFBFBF" w:themeColor="background1" w:themeShade="BF"/>
+          <w:sz w:val="22"/>
+          <w:szCs w:val="22"/>
+        </w:rPr>
+      </w:pPr>
+      <w:r>
+        <w:rPr>
+          <w:rFonts w:ascii="DengXian" w:eastAsia="DengXian" w:hAnsi="DengXian" w:hint="eastAsia"/>
           <w:b/>
           <w:bCs/>
           <w:color w:val="BFBFBF" w:themeColor="background1" w:themeShade="BF"/>
@@ -7025,7 +7136,6 @@
         <w:spacing w:after="0"/>
         <w:ind w:leftChars="400" w:left="880"/>
         <w:rPr>
-          <w:rFonts w:hint="eastAsia"/>
           <w:color w:val="BFBFBF" w:themeColor="background1" w:themeShade="BF"/>
           <w:szCs w:val="22"/>
         </w:rPr>
@@ -7044,7 +7154,6 @@
         <w:spacing w:after="0"/>
         <w:ind w:leftChars="300" w:left="660"/>
         <w:rPr>
-          <w:rFonts w:hint="eastAsia"/>
           <w:color w:val="BFBFBF" w:themeColor="background1" w:themeShade="BF"/>
           <w:szCs w:val="22"/>
         </w:rPr>
@@ -7055,7 +7164,6 @@
         <w:spacing w:after="0"/>
         <w:ind w:leftChars="200" w:left="440"/>
         <w:rPr>
-          <w:rFonts w:hint="eastAsia"/>
           <w:color w:val="BFBFBF" w:themeColor="background1" w:themeShade="BF"/>
           <w:sz w:val="28"/>
           <w:szCs w:val="28"/>
@@ -7143,7 +7251,6 @@
         <w:spacing w:after="0"/>
         <w:ind w:leftChars="200" w:left="440"/>
         <w:rPr>
-          <w:rFonts w:hint="eastAsia"/>
           <w:color w:val="BFBFBF" w:themeColor="background1" w:themeShade="BF"/>
           <w:szCs w:val="22"/>
         </w:rPr>
@@ -7212,17 +7319,17 @@
         <w:spacing w:before="90" w:beforeAutospacing="0" w:after="90" w:afterAutospacing="0"/>
         <w:ind w:leftChars="200" w:left="440"/>
         <w:rPr>
-          <w:rFonts w:ascii="等线" w:eastAsia="等线" w:hAnsi="等线" w:hint="eastAsia"/>
-          <w:b/>
-          <w:bCs/>
-          <w:color w:val="BFBFBF" w:themeColor="background1" w:themeShade="BF"/>
-          <w:sz w:val="22"/>
-          <w:szCs w:val="22"/>
-        </w:rPr>
-      </w:pPr>
-      <w:r>
-        <w:rPr>
-          <w:rFonts w:ascii="等线" w:eastAsia="等线" w:hAnsi="等线" w:hint="eastAsia"/>
+          <w:rFonts w:ascii="DengXian" w:eastAsia="DengXian" w:hAnsi="DengXian"/>
+          <w:b/>
+          <w:bCs/>
+          <w:color w:val="BFBFBF" w:themeColor="background1" w:themeShade="BF"/>
+          <w:sz w:val="22"/>
+          <w:szCs w:val="22"/>
+        </w:rPr>
+      </w:pPr>
+      <w:r>
+        <w:rPr>
+          <w:rFonts w:ascii="DengXian" w:eastAsia="DengXian" w:hAnsi="DengXian" w:hint="eastAsia"/>
           <w:b/>
           <w:bCs/>
           <w:color w:val="BFBFBF" w:themeColor="background1" w:themeShade="BF"/>
@@ -7238,17 +7345,17 @@
         <w:spacing w:before="90" w:beforeAutospacing="0" w:after="90" w:afterAutospacing="0"/>
         <w:ind w:leftChars="300" w:left="660"/>
         <w:rPr>
-          <w:rFonts w:ascii="等线" w:eastAsia="等线" w:hAnsi="等线" w:hint="eastAsia"/>
-          <w:b/>
-          <w:bCs/>
-          <w:color w:val="BFBFBF" w:themeColor="background1" w:themeShade="BF"/>
-          <w:sz w:val="22"/>
-          <w:szCs w:val="22"/>
-        </w:rPr>
-      </w:pPr>
-      <w:r>
-        <w:rPr>
-          <w:rFonts w:ascii="等线" w:eastAsia="等线" w:hAnsi="等线" w:hint="eastAsia"/>
+          <w:rFonts w:ascii="DengXian" w:eastAsia="DengXian" w:hAnsi="DengXian"/>
+          <w:b/>
+          <w:bCs/>
+          <w:color w:val="BFBFBF" w:themeColor="background1" w:themeShade="BF"/>
+          <w:sz w:val="22"/>
+          <w:szCs w:val="22"/>
+        </w:rPr>
+      </w:pPr>
+      <w:r>
+        <w:rPr>
+          <w:rFonts w:ascii="DengXian" w:eastAsia="DengXian" w:hAnsi="DengXian" w:hint="eastAsia"/>
           <w:b/>
           <w:bCs/>
           <w:color w:val="BFBFBF" w:themeColor="background1" w:themeShade="BF"/>
@@ -7263,7 +7370,6 @@
         <w:spacing w:after="0"/>
         <w:ind w:leftChars="400" w:left="880"/>
         <w:rPr>
-          <w:rFonts w:hint="eastAsia"/>
           <w:color w:val="BFBFBF" w:themeColor="background1" w:themeShade="BF"/>
           <w:sz w:val="20"/>
           <w:szCs w:val="20"/>
@@ -7285,17 +7391,17 @@
         <w:spacing w:before="90" w:beforeAutospacing="0" w:after="90" w:afterAutospacing="0"/>
         <w:ind w:leftChars="300" w:left="660"/>
         <w:rPr>
-          <w:rFonts w:ascii="等线" w:eastAsia="等线" w:hAnsi="等线" w:hint="eastAsia"/>
-          <w:b/>
-          <w:bCs/>
-          <w:color w:val="BFBFBF" w:themeColor="background1" w:themeShade="BF"/>
-          <w:sz w:val="22"/>
-          <w:szCs w:val="22"/>
-        </w:rPr>
-      </w:pPr>
-      <w:r>
-        <w:rPr>
-          <w:rFonts w:ascii="等线" w:eastAsia="等线" w:hAnsi="等线" w:hint="eastAsia"/>
+          <w:rFonts w:ascii="DengXian" w:eastAsia="DengXian" w:hAnsi="DengXian"/>
+          <w:b/>
+          <w:bCs/>
+          <w:color w:val="BFBFBF" w:themeColor="background1" w:themeShade="BF"/>
+          <w:sz w:val="22"/>
+          <w:szCs w:val="22"/>
+        </w:rPr>
+      </w:pPr>
+      <w:r>
+        <w:rPr>
+          <w:rFonts w:ascii="DengXian" w:eastAsia="DengXian" w:hAnsi="DengXian" w:hint="eastAsia"/>
           <w:b/>
           <w:bCs/>
           <w:color w:val="BFBFBF" w:themeColor="background1" w:themeShade="BF"/>
@@ -7310,7 +7416,6 @@
         <w:spacing w:after="0"/>
         <w:ind w:leftChars="400" w:left="880"/>
         <w:rPr>
-          <w:rFonts w:hint="eastAsia"/>
           <w:color w:val="BFBFBF" w:themeColor="background1" w:themeShade="BF"/>
           <w:sz w:val="20"/>
           <w:szCs w:val="20"/>
@@ -7332,17 +7437,17 @@
         <w:spacing w:before="90" w:beforeAutospacing="0" w:after="90" w:afterAutospacing="0"/>
         <w:ind w:leftChars="300" w:left="660"/>
         <w:rPr>
-          <w:rFonts w:ascii="等线" w:eastAsia="等线" w:hAnsi="等线" w:hint="eastAsia"/>
-          <w:b/>
-          <w:bCs/>
-          <w:color w:val="BFBFBF" w:themeColor="background1" w:themeShade="BF"/>
-          <w:sz w:val="22"/>
-          <w:szCs w:val="22"/>
-        </w:rPr>
-      </w:pPr>
-      <w:r>
-        <w:rPr>
-          <w:rFonts w:ascii="等线" w:eastAsia="等线" w:hAnsi="等线" w:hint="eastAsia"/>
+          <w:rFonts w:ascii="DengXian" w:eastAsia="DengXian" w:hAnsi="DengXian"/>
+          <w:b/>
+          <w:bCs/>
+          <w:color w:val="BFBFBF" w:themeColor="background1" w:themeShade="BF"/>
+          <w:sz w:val="22"/>
+          <w:szCs w:val="22"/>
+        </w:rPr>
+      </w:pPr>
+      <w:r>
+        <w:rPr>
+          <w:rFonts w:ascii="DengXian" w:eastAsia="DengXian" w:hAnsi="DengXian" w:hint="eastAsia"/>
           <w:b/>
           <w:bCs/>
           <w:color w:val="BFBFBF" w:themeColor="background1" w:themeShade="BF"/>
@@ -7357,7 +7462,6 @@
         <w:spacing w:after="0"/>
         <w:ind w:leftChars="400" w:left="880"/>
         <w:rPr>
-          <w:rFonts w:hint="eastAsia"/>
           <w:color w:val="BFBFBF" w:themeColor="background1" w:themeShade="BF"/>
           <w:sz w:val="20"/>
           <w:szCs w:val="20"/>
@@ -7379,17 +7483,17 @@
         <w:spacing w:before="90" w:beforeAutospacing="0" w:after="90" w:afterAutospacing="0"/>
         <w:ind w:leftChars="200" w:left="440"/>
         <w:rPr>
-          <w:rFonts w:ascii="等线" w:eastAsia="等线" w:hAnsi="等线" w:hint="eastAsia"/>
-          <w:b/>
-          <w:bCs/>
-          <w:color w:val="BFBFBF" w:themeColor="background1" w:themeShade="BF"/>
-          <w:sz w:val="22"/>
-          <w:szCs w:val="22"/>
-        </w:rPr>
-      </w:pPr>
-      <w:r>
-        <w:rPr>
-          <w:rFonts w:ascii="等线" w:eastAsia="等线" w:hAnsi="等线" w:hint="eastAsia"/>
+          <w:rFonts w:ascii="DengXian" w:eastAsia="DengXian" w:hAnsi="DengXian"/>
+          <w:b/>
+          <w:bCs/>
+          <w:color w:val="BFBFBF" w:themeColor="background1" w:themeShade="BF"/>
+          <w:sz w:val="22"/>
+          <w:szCs w:val="22"/>
+        </w:rPr>
+      </w:pPr>
+      <w:r>
+        <w:rPr>
+          <w:rFonts w:ascii="DengXian" w:eastAsia="DengXian" w:hAnsi="DengXian" w:hint="eastAsia"/>
           <w:b/>
           <w:bCs/>
           <w:color w:val="BFBFBF" w:themeColor="background1" w:themeShade="BF"/>
@@ -7404,7 +7508,6 @@
         <w:spacing w:after="0"/>
         <w:ind w:leftChars="400" w:left="880"/>
         <w:rPr>
-          <w:rFonts w:hint="eastAsia"/>
           <w:color w:val="BFBFBF" w:themeColor="background1" w:themeShade="BF"/>
           <w:sz w:val="20"/>
           <w:szCs w:val="20"/>
@@ -7425,7 +7528,6 @@
         <w:spacing w:after="0"/>
         <w:ind w:leftChars="400" w:left="880"/>
         <w:rPr>
-          <w:rFonts w:hint="eastAsia"/>
           <w:color w:val="BFBFBF" w:themeColor="background1" w:themeShade="BF"/>
           <w:sz w:val="20"/>
           <w:szCs w:val="20"/>
@@ -7447,17 +7549,17 @@
         <w:spacing w:before="90" w:beforeAutospacing="0" w:after="90" w:afterAutospacing="0"/>
         <w:ind w:leftChars="300" w:left="660"/>
         <w:rPr>
-          <w:rFonts w:ascii="等线" w:eastAsia="等线" w:hAnsi="等线" w:hint="eastAsia"/>
-          <w:b/>
-          <w:bCs/>
-          <w:color w:val="BFBFBF" w:themeColor="background1" w:themeShade="BF"/>
-          <w:sz w:val="22"/>
-          <w:szCs w:val="22"/>
-        </w:rPr>
-      </w:pPr>
-      <w:r>
-        <w:rPr>
-          <w:rFonts w:ascii="等线" w:eastAsia="等线" w:hAnsi="等线" w:hint="eastAsia"/>
+          <w:rFonts w:ascii="DengXian" w:eastAsia="DengXian" w:hAnsi="DengXian"/>
+          <w:b/>
+          <w:bCs/>
+          <w:color w:val="BFBFBF" w:themeColor="background1" w:themeShade="BF"/>
+          <w:sz w:val="22"/>
+          <w:szCs w:val="22"/>
+        </w:rPr>
+      </w:pPr>
+      <w:r>
+        <w:rPr>
+          <w:rFonts w:ascii="DengXian" w:eastAsia="DengXian" w:hAnsi="DengXian" w:hint="eastAsia"/>
           <w:b/>
           <w:bCs/>
           <w:color w:val="BFBFBF" w:themeColor="background1" w:themeShade="BF"/>
@@ -7472,7 +7574,6 @@
         <w:spacing w:after="0"/>
         <w:ind w:leftChars="400" w:left="880"/>
         <w:rPr>
-          <w:rFonts w:hint="eastAsia"/>
           <w:color w:val="BFBFBF" w:themeColor="background1" w:themeShade="BF"/>
           <w:sz w:val="20"/>
           <w:szCs w:val="20"/>
@@ -7493,7 +7594,6 @@
         <w:spacing w:after="0"/>
         <w:ind w:leftChars="400" w:left="880"/>
         <w:rPr>
-          <w:rFonts w:hint="eastAsia"/>
           <w:color w:val="BFBFBF" w:themeColor="background1" w:themeShade="BF"/>
           <w:sz w:val="20"/>
           <w:szCs w:val="20"/>
@@ -7505,33 +7605,33 @@
         <w:pStyle w:val="s9"/>
         <w:spacing w:before="90" w:beforeAutospacing="0" w:after="90" w:afterAutospacing="0"/>
         <w:rPr>
-          <w:rFonts w:ascii="等线" w:eastAsia="等线" w:hAnsi="等线" w:cs="Arial" w:hint="eastAsia"/>
-          <w:b/>
-          <w:bCs/>
-          <w:color w:val="000000"/>
-          <w:sz w:val="26"/>
-          <w:szCs w:val="26"/>
-        </w:rPr>
-      </w:pPr>
-    </w:p>
-    <w:p>
-      <w:pPr>
-        <w:pStyle w:val="s9"/>
-        <w:spacing w:before="90" w:beforeAutospacing="0" w:after="90" w:afterAutospacing="0"/>
-        <w:rPr>
-          <w:rStyle w:val="bumpedfont15"/>
-          <w:rFonts w:ascii="等线" w:eastAsia="等线" w:hAnsi="等线" w:cs="Arial" w:hint="eastAsia"/>
-          <w:b/>
-          <w:bCs/>
-          <w:color w:val="000000"/>
-          <w:sz w:val="26"/>
-          <w:szCs w:val="26"/>
-        </w:rPr>
-      </w:pPr>
-      <w:r>
-        <w:rPr>
-          <w:rStyle w:val="bumpedfont15"/>
-          <w:rFonts w:ascii="等线" w:eastAsia="等线" w:hAnsi="等线" w:cs="Arial"/>
+          <w:rFonts w:ascii="DengXian" w:eastAsia="DengXian" w:hAnsi="DengXian" w:cs="Arial"/>
+          <w:b/>
+          <w:bCs/>
+          <w:color w:val="000000"/>
+          <w:sz w:val="26"/>
+          <w:szCs w:val="26"/>
+        </w:rPr>
+      </w:pPr>
+    </w:p>
+    <w:p>
+      <w:pPr>
+        <w:pStyle w:val="s9"/>
+        <w:spacing w:before="90" w:beforeAutospacing="0" w:after="90" w:afterAutospacing="0"/>
+        <w:rPr>
+          <w:rStyle w:val="bumpedfont15"/>
+          <w:rFonts w:ascii="DengXian" w:eastAsia="DengXian" w:hAnsi="DengXian" w:cs="Arial"/>
+          <w:b/>
+          <w:bCs/>
+          <w:color w:val="000000"/>
+          <w:sz w:val="26"/>
+          <w:szCs w:val="26"/>
+        </w:rPr>
+      </w:pPr>
+      <w:r>
+        <w:rPr>
+          <w:rStyle w:val="bumpedfont15"/>
+          <w:rFonts w:ascii="DengXian" w:eastAsia="DengXian" w:hAnsi="DengXian" w:cs="Arial"/>
           <w:b/>
           <w:bCs/>
           <w:color w:val="000000"/>
@@ -7547,17 +7647,17 @@
         <w:spacing w:before="90" w:beforeAutospacing="0" w:after="90" w:afterAutospacing="0"/>
         <w:ind w:leftChars="200" w:left="440"/>
         <w:rPr>
-          <w:rFonts w:ascii="等线" w:eastAsia="等线" w:hAnsi="等线" w:hint="eastAsia"/>
-          <w:b/>
-          <w:bCs/>
-          <w:color w:val="BFBFBF" w:themeColor="background1" w:themeShade="BF"/>
-          <w:sz w:val="22"/>
-          <w:szCs w:val="22"/>
-        </w:rPr>
-      </w:pPr>
-      <w:r>
-        <w:rPr>
-          <w:rFonts w:ascii="等线" w:eastAsia="等线" w:hAnsi="等线" w:hint="eastAsia"/>
+          <w:rFonts w:ascii="DengXian" w:eastAsia="DengXian" w:hAnsi="DengXian"/>
+          <w:b/>
+          <w:bCs/>
+          <w:color w:val="BFBFBF" w:themeColor="background1" w:themeShade="BF"/>
+          <w:sz w:val="22"/>
+          <w:szCs w:val="22"/>
+        </w:rPr>
+      </w:pPr>
+      <w:r>
+        <w:rPr>
+          <w:rFonts w:ascii="DengXian" w:eastAsia="DengXian" w:hAnsi="DengXian" w:hint="eastAsia"/>
           <w:b/>
           <w:bCs/>
           <w:color w:val="BFBFBF" w:themeColor="background1" w:themeShade="BF"/>
@@ -7573,17 +7673,17 @@
         <w:spacing w:before="90" w:beforeAutospacing="0" w:after="90" w:afterAutospacing="0"/>
         <w:ind w:leftChars="300" w:left="660"/>
         <w:rPr>
-          <w:rFonts w:ascii="等线" w:eastAsia="等线" w:hAnsi="等线" w:hint="eastAsia"/>
-          <w:b/>
-          <w:bCs/>
-          <w:color w:val="BFBFBF" w:themeColor="background1" w:themeShade="BF"/>
-          <w:sz w:val="22"/>
-          <w:szCs w:val="22"/>
-        </w:rPr>
-      </w:pPr>
-      <w:r>
-        <w:rPr>
-          <w:rFonts w:ascii="等线" w:eastAsia="等线" w:hAnsi="等线" w:hint="eastAsia"/>
+          <w:rFonts w:ascii="DengXian" w:eastAsia="DengXian" w:hAnsi="DengXian"/>
+          <w:b/>
+          <w:bCs/>
+          <w:color w:val="BFBFBF" w:themeColor="background1" w:themeShade="BF"/>
+          <w:sz w:val="22"/>
+          <w:szCs w:val="22"/>
+        </w:rPr>
+      </w:pPr>
+      <w:r>
+        <w:rPr>
+          <w:rFonts w:ascii="DengXian" w:eastAsia="DengXian" w:hAnsi="DengXian" w:hint="eastAsia"/>
           <w:b/>
           <w:bCs/>
           <w:color w:val="BFBFBF" w:themeColor="background1" w:themeShade="BF"/>
@@ -7598,7 +7698,6 @@
         <w:spacing w:after="0"/>
         <w:ind w:leftChars="400" w:left="880"/>
         <w:rPr>
-          <w:rFonts w:hint="eastAsia"/>
           <w:color w:val="BFBFBF" w:themeColor="background1" w:themeShade="BF"/>
           <w:sz w:val="20"/>
           <w:szCs w:val="20"/>
@@ -7619,7 +7718,6 @@
         <w:spacing w:after="0"/>
         <w:ind w:leftChars="400" w:left="880"/>
         <w:rPr>
-          <w:rFonts w:hint="eastAsia"/>
           <w:color w:val="BFBFBF" w:themeColor="background1" w:themeShade="BF"/>
           <w:sz w:val="20"/>
           <w:szCs w:val="20"/>
@@ -7641,17 +7739,17 @@
         <w:spacing w:before="90" w:beforeAutospacing="0" w:after="90" w:afterAutospacing="0"/>
         <w:ind w:leftChars="300" w:left="660"/>
         <w:rPr>
-          <w:rFonts w:ascii="等线" w:eastAsia="等线" w:hAnsi="等线" w:hint="eastAsia"/>
-          <w:b/>
-          <w:bCs/>
-          <w:color w:val="BFBFBF" w:themeColor="background1" w:themeShade="BF"/>
-          <w:sz w:val="22"/>
-          <w:szCs w:val="22"/>
-        </w:rPr>
-      </w:pPr>
-      <w:r>
-        <w:rPr>
-          <w:rFonts w:ascii="等线" w:eastAsia="等线" w:hAnsi="等线" w:hint="eastAsia"/>
+          <w:rFonts w:ascii="DengXian" w:eastAsia="DengXian" w:hAnsi="DengXian"/>
+          <w:b/>
+          <w:bCs/>
+          <w:color w:val="BFBFBF" w:themeColor="background1" w:themeShade="BF"/>
+          <w:sz w:val="22"/>
+          <w:szCs w:val="22"/>
+        </w:rPr>
+      </w:pPr>
+      <w:r>
+        <w:rPr>
+          <w:rFonts w:ascii="DengXian" w:eastAsia="DengXian" w:hAnsi="DengXian" w:hint="eastAsia"/>
           <w:b/>
           <w:bCs/>
           <w:color w:val="BFBFBF" w:themeColor="background1" w:themeShade="BF"/>
@@ -7666,7 +7764,6 @@
         <w:spacing w:after="0"/>
         <w:ind w:leftChars="400" w:left="880"/>
         <w:rPr>
-          <w:rFonts w:hint="eastAsia"/>
           <w:color w:val="BFBFBF" w:themeColor="background1" w:themeShade="BF"/>
           <w:sz w:val="20"/>
           <w:szCs w:val="20"/>
@@ -7687,7 +7784,6 @@
         <w:spacing w:after="0"/>
         <w:ind w:leftChars="400" w:left="880"/>
         <w:rPr>
-          <w:rFonts w:hint="eastAsia"/>
           <w:color w:val="BFBFBF" w:themeColor="background1" w:themeShade="BF"/>
           <w:sz w:val="20"/>
           <w:szCs w:val="20"/>
@@ -7709,17 +7805,17 @@
         <w:spacing w:before="90" w:beforeAutospacing="0" w:after="90" w:afterAutospacing="0"/>
         <w:ind w:leftChars="300" w:left="660"/>
         <w:rPr>
-          <w:rFonts w:ascii="等线" w:eastAsia="等线" w:hAnsi="等线" w:hint="eastAsia"/>
-          <w:b/>
-          <w:bCs/>
-          <w:color w:val="BFBFBF" w:themeColor="background1" w:themeShade="BF"/>
-          <w:sz w:val="22"/>
-          <w:szCs w:val="22"/>
-        </w:rPr>
-      </w:pPr>
-      <w:r>
-        <w:rPr>
-          <w:rFonts w:ascii="等线" w:eastAsia="等线" w:hAnsi="等线" w:hint="eastAsia"/>
+          <w:rFonts w:ascii="DengXian" w:eastAsia="DengXian" w:hAnsi="DengXian"/>
+          <w:b/>
+          <w:bCs/>
+          <w:color w:val="BFBFBF" w:themeColor="background1" w:themeShade="BF"/>
+          <w:sz w:val="22"/>
+          <w:szCs w:val="22"/>
+        </w:rPr>
+      </w:pPr>
+      <w:r>
+        <w:rPr>
+          <w:rFonts w:ascii="DengXian" w:eastAsia="DengXian" w:hAnsi="DengXian" w:hint="eastAsia"/>
           <w:b/>
           <w:bCs/>
           <w:color w:val="BFBFBF" w:themeColor="background1" w:themeShade="BF"/>
@@ -7735,7 +7831,6 @@
         <w:spacing w:after="0"/>
         <w:ind w:leftChars="400" w:left="880"/>
         <w:rPr>
-          <w:rFonts w:hint="eastAsia"/>
           <w:color w:val="BFBFBF" w:themeColor="background1" w:themeShade="BF"/>
           <w:sz w:val="20"/>
           <w:szCs w:val="20"/>
@@ -7756,7 +7851,6 @@
         <w:spacing w:after="0"/>
         <w:ind w:leftChars="400" w:left="880"/>
         <w:rPr>
-          <w:rFonts w:hint="eastAsia"/>
           <w:color w:val="BFBFBF" w:themeColor="background1" w:themeShade="BF"/>
           <w:sz w:val="20"/>
           <w:szCs w:val="20"/>
@@ -7777,7 +7871,6 @@
         <w:spacing w:after="0"/>
         <w:ind w:leftChars="400" w:left="880"/>
         <w:rPr>
-          <w:rFonts w:hint="eastAsia"/>
           <w:color w:val="BFBFBF" w:themeColor="background1" w:themeShade="BF"/>
           <w:sz w:val="20"/>
           <w:szCs w:val="20"/>
@@ -7798,7 +7891,6 @@
         <w:spacing w:after="0"/>
         <w:ind w:leftChars="400" w:left="880"/>
         <w:rPr>
-          <w:rFonts w:hint="eastAsia"/>
           <w:color w:val="BFBFBF" w:themeColor="background1" w:themeShade="BF"/>
           <w:sz w:val="20"/>
           <w:szCs w:val="20"/>
@@ -7819,7 +7911,6 @@
         <w:spacing w:after="0"/>
         <w:ind w:leftChars="400" w:left="880"/>
         <w:rPr>
-          <w:rFonts w:hint="eastAsia"/>
           <w:color w:val="BFBFBF" w:themeColor="background1" w:themeShade="BF"/>
           <w:sz w:val="20"/>
           <w:szCs w:val="20"/>
@@ -7839,7 +7930,6 @@
       <w:pPr>
         <w:spacing w:after="0"/>
         <w:rPr>
-          <w:rFonts w:hint="eastAsia"/>
           <w:color w:val="BFBFBF" w:themeColor="background1" w:themeShade="BF"/>
           <w:sz w:val="20"/>
           <w:szCs w:val="20"/>
@@ -7852,17 +7942,17 @@
         <w:spacing w:before="90" w:beforeAutospacing="0" w:after="90" w:afterAutospacing="0"/>
         <w:ind w:leftChars="200" w:left="440"/>
         <w:rPr>
-          <w:rFonts w:ascii="等线" w:eastAsia="等线" w:hAnsi="等线" w:hint="eastAsia"/>
-          <w:b/>
-          <w:bCs/>
-          <w:color w:val="BFBFBF" w:themeColor="background1" w:themeShade="BF"/>
-          <w:sz w:val="22"/>
-          <w:szCs w:val="22"/>
-        </w:rPr>
-      </w:pPr>
-      <w:r>
-        <w:rPr>
-          <w:rFonts w:ascii="等线" w:eastAsia="等线" w:hAnsi="等线" w:hint="eastAsia"/>
+          <w:rFonts w:ascii="DengXian" w:eastAsia="DengXian" w:hAnsi="DengXian"/>
+          <w:b/>
+          <w:bCs/>
+          <w:color w:val="BFBFBF" w:themeColor="background1" w:themeShade="BF"/>
+          <w:sz w:val="22"/>
+          <w:szCs w:val="22"/>
+        </w:rPr>
+      </w:pPr>
+      <w:r>
+        <w:rPr>
+          <w:rFonts w:ascii="DengXian" w:eastAsia="DengXian" w:hAnsi="DengXian" w:hint="eastAsia"/>
           <w:b/>
           <w:bCs/>
           <w:color w:val="BFBFBF" w:themeColor="background1" w:themeShade="BF"/>
@@ -7878,17 +7968,17 @@
         <w:spacing w:before="90" w:beforeAutospacing="0" w:after="90" w:afterAutospacing="0"/>
         <w:ind w:leftChars="300" w:left="660"/>
         <w:rPr>
-          <w:rFonts w:ascii="等线" w:eastAsia="等线" w:hAnsi="等线" w:hint="eastAsia"/>
-          <w:b/>
-          <w:bCs/>
-          <w:color w:val="BFBFBF" w:themeColor="background1" w:themeShade="BF"/>
-          <w:sz w:val="22"/>
-          <w:szCs w:val="22"/>
-        </w:rPr>
-      </w:pPr>
-      <w:r>
-        <w:rPr>
-          <w:rFonts w:ascii="等线" w:eastAsia="等线" w:hAnsi="等线" w:hint="eastAsia"/>
+          <w:rFonts w:ascii="DengXian" w:eastAsia="DengXian" w:hAnsi="DengXian"/>
+          <w:b/>
+          <w:bCs/>
+          <w:color w:val="BFBFBF" w:themeColor="background1" w:themeShade="BF"/>
+          <w:sz w:val="22"/>
+          <w:szCs w:val="22"/>
+        </w:rPr>
+      </w:pPr>
+      <w:r>
+        <w:rPr>
+          <w:rFonts w:ascii="DengXian" w:eastAsia="DengXian" w:hAnsi="DengXian" w:hint="eastAsia"/>
           <w:b/>
           <w:bCs/>
           <w:color w:val="BFBFBF" w:themeColor="background1" w:themeShade="BF"/>
@@ -7904,17 +7994,17 @@
         <w:spacing w:before="90" w:beforeAutospacing="0" w:after="90" w:afterAutospacing="0"/>
         <w:ind w:leftChars="400" w:left="880"/>
         <w:rPr>
-          <w:rFonts w:ascii="等线" w:eastAsia="等线" w:hAnsi="等线" w:hint="eastAsia"/>
-          <w:b/>
-          <w:bCs/>
-          <w:color w:val="BFBFBF" w:themeColor="background1" w:themeShade="BF"/>
-          <w:sz w:val="22"/>
-          <w:szCs w:val="22"/>
-        </w:rPr>
-      </w:pPr>
-      <w:r>
-        <w:rPr>
-          <w:rFonts w:ascii="等线" w:eastAsia="等线" w:hAnsi="等线" w:hint="eastAsia"/>
+          <w:rFonts w:ascii="DengXian" w:eastAsia="DengXian" w:hAnsi="DengXian"/>
+          <w:b/>
+          <w:bCs/>
+          <w:color w:val="BFBFBF" w:themeColor="background1" w:themeShade="BF"/>
+          <w:sz w:val="22"/>
+          <w:szCs w:val="22"/>
+        </w:rPr>
+      </w:pPr>
+      <w:r>
+        <w:rPr>
+          <w:rFonts w:ascii="DengXian" w:eastAsia="DengXian" w:hAnsi="DengXian" w:hint="eastAsia"/>
           <w:b/>
           <w:bCs/>
           <w:color w:val="BFBFBF" w:themeColor="background1" w:themeShade="BF"/>
@@ -7929,7 +8019,6 @@
         <w:spacing w:after="0"/>
         <w:ind w:leftChars="500" w:left="1100"/>
         <w:rPr>
-          <w:rFonts w:hint="eastAsia"/>
           <w:color w:val="BFBFBF" w:themeColor="background1" w:themeShade="BF"/>
           <w:sz w:val="20"/>
           <w:szCs w:val="20"/>
@@ -7950,7 +8039,6 @@
         <w:spacing w:after="0"/>
         <w:ind w:leftChars="500" w:left="1100"/>
         <w:rPr>
-          <w:rFonts w:hint="eastAsia"/>
           <w:color w:val="BFBFBF" w:themeColor="background1" w:themeShade="BF"/>
           <w:sz w:val="20"/>
           <w:szCs w:val="20"/>
@@ -7971,7 +8059,6 @@
         <w:spacing w:after="0"/>
         <w:ind w:leftChars="500" w:left="1100"/>
         <w:rPr>
-          <w:rFonts w:hint="eastAsia"/>
           <w:color w:val="BFBFBF" w:themeColor="background1" w:themeShade="BF"/>
           <w:sz w:val="20"/>
           <w:szCs w:val="20"/>
@@ -7993,17 +8080,17 @@
         <w:spacing w:before="90" w:beforeAutospacing="0" w:after="90" w:afterAutospacing="0"/>
         <w:ind w:leftChars="400" w:left="880"/>
         <w:rPr>
-          <w:rFonts w:ascii="等线" w:eastAsia="等线" w:hAnsi="等线" w:hint="eastAsia"/>
-          <w:b/>
-          <w:bCs/>
-          <w:color w:val="BFBFBF" w:themeColor="background1" w:themeShade="BF"/>
-          <w:sz w:val="22"/>
-          <w:szCs w:val="22"/>
-        </w:rPr>
-      </w:pPr>
-      <w:r>
-        <w:rPr>
-          <w:rFonts w:ascii="等线" w:eastAsia="等线" w:hAnsi="等线" w:hint="eastAsia"/>
+          <w:rFonts w:ascii="DengXian" w:eastAsia="DengXian" w:hAnsi="DengXian"/>
+          <w:b/>
+          <w:bCs/>
+          <w:color w:val="BFBFBF" w:themeColor="background1" w:themeShade="BF"/>
+          <w:sz w:val="22"/>
+          <w:szCs w:val="22"/>
+        </w:rPr>
+      </w:pPr>
+      <w:r>
+        <w:rPr>
+          <w:rFonts w:ascii="DengXian" w:eastAsia="DengXian" w:hAnsi="DengXian" w:hint="eastAsia"/>
           <w:b/>
           <w:bCs/>
           <w:color w:val="BFBFBF" w:themeColor="background1" w:themeShade="BF"/>
@@ -8018,7 +8105,6 @@
         <w:spacing w:after="0"/>
         <w:ind w:leftChars="500" w:left="1100"/>
         <w:rPr>
-          <w:rFonts w:hint="eastAsia"/>
           <w:color w:val="BFBFBF" w:themeColor="background1" w:themeShade="BF"/>
           <w:sz w:val="20"/>
           <w:szCs w:val="20"/>
@@ -8040,17 +8126,17 @@
         <w:spacing w:before="90" w:beforeAutospacing="0" w:after="90" w:afterAutospacing="0"/>
         <w:ind w:leftChars="400" w:left="880"/>
         <w:rPr>
-          <w:rFonts w:ascii="等线" w:eastAsia="等线" w:hAnsi="等线" w:hint="eastAsia"/>
-          <w:b/>
-          <w:bCs/>
-          <w:color w:val="BFBFBF" w:themeColor="background1" w:themeShade="BF"/>
-          <w:sz w:val="22"/>
-          <w:szCs w:val="22"/>
-        </w:rPr>
-      </w:pPr>
-      <w:r>
-        <w:rPr>
-          <w:rFonts w:ascii="等线" w:eastAsia="等线" w:hAnsi="等线" w:hint="eastAsia"/>
+          <w:rFonts w:ascii="DengXian" w:eastAsia="DengXian" w:hAnsi="DengXian"/>
+          <w:b/>
+          <w:bCs/>
+          <w:color w:val="BFBFBF" w:themeColor="background1" w:themeShade="BF"/>
+          <w:sz w:val="22"/>
+          <w:szCs w:val="22"/>
+        </w:rPr>
+      </w:pPr>
+      <w:r>
+        <w:rPr>
+          <w:rFonts w:ascii="DengXian" w:eastAsia="DengXian" w:hAnsi="DengXian" w:hint="eastAsia"/>
           <w:b/>
           <w:bCs/>
           <w:color w:val="BFBFBF" w:themeColor="background1" w:themeShade="BF"/>
@@ -8062,7 +8148,7 @@
       <w:proofErr w:type="spellStart"/>
       <w:r>
         <w:rPr>
-          <w:rFonts w:ascii="等线" w:eastAsia="等线" w:hAnsi="等线" w:hint="eastAsia"/>
+          <w:rFonts w:ascii="DengXian" w:eastAsia="DengXian" w:hAnsi="DengXian" w:hint="eastAsia"/>
           <w:b/>
           <w:bCs/>
           <w:color w:val="BFBFBF" w:themeColor="background1" w:themeShade="BF"/>
@@ -8074,7 +8160,7 @@
       <w:proofErr w:type="spellEnd"/>
       <w:r>
         <w:rPr>
-          <w:rFonts w:ascii="等线" w:eastAsia="等线" w:hAnsi="等线" w:hint="eastAsia"/>
+          <w:rFonts w:ascii="DengXian" w:eastAsia="DengXian" w:hAnsi="DengXian" w:hint="eastAsia"/>
           <w:b/>
           <w:bCs/>
           <w:color w:val="BFBFBF" w:themeColor="background1" w:themeShade="BF"/>
@@ -8089,7 +8175,6 @@
         <w:spacing w:after="0"/>
         <w:ind w:leftChars="500" w:left="1100"/>
         <w:rPr>
-          <w:rFonts w:hint="eastAsia"/>
           <w:color w:val="BFBFBF" w:themeColor="background1" w:themeShade="BF"/>
           <w:sz w:val="20"/>
           <w:szCs w:val="20"/>
@@ -8111,17 +8196,17 @@
         <w:spacing w:before="90" w:beforeAutospacing="0" w:after="90" w:afterAutospacing="0"/>
         <w:ind w:leftChars="400" w:left="880"/>
         <w:rPr>
-          <w:rFonts w:ascii="等线" w:eastAsia="等线" w:hAnsi="等线" w:hint="eastAsia"/>
-          <w:b/>
-          <w:bCs/>
-          <w:color w:val="BFBFBF" w:themeColor="background1" w:themeShade="BF"/>
-          <w:sz w:val="22"/>
-          <w:szCs w:val="22"/>
-        </w:rPr>
-      </w:pPr>
-      <w:r>
-        <w:rPr>
-          <w:rFonts w:ascii="等线" w:eastAsia="等线" w:hAnsi="等线" w:hint="eastAsia"/>
+          <w:rFonts w:ascii="DengXian" w:eastAsia="DengXian" w:hAnsi="DengXian"/>
+          <w:b/>
+          <w:bCs/>
+          <w:color w:val="BFBFBF" w:themeColor="background1" w:themeShade="BF"/>
+          <w:sz w:val="22"/>
+          <w:szCs w:val="22"/>
+        </w:rPr>
+      </w:pPr>
+      <w:r>
+        <w:rPr>
+          <w:rFonts w:ascii="DengXian" w:eastAsia="DengXian" w:hAnsi="DengXian" w:hint="eastAsia"/>
           <w:b/>
           <w:bCs/>
           <w:color w:val="BFBFBF" w:themeColor="background1" w:themeShade="BF"/>
@@ -8136,7 +8221,6 @@
         <w:spacing w:after="0"/>
         <w:ind w:leftChars="500" w:left="1100"/>
         <w:rPr>
-          <w:rFonts w:hint="eastAsia"/>
           <w:color w:val="BFBFBF" w:themeColor="background1" w:themeShade="BF"/>
           <w:sz w:val="20"/>
           <w:szCs w:val="20"/>
@@ -8158,17 +8242,17 @@
         <w:spacing w:before="90" w:beforeAutospacing="0" w:after="90" w:afterAutospacing="0"/>
         <w:ind w:leftChars="400" w:left="880"/>
         <w:rPr>
-          <w:rFonts w:ascii="等线" w:eastAsia="等线" w:hAnsi="等线" w:hint="eastAsia"/>
-          <w:b/>
-          <w:bCs/>
-          <w:color w:val="BFBFBF" w:themeColor="background1" w:themeShade="BF"/>
-          <w:sz w:val="22"/>
-          <w:szCs w:val="22"/>
-        </w:rPr>
-      </w:pPr>
-      <w:r>
-        <w:rPr>
-          <w:rFonts w:ascii="等线" w:eastAsia="等线" w:hAnsi="等线" w:hint="eastAsia"/>
+          <w:rFonts w:ascii="DengXian" w:eastAsia="DengXian" w:hAnsi="DengXian"/>
+          <w:b/>
+          <w:bCs/>
+          <w:color w:val="BFBFBF" w:themeColor="background1" w:themeShade="BF"/>
+          <w:sz w:val="22"/>
+          <w:szCs w:val="22"/>
+        </w:rPr>
+      </w:pPr>
+      <w:r>
+        <w:rPr>
+          <w:rFonts w:ascii="DengXian" w:eastAsia="DengXian" w:hAnsi="DengXian" w:hint="eastAsia"/>
           <w:b/>
           <w:bCs/>
           <w:color w:val="BFBFBF" w:themeColor="background1" w:themeShade="BF"/>
@@ -8184,17 +8268,17 @@
         <w:spacing w:before="90" w:beforeAutospacing="0" w:after="90" w:afterAutospacing="0"/>
         <w:ind w:leftChars="500" w:left="1100"/>
         <w:rPr>
-          <w:rFonts w:ascii="等线" w:eastAsia="等线" w:hAnsi="等线" w:hint="eastAsia"/>
-          <w:b/>
-          <w:bCs/>
-          <w:color w:val="BFBFBF" w:themeColor="background1" w:themeShade="BF"/>
-          <w:sz w:val="22"/>
-          <w:szCs w:val="22"/>
-        </w:rPr>
-      </w:pPr>
-      <w:r>
-        <w:rPr>
-          <w:rFonts w:ascii="等线" w:eastAsia="等线" w:hAnsi="等线" w:hint="eastAsia"/>
+          <w:rFonts w:ascii="DengXian" w:eastAsia="DengXian" w:hAnsi="DengXian"/>
+          <w:b/>
+          <w:bCs/>
+          <w:color w:val="BFBFBF" w:themeColor="background1" w:themeShade="BF"/>
+          <w:sz w:val="22"/>
+          <w:szCs w:val="22"/>
+        </w:rPr>
+      </w:pPr>
+      <w:r>
+        <w:rPr>
+          <w:rFonts w:ascii="DengXian" w:eastAsia="DengXian" w:hAnsi="DengXian" w:hint="eastAsia"/>
           <w:b/>
           <w:bCs/>
           <w:color w:val="BFBFBF" w:themeColor="background1" w:themeShade="BF"/>
@@ -8209,7 +8293,6 @@
         <w:spacing w:after="0"/>
         <w:ind w:leftChars="600" w:left="1320"/>
         <w:rPr>
-          <w:rFonts w:hint="eastAsia"/>
           <w:color w:val="BFBFBF" w:themeColor="background1" w:themeShade="BF"/>
           <w:sz w:val="20"/>
           <w:szCs w:val="20"/>
@@ -8230,7 +8313,6 @@
         <w:spacing w:after="0"/>
         <w:ind w:leftChars="600" w:left="1320"/>
         <w:rPr>
-          <w:rFonts w:hint="eastAsia"/>
           <w:color w:val="BFBFBF" w:themeColor="background1" w:themeShade="BF"/>
           <w:sz w:val="20"/>
           <w:szCs w:val="20"/>
@@ -8251,7 +8333,6 @@
         <w:spacing w:after="0"/>
         <w:ind w:leftChars="600" w:left="1320"/>
         <w:rPr>
-          <w:rFonts w:hint="eastAsia"/>
           <w:color w:val="BFBFBF" w:themeColor="background1" w:themeShade="BF"/>
           <w:sz w:val="20"/>
           <w:szCs w:val="20"/>
@@ -8273,17 +8354,17 @@
         <w:spacing w:before="90" w:beforeAutospacing="0" w:after="90" w:afterAutospacing="0"/>
         <w:ind w:leftChars="500" w:left="1100"/>
         <w:rPr>
-          <w:rFonts w:ascii="等线" w:eastAsia="等线" w:hAnsi="等线" w:hint="eastAsia"/>
-          <w:b/>
-          <w:bCs/>
-          <w:color w:val="BFBFBF" w:themeColor="background1" w:themeShade="BF"/>
-          <w:sz w:val="22"/>
-          <w:szCs w:val="22"/>
-        </w:rPr>
-      </w:pPr>
-      <w:r>
-        <w:rPr>
-          <w:rFonts w:ascii="等线" w:eastAsia="等线" w:hAnsi="等线" w:hint="eastAsia"/>
+          <w:rFonts w:ascii="DengXian" w:eastAsia="DengXian" w:hAnsi="DengXian"/>
+          <w:b/>
+          <w:bCs/>
+          <w:color w:val="BFBFBF" w:themeColor="background1" w:themeShade="BF"/>
+          <w:sz w:val="22"/>
+          <w:szCs w:val="22"/>
+        </w:rPr>
+      </w:pPr>
+      <w:r>
+        <w:rPr>
+          <w:rFonts w:ascii="DengXian" w:eastAsia="DengXian" w:hAnsi="DengXian" w:hint="eastAsia"/>
           <w:b/>
           <w:bCs/>
           <w:color w:val="BFBFBF" w:themeColor="background1" w:themeShade="BF"/>
@@ -8298,7 +8379,6 @@
         <w:spacing w:after="0"/>
         <w:ind w:leftChars="600" w:left="1320"/>
         <w:rPr>
-          <w:rFonts w:hint="eastAsia"/>
           <w:color w:val="BFBFBF" w:themeColor="background1" w:themeShade="BF"/>
           <w:sz w:val="20"/>
           <w:szCs w:val="20"/>
@@ -8320,17 +8400,17 @@
         <w:spacing w:before="90" w:beforeAutospacing="0" w:after="90" w:afterAutospacing="0"/>
         <w:ind w:leftChars="500" w:left="1100"/>
         <w:rPr>
-          <w:rFonts w:ascii="等线" w:eastAsia="等线" w:hAnsi="等线" w:hint="eastAsia"/>
-          <w:b/>
-          <w:bCs/>
-          <w:color w:val="BFBFBF" w:themeColor="background1" w:themeShade="BF"/>
-          <w:sz w:val="22"/>
-          <w:szCs w:val="22"/>
-        </w:rPr>
-      </w:pPr>
-      <w:r>
-        <w:rPr>
-          <w:rFonts w:ascii="等线" w:eastAsia="等线" w:hAnsi="等线" w:hint="eastAsia"/>
+          <w:rFonts w:ascii="DengXian" w:eastAsia="DengXian" w:hAnsi="DengXian"/>
+          <w:b/>
+          <w:bCs/>
+          <w:color w:val="BFBFBF" w:themeColor="background1" w:themeShade="BF"/>
+          <w:sz w:val="22"/>
+          <w:szCs w:val="22"/>
+        </w:rPr>
+      </w:pPr>
+      <w:r>
+        <w:rPr>
+          <w:rFonts w:ascii="DengXian" w:eastAsia="DengXian" w:hAnsi="DengXian" w:hint="eastAsia"/>
           <w:b/>
           <w:bCs/>
           <w:color w:val="BFBFBF" w:themeColor="background1" w:themeShade="BF"/>
@@ -8346,7 +8426,6 @@
         <w:spacing w:after="0"/>
         <w:ind w:leftChars="600" w:left="1320"/>
         <w:rPr>
-          <w:rFonts w:hint="eastAsia"/>
           <w:color w:val="BFBFBF" w:themeColor="background1" w:themeShade="BF"/>
           <w:sz w:val="20"/>
           <w:szCs w:val="20"/>
@@ -8367,7 +8446,6 @@
         <w:spacing w:after="0"/>
         <w:ind w:leftChars="600" w:left="1320"/>
         <w:rPr>
-          <w:rFonts w:hint="eastAsia"/>
           <w:color w:val="BFBFBF" w:themeColor="background1" w:themeShade="BF"/>
           <w:sz w:val="20"/>
           <w:szCs w:val="20"/>
@@ -8388,7 +8466,6 @@
         <w:spacing w:after="0"/>
         <w:ind w:leftChars="600" w:left="1320"/>
         <w:rPr>
-          <w:rFonts w:hint="eastAsia"/>
           <w:color w:val="BFBFBF" w:themeColor="background1" w:themeShade="BF"/>
           <w:sz w:val="20"/>
           <w:szCs w:val="20"/>
@@ -8410,17 +8487,17 @@
         <w:spacing w:before="90" w:beforeAutospacing="0" w:after="90" w:afterAutospacing="0"/>
         <w:ind w:leftChars="400" w:left="880"/>
         <w:rPr>
-          <w:rFonts w:ascii="等线" w:eastAsia="等线" w:hAnsi="等线" w:hint="eastAsia"/>
-          <w:b/>
-          <w:bCs/>
-          <w:color w:val="BFBFBF" w:themeColor="background1" w:themeShade="BF"/>
-          <w:sz w:val="22"/>
-          <w:szCs w:val="22"/>
-        </w:rPr>
-      </w:pPr>
-      <w:r>
-        <w:rPr>
-          <w:rFonts w:ascii="等线" w:eastAsia="等线" w:hAnsi="等线" w:hint="eastAsia"/>
+          <w:rFonts w:ascii="DengXian" w:eastAsia="DengXian" w:hAnsi="DengXian"/>
+          <w:b/>
+          <w:bCs/>
+          <w:color w:val="BFBFBF" w:themeColor="background1" w:themeShade="BF"/>
+          <w:sz w:val="22"/>
+          <w:szCs w:val="22"/>
+        </w:rPr>
+      </w:pPr>
+      <w:r>
+        <w:rPr>
+          <w:rFonts w:ascii="DengXian" w:eastAsia="DengXian" w:hAnsi="DengXian" w:hint="eastAsia"/>
           <w:b/>
           <w:bCs/>
           <w:color w:val="BFBFBF" w:themeColor="background1" w:themeShade="BF"/>
@@ -8436,17 +8513,17 @@
         <w:spacing w:before="90" w:beforeAutospacing="0" w:after="90" w:afterAutospacing="0"/>
         <w:ind w:leftChars="500" w:left="1100"/>
         <w:rPr>
-          <w:rFonts w:ascii="等线" w:eastAsia="等线" w:hAnsi="等线" w:hint="eastAsia"/>
-          <w:b/>
-          <w:bCs/>
-          <w:color w:val="BFBFBF" w:themeColor="background1" w:themeShade="BF"/>
-          <w:sz w:val="22"/>
-          <w:szCs w:val="22"/>
-        </w:rPr>
-      </w:pPr>
-      <w:r>
-        <w:rPr>
-          <w:rFonts w:ascii="等线" w:eastAsia="等线" w:hAnsi="等线" w:hint="eastAsia"/>
+          <w:rFonts w:ascii="DengXian" w:eastAsia="DengXian" w:hAnsi="DengXian"/>
+          <w:b/>
+          <w:bCs/>
+          <w:color w:val="BFBFBF" w:themeColor="background1" w:themeShade="BF"/>
+          <w:sz w:val="22"/>
+          <w:szCs w:val="22"/>
+        </w:rPr>
+      </w:pPr>
+      <w:r>
+        <w:rPr>
+          <w:rFonts w:ascii="DengXian" w:eastAsia="DengXian" w:hAnsi="DengXian" w:hint="eastAsia"/>
           <w:b/>
           <w:bCs/>
           <w:color w:val="BFBFBF" w:themeColor="background1" w:themeShade="BF"/>
@@ -8461,7 +8538,6 @@
         <w:spacing w:after="0"/>
         <w:ind w:leftChars="600" w:left="1320"/>
         <w:rPr>
-          <w:rFonts w:hint="eastAsia"/>
           <w:color w:val="BFBFBF" w:themeColor="background1" w:themeShade="BF"/>
           <w:sz w:val="20"/>
           <w:szCs w:val="20"/>
@@ -8482,7 +8558,6 @@
         <w:spacing w:after="0"/>
         <w:ind w:leftChars="600" w:left="1320"/>
         <w:rPr>
-          <w:rFonts w:hint="eastAsia"/>
           <w:color w:val="BFBFBF" w:themeColor="background1" w:themeShade="BF"/>
           <w:sz w:val="20"/>
           <w:szCs w:val="20"/>
@@ -8503,7 +8578,6 @@
         <w:spacing w:after="0"/>
         <w:ind w:leftChars="600" w:left="1320"/>
         <w:rPr>
-          <w:rFonts w:hint="eastAsia"/>
           <w:color w:val="BFBFBF" w:themeColor="background1" w:themeShade="BF"/>
           <w:sz w:val="20"/>
           <w:szCs w:val="20"/>
@@ -8524,7 +8598,6 @@
         <w:spacing w:after="0"/>
         <w:ind w:leftChars="600" w:left="1320"/>
         <w:rPr>
-          <w:rFonts w:hint="eastAsia"/>
           <w:color w:val="BFBFBF" w:themeColor="background1" w:themeShade="BF"/>
           <w:sz w:val="20"/>
           <w:szCs w:val="20"/>
@@ -8545,7 +8618,6 @@
         <w:spacing w:after="0"/>
         <w:ind w:leftChars="600" w:left="1320"/>
         <w:rPr>
-          <w:rFonts w:hint="eastAsia"/>
           <w:color w:val="BFBFBF" w:themeColor="background1" w:themeShade="BF"/>
           <w:sz w:val="20"/>
           <w:szCs w:val="20"/>
@@ -8566,7 +8638,7 @@
         <w:pStyle w:val="s9"/>
         <w:spacing w:before="90" w:beforeAutospacing="0" w:after="90" w:afterAutospacing="0"/>
         <w:rPr>
-          <w:rFonts w:ascii="等线" w:eastAsia="等线" w:hAnsi="等线" w:hint="eastAsia"/>
+          <w:rFonts w:ascii="DengXian" w:eastAsia="DengXian" w:hAnsi="DengXian"/>
           <w:b/>
           <w:bCs/>
           <w:color w:val="000000"/>
@@ -8580,7 +8652,7 @@
         <w:pStyle w:val="s9"/>
         <w:spacing w:before="90" w:beforeAutospacing="0" w:after="90" w:afterAutospacing="0"/>
         <w:rPr>
-          <w:rFonts w:ascii="等线" w:eastAsia="等线" w:hAnsi="等线" w:hint="eastAsia"/>
+          <w:rFonts w:ascii="DengXian" w:eastAsia="DengXian" w:hAnsi="DengXian"/>
           <w:b/>
           <w:bCs/>
           <w:color w:val="000000"/>
@@ -8591,7 +8663,7 @@
       <w:r>
         <w:rPr>
           <w:rStyle w:val="bumpedfont15"/>
-          <w:rFonts w:ascii="等线" w:eastAsia="等线" w:hAnsi="等线" w:cs="Arial"/>
+          <w:rFonts w:ascii="DengXian" w:eastAsia="DengXian" w:hAnsi="DengXian" w:cs="Arial"/>
           <w:b/>
           <w:bCs/>
           <w:color w:val="000000"/>
@@ -8606,7 +8678,7 @@
         <w:pStyle w:val="s9"/>
         <w:spacing w:before="90" w:beforeAutospacing="0" w:after="90" w:afterAutospacing="0"/>
         <w:rPr>
-          <w:rFonts w:ascii="等线" w:eastAsia="等线" w:hAnsi="等线" w:hint="eastAsia"/>
+          <w:rFonts w:ascii="DengXian" w:eastAsia="DengXian" w:hAnsi="DengXian"/>
           <w:b/>
           <w:bCs/>
           <w:color w:val="000000"/>
@@ -8617,7 +8689,7 @@
       <w:r>
         <w:rPr>
           <w:rStyle w:val="bumpedfont15"/>
-          <w:rFonts w:ascii="等线" w:eastAsia="等线" w:hAnsi="等线" w:cs="Arial"/>
+          <w:rFonts w:ascii="DengXian" w:eastAsia="DengXian" w:hAnsi="DengXian" w:cs="Arial"/>
           <w:b/>
           <w:bCs/>
           <w:color w:val="000000"/>
@@ -8632,7 +8704,7 @@
         <w:widowControl/>
         <w:rPr>
           <w:rStyle w:val="bumpedfont15"/>
-          <w:rFonts w:ascii="等线" w:eastAsia="等线" w:hAnsi="等线" w:cs="Arial" w:hint="eastAsia"/>
+          <w:rFonts w:ascii="DengXian" w:eastAsia="DengXian" w:hAnsi="DengXian" w:cs="Arial"/>
           <w:color w:val="000000"/>
           <w:kern w:val="0"/>
           <w:szCs w:val="22"/>
@@ -8642,7 +8714,7 @@
       <w:r>
         <w:rPr>
           <w:rStyle w:val="bumpedfont15"/>
-          <w:rFonts w:ascii="等线" w:eastAsia="等线" w:hAnsi="等线" w:cs="Arial"/>
+          <w:rFonts w:ascii="DengXian" w:eastAsia="DengXian" w:hAnsi="DengXian" w:cs="Arial"/>
           <w:color w:val="000000"/>
           <w:szCs w:val="22"/>
         </w:rPr>
@@ -8655,7 +8727,7 @@
         <w:spacing w:before="240" w:beforeAutospacing="0" w:after="90" w:afterAutospacing="0"/>
         <w:rPr>
           <w:rStyle w:val="bumpedfont15"/>
-          <w:rFonts w:cs="Arial" w:hint="eastAsia"/>
+          <w:rFonts w:cs="Arial"/>
           <w:b/>
           <w:bCs/>
           <w:sz w:val="36"/>
@@ -8665,7 +8737,7 @@
       <w:r>
         <w:rPr>
           <w:rStyle w:val="bumpedfont15"/>
-          <w:rFonts w:ascii="等线" w:eastAsia="等线" w:hAnsi="等线" w:cs="Arial"/>
+          <w:rFonts w:ascii="DengXian" w:eastAsia="DengXian" w:hAnsi="DengXian" w:cs="Arial"/>
           <w:b/>
           <w:bCs/>
           <w:color w:val="000000"/>
@@ -8682,18 +8754,18 @@
         <w:spacing w:before="90" w:beforeAutospacing="0" w:after="90" w:afterAutospacing="0"/>
         <w:rPr>
           <w:rStyle w:val="bumpedfont15"/>
-          <w:rFonts w:ascii="等线" w:eastAsia="等线" w:hAnsi="等线" w:cs="Arial" w:hint="eastAsia"/>
-          <w:b/>
-          <w:bCs/>
-          <w:color w:val="000000"/>
-          <w:sz w:val="26"/>
-          <w:szCs w:val="26"/>
-        </w:rPr>
-      </w:pPr>
-      <w:r>
-        <w:rPr>
-          <w:rStyle w:val="bumpedfont15"/>
-          <w:rFonts w:ascii="等线" w:eastAsia="等线" w:hAnsi="等线" w:cs="Arial"/>
+          <w:rFonts w:ascii="DengXian" w:eastAsia="DengXian" w:hAnsi="DengXian" w:cs="Arial"/>
+          <w:b/>
+          <w:bCs/>
+          <w:color w:val="000000"/>
+          <w:sz w:val="26"/>
+          <w:szCs w:val="26"/>
+        </w:rPr>
+      </w:pPr>
+      <w:r>
+        <w:rPr>
+          <w:rStyle w:val="bumpedfont15"/>
+          <w:rFonts w:ascii="DengXian" w:eastAsia="DengXian" w:hAnsi="DengXian" w:cs="Arial"/>
           <w:b/>
           <w:bCs/>
           <w:color w:val="000000"/>
@@ -8710,16 +8782,16 @@
         <w:ind w:leftChars="200" w:left="440"/>
         <w:rPr>
           <w:rStyle w:val="bumpedfont15"/>
-          <w:rFonts w:ascii="等线" w:eastAsia="等线" w:hAnsi="等线" w:cs="Arial"/>
-          <w:color w:val="000000"/>
-          <w:sz w:val="22"/>
-          <w:szCs w:val="22"/>
-        </w:rPr>
-      </w:pPr>
-      <w:r>
-        <w:rPr>
-          <w:rStyle w:val="bumpedfont15"/>
-          <w:rFonts w:ascii="等线" w:eastAsia="等线" w:hAnsi="等线" w:cs="Arial" w:hint="eastAsia"/>
+          <w:rFonts w:ascii="DengXian" w:eastAsia="DengXian" w:hAnsi="DengXian" w:cs="Arial"/>
+          <w:color w:val="000000"/>
+          <w:sz w:val="22"/>
+          <w:szCs w:val="22"/>
+        </w:rPr>
+      </w:pPr>
+      <w:r>
+        <w:rPr>
+          <w:rStyle w:val="bumpedfont15"/>
+          <w:rFonts w:ascii="DengXian" w:eastAsia="DengXian" w:hAnsi="DengXian" w:cs="Arial" w:hint="eastAsia"/>
           <w:color w:val="000000"/>
           <w:sz w:val="22"/>
           <w:szCs w:val="22"/>
@@ -8734,7 +8806,7 @@
         <w:ind w:leftChars="200" w:left="440"/>
         <w:rPr>
           <w:rStyle w:val="bumpedfont15"/>
-          <w:rFonts w:ascii="等线" w:eastAsia="等线" w:hAnsi="等线" w:cs="Arial"/>
+          <w:rFonts w:ascii="DengXian" w:eastAsia="DengXian" w:hAnsi="DengXian" w:cs="Arial"/>
           <w:color w:val="000000"/>
           <w:sz w:val="22"/>
           <w:szCs w:val="22"/>
@@ -8744,7 +8816,7 @@
       <w:r>
         <w:rPr>
           <w:rStyle w:val="bumpedfont15"/>
-          <w:rFonts w:ascii="等线" w:eastAsia="等线" w:hAnsi="等线" w:cs="Arial" w:hint="eastAsia"/>
+          <w:rFonts w:ascii="DengXian" w:eastAsia="DengXian" w:hAnsi="DengXian" w:cs="Arial" w:hint="eastAsia"/>
           <w:color w:val="000000"/>
           <w:sz w:val="22"/>
           <w:szCs w:val="22"/>
@@ -8755,7 +8827,7 @@
       <w:r>
         <w:rPr>
           <w:rStyle w:val="bumpedfont15"/>
-          <w:rFonts w:ascii="等线" w:eastAsia="等线" w:hAnsi="等线" w:cs="Arial" w:hint="eastAsia"/>
+          <w:rFonts w:ascii="DengXian" w:eastAsia="DengXian" w:hAnsi="DengXian" w:cs="Arial" w:hint="eastAsia"/>
           <w:color w:val="000000"/>
           <w:sz w:val="22"/>
           <w:szCs w:val="22"/>
@@ -8770,16 +8842,16 @@
         <w:ind w:leftChars="200" w:left="440"/>
         <w:rPr>
           <w:rStyle w:val="bumpedfont15"/>
-          <w:rFonts w:ascii="等线" w:eastAsia="等线" w:hAnsi="等线" w:cs="Arial" w:hint="eastAsia"/>
-          <w:color w:val="000000"/>
-          <w:sz w:val="22"/>
-          <w:szCs w:val="22"/>
-        </w:rPr>
-      </w:pPr>
-      <w:r>
-        <w:rPr>
-          <w:rStyle w:val="bumpedfont15"/>
-          <w:rFonts w:ascii="等线" w:eastAsia="等线" w:hAnsi="等线" w:cs="Arial" w:hint="eastAsia"/>
+          <w:rFonts w:ascii="DengXian" w:eastAsia="DengXian" w:hAnsi="DengXian" w:cs="Arial"/>
+          <w:color w:val="000000"/>
+          <w:sz w:val="22"/>
+          <w:szCs w:val="22"/>
+        </w:rPr>
+      </w:pPr>
+      <w:r>
+        <w:rPr>
+          <w:rStyle w:val="bumpedfont15"/>
+          <w:rFonts w:ascii="DengXian" w:eastAsia="DengXian" w:hAnsi="DengXian" w:cs="Arial" w:hint="eastAsia"/>
           <w:color w:val="000000"/>
           <w:sz w:val="22"/>
           <w:szCs w:val="22"/>
@@ -8794,16 +8866,16 @@
         <w:ind w:leftChars="200" w:left="440"/>
         <w:rPr>
           <w:rStyle w:val="bumpedfont15"/>
-          <w:rFonts w:ascii="等线" w:eastAsia="等线" w:hAnsi="等线" w:cs="Arial" w:hint="eastAsia"/>
-          <w:color w:val="000000"/>
-          <w:sz w:val="22"/>
-          <w:szCs w:val="22"/>
-        </w:rPr>
-      </w:pPr>
-      <w:r>
-        <w:rPr>
-          <w:rStyle w:val="bumpedfont15"/>
-          <w:rFonts w:ascii="等线" w:eastAsia="等线" w:hAnsi="等线" w:cs="Arial"/>
+          <w:rFonts w:ascii="DengXian" w:eastAsia="DengXian" w:hAnsi="DengXian" w:cs="Arial"/>
+          <w:color w:val="000000"/>
+          <w:sz w:val="22"/>
+          <w:szCs w:val="22"/>
+        </w:rPr>
+      </w:pPr>
+      <w:r>
+        <w:rPr>
+          <w:rStyle w:val="bumpedfont15"/>
+          <w:rFonts w:ascii="DengXian" w:eastAsia="DengXian" w:hAnsi="DengXian" w:cs="Arial"/>
           <w:color w:val="000000"/>
           <w:sz w:val="22"/>
           <w:szCs w:val="22"/>
@@ -8818,16 +8890,16 @@
         <w:ind w:leftChars="200" w:left="440"/>
         <w:rPr>
           <w:rStyle w:val="bumpedfont15"/>
-          <w:rFonts w:ascii="等线" w:eastAsia="等线" w:hAnsi="等线" w:cs="Arial" w:hint="eastAsia"/>
-          <w:color w:val="000000"/>
-          <w:sz w:val="22"/>
-          <w:szCs w:val="22"/>
-        </w:rPr>
-      </w:pPr>
-      <w:r>
-        <w:rPr>
-          <w:rStyle w:val="bumpedfont15"/>
-          <w:rFonts w:ascii="等线" w:eastAsia="等线" w:hAnsi="等线" w:cs="Arial"/>
+          <w:rFonts w:ascii="DengXian" w:eastAsia="DengXian" w:hAnsi="DengXian" w:cs="Arial"/>
+          <w:color w:val="000000"/>
+          <w:sz w:val="22"/>
+          <w:szCs w:val="22"/>
+        </w:rPr>
+      </w:pPr>
+      <w:r>
+        <w:rPr>
+          <w:rStyle w:val="bumpedfont15"/>
+          <w:rFonts w:ascii="DengXian" w:eastAsia="DengXian" w:hAnsi="DengXian" w:cs="Arial"/>
           <w:color w:val="000000"/>
           <w:sz w:val="22"/>
           <w:szCs w:val="22"/>
@@ -8842,16 +8914,16 @@
         <w:ind w:leftChars="200" w:left="440"/>
         <w:rPr>
           <w:rStyle w:val="bumpedfont15"/>
-          <w:rFonts w:ascii="等线" w:eastAsia="等线" w:hAnsi="等线" w:cs="Arial" w:hint="eastAsia"/>
-          <w:color w:val="000000"/>
-          <w:sz w:val="22"/>
-          <w:szCs w:val="22"/>
-        </w:rPr>
-      </w:pPr>
-      <w:r>
-        <w:rPr>
-          <w:rStyle w:val="bumpedfont15"/>
-          <w:rFonts w:ascii="等线" w:eastAsia="等线" w:hAnsi="等线" w:cs="Arial"/>
+          <w:rFonts w:ascii="DengXian" w:eastAsia="DengXian" w:hAnsi="DengXian" w:cs="Arial"/>
+          <w:color w:val="000000"/>
+          <w:sz w:val="22"/>
+          <w:szCs w:val="22"/>
+        </w:rPr>
+      </w:pPr>
+      <w:r>
+        <w:rPr>
+          <w:rStyle w:val="bumpedfont15"/>
+          <w:rFonts w:ascii="DengXian" w:eastAsia="DengXian" w:hAnsi="DengXian" w:cs="Arial"/>
           <w:color w:val="000000"/>
           <w:sz w:val="22"/>
           <w:szCs w:val="22"/>
@@ -8866,16 +8938,16 @@
         <w:ind w:leftChars="200" w:left="440"/>
         <w:rPr>
           <w:rStyle w:val="bumpedfont15"/>
-          <w:rFonts w:ascii="等线" w:eastAsia="等线" w:hAnsi="等线" w:cs="Arial" w:hint="eastAsia"/>
-          <w:color w:val="000000"/>
-          <w:sz w:val="22"/>
-          <w:szCs w:val="22"/>
-        </w:rPr>
-      </w:pPr>
-      <w:r>
-        <w:rPr>
-          <w:rStyle w:val="bumpedfont15"/>
-          <w:rFonts w:ascii="等线" w:eastAsia="等线" w:hAnsi="等线" w:cs="Arial"/>
+          <w:rFonts w:ascii="DengXian" w:eastAsia="DengXian" w:hAnsi="DengXian" w:cs="Arial"/>
+          <w:color w:val="000000"/>
+          <w:sz w:val="22"/>
+          <w:szCs w:val="22"/>
+        </w:rPr>
+      </w:pPr>
+      <w:r>
+        <w:rPr>
+          <w:rStyle w:val="bumpedfont15"/>
+          <w:rFonts w:ascii="DengXian" w:eastAsia="DengXian" w:hAnsi="DengXian" w:cs="Arial"/>
           <w:color w:val="000000"/>
           <w:sz w:val="22"/>
           <w:szCs w:val="22"/>
@@ -8889,18 +8961,18 @@
         <w:spacing w:before="90" w:beforeAutospacing="0" w:after="90" w:afterAutospacing="0"/>
         <w:rPr>
           <w:rStyle w:val="bumpedfont15"/>
-          <w:rFonts w:ascii="等线" w:eastAsia="等线" w:hAnsi="等线" w:cs="Arial" w:hint="eastAsia"/>
-          <w:b/>
-          <w:bCs/>
-          <w:color w:val="000000"/>
-          <w:sz w:val="26"/>
-          <w:szCs w:val="26"/>
-        </w:rPr>
-      </w:pPr>
-      <w:r>
-        <w:rPr>
-          <w:rStyle w:val="bumpedfont15"/>
-          <w:rFonts w:ascii="等线" w:eastAsia="等线" w:hAnsi="等线" w:cs="Arial"/>
+          <w:rFonts w:ascii="DengXian" w:eastAsia="DengXian" w:hAnsi="DengXian" w:cs="Arial"/>
+          <w:b/>
+          <w:bCs/>
+          <w:color w:val="000000"/>
+          <w:sz w:val="26"/>
+          <w:szCs w:val="26"/>
+        </w:rPr>
+      </w:pPr>
+      <w:r>
+        <w:rPr>
+          <w:rStyle w:val="bumpedfont15"/>
+          <w:rFonts w:ascii="DengXian" w:eastAsia="DengXian" w:hAnsi="DengXian" w:cs="Arial"/>
           <w:b/>
           <w:bCs/>
           <w:color w:val="000000"/>
@@ -8917,16 +8989,16 @@
         <w:ind w:leftChars="100" w:left="220"/>
         <w:rPr>
           <w:rStyle w:val="bumpedfont15"/>
-          <w:rFonts w:ascii="等线" w:eastAsia="等线" w:hAnsi="等线" w:cs="Arial" w:hint="eastAsia"/>
-          <w:color w:val="000000"/>
-          <w:sz w:val="22"/>
-          <w:szCs w:val="22"/>
-        </w:rPr>
-      </w:pPr>
-      <w:r>
-        <w:rPr>
-          <w:rStyle w:val="bumpedfont15"/>
-          <w:rFonts w:ascii="等线" w:eastAsia="等线" w:hAnsi="等线" w:cs="Arial"/>
+          <w:rFonts w:ascii="DengXian" w:eastAsia="DengXian" w:hAnsi="DengXian" w:cs="Arial"/>
+          <w:color w:val="000000"/>
+          <w:sz w:val="22"/>
+          <w:szCs w:val="22"/>
+        </w:rPr>
+      </w:pPr>
+      <w:r>
+        <w:rPr>
+          <w:rStyle w:val="bumpedfont15"/>
+          <w:rFonts w:ascii="DengXian" w:eastAsia="DengXian" w:hAnsi="DengXian" w:cs="Arial"/>
           <w:color w:val="000000"/>
           <w:sz w:val="22"/>
           <w:szCs w:val="22"/>
@@ -8936,7 +9008,7 @@
       <w:r>
         <w:rPr>
           <w:rStyle w:val="bumpedfont15"/>
-          <w:rFonts w:ascii="等线" w:eastAsia="等线" w:hAnsi="等线" w:cs="Arial" w:hint="eastAsia"/>
+          <w:rFonts w:ascii="DengXian" w:eastAsia="DengXian" w:hAnsi="DengXian" w:cs="Arial" w:hint="eastAsia"/>
           <w:color w:val="000000"/>
           <w:sz w:val="22"/>
           <w:szCs w:val="22"/>
@@ -8951,16 +9023,16 @@
         <w:ind w:leftChars="100" w:left="220"/>
         <w:rPr>
           <w:rStyle w:val="bumpedfont15"/>
-          <w:rFonts w:ascii="等线" w:eastAsia="等线" w:hAnsi="等线" w:cs="Arial" w:hint="eastAsia"/>
-          <w:color w:val="000000"/>
-          <w:sz w:val="22"/>
-          <w:szCs w:val="22"/>
-        </w:rPr>
-      </w:pPr>
-      <w:r>
-        <w:rPr>
-          <w:rStyle w:val="bumpedfont15"/>
-          <w:rFonts w:ascii="等线" w:eastAsia="等线" w:hAnsi="等线" w:cs="Arial" w:hint="eastAsia"/>
+          <w:rFonts w:ascii="DengXian" w:eastAsia="DengXian" w:hAnsi="DengXian" w:cs="Arial"/>
+          <w:color w:val="000000"/>
+          <w:sz w:val="22"/>
+          <w:szCs w:val="22"/>
+        </w:rPr>
+      </w:pPr>
+      <w:r>
+        <w:rPr>
+          <w:rStyle w:val="bumpedfont15"/>
+          <w:rFonts w:ascii="DengXian" w:eastAsia="DengXian" w:hAnsi="DengXian" w:cs="Arial" w:hint="eastAsia"/>
           <w:color w:val="000000"/>
           <w:sz w:val="22"/>
           <w:szCs w:val="22"/>
@@ -8975,16 +9047,16 @@
         <w:ind w:leftChars="100" w:left="220"/>
         <w:rPr>
           <w:rStyle w:val="bumpedfont15"/>
-          <w:rFonts w:ascii="等线" w:eastAsia="等线" w:hAnsi="等线" w:cs="Arial" w:hint="eastAsia"/>
-          <w:color w:val="000000"/>
-          <w:sz w:val="22"/>
-          <w:szCs w:val="22"/>
-        </w:rPr>
-      </w:pPr>
-      <w:r>
-        <w:rPr>
-          <w:rStyle w:val="bumpedfont15"/>
-          <w:rFonts w:ascii="等线" w:eastAsia="等线" w:hAnsi="等线" w:cs="Arial" w:hint="eastAsia"/>
+          <w:rFonts w:ascii="DengXian" w:eastAsia="DengXian" w:hAnsi="DengXian" w:cs="Arial"/>
+          <w:color w:val="000000"/>
+          <w:sz w:val="22"/>
+          <w:szCs w:val="22"/>
+        </w:rPr>
+      </w:pPr>
+      <w:r>
+        <w:rPr>
+          <w:rStyle w:val="bumpedfont15"/>
+          <w:rFonts w:ascii="DengXian" w:eastAsia="DengXian" w:hAnsi="DengXian" w:cs="Arial" w:hint="eastAsia"/>
           <w:color w:val="000000"/>
           <w:sz w:val="22"/>
           <w:szCs w:val="22"/>
@@ -8994,7 +9066,7 @@
       <w:r>
         <w:rPr>
           <w:rStyle w:val="bumpedfont15"/>
-          <w:rFonts w:ascii="等线" w:eastAsia="等线" w:hAnsi="等线" w:cs="Arial" w:hint="eastAsia"/>
+          <w:rFonts w:ascii="DengXian" w:eastAsia="DengXian" w:hAnsi="DengXian" w:cs="Arial" w:hint="eastAsia"/>
           <w:color w:val="000000"/>
           <w:sz w:val="22"/>
           <w:szCs w:val="22"/>
@@ -9009,16 +9081,16 @@
         <w:ind w:leftChars="100" w:left="220"/>
         <w:rPr>
           <w:rStyle w:val="bumpedfont15"/>
-          <w:rFonts w:ascii="等线" w:eastAsia="等线" w:hAnsi="等线" w:cs="Arial" w:hint="eastAsia"/>
-          <w:color w:val="000000"/>
-          <w:sz w:val="22"/>
-          <w:szCs w:val="22"/>
-        </w:rPr>
-      </w:pPr>
-      <w:r>
-        <w:rPr>
-          <w:rStyle w:val="bumpedfont15"/>
-          <w:rFonts w:ascii="等线" w:eastAsia="等线" w:hAnsi="等线" w:cs="Arial"/>
+          <w:rFonts w:ascii="DengXian" w:eastAsia="DengXian" w:hAnsi="DengXian" w:cs="Arial"/>
+          <w:color w:val="000000"/>
+          <w:sz w:val="22"/>
+          <w:szCs w:val="22"/>
+        </w:rPr>
+      </w:pPr>
+      <w:r>
+        <w:rPr>
+          <w:rStyle w:val="bumpedfont15"/>
+          <w:rFonts w:ascii="DengXian" w:eastAsia="DengXian" w:hAnsi="DengXian" w:cs="Arial"/>
           <w:color w:val="000000"/>
           <w:sz w:val="22"/>
           <w:szCs w:val="22"/>
@@ -9028,7 +9100,7 @@
       <w:r>
         <w:rPr>
           <w:rStyle w:val="bumpedfont15"/>
-          <w:rFonts w:ascii="等线" w:eastAsia="等线" w:hAnsi="等线" w:cs="Arial" w:hint="eastAsia"/>
+          <w:rFonts w:ascii="DengXian" w:eastAsia="DengXian" w:hAnsi="DengXian" w:cs="Arial" w:hint="eastAsia"/>
           <w:color w:val="000000"/>
           <w:sz w:val="22"/>
           <w:szCs w:val="22"/>
@@ -9043,16 +9115,16 @@
         <w:ind w:leftChars="100" w:left="220"/>
         <w:rPr>
           <w:rStyle w:val="bumpedfont15"/>
-          <w:rFonts w:ascii="等线" w:eastAsia="等线" w:hAnsi="等线" w:cs="Arial" w:hint="eastAsia"/>
-          <w:color w:val="000000"/>
-          <w:sz w:val="22"/>
-          <w:szCs w:val="22"/>
-        </w:rPr>
-      </w:pPr>
-      <w:r>
-        <w:rPr>
-          <w:rStyle w:val="bumpedfont15"/>
-          <w:rFonts w:ascii="等线" w:eastAsia="等线" w:hAnsi="等线" w:cs="Arial"/>
+          <w:rFonts w:ascii="DengXian" w:eastAsia="DengXian" w:hAnsi="DengXian" w:cs="Arial"/>
+          <w:color w:val="000000"/>
+          <w:sz w:val="22"/>
+          <w:szCs w:val="22"/>
+        </w:rPr>
+      </w:pPr>
+      <w:r>
+        <w:rPr>
+          <w:rStyle w:val="bumpedfont15"/>
+          <w:rFonts w:ascii="DengXian" w:eastAsia="DengXian" w:hAnsi="DengXian" w:cs="Arial"/>
           <w:color w:val="000000"/>
           <w:sz w:val="22"/>
           <w:szCs w:val="22"/>
@@ -9062,7 +9134,7 @@
       <w:r>
         <w:rPr>
           <w:rStyle w:val="bumpedfont15"/>
-          <w:rFonts w:ascii="等线" w:eastAsia="等线" w:hAnsi="等线" w:cs="Arial" w:hint="eastAsia"/>
+          <w:rFonts w:ascii="DengXian" w:eastAsia="DengXian" w:hAnsi="DengXian" w:cs="Arial" w:hint="eastAsia"/>
           <w:color w:val="000000"/>
           <w:sz w:val="22"/>
           <w:szCs w:val="22"/>
@@ -9077,15 +9149,15 @@
         <w:ind w:leftChars="100" w:left="220"/>
         <w:rPr>
           <w:rStyle w:val="bumpedfont15"/>
-          <w:rFonts w:ascii="等线" w:eastAsia="等线" w:hAnsi="等线" w:cs="Arial" w:hint="eastAsia"/>
-          <w:color w:val="000000"/>
-          <w:sz w:val="22"/>
-        </w:rPr>
-      </w:pPr>
-      <w:r>
-        <w:rPr>
-          <w:rStyle w:val="bumpedfont15"/>
-          <w:rFonts w:ascii="等线" w:eastAsia="等线" w:hAnsi="等线" w:cs="Arial"/>
+          <w:rFonts w:ascii="DengXian" w:eastAsia="DengXian" w:hAnsi="DengXian" w:cs="Arial"/>
+          <w:color w:val="000000"/>
+          <w:sz w:val="22"/>
+        </w:rPr>
+      </w:pPr>
+      <w:r>
+        <w:rPr>
+          <w:rStyle w:val="bumpedfont15"/>
+          <w:rFonts w:ascii="DengXian" w:eastAsia="DengXian" w:hAnsi="DengXian" w:cs="Arial"/>
           <w:color w:val="000000"/>
           <w:sz w:val="22"/>
         </w:rPr>
@@ -9095,7 +9167,7 @@
       <w:r>
         <w:rPr>
           <w:rStyle w:val="bumpedfont15"/>
-          <w:rFonts w:ascii="等线" w:eastAsia="等线" w:hAnsi="等线" w:cs="Arial"/>
+          <w:rFonts w:ascii="DengXian" w:eastAsia="DengXian" w:hAnsi="DengXian" w:cs="Arial"/>
           <w:color w:val="000000"/>
           <w:sz w:val="22"/>
         </w:rPr>
@@ -9105,7 +9177,7 @@
       <w:r>
         <w:rPr>
           <w:rStyle w:val="bumpedfont15"/>
-          <w:rFonts w:ascii="等线" w:eastAsia="等线" w:hAnsi="等线" w:cs="Arial"/>
+          <w:rFonts w:ascii="DengXian" w:eastAsia="DengXian" w:hAnsi="DengXian" w:cs="Arial"/>
           <w:color w:val="000000"/>
           <w:sz w:val="22"/>
         </w:rPr>
@@ -9119,16 +9191,16 @@
         <w:ind w:leftChars="100" w:left="220"/>
         <w:rPr>
           <w:rStyle w:val="bumpedfont15"/>
-          <w:rFonts w:ascii="等线" w:eastAsia="等线" w:hAnsi="等线" w:cs="Arial" w:hint="eastAsia"/>
-          <w:color w:val="000000"/>
-          <w:sz w:val="22"/>
-          <w:szCs w:val="22"/>
-        </w:rPr>
-      </w:pPr>
-      <w:r>
-        <w:rPr>
-          <w:rStyle w:val="bumpedfont15"/>
-          <w:rFonts w:ascii="等线" w:eastAsia="等线" w:hAnsi="等线" w:cs="Arial"/>
+          <w:rFonts w:ascii="DengXian" w:eastAsia="DengXian" w:hAnsi="DengXian" w:cs="Arial"/>
+          <w:color w:val="000000"/>
+          <w:sz w:val="22"/>
+          <w:szCs w:val="22"/>
+        </w:rPr>
+      </w:pPr>
+      <w:r>
+        <w:rPr>
+          <w:rStyle w:val="bumpedfont15"/>
+          <w:rFonts w:ascii="DengXian" w:eastAsia="DengXian" w:hAnsi="DengXian" w:cs="Arial"/>
           <w:color w:val="000000"/>
           <w:sz w:val="22"/>
           <w:szCs w:val="22"/>
@@ -9139,7 +9211,7 @@
       <w:r>
         <w:rPr>
           <w:rStyle w:val="bumpedfont15"/>
-          <w:rFonts w:ascii="等线" w:eastAsia="等线" w:hAnsi="等线" w:cs="Arial"/>
+          <w:rFonts w:ascii="DengXian" w:eastAsia="DengXian" w:hAnsi="DengXian" w:cs="Arial"/>
           <w:color w:val="000000"/>
           <w:sz w:val="22"/>
           <w:szCs w:val="22"/>
@@ -9150,7 +9222,7 @@
       <w:r>
         <w:rPr>
           <w:rStyle w:val="bumpedfont15"/>
-          <w:rFonts w:ascii="等线" w:eastAsia="等线" w:hAnsi="等线" w:cs="Arial"/>
+          <w:rFonts w:ascii="DengXian" w:eastAsia="DengXian" w:hAnsi="DengXian" w:cs="Arial"/>
           <w:color w:val="000000"/>
           <w:sz w:val="22"/>
           <w:szCs w:val="22"/>
@@ -9165,15 +9237,15 @@
         <w:ind w:leftChars="100" w:left="220"/>
         <w:rPr>
           <w:rStyle w:val="bumpedfont15"/>
-          <w:rFonts w:ascii="等线" w:eastAsia="等线" w:hAnsi="等线" w:cs="Arial" w:hint="eastAsia"/>
-          <w:color w:val="000000"/>
-          <w:sz w:val="22"/>
-        </w:rPr>
-      </w:pPr>
-      <w:r>
-        <w:rPr>
-          <w:rStyle w:val="bumpedfont15"/>
-          <w:rFonts w:ascii="等线" w:eastAsia="等线" w:hAnsi="等线" w:cs="Arial"/>
+          <w:rFonts w:ascii="DengXian" w:eastAsia="DengXian" w:hAnsi="DengXian" w:cs="Arial"/>
+          <w:color w:val="000000"/>
+          <w:sz w:val="22"/>
+        </w:rPr>
+      </w:pPr>
+      <w:r>
+        <w:rPr>
+          <w:rStyle w:val="bumpedfont15"/>
+          <w:rFonts w:ascii="DengXian" w:eastAsia="DengXian" w:hAnsi="DengXian" w:cs="Arial"/>
           <w:noProof/>
           <w:color w:val="000000"/>
           <w:sz w:val="22"/>
@@ -9230,7 +9302,7 @@
       <w:r>
         <w:rPr>
           <w:rStyle w:val="bumpedfont15"/>
-          <w:rFonts w:ascii="等线" w:eastAsia="等线" w:hAnsi="等线" w:cs="Arial"/>
+          <w:rFonts w:ascii="DengXian" w:eastAsia="DengXian" w:hAnsi="DengXian" w:cs="Arial"/>
           <w:noProof/>
           <w:color w:val="000000"/>
           <w:sz w:val="22"/>
@@ -9289,19 +9361,18 @@
       <w:pPr>
         <w:ind w:leftChars="200" w:left="440"/>
         <w:rPr>
+          <w:color w:val="002060"/>
+          <w:sz w:val="10"/>
+          <w:szCs w:val="10"/>
+        </w:rPr>
+      </w:pPr>
+      <w:r>
+        <w:rPr>
           <w:rFonts w:hint="eastAsia"/>
           <w:color w:val="002060"/>
           <w:sz w:val="10"/>
           <w:szCs w:val="10"/>
         </w:rPr>
-      </w:pPr>
-      <w:r>
-        <w:rPr>
-          <w:rFonts w:hint="eastAsia"/>
-          <w:color w:val="002060"/>
-          <w:sz w:val="10"/>
-          <w:szCs w:val="10"/>
-        </w:rPr>
         <w:t>开源资产</w:t>
       </w:r>
     </w:p>
@@ -9311,19 +9382,19 @@
         <w:spacing w:before="90" w:beforeAutospacing="0" w:after="90" w:afterAutospacing="0"/>
         <w:ind w:leftChars="100" w:left="220"/>
         <w:rPr>
-          <w:rFonts w:ascii="等线" w:eastAsia="等线" w:hAnsi="等线" w:hint="eastAsia"/>
-          <w:color w:val="000000"/>
-          <w:sz w:val="22"/>
-          <w:szCs w:val="22"/>
-        </w:rPr>
-      </w:pPr>
-    </w:p>
-    <w:p>
-      <w:pPr>
-        <w:pStyle w:val="s9"/>
-        <w:spacing w:before="90" w:beforeAutospacing="0" w:after="90" w:afterAutospacing="0"/>
-        <w:rPr>
-          <w:rFonts w:ascii="等线" w:eastAsia="等线" w:hAnsi="等线" w:hint="eastAsia"/>
+          <w:rFonts w:ascii="DengXian" w:eastAsia="DengXian" w:hAnsi="DengXian"/>
+          <w:color w:val="000000"/>
+          <w:sz w:val="22"/>
+          <w:szCs w:val="22"/>
+        </w:rPr>
+      </w:pPr>
+    </w:p>
+    <w:p>
+      <w:pPr>
+        <w:pStyle w:val="s9"/>
+        <w:spacing w:before="90" w:beforeAutospacing="0" w:after="90" w:afterAutospacing="0"/>
+        <w:rPr>
+          <w:rFonts w:ascii="DengXian" w:eastAsia="DengXian" w:hAnsi="DengXian"/>
           <w:b/>
           <w:bCs/>
           <w:color w:val="000000"/>
@@ -9334,7 +9405,7 @@
       <w:r>
         <w:rPr>
           <w:rStyle w:val="bumpedfont15"/>
-          <w:rFonts w:ascii="等线" w:eastAsia="等线" w:hAnsi="等线" w:cs="Arial"/>
+          <w:rFonts w:ascii="DengXian" w:eastAsia="DengXian" w:hAnsi="DengXian" w:cs="Arial"/>
           <w:b/>
           <w:bCs/>
           <w:color w:val="000000"/>
@@ -9349,7 +9420,7 @@
         <w:pStyle w:val="s9"/>
         <w:spacing w:before="90" w:beforeAutospacing="0" w:after="90" w:afterAutospacing="0"/>
         <w:rPr>
-          <w:rFonts w:ascii="等线" w:eastAsia="等线" w:hAnsi="等线" w:hint="eastAsia"/>
+          <w:rFonts w:ascii="DengXian" w:eastAsia="DengXian" w:hAnsi="DengXian"/>
           <w:b/>
           <w:bCs/>
           <w:color w:val="000000"/>
@@ -9360,7 +9431,7 @@
       <w:r>
         <w:rPr>
           <w:rStyle w:val="bumpedfont15"/>
-          <w:rFonts w:ascii="等线" w:eastAsia="等线" w:hAnsi="等线" w:cs="Arial"/>
+          <w:rFonts w:ascii="DengXian" w:eastAsia="DengXian" w:hAnsi="DengXian" w:cs="Arial"/>
           <w:b/>
           <w:bCs/>
           <w:color w:val="000000"/>
@@ -9377,18 +9448,18 @@
         <w:spacing w:before="90" w:beforeAutospacing="0" w:after="90" w:afterAutospacing="0"/>
         <w:rPr>
           <w:rStyle w:val="bumpedfont15"/>
-          <w:rFonts w:ascii="等线" w:eastAsia="等线" w:hAnsi="等线" w:cs="Arial" w:hint="eastAsia"/>
-          <w:b/>
-          <w:bCs/>
-          <w:color w:val="000000"/>
-          <w:sz w:val="26"/>
-          <w:szCs w:val="26"/>
-        </w:rPr>
-      </w:pPr>
-      <w:r>
-        <w:rPr>
-          <w:rStyle w:val="bumpedfont15"/>
-          <w:rFonts w:ascii="等线" w:eastAsia="等线" w:hAnsi="等线" w:cs="Arial"/>
+          <w:rFonts w:ascii="DengXian" w:eastAsia="DengXian" w:hAnsi="DengXian" w:cs="Arial"/>
+          <w:b/>
+          <w:bCs/>
+          <w:color w:val="000000"/>
+          <w:sz w:val="26"/>
+          <w:szCs w:val="26"/>
+        </w:rPr>
+      </w:pPr>
+      <w:r>
+        <w:rPr>
+          <w:rStyle w:val="bumpedfont15"/>
+          <w:rFonts w:ascii="DengXian" w:eastAsia="DengXian" w:hAnsi="DengXian" w:cs="Arial"/>
           <w:b/>
           <w:bCs/>
           <w:color w:val="000000"/>
@@ -9404,16 +9475,16 @@
         <w:spacing w:before="90" w:beforeAutospacing="0" w:after="90" w:afterAutospacing="0"/>
         <w:ind w:leftChars="100" w:left="220"/>
         <w:rPr>
-          <w:rFonts w:ascii="等线" w:eastAsia="等线" w:hAnsi="等线" w:cs="Arial" w:hint="eastAsia"/>
-          <w:color w:val="000000"/>
-          <w:sz w:val="22"/>
-          <w:szCs w:val="22"/>
-        </w:rPr>
-      </w:pPr>
-      <w:r>
-        <w:rPr>
-          <w:rStyle w:val="bumpedfont15"/>
-          <w:rFonts w:ascii="等线" w:eastAsia="等线" w:hAnsi="等线" w:cs="Arial"/>
+          <w:rFonts w:ascii="DengXian" w:eastAsia="DengXian" w:hAnsi="DengXian" w:cs="Arial"/>
+          <w:color w:val="000000"/>
+          <w:sz w:val="22"/>
+          <w:szCs w:val="22"/>
+        </w:rPr>
+      </w:pPr>
+      <w:r>
+        <w:rPr>
+          <w:rStyle w:val="bumpedfont15"/>
+          <w:rFonts w:ascii="DengXian" w:eastAsia="DengXian" w:hAnsi="DengXian" w:cs="Arial"/>
           <w:b/>
           <w:bCs/>
           <w:color w:val="000000"/>
@@ -9425,7 +9496,7 @@
       <w:r>
         <w:rPr>
           <w:rStyle w:val="bumpedfont15"/>
-          <w:rFonts w:ascii="等线" w:eastAsia="等线" w:hAnsi="等线" w:cs="Arial" w:hint="eastAsia"/>
+          <w:rFonts w:ascii="DengXian" w:eastAsia="DengXian" w:hAnsi="DengXian" w:cs="Arial" w:hint="eastAsia"/>
           <w:color w:val="000000"/>
           <w:sz w:val="22"/>
           <w:szCs w:val="22"/>
@@ -9438,7 +9509,7 @@
         <w:pStyle w:val="s9"/>
         <w:spacing w:before="90" w:beforeAutospacing="0" w:after="90" w:afterAutospacing="0"/>
         <w:rPr>
-          <w:rFonts w:ascii="等线" w:eastAsia="等线" w:hAnsi="等线" w:hint="eastAsia"/>
+          <w:rFonts w:ascii="DengXian" w:eastAsia="DengXian" w:hAnsi="DengXian"/>
           <w:b/>
           <w:bCs/>
           <w:color w:val="000000"/>
@@ -9449,7 +9520,7 @@
       <w:r>
         <w:rPr>
           <w:rStyle w:val="bumpedfont15"/>
-          <w:rFonts w:ascii="等线" w:eastAsia="等线" w:hAnsi="等线" w:cs="Arial"/>
+          <w:rFonts w:ascii="DengXian" w:eastAsia="DengXian" w:hAnsi="DengXian" w:cs="Arial"/>
           <w:b/>
           <w:bCs/>
           <w:color w:val="000000"/>
@@ -9466,16 +9537,16 @@
         <w:ind w:leftChars="100" w:left="220"/>
         <w:rPr>
           <w:rStyle w:val="bumpedfont15"/>
-          <w:rFonts w:ascii="等线" w:eastAsia="等线" w:hAnsi="等线" w:cs="Arial" w:hint="eastAsia"/>
-          <w:color w:val="000000"/>
-          <w:sz w:val="22"/>
-          <w:szCs w:val="22"/>
-        </w:rPr>
-      </w:pPr>
-      <w:r>
-        <w:rPr>
-          <w:rStyle w:val="bumpedfont15"/>
-          <w:rFonts w:ascii="等线" w:eastAsia="等线" w:hAnsi="等线" w:cs="Arial"/>
+          <w:rFonts w:ascii="DengXian" w:eastAsia="DengXian" w:hAnsi="DengXian" w:cs="Arial"/>
+          <w:color w:val="000000"/>
+          <w:sz w:val="22"/>
+          <w:szCs w:val="22"/>
+        </w:rPr>
+      </w:pPr>
+      <w:r>
+        <w:rPr>
+          <w:rStyle w:val="bumpedfont15"/>
+          <w:rFonts w:ascii="DengXian" w:eastAsia="DengXian" w:hAnsi="DengXian" w:cs="Arial"/>
           <w:color w:val="000000"/>
           <w:szCs w:val="22"/>
         </w:rPr>
@@ -9484,7 +9555,7 @@
       <w:r>
         <w:rPr>
           <w:rStyle w:val="bumpedfont15"/>
-          <w:rFonts w:ascii="等线" w:eastAsia="等线" w:hAnsi="等线" w:cs="Arial"/>
+          <w:rFonts w:ascii="DengXian" w:eastAsia="DengXian" w:hAnsi="DengXian" w:cs="Arial"/>
           <w:color w:val="000000"/>
           <w:sz w:val="22"/>
         </w:rPr>
@@ -9499,15 +9570,15 @@
         <w:ind w:leftChars="200" w:left="440"/>
         <w:rPr>
           <w:rStyle w:val="bumpedfont15"/>
-          <w:rFonts w:ascii="等线" w:eastAsia="等线" w:hAnsi="等线" w:cs="Arial" w:hint="eastAsia"/>
-          <w:color w:val="000000"/>
-          <w:sz w:val="22"/>
-        </w:rPr>
-      </w:pPr>
-      <w:r>
-        <w:rPr>
-          <w:rStyle w:val="bumpedfont15"/>
-          <w:rFonts w:ascii="等线" w:eastAsia="等线" w:hAnsi="等线" w:cs="Arial"/>
+          <w:rFonts w:ascii="DengXian" w:eastAsia="DengXian" w:hAnsi="DengXian" w:cs="Arial"/>
+          <w:color w:val="000000"/>
+          <w:sz w:val="22"/>
+        </w:rPr>
+      </w:pPr>
+      <w:r>
+        <w:rPr>
+          <w:rStyle w:val="bumpedfont15"/>
+          <w:rFonts w:ascii="DengXian" w:eastAsia="DengXian" w:hAnsi="DengXian" w:cs="Arial"/>
           <w:color w:val="000000"/>
           <w:sz w:val="22"/>
         </w:rPr>
@@ -9521,7 +9592,7 @@
         <w:ind w:leftChars="200" w:left="440"/>
         <w:rPr>
           <w:rStyle w:val="bumpedfont15"/>
-          <w:rFonts w:ascii="等线" w:eastAsia="等线" w:hAnsi="等线" w:cs="Arial" w:hint="eastAsia"/>
+          <w:rFonts w:ascii="DengXian" w:eastAsia="DengXian" w:hAnsi="DengXian" w:cs="Arial"/>
           <w:color w:val="000000"/>
           <w:sz w:val="22"/>
           <w:szCs w:val="22"/>
@@ -9535,7 +9606,7 @@
         <w:ind w:leftChars="200" w:left="440"/>
         <w:rPr>
           <w:rStyle w:val="bumpedfont15"/>
-          <w:rFonts w:ascii="等线" w:eastAsia="等线" w:hAnsi="等线" w:cs="Arial" w:hint="eastAsia"/>
+          <w:rFonts w:ascii="DengXian" w:eastAsia="DengXian" w:hAnsi="DengXian" w:cs="Arial"/>
           <w:color w:val="000000"/>
           <w:sz w:val="16"/>
           <w:szCs w:val="16"/>
@@ -9544,7 +9615,7 @@
       <w:r>
         <w:rPr>
           <w:rStyle w:val="bumpedfont15"/>
-          <w:rFonts w:ascii="等线" w:eastAsia="等线" w:hAnsi="等线" w:cs="Arial"/>
+          <w:rFonts w:ascii="DengXian" w:eastAsia="DengXian" w:hAnsi="DengXian" w:cs="Arial"/>
           <w:color w:val="000000"/>
           <w:sz w:val="16"/>
           <w:szCs w:val="16"/>
@@ -9555,7 +9626,7 @@
       <w:r>
         <w:rPr>
           <w:rStyle w:val="bumpedfont15"/>
-          <w:rFonts w:ascii="等线" w:eastAsia="等线" w:hAnsi="等线" w:cs="Arial"/>
+          <w:rFonts w:ascii="DengXian" w:eastAsia="DengXian" w:hAnsi="DengXian" w:cs="Arial"/>
           <w:color w:val="000000"/>
           <w:sz w:val="16"/>
           <w:szCs w:val="16"/>
@@ -9566,7 +9637,7 @@
       <w:r>
         <w:rPr>
           <w:rStyle w:val="bumpedfont15"/>
-          <w:rFonts w:ascii="等线" w:eastAsia="等线" w:hAnsi="等线" w:cs="Arial"/>
+          <w:rFonts w:ascii="DengXian" w:eastAsia="DengXian" w:hAnsi="DengXian" w:cs="Arial"/>
           <w:color w:val="000000"/>
           <w:sz w:val="16"/>
           <w:szCs w:val="16"/>
@@ -9581,16 +9652,16 @@
         <w:ind w:leftChars="200" w:left="440"/>
         <w:rPr>
           <w:rStyle w:val="bumpedfont15"/>
-          <w:rFonts w:ascii="等线" w:eastAsia="等线" w:hAnsi="等线" w:cs="Arial" w:hint="eastAsia"/>
-          <w:color w:val="000000"/>
-          <w:sz w:val="22"/>
-          <w:szCs w:val="22"/>
-        </w:rPr>
-      </w:pPr>
-      <w:r>
-        <w:rPr>
-          <w:rStyle w:val="bumpedfont15"/>
-          <w:rFonts w:ascii="等线" w:eastAsia="等线" w:hAnsi="等线" w:cs="Arial"/>
+          <w:rFonts w:ascii="DengXian" w:eastAsia="DengXian" w:hAnsi="DengXian" w:cs="Arial"/>
+          <w:color w:val="000000"/>
+          <w:sz w:val="22"/>
+          <w:szCs w:val="22"/>
+        </w:rPr>
+      </w:pPr>
+      <w:r>
+        <w:rPr>
+          <w:rStyle w:val="bumpedfont15"/>
+          <w:rFonts w:ascii="DengXian" w:eastAsia="DengXian" w:hAnsi="DengXian" w:cs="Arial"/>
           <w:noProof/>
           <w:color w:val="000000"/>
           <w:sz w:val="22"/>
@@ -9651,7 +9722,6 @@
         <w:spacing w:after="0"/>
         <w:ind w:leftChars="100" w:left="220"/>
         <w:rPr>
-          <w:rFonts w:hint="eastAsia"/>
           <w:color w:val="0F4761" w:themeColor="accent1" w:themeShade="BF"/>
           <w:sz w:val="56"/>
           <w:szCs w:val="56"/>
@@ -9839,19 +9909,18 @@
         <w:spacing w:after="0"/>
         <w:ind w:leftChars="100" w:left="220"/>
         <w:rPr>
+          <w:color w:val="0F4761" w:themeColor="accent1" w:themeShade="BF"/>
+          <w:sz w:val="16"/>
+          <w:szCs w:val="16"/>
+        </w:rPr>
+      </w:pPr>
+      <w:r>
+        <w:rPr>
           <w:rFonts w:hint="eastAsia"/>
           <w:color w:val="0F4761" w:themeColor="accent1" w:themeShade="BF"/>
           <w:sz w:val="16"/>
           <w:szCs w:val="16"/>
         </w:rPr>
-      </w:pPr>
-      <w:r>
-        <w:rPr>
-          <w:rFonts w:hint="eastAsia"/>
-          <w:color w:val="0F4761" w:themeColor="accent1" w:themeShade="BF"/>
-          <w:sz w:val="16"/>
-          <w:szCs w:val="16"/>
-        </w:rPr>
         <w:t>开源素材</w:t>
       </w:r>
     </w:p>
@@ -9861,7 +9930,7 @@
         <w:ind w:leftChars="100" w:left="220"/>
         <w:rPr>
           <w:rStyle w:val="bumpedfont15"/>
-          <w:rFonts w:ascii="等线" w:eastAsia="等线" w:hAnsi="等线" w:cs="Arial" w:hint="eastAsia"/>
+          <w:rFonts w:ascii="DengXian" w:eastAsia="DengXian" w:hAnsi="DengXian" w:cs="Arial"/>
           <w:color w:val="000000"/>
           <w:kern w:val="0"/>
           <w:szCs w:val="22"/>
@@ -9875,7 +9944,7 @@
         <w:spacing w:before="240" w:beforeAutospacing="0" w:after="90" w:afterAutospacing="0"/>
         <w:rPr>
           <w:rStyle w:val="bumpedfont15"/>
-          <w:rFonts w:cs="Arial" w:hint="eastAsia"/>
+          <w:rFonts w:cs="Arial"/>
           <w:b/>
           <w:bCs/>
           <w:sz w:val="36"/>
@@ -9885,7 +9954,7 @@
       <w:r>
         <w:rPr>
           <w:rStyle w:val="bumpedfont15"/>
-          <w:rFonts w:ascii="等线" w:eastAsia="等线" w:hAnsi="等线" w:cs="Arial"/>
+          <w:rFonts w:ascii="DengXian" w:eastAsia="DengXian" w:hAnsi="DengXian" w:cs="Arial"/>
           <w:b/>
           <w:bCs/>
           <w:color w:val="000000"/>
@@ -9900,7 +9969,7 @@
         <w:pStyle w:val="s9"/>
         <w:spacing w:before="90" w:beforeAutospacing="0" w:after="90" w:afterAutospacing="0"/>
         <w:rPr>
-          <w:rFonts w:ascii="等线" w:eastAsia="等线" w:hAnsi="等线" w:hint="eastAsia"/>
+          <w:rFonts w:ascii="DengXian" w:eastAsia="DengXian" w:hAnsi="DengXian"/>
           <w:b/>
           <w:bCs/>
           <w:color w:val="000000"/>
@@ -9911,7 +9980,7 @@
       <w:r>
         <w:rPr>
           <w:rStyle w:val="bumpedfont15"/>
-          <w:rFonts w:ascii="等线" w:eastAsia="等线" w:hAnsi="等线" w:cs="Arial"/>
+          <w:rFonts w:ascii="DengXian" w:eastAsia="DengXian" w:hAnsi="DengXian" w:cs="Arial"/>
           <w:b/>
           <w:bCs/>
           <w:color w:val="000000"/>
@@ -9926,7 +9995,7 @@
         <w:pStyle w:val="s9"/>
         <w:spacing w:before="90" w:beforeAutospacing="0" w:after="90" w:afterAutospacing="0"/>
         <w:rPr>
-          <w:rFonts w:ascii="等线" w:eastAsia="等线" w:hAnsi="等线" w:hint="eastAsia"/>
+          <w:rFonts w:ascii="DengXian" w:eastAsia="DengXian" w:hAnsi="DengXian"/>
           <w:b/>
           <w:bCs/>
           <w:color w:val="000000"/>
@@ -9937,7 +10006,7 @@
       <w:r>
         <w:rPr>
           <w:rStyle w:val="bumpedfont15"/>
-          <w:rFonts w:ascii="等线" w:eastAsia="等线" w:hAnsi="等线" w:cs="Arial"/>
+          <w:rFonts w:ascii="DengXian" w:eastAsia="DengXian" w:hAnsi="DengXian" w:cs="Arial"/>
           <w:b/>
           <w:bCs/>
           <w:color w:val="000000"/>
@@ -9952,7 +10021,7 @@
         <w:pStyle w:val="s9"/>
         <w:spacing w:before="90" w:beforeAutospacing="0" w:after="90" w:afterAutospacing="0"/>
         <w:rPr>
-          <w:rFonts w:ascii="等线" w:eastAsia="等线" w:hAnsi="等线" w:hint="eastAsia"/>
+          <w:rFonts w:ascii="DengXian" w:eastAsia="DengXian" w:hAnsi="DengXian"/>
           <w:b/>
           <w:bCs/>
           <w:color w:val="000000"/>
@@ -9963,7 +10032,7 @@
       <w:r>
         <w:rPr>
           <w:rStyle w:val="bumpedfont15"/>
-          <w:rFonts w:ascii="等线" w:eastAsia="等线" w:hAnsi="等线" w:cs="Arial"/>
+          <w:rFonts w:ascii="DengXian" w:eastAsia="DengXian" w:hAnsi="DengXian" w:cs="Arial"/>
           <w:b/>
           <w:bCs/>
           <w:color w:val="000000"/>
@@ -9978,7 +10047,7 @@
         <w:widowControl/>
         <w:rPr>
           <w:rStyle w:val="bumpedfont15"/>
-          <w:rFonts w:ascii="等线" w:eastAsia="等线" w:hAnsi="等线" w:cs="Arial" w:hint="eastAsia"/>
+          <w:rFonts w:ascii="DengXian" w:eastAsia="DengXian" w:hAnsi="DengXian" w:cs="Arial"/>
           <w:color w:val="000000"/>
           <w:kern w:val="0"/>
           <w:szCs w:val="22"/>
@@ -9988,7 +10057,7 @@
       <w:r>
         <w:rPr>
           <w:rStyle w:val="bumpedfont15"/>
-          <w:rFonts w:ascii="等线" w:eastAsia="等线" w:hAnsi="等线" w:cs="Arial"/>
+          <w:rFonts w:ascii="DengXian" w:eastAsia="DengXian" w:hAnsi="DengXian" w:cs="Arial"/>
           <w:color w:val="000000"/>
           <w:szCs w:val="22"/>
         </w:rPr>
@@ -10001,7 +10070,7 @@
         <w:spacing w:before="240" w:beforeAutospacing="0" w:after="90" w:afterAutospacing="0"/>
         <w:rPr>
           <w:rStyle w:val="bumpedfont15"/>
-          <w:rFonts w:cs="Arial" w:hint="eastAsia"/>
+          <w:rFonts w:cs="Arial"/>
           <w:b/>
           <w:bCs/>
           <w:sz w:val="36"/>
@@ -10011,7 +10080,7 @@
       <w:r>
         <w:rPr>
           <w:rStyle w:val="bumpedfont15"/>
-          <w:rFonts w:ascii="等线" w:eastAsia="等线" w:hAnsi="等线" w:cs="Arial"/>
+          <w:rFonts w:ascii="DengXian" w:eastAsia="DengXian" w:hAnsi="DengXian" w:cs="Arial"/>
           <w:b/>
           <w:bCs/>
           <w:color w:val="000000"/>
@@ -10027,7 +10096,7 @@
         <w:pStyle w:val="s9"/>
         <w:spacing w:before="90" w:beforeAutospacing="0" w:after="90" w:afterAutospacing="0"/>
         <w:rPr>
-          <w:rFonts w:ascii="等线" w:eastAsia="等线" w:hAnsi="等线" w:hint="eastAsia"/>
+          <w:rFonts w:ascii="DengXian" w:eastAsia="DengXian" w:hAnsi="DengXian"/>
           <w:color w:val="000000"/>
           <w:sz w:val="27"/>
           <w:szCs w:val="27"/>
@@ -10036,7 +10105,7 @@
       <w:r>
         <w:rPr>
           <w:rStyle w:val="bumpedfont15"/>
-          <w:rFonts w:ascii="等线" w:eastAsia="等线" w:hAnsi="等线" w:cs="Arial"/>
+          <w:rFonts w:ascii="DengXian" w:eastAsia="DengXian" w:hAnsi="DengXian" w:cs="Arial"/>
           <w:color w:val="000000"/>
           <w:sz w:val="26"/>
           <w:szCs w:val="26"/>
@@ -10049,7 +10118,7 @@
         <w:pStyle w:val="s9"/>
         <w:spacing w:before="90" w:beforeAutospacing="0" w:after="90" w:afterAutospacing="0"/>
         <w:rPr>
-          <w:rFonts w:ascii="等线" w:eastAsia="等线" w:hAnsi="等线" w:hint="eastAsia"/>
+          <w:rFonts w:ascii="DengXian" w:eastAsia="DengXian" w:hAnsi="DengXian"/>
           <w:color w:val="000000"/>
           <w:sz w:val="27"/>
           <w:szCs w:val="27"/>
@@ -10058,7 +10127,7 @@
       <w:r>
         <w:rPr>
           <w:rStyle w:val="bumpedfont15"/>
-          <w:rFonts w:ascii="等线" w:eastAsia="等线" w:hAnsi="等线" w:cs="Arial"/>
+          <w:rFonts w:ascii="DengXian" w:eastAsia="DengXian" w:hAnsi="DengXian" w:cs="Arial"/>
           <w:color w:val="000000"/>
           <w:sz w:val="26"/>
           <w:szCs w:val="26"/>
@@ -10071,7 +10140,7 @@
         <w:pStyle w:val="s9"/>
         <w:spacing w:before="90" w:beforeAutospacing="0" w:after="90" w:afterAutospacing="0"/>
         <w:rPr>
-          <w:rFonts w:ascii="等线" w:eastAsia="等线" w:hAnsi="等线" w:hint="eastAsia"/>
+          <w:rFonts w:ascii="DengXian" w:eastAsia="DengXian" w:hAnsi="DengXian"/>
           <w:color w:val="000000"/>
           <w:sz w:val="27"/>
           <w:szCs w:val="27"/>
@@ -10080,7 +10149,7 @@
       <w:r>
         <w:rPr>
           <w:rStyle w:val="bumpedfont15"/>
-          <w:rFonts w:ascii="等线" w:eastAsia="等线" w:hAnsi="等线" w:cs="Arial"/>
+          <w:rFonts w:ascii="DengXian" w:eastAsia="DengXian" w:hAnsi="DengXian" w:cs="Arial"/>
           <w:color w:val="000000"/>
           <w:sz w:val="26"/>
           <w:szCs w:val="26"/>
@@ -10093,7 +10162,7 @@
         <w:pStyle w:val="s9"/>
         <w:spacing w:before="90" w:beforeAutospacing="0" w:after="90" w:afterAutospacing="0"/>
         <w:rPr>
-          <w:rFonts w:ascii="等线" w:eastAsia="等线" w:hAnsi="等线" w:hint="eastAsia"/>
+          <w:rFonts w:ascii="DengXian" w:eastAsia="DengXian" w:hAnsi="DengXian"/>
           <w:color w:val="000000"/>
           <w:sz w:val="27"/>
           <w:szCs w:val="27"/>
@@ -10102,7 +10171,7 @@
       <w:r>
         <w:rPr>
           <w:rStyle w:val="bumpedfont15"/>
-          <w:rFonts w:ascii="等线" w:eastAsia="等线" w:hAnsi="等线" w:cs="Arial"/>
+          <w:rFonts w:ascii="DengXian" w:eastAsia="DengXian" w:hAnsi="DengXian" w:cs="Arial"/>
           <w:color w:val="000000"/>
           <w:sz w:val="26"/>
           <w:szCs w:val="26"/>
@@ -10115,7 +10184,7 @@
         <w:pStyle w:val="s9"/>
         <w:spacing w:before="90" w:beforeAutospacing="0" w:after="90" w:afterAutospacing="0"/>
         <w:rPr>
-          <w:rFonts w:ascii="等线" w:eastAsia="等线" w:hAnsi="等线" w:hint="eastAsia"/>
+          <w:rFonts w:ascii="DengXian" w:eastAsia="DengXian" w:hAnsi="DengXian"/>
           <w:color w:val="000000"/>
           <w:sz w:val="27"/>
           <w:szCs w:val="27"/>
@@ -10124,7 +10193,7 @@
       <w:r>
         <w:rPr>
           <w:rStyle w:val="bumpedfont15"/>
-          <w:rFonts w:ascii="等线" w:eastAsia="等线" w:hAnsi="等线" w:cs="Arial"/>
+          <w:rFonts w:ascii="DengXian" w:eastAsia="DengXian" w:hAnsi="DengXian" w:cs="Arial"/>
           <w:color w:val="000000"/>
           <w:sz w:val="26"/>
           <w:szCs w:val="26"/>
@@ -10137,7 +10206,7 @@
         <w:widowControl/>
         <w:rPr>
           <w:rStyle w:val="bumpedfont15"/>
-          <w:rFonts w:ascii="等线" w:eastAsia="等线" w:hAnsi="等线" w:cs="Arial" w:hint="eastAsia"/>
+          <w:rFonts w:ascii="DengXian" w:eastAsia="DengXian" w:hAnsi="DengXian" w:cs="Arial"/>
           <w:color w:val="000000"/>
           <w:kern w:val="0"/>
           <w:szCs w:val="22"/>
@@ -10147,7 +10216,7 @@
       <w:r>
         <w:rPr>
           <w:rStyle w:val="bumpedfont15"/>
-          <w:rFonts w:ascii="等线" w:eastAsia="等线" w:hAnsi="等线" w:cs="Arial"/>
+          <w:rFonts w:ascii="DengXian" w:eastAsia="DengXian" w:hAnsi="DengXian" w:cs="Arial"/>
           <w:color w:val="000000"/>
           <w:szCs w:val="22"/>
         </w:rPr>
@@ -10160,7 +10229,7 @@
         <w:spacing w:before="240" w:beforeAutospacing="0" w:after="90" w:afterAutospacing="0"/>
         <w:rPr>
           <w:rStyle w:val="bumpedfont15"/>
-          <w:rFonts w:cs="Arial" w:hint="eastAsia"/>
+          <w:rFonts w:cs="Arial"/>
           <w:b/>
           <w:bCs/>
           <w:sz w:val="36"/>
@@ -10170,7 +10239,7 @@
       <w:r>
         <w:rPr>
           <w:rStyle w:val="bumpedfont15"/>
-          <w:rFonts w:ascii="等线" w:eastAsia="等线" w:hAnsi="等线" w:cs="Arial"/>
+          <w:rFonts w:ascii="DengXian" w:eastAsia="DengXian" w:hAnsi="DengXian" w:cs="Arial"/>
           <w:b/>
           <w:bCs/>
           <w:color w:val="000000"/>
@@ -10186,7 +10255,7 @@
         <w:pStyle w:val="s9"/>
         <w:spacing w:before="90" w:beforeAutospacing="0" w:after="90" w:afterAutospacing="0"/>
         <w:rPr>
-          <w:rFonts w:ascii="等线" w:eastAsia="等线" w:hAnsi="等线" w:hint="eastAsia"/>
+          <w:rFonts w:ascii="DengXian" w:eastAsia="DengXian" w:hAnsi="DengXian"/>
           <w:color w:val="000000"/>
           <w:sz w:val="27"/>
           <w:szCs w:val="27"/>
@@ -10195,7 +10264,7 @@
       <w:r>
         <w:rPr>
           <w:rStyle w:val="bumpedfont15"/>
-          <w:rFonts w:ascii="等线" w:eastAsia="等线" w:hAnsi="等线" w:cs="Arial"/>
+          <w:rFonts w:ascii="DengXian" w:eastAsia="DengXian" w:hAnsi="DengXian" w:cs="Arial"/>
           <w:color w:val="000000"/>
           <w:sz w:val="26"/>
           <w:szCs w:val="26"/>
@@ -10208,7 +10277,7 @@
         <w:pStyle w:val="s9"/>
         <w:spacing w:before="90" w:beforeAutospacing="0" w:after="90" w:afterAutospacing="0"/>
         <w:rPr>
-          <w:rFonts w:ascii="等线" w:eastAsia="等线" w:hAnsi="等线" w:hint="eastAsia"/>
+          <w:rFonts w:ascii="DengXian" w:eastAsia="DengXian" w:hAnsi="DengXian"/>
           <w:color w:val="000000"/>
           <w:sz w:val="27"/>
           <w:szCs w:val="27"/>
@@ -10217,7 +10286,7 @@
       <w:r>
         <w:rPr>
           <w:rStyle w:val="bumpedfont15"/>
-          <w:rFonts w:ascii="等线" w:eastAsia="等线" w:hAnsi="等线" w:cs="Arial"/>
+          <w:rFonts w:ascii="DengXian" w:eastAsia="DengXian" w:hAnsi="DengXian" w:cs="Arial"/>
           <w:color w:val="000000"/>
           <w:sz w:val="26"/>
           <w:szCs w:val="26"/>
@@ -10230,7 +10299,7 @@
         <w:pStyle w:val="s9"/>
         <w:spacing w:before="90" w:beforeAutospacing="0" w:after="90" w:afterAutospacing="0"/>
         <w:rPr>
-          <w:rFonts w:ascii="等线" w:eastAsia="等线" w:hAnsi="等线" w:hint="eastAsia"/>
+          <w:rFonts w:ascii="DengXian" w:eastAsia="DengXian" w:hAnsi="DengXian"/>
           <w:color w:val="000000"/>
           <w:sz w:val="27"/>
           <w:szCs w:val="27"/>
@@ -10239,7 +10308,7 @@
       <w:r>
         <w:rPr>
           <w:rStyle w:val="bumpedfont15"/>
-          <w:rFonts w:ascii="等线" w:eastAsia="等线" w:hAnsi="等线" w:cs="Arial"/>
+          <w:rFonts w:ascii="DengXian" w:eastAsia="DengXian" w:hAnsi="DengXian" w:cs="Arial"/>
           <w:color w:val="000000"/>
           <w:sz w:val="26"/>
           <w:szCs w:val="26"/>
@@ -10252,7 +10321,7 @@
         <w:pStyle w:val="s9"/>
         <w:spacing w:before="90" w:beforeAutospacing="0" w:after="90" w:afterAutospacing="0"/>
         <w:rPr>
-          <w:rFonts w:ascii="等线" w:eastAsia="等线" w:hAnsi="等线" w:hint="eastAsia"/>
+          <w:rFonts w:ascii="DengXian" w:eastAsia="DengXian" w:hAnsi="DengXian"/>
           <w:color w:val="000000"/>
           <w:sz w:val="27"/>
           <w:szCs w:val="27"/>
@@ -10261,7 +10330,7 @@
       <w:r>
         <w:rPr>
           <w:rStyle w:val="bumpedfont15"/>
-          <w:rFonts w:ascii="等线" w:eastAsia="等线" w:hAnsi="等线" w:cs="Arial"/>
+          <w:rFonts w:ascii="DengXian" w:eastAsia="DengXian" w:hAnsi="DengXian" w:cs="Arial"/>
           <w:color w:val="000000"/>
           <w:sz w:val="26"/>
           <w:szCs w:val="26"/>
@@ -10274,7 +10343,7 @@
         <w:pStyle w:val="s9"/>
         <w:spacing w:before="90" w:beforeAutospacing="0" w:after="90" w:afterAutospacing="0"/>
         <w:rPr>
-          <w:rFonts w:ascii="等线" w:eastAsia="等线" w:hAnsi="等线" w:hint="eastAsia"/>
+          <w:rFonts w:ascii="DengXian" w:eastAsia="DengXian" w:hAnsi="DengXian"/>
           <w:color w:val="000000"/>
           <w:sz w:val="27"/>
           <w:szCs w:val="27"/>
@@ -10283,7 +10352,7 @@
       <w:r>
         <w:rPr>
           <w:rStyle w:val="bumpedfont15"/>
-          <w:rFonts w:ascii="等线" w:eastAsia="等线" w:hAnsi="等线" w:cs="Arial"/>
+          <w:rFonts w:ascii="DengXian" w:eastAsia="DengXian" w:hAnsi="DengXian" w:cs="Arial"/>
           <w:color w:val="000000"/>
           <w:sz w:val="26"/>
           <w:szCs w:val="26"/>
@@ -10297,7 +10366,7 @@
         <w:spacing w:before="90" w:beforeAutospacing="0" w:after="90" w:afterAutospacing="0"/>
         <w:rPr>
           <w:rStyle w:val="bumpedfont15"/>
-          <w:rFonts w:ascii="等线" w:eastAsia="等线" w:hAnsi="等线" w:cs="Arial" w:hint="eastAsia"/>
+          <w:rFonts w:ascii="DengXian" w:eastAsia="DengXian" w:hAnsi="DengXian" w:cs="Arial"/>
           <w:color w:val="000000"/>
           <w:sz w:val="22"/>
           <w:szCs w:val="22"/>
